--- a/Report/알카노이드 온라인 게임화 추진 계획서.docx
+++ b/Report/알카노이드 온라인 게임화 추진 계획서.docx
@@ -11,23 +11,13 @@
           <w:szCs w:val="40"/>
         </w:rPr>
       </w:pPr>
-      <w:proofErr w:type="spellStart"/>
       <w:r>
         <w:rPr>
           <w:rFonts w:ascii="Noto Sans KR Black" w:eastAsia="Noto Sans KR Black" w:hAnsi="Noto Sans KR Black" w:hint="eastAsia"/>
           <w:sz w:val="36"/>
           <w:szCs w:val="40"/>
         </w:rPr>
-        <w:t>알카노이드</w:t>
-      </w:r>
-      <w:proofErr w:type="spellEnd"/>
-      <w:r>
-        <w:rPr>
-          <w:rFonts w:ascii="Noto Sans KR Black" w:eastAsia="Noto Sans KR Black" w:hAnsi="Noto Sans KR Black" w:hint="eastAsia"/>
-          <w:sz w:val="36"/>
-          <w:szCs w:val="40"/>
-        </w:rPr>
-        <w:t xml:space="preserve"> </w:t>
+        <w:t xml:space="preserve">알카노이드 </w:t>
       </w:r>
       <w:r>
         <w:rPr>
@@ -42,7 +32,7 @@
       <w:pPr>
         <w:spacing w:after="0" w:line="400" w:lineRule="exact"/>
         <w:rPr>
-          <w:rFonts w:ascii="Noto Sans KR Black" w:eastAsia="Noto Sans KR Black" w:hAnsi="Noto Sans KR Black" w:hint="eastAsia"/>
+          <w:rFonts w:ascii="Noto Sans KR Black" w:eastAsia="Noto Sans KR Black" w:hAnsi="Noto Sans KR Black"/>
           <w:sz w:val="28"/>
           <w:szCs w:val="32"/>
         </w:rPr>
@@ -164,7 +154,7 @@
               <w:spacing w:line="400" w:lineRule="exact"/>
               <w:jc w:val="center"/>
               <w:rPr>
-                <w:rFonts w:ascii="Noto Sans KR Black" w:eastAsia="Noto Sans KR Black" w:hAnsi="Noto Sans KR Black" w:hint="eastAsia"/>
+                <w:rFonts w:ascii="Noto Sans KR Black" w:eastAsia="Noto Sans KR Black" w:hAnsi="Noto Sans KR Black"/>
                 <w:sz w:val="32"/>
                 <w:szCs w:val="32"/>
               </w:rPr>
@@ -195,7 +185,7 @@
             <w:pPr>
               <w:spacing w:line="400" w:lineRule="exact"/>
               <w:rPr>
-                <w:rFonts w:ascii="Noto Sans KR" w:eastAsia="Noto Sans KR" w:hAnsi="Noto Sans KR" w:hint="eastAsia"/>
+                <w:rFonts w:ascii="Noto Sans KR" w:eastAsia="Noto Sans KR" w:hAnsi="Noto Sans KR"/>
                 <w:sz w:val="28"/>
                 <w:szCs w:val="28"/>
               </w:rPr>
@@ -232,7 +222,7 @@
               <w:spacing w:line="400" w:lineRule="exact"/>
               <w:jc w:val="center"/>
               <w:rPr>
-                <w:rFonts w:ascii="Noto Sans KR Black" w:eastAsia="Noto Sans KR Black" w:hAnsi="Noto Sans KR Black" w:hint="eastAsia"/>
+                <w:rFonts w:ascii="Noto Sans KR Black" w:eastAsia="Noto Sans KR Black" w:hAnsi="Noto Sans KR Black"/>
                 <w:sz w:val="32"/>
                 <w:szCs w:val="32"/>
               </w:rPr>
@@ -263,7 +253,7 @@
               <w:spacing w:line="400" w:lineRule="exact"/>
               <w:jc w:val="center"/>
               <w:rPr>
-                <w:rFonts w:ascii="Noto Sans KR Black" w:eastAsia="Noto Sans KR Black" w:hAnsi="Noto Sans KR Black" w:hint="eastAsia"/>
+                <w:rFonts w:ascii="Noto Sans KR Black" w:eastAsia="Noto Sans KR Black" w:hAnsi="Noto Sans KR Black"/>
                 <w:sz w:val="28"/>
                 <w:szCs w:val="28"/>
               </w:rPr>
@@ -276,7 +266,6 @@
               </w:rPr>
               <w:t>4팀 (</w:t>
             </w:r>
-            <w:proofErr w:type="gramStart"/>
             <w:r>
               <w:rPr>
                 <w:rFonts w:ascii="Noto Sans KR" w:eastAsia="Noto Sans KR" w:hAnsi="Noto Sans KR" w:hint="eastAsia"/>
@@ -302,17 +291,7 @@
                 <w:sz w:val="28"/>
                 <w:szCs w:val="28"/>
               </w:rPr>
-              <w:t>:</w:t>
-            </w:r>
-            <w:proofErr w:type="gramEnd"/>
-            <w:r>
-              <w:rPr>
-                <w:rFonts w:ascii="Noto Sans KR" w:eastAsia="Noto Sans KR" w:hAnsi="Noto Sans KR" w:hint="eastAsia"/>
-                <w:color w:val="000000" w:themeColor="text1"/>
-                <w:sz w:val="28"/>
-                <w:szCs w:val="28"/>
-              </w:rPr>
-              <w:t xml:space="preserve"> 조장)</w:t>
+              <w:t>: 조장)</w:t>
             </w:r>
           </w:p>
         </w:tc>
@@ -337,7 +316,7 @@
               <w:spacing w:line="400" w:lineRule="exact"/>
               <w:jc w:val="center"/>
               <w:rPr>
-                <w:rFonts w:ascii="Noto Sans KR Black" w:eastAsia="Noto Sans KR Black" w:hAnsi="Noto Sans KR Black" w:hint="eastAsia"/>
+                <w:rFonts w:ascii="Noto Sans KR Black" w:eastAsia="Noto Sans KR Black" w:hAnsi="Noto Sans KR Black"/>
                 <w:sz w:val="28"/>
                 <w:szCs w:val="28"/>
               </w:rPr>
@@ -360,7 +339,7 @@
               <w:spacing w:line="400" w:lineRule="exact"/>
               <w:jc w:val="center"/>
               <w:rPr>
-                <w:rFonts w:ascii="Noto Sans KR" w:eastAsia="Noto Sans KR" w:hAnsi="Noto Sans KR" w:hint="eastAsia"/>
+                <w:rFonts w:ascii="Noto Sans KR" w:eastAsia="Noto Sans KR" w:hAnsi="Noto Sans KR"/>
                 <w:sz w:val="28"/>
                 <w:szCs w:val="28"/>
               </w:rPr>
@@ -391,7 +370,7 @@
               <w:spacing w:line="400" w:lineRule="exact"/>
               <w:jc w:val="center"/>
               <w:rPr>
-                <w:rFonts w:ascii="Noto Sans KR" w:eastAsia="Noto Sans KR" w:hAnsi="Noto Sans KR" w:hint="eastAsia"/>
+                <w:rFonts w:ascii="Noto Sans KR" w:eastAsia="Noto Sans KR" w:hAnsi="Noto Sans KR"/>
                 <w:sz w:val="28"/>
                 <w:szCs w:val="28"/>
               </w:rPr>
@@ -414,7 +393,7 @@
               <w:spacing w:line="400" w:lineRule="exact"/>
               <w:jc w:val="center"/>
               <w:rPr>
-                <w:rFonts w:ascii="Noto Sans KR" w:eastAsia="Noto Sans KR" w:hAnsi="Noto Sans KR" w:hint="eastAsia"/>
+                <w:rFonts w:ascii="Noto Sans KR" w:eastAsia="Noto Sans KR" w:hAnsi="Noto Sans KR"/>
                 <w:sz w:val="28"/>
                 <w:szCs w:val="28"/>
               </w:rPr>
@@ -443,7 +422,7 @@
               <w:spacing w:line="400" w:lineRule="exact"/>
               <w:jc w:val="center"/>
               <w:rPr>
-                <w:rFonts w:ascii="Noto Sans KR Black" w:eastAsia="Noto Sans KR Black" w:hAnsi="Noto Sans KR Black" w:hint="eastAsia"/>
+                <w:rFonts w:ascii="Noto Sans KR Black" w:eastAsia="Noto Sans KR Black" w:hAnsi="Noto Sans KR Black"/>
                 <w:sz w:val="28"/>
                 <w:szCs w:val="28"/>
               </w:rPr>
@@ -466,7 +445,7 @@
               <w:spacing w:line="400" w:lineRule="exact"/>
               <w:jc w:val="center"/>
               <w:rPr>
-                <w:rFonts w:ascii="Noto Sans KR" w:eastAsia="Noto Sans KR" w:hAnsi="Noto Sans KR" w:hint="eastAsia"/>
+                <w:rFonts w:ascii="Noto Sans KR" w:eastAsia="Noto Sans KR" w:hAnsi="Noto Sans KR"/>
                 <w:sz w:val="28"/>
                 <w:szCs w:val="28"/>
               </w:rPr>
@@ -506,21 +485,19 @@
               <w:spacing w:line="400" w:lineRule="exact"/>
               <w:jc w:val="center"/>
               <w:rPr>
+                <w:rFonts w:ascii="Noto Sans KR" w:eastAsia="Noto Sans KR" w:hAnsi="Noto Sans KR"/>
+                <w:sz w:val="28"/>
+                <w:szCs w:val="28"/>
+              </w:rPr>
+            </w:pPr>
+            <w:r>
+              <w:rPr>
                 <w:rFonts w:ascii="Noto Sans KR" w:eastAsia="Noto Sans KR" w:hAnsi="Noto Sans KR" w:hint="eastAsia"/>
                 <w:sz w:val="28"/>
                 <w:szCs w:val="28"/>
               </w:rPr>
-            </w:pPr>
-            <w:proofErr w:type="spellStart"/>
-            <w:r>
-              <w:rPr>
-                <w:rFonts w:ascii="Noto Sans KR" w:eastAsia="Noto Sans KR" w:hAnsi="Noto Sans KR" w:hint="eastAsia"/>
-                <w:sz w:val="28"/>
-                <w:szCs w:val="28"/>
-              </w:rPr>
               <w:t>박효근</w:t>
             </w:r>
-            <w:proofErr w:type="spellEnd"/>
           </w:p>
         </w:tc>
         <w:tc>
@@ -539,7 +516,7 @@
               <w:spacing w:line="400" w:lineRule="exact"/>
               <w:jc w:val="center"/>
               <w:rPr>
-                <w:rFonts w:ascii="Noto Sans KR" w:eastAsia="Noto Sans KR" w:hAnsi="Noto Sans KR" w:hint="eastAsia"/>
+                <w:rFonts w:ascii="Noto Sans KR" w:eastAsia="Noto Sans KR" w:hAnsi="Noto Sans KR"/>
                 <w:sz w:val="28"/>
                 <w:szCs w:val="28"/>
               </w:rPr>
@@ -576,7 +553,7 @@
               <w:spacing w:line="400" w:lineRule="exact"/>
               <w:jc w:val="center"/>
               <w:rPr>
-                <w:rFonts w:ascii="Noto Sans KR Black" w:eastAsia="Noto Sans KR Black" w:hAnsi="Noto Sans KR Black" w:hint="eastAsia"/>
+                <w:rFonts w:ascii="Noto Sans KR Black" w:eastAsia="Noto Sans KR Black" w:hAnsi="Noto Sans KR Black"/>
                 <w:sz w:val="28"/>
                 <w:szCs w:val="28"/>
               </w:rPr>
@@ -608,7 +585,7 @@
               <w:spacing w:line="400" w:lineRule="exact"/>
               <w:ind w:firstLineChars="100" w:firstLine="260"/>
               <w:rPr>
-                <w:rFonts w:ascii="Noto Sans KR" w:eastAsia="Noto Sans KR" w:hAnsi="Noto Sans KR" w:hint="eastAsia"/>
+                <w:rFonts w:ascii="Noto Sans KR" w:eastAsia="Noto Sans KR" w:hAnsi="Noto Sans KR"/>
                 <w:sz w:val="26"/>
                 <w:szCs w:val="26"/>
               </w:rPr>
@@ -672,7 +649,7 @@
               <w:spacing w:line="400" w:lineRule="exact"/>
               <w:jc w:val="center"/>
               <w:rPr>
-                <w:rFonts w:ascii="Noto Sans KR Black" w:eastAsia="Noto Sans KR Black" w:hAnsi="Noto Sans KR Black" w:hint="eastAsia"/>
+                <w:rFonts w:ascii="Noto Sans KR Black" w:eastAsia="Noto Sans KR Black" w:hAnsi="Noto Sans KR Black"/>
                 <w:sz w:val="28"/>
                 <w:szCs w:val="28"/>
               </w:rPr>
@@ -742,43 +719,7 @@
                 <w:sz w:val="26"/>
                 <w:szCs w:val="26"/>
               </w:rPr>
-              <w:t>원작 &lt;</w:t>
-            </w:r>
-            <w:proofErr w:type="spellStart"/>
-            <w:r>
-              <w:rPr>
-                <w:rFonts w:ascii="Noto Sans KR" w:eastAsia="Noto Sans KR" w:hAnsi="Noto Sans KR" w:hint="eastAsia"/>
-                <w:sz w:val="26"/>
-                <w:szCs w:val="26"/>
-              </w:rPr>
-              <w:t>알카노이드</w:t>
-            </w:r>
-            <w:proofErr w:type="spellEnd"/>
-            <w:r>
-              <w:rPr>
-                <w:rFonts w:ascii="Noto Sans KR" w:eastAsia="Noto Sans KR" w:hAnsi="Noto Sans KR" w:hint="eastAsia"/>
-                <w:sz w:val="26"/>
-                <w:szCs w:val="26"/>
-              </w:rPr>
-              <w:t>&gt;에는 멀티플레이 모드가 없고 후속작인 &lt;</w:t>
-            </w:r>
-            <w:proofErr w:type="spellStart"/>
-            <w:r>
-              <w:rPr>
-                <w:rFonts w:ascii="Noto Sans KR" w:eastAsia="Noto Sans KR" w:hAnsi="Noto Sans KR" w:hint="eastAsia"/>
-                <w:sz w:val="26"/>
-                <w:szCs w:val="26"/>
-              </w:rPr>
-              <w:t>알카노이드</w:t>
-            </w:r>
-            <w:proofErr w:type="spellEnd"/>
-            <w:r>
-              <w:rPr>
-                <w:rFonts w:ascii="Noto Sans KR" w:eastAsia="Noto Sans KR" w:hAnsi="Noto Sans KR" w:hint="eastAsia"/>
-                <w:sz w:val="26"/>
-                <w:szCs w:val="26"/>
-              </w:rPr>
-              <w:t xml:space="preserve"> DOH&gt;에는 2</w:t>
+              <w:t>원작 &lt;알카노이드&gt;에는 멀티플레이 모드가 없고 후속작인 &lt;알카노이드 DOH&gt;에는 2</w:t>
             </w:r>
             <w:r>
               <w:rPr>
@@ -864,25 +805,7 @@
                 <w:sz w:val="26"/>
                 <w:szCs w:val="26"/>
               </w:rPr>
-              <w:t xml:space="preserve">또 하나는 배틀 모드로 실시간으로 플레이어가 공을 </w:t>
-            </w:r>
-            <w:proofErr w:type="gramStart"/>
-            <w:r>
-              <w:rPr>
-                <w:rFonts w:ascii="Noto Sans KR" w:eastAsia="Noto Sans KR" w:hAnsi="Noto Sans KR" w:hint="eastAsia"/>
-                <w:sz w:val="26"/>
-                <w:szCs w:val="26"/>
-              </w:rPr>
-              <w:t>주고 받으며</w:t>
-            </w:r>
-            <w:proofErr w:type="gramEnd"/>
-            <w:r>
-              <w:rPr>
-                <w:rFonts w:ascii="Noto Sans KR" w:eastAsia="Noto Sans KR" w:hAnsi="Noto Sans KR" w:hint="eastAsia"/>
-                <w:sz w:val="26"/>
-                <w:szCs w:val="26"/>
-              </w:rPr>
-              <w:t xml:space="preserve"> 겨루는 Pong과도 비슷한 탁구형 게임이다. 이쪽은 실시간 동시 플레이로 진행되기 때문에 본 과제에 적합하지만 윈도우 프로그래밍으로 만든 프로그램과는 방향이 많이 달라져버린다.</w:t>
+              <w:t>또 하나는 배틀 모드로 실시간으로 플레이어가 공을 주고 받으며 겨루는 Pong과도 비슷한 탁구형 게임이다. 이쪽은 실시간 동시 플레이로 진행되기 때문에 본 과제에 적합하지만 윈도우 프로그래밍으로 만든 프로그램과는 방향이 많이 달라져버린다.</w:t>
             </w:r>
           </w:p>
           <w:p>
@@ -890,62 +813,26 @@
               <w:spacing w:line="400" w:lineRule="exact"/>
               <w:ind w:leftChars="100" w:left="220" w:firstLineChars="100" w:firstLine="260"/>
               <w:rPr>
+                <w:rFonts w:ascii="Noto Sans KR" w:eastAsia="Noto Sans KR" w:hAnsi="Noto Sans KR"/>
+                <w:sz w:val="26"/>
+                <w:szCs w:val="26"/>
+              </w:rPr>
+            </w:pPr>
+            <w:r>
+              <w:rPr>
                 <w:rFonts w:ascii="Noto Sans KR" w:eastAsia="Noto Sans KR" w:hAnsi="Noto Sans KR" w:hint="eastAsia"/>
                 <w:sz w:val="26"/>
                 <w:szCs w:val="26"/>
               </w:rPr>
-            </w:pPr>
+              <w:t xml:space="preserve">때문에 </w:t>
+            </w:r>
             <w:r>
               <w:rPr>
                 <w:rFonts w:ascii="Noto Sans KR" w:eastAsia="Noto Sans KR" w:hAnsi="Noto Sans KR" w:hint="eastAsia"/>
                 <w:sz w:val="26"/>
                 <w:szCs w:val="26"/>
               </w:rPr>
-              <w:t xml:space="preserve">때문에 </w:t>
-            </w:r>
-            <w:r>
-              <w:rPr>
-                <w:rFonts w:ascii="Noto Sans KR" w:eastAsia="Noto Sans KR" w:hAnsi="Noto Sans KR" w:hint="eastAsia"/>
-                <w:sz w:val="26"/>
-                <w:szCs w:val="26"/>
-              </w:rPr>
-              <w:t xml:space="preserve">이 2가지 모드를 적절히 섞는 방향으로 가기로 했다. </w:t>
-            </w:r>
-            <w:proofErr w:type="spellStart"/>
-            <w:r>
-              <w:rPr>
-                <w:rFonts w:ascii="Noto Sans KR" w:eastAsia="Noto Sans KR" w:hAnsi="Noto Sans KR" w:hint="eastAsia"/>
-                <w:sz w:val="26"/>
-                <w:szCs w:val="26"/>
-              </w:rPr>
-              <w:t>테트리스의</w:t>
-            </w:r>
-            <w:proofErr w:type="spellEnd"/>
-            <w:r>
-              <w:rPr>
-                <w:rFonts w:ascii="Noto Sans KR" w:eastAsia="Noto Sans KR" w:hAnsi="Noto Sans KR" w:hint="eastAsia"/>
-                <w:sz w:val="26"/>
-                <w:szCs w:val="26"/>
-              </w:rPr>
-              <w:t xml:space="preserve"> 멀티플레이 </w:t>
-            </w:r>
-            <w:proofErr w:type="gramStart"/>
-            <w:r>
-              <w:rPr>
-                <w:rFonts w:ascii="Noto Sans KR" w:eastAsia="Noto Sans KR" w:hAnsi="Noto Sans KR" w:hint="eastAsia"/>
-                <w:sz w:val="26"/>
-                <w:szCs w:val="26"/>
-              </w:rPr>
-              <w:t>모드 처럼</w:t>
-            </w:r>
-            <w:proofErr w:type="gramEnd"/>
-            <w:r>
-              <w:rPr>
-                <w:rFonts w:ascii="Noto Sans KR" w:eastAsia="Noto Sans KR" w:hAnsi="Noto Sans KR" w:hint="eastAsia"/>
-                <w:sz w:val="26"/>
-                <w:szCs w:val="26"/>
-              </w:rPr>
-              <w:t xml:space="preserve"> 플레이어의 화면에 자신의 화면과 상대 플레이어 화면을 둘 다 띄우고 실시간으로 상대방의 화면을 보며 스테이지를 먼저 클리어하는 대결 방식의 멀티플레이를 구현한다.</w:t>
+              <w:t>이 2가지 모드를 적절히 섞는 방향으로 가기로 했다. 테트리스의 멀티플레이 모드 처럼 플레이어의 화면에 자신의 화면과 상대 플레이어 화면을 둘 다 띄우고 실시간으로 상대방의 화면을 보며 스테이지를 먼저 클리어하는 대결 방식의 멀티플레이를 구현한다.</w:t>
             </w:r>
           </w:p>
         </w:tc>
@@ -958,7 +845,7 @@
         <w:autoSpaceDE/>
         <w:autoSpaceDN/>
         <w:rPr>
-          <w:rFonts w:ascii="Noto Sans KR Black" w:eastAsia="Noto Sans KR Black" w:hAnsi="Noto Sans KR Black" w:hint="eastAsia"/>
+          <w:rFonts w:ascii="Noto Sans KR Black" w:eastAsia="Noto Sans KR Black" w:hAnsi="Noto Sans KR Black"/>
           <w:szCs w:val="22"/>
         </w:rPr>
       </w:pPr>
@@ -996,7 +883,7 @@
               <w:spacing w:line="400" w:lineRule="exact"/>
               <w:jc w:val="center"/>
               <w:rPr>
-                <w:rFonts w:ascii="Noto Sans KR Black" w:eastAsia="Noto Sans KR Black" w:hAnsi="Noto Sans KR Black" w:hint="eastAsia"/>
+                <w:rFonts w:ascii="Noto Sans KR Black" w:eastAsia="Noto Sans KR Black" w:hAnsi="Noto Sans KR Black"/>
                 <w:sz w:val="28"/>
                 <w:szCs w:val="28"/>
               </w:rPr>
@@ -1039,6 +926,9 @@
               </w:rPr>
             </w:pPr>
             <w:r>
+              <w:rPr>
+                <w:noProof/>
+              </w:rPr>
               <w:drawing>
                 <wp:anchor distT="0" distB="0" distL="114300" distR="114300" simplePos="0" relativeHeight="251659264" behindDoc="0" locked="0" layoutInCell="1" allowOverlap="1" wp14:anchorId="051E6B76" wp14:editId="4B26A340">
                   <wp:simplePos x="0" y="0"/>
@@ -1102,23 +992,13 @@
                 </wp:anchor>
               </w:drawing>
             </w:r>
-            <w:proofErr w:type="spellStart"/>
             <w:r>
               <w:rPr>
                 <w:rFonts w:ascii="Noto Sans KR" w:eastAsia="Noto Sans KR" w:hAnsi="Noto Sans KR" w:hint="eastAsia"/>
                 <w:sz w:val="28"/>
                 <w:szCs w:val="28"/>
               </w:rPr>
-              <w:t>알카노이드의</w:t>
-            </w:r>
-            <w:proofErr w:type="spellEnd"/>
-            <w:r>
-              <w:rPr>
-                <w:rFonts w:ascii="Noto Sans KR" w:eastAsia="Noto Sans KR" w:hAnsi="Noto Sans KR" w:hint="eastAsia"/>
-                <w:sz w:val="28"/>
-                <w:szCs w:val="28"/>
-              </w:rPr>
-              <w:t xml:space="preserve"> 기본 틀</w:t>
+              <w:t>알카노이드의 기본 틀</w:t>
             </w:r>
           </w:p>
           <w:p>
@@ -1130,58 +1010,20 @@
                 <w:szCs w:val="28"/>
               </w:rPr>
             </w:pPr>
-            <w:proofErr w:type="spellStart"/>
-            <w:proofErr w:type="gramStart"/>
             <w:r>
               <w:rPr>
                 <w:rFonts w:ascii="Noto Sans KR" w:eastAsia="Noto Sans KR" w:hAnsi="Noto Sans KR" w:hint="eastAsia"/>
                 <w:sz w:val="28"/>
                 <w:szCs w:val="28"/>
               </w:rPr>
-              <w:t>바우스</w:t>
-            </w:r>
-            <w:proofErr w:type="spellEnd"/>
-            <w:r>
-              <w:rPr>
-                <w:rFonts w:ascii="Noto Sans KR" w:eastAsia="Noto Sans KR" w:hAnsi="Noto Sans KR" w:hint="eastAsia"/>
-                <w:sz w:val="28"/>
-                <w:szCs w:val="28"/>
-              </w:rPr>
-              <w:t xml:space="preserve"> :</w:t>
-            </w:r>
-            <w:proofErr w:type="gramEnd"/>
-            <w:r>
-              <w:rPr>
-                <w:rFonts w:ascii="Noto Sans KR" w:eastAsia="Noto Sans KR" w:hAnsi="Noto Sans KR" w:hint="eastAsia"/>
-                <w:sz w:val="28"/>
-                <w:szCs w:val="28"/>
-              </w:rPr>
-              <w:t xml:space="preserve"> 플레이어 캐릭터. 공을 튕기는 판. 레이저 아이템을 먹고 레이저 </w:t>
-            </w:r>
-            <w:proofErr w:type="spellStart"/>
-            <w:r>
-              <w:rPr>
-                <w:rFonts w:ascii="Noto Sans KR" w:eastAsia="Noto Sans KR" w:hAnsi="Noto Sans KR" w:hint="eastAsia"/>
-                <w:sz w:val="28"/>
-                <w:szCs w:val="28"/>
-              </w:rPr>
-              <w:t>바우스가</w:t>
-            </w:r>
-            <w:proofErr w:type="spellEnd"/>
-            <w:r>
-              <w:rPr>
-                <w:rFonts w:ascii="Noto Sans KR" w:eastAsia="Noto Sans KR" w:hAnsi="Noto Sans KR" w:hint="eastAsia"/>
-                <w:sz w:val="28"/>
-                <w:szCs w:val="28"/>
-              </w:rPr>
-              <w:t xml:space="preserve"> 되면 레이저를 쏴서 블록이나 AI를 파괴할 수 있다.</w:t>
+              <w:t>바우스 : 플레이어 캐릭터. 공을 튕기는 판. 레이저 아이템을 먹고 레이저 바우스가 되면 레이저를 쏴서 블록이나 AI를 파괴할 수 있다.</w:t>
             </w:r>
           </w:p>
           <w:p>
             <w:pPr>
               <w:spacing w:line="400" w:lineRule="exact"/>
               <w:rPr>
-                <w:rFonts w:ascii="Noto Sans KR" w:eastAsia="Noto Sans KR" w:hAnsi="Noto Sans KR" w:hint="eastAsia"/>
+                <w:rFonts w:ascii="Noto Sans KR" w:eastAsia="Noto Sans KR" w:hAnsi="Noto Sans KR"/>
                 <w:sz w:val="28"/>
                 <w:szCs w:val="28"/>
               </w:rPr>
@@ -1333,7 +1175,7 @@
                     <w:spacing w:line="400" w:lineRule="exact"/>
                     <w:jc w:val="center"/>
                     <w:rPr>
-                      <w:rFonts w:ascii="Noto Sans KR" w:eastAsia="Noto Sans KR" w:hAnsi="Noto Sans KR" w:hint="eastAsia"/>
+                      <w:rFonts w:ascii="Noto Sans KR" w:eastAsia="Noto Sans KR" w:hAnsi="Noto Sans KR"/>
                       <w:sz w:val="28"/>
                       <w:szCs w:val="28"/>
                     </w:rPr>
@@ -1367,25 +1209,7 @@
                       <w:sz w:val="28"/>
                       <w:szCs w:val="28"/>
                     </w:rPr>
-                    <w:t xml:space="preserve">레이저 </w:t>
-                  </w:r>
-                  <w:proofErr w:type="spellStart"/>
-                  <w:r>
-                    <w:rPr>
-                      <w:rFonts w:ascii="Noto Sans KR" w:eastAsia="Noto Sans KR" w:hAnsi="Noto Sans KR" w:hint="eastAsia"/>
-                      <w:sz w:val="28"/>
-                      <w:szCs w:val="28"/>
-                    </w:rPr>
-                    <w:t>바우스로</w:t>
-                  </w:r>
-                  <w:proofErr w:type="spellEnd"/>
-                  <w:r>
-                    <w:rPr>
-                      <w:rFonts w:ascii="Noto Sans KR" w:eastAsia="Noto Sans KR" w:hAnsi="Noto Sans KR" w:hint="eastAsia"/>
-                      <w:sz w:val="28"/>
-                      <w:szCs w:val="28"/>
-                    </w:rPr>
-                    <w:t xml:space="preserve"> 변형</w:t>
+                    <w:t>레이저 바우스로 변형</w:t>
                   </w:r>
                 </w:p>
               </w:tc>
@@ -1400,7 +1224,7 @@
                     <w:spacing w:line="400" w:lineRule="exact"/>
                     <w:jc w:val="center"/>
                     <w:rPr>
-                      <w:rFonts w:ascii="Noto Sans KR" w:eastAsia="Noto Sans KR" w:hAnsi="Noto Sans KR" w:hint="eastAsia"/>
+                      <w:rFonts w:ascii="Noto Sans KR" w:eastAsia="Noto Sans KR" w:hAnsi="Noto Sans KR"/>
                       <w:sz w:val="28"/>
                       <w:szCs w:val="28"/>
                     </w:rPr>
@@ -1428,23 +1252,13 @@
                       <w:szCs w:val="28"/>
                     </w:rPr>
                   </w:pPr>
-                  <w:proofErr w:type="spellStart"/>
-                  <w:r>
-                    <w:rPr>
-                      <w:rFonts w:ascii="Noto Sans KR" w:eastAsia="Noto Sans KR" w:hAnsi="Noto Sans KR" w:hint="eastAsia"/>
-                      <w:sz w:val="28"/>
-                      <w:szCs w:val="28"/>
-                    </w:rPr>
-                    <w:t>바우스의</w:t>
-                  </w:r>
-                  <w:proofErr w:type="spellEnd"/>
-                  <w:r>
-                    <w:rPr>
-                      <w:rFonts w:ascii="Noto Sans KR" w:eastAsia="Noto Sans KR" w:hAnsi="Noto Sans KR" w:hint="eastAsia"/>
-                      <w:sz w:val="28"/>
-                      <w:szCs w:val="28"/>
-                    </w:rPr>
-                    <w:t xml:space="preserve"> 길이가 1.5배가 됨</w:t>
+                  <w:r>
+                    <w:rPr>
+                      <w:rFonts w:ascii="Noto Sans KR" w:eastAsia="Noto Sans KR" w:hAnsi="Noto Sans KR" w:hint="eastAsia"/>
+                      <w:sz w:val="28"/>
+                      <w:szCs w:val="28"/>
+                    </w:rPr>
+                    <w:t>바우스의 길이가 1.5배가 됨</w:t>
                   </w:r>
                 </w:p>
               </w:tc>
@@ -1459,7 +1273,7 @@
                     <w:spacing w:line="400" w:lineRule="exact"/>
                     <w:jc w:val="center"/>
                     <w:rPr>
-                      <w:rFonts w:ascii="Noto Sans KR" w:eastAsia="Noto Sans KR" w:hAnsi="Noto Sans KR" w:hint="eastAsia"/>
+                      <w:rFonts w:ascii="Noto Sans KR" w:eastAsia="Noto Sans KR" w:hAnsi="Noto Sans KR"/>
                       <w:sz w:val="28"/>
                       <w:szCs w:val="28"/>
                     </w:rPr>
@@ -1482,7 +1296,7 @@
                   <w:pPr>
                     <w:spacing w:line="400" w:lineRule="exact"/>
                     <w:rPr>
-                      <w:rFonts w:ascii="Noto Sans KR" w:eastAsia="Noto Sans KR" w:hAnsi="Noto Sans KR" w:hint="eastAsia"/>
+                      <w:rFonts w:ascii="Noto Sans KR" w:eastAsia="Noto Sans KR" w:hAnsi="Noto Sans KR"/>
                       <w:sz w:val="28"/>
                       <w:szCs w:val="28"/>
                     </w:rPr>
@@ -1508,7 +1322,7 @@
                     <w:spacing w:line="400" w:lineRule="exact"/>
                     <w:jc w:val="center"/>
                     <w:rPr>
-                      <w:rFonts w:ascii="Noto Sans KR" w:eastAsia="Noto Sans KR" w:hAnsi="Noto Sans KR" w:hint="eastAsia"/>
+                      <w:rFonts w:ascii="Noto Sans KR" w:eastAsia="Noto Sans KR" w:hAnsi="Noto Sans KR"/>
                       <w:sz w:val="28"/>
                       <w:szCs w:val="28"/>
                     </w:rPr>
@@ -1580,7 +1394,7 @@
                   <w:pPr>
                     <w:spacing w:line="400" w:lineRule="exact"/>
                     <w:rPr>
-                      <w:rFonts w:ascii="Noto Sans KR" w:eastAsia="Noto Sans KR" w:hAnsi="Noto Sans KR" w:hint="eastAsia"/>
+                      <w:rFonts w:ascii="Noto Sans KR" w:eastAsia="Noto Sans KR" w:hAnsi="Noto Sans KR"/>
                       <w:sz w:val="28"/>
                       <w:szCs w:val="28"/>
                     </w:rPr>
@@ -1704,7 +1518,7 @@
                     <w:spacing w:line="400" w:lineRule="exact"/>
                     <w:jc w:val="center"/>
                     <w:rPr>
-                      <w:rFonts w:ascii="Noto Sans KR" w:eastAsia="Noto Sans KR" w:hAnsi="Noto Sans KR" w:hint="eastAsia"/>
+                      <w:rFonts w:ascii="Noto Sans KR" w:eastAsia="Noto Sans KR" w:hAnsi="Noto Sans KR"/>
                       <w:sz w:val="28"/>
                       <w:szCs w:val="28"/>
                     </w:rPr>
@@ -1727,7 +1541,7 @@
                   <w:pPr>
                     <w:spacing w:line="400" w:lineRule="exact"/>
                     <w:rPr>
-                      <w:rFonts w:ascii="Noto Sans KR" w:eastAsia="Noto Sans KR" w:hAnsi="Noto Sans KR" w:hint="eastAsia"/>
+                      <w:rFonts w:ascii="Noto Sans KR" w:eastAsia="Noto Sans KR" w:hAnsi="Noto Sans KR"/>
                       <w:sz w:val="28"/>
                       <w:szCs w:val="28"/>
                     </w:rPr>
@@ -1753,7 +1567,7 @@
                     <w:spacing w:line="400" w:lineRule="exact"/>
                     <w:jc w:val="center"/>
                     <w:rPr>
-                      <w:rFonts w:ascii="Noto Sans KR" w:eastAsia="Noto Sans KR" w:hAnsi="Noto Sans KR" w:hint="eastAsia"/>
+                      <w:rFonts w:ascii="Noto Sans KR" w:eastAsia="Noto Sans KR" w:hAnsi="Noto Sans KR"/>
                       <w:sz w:val="28"/>
                       <w:szCs w:val="28"/>
                     </w:rPr>
@@ -1776,7 +1590,7 @@
                   <w:pPr>
                     <w:spacing w:line="400" w:lineRule="exact"/>
                     <w:rPr>
-                      <w:rFonts w:ascii="Noto Sans KR" w:eastAsia="Noto Sans KR" w:hAnsi="Noto Sans KR" w:hint="eastAsia"/>
+                      <w:rFonts w:ascii="Noto Sans KR" w:eastAsia="Noto Sans KR" w:hAnsi="Noto Sans KR"/>
                       <w:sz w:val="28"/>
                       <w:szCs w:val="28"/>
                     </w:rPr>
@@ -1802,7 +1616,7 @@
                     <w:spacing w:line="400" w:lineRule="exact"/>
                     <w:jc w:val="center"/>
                     <w:rPr>
-                      <w:rFonts w:ascii="Noto Sans KR" w:eastAsia="Noto Sans KR" w:hAnsi="Noto Sans KR" w:hint="eastAsia"/>
+                      <w:rFonts w:ascii="Noto Sans KR" w:eastAsia="Noto Sans KR" w:hAnsi="Noto Sans KR"/>
                       <w:sz w:val="28"/>
                       <w:szCs w:val="28"/>
                     </w:rPr>
@@ -1825,7 +1639,7 @@
                   <w:pPr>
                     <w:spacing w:line="400" w:lineRule="exact"/>
                     <w:rPr>
-                      <w:rFonts w:ascii="Noto Sans KR" w:eastAsia="Noto Sans KR" w:hAnsi="Noto Sans KR" w:hint="eastAsia"/>
+                      <w:rFonts w:ascii="Noto Sans KR" w:eastAsia="Noto Sans KR" w:hAnsi="Noto Sans KR"/>
                       <w:sz w:val="28"/>
                       <w:szCs w:val="28"/>
                     </w:rPr>
@@ -1851,7 +1665,7 @@
                     <w:spacing w:line="400" w:lineRule="exact"/>
                     <w:jc w:val="center"/>
                     <w:rPr>
-                      <w:rFonts w:ascii="Noto Sans KR" w:eastAsia="Noto Sans KR" w:hAnsi="Noto Sans KR" w:hint="eastAsia"/>
+                      <w:rFonts w:ascii="Noto Sans KR" w:eastAsia="Noto Sans KR" w:hAnsi="Noto Sans KR"/>
                       <w:sz w:val="28"/>
                       <w:szCs w:val="28"/>
                     </w:rPr>
@@ -1874,7 +1688,7 @@
                   <w:pPr>
                     <w:spacing w:line="400" w:lineRule="exact"/>
                     <w:rPr>
-                      <w:rFonts w:ascii="Noto Sans KR" w:eastAsia="Noto Sans KR" w:hAnsi="Noto Sans KR" w:hint="eastAsia"/>
+                      <w:rFonts w:ascii="Noto Sans KR" w:eastAsia="Noto Sans KR" w:hAnsi="Noto Sans KR"/>
                       <w:sz w:val="28"/>
                       <w:szCs w:val="28"/>
                     </w:rPr>
@@ -1900,7 +1714,7 @@
                     <w:spacing w:line="400" w:lineRule="exact"/>
                     <w:jc w:val="center"/>
                     <w:rPr>
-                      <w:rFonts w:ascii="Noto Sans KR" w:eastAsia="Noto Sans KR" w:hAnsi="Noto Sans KR" w:hint="eastAsia"/>
+                      <w:rFonts w:ascii="Noto Sans KR" w:eastAsia="Noto Sans KR" w:hAnsi="Noto Sans KR"/>
                       <w:sz w:val="28"/>
                       <w:szCs w:val="28"/>
                     </w:rPr>
@@ -1923,7 +1737,7 @@
                   <w:pPr>
                     <w:spacing w:line="400" w:lineRule="exact"/>
                     <w:rPr>
-                      <w:rFonts w:ascii="Noto Sans KR" w:eastAsia="Noto Sans KR" w:hAnsi="Noto Sans KR" w:hint="eastAsia"/>
+                      <w:rFonts w:ascii="Noto Sans KR" w:eastAsia="Noto Sans KR" w:hAnsi="Noto Sans KR"/>
                       <w:sz w:val="28"/>
                       <w:szCs w:val="28"/>
                     </w:rPr>
@@ -1949,7 +1763,7 @@
                     <w:spacing w:line="400" w:lineRule="exact"/>
                     <w:jc w:val="center"/>
                     <w:rPr>
-                      <w:rFonts w:ascii="Noto Sans KR" w:eastAsia="Noto Sans KR" w:hAnsi="Noto Sans KR" w:hint="eastAsia"/>
+                      <w:rFonts w:ascii="Noto Sans KR" w:eastAsia="Noto Sans KR" w:hAnsi="Noto Sans KR"/>
                       <w:sz w:val="28"/>
                       <w:szCs w:val="28"/>
                     </w:rPr>
@@ -1972,7 +1786,7 @@
                   <w:pPr>
                     <w:spacing w:line="400" w:lineRule="exact"/>
                     <w:rPr>
-                      <w:rFonts w:ascii="Noto Sans KR" w:eastAsia="Noto Sans KR" w:hAnsi="Noto Sans KR" w:hint="eastAsia"/>
+                      <w:rFonts w:ascii="Noto Sans KR" w:eastAsia="Noto Sans KR" w:hAnsi="Noto Sans KR"/>
                       <w:sz w:val="28"/>
                       <w:szCs w:val="28"/>
                     </w:rPr>
@@ -1998,7 +1812,7 @@
                     <w:spacing w:line="400" w:lineRule="exact"/>
                     <w:jc w:val="center"/>
                     <w:rPr>
-                      <w:rFonts w:ascii="Noto Sans KR" w:eastAsia="Noto Sans KR" w:hAnsi="Noto Sans KR" w:hint="eastAsia"/>
+                      <w:rFonts w:ascii="Noto Sans KR" w:eastAsia="Noto Sans KR" w:hAnsi="Noto Sans KR"/>
                       <w:sz w:val="28"/>
                       <w:szCs w:val="28"/>
                     </w:rPr>
@@ -2021,7 +1835,7 @@
                   <w:pPr>
                     <w:spacing w:line="400" w:lineRule="exact"/>
                     <w:rPr>
-                      <w:rFonts w:ascii="Noto Sans KR" w:eastAsia="Noto Sans KR" w:hAnsi="Noto Sans KR" w:hint="eastAsia"/>
+                      <w:rFonts w:ascii="Noto Sans KR" w:eastAsia="Noto Sans KR" w:hAnsi="Noto Sans KR"/>
                       <w:sz w:val="28"/>
                       <w:szCs w:val="28"/>
                     </w:rPr>
@@ -2047,7 +1861,7 @@
                     <w:spacing w:line="400" w:lineRule="exact"/>
                     <w:jc w:val="center"/>
                     <w:rPr>
-                      <w:rFonts w:ascii="Noto Sans KR" w:eastAsia="Noto Sans KR" w:hAnsi="Noto Sans KR" w:hint="eastAsia"/>
+                      <w:rFonts w:ascii="Noto Sans KR" w:eastAsia="Noto Sans KR" w:hAnsi="Noto Sans KR"/>
                       <w:sz w:val="28"/>
                       <w:szCs w:val="28"/>
                     </w:rPr>
@@ -2070,7 +1884,7 @@
                   <w:pPr>
                     <w:spacing w:line="400" w:lineRule="exact"/>
                     <w:rPr>
-                      <w:rFonts w:ascii="Noto Sans KR" w:eastAsia="Noto Sans KR" w:hAnsi="Noto Sans KR" w:hint="eastAsia"/>
+                      <w:rFonts w:ascii="Noto Sans KR" w:eastAsia="Noto Sans KR" w:hAnsi="Noto Sans KR"/>
                       <w:sz w:val="28"/>
                       <w:szCs w:val="28"/>
                     </w:rPr>
@@ -2115,7 +1929,7 @@
                     <w:spacing w:line="400" w:lineRule="exact"/>
                     <w:jc w:val="center"/>
                     <w:rPr>
-                      <w:rFonts w:ascii="Noto Sans KR" w:eastAsia="Noto Sans KR" w:hAnsi="Noto Sans KR" w:hint="eastAsia"/>
+                      <w:rFonts w:ascii="Noto Sans KR" w:eastAsia="Noto Sans KR" w:hAnsi="Noto Sans KR"/>
                       <w:sz w:val="28"/>
                       <w:szCs w:val="28"/>
                     </w:rPr>
@@ -2139,7 +1953,7 @@
                   <w:pPr>
                     <w:spacing w:line="400" w:lineRule="exact"/>
                     <w:rPr>
-                      <w:rFonts w:ascii="Noto Sans KR" w:eastAsia="Noto Sans KR" w:hAnsi="Noto Sans KR" w:hint="eastAsia"/>
+                      <w:rFonts w:ascii="Noto Sans KR" w:eastAsia="Noto Sans KR" w:hAnsi="Noto Sans KR"/>
                       <w:sz w:val="28"/>
                       <w:szCs w:val="28"/>
                     </w:rPr>
@@ -2184,7 +1998,7 @@
                     <w:spacing w:line="400" w:lineRule="exact"/>
                     <w:jc w:val="center"/>
                     <w:rPr>
-                      <w:rFonts w:ascii="Noto Sans KR" w:eastAsia="Noto Sans KR" w:hAnsi="Noto Sans KR" w:hint="eastAsia"/>
+                      <w:rFonts w:ascii="Noto Sans KR" w:eastAsia="Noto Sans KR" w:hAnsi="Noto Sans KR"/>
                       <w:sz w:val="28"/>
                       <w:szCs w:val="28"/>
                     </w:rPr>
@@ -2224,7 +2038,7 @@
                   <w:pPr>
                     <w:spacing w:line="400" w:lineRule="exact"/>
                     <w:rPr>
-                      <w:rFonts w:ascii="Noto Sans KR" w:eastAsia="Noto Sans KR" w:hAnsi="Noto Sans KR" w:hint="eastAsia"/>
+                      <w:rFonts w:ascii="Noto Sans KR" w:eastAsia="Noto Sans KR" w:hAnsi="Noto Sans KR"/>
                       <w:sz w:val="28"/>
                       <w:szCs w:val="28"/>
                     </w:rPr>
@@ -2255,7 +2069,7 @@
             <w:pPr>
               <w:spacing w:line="400" w:lineRule="exact"/>
               <w:rPr>
-                <w:rFonts w:ascii="Noto Sans KR" w:eastAsia="Noto Sans KR" w:hAnsi="Noto Sans KR" w:hint="eastAsia"/>
+                <w:rFonts w:ascii="Noto Sans KR" w:eastAsia="Noto Sans KR" w:hAnsi="Noto Sans KR"/>
                 <w:sz w:val="28"/>
                 <w:szCs w:val="28"/>
               </w:rPr>
@@ -2284,7 +2098,7 @@
               <w:spacing w:line="400" w:lineRule="exact"/>
               <w:jc w:val="center"/>
               <w:rPr>
-                <w:rFonts w:ascii="Noto Sans KR Black" w:eastAsia="Noto Sans KR Black" w:hAnsi="Noto Sans KR Black" w:hint="eastAsia"/>
+                <w:rFonts w:ascii="Noto Sans KR Black" w:eastAsia="Noto Sans KR Black" w:hAnsi="Noto Sans KR Black"/>
                 <w:sz w:val="28"/>
                 <w:szCs w:val="28"/>
               </w:rPr>
@@ -2323,6 +2137,9 @@
               </w:rPr>
             </w:pPr>
             <w:r>
+              <w:rPr>
+                <w:noProof/>
+              </w:rPr>
               <w:drawing>
                 <wp:anchor distT="0" distB="0" distL="114300" distR="114300" simplePos="0" relativeHeight="251660288" behindDoc="0" locked="0" layoutInCell="1" allowOverlap="1" wp14:anchorId="27F0B488" wp14:editId="128F868D">
                   <wp:simplePos x="0" y="0"/>
@@ -2444,7 +2261,7 @@
                 <w:szCs w:val="28"/>
               </w:rPr>
               <w:drawing>
-                <wp:anchor distT="0" distB="0" distL="114300" distR="114300" simplePos="0" relativeHeight="251661312" behindDoc="0" locked="0" layoutInCell="1" allowOverlap="1" wp14:anchorId="70D2E052" wp14:editId="355D157C">
+                <wp:anchor distT="0" distB="0" distL="114300" distR="114300" simplePos="0" relativeHeight="251661312" behindDoc="0" locked="0" layoutInCell="1" allowOverlap="1" wp14:anchorId="70D2E052" wp14:editId="74043C25">
                   <wp:simplePos x="0" y="0"/>
                   <wp:positionH relativeFrom="column">
                     <wp:posOffset>79375</wp:posOffset>
@@ -2521,72 +2338,18 @@
               <w:ind w:firstLineChars="100" w:firstLine="210"/>
               <w:jc w:val="center"/>
               <w:rPr>
+                <w:rFonts w:ascii="Noto Sans KR" w:eastAsia="Noto Sans KR" w:hAnsi="Noto Sans KR"/>
+                <w:sz w:val="21"/>
+                <w:szCs w:val="21"/>
+              </w:rPr>
+            </w:pPr>
+            <w:r>
+              <w:rPr>
                 <w:rFonts w:ascii="Noto Sans KR" w:eastAsia="Noto Sans KR" w:hAnsi="Noto Sans KR" w:hint="eastAsia"/>
                 <w:sz w:val="21"/>
                 <w:szCs w:val="21"/>
               </w:rPr>
-            </w:pPr>
-            <w:r>
-              <w:rPr>
-                <w:rFonts w:ascii="Noto Sans KR" w:eastAsia="Noto Sans KR" w:hAnsi="Noto Sans KR" w:hint="eastAsia"/>
-                <w:sz w:val="21"/>
-                <w:szCs w:val="21"/>
-              </w:rPr>
-              <w:t>(</w:t>
-            </w:r>
-            <w:proofErr w:type="gramStart"/>
-            <w:r>
-              <w:rPr>
-                <w:rFonts w:ascii="Noto Sans KR" w:eastAsia="Noto Sans KR" w:hAnsi="Noto Sans KR" w:hint="eastAsia"/>
-                <w:sz w:val="21"/>
-                <w:szCs w:val="21"/>
-              </w:rPr>
-              <w:t>예시 :</w:t>
-            </w:r>
-            <w:proofErr w:type="gramEnd"/>
-            <w:r>
-              <w:rPr>
-                <w:rFonts w:ascii="Noto Sans KR" w:eastAsia="Noto Sans KR" w:hAnsi="Noto Sans KR" w:hint="eastAsia"/>
-                <w:sz w:val="21"/>
-                <w:szCs w:val="21"/>
-              </w:rPr>
-              <w:t xml:space="preserve"> </w:t>
-            </w:r>
-            <w:proofErr w:type="spellStart"/>
-            <w:r>
-              <w:rPr>
-                <w:rFonts w:ascii="Noto Sans KR" w:eastAsia="Noto Sans KR" w:hAnsi="Noto Sans KR" w:hint="eastAsia"/>
-                <w:sz w:val="21"/>
-                <w:szCs w:val="21"/>
-              </w:rPr>
-              <w:t>뿌요뿌요</w:t>
-            </w:r>
-            <w:proofErr w:type="spellEnd"/>
-            <w:r>
-              <w:rPr>
-                <w:rFonts w:ascii="Noto Sans KR" w:eastAsia="Noto Sans KR" w:hAnsi="Noto Sans KR" w:hint="eastAsia"/>
-                <w:sz w:val="21"/>
-                <w:szCs w:val="21"/>
-              </w:rPr>
-              <w:t xml:space="preserve"> </w:t>
-            </w:r>
-            <w:proofErr w:type="spellStart"/>
-            <w:r>
-              <w:rPr>
-                <w:rFonts w:ascii="Noto Sans KR" w:eastAsia="Noto Sans KR" w:hAnsi="Noto Sans KR" w:hint="eastAsia"/>
-                <w:sz w:val="21"/>
-                <w:szCs w:val="21"/>
-              </w:rPr>
-              <w:t>테트리스</w:t>
-            </w:r>
-            <w:proofErr w:type="spellEnd"/>
-            <w:r>
-              <w:rPr>
-                <w:rFonts w:ascii="Noto Sans KR" w:eastAsia="Noto Sans KR" w:hAnsi="Noto Sans KR" w:hint="eastAsia"/>
-                <w:sz w:val="21"/>
-                <w:szCs w:val="21"/>
-              </w:rPr>
-              <w:t>)</w:t>
+              <w:t>(예시 : 뿌요뿌요 테트리스)</w:t>
             </w:r>
           </w:p>
           <w:p>
@@ -2594,26 +2357,64 @@
               <w:spacing w:line="400" w:lineRule="exact"/>
               <w:ind w:firstLineChars="100" w:firstLine="280"/>
               <w:rPr>
+                <w:rFonts w:ascii="Noto Sans KR" w:eastAsia="Noto Sans KR" w:hAnsi="Noto Sans KR"/>
+                <w:sz w:val="28"/>
+                <w:szCs w:val="28"/>
+              </w:rPr>
+            </w:pPr>
+            <w:r>
+              <w:rPr>
                 <w:rFonts w:ascii="Noto Sans KR" w:eastAsia="Noto Sans KR" w:hAnsi="Noto Sans KR" w:hint="eastAsia"/>
                 <w:sz w:val="28"/>
                 <w:szCs w:val="28"/>
               </w:rPr>
-            </w:pPr>
+              <w:t xml:space="preserve">위의 사진처럼 각 플레이어의 화면을 양 옆에 두고 가운데는 서로의 스코어를 표시한다. 스테이지3를 두 사람이 모두 클리어할 때까지 지속되며 먼저 목숨을 모두 잃는 쪽이 패배하며 플레이어가 모두 목숨을 모두 잃지 않고 </w:t>
+            </w:r>
             <w:r>
               <w:rPr>
                 <w:rFonts w:ascii="Noto Sans KR" w:eastAsia="Noto Sans KR" w:hAnsi="Noto Sans KR" w:hint="eastAsia"/>
                 <w:sz w:val="28"/>
                 <w:szCs w:val="28"/>
               </w:rPr>
-              <w:t xml:space="preserve">위의 사진처럼 각 플레이어의 화면을 양 옆에 두고 가운데는 서로의 스코어를 표시한다. 스테이지3를 두 사람이 모두 클리어할 때까지 지속되며 먼저 목숨을 모두 잃는 쪽이 패배하며 플레이어가 모두 목숨을 모두 잃지 않고 </w:t>
+              <w:t>스테이지3를 클리어했다면 스코어로 승패를 가르게 된다.</w:t>
             </w:r>
+          </w:p>
+          <w:p>
+            <w:pPr>
+              <w:spacing w:line="400" w:lineRule="exact"/>
+              <w:ind w:firstLineChars="100" w:firstLine="280"/>
+              <w:rPr>
+                <w:rFonts w:ascii="Noto Sans KR" w:eastAsia="Noto Sans KR" w:hAnsi="Noto Sans KR"/>
+                <w:sz w:val="28"/>
+                <w:szCs w:val="28"/>
+              </w:rPr>
+            </w:pPr>
             <w:r>
               <w:rPr>
                 <w:rFonts w:ascii="Noto Sans KR" w:eastAsia="Noto Sans KR" w:hAnsi="Noto Sans KR" w:hint="eastAsia"/>
                 <w:sz w:val="28"/>
                 <w:szCs w:val="28"/>
               </w:rPr>
-              <w:t>스테이지3를 클리어했다면 스코어로 승패를 가르게 된다.</w:t>
+              <w:t>멀티 플레이는 호스트 클라이언트가 방을 만들면 서버 목록에 표시되고 게스트 클라이언트가 방에 접속하고 클라이언트 둘이 준비 신호를 보내면 게임을 시작한다.</w:t>
+            </w:r>
+          </w:p>
+          <w:p>
+            <w:pPr>
+              <w:spacing w:line="400" w:lineRule="exact"/>
+              <w:ind w:firstLineChars="100" w:firstLine="280"/>
+              <w:rPr>
+                <w:rFonts w:ascii="Noto Sans KR" w:eastAsia="Noto Sans KR" w:hAnsi="Noto Sans KR" w:hint="eastAsia"/>
+                <w:sz w:val="28"/>
+                <w:szCs w:val="28"/>
+              </w:rPr>
+            </w:pPr>
+            <w:r>
+              <w:rPr>
+                <w:rFonts w:ascii="Noto Sans KR" w:eastAsia="Noto Sans KR" w:hAnsi="Noto Sans KR" w:hint="eastAsia"/>
+                <w:sz w:val="28"/>
+                <w:szCs w:val="28"/>
+              </w:rPr>
+              <w:t>움직임 연산은 서버에서 하고 클라이언트에 보여주는 방식으로 구현하고 블록 현황과 스코어도 서버 컴퓨터에서 처리하며 클라이언트에서는 입력값만 서버로 보낸다.</w:t>
             </w:r>
           </w:p>
         </w:tc>
@@ -2650,6 +2451,7 @@
                 <w:sz w:val="28"/>
                 <w:szCs w:val="28"/>
               </w:rPr>
+              <w:lastRenderedPageBreak/>
               <w:t>High-Level</w:t>
             </w:r>
           </w:p>
@@ -2658,7 +2460,7 @@
               <w:spacing w:line="400" w:lineRule="exact"/>
               <w:jc w:val="center"/>
               <w:rPr>
-                <w:rFonts w:ascii="Noto Sans KR Black" w:eastAsia="Noto Sans KR Black" w:hAnsi="Noto Sans KR Black" w:hint="eastAsia"/>
+                <w:rFonts w:ascii="Noto Sans KR Black" w:eastAsia="Noto Sans KR Black" w:hAnsi="Noto Sans KR Black"/>
                 <w:sz w:val="28"/>
                 <w:szCs w:val="28"/>
               </w:rPr>
@@ -2733,7 +2535,7 @@
               <w:spacing w:line="400" w:lineRule="exact"/>
               <w:jc w:val="center"/>
               <w:rPr>
-                <w:rFonts w:ascii="Noto Sans KR Black" w:eastAsia="Noto Sans KR Black" w:hAnsi="Noto Sans KR Black" w:hint="eastAsia"/>
+                <w:rFonts w:ascii="Noto Sans KR Black" w:eastAsia="Noto Sans KR Black" w:hAnsi="Noto Sans KR Black"/>
                 <w:sz w:val="28"/>
                 <w:szCs w:val="28"/>
               </w:rPr>
@@ -2800,7 +2602,6 @@
                 <w:sz w:val="28"/>
                 <w:szCs w:val="28"/>
               </w:rPr>
-              <w:lastRenderedPageBreak/>
               <w:t>팀원 별</w:t>
             </w:r>
           </w:p>
@@ -2809,7 +2610,7 @@
               <w:spacing w:line="400" w:lineRule="exact"/>
               <w:jc w:val="center"/>
               <w:rPr>
-                <w:rFonts w:ascii="Noto Sans KR Black" w:eastAsia="Noto Sans KR Black" w:hAnsi="Noto Sans KR Black" w:hint="eastAsia"/>
+                <w:rFonts w:ascii="Noto Sans KR Black" w:eastAsia="Noto Sans KR Black" w:hAnsi="Noto Sans KR Black"/>
                 <w:sz w:val="28"/>
                 <w:szCs w:val="28"/>
               </w:rPr>
@@ -2889,7 +2690,7 @@
               <w:spacing w:line="400" w:lineRule="exact"/>
               <w:jc w:val="center"/>
               <w:rPr>
-                <w:rFonts w:ascii="Noto Sans KR Black" w:eastAsia="Noto Sans KR Black" w:hAnsi="Noto Sans KR Black" w:hint="eastAsia"/>
+                <w:rFonts w:ascii="Noto Sans KR Black" w:eastAsia="Noto Sans KR Black" w:hAnsi="Noto Sans KR Black"/>
                 <w:sz w:val="28"/>
                 <w:szCs w:val="28"/>
               </w:rPr>
@@ -2912,7 +2713,6 @@
               <w:spacing w:line="400" w:lineRule="exact"/>
               <w:ind w:firstLineChars="100" w:firstLine="280"/>
             </w:pPr>
-            <w:proofErr w:type="spellStart"/>
             <w:r>
               <w:rPr>
                 <w:rFonts w:ascii="Noto Sans KR" w:eastAsia="Noto Sans KR" w:hAnsi="Noto Sans KR" w:hint="eastAsia"/>
@@ -2921,7 +2721,6 @@
               </w:rPr>
               <w:t>박효근</w:t>
             </w:r>
-            <w:proofErr w:type="spellEnd"/>
           </w:p>
         </w:tc>
         <w:tc>
@@ -2964,7 +2763,7 @@
               <w:spacing w:line="400" w:lineRule="exact"/>
               <w:jc w:val="center"/>
               <w:rPr>
-                <w:rFonts w:ascii="Noto Sans KR Black" w:eastAsia="Noto Sans KR Black" w:hAnsi="Noto Sans KR Black" w:hint="eastAsia"/>
+                <w:rFonts w:ascii="Noto Sans KR Black" w:eastAsia="Noto Sans KR Black" w:hAnsi="Noto Sans KR Black"/>
                 <w:sz w:val="28"/>
                 <w:szCs w:val="28"/>
               </w:rPr>
@@ -3037,7 +2836,7 @@
               <w:spacing w:line="400" w:lineRule="exact"/>
               <w:jc w:val="center"/>
               <w:rPr>
-                <w:rFonts w:ascii="Noto Sans KR Black" w:eastAsia="Noto Sans KR Black" w:hAnsi="Noto Sans KR Black" w:hint="eastAsia"/>
+                <w:rFonts w:ascii="Noto Sans KR Black" w:eastAsia="Noto Sans KR Black" w:hAnsi="Noto Sans KR Black"/>
                 <w:sz w:val="28"/>
                 <w:szCs w:val="28"/>
               </w:rPr>
@@ -3080,25 +2879,7 @@
                 <w:sz w:val="28"/>
                 <w:szCs w:val="28"/>
               </w:rPr>
-              <w:t xml:space="preserve">기본 구현 </w:t>
-            </w:r>
-            <w:proofErr w:type="gramStart"/>
-            <w:r>
-              <w:rPr>
-                <w:rFonts w:ascii="Noto Sans KR" w:eastAsia="Noto Sans KR" w:hAnsi="Noto Sans KR" w:hint="eastAsia"/>
-                <w:sz w:val="28"/>
-                <w:szCs w:val="28"/>
-              </w:rPr>
-              <w:t>라이브러리 :</w:t>
-            </w:r>
-            <w:proofErr w:type="gramEnd"/>
-            <w:r>
-              <w:rPr>
-                <w:rFonts w:ascii="Noto Sans KR" w:eastAsia="Noto Sans KR" w:hAnsi="Noto Sans KR" w:hint="eastAsia"/>
-                <w:sz w:val="28"/>
-                <w:szCs w:val="28"/>
-              </w:rPr>
-              <w:t xml:space="preserve"> OpenGL</w:t>
+              <w:t>기본 구현 라이브러리 : OpenGL</w:t>
             </w:r>
           </w:p>
           <w:p>
@@ -3117,25 +2898,7 @@
                 <w:sz w:val="28"/>
                 <w:szCs w:val="28"/>
               </w:rPr>
-              <w:t xml:space="preserve">네트워크 기능 </w:t>
-            </w:r>
-            <w:proofErr w:type="gramStart"/>
-            <w:r>
-              <w:rPr>
-                <w:rFonts w:ascii="Noto Sans KR" w:eastAsia="Noto Sans KR" w:hAnsi="Noto Sans KR" w:hint="eastAsia"/>
-                <w:sz w:val="28"/>
-                <w:szCs w:val="28"/>
-              </w:rPr>
-              <w:t>API :</w:t>
-            </w:r>
-            <w:proofErr w:type="gramEnd"/>
-            <w:r>
-              <w:rPr>
-                <w:rFonts w:ascii="Noto Sans KR" w:eastAsia="Noto Sans KR" w:hAnsi="Noto Sans KR" w:hint="eastAsia"/>
-                <w:sz w:val="28"/>
-                <w:szCs w:val="28"/>
-              </w:rPr>
-              <w:t xml:space="preserve"> Winsock</w:t>
+              <w:t>네트워크 기능 API : Winsock</w:t>
             </w:r>
           </w:p>
           <w:p>
@@ -3143,28 +2906,18 @@
               <w:spacing w:line="400" w:lineRule="exact"/>
               <w:ind w:firstLineChars="100" w:firstLine="280"/>
               <w:rPr>
+                <w:rFonts w:ascii="Noto Sans KR" w:eastAsia="Noto Sans KR" w:hAnsi="Noto Sans KR"/>
+                <w:sz w:val="28"/>
+                <w:szCs w:val="28"/>
+              </w:rPr>
+            </w:pPr>
+            <w:r>
+              <w:rPr>
                 <w:rFonts w:ascii="Noto Sans KR" w:eastAsia="Noto Sans KR" w:hAnsi="Noto Sans KR" w:hint="eastAsia"/>
                 <w:sz w:val="28"/>
                 <w:szCs w:val="28"/>
               </w:rPr>
-            </w:pPr>
-            <w:proofErr w:type="gramStart"/>
-            <w:r>
-              <w:rPr>
-                <w:rFonts w:ascii="Noto Sans KR" w:eastAsia="Noto Sans KR" w:hAnsi="Noto Sans KR" w:hint="eastAsia"/>
-                <w:sz w:val="28"/>
-                <w:szCs w:val="28"/>
-              </w:rPr>
-              <w:t>IDE :</w:t>
-            </w:r>
-            <w:proofErr w:type="gramEnd"/>
-            <w:r>
-              <w:rPr>
-                <w:rFonts w:ascii="Noto Sans KR" w:eastAsia="Noto Sans KR" w:hAnsi="Noto Sans KR" w:hint="eastAsia"/>
-                <w:sz w:val="28"/>
-                <w:szCs w:val="28"/>
-              </w:rPr>
-              <w:t xml:space="preserve"> Visual Studio</w:t>
+              <w:t>IDE : Visual Studio</w:t>
             </w:r>
             <w:r>
               <w:rPr>
@@ -3191,34 +2944,13 @@
                 <w:sz w:val="28"/>
                 <w:szCs w:val="28"/>
               </w:rPr>
-              <w:t xml:space="preserve">개발 </w:t>
-            </w:r>
-            <w:proofErr w:type="gramStart"/>
-            <w:r>
-              <w:rPr>
-                <w:rFonts w:ascii="Noto Sans KR" w:eastAsia="Noto Sans KR" w:hAnsi="Noto Sans KR" w:hint="eastAsia"/>
-                <w:sz w:val="28"/>
-                <w:szCs w:val="28"/>
-              </w:rPr>
-              <w:t>운영체제 :</w:t>
-            </w:r>
-            <w:proofErr w:type="gramEnd"/>
-            <w:r>
-              <w:rPr>
-                <w:rFonts w:ascii="Noto Sans KR" w:eastAsia="Noto Sans KR" w:hAnsi="Noto Sans KR" w:hint="eastAsia"/>
-                <w:sz w:val="28"/>
-                <w:szCs w:val="28"/>
-              </w:rPr>
-              <w:t xml:space="preserve"> Windows 11</w:t>
+              <w:t>개발 운영체제 : Windows 11</w:t>
             </w:r>
           </w:p>
           <w:p>
             <w:pPr>
               <w:spacing w:line="400" w:lineRule="exact"/>
               <w:ind w:firstLineChars="100" w:firstLine="280"/>
-              <w:rPr>
-                <w:rFonts w:hint="eastAsia"/>
-              </w:rPr>
             </w:pPr>
             <w:r>
               <w:rPr>
@@ -3226,25 +2958,7 @@
                 <w:sz w:val="28"/>
                 <w:szCs w:val="28"/>
               </w:rPr>
-              <w:t xml:space="preserve">사용 </w:t>
-            </w:r>
-            <w:proofErr w:type="gramStart"/>
-            <w:r>
-              <w:rPr>
-                <w:rFonts w:ascii="Noto Sans KR" w:eastAsia="Noto Sans KR" w:hAnsi="Noto Sans KR" w:hint="eastAsia"/>
-                <w:sz w:val="28"/>
-                <w:szCs w:val="28"/>
-              </w:rPr>
-              <w:t>언어 :</w:t>
-            </w:r>
-            <w:proofErr w:type="gramEnd"/>
-            <w:r>
-              <w:rPr>
-                <w:rFonts w:ascii="Noto Sans KR" w:eastAsia="Noto Sans KR" w:hAnsi="Noto Sans KR" w:hint="eastAsia"/>
-                <w:sz w:val="28"/>
-                <w:szCs w:val="28"/>
-              </w:rPr>
-              <w:t xml:space="preserve"> C++ v145</w:t>
+              <w:t>사용 언어 : C++ v145</w:t>
             </w:r>
           </w:p>
         </w:tc>
@@ -3270,7 +2984,7 @@
               <w:spacing w:line="400" w:lineRule="exact"/>
               <w:jc w:val="center"/>
               <w:rPr>
-                <w:rFonts w:ascii="Noto Sans KR Black" w:eastAsia="Noto Sans KR Black" w:hAnsi="Noto Sans KR Black" w:hint="eastAsia"/>
+                <w:rFonts w:ascii="Noto Sans KR Black" w:eastAsia="Noto Sans KR Black" w:hAnsi="Noto Sans KR Black"/>
                 <w:sz w:val="28"/>
                 <w:szCs w:val="28"/>
               </w:rPr>
@@ -3336,7 +3050,7 @@
                     <w:spacing w:line="400" w:lineRule="exact"/>
                     <w:jc w:val="center"/>
                     <w:rPr>
-                      <w:rFonts w:ascii="Noto Sans KR" w:eastAsia="Noto Sans KR" w:hAnsi="Noto Sans KR" w:hint="eastAsia"/>
+                      <w:rFonts w:ascii="Noto Sans KR" w:eastAsia="Noto Sans KR" w:hAnsi="Noto Sans KR"/>
                       <w:sz w:val="28"/>
                       <w:szCs w:val="28"/>
                     </w:rPr>
@@ -3360,7 +3074,7 @@
                     <w:spacing w:line="400" w:lineRule="exact"/>
                     <w:jc w:val="both"/>
                     <w:rPr>
-                      <w:rFonts w:ascii="Noto Sans KR" w:eastAsia="Noto Sans KR" w:hAnsi="Noto Sans KR" w:hint="eastAsia"/>
+                      <w:rFonts w:ascii="Noto Sans KR" w:eastAsia="Noto Sans KR" w:hAnsi="Noto Sans KR"/>
                       <w:sz w:val="28"/>
                       <w:szCs w:val="28"/>
                     </w:rPr>
@@ -3386,7 +3100,7 @@
                     <w:spacing w:line="400" w:lineRule="exact"/>
                     <w:jc w:val="center"/>
                     <w:rPr>
-                      <w:rFonts w:ascii="Noto Sans KR" w:eastAsia="Noto Sans KR" w:hAnsi="Noto Sans KR" w:hint="eastAsia"/>
+                      <w:rFonts w:ascii="Noto Sans KR" w:eastAsia="Noto Sans KR" w:hAnsi="Noto Sans KR"/>
                       <w:sz w:val="28"/>
                       <w:szCs w:val="28"/>
                     </w:rPr>
@@ -3410,25 +3124,25 @@
                     <w:spacing w:line="400" w:lineRule="exact"/>
                     <w:jc w:val="both"/>
                     <w:rPr>
-                      <w:rFonts w:ascii="Noto Sans KR" w:eastAsia="Noto Sans KR" w:hAnsi="Noto Sans KR" w:hint="eastAsia"/>
-                      <w:sz w:val="28"/>
-                      <w:szCs w:val="28"/>
-                    </w:rPr>
-                  </w:pPr>
-                </w:p>
-              </w:tc>
-            </w:tr>
-            <w:tr>
-              <w:tc>
-                <w:tcPr>
-                  <w:tcW w:w="1306" w:type="dxa"/>
-                </w:tcPr>
-                <w:p>
-                  <w:pPr>
-                    <w:spacing w:line="400" w:lineRule="exact"/>
-                    <w:jc w:val="center"/>
-                    <w:rPr>
-                      <w:rFonts w:ascii="Noto Sans KR" w:eastAsia="Noto Sans KR" w:hAnsi="Noto Sans KR" w:hint="eastAsia"/>
+                      <w:rFonts w:ascii="Noto Sans KR" w:eastAsia="Noto Sans KR" w:hAnsi="Noto Sans KR"/>
+                      <w:sz w:val="28"/>
+                      <w:szCs w:val="28"/>
+                    </w:rPr>
+                  </w:pPr>
+                </w:p>
+              </w:tc>
+            </w:tr>
+            <w:tr>
+              <w:tc>
+                <w:tcPr>
+                  <w:tcW w:w="1306" w:type="dxa"/>
+                </w:tcPr>
+                <w:p>
+                  <w:pPr>
+                    <w:spacing w:line="400" w:lineRule="exact"/>
+                    <w:jc w:val="center"/>
+                    <w:rPr>
+                      <w:rFonts w:ascii="Noto Sans KR" w:eastAsia="Noto Sans KR" w:hAnsi="Noto Sans KR"/>
                       <w:sz w:val="28"/>
                       <w:szCs w:val="28"/>
                     </w:rPr>
@@ -3452,25 +3166,25 @@
                     <w:spacing w:line="400" w:lineRule="exact"/>
                     <w:jc w:val="both"/>
                     <w:rPr>
-                      <w:rFonts w:ascii="Noto Sans KR" w:eastAsia="Noto Sans KR" w:hAnsi="Noto Sans KR" w:hint="eastAsia"/>
-                      <w:sz w:val="28"/>
-                      <w:szCs w:val="28"/>
-                    </w:rPr>
-                  </w:pPr>
-                </w:p>
-              </w:tc>
-            </w:tr>
-            <w:tr>
-              <w:tc>
-                <w:tcPr>
-                  <w:tcW w:w="1306" w:type="dxa"/>
-                </w:tcPr>
-                <w:p>
-                  <w:pPr>
-                    <w:spacing w:line="400" w:lineRule="exact"/>
-                    <w:jc w:val="center"/>
-                    <w:rPr>
-                      <w:rFonts w:ascii="Noto Sans KR" w:eastAsia="Noto Sans KR" w:hAnsi="Noto Sans KR" w:hint="eastAsia"/>
+                      <w:rFonts w:ascii="Noto Sans KR" w:eastAsia="Noto Sans KR" w:hAnsi="Noto Sans KR"/>
+                      <w:sz w:val="28"/>
+                      <w:szCs w:val="28"/>
+                    </w:rPr>
+                  </w:pPr>
+                </w:p>
+              </w:tc>
+            </w:tr>
+            <w:tr>
+              <w:tc>
+                <w:tcPr>
+                  <w:tcW w:w="1306" w:type="dxa"/>
+                </w:tcPr>
+                <w:p>
+                  <w:pPr>
+                    <w:spacing w:line="400" w:lineRule="exact"/>
+                    <w:jc w:val="center"/>
+                    <w:rPr>
+                      <w:rFonts w:ascii="Noto Sans KR" w:eastAsia="Noto Sans KR" w:hAnsi="Noto Sans KR"/>
                       <w:sz w:val="28"/>
                       <w:szCs w:val="28"/>
                     </w:rPr>
@@ -3494,25 +3208,25 @@
                     <w:spacing w:line="400" w:lineRule="exact"/>
                     <w:jc w:val="both"/>
                     <w:rPr>
-                      <w:rFonts w:ascii="Noto Sans KR" w:eastAsia="Noto Sans KR" w:hAnsi="Noto Sans KR" w:hint="eastAsia"/>
-                      <w:sz w:val="28"/>
-                      <w:szCs w:val="28"/>
-                    </w:rPr>
-                  </w:pPr>
-                </w:p>
-              </w:tc>
-            </w:tr>
-            <w:tr>
-              <w:tc>
-                <w:tcPr>
-                  <w:tcW w:w="1306" w:type="dxa"/>
-                </w:tcPr>
-                <w:p>
-                  <w:pPr>
-                    <w:spacing w:line="400" w:lineRule="exact"/>
-                    <w:jc w:val="center"/>
-                    <w:rPr>
-                      <w:rFonts w:ascii="Noto Sans KR" w:eastAsia="Noto Sans KR" w:hAnsi="Noto Sans KR" w:hint="eastAsia"/>
+                      <w:rFonts w:ascii="Noto Sans KR" w:eastAsia="Noto Sans KR" w:hAnsi="Noto Sans KR"/>
+                      <w:sz w:val="28"/>
+                      <w:szCs w:val="28"/>
+                    </w:rPr>
+                  </w:pPr>
+                </w:p>
+              </w:tc>
+            </w:tr>
+            <w:tr>
+              <w:tc>
+                <w:tcPr>
+                  <w:tcW w:w="1306" w:type="dxa"/>
+                </w:tcPr>
+                <w:p>
+                  <w:pPr>
+                    <w:spacing w:line="400" w:lineRule="exact"/>
+                    <w:jc w:val="center"/>
+                    <w:rPr>
+                      <w:rFonts w:ascii="Noto Sans KR" w:eastAsia="Noto Sans KR" w:hAnsi="Noto Sans KR"/>
                       <w:sz w:val="28"/>
                       <w:szCs w:val="28"/>
                     </w:rPr>
@@ -3536,25 +3250,25 @@
                     <w:spacing w:line="400" w:lineRule="exact"/>
                     <w:jc w:val="both"/>
                     <w:rPr>
-                      <w:rFonts w:ascii="Noto Sans KR" w:eastAsia="Noto Sans KR" w:hAnsi="Noto Sans KR" w:hint="eastAsia"/>
-                      <w:sz w:val="28"/>
-                      <w:szCs w:val="28"/>
-                    </w:rPr>
-                  </w:pPr>
-                </w:p>
-              </w:tc>
-            </w:tr>
-            <w:tr>
-              <w:tc>
-                <w:tcPr>
-                  <w:tcW w:w="1306" w:type="dxa"/>
-                </w:tcPr>
-                <w:p>
-                  <w:pPr>
-                    <w:spacing w:line="400" w:lineRule="exact"/>
-                    <w:jc w:val="center"/>
-                    <w:rPr>
-                      <w:rFonts w:ascii="Noto Sans KR" w:eastAsia="Noto Sans KR" w:hAnsi="Noto Sans KR" w:hint="eastAsia"/>
+                      <w:rFonts w:ascii="Noto Sans KR" w:eastAsia="Noto Sans KR" w:hAnsi="Noto Sans KR"/>
+                      <w:sz w:val="28"/>
+                      <w:szCs w:val="28"/>
+                    </w:rPr>
+                  </w:pPr>
+                </w:p>
+              </w:tc>
+            </w:tr>
+            <w:tr>
+              <w:tc>
+                <w:tcPr>
+                  <w:tcW w:w="1306" w:type="dxa"/>
+                </w:tcPr>
+                <w:p>
+                  <w:pPr>
+                    <w:spacing w:line="400" w:lineRule="exact"/>
+                    <w:jc w:val="center"/>
+                    <w:rPr>
+                      <w:rFonts w:ascii="Noto Sans KR" w:eastAsia="Noto Sans KR" w:hAnsi="Noto Sans KR"/>
                       <w:sz w:val="28"/>
                       <w:szCs w:val="28"/>
                     </w:rPr>
@@ -3578,25 +3292,25 @@
                     <w:spacing w:line="400" w:lineRule="exact"/>
                     <w:jc w:val="both"/>
                     <w:rPr>
-                      <w:rFonts w:ascii="Noto Sans KR" w:eastAsia="Noto Sans KR" w:hAnsi="Noto Sans KR" w:hint="eastAsia"/>
-                      <w:sz w:val="28"/>
-                      <w:szCs w:val="28"/>
-                    </w:rPr>
-                  </w:pPr>
-                </w:p>
-              </w:tc>
-            </w:tr>
-            <w:tr>
-              <w:tc>
-                <w:tcPr>
-                  <w:tcW w:w="1306" w:type="dxa"/>
-                </w:tcPr>
-                <w:p>
-                  <w:pPr>
-                    <w:spacing w:line="400" w:lineRule="exact"/>
-                    <w:jc w:val="center"/>
-                    <w:rPr>
-                      <w:rFonts w:ascii="Noto Sans KR" w:eastAsia="Noto Sans KR" w:hAnsi="Noto Sans KR" w:hint="eastAsia"/>
+                      <w:rFonts w:ascii="Noto Sans KR" w:eastAsia="Noto Sans KR" w:hAnsi="Noto Sans KR"/>
+                      <w:sz w:val="28"/>
+                      <w:szCs w:val="28"/>
+                    </w:rPr>
+                  </w:pPr>
+                </w:p>
+              </w:tc>
+            </w:tr>
+            <w:tr>
+              <w:tc>
+                <w:tcPr>
+                  <w:tcW w:w="1306" w:type="dxa"/>
+                </w:tcPr>
+                <w:p>
+                  <w:pPr>
+                    <w:spacing w:line="400" w:lineRule="exact"/>
+                    <w:jc w:val="center"/>
+                    <w:rPr>
+                      <w:rFonts w:ascii="Noto Sans KR" w:eastAsia="Noto Sans KR" w:hAnsi="Noto Sans KR"/>
                       <w:sz w:val="28"/>
                       <w:szCs w:val="28"/>
                     </w:rPr>
@@ -3620,25 +3334,25 @@
                     <w:spacing w:line="400" w:lineRule="exact"/>
                     <w:jc w:val="both"/>
                     <w:rPr>
-                      <w:rFonts w:ascii="Noto Sans KR" w:eastAsia="Noto Sans KR" w:hAnsi="Noto Sans KR" w:hint="eastAsia"/>
-                      <w:sz w:val="28"/>
-                      <w:szCs w:val="28"/>
-                    </w:rPr>
-                  </w:pPr>
-                </w:p>
-              </w:tc>
-            </w:tr>
-            <w:tr>
-              <w:tc>
-                <w:tcPr>
-                  <w:tcW w:w="1306" w:type="dxa"/>
-                </w:tcPr>
-                <w:p>
-                  <w:pPr>
-                    <w:spacing w:line="400" w:lineRule="exact"/>
-                    <w:jc w:val="center"/>
-                    <w:rPr>
-                      <w:rFonts w:ascii="Noto Sans KR" w:eastAsia="Noto Sans KR" w:hAnsi="Noto Sans KR" w:hint="eastAsia"/>
+                      <w:rFonts w:ascii="Noto Sans KR" w:eastAsia="Noto Sans KR" w:hAnsi="Noto Sans KR"/>
+                      <w:sz w:val="28"/>
+                      <w:szCs w:val="28"/>
+                    </w:rPr>
+                  </w:pPr>
+                </w:p>
+              </w:tc>
+            </w:tr>
+            <w:tr>
+              <w:tc>
+                <w:tcPr>
+                  <w:tcW w:w="1306" w:type="dxa"/>
+                </w:tcPr>
+                <w:p>
+                  <w:pPr>
+                    <w:spacing w:line="400" w:lineRule="exact"/>
+                    <w:jc w:val="center"/>
+                    <w:rPr>
+                      <w:rFonts w:ascii="Noto Sans KR" w:eastAsia="Noto Sans KR" w:hAnsi="Noto Sans KR"/>
                       <w:sz w:val="28"/>
                       <w:szCs w:val="28"/>
                     </w:rPr>
@@ -3662,25 +3376,25 @@
                     <w:spacing w:line="400" w:lineRule="exact"/>
                     <w:jc w:val="both"/>
                     <w:rPr>
-                      <w:rFonts w:ascii="Noto Sans KR" w:eastAsia="Noto Sans KR" w:hAnsi="Noto Sans KR" w:hint="eastAsia"/>
-                      <w:sz w:val="28"/>
-                      <w:szCs w:val="28"/>
-                    </w:rPr>
-                  </w:pPr>
-                </w:p>
-              </w:tc>
-            </w:tr>
-            <w:tr>
-              <w:tc>
-                <w:tcPr>
-                  <w:tcW w:w="1306" w:type="dxa"/>
-                </w:tcPr>
-                <w:p>
-                  <w:pPr>
-                    <w:spacing w:line="400" w:lineRule="exact"/>
-                    <w:jc w:val="center"/>
-                    <w:rPr>
-                      <w:rFonts w:ascii="Noto Sans KR" w:eastAsia="Noto Sans KR" w:hAnsi="Noto Sans KR" w:hint="eastAsia"/>
+                      <w:rFonts w:ascii="Noto Sans KR" w:eastAsia="Noto Sans KR" w:hAnsi="Noto Sans KR"/>
+                      <w:sz w:val="28"/>
+                      <w:szCs w:val="28"/>
+                    </w:rPr>
+                  </w:pPr>
+                </w:p>
+              </w:tc>
+            </w:tr>
+            <w:tr>
+              <w:tc>
+                <w:tcPr>
+                  <w:tcW w:w="1306" w:type="dxa"/>
+                </w:tcPr>
+                <w:p>
+                  <w:pPr>
+                    <w:spacing w:line="400" w:lineRule="exact"/>
+                    <w:jc w:val="center"/>
+                    <w:rPr>
+                      <w:rFonts w:ascii="Noto Sans KR" w:eastAsia="Noto Sans KR" w:hAnsi="Noto Sans KR"/>
                       <w:sz w:val="28"/>
                       <w:szCs w:val="28"/>
                     </w:rPr>
@@ -3704,25 +3418,25 @@
                     <w:spacing w:line="400" w:lineRule="exact"/>
                     <w:jc w:val="both"/>
                     <w:rPr>
-                      <w:rFonts w:ascii="Noto Sans KR" w:eastAsia="Noto Sans KR" w:hAnsi="Noto Sans KR" w:hint="eastAsia"/>
-                      <w:sz w:val="28"/>
-                      <w:szCs w:val="28"/>
-                    </w:rPr>
-                  </w:pPr>
-                </w:p>
-              </w:tc>
-            </w:tr>
-            <w:tr>
-              <w:tc>
-                <w:tcPr>
-                  <w:tcW w:w="1306" w:type="dxa"/>
-                </w:tcPr>
-                <w:p>
-                  <w:pPr>
-                    <w:spacing w:line="400" w:lineRule="exact"/>
-                    <w:jc w:val="center"/>
-                    <w:rPr>
-                      <w:rFonts w:ascii="Noto Sans KR" w:eastAsia="Noto Sans KR" w:hAnsi="Noto Sans KR" w:hint="eastAsia"/>
+                      <w:rFonts w:ascii="Noto Sans KR" w:eastAsia="Noto Sans KR" w:hAnsi="Noto Sans KR"/>
+                      <w:sz w:val="28"/>
+                      <w:szCs w:val="28"/>
+                    </w:rPr>
+                  </w:pPr>
+                </w:p>
+              </w:tc>
+            </w:tr>
+            <w:tr>
+              <w:tc>
+                <w:tcPr>
+                  <w:tcW w:w="1306" w:type="dxa"/>
+                </w:tcPr>
+                <w:p>
+                  <w:pPr>
+                    <w:spacing w:line="400" w:lineRule="exact"/>
+                    <w:jc w:val="center"/>
+                    <w:rPr>
+                      <w:rFonts w:ascii="Noto Sans KR" w:eastAsia="Noto Sans KR" w:hAnsi="Noto Sans KR"/>
                       <w:sz w:val="28"/>
                       <w:szCs w:val="28"/>
                     </w:rPr>
@@ -3746,25 +3460,25 @@
                     <w:spacing w:line="400" w:lineRule="exact"/>
                     <w:jc w:val="both"/>
                     <w:rPr>
-                      <w:rFonts w:ascii="Noto Sans KR" w:eastAsia="Noto Sans KR" w:hAnsi="Noto Sans KR" w:hint="eastAsia"/>
-                      <w:sz w:val="28"/>
-                      <w:szCs w:val="28"/>
-                    </w:rPr>
-                  </w:pPr>
-                </w:p>
-              </w:tc>
-            </w:tr>
-            <w:tr>
-              <w:tc>
-                <w:tcPr>
-                  <w:tcW w:w="1306" w:type="dxa"/>
-                </w:tcPr>
-                <w:p>
-                  <w:pPr>
-                    <w:spacing w:line="400" w:lineRule="exact"/>
-                    <w:jc w:val="center"/>
-                    <w:rPr>
-                      <w:rFonts w:ascii="Noto Sans KR" w:eastAsia="Noto Sans KR" w:hAnsi="Noto Sans KR" w:hint="eastAsia"/>
+                      <w:rFonts w:ascii="Noto Sans KR" w:eastAsia="Noto Sans KR" w:hAnsi="Noto Sans KR"/>
+                      <w:sz w:val="28"/>
+                      <w:szCs w:val="28"/>
+                    </w:rPr>
+                  </w:pPr>
+                </w:p>
+              </w:tc>
+            </w:tr>
+            <w:tr>
+              <w:tc>
+                <w:tcPr>
+                  <w:tcW w:w="1306" w:type="dxa"/>
+                </w:tcPr>
+                <w:p>
+                  <w:pPr>
+                    <w:spacing w:line="400" w:lineRule="exact"/>
+                    <w:jc w:val="center"/>
+                    <w:rPr>
+                      <w:rFonts w:ascii="Noto Sans KR" w:eastAsia="Noto Sans KR" w:hAnsi="Noto Sans KR"/>
                       <w:sz w:val="28"/>
                       <w:szCs w:val="28"/>
                     </w:rPr>
@@ -3788,25 +3502,25 @@
                     <w:spacing w:line="400" w:lineRule="exact"/>
                     <w:jc w:val="both"/>
                     <w:rPr>
-                      <w:rFonts w:ascii="Noto Sans KR" w:eastAsia="Noto Sans KR" w:hAnsi="Noto Sans KR" w:hint="eastAsia"/>
-                      <w:sz w:val="28"/>
-                      <w:szCs w:val="28"/>
-                    </w:rPr>
-                  </w:pPr>
-                </w:p>
-              </w:tc>
-            </w:tr>
-            <w:tr>
-              <w:tc>
-                <w:tcPr>
-                  <w:tcW w:w="1306" w:type="dxa"/>
-                </w:tcPr>
-                <w:p>
-                  <w:pPr>
-                    <w:spacing w:line="400" w:lineRule="exact"/>
-                    <w:jc w:val="center"/>
-                    <w:rPr>
-                      <w:rFonts w:ascii="Noto Sans KR" w:eastAsia="Noto Sans KR" w:hAnsi="Noto Sans KR" w:hint="eastAsia"/>
+                      <w:rFonts w:ascii="Noto Sans KR" w:eastAsia="Noto Sans KR" w:hAnsi="Noto Sans KR"/>
+                      <w:sz w:val="28"/>
+                      <w:szCs w:val="28"/>
+                    </w:rPr>
+                  </w:pPr>
+                </w:p>
+              </w:tc>
+            </w:tr>
+            <w:tr>
+              <w:tc>
+                <w:tcPr>
+                  <w:tcW w:w="1306" w:type="dxa"/>
+                </w:tcPr>
+                <w:p>
+                  <w:pPr>
+                    <w:spacing w:line="400" w:lineRule="exact"/>
+                    <w:jc w:val="center"/>
+                    <w:rPr>
+                      <w:rFonts w:ascii="Noto Sans KR" w:eastAsia="Noto Sans KR" w:hAnsi="Noto Sans KR"/>
                       <w:sz w:val="28"/>
                       <w:szCs w:val="28"/>
                     </w:rPr>
@@ -3830,25 +3544,25 @@
                     <w:spacing w:line="400" w:lineRule="exact"/>
                     <w:jc w:val="both"/>
                     <w:rPr>
-                      <w:rFonts w:ascii="Noto Sans KR" w:eastAsia="Noto Sans KR" w:hAnsi="Noto Sans KR" w:hint="eastAsia"/>
-                      <w:sz w:val="28"/>
-                      <w:szCs w:val="28"/>
-                    </w:rPr>
-                  </w:pPr>
-                </w:p>
-              </w:tc>
-            </w:tr>
-            <w:tr>
-              <w:tc>
-                <w:tcPr>
-                  <w:tcW w:w="1306" w:type="dxa"/>
-                </w:tcPr>
-                <w:p>
-                  <w:pPr>
-                    <w:spacing w:line="400" w:lineRule="exact"/>
-                    <w:jc w:val="center"/>
-                    <w:rPr>
-                      <w:rFonts w:ascii="Noto Sans KR" w:eastAsia="Noto Sans KR" w:hAnsi="Noto Sans KR" w:hint="eastAsia"/>
+                      <w:rFonts w:ascii="Noto Sans KR" w:eastAsia="Noto Sans KR" w:hAnsi="Noto Sans KR"/>
+                      <w:sz w:val="28"/>
+                      <w:szCs w:val="28"/>
+                    </w:rPr>
+                  </w:pPr>
+                </w:p>
+              </w:tc>
+            </w:tr>
+            <w:tr>
+              <w:tc>
+                <w:tcPr>
+                  <w:tcW w:w="1306" w:type="dxa"/>
+                </w:tcPr>
+                <w:p>
+                  <w:pPr>
+                    <w:spacing w:line="400" w:lineRule="exact"/>
+                    <w:jc w:val="center"/>
+                    <w:rPr>
+                      <w:rFonts w:ascii="Noto Sans KR" w:eastAsia="Noto Sans KR" w:hAnsi="Noto Sans KR"/>
                       <w:sz w:val="28"/>
                       <w:szCs w:val="28"/>
                     </w:rPr>
@@ -3872,25 +3586,25 @@
                     <w:spacing w:line="400" w:lineRule="exact"/>
                     <w:jc w:val="both"/>
                     <w:rPr>
-                      <w:rFonts w:ascii="Noto Sans KR" w:eastAsia="Noto Sans KR" w:hAnsi="Noto Sans KR" w:hint="eastAsia"/>
-                      <w:sz w:val="28"/>
-                      <w:szCs w:val="28"/>
-                    </w:rPr>
-                  </w:pPr>
-                </w:p>
-              </w:tc>
-            </w:tr>
-            <w:tr>
-              <w:tc>
-                <w:tcPr>
-                  <w:tcW w:w="1306" w:type="dxa"/>
-                </w:tcPr>
-                <w:p>
-                  <w:pPr>
-                    <w:spacing w:line="400" w:lineRule="exact"/>
-                    <w:jc w:val="center"/>
-                    <w:rPr>
-                      <w:rFonts w:ascii="Noto Sans KR" w:eastAsia="Noto Sans KR" w:hAnsi="Noto Sans KR" w:hint="eastAsia"/>
+                      <w:rFonts w:ascii="Noto Sans KR" w:eastAsia="Noto Sans KR" w:hAnsi="Noto Sans KR"/>
+                      <w:sz w:val="28"/>
+                      <w:szCs w:val="28"/>
+                    </w:rPr>
+                  </w:pPr>
+                </w:p>
+              </w:tc>
+            </w:tr>
+            <w:tr>
+              <w:tc>
+                <w:tcPr>
+                  <w:tcW w:w="1306" w:type="dxa"/>
+                </w:tcPr>
+                <w:p>
+                  <w:pPr>
+                    <w:spacing w:line="400" w:lineRule="exact"/>
+                    <w:jc w:val="center"/>
+                    <w:rPr>
+                      <w:rFonts w:ascii="Noto Sans KR" w:eastAsia="Noto Sans KR" w:hAnsi="Noto Sans KR"/>
                       <w:sz w:val="28"/>
                       <w:szCs w:val="28"/>
                     </w:rPr>
@@ -3914,25 +3628,25 @@
                     <w:spacing w:line="400" w:lineRule="exact"/>
                     <w:jc w:val="both"/>
                     <w:rPr>
-                      <w:rFonts w:ascii="Noto Sans KR" w:eastAsia="Noto Sans KR" w:hAnsi="Noto Sans KR" w:hint="eastAsia"/>
-                      <w:sz w:val="28"/>
-                      <w:szCs w:val="28"/>
-                    </w:rPr>
-                  </w:pPr>
-                </w:p>
-              </w:tc>
-            </w:tr>
-            <w:tr>
-              <w:tc>
-                <w:tcPr>
-                  <w:tcW w:w="1306" w:type="dxa"/>
-                </w:tcPr>
-                <w:p>
-                  <w:pPr>
-                    <w:spacing w:line="400" w:lineRule="exact"/>
-                    <w:jc w:val="center"/>
-                    <w:rPr>
-                      <w:rFonts w:ascii="Noto Sans KR" w:eastAsia="Noto Sans KR" w:hAnsi="Noto Sans KR" w:hint="eastAsia"/>
+                      <w:rFonts w:ascii="Noto Sans KR" w:eastAsia="Noto Sans KR" w:hAnsi="Noto Sans KR"/>
+                      <w:sz w:val="28"/>
+                      <w:szCs w:val="28"/>
+                    </w:rPr>
+                  </w:pPr>
+                </w:p>
+              </w:tc>
+            </w:tr>
+            <w:tr>
+              <w:tc>
+                <w:tcPr>
+                  <w:tcW w:w="1306" w:type="dxa"/>
+                </w:tcPr>
+                <w:p>
+                  <w:pPr>
+                    <w:spacing w:line="400" w:lineRule="exact"/>
+                    <w:jc w:val="center"/>
+                    <w:rPr>
+                      <w:rFonts w:ascii="Noto Sans KR" w:eastAsia="Noto Sans KR" w:hAnsi="Noto Sans KR"/>
                       <w:sz w:val="28"/>
                       <w:szCs w:val="28"/>
                     </w:rPr>
@@ -3956,25 +3670,25 @@
                     <w:spacing w:line="400" w:lineRule="exact"/>
                     <w:jc w:val="both"/>
                     <w:rPr>
-                      <w:rFonts w:ascii="Noto Sans KR" w:eastAsia="Noto Sans KR" w:hAnsi="Noto Sans KR" w:hint="eastAsia"/>
-                      <w:sz w:val="28"/>
-                      <w:szCs w:val="28"/>
-                    </w:rPr>
-                  </w:pPr>
-                </w:p>
-              </w:tc>
-            </w:tr>
-            <w:tr>
-              <w:tc>
-                <w:tcPr>
-                  <w:tcW w:w="1306" w:type="dxa"/>
-                </w:tcPr>
-                <w:p>
-                  <w:pPr>
-                    <w:spacing w:line="400" w:lineRule="exact"/>
-                    <w:jc w:val="center"/>
-                    <w:rPr>
-                      <w:rFonts w:ascii="Noto Sans KR" w:eastAsia="Noto Sans KR" w:hAnsi="Noto Sans KR" w:hint="eastAsia"/>
+                      <w:rFonts w:ascii="Noto Sans KR" w:eastAsia="Noto Sans KR" w:hAnsi="Noto Sans KR"/>
+                      <w:sz w:val="28"/>
+                      <w:szCs w:val="28"/>
+                    </w:rPr>
+                  </w:pPr>
+                </w:p>
+              </w:tc>
+            </w:tr>
+            <w:tr>
+              <w:tc>
+                <w:tcPr>
+                  <w:tcW w:w="1306" w:type="dxa"/>
+                </w:tcPr>
+                <w:p>
+                  <w:pPr>
+                    <w:spacing w:line="400" w:lineRule="exact"/>
+                    <w:jc w:val="center"/>
+                    <w:rPr>
+                      <w:rFonts w:ascii="Noto Sans KR" w:eastAsia="Noto Sans KR" w:hAnsi="Noto Sans KR"/>
                       <w:sz w:val="28"/>
                       <w:szCs w:val="28"/>
                     </w:rPr>
@@ -3998,25 +3712,25 @@
                     <w:spacing w:line="400" w:lineRule="exact"/>
                     <w:jc w:val="both"/>
                     <w:rPr>
-                      <w:rFonts w:ascii="Noto Sans KR" w:eastAsia="Noto Sans KR" w:hAnsi="Noto Sans KR" w:hint="eastAsia"/>
-                      <w:sz w:val="28"/>
-                      <w:szCs w:val="28"/>
-                    </w:rPr>
-                  </w:pPr>
-                </w:p>
-              </w:tc>
-            </w:tr>
-            <w:tr>
-              <w:tc>
-                <w:tcPr>
-                  <w:tcW w:w="1306" w:type="dxa"/>
-                </w:tcPr>
-                <w:p>
-                  <w:pPr>
-                    <w:spacing w:line="400" w:lineRule="exact"/>
-                    <w:jc w:val="center"/>
-                    <w:rPr>
-                      <w:rFonts w:ascii="Noto Sans KR" w:eastAsia="Noto Sans KR" w:hAnsi="Noto Sans KR" w:hint="eastAsia"/>
+                      <w:rFonts w:ascii="Noto Sans KR" w:eastAsia="Noto Sans KR" w:hAnsi="Noto Sans KR"/>
+                      <w:sz w:val="28"/>
+                      <w:szCs w:val="28"/>
+                    </w:rPr>
+                  </w:pPr>
+                </w:p>
+              </w:tc>
+            </w:tr>
+            <w:tr>
+              <w:tc>
+                <w:tcPr>
+                  <w:tcW w:w="1306" w:type="dxa"/>
+                </w:tcPr>
+                <w:p>
+                  <w:pPr>
+                    <w:spacing w:line="400" w:lineRule="exact"/>
+                    <w:jc w:val="center"/>
+                    <w:rPr>
+                      <w:rFonts w:ascii="Noto Sans KR" w:eastAsia="Noto Sans KR" w:hAnsi="Noto Sans KR"/>
                       <w:sz w:val="28"/>
                       <w:szCs w:val="28"/>
                     </w:rPr>
@@ -4040,25 +3754,25 @@
                     <w:spacing w:line="400" w:lineRule="exact"/>
                     <w:jc w:val="both"/>
                     <w:rPr>
-                      <w:rFonts w:ascii="Noto Sans KR" w:eastAsia="Noto Sans KR" w:hAnsi="Noto Sans KR" w:hint="eastAsia"/>
-                      <w:sz w:val="28"/>
-                      <w:szCs w:val="28"/>
-                    </w:rPr>
-                  </w:pPr>
-                </w:p>
-              </w:tc>
-            </w:tr>
-            <w:tr>
-              <w:tc>
-                <w:tcPr>
-                  <w:tcW w:w="1306" w:type="dxa"/>
-                </w:tcPr>
-                <w:p>
-                  <w:pPr>
-                    <w:spacing w:line="400" w:lineRule="exact"/>
-                    <w:jc w:val="center"/>
-                    <w:rPr>
-                      <w:rFonts w:ascii="Noto Sans KR" w:eastAsia="Noto Sans KR" w:hAnsi="Noto Sans KR" w:hint="eastAsia"/>
+                      <w:rFonts w:ascii="Noto Sans KR" w:eastAsia="Noto Sans KR" w:hAnsi="Noto Sans KR"/>
+                      <w:sz w:val="28"/>
+                      <w:szCs w:val="28"/>
+                    </w:rPr>
+                  </w:pPr>
+                </w:p>
+              </w:tc>
+            </w:tr>
+            <w:tr>
+              <w:tc>
+                <w:tcPr>
+                  <w:tcW w:w="1306" w:type="dxa"/>
+                </w:tcPr>
+                <w:p>
+                  <w:pPr>
+                    <w:spacing w:line="400" w:lineRule="exact"/>
+                    <w:jc w:val="center"/>
+                    <w:rPr>
+                      <w:rFonts w:ascii="Noto Sans KR" w:eastAsia="Noto Sans KR" w:hAnsi="Noto Sans KR"/>
                       <w:sz w:val="28"/>
                       <w:szCs w:val="28"/>
                     </w:rPr>
@@ -4082,25 +3796,25 @@
                     <w:spacing w:line="400" w:lineRule="exact"/>
                     <w:jc w:val="both"/>
                     <w:rPr>
-                      <w:rFonts w:ascii="Noto Sans KR" w:eastAsia="Noto Sans KR" w:hAnsi="Noto Sans KR" w:hint="eastAsia"/>
-                      <w:sz w:val="28"/>
-                      <w:szCs w:val="28"/>
-                    </w:rPr>
-                  </w:pPr>
-                </w:p>
-              </w:tc>
-            </w:tr>
-            <w:tr>
-              <w:tc>
-                <w:tcPr>
-                  <w:tcW w:w="1306" w:type="dxa"/>
-                </w:tcPr>
-                <w:p>
-                  <w:pPr>
-                    <w:spacing w:line="400" w:lineRule="exact"/>
-                    <w:jc w:val="center"/>
-                    <w:rPr>
-                      <w:rFonts w:ascii="Noto Sans KR" w:eastAsia="Noto Sans KR" w:hAnsi="Noto Sans KR" w:hint="eastAsia"/>
+                      <w:rFonts w:ascii="Noto Sans KR" w:eastAsia="Noto Sans KR" w:hAnsi="Noto Sans KR"/>
+                      <w:sz w:val="28"/>
+                      <w:szCs w:val="28"/>
+                    </w:rPr>
+                  </w:pPr>
+                </w:p>
+              </w:tc>
+            </w:tr>
+            <w:tr>
+              <w:tc>
+                <w:tcPr>
+                  <w:tcW w:w="1306" w:type="dxa"/>
+                </w:tcPr>
+                <w:p>
+                  <w:pPr>
+                    <w:spacing w:line="400" w:lineRule="exact"/>
+                    <w:jc w:val="center"/>
+                    <w:rPr>
+                      <w:rFonts w:ascii="Noto Sans KR" w:eastAsia="Noto Sans KR" w:hAnsi="Noto Sans KR"/>
                       <w:sz w:val="28"/>
                       <w:szCs w:val="28"/>
                     </w:rPr>
@@ -4124,25 +3838,25 @@
                     <w:spacing w:line="400" w:lineRule="exact"/>
                     <w:jc w:val="both"/>
                     <w:rPr>
-                      <w:rFonts w:ascii="Noto Sans KR" w:eastAsia="Noto Sans KR" w:hAnsi="Noto Sans KR" w:hint="eastAsia"/>
-                      <w:sz w:val="28"/>
-                      <w:szCs w:val="28"/>
-                    </w:rPr>
-                  </w:pPr>
-                </w:p>
-              </w:tc>
-            </w:tr>
-            <w:tr>
-              <w:tc>
-                <w:tcPr>
-                  <w:tcW w:w="1306" w:type="dxa"/>
-                </w:tcPr>
-                <w:p>
-                  <w:pPr>
-                    <w:spacing w:line="400" w:lineRule="exact"/>
-                    <w:jc w:val="center"/>
-                    <w:rPr>
-                      <w:rFonts w:ascii="Noto Sans KR" w:eastAsia="Noto Sans KR" w:hAnsi="Noto Sans KR" w:hint="eastAsia"/>
+                      <w:rFonts w:ascii="Noto Sans KR" w:eastAsia="Noto Sans KR" w:hAnsi="Noto Sans KR"/>
+                      <w:sz w:val="28"/>
+                      <w:szCs w:val="28"/>
+                    </w:rPr>
+                  </w:pPr>
+                </w:p>
+              </w:tc>
+            </w:tr>
+            <w:tr>
+              <w:tc>
+                <w:tcPr>
+                  <w:tcW w:w="1306" w:type="dxa"/>
+                </w:tcPr>
+                <w:p>
+                  <w:pPr>
+                    <w:spacing w:line="400" w:lineRule="exact"/>
+                    <w:jc w:val="center"/>
+                    <w:rPr>
+                      <w:rFonts w:ascii="Noto Sans KR" w:eastAsia="Noto Sans KR" w:hAnsi="Noto Sans KR"/>
                       <w:sz w:val="28"/>
                       <w:szCs w:val="28"/>
                     </w:rPr>
@@ -4166,35 +3880,36 @@
                     <w:spacing w:line="400" w:lineRule="exact"/>
                     <w:jc w:val="both"/>
                     <w:rPr>
-                      <w:rFonts w:ascii="Noto Sans KR" w:eastAsia="Noto Sans KR" w:hAnsi="Noto Sans KR" w:hint="eastAsia"/>
-                      <w:sz w:val="28"/>
-                      <w:szCs w:val="28"/>
-                    </w:rPr>
-                  </w:pPr>
-                </w:p>
-              </w:tc>
-            </w:tr>
-            <w:tr>
-              <w:tc>
-                <w:tcPr>
-                  <w:tcW w:w="1306" w:type="dxa"/>
-                </w:tcPr>
-                <w:p>
-                  <w:pPr>
-                    <w:spacing w:line="400" w:lineRule="exact"/>
-                    <w:jc w:val="center"/>
-                    <w:rPr>
-                      <w:rFonts w:ascii="Noto Sans KR" w:eastAsia="Noto Sans KR" w:hAnsi="Noto Sans KR" w:hint="eastAsia"/>
-                      <w:sz w:val="28"/>
-                      <w:szCs w:val="28"/>
-                    </w:rPr>
-                  </w:pPr>
-                  <w:r>
-                    <w:rPr>
-                      <w:rFonts w:ascii="Noto Sans KR" w:eastAsia="Noto Sans KR" w:hAnsi="Noto Sans KR" w:hint="eastAsia"/>
-                      <w:sz w:val="28"/>
-                      <w:szCs w:val="28"/>
-                    </w:rPr>
+                      <w:rFonts w:ascii="Noto Sans KR" w:eastAsia="Noto Sans KR" w:hAnsi="Noto Sans KR"/>
+                      <w:sz w:val="28"/>
+                      <w:szCs w:val="28"/>
+                    </w:rPr>
+                  </w:pPr>
+                </w:p>
+              </w:tc>
+            </w:tr>
+            <w:tr>
+              <w:tc>
+                <w:tcPr>
+                  <w:tcW w:w="1306" w:type="dxa"/>
+                </w:tcPr>
+                <w:p>
+                  <w:pPr>
+                    <w:spacing w:line="400" w:lineRule="exact"/>
+                    <w:jc w:val="center"/>
+                    <w:rPr>
+                      <w:rFonts w:ascii="Noto Sans KR" w:eastAsia="Noto Sans KR" w:hAnsi="Noto Sans KR"/>
+                      <w:sz w:val="28"/>
+                      <w:szCs w:val="28"/>
+                    </w:rPr>
+                  </w:pPr>
+                  <w:r>
+                    <w:rPr>
+                      <w:rFonts w:ascii="Noto Sans KR" w:eastAsia="Noto Sans KR" w:hAnsi="Noto Sans KR" w:hint="eastAsia"/>
+                      <w:sz w:val="28"/>
+                      <w:szCs w:val="28"/>
+                    </w:rPr>
+                    <w:lastRenderedPageBreak/>
                     <w:t>11/20</w:t>
                   </w:r>
                 </w:p>
@@ -4208,25 +3923,25 @@
                     <w:spacing w:line="400" w:lineRule="exact"/>
                     <w:jc w:val="both"/>
                     <w:rPr>
-                      <w:rFonts w:ascii="Noto Sans KR" w:eastAsia="Noto Sans KR" w:hAnsi="Noto Sans KR" w:hint="eastAsia"/>
-                      <w:sz w:val="28"/>
-                      <w:szCs w:val="28"/>
-                    </w:rPr>
-                  </w:pPr>
-                </w:p>
-              </w:tc>
-            </w:tr>
-            <w:tr>
-              <w:tc>
-                <w:tcPr>
-                  <w:tcW w:w="1306" w:type="dxa"/>
-                </w:tcPr>
-                <w:p>
-                  <w:pPr>
-                    <w:spacing w:line="400" w:lineRule="exact"/>
-                    <w:jc w:val="center"/>
-                    <w:rPr>
-                      <w:rFonts w:ascii="Noto Sans KR" w:eastAsia="Noto Sans KR" w:hAnsi="Noto Sans KR" w:hint="eastAsia"/>
+                      <w:rFonts w:ascii="Noto Sans KR" w:eastAsia="Noto Sans KR" w:hAnsi="Noto Sans KR"/>
+                      <w:sz w:val="28"/>
+                      <w:szCs w:val="28"/>
+                    </w:rPr>
+                  </w:pPr>
+                </w:p>
+              </w:tc>
+            </w:tr>
+            <w:tr>
+              <w:tc>
+                <w:tcPr>
+                  <w:tcW w:w="1306" w:type="dxa"/>
+                </w:tcPr>
+                <w:p>
+                  <w:pPr>
+                    <w:spacing w:line="400" w:lineRule="exact"/>
+                    <w:jc w:val="center"/>
+                    <w:rPr>
+                      <w:rFonts w:ascii="Noto Sans KR" w:eastAsia="Noto Sans KR" w:hAnsi="Noto Sans KR"/>
                       <w:sz w:val="28"/>
                       <w:szCs w:val="28"/>
                     </w:rPr>
@@ -4250,25 +3965,25 @@
                     <w:spacing w:line="400" w:lineRule="exact"/>
                     <w:jc w:val="both"/>
                     <w:rPr>
-                      <w:rFonts w:ascii="Noto Sans KR" w:eastAsia="Noto Sans KR" w:hAnsi="Noto Sans KR" w:hint="eastAsia"/>
-                      <w:sz w:val="28"/>
-                      <w:szCs w:val="28"/>
-                    </w:rPr>
-                  </w:pPr>
-                </w:p>
-              </w:tc>
-            </w:tr>
-            <w:tr>
-              <w:tc>
-                <w:tcPr>
-                  <w:tcW w:w="1306" w:type="dxa"/>
-                </w:tcPr>
-                <w:p>
-                  <w:pPr>
-                    <w:spacing w:line="400" w:lineRule="exact"/>
-                    <w:jc w:val="center"/>
-                    <w:rPr>
-                      <w:rFonts w:ascii="Noto Sans KR" w:eastAsia="Noto Sans KR" w:hAnsi="Noto Sans KR" w:hint="eastAsia"/>
+                      <w:rFonts w:ascii="Noto Sans KR" w:eastAsia="Noto Sans KR" w:hAnsi="Noto Sans KR"/>
+                      <w:sz w:val="28"/>
+                      <w:szCs w:val="28"/>
+                    </w:rPr>
+                  </w:pPr>
+                </w:p>
+              </w:tc>
+            </w:tr>
+            <w:tr>
+              <w:tc>
+                <w:tcPr>
+                  <w:tcW w:w="1306" w:type="dxa"/>
+                </w:tcPr>
+                <w:p>
+                  <w:pPr>
+                    <w:spacing w:line="400" w:lineRule="exact"/>
+                    <w:jc w:val="center"/>
+                    <w:rPr>
+                      <w:rFonts w:ascii="Noto Sans KR" w:eastAsia="Noto Sans KR" w:hAnsi="Noto Sans KR"/>
                       <w:sz w:val="28"/>
                       <w:szCs w:val="28"/>
                     </w:rPr>
@@ -4292,25 +4007,25 @@
                     <w:spacing w:line="400" w:lineRule="exact"/>
                     <w:jc w:val="both"/>
                     <w:rPr>
-                      <w:rFonts w:ascii="Noto Sans KR" w:eastAsia="Noto Sans KR" w:hAnsi="Noto Sans KR" w:hint="eastAsia"/>
-                      <w:sz w:val="28"/>
-                      <w:szCs w:val="28"/>
-                    </w:rPr>
-                  </w:pPr>
-                </w:p>
-              </w:tc>
-            </w:tr>
-            <w:tr>
-              <w:tc>
-                <w:tcPr>
-                  <w:tcW w:w="1306" w:type="dxa"/>
-                </w:tcPr>
-                <w:p>
-                  <w:pPr>
-                    <w:spacing w:line="400" w:lineRule="exact"/>
-                    <w:jc w:val="center"/>
-                    <w:rPr>
-                      <w:rFonts w:ascii="Noto Sans KR" w:eastAsia="Noto Sans KR" w:hAnsi="Noto Sans KR" w:hint="eastAsia"/>
+                      <w:rFonts w:ascii="Noto Sans KR" w:eastAsia="Noto Sans KR" w:hAnsi="Noto Sans KR"/>
+                      <w:sz w:val="28"/>
+                      <w:szCs w:val="28"/>
+                    </w:rPr>
+                  </w:pPr>
+                </w:p>
+              </w:tc>
+            </w:tr>
+            <w:tr>
+              <w:tc>
+                <w:tcPr>
+                  <w:tcW w:w="1306" w:type="dxa"/>
+                </w:tcPr>
+                <w:p>
+                  <w:pPr>
+                    <w:spacing w:line="400" w:lineRule="exact"/>
+                    <w:jc w:val="center"/>
+                    <w:rPr>
+                      <w:rFonts w:ascii="Noto Sans KR" w:eastAsia="Noto Sans KR" w:hAnsi="Noto Sans KR"/>
                       <w:sz w:val="28"/>
                       <w:szCs w:val="28"/>
                     </w:rPr>
@@ -4334,25 +4049,25 @@
                     <w:spacing w:line="400" w:lineRule="exact"/>
                     <w:jc w:val="both"/>
                     <w:rPr>
-                      <w:rFonts w:ascii="Noto Sans KR" w:eastAsia="Noto Sans KR" w:hAnsi="Noto Sans KR" w:hint="eastAsia"/>
-                      <w:sz w:val="28"/>
-                      <w:szCs w:val="28"/>
-                    </w:rPr>
-                  </w:pPr>
-                </w:p>
-              </w:tc>
-            </w:tr>
-            <w:tr>
-              <w:tc>
-                <w:tcPr>
-                  <w:tcW w:w="1306" w:type="dxa"/>
-                </w:tcPr>
-                <w:p>
-                  <w:pPr>
-                    <w:spacing w:line="400" w:lineRule="exact"/>
-                    <w:jc w:val="center"/>
-                    <w:rPr>
-                      <w:rFonts w:ascii="Noto Sans KR" w:eastAsia="Noto Sans KR" w:hAnsi="Noto Sans KR" w:hint="eastAsia"/>
+                      <w:rFonts w:ascii="Noto Sans KR" w:eastAsia="Noto Sans KR" w:hAnsi="Noto Sans KR"/>
+                      <w:sz w:val="28"/>
+                      <w:szCs w:val="28"/>
+                    </w:rPr>
+                  </w:pPr>
+                </w:p>
+              </w:tc>
+            </w:tr>
+            <w:tr>
+              <w:tc>
+                <w:tcPr>
+                  <w:tcW w:w="1306" w:type="dxa"/>
+                </w:tcPr>
+                <w:p>
+                  <w:pPr>
+                    <w:spacing w:line="400" w:lineRule="exact"/>
+                    <w:jc w:val="center"/>
+                    <w:rPr>
+                      <w:rFonts w:ascii="Noto Sans KR" w:eastAsia="Noto Sans KR" w:hAnsi="Noto Sans KR"/>
                       <w:sz w:val="28"/>
                       <w:szCs w:val="28"/>
                     </w:rPr>
@@ -4376,25 +4091,25 @@
                     <w:spacing w:line="400" w:lineRule="exact"/>
                     <w:jc w:val="both"/>
                     <w:rPr>
-                      <w:rFonts w:ascii="Noto Sans KR" w:eastAsia="Noto Sans KR" w:hAnsi="Noto Sans KR" w:hint="eastAsia"/>
-                      <w:sz w:val="28"/>
-                      <w:szCs w:val="28"/>
-                    </w:rPr>
-                  </w:pPr>
-                </w:p>
-              </w:tc>
-            </w:tr>
-            <w:tr>
-              <w:tc>
-                <w:tcPr>
-                  <w:tcW w:w="1306" w:type="dxa"/>
-                </w:tcPr>
-                <w:p>
-                  <w:pPr>
-                    <w:spacing w:line="400" w:lineRule="exact"/>
-                    <w:jc w:val="center"/>
-                    <w:rPr>
-                      <w:rFonts w:ascii="Noto Sans KR" w:eastAsia="Noto Sans KR" w:hAnsi="Noto Sans KR" w:hint="eastAsia"/>
+                      <w:rFonts w:ascii="Noto Sans KR" w:eastAsia="Noto Sans KR" w:hAnsi="Noto Sans KR"/>
+                      <w:sz w:val="28"/>
+                      <w:szCs w:val="28"/>
+                    </w:rPr>
+                  </w:pPr>
+                </w:p>
+              </w:tc>
+            </w:tr>
+            <w:tr>
+              <w:tc>
+                <w:tcPr>
+                  <w:tcW w:w="1306" w:type="dxa"/>
+                </w:tcPr>
+                <w:p>
+                  <w:pPr>
+                    <w:spacing w:line="400" w:lineRule="exact"/>
+                    <w:jc w:val="center"/>
+                    <w:rPr>
+                      <w:rFonts w:ascii="Noto Sans KR" w:eastAsia="Noto Sans KR" w:hAnsi="Noto Sans KR"/>
                       <w:sz w:val="28"/>
                       <w:szCs w:val="28"/>
                     </w:rPr>
@@ -4418,36 +4133,35 @@
                     <w:spacing w:line="400" w:lineRule="exact"/>
                     <w:jc w:val="both"/>
                     <w:rPr>
-                      <w:rFonts w:ascii="Noto Sans KR" w:eastAsia="Noto Sans KR" w:hAnsi="Noto Sans KR" w:hint="eastAsia"/>
-                      <w:sz w:val="28"/>
-                      <w:szCs w:val="28"/>
-                    </w:rPr>
-                  </w:pPr>
-                </w:p>
-              </w:tc>
-            </w:tr>
-            <w:tr>
-              <w:tc>
-                <w:tcPr>
-                  <w:tcW w:w="1306" w:type="dxa"/>
-                </w:tcPr>
-                <w:p>
-                  <w:pPr>
-                    <w:spacing w:line="400" w:lineRule="exact"/>
-                    <w:jc w:val="center"/>
-                    <w:rPr>
-                      <w:rFonts w:ascii="Noto Sans KR" w:eastAsia="Noto Sans KR" w:hAnsi="Noto Sans KR" w:hint="eastAsia"/>
-                      <w:sz w:val="28"/>
-                      <w:szCs w:val="28"/>
-                    </w:rPr>
-                  </w:pPr>
-                  <w:r>
-                    <w:rPr>
-                      <w:rFonts w:ascii="Noto Sans KR" w:eastAsia="Noto Sans KR" w:hAnsi="Noto Sans KR" w:hint="eastAsia"/>
-                      <w:sz w:val="28"/>
-                      <w:szCs w:val="28"/>
-                    </w:rPr>
-                    <w:lastRenderedPageBreak/>
+                      <w:rFonts w:ascii="Noto Sans KR" w:eastAsia="Noto Sans KR" w:hAnsi="Noto Sans KR"/>
+                      <w:sz w:val="28"/>
+                      <w:szCs w:val="28"/>
+                    </w:rPr>
+                  </w:pPr>
+                </w:p>
+              </w:tc>
+            </w:tr>
+            <w:tr>
+              <w:tc>
+                <w:tcPr>
+                  <w:tcW w:w="1306" w:type="dxa"/>
+                </w:tcPr>
+                <w:p>
+                  <w:pPr>
+                    <w:spacing w:line="400" w:lineRule="exact"/>
+                    <w:jc w:val="center"/>
+                    <w:rPr>
+                      <w:rFonts w:ascii="Noto Sans KR" w:eastAsia="Noto Sans KR" w:hAnsi="Noto Sans KR"/>
+                      <w:sz w:val="28"/>
+                      <w:szCs w:val="28"/>
+                    </w:rPr>
+                  </w:pPr>
+                  <w:r>
+                    <w:rPr>
+                      <w:rFonts w:ascii="Noto Sans KR" w:eastAsia="Noto Sans KR" w:hAnsi="Noto Sans KR" w:hint="eastAsia"/>
+                      <w:sz w:val="28"/>
+                      <w:szCs w:val="28"/>
+                    </w:rPr>
                     <w:t>11/26</w:t>
                   </w:r>
                 </w:p>
@@ -4461,25 +4175,25 @@
                     <w:spacing w:line="400" w:lineRule="exact"/>
                     <w:jc w:val="both"/>
                     <w:rPr>
-                      <w:rFonts w:ascii="Noto Sans KR" w:eastAsia="Noto Sans KR" w:hAnsi="Noto Sans KR" w:hint="eastAsia"/>
-                      <w:sz w:val="28"/>
-                      <w:szCs w:val="28"/>
-                    </w:rPr>
-                  </w:pPr>
-                </w:p>
-              </w:tc>
-            </w:tr>
-            <w:tr>
-              <w:tc>
-                <w:tcPr>
-                  <w:tcW w:w="1306" w:type="dxa"/>
-                </w:tcPr>
-                <w:p>
-                  <w:pPr>
-                    <w:spacing w:line="400" w:lineRule="exact"/>
-                    <w:jc w:val="center"/>
-                    <w:rPr>
-                      <w:rFonts w:ascii="Noto Sans KR" w:eastAsia="Noto Sans KR" w:hAnsi="Noto Sans KR" w:hint="eastAsia"/>
+                      <w:rFonts w:ascii="Noto Sans KR" w:eastAsia="Noto Sans KR" w:hAnsi="Noto Sans KR"/>
+                      <w:sz w:val="28"/>
+                      <w:szCs w:val="28"/>
+                    </w:rPr>
+                  </w:pPr>
+                </w:p>
+              </w:tc>
+            </w:tr>
+            <w:tr>
+              <w:tc>
+                <w:tcPr>
+                  <w:tcW w:w="1306" w:type="dxa"/>
+                </w:tcPr>
+                <w:p>
+                  <w:pPr>
+                    <w:spacing w:line="400" w:lineRule="exact"/>
+                    <w:jc w:val="center"/>
+                    <w:rPr>
+                      <w:rFonts w:ascii="Noto Sans KR" w:eastAsia="Noto Sans KR" w:hAnsi="Noto Sans KR"/>
                       <w:sz w:val="28"/>
                       <w:szCs w:val="28"/>
                     </w:rPr>
@@ -4503,25 +4217,25 @@
                     <w:spacing w:line="400" w:lineRule="exact"/>
                     <w:jc w:val="both"/>
                     <w:rPr>
-                      <w:rFonts w:ascii="Noto Sans KR" w:eastAsia="Noto Sans KR" w:hAnsi="Noto Sans KR" w:hint="eastAsia"/>
-                      <w:sz w:val="28"/>
-                      <w:szCs w:val="28"/>
-                    </w:rPr>
-                  </w:pPr>
-                </w:p>
-              </w:tc>
-            </w:tr>
-            <w:tr>
-              <w:tc>
-                <w:tcPr>
-                  <w:tcW w:w="1306" w:type="dxa"/>
-                </w:tcPr>
-                <w:p>
-                  <w:pPr>
-                    <w:spacing w:line="400" w:lineRule="exact"/>
-                    <w:jc w:val="center"/>
-                    <w:rPr>
-                      <w:rFonts w:ascii="Noto Sans KR" w:eastAsia="Noto Sans KR" w:hAnsi="Noto Sans KR" w:hint="eastAsia"/>
+                      <w:rFonts w:ascii="Noto Sans KR" w:eastAsia="Noto Sans KR" w:hAnsi="Noto Sans KR"/>
+                      <w:sz w:val="28"/>
+                      <w:szCs w:val="28"/>
+                    </w:rPr>
+                  </w:pPr>
+                </w:p>
+              </w:tc>
+            </w:tr>
+            <w:tr>
+              <w:tc>
+                <w:tcPr>
+                  <w:tcW w:w="1306" w:type="dxa"/>
+                </w:tcPr>
+                <w:p>
+                  <w:pPr>
+                    <w:spacing w:line="400" w:lineRule="exact"/>
+                    <w:jc w:val="center"/>
+                    <w:rPr>
+                      <w:rFonts w:ascii="Noto Sans KR" w:eastAsia="Noto Sans KR" w:hAnsi="Noto Sans KR"/>
                       <w:sz w:val="28"/>
                       <w:szCs w:val="28"/>
                     </w:rPr>
@@ -4545,25 +4259,25 @@
                     <w:spacing w:line="400" w:lineRule="exact"/>
                     <w:jc w:val="both"/>
                     <w:rPr>
-                      <w:rFonts w:ascii="Noto Sans KR" w:eastAsia="Noto Sans KR" w:hAnsi="Noto Sans KR" w:hint="eastAsia"/>
-                      <w:sz w:val="28"/>
-                      <w:szCs w:val="28"/>
-                    </w:rPr>
-                  </w:pPr>
-                </w:p>
-              </w:tc>
-            </w:tr>
-            <w:tr>
-              <w:tc>
-                <w:tcPr>
-                  <w:tcW w:w="1306" w:type="dxa"/>
-                </w:tcPr>
-                <w:p>
-                  <w:pPr>
-                    <w:spacing w:line="400" w:lineRule="exact"/>
-                    <w:jc w:val="center"/>
-                    <w:rPr>
-                      <w:rFonts w:ascii="Noto Sans KR" w:eastAsia="Noto Sans KR" w:hAnsi="Noto Sans KR" w:hint="eastAsia"/>
+                      <w:rFonts w:ascii="Noto Sans KR" w:eastAsia="Noto Sans KR" w:hAnsi="Noto Sans KR"/>
+                      <w:sz w:val="28"/>
+                      <w:szCs w:val="28"/>
+                    </w:rPr>
+                  </w:pPr>
+                </w:p>
+              </w:tc>
+            </w:tr>
+            <w:tr>
+              <w:tc>
+                <w:tcPr>
+                  <w:tcW w:w="1306" w:type="dxa"/>
+                </w:tcPr>
+                <w:p>
+                  <w:pPr>
+                    <w:spacing w:line="400" w:lineRule="exact"/>
+                    <w:jc w:val="center"/>
+                    <w:rPr>
+                      <w:rFonts w:ascii="Noto Sans KR" w:eastAsia="Noto Sans KR" w:hAnsi="Noto Sans KR"/>
                       <w:sz w:val="28"/>
                       <w:szCs w:val="28"/>
                     </w:rPr>
@@ -4587,25 +4301,25 @@
                     <w:spacing w:line="400" w:lineRule="exact"/>
                     <w:jc w:val="both"/>
                     <w:rPr>
-                      <w:rFonts w:ascii="Noto Sans KR" w:eastAsia="Noto Sans KR" w:hAnsi="Noto Sans KR" w:hint="eastAsia"/>
-                      <w:sz w:val="28"/>
-                      <w:szCs w:val="28"/>
-                    </w:rPr>
-                  </w:pPr>
-                </w:p>
-              </w:tc>
-            </w:tr>
-            <w:tr>
-              <w:tc>
-                <w:tcPr>
-                  <w:tcW w:w="1306" w:type="dxa"/>
-                </w:tcPr>
-                <w:p>
-                  <w:pPr>
-                    <w:spacing w:line="400" w:lineRule="exact"/>
-                    <w:jc w:val="center"/>
-                    <w:rPr>
-                      <w:rFonts w:ascii="Noto Sans KR" w:eastAsia="Noto Sans KR" w:hAnsi="Noto Sans KR" w:hint="eastAsia"/>
+                      <w:rFonts w:ascii="Noto Sans KR" w:eastAsia="Noto Sans KR" w:hAnsi="Noto Sans KR"/>
+                      <w:sz w:val="28"/>
+                      <w:szCs w:val="28"/>
+                    </w:rPr>
+                  </w:pPr>
+                </w:p>
+              </w:tc>
+            </w:tr>
+            <w:tr>
+              <w:tc>
+                <w:tcPr>
+                  <w:tcW w:w="1306" w:type="dxa"/>
+                </w:tcPr>
+                <w:p>
+                  <w:pPr>
+                    <w:spacing w:line="400" w:lineRule="exact"/>
+                    <w:jc w:val="center"/>
+                    <w:rPr>
+                      <w:rFonts w:ascii="Noto Sans KR" w:eastAsia="Noto Sans KR" w:hAnsi="Noto Sans KR"/>
                       <w:sz w:val="28"/>
                       <w:szCs w:val="28"/>
                     </w:rPr>
@@ -4629,25 +4343,25 @@
                     <w:spacing w:line="400" w:lineRule="exact"/>
                     <w:jc w:val="both"/>
                     <w:rPr>
-                      <w:rFonts w:ascii="Noto Sans KR" w:eastAsia="Noto Sans KR" w:hAnsi="Noto Sans KR" w:hint="eastAsia"/>
-                      <w:sz w:val="28"/>
-                      <w:szCs w:val="28"/>
-                    </w:rPr>
-                  </w:pPr>
-                </w:p>
-              </w:tc>
-            </w:tr>
-            <w:tr>
-              <w:tc>
-                <w:tcPr>
-                  <w:tcW w:w="1306" w:type="dxa"/>
-                </w:tcPr>
-                <w:p>
-                  <w:pPr>
-                    <w:spacing w:line="400" w:lineRule="exact"/>
-                    <w:jc w:val="center"/>
-                    <w:rPr>
-                      <w:rFonts w:ascii="Noto Sans KR" w:eastAsia="Noto Sans KR" w:hAnsi="Noto Sans KR" w:hint="eastAsia"/>
+                      <w:rFonts w:ascii="Noto Sans KR" w:eastAsia="Noto Sans KR" w:hAnsi="Noto Sans KR"/>
+                      <w:sz w:val="28"/>
+                      <w:szCs w:val="28"/>
+                    </w:rPr>
+                  </w:pPr>
+                </w:p>
+              </w:tc>
+            </w:tr>
+            <w:tr>
+              <w:tc>
+                <w:tcPr>
+                  <w:tcW w:w="1306" w:type="dxa"/>
+                </w:tcPr>
+                <w:p>
+                  <w:pPr>
+                    <w:spacing w:line="400" w:lineRule="exact"/>
+                    <w:jc w:val="center"/>
+                    <w:rPr>
+                      <w:rFonts w:ascii="Noto Sans KR" w:eastAsia="Noto Sans KR" w:hAnsi="Noto Sans KR"/>
                       <w:sz w:val="28"/>
                       <w:szCs w:val="28"/>
                     </w:rPr>
@@ -4671,25 +4385,25 @@
                     <w:spacing w:line="400" w:lineRule="exact"/>
                     <w:jc w:val="both"/>
                     <w:rPr>
-                      <w:rFonts w:ascii="Noto Sans KR" w:eastAsia="Noto Sans KR" w:hAnsi="Noto Sans KR" w:hint="eastAsia"/>
-                      <w:sz w:val="28"/>
-                      <w:szCs w:val="28"/>
-                    </w:rPr>
-                  </w:pPr>
-                </w:p>
-              </w:tc>
-            </w:tr>
-            <w:tr>
-              <w:tc>
-                <w:tcPr>
-                  <w:tcW w:w="1306" w:type="dxa"/>
-                </w:tcPr>
-                <w:p>
-                  <w:pPr>
-                    <w:spacing w:line="400" w:lineRule="exact"/>
-                    <w:jc w:val="center"/>
-                    <w:rPr>
-                      <w:rFonts w:ascii="Noto Sans KR" w:eastAsia="Noto Sans KR" w:hAnsi="Noto Sans KR" w:hint="eastAsia"/>
+                      <w:rFonts w:ascii="Noto Sans KR" w:eastAsia="Noto Sans KR" w:hAnsi="Noto Sans KR"/>
+                      <w:sz w:val="28"/>
+                      <w:szCs w:val="28"/>
+                    </w:rPr>
+                  </w:pPr>
+                </w:p>
+              </w:tc>
+            </w:tr>
+            <w:tr>
+              <w:tc>
+                <w:tcPr>
+                  <w:tcW w:w="1306" w:type="dxa"/>
+                </w:tcPr>
+                <w:p>
+                  <w:pPr>
+                    <w:spacing w:line="400" w:lineRule="exact"/>
+                    <w:jc w:val="center"/>
+                    <w:rPr>
+                      <w:rFonts w:ascii="Noto Sans KR" w:eastAsia="Noto Sans KR" w:hAnsi="Noto Sans KR"/>
                       <w:sz w:val="28"/>
                       <w:szCs w:val="28"/>
                     </w:rPr>
@@ -4713,25 +4427,25 @@
                     <w:spacing w:line="400" w:lineRule="exact"/>
                     <w:jc w:val="both"/>
                     <w:rPr>
-                      <w:rFonts w:ascii="Noto Sans KR" w:eastAsia="Noto Sans KR" w:hAnsi="Noto Sans KR" w:hint="eastAsia"/>
-                      <w:sz w:val="28"/>
-                      <w:szCs w:val="28"/>
-                    </w:rPr>
-                  </w:pPr>
-                </w:p>
-              </w:tc>
-            </w:tr>
-            <w:tr>
-              <w:tc>
-                <w:tcPr>
-                  <w:tcW w:w="1306" w:type="dxa"/>
-                </w:tcPr>
-                <w:p>
-                  <w:pPr>
-                    <w:spacing w:line="400" w:lineRule="exact"/>
-                    <w:jc w:val="center"/>
-                    <w:rPr>
-                      <w:rFonts w:ascii="Noto Sans KR" w:eastAsia="Noto Sans KR" w:hAnsi="Noto Sans KR" w:hint="eastAsia"/>
+                      <w:rFonts w:ascii="Noto Sans KR" w:eastAsia="Noto Sans KR" w:hAnsi="Noto Sans KR"/>
+                      <w:sz w:val="28"/>
+                      <w:szCs w:val="28"/>
+                    </w:rPr>
+                  </w:pPr>
+                </w:p>
+              </w:tc>
+            </w:tr>
+            <w:tr>
+              <w:tc>
+                <w:tcPr>
+                  <w:tcW w:w="1306" w:type="dxa"/>
+                </w:tcPr>
+                <w:p>
+                  <w:pPr>
+                    <w:spacing w:line="400" w:lineRule="exact"/>
+                    <w:jc w:val="center"/>
+                    <w:rPr>
+                      <w:rFonts w:ascii="Noto Sans KR" w:eastAsia="Noto Sans KR" w:hAnsi="Noto Sans KR"/>
                       <w:sz w:val="28"/>
                       <w:szCs w:val="28"/>
                     </w:rPr>
@@ -4755,25 +4469,25 @@
                     <w:spacing w:line="400" w:lineRule="exact"/>
                     <w:jc w:val="both"/>
                     <w:rPr>
-                      <w:rFonts w:ascii="Noto Sans KR" w:eastAsia="Noto Sans KR" w:hAnsi="Noto Sans KR" w:hint="eastAsia"/>
-                      <w:sz w:val="28"/>
-                      <w:szCs w:val="28"/>
-                    </w:rPr>
-                  </w:pPr>
-                </w:p>
-              </w:tc>
-            </w:tr>
-            <w:tr>
-              <w:tc>
-                <w:tcPr>
-                  <w:tcW w:w="1306" w:type="dxa"/>
-                </w:tcPr>
-                <w:p>
-                  <w:pPr>
-                    <w:spacing w:line="400" w:lineRule="exact"/>
-                    <w:jc w:val="center"/>
-                    <w:rPr>
-                      <w:rFonts w:ascii="Noto Sans KR" w:eastAsia="Noto Sans KR" w:hAnsi="Noto Sans KR" w:hint="eastAsia"/>
+                      <w:rFonts w:ascii="Noto Sans KR" w:eastAsia="Noto Sans KR" w:hAnsi="Noto Sans KR"/>
+                      <w:sz w:val="28"/>
+                      <w:szCs w:val="28"/>
+                    </w:rPr>
+                  </w:pPr>
+                </w:p>
+              </w:tc>
+            </w:tr>
+            <w:tr>
+              <w:tc>
+                <w:tcPr>
+                  <w:tcW w:w="1306" w:type="dxa"/>
+                </w:tcPr>
+                <w:p>
+                  <w:pPr>
+                    <w:spacing w:line="400" w:lineRule="exact"/>
+                    <w:jc w:val="center"/>
+                    <w:rPr>
+                      <w:rFonts w:ascii="Noto Sans KR" w:eastAsia="Noto Sans KR" w:hAnsi="Noto Sans KR"/>
                       <w:sz w:val="28"/>
                       <w:szCs w:val="28"/>
                     </w:rPr>
@@ -4797,25 +4511,25 @@
                     <w:spacing w:line="400" w:lineRule="exact"/>
                     <w:jc w:val="both"/>
                     <w:rPr>
-                      <w:rFonts w:ascii="Noto Sans KR" w:eastAsia="Noto Sans KR" w:hAnsi="Noto Sans KR" w:hint="eastAsia"/>
-                      <w:sz w:val="28"/>
-                      <w:szCs w:val="28"/>
-                    </w:rPr>
-                  </w:pPr>
-                </w:p>
-              </w:tc>
-            </w:tr>
-            <w:tr>
-              <w:tc>
-                <w:tcPr>
-                  <w:tcW w:w="1306" w:type="dxa"/>
-                </w:tcPr>
-                <w:p>
-                  <w:pPr>
-                    <w:spacing w:line="400" w:lineRule="exact"/>
-                    <w:jc w:val="center"/>
-                    <w:rPr>
-                      <w:rFonts w:ascii="Noto Sans KR" w:eastAsia="Noto Sans KR" w:hAnsi="Noto Sans KR" w:hint="eastAsia"/>
+                      <w:rFonts w:ascii="Noto Sans KR" w:eastAsia="Noto Sans KR" w:hAnsi="Noto Sans KR"/>
+                      <w:sz w:val="28"/>
+                      <w:szCs w:val="28"/>
+                    </w:rPr>
+                  </w:pPr>
+                </w:p>
+              </w:tc>
+            </w:tr>
+            <w:tr>
+              <w:tc>
+                <w:tcPr>
+                  <w:tcW w:w="1306" w:type="dxa"/>
+                </w:tcPr>
+                <w:p>
+                  <w:pPr>
+                    <w:spacing w:line="400" w:lineRule="exact"/>
+                    <w:jc w:val="center"/>
+                    <w:rPr>
+                      <w:rFonts w:ascii="Noto Sans KR" w:eastAsia="Noto Sans KR" w:hAnsi="Noto Sans KR"/>
                       <w:sz w:val="28"/>
                       <w:szCs w:val="28"/>
                     </w:rPr>
@@ -4839,25 +4553,25 @@
                     <w:spacing w:line="400" w:lineRule="exact"/>
                     <w:jc w:val="both"/>
                     <w:rPr>
-                      <w:rFonts w:ascii="Noto Sans KR" w:eastAsia="Noto Sans KR" w:hAnsi="Noto Sans KR" w:hint="eastAsia"/>
-                      <w:sz w:val="28"/>
-                      <w:szCs w:val="28"/>
-                    </w:rPr>
-                  </w:pPr>
-                </w:p>
-              </w:tc>
-            </w:tr>
-            <w:tr>
-              <w:tc>
-                <w:tcPr>
-                  <w:tcW w:w="1306" w:type="dxa"/>
-                </w:tcPr>
-                <w:p>
-                  <w:pPr>
-                    <w:spacing w:line="400" w:lineRule="exact"/>
-                    <w:jc w:val="center"/>
-                    <w:rPr>
-                      <w:rFonts w:ascii="Noto Sans KR" w:eastAsia="Noto Sans KR" w:hAnsi="Noto Sans KR" w:hint="eastAsia"/>
+                      <w:rFonts w:ascii="Noto Sans KR" w:eastAsia="Noto Sans KR" w:hAnsi="Noto Sans KR"/>
+                      <w:sz w:val="28"/>
+                      <w:szCs w:val="28"/>
+                    </w:rPr>
+                  </w:pPr>
+                </w:p>
+              </w:tc>
+            </w:tr>
+            <w:tr>
+              <w:tc>
+                <w:tcPr>
+                  <w:tcW w:w="1306" w:type="dxa"/>
+                </w:tcPr>
+                <w:p>
+                  <w:pPr>
+                    <w:spacing w:line="400" w:lineRule="exact"/>
+                    <w:jc w:val="center"/>
+                    <w:rPr>
+                      <w:rFonts w:ascii="Noto Sans KR" w:eastAsia="Noto Sans KR" w:hAnsi="Noto Sans KR"/>
                       <w:sz w:val="28"/>
                       <w:szCs w:val="28"/>
                     </w:rPr>
@@ -4881,25 +4595,25 @@
                     <w:spacing w:line="400" w:lineRule="exact"/>
                     <w:jc w:val="both"/>
                     <w:rPr>
-                      <w:rFonts w:ascii="Noto Sans KR" w:eastAsia="Noto Sans KR" w:hAnsi="Noto Sans KR" w:hint="eastAsia"/>
-                      <w:sz w:val="28"/>
-                      <w:szCs w:val="28"/>
-                    </w:rPr>
-                  </w:pPr>
-                </w:p>
-              </w:tc>
-            </w:tr>
-            <w:tr>
-              <w:tc>
-                <w:tcPr>
-                  <w:tcW w:w="1306" w:type="dxa"/>
-                </w:tcPr>
-                <w:p>
-                  <w:pPr>
-                    <w:spacing w:line="400" w:lineRule="exact"/>
-                    <w:jc w:val="center"/>
-                    <w:rPr>
-                      <w:rFonts w:ascii="Noto Sans KR" w:eastAsia="Noto Sans KR" w:hAnsi="Noto Sans KR" w:hint="eastAsia"/>
+                      <w:rFonts w:ascii="Noto Sans KR" w:eastAsia="Noto Sans KR" w:hAnsi="Noto Sans KR"/>
+                      <w:sz w:val="28"/>
+                      <w:szCs w:val="28"/>
+                    </w:rPr>
+                  </w:pPr>
+                </w:p>
+              </w:tc>
+            </w:tr>
+            <w:tr>
+              <w:tc>
+                <w:tcPr>
+                  <w:tcW w:w="1306" w:type="dxa"/>
+                </w:tcPr>
+                <w:p>
+                  <w:pPr>
+                    <w:spacing w:line="400" w:lineRule="exact"/>
+                    <w:jc w:val="center"/>
+                    <w:rPr>
+                      <w:rFonts w:ascii="Noto Sans KR" w:eastAsia="Noto Sans KR" w:hAnsi="Noto Sans KR"/>
                       <w:sz w:val="28"/>
                       <w:szCs w:val="28"/>
                     </w:rPr>
@@ -4923,25 +4637,25 @@
                     <w:spacing w:line="400" w:lineRule="exact"/>
                     <w:jc w:val="both"/>
                     <w:rPr>
-                      <w:rFonts w:ascii="Noto Sans KR" w:eastAsia="Noto Sans KR" w:hAnsi="Noto Sans KR" w:hint="eastAsia"/>
-                      <w:sz w:val="28"/>
-                      <w:szCs w:val="28"/>
-                    </w:rPr>
-                  </w:pPr>
-                </w:p>
-              </w:tc>
-            </w:tr>
-            <w:tr>
-              <w:tc>
-                <w:tcPr>
-                  <w:tcW w:w="1306" w:type="dxa"/>
-                </w:tcPr>
-                <w:p>
-                  <w:pPr>
-                    <w:spacing w:line="400" w:lineRule="exact"/>
-                    <w:jc w:val="center"/>
-                    <w:rPr>
-                      <w:rFonts w:ascii="Noto Sans KR" w:eastAsia="Noto Sans KR" w:hAnsi="Noto Sans KR" w:hint="eastAsia"/>
+                      <w:rFonts w:ascii="Noto Sans KR" w:eastAsia="Noto Sans KR" w:hAnsi="Noto Sans KR"/>
+                      <w:sz w:val="28"/>
+                      <w:szCs w:val="28"/>
+                    </w:rPr>
+                  </w:pPr>
+                </w:p>
+              </w:tc>
+            </w:tr>
+            <w:tr>
+              <w:tc>
+                <w:tcPr>
+                  <w:tcW w:w="1306" w:type="dxa"/>
+                </w:tcPr>
+                <w:p>
+                  <w:pPr>
+                    <w:spacing w:line="400" w:lineRule="exact"/>
+                    <w:jc w:val="center"/>
+                    <w:rPr>
+                      <w:rFonts w:ascii="Noto Sans KR" w:eastAsia="Noto Sans KR" w:hAnsi="Noto Sans KR"/>
                       <w:sz w:val="28"/>
                       <w:szCs w:val="28"/>
                     </w:rPr>
@@ -4965,7 +4679,7 @@
                     <w:spacing w:line="400" w:lineRule="exact"/>
                     <w:jc w:val="both"/>
                     <w:rPr>
-                      <w:rFonts w:ascii="Noto Sans KR" w:eastAsia="Noto Sans KR" w:hAnsi="Noto Sans KR" w:hint="eastAsia"/>
+                      <w:rFonts w:ascii="Noto Sans KR" w:eastAsia="Noto Sans KR" w:hAnsi="Noto Sans KR"/>
                       <w:sz w:val="28"/>
                       <w:szCs w:val="28"/>
                     </w:rPr>
@@ -4980,7 +4694,7 @@
               <w:ind w:firstLineChars="100" w:firstLine="280"/>
               <w:jc w:val="both"/>
               <w:rPr>
-                <w:rFonts w:ascii="Noto Sans KR" w:eastAsia="Noto Sans KR" w:hAnsi="Noto Sans KR" w:hint="eastAsia"/>
+                <w:rFonts w:ascii="Noto Sans KR" w:eastAsia="Noto Sans KR" w:hAnsi="Noto Sans KR"/>
                 <w:sz w:val="28"/>
                 <w:szCs w:val="28"/>
               </w:rPr>
@@ -5008,7 +4722,7 @@
               <w:spacing w:line="400" w:lineRule="exact"/>
               <w:jc w:val="center"/>
               <w:rPr>
-                <w:rFonts w:ascii="Noto Sans KR Black" w:eastAsia="Noto Sans KR Black" w:hAnsi="Noto Sans KR Black" w:hint="eastAsia"/>
+                <w:rFonts w:ascii="Noto Sans KR Black" w:eastAsia="Noto Sans KR Black" w:hAnsi="Noto Sans KR Black"/>
                 <w:sz w:val="28"/>
                 <w:szCs w:val="28"/>
               </w:rPr>
@@ -5037,23 +4751,13 @@
                 <w:szCs w:val="28"/>
               </w:rPr>
             </w:pPr>
-            <w:proofErr w:type="spellStart"/>
             <w:r>
               <w:rPr>
                 <w:rFonts w:ascii="Noto Sans KR" w:eastAsia="Noto Sans KR" w:hAnsi="Noto Sans KR" w:hint="eastAsia"/>
                 <w:sz w:val="28"/>
                 <w:szCs w:val="28"/>
               </w:rPr>
-              <w:t>박효근</w:t>
-            </w:r>
-            <w:proofErr w:type="spellEnd"/>
-            <w:r>
-              <w:rPr>
-                <w:rFonts w:ascii="Noto Sans KR" w:eastAsia="Noto Sans KR" w:hAnsi="Noto Sans KR" w:hint="eastAsia"/>
-                <w:sz w:val="28"/>
-                <w:szCs w:val="28"/>
-              </w:rPr>
-              <w:t>:</w:t>
+              <w:t>박효근:</w:t>
             </w:r>
           </w:p>
           <w:tbl>
@@ -5076,7 +4780,7 @@
                     <w:spacing w:line="400" w:lineRule="exact"/>
                     <w:jc w:val="center"/>
                     <w:rPr>
-                      <w:rFonts w:ascii="Noto Sans KR" w:eastAsia="Noto Sans KR" w:hAnsi="Noto Sans KR" w:hint="eastAsia"/>
+                      <w:rFonts w:ascii="Noto Sans KR" w:eastAsia="Noto Sans KR" w:hAnsi="Noto Sans KR"/>
                       <w:sz w:val="28"/>
                       <w:szCs w:val="28"/>
                     </w:rPr>
@@ -5100,7 +4804,7 @@
                     <w:spacing w:line="400" w:lineRule="exact"/>
                     <w:jc w:val="both"/>
                     <w:rPr>
-                      <w:rFonts w:ascii="Noto Sans KR" w:eastAsia="Noto Sans KR" w:hAnsi="Noto Sans KR" w:hint="eastAsia"/>
+                      <w:rFonts w:ascii="Noto Sans KR" w:eastAsia="Noto Sans KR" w:hAnsi="Noto Sans KR"/>
                       <w:sz w:val="28"/>
                       <w:szCs w:val="28"/>
                     </w:rPr>
@@ -5126,7 +4830,7 @@
                     <w:spacing w:line="400" w:lineRule="exact"/>
                     <w:jc w:val="center"/>
                     <w:rPr>
-                      <w:rFonts w:ascii="Noto Sans KR" w:eastAsia="Noto Sans KR" w:hAnsi="Noto Sans KR" w:hint="eastAsia"/>
+                      <w:rFonts w:ascii="Noto Sans KR" w:eastAsia="Noto Sans KR" w:hAnsi="Noto Sans KR"/>
                       <w:sz w:val="28"/>
                       <w:szCs w:val="28"/>
                     </w:rPr>
@@ -5150,25 +4854,25 @@
                     <w:spacing w:line="400" w:lineRule="exact"/>
                     <w:jc w:val="both"/>
                     <w:rPr>
-                      <w:rFonts w:ascii="Noto Sans KR" w:eastAsia="Noto Sans KR" w:hAnsi="Noto Sans KR" w:hint="eastAsia"/>
-                      <w:sz w:val="28"/>
-                      <w:szCs w:val="28"/>
-                    </w:rPr>
-                  </w:pPr>
-                </w:p>
-              </w:tc>
-            </w:tr>
-            <w:tr>
-              <w:tc>
-                <w:tcPr>
-                  <w:tcW w:w="1306" w:type="dxa"/>
-                </w:tcPr>
-                <w:p>
-                  <w:pPr>
-                    <w:spacing w:line="400" w:lineRule="exact"/>
-                    <w:jc w:val="center"/>
-                    <w:rPr>
-                      <w:rFonts w:ascii="Noto Sans KR" w:eastAsia="Noto Sans KR" w:hAnsi="Noto Sans KR" w:hint="eastAsia"/>
+                      <w:rFonts w:ascii="Noto Sans KR" w:eastAsia="Noto Sans KR" w:hAnsi="Noto Sans KR"/>
+                      <w:sz w:val="28"/>
+                      <w:szCs w:val="28"/>
+                    </w:rPr>
+                  </w:pPr>
+                </w:p>
+              </w:tc>
+            </w:tr>
+            <w:tr>
+              <w:tc>
+                <w:tcPr>
+                  <w:tcW w:w="1306" w:type="dxa"/>
+                </w:tcPr>
+                <w:p>
+                  <w:pPr>
+                    <w:spacing w:line="400" w:lineRule="exact"/>
+                    <w:jc w:val="center"/>
+                    <w:rPr>
+                      <w:rFonts w:ascii="Noto Sans KR" w:eastAsia="Noto Sans KR" w:hAnsi="Noto Sans KR"/>
                       <w:sz w:val="28"/>
                       <w:szCs w:val="28"/>
                     </w:rPr>
@@ -5192,25 +4896,25 @@
                     <w:spacing w:line="400" w:lineRule="exact"/>
                     <w:jc w:val="both"/>
                     <w:rPr>
-                      <w:rFonts w:ascii="Noto Sans KR" w:eastAsia="Noto Sans KR" w:hAnsi="Noto Sans KR" w:hint="eastAsia"/>
-                      <w:sz w:val="28"/>
-                      <w:szCs w:val="28"/>
-                    </w:rPr>
-                  </w:pPr>
-                </w:p>
-              </w:tc>
-            </w:tr>
-            <w:tr>
-              <w:tc>
-                <w:tcPr>
-                  <w:tcW w:w="1306" w:type="dxa"/>
-                </w:tcPr>
-                <w:p>
-                  <w:pPr>
-                    <w:spacing w:line="400" w:lineRule="exact"/>
-                    <w:jc w:val="center"/>
-                    <w:rPr>
-                      <w:rFonts w:ascii="Noto Sans KR" w:eastAsia="Noto Sans KR" w:hAnsi="Noto Sans KR" w:hint="eastAsia"/>
+                      <w:rFonts w:ascii="Noto Sans KR" w:eastAsia="Noto Sans KR" w:hAnsi="Noto Sans KR"/>
+                      <w:sz w:val="28"/>
+                      <w:szCs w:val="28"/>
+                    </w:rPr>
+                  </w:pPr>
+                </w:p>
+              </w:tc>
+            </w:tr>
+            <w:tr>
+              <w:tc>
+                <w:tcPr>
+                  <w:tcW w:w="1306" w:type="dxa"/>
+                </w:tcPr>
+                <w:p>
+                  <w:pPr>
+                    <w:spacing w:line="400" w:lineRule="exact"/>
+                    <w:jc w:val="center"/>
+                    <w:rPr>
+                      <w:rFonts w:ascii="Noto Sans KR" w:eastAsia="Noto Sans KR" w:hAnsi="Noto Sans KR"/>
                       <w:sz w:val="28"/>
                       <w:szCs w:val="28"/>
                     </w:rPr>
@@ -5234,25 +4938,25 @@
                     <w:spacing w:line="400" w:lineRule="exact"/>
                     <w:jc w:val="both"/>
                     <w:rPr>
-                      <w:rFonts w:ascii="Noto Sans KR" w:eastAsia="Noto Sans KR" w:hAnsi="Noto Sans KR" w:hint="eastAsia"/>
-                      <w:sz w:val="28"/>
-                      <w:szCs w:val="28"/>
-                    </w:rPr>
-                  </w:pPr>
-                </w:p>
-              </w:tc>
-            </w:tr>
-            <w:tr>
-              <w:tc>
-                <w:tcPr>
-                  <w:tcW w:w="1306" w:type="dxa"/>
-                </w:tcPr>
-                <w:p>
-                  <w:pPr>
-                    <w:spacing w:line="400" w:lineRule="exact"/>
-                    <w:jc w:val="center"/>
-                    <w:rPr>
-                      <w:rFonts w:ascii="Noto Sans KR" w:eastAsia="Noto Sans KR" w:hAnsi="Noto Sans KR" w:hint="eastAsia"/>
+                      <w:rFonts w:ascii="Noto Sans KR" w:eastAsia="Noto Sans KR" w:hAnsi="Noto Sans KR"/>
+                      <w:sz w:val="28"/>
+                      <w:szCs w:val="28"/>
+                    </w:rPr>
+                  </w:pPr>
+                </w:p>
+              </w:tc>
+            </w:tr>
+            <w:tr>
+              <w:tc>
+                <w:tcPr>
+                  <w:tcW w:w="1306" w:type="dxa"/>
+                </w:tcPr>
+                <w:p>
+                  <w:pPr>
+                    <w:spacing w:line="400" w:lineRule="exact"/>
+                    <w:jc w:val="center"/>
+                    <w:rPr>
+                      <w:rFonts w:ascii="Noto Sans KR" w:eastAsia="Noto Sans KR" w:hAnsi="Noto Sans KR"/>
                       <w:sz w:val="28"/>
                       <w:szCs w:val="28"/>
                     </w:rPr>
@@ -5276,25 +4980,25 @@
                     <w:spacing w:line="400" w:lineRule="exact"/>
                     <w:jc w:val="both"/>
                     <w:rPr>
-                      <w:rFonts w:ascii="Noto Sans KR" w:eastAsia="Noto Sans KR" w:hAnsi="Noto Sans KR" w:hint="eastAsia"/>
-                      <w:sz w:val="28"/>
-                      <w:szCs w:val="28"/>
-                    </w:rPr>
-                  </w:pPr>
-                </w:p>
-              </w:tc>
-            </w:tr>
-            <w:tr>
-              <w:tc>
-                <w:tcPr>
-                  <w:tcW w:w="1306" w:type="dxa"/>
-                </w:tcPr>
-                <w:p>
-                  <w:pPr>
-                    <w:spacing w:line="400" w:lineRule="exact"/>
-                    <w:jc w:val="center"/>
-                    <w:rPr>
-                      <w:rFonts w:ascii="Noto Sans KR" w:eastAsia="Noto Sans KR" w:hAnsi="Noto Sans KR" w:hint="eastAsia"/>
+                      <w:rFonts w:ascii="Noto Sans KR" w:eastAsia="Noto Sans KR" w:hAnsi="Noto Sans KR"/>
+                      <w:sz w:val="28"/>
+                      <w:szCs w:val="28"/>
+                    </w:rPr>
+                  </w:pPr>
+                </w:p>
+              </w:tc>
+            </w:tr>
+            <w:tr>
+              <w:tc>
+                <w:tcPr>
+                  <w:tcW w:w="1306" w:type="dxa"/>
+                </w:tcPr>
+                <w:p>
+                  <w:pPr>
+                    <w:spacing w:line="400" w:lineRule="exact"/>
+                    <w:jc w:val="center"/>
+                    <w:rPr>
+                      <w:rFonts w:ascii="Noto Sans KR" w:eastAsia="Noto Sans KR" w:hAnsi="Noto Sans KR"/>
                       <w:sz w:val="28"/>
                       <w:szCs w:val="28"/>
                     </w:rPr>
@@ -5318,25 +5022,25 @@
                     <w:spacing w:line="400" w:lineRule="exact"/>
                     <w:jc w:val="both"/>
                     <w:rPr>
-                      <w:rFonts w:ascii="Noto Sans KR" w:eastAsia="Noto Sans KR" w:hAnsi="Noto Sans KR" w:hint="eastAsia"/>
-                      <w:sz w:val="28"/>
-                      <w:szCs w:val="28"/>
-                    </w:rPr>
-                  </w:pPr>
-                </w:p>
-              </w:tc>
-            </w:tr>
-            <w:tr>
-              <w:tc>
-                <w:tcPr>
-                  <w:tcW w:w="1306" w:type="dxa"/>
-                </w:tcPr>
-                <w:p>
-                  <w:pPr>
-                    <w:spacing w:line="400" w:lineRule="exact"/>
-                    <w:jc w:val="center"/>
-                    <w:rPr>
-                      <w:rFonts w:ascii="Noto Sans KR" w:eastAsia="Noto Sans KR" w:hAnsi="Noto Sans KR" w:hint="eastAsia"/>
+                      <w:rFonts w:ascii="Noto Sans KR" w:eastAsia="Noto Sans KR" w:hAnsi="Noto Sans KR"/>
+                      <w:sz w:val="28"/>
+                      <w:szCs w:val="28"/>
+                    </w:rPr>
+                  </w:pPr>
+                </w:p>
+              </w:tc>
+            </w:tr>
+            <w:tr>
+              <w:tc>
+                <w:tcPr>
+                  <w:tcW w:w="1306" w:type="dxa"/>
+                </w:tcPr>
+                <w:p>
+                  <w:pPr>
+                    <w:spacing w:line="400" w:lineRule="exact"/>
+                    <w:jc w:val="center"/>
+                    <w:rPr>
+                      <w:rFonts w:ascii="Noto Sans KR" w:eastAsia="Noto Sans KR" w:hAnsi="Noto Sans KR"/>
                       <w:sz w:val="28"/>
                       <w:szCs w:val="28"/>
                     </w:rPr>
@@ -5360,25 +5064,25 @@
                     <w:spacing w:line="400" w:lineRule="exact"/>
                     <w:jc w:val="both"/>
                     <w:rPr>
-                      <w:rFonts w:ascii="Noto Sans KR" w:eastAsia="Noto Sans KR" w:hAnsi="Noto Sans KR" w:hint="eastAsia"/>
-                      <w:sz w:val="28"/>
-                      <w:szCs w:val="28"/>
-                    </w:rPr>
-                  </w:pPr>
-                </w:p>
-              </w:tc>
-            </w:tr>
-            <w:tr>
-              <w:tc>
-                <w:tcPr>
-                  <w:tcW w:w="1306" w:type="dxa"/>
-                </w:tcPr>
-                <w:p>
-                  <w:pPr>
-                    <w:spacing w:line="400" w:lineRule="exact"/>
-                    <w:jc w:val="center"/>
-                    <w:rPr>
-                      <w:rFonts w:ascii="Noto Sans KR" w:eastAsia="Noto Sans KR" w:hAnsi="Noto Sans KR" w:hint="eastAsia"/>
+                      <w:rFonts w:ascii="Noto Sans KR" w:eastAsia="Noto Sans KR" w:hAnsi="Noto Sans KR"/>
+                      <w:sz w:val="28"/>
+                      <w:szCs w:val="28"/>
+                    </w:rPr>
+                  </w:pPr>
+                </w:p>
+              </w:tc>
+            </w:tr>
+            <w:tr>
+              <w:tc>
+                <w:tcPr>
+                  <w:tcW w:w="1306" w:type="dxa"/>
+                </w:tcPr>
+                <w:p>
+                  <w:pPr>
+                    <w:spacing w:line="400" w:lineRule="exact"/>
+                    <w:jc w:val="center"/>
+                    <w:rPr>
+                      <w:rFonts w:ascii="Noto Sans KR" w:eastAsia="Noto Sans KR" w:hAnsi="Noto Sans KR"/>
                       <w:sz w:val="28"/>
                       <w:szCs w:val="28"/>
                     </w:rPr>
@@ -5402,25 +5106,25 @@
                     <w:spacing w:line="400" w:lineRule="exact"/>
                     <w:jc w:val="both"/>
                     <w:rPr>
-                      <w:rFonts w:ascii="Noto Sans KR" w:eastAsia="Noto Sans KR" w:hAnsi="Noto Sans KR" w:hint="eastAsia"/>
-                      <w:sz w:val="28"/>
-                      <w:szCs w:val="28"/>
-                    </w:rPr>
-                  </w:pPr>
-                </w:p>
-              </w:tc>
-            </w:tr>
-            <w:tr>
-              <w:tc>
-                <w:tcPr>
-                  <w:tcW w:w="1306" w:type="dxa"/>
-                </w:tcPr>
-                <w:p>
-                  <w:pPr>
-                    <w:spacing w:line="400" w:lineRule="exact"/>
-                    <w:jc w:val="center"/>
-                    <w:rPr>
-                      <w:rFonts w:ascii="Noto Sans KR" w:eastAsia="Noto Sans KR" w:hAnsi="Noto Sans KR" w:hint="eastAsia"/>
+                      <w:rFonts w:ascii="Noto Sans KR" w:eastAsia="Noto Sans KR" w:hAnsi="Noto Sans KR"/>
+                      <w:sz w:val="28"/>
+                      <w:szCs w:val="28"/>
+                    </w:rPr>
+                  </w:pPr>
+                </w:p>
+              </w:tc>
+            </w:tr>
+            <w:tr>
+              <w:tc>
+                <w:tcPr>
+                  <w:tcW w:w="1306" w:type="dxa"/>
+                </w:tcPr>
+                <w:p>
+                  <w:pPr>
+                    <w:spacing w:line="400" w:lineRule="exact"/>
+                    <w:jc w:val="center"/>
+                    <w:rPr>
+                      <w:rFonts w:ascii="Noto Sans KR" w:eastAsia="Noto Sans KR" w:hAnsi="Noto Sans KR"/>
                       <w:sz w:val="28"/>
                       <w:szCs w:val="28"/>
                     </w:rPr>
@@ -5444,25 +5148,25 @@
                     <w:spacing w:line="400" w:lineRule="exact"/>
                     <w:jc w:val="both"/>
                     <w:rPr>
-                      <w:rFonts w:ascii="Noto Sans KR" w:eastAsia="Noto Sans KR" w:hAnsi="Noto Sans KR" w:hint="eastAsia"/>
-                      <w:sz w:val="28"/>
-                      <w:szCs w:val="28"/>
-                    </w:rPr>
-                  </w:pPr>
-                </w:p>
-              </w:tc>
-            </w:tr>
-            <w:tr>
-              <w:tc>
-                <w:tcPr>
-                  <w:tcW w:w="1306" w:type="dxa"/>
-                </w:tcPr>
-                <w:p>
-                  <w:pPr>
-                    <w:spacing w:line="400" w:lineRule="exact"/>
-                    <w:jc w:val="center"/>
-                    <w:rPr>
-                      <w:rFonts w:ascii="Noto Sans KR" w:eastAsia="Noto Sans KR" w:hAnsi="Noto Sans KR" w:hint="eastAsia"/>
+                      <w:rFonts w:ascii="Noto Sans KR" w:eastAsia="Noto Sans KR" w:hAnsi="Noto Sans KR"/>
+                      <w:sz w:val="28"/>
+                      <w:szCs w:val="28"/>
+                    </w:rPr>
+                  </w:pPr>
+                </w:p>
+              </w:tc>
+            </w:tr>
+            <w:tr>
+              <w:tc>
+                <w:tcPr>
+                  <w:tcW w:w="1306" w:type="dxa"/>
+                </w:tcPr>
+                <w:p>
+                  <w:pPr>
+                    <w:spacing w:line="400" w:lineRule="exact"/>
+                    <w:jc w:val="center"/>
+                    <w:rPr>
+                      <w:rFonts w:ascii="Noto Sans KR" w:eastAsia="Noto Sans KR" w:hAnsi="Noto Sans KR"/>
                       <w:sz w:val="28"/>
                       <w:szCs w:val="28"/>
                     </w:rPr>
@@ -5486,25 +5190,25 @@
                     <w:spacing w:line="400" w:lineRule="exact"/>
                     <w:jc w:val="both"/>
                     <w:rPr>
-                      <w:rFonts w:ascii="Noto Sans KR" w:eastAsia="Noto Sans KR" w:hAnsi="Noto Sans KR" w:hint="eastAsia"/>
-                      <w:sz w:val="28"/>
-                      <w:szCs w:val="28"/>
-                    </w:rPr>
-                  </w:pPr>
-                </w:p>
-              </w:tc>
-            </w:tr>
-            <w:tr>
-              <w:tc>
-                <w:tcPr>
-                  <w:tcW w:w="1306" w:type="dxa"/>
-                </w:tcPr>
-                <w:p>
-                  <w:pPr>
-                    <w:spacing w:line="400" w:lineRule="exact"/>
-                    <w:jc w:val="center"/>
-                    <w:rPr>
-                      <w:rFonts w:ascii="Noto Sans KR" w:eastAsia="Noto Sans KR" w:hAnsi="Noto Sans KR" w:hint="eastAsia"/>
+                      <w:rFonts w:ascii="Noto Sans KR" w:eastAsia="Noto Sans KR" w:hAnsi="Noto Sans KR"/>
+                      <w:sz w:val="28"/>
+                      <w:szCs w:val="28"/>
+                    </w:rPr>
+                  </w:pPr>
+                </w:p>
+              </w:tc>
+            </w:tr>
+            <w:tr>
+              <w:tc>
+                <w:tcPr>
+                  <w:tcW w:w="1306" w:type="dxa"/>
+                </w:tcPr>
+                <w:p>
+                  <w:pPr>
+                    <w:spacing w:line="400" w:lineRule="exact"/>
+                    <w:jc w:val="center"/>
+                    <w:rPr>
+                      <w:rFonts w:ascii="Noto Sans KR" w:eastAsia="Noto Sans KR" w:hAnsi="Noto Sans KR"/>
                       <w:sz w:val="28"/>
                       <w:szCs w:val="28"/>
                     </w:rPr>
@@ -5528,25 +5232,25 @@
                     <w:spacing w:line="400" w:lineRule="exact"/>
                     <w:jc w:val="both"/>
                     <w:rPr>
-                      <w:rFonts w:ascii="Noto Sans KR" w:eastAsia="Noto Sans KR" w:hAnsi="Noto Sans KR" w:hint="eastAsia"/>
-                      <w:sz w:val="28"/>
-                      <w:szCs w:val="28"/>
-                    </w:rPr>
-                  </w:pPr>
-                </w:p>
-              </w:tc>
-            </w:tr>
-            <w:tr>
-              <w:tc>
-                <w:tcPr>
-                  <w:tcW w:w="1306" w:type="dxa"/>
-                </w:tcPr>
-                <w:p>
-                  <w:pPr>
-                    <w:spacing w:line="400" w:lineRule="exact"/>
-                    <w:jc w:val="center"/>
-                    <w:rPr>
-                      <w:rFonts w:ascii="Noto Sans KR" w:eastAsia="Noto Sans KR" w:hAnsi="Noto Sans KR" w:hint="eastAsia"/>
+                      <w:rFonts w:ascii="Noto Sans KR" w:eastAsia="Noto Sans KR" w:hAnsi="Noto Sans KR"/>
+                      <w:sz w:val="28"/>
+                      <w:szCs w:val="28"/>
+                    </w:rPr>
+                  </w:pPr>
+                </w:p>
+              </w:tc>
+            </w:tr>
+            <w:tr>
+              <w:tc>
+                <w:tcPr>
+                  <w:tcW w:w="1306" w:type="dxa"/>
+                </w:tcPr>
+                <w:p>
+                  <w:pPr>
+                    <w:spacing w:line="400" w:lineRule="exact"/>
+                    <w:jc w:val="center"/>
+                    <w:rPr>
+                      <w:rFonts w:ascii="Noto Sans KR" w:eastAsia="Noto Sans KR" w:hAnsi="Noto Sans KR"/>
                       <w:sz w:val="28"/>
                       <w:szCs w:val="28"/>
                     </w:rPr>
@@ -5570,25 +5274,25 @@
                     <w:spacing w:line="400" w:lineRule="exact"/>
                     <w:jc w:val="both"/>
                     <w:rPr>
-                      <w:rFonts w:ascii="Noto Sans KR" w:eastAsia="Noto Sans KR" w:hAnsi="Noto Sans KR" w:hint="eastAsia"/>
-                      <w:sz w:val="28"/>
-                      <w:szCs w:val="28"/>
-                    </w:rPr>
-                  </w:pPr>
-                </w:p>
-              </w:tc>
-            </w:tr>
-            <w:tr>
-              <w:tc>
-                <w:tcPr>
-                  <w:tcW w:w="1306" w:type="dxa"/>
-                </w:tcPr>
-                <w:p>
-                  <w:pPr>
-                    <w:spacing w:line="400" w:lineRule="exact"/>
-                    <w:jc w:val="center"/>
-                    <w:rPr>
-                      <w:rFonts w:ascii="Noto Sans KR" w:eastAsia="Noto Sans KR" w:hAnsi="Noto Sans KR" w:hint="eastAsia"/>
+                      <w:rFonts w:ascii="Noto Sans KR" w:eastAsia="Noto Sans KR" w:hAnsi="Noto Sans KR"/>
+                      <w:sz w:val="28"/>
+                      <w:szCs w:val="28"/>
+                    </w:rPr>
+                  </w:pPr>
+                </w:p>
+              </w:tc>
+            </w:tr>
+            <w:tr>
+              <w:tc>
+                <w:tcPr>
+                  <w:tcW w:w="1306" w:type="dxa"/>
+                </w:tcPr>
+                <w:p>
+                  <w:pPr>
+                    <w:spacing w:line="400" w:lineRule="exact"/>
+                    <w:jc w:val="center"/>
+                    <w:rPr>
+                      <w:rFonts w:ascii="Noto Sans KR" w:eastAsia="Noto Sans KR" w:hAnsi="Noto Sans KR"/>
                       <w:sz w:val="28"/>
                       <w:szCs w:val="28"/>
                     </w:rPr>
@@ -5612,25 +5316,25 @@
                     <w:spacing w:line="400" w:lineRule="exact"/>
                     <w:jc w:val="both"/>
                     <w:rPr>
-                      <w:rFonts w:ascii="Noto Sans KR" w:eastAsia="Noto Sans KR" w:hAnsi="Noto Sans KR" w:hint="eastAsia"/>
-                      <w:sz w:val="28"/>
-                      <w:szCs w:val="28"/>
-                    </w:rPr>
-                  </w:pPr>
-                </w:p>
-              </w:tc>
-            </w:tr>
-            <w:tr>
-              <w:tc>
-                <w:tcPr>
-                  <w:tcW w:w="1306" w:type="dxa"/>
-                </w:tcPr>
-                <w:p>
-                  <w:pPr>
-                    <w:spacing w:line="400" w:lineRule="exact"/>
-                    <w:jc w:val="center"/>
-                    <w:rPr>
-                      <w:rFonts w:ascii="Noto Sans KR" w:eastAsia="Noto Sans KR" w:hAnsi="Noto Sans KR" w:hint="eastAsia"/>
+                      <w:rFonts w:ascii="Noto Sans KR" w:eastAsia="Noto Sans KR" w:hAnsi="Noto Sans KR"/>
+                      <w:sz w:val="28"/>
+                      <w:szCs w:val="28"/>
+                    </w:rPr>
+                  </w:pPr>
+                </w:p>
+              </w:tc>
+            </w:tr>
+            <w:tr>
+              <w:tc>
+                <w:tcPr>
+                  <w:tcW w:w="1306" w:type="dxa"/>
+                </w:tcPr>
+                <w:p>
+                  <w:pPr>
+                    <w:spacing w:line="400" w:lineRule="exact"/>
+                    <w:jc w:val="center"/>
+                    <w:rPr>
+                      <w:rFonts w:ascii="Noto Sans KR" w:eastAsia="Noto Sans KR" w:hAnsi="Noto Sans KR"/>
                       <w:sz w:val="28"/>
                       <w:szCs w:val="28"/>
                     </w:rPr>
@@ -5654,25 +5358,25 @@
                     <w:spacing w:line="400" w:lineRule="exact"/>
                     <w:jc w:val="both"/>
                     <w:rPr>
-                      <w:rFonts w:ascii="Noto Sans KR" w:eastAsia="Noto Sans KR" w:hAnsi="Noto Sans KR" w:hint="eastAsia"/>
-                      <w:sz w:val="28"/>
-                      <w:szCs w:val="28"/>
-                    </w:rPr>
-                  </w:pPr>
-                </w:p>
-              </w:tc>
-            </w:tr>
-            <w:tr>
-              <w:tc>
-                <w:tcPr>
-                  <w:tcW w:w="1306" w:type="dxa"/>
-                </w:tcPr>
-                <w:p>
-                  <w:pPr>
-                    <w:spacing w:line="400" w:lineRule="exact"/>
-                    <w:jc w:val="center"/>
-                    <w:rPr>
-                      <w:rFonts w:ascii="Noto Sans KR" w:eastAsia="Noto Sans KR" w:hAnsi="Noto Sans KR" w:hint="eastAsia"/>
+                      <w:rFonts w:ascii="Noto Sans KR" w:eastAsia="Noto Sans KR" w:hAnsi="Noto Sans KR"/>
+                      <w:sz w:val="28"/>
+                      <w:szCs w:val="28"/>
+                    </w:rPr>
+                  </w:pPr>
+                </w:p>
+              </w:tc>
+            </w:tr>
+            <w:tr>
+              <w:tc>
+                <w:tcPr>
+                  <w:tcW w:w="1306" w:type="dxa"/>
+                </w:tcPr>
+                <w:p>
+                  <w:pPr>
+                    <w:spacing w:line="400" w:lineRule="exact"/>
+                    <w:jc w:val="center"/>
+                    <w:rPr>
+                      <w:rFonts w:ascii="Noto Sans KR" w:eastAsia="Noto Sans KR" w:hAnsi="Noto Sans KR"/>
                       <w:sz w:val="28"/>
                       <w:szCs w:val="28"/>
                     </w:rPr>
@@ -5696,35 +5400,36 @@
                     <w:spacing w:line="400" w:lineRule="exact"/>
                     <w:jc w:val="both"/>
                     <w:rPr>
-                      <w:rFonts w:ascii="Noto Sans KR" w:eastAsia="Noto Sans KR" w:hAnsi="Noto Sans KR" w:hint="eastAsia"/>
-                      <w:sz w:val="28"/>
-                      <w:szCs w:val="28"/>
-                    </w:rPr>
-                  </w:pPr>
-                </w:p>
-              </w:tc>
-            </w:tr>
-            <w:tr>
-              <w:tc>
-                <w:tcPr>
-                  <w:tcW w:w="1306" w:type="dxa"/>
-                </w:tcPr>
-                <w:p>
-                  <w:pPr>
-                    <w:spacing w:line="400" w:lineRule="exact"/>
-                    <w:jc w:val="center"/>
-                    <w:rPr>
-                      <w:rFonts w:ascii="Noto Sans KR" w:eastAsia="Noto Sans KR" w:hAnsi="Noto Sans KR" w:hint="eastAsia"/>
-                      <w:sz w:val="28"/>
-                      <w:szCs w:val="28"/>
-                    </w:rPr>
-                  </w:pPr>
-                  <w:r>
-                    <w:rPr>
-                      <w:rFonts w:ascii="Noto Sans KR" w:eastAsia="Noto Sans KR" w:hAnsi="Noto Sans KR" w:hint="eastAsia"/>
-                      <w:sz w:val="28"/>
-                      <w:szCs w:val="28"/>
-                    </w:rPr>
+                      <w:rFonts w:ascii="Noto Sans KR" w:eastAsia="Noto Sans KR" w:hAnsi="Noto Sans KR"/>
+                      <w:sz w:val="28"/>
+                      <w:szCs w:val="28"/>
+                    </w:rPr>
+                  </w:pPr>
+                </w:p>
+              </w:tc>
+            </w:tr>
+            <w:tr>
+              <w:tc>
+                <w:tcPr>
+                  <w:tcW w:w="1306" w:type="dxa"/>
+                </w:tcPr>
+                <w:p>
+                  <w:pPr>
+                    <w:spacing w:line="400" w:lineRule="exact"/>
+                    <w:jc w:val="center"/>
+                    <w:rPr>
+                      <w:rFonts w:ascii="Noto Sans KR" w:eastAsia="Noto Sans KR" w:hAnsi="Noto Sans KR"/>
+                      <w:sz w:val="28"/>
+                      <w:szCs w:val="28"/>
+                    </w:rPr>
+                  </w:pPr>
+                  <w:r>
+                    <w:rPr>
+                      <w:rFonts w:ascii="Noto Sans KR" w:eastAsia="Noto Sans KR" w:hAnsi="Noto Sans KR" w:hint="eastAsia"/>
+                      <w:sz w:val="28"/>
+                      <w:szCs w:val="28"/>
+                    </w:rPr>
+                    <w:lastRenderedPageBreak/>
                     <w:t>11/15</w:t>
                   </w:r>
                 </w:p>
@@ -5738,25 +5443,25 @@
                     <w:spacing w:line="400" w:lineRule="exact"/>
                     <w:jc w:val="both"/>
                     <w:rPr>
-                      <w:rFonts w:ascii="Noto Sans KR" w:eastAsia="Noto Sans KR" w:hAnsi="Noto Sans KR" w:hint="eastAsia"/>
-                      <w:sz w:val="28"/>
-                      <w:szCs w:val="28"/>
-                    </w:rPr>
-                  </w:pPr>
-                </w:p>
-              </w:tc>
-            </w:tr>
-            <w:tr>
-              <w:tc>
-                <w:tcPr>
-                  <w:tcW w:w="1306" w:type="dxa"/>
-                </w:tcPr>
-                <w:p>
-                  <w:pPr>
-                    <w:spacing w:line="400" w:lineRule="exact"/>
-                    <w:jc w:val="center"/>
-                    <w:rPr>
-                      <w:rFonts w:ascii="Noto Sans KR" w:eastAsia="Noto Sans KR" w:hAnsi="Noto Sans KR" w:hint="eastAsia"/>
+                      <w:rFonts w:ascii="Noto Sans KR" w:eastAsia="Noto Sans KR" w:hAnsi="Noto Sans KR"/>
+                      <w:sz w:val="28"/>
+                      <w:szCs w:val="28"/>
+                    </w:rPr>
+                  </w:pPr>
+                </w:p>
+              </w:tc>
+            </w:tr>
+            <w:tr>
+              <w:tc>
+                <w:tcPr>
+                  <w:tcW w:w="1306" w:type="dxa"/>
+                </w:tcPr>
+                <w:p>
+                  <w:pPr>
+                    <w:spacing w:line="400" w:lineRule="exact"/>
+                    <w:jc w:val="center"/>
+                    <w:rPr>
+                      <w:rFonts w:ascii="Noto Sans KR" w:eastAsia="Noto Sans KR" w:hAnsi="Noto Sans KR"/>
                       <w:sz w:val="28"/>
                       <w:szCs w:val="28"/>
                     </w:rPr>
@@ -5780,25 +5485,25 @@
                     <w:spacing w:line="400" w:lineRule="exact"/>
                     <w:jc w:val="both"/>
                     <w:rPr>
-                      <w:rFonts w:ascii="Noto Sans KR" w:eastAsia="Noto Sans KR" w:hAnsi="Noto Sans KR" w:hint="eastAsia"/>
-                      <w:sz w:val="28"/>
-                      <w:szCs w:val="28"/>
-                    </w:rPr>
-                  </w:pPr>
-                </w:p>
-              </w:tc>
-            </w:tr>
-            <w:tr>
-              <w:tc>
-                <w:tcPr>
-                  <w:tcW w:w="1306" w:type="dxa"/>
-                </w:tcPr>
-                <w:p>
-                  <w:pPr>
-                    <w:spacing w:line="400" w:lineRule="exact"/>
-                    <w:jc w:val="center"/>
-                    <w:rPr>
-                      <w:rFonts w:ascii="Noto Sans KR" w:eastAsia="Noto Sans KR" w:hAnsi="Noto Sans KR" w:hint="eastAsia"/>
+                      <w:rFonts w:ascii="Noto Sans KR" w:eastAsia="Noto Sans KR" w:hAnsi="Noto Sans KR"/>
+                      <w:sz w:val="28"/>
+                      <w:szCs w:val="28"/>
+                    </w:rPr>
+                  </w:pPr>
+                </w:p>
+              </w:tc>
+            </w:tr>
+            <w:tr>
+              <w:tc>
+                <w:tcPr>
+                  <w:tcW w:w="1306" w:type="dxa"/>
+                </w:tcPr>
+                <w:p>
+                  <w:pPr>
+                    <w:spacing w:line="400" w:lineRule="exact"/>
+                    <w:jc w:val="center"/>
+                    <w:rPr>
+                      <w:rFonts w:ascii="Noto Sans KR" w:eastAsia="Noto Sans KR" w:hAnsi="Noto Sans KR"/>
                       <w:sz w:val="28"/>
                       <w:szCs w:val="28"/>
                     </w:rPr>
@@ -5822,25 +5527,25 @@
                     <w:spacing w:line="400" w:lineRule="exact"/>
                     <w:jc w:val="both"/>
                     <w:rPr>
-                      <w:rFonts w:ascii="Noto Sans KR" w:eastAsia="Noto Sans KR" w:hAnsi="Noto Sans KR" w:hint="eastAsia"/>
-                      <w:sz w:val="28"/>
-                      <w:szCs w:val="28"/>
-                    </w:rPr>
-                  </w:pPr>
-                </w:p>
-              </w:tc>
-            </w:tr>
-            <w:tr>
-              <w:tc>
-                <w:tcPr>
-                  <w:tcW w:w="1306" w:type="dxa"/>
-                </w:tcPr>
-                <w:p>
-                  <w:pPr>
-                    <w:spacing w:line="400" w:lineRule="exact"/>
-                    <w:jc w:val="center"/>
-                    <w:rPr>
-                      <w:rFonts w:ascii="Noto Sans KR" w:eastAsia="Noto Sans KR" w:hAnsi="Noto Sans KR" w:hint="eastAsia"/>
+                      <w:rFonts w:ascii="Noto Sans KR" w:eastAsia="Noto Sans KR" w:hAnsi="Noto Sans KR"/>
+                      <w:sz w:val="28"/>
+                      <w:szCs w:val="28"/>
+                    </w:rPr>
+                  </w:pPr>
+                </w:p>
+              </w:tc>
+            </w:tr>
+            <w:tr>
+              <w:tc>
+                <w:tcPr>
+                  <w:tcW w:w="1306" w:type="dxa"/>
+                </w:tcPr>
+                <w:p>
+                  <w:pPr>
+                    <w:spacing w:line="400" w:lineRule="exact"/>
+                    <w:jc w:val="center"/>
+                    <w:rPr>
+                      <w:rFonts w:ascii="Noto Sans KR" w:eastAsia="Noto Sans KR" w:hAnsi="Noto Sans KR"/>
                       <w:sz w:val="28"/>
                       <w:szCs w:val="28"/>
                     </w:rPr>
@@ -5864,25 +5569,25 @@
                     <w:spacing w:line="400" w:lineRule="exact"/>
                     <w:jc w:val="both"/>
                     <w:rPr>
-                      <w:rFonts w:ascii="Noto Sans KR" w:eastAsia="Noto Sans KR" w:hAnsi="Noto Sans KR" w:hint="eastAsia"/>
-                      <w:sz w:val="28"/>
-                      <w:szCs w:val="28"/>
-                    </w:rPr>
-                  </w:pPr>
-                </w:p>
-              </w:tc>
-            </w:tr>
-            <w:tr>
-              <w:tc>
-                <w:tcPr>
-                  <w:tcW w:w="1306" w:type="dxa"/>
-                </w:tcPr>
-                <w:p>
-                  <w:pPr>
-                    <w:spacing w:line="400" w:lineRule="exact"/>
-                    <w:jc w:val="center"/>
-                    <w:rPr>
-                      <w:rFonts w:ascii="Noto Sans KR" w:eastAsia="Noto Sans KR" w:hAnsi="Noto Sans KR" w:hint="eastAsia"/>
+                      <w:rFonts w:ascii="Noto Sans KR" w:eastAsia="Noto Sans KR" w:hAnsi="Noto Sans KR"/>
+                      <w:sz w:val="28"/>
+                      <w:szCs w:val="28"/>
+                    </w:rPr>
+                  </w:pPr>
+                </w:p>
+              </w:tc>
+            </w:tr>
+            <w:tr>
+              <w:tc>
+                <w:tcPr>
+                  <w:tcW w:w="1306" w:type="dxa"/>
+                </w:tcPr>
+                <w:p>
+                  <w:pPr>
+                    <w:spacing w:line="400" w:lineRule="exact"/>
+                    <w:jc w:val="center"/>
+                    <w:rPr>
+                      <w:rFonts w:ascii="Noto Sans KR" w:eastAsia="Noto Sans KR" w:hAnsi="Noto Sans KR"/>
                       <w:sz w:val="28"/>
                       <w:szCs w:val="28"/>
                     </w:rPr>
@@ -5906,25 +5611,25 @@
                     <w:spacing w:line="400" w:lineRule="exact"/>
                     <w:jc w:val="both"/>
                     <w:rPr>
-                      <w:rFonts w:ascii="Noto Sans KR" w:eastAsia="Noto Sans KR" w:hAnsi="Noto Sans KR" w:hint="eastAsia"/>
-                      <w:sz w:val="28"/>
-                      <w:szCs w:val="28"/>
-                    </w:rPr>
-                  </w:pPr>
-                </w:p>
-              </w:tc>
-            </w:tr>
-            <w:tr>
-              <w:tc>
-                <w:tcPr>
-                  <w:tcW w:w="1306" w:type="dxa"/>
-                </w:tcPr>
-                <w:p>
-                  <w:pPr>
-                    <w:spacing w:line="400" w:lineRule="exact"/>
-                    <w:jc w:val="center"/>
-                    <w:rPr>
-                      <w:rFonts w:ascii="Noto Sans KR" w:eastAsia="Noto Sans KR" w:hAnsi="Noto Sans KR" w:hint="eastAsia"/>
+                      <w:rFonts w:ascii="Noto Sans KR" w:eastAsia="Noto Sans KR" w:hAnsi="Noto Sans KR"/>
+                      <w:sz w:val="28"/>
+                      <w:szCs w:val="28"/>
+                    </w:rPr>
+                  </w:pPr>
+                </w:p>
+              </w:tc>
+            </w:tr>
+            <w:tr>
+              <w:tc>
+                <w:tcPr>
+                  <w:tcW w:w="1306" w:type="dxa"/>
+                </w:tcPr>
+                <w:p>
+                  <w:pPr>
+                    <w:spacing w:line="400" w:lineRule="exact"/>
+                    <w:jc w:val="center"/>
+                    <w:rPr>
+                      <w:rFonts w:ascii="Noto Sans KR" w:eastAsia="Noto Sans KR" w:hAnsi="Noto Sans KR"/>
                       <w:sz w:val="28"/>
                       <w:szCs w:val="28"/>
                     </w:rPr>
@@ -5948,36 +5653,35 @@
                     <w:spacing w:line="400" w:lineRule="exact"/>
                     <w:jc w:val="both"/>
                     <w:rPr>
-                      <w:rFonts w:ascii="Noto Sans KR" w:eastAsia="Noto Sans KR" w:hAnsi="Noto Sans KR" w:hint="eastAsia"/>
-                      <w:sz w:val="28"/>
-                      <w:szCs w:val="28"/>
-                    </w:rPr>
-                  </w:pPr>
-                </w:p>
-              </w:tc>
-            </w:tr>
-            <w:tr>
-              <w:tc>
-                <w:tcPr>
-                  <w:tcW w:w="1306" w:type="dxa"/>
-                </w:tcPr>
-                <w:p>
-                  <w:pPr>
-                    <w:spacing w:line="400" w:lineRule="exact"/>
-                    <w:jc w:val="center"/>
-                    <w:rPr>
-                      <w:rFonts w:ascii="Noto Sans KR" w:eastAsia="Noto Sans KR" w:hAnsi="Noto Sans KR" w:hint="eastAsia"/>
-                      <w:sz w:val="28"/>
-                      <w:szCs w:val="28"/>
-                    </w:rPr>
-                  </w:pPr>
-                  <w:r>
-                    <w:rPr>
-                      <w:rFonts w:ascii="Noto Sans KR" w:eastAsia="Noto Sans KR" w:hAnsi="Noto Sans KR" w:hint="eastAsia"/>
-                      <w:sz w:val="28"/>
-                      <w:szCs w:val="28"/>
-                    </w:rPr>
-                    <w:lastRenderedPageBreak/>
+                      <w:rFonts w:ascii="Noto Sans KR" w:eastAsia="Noto Sans KR" w:hAnsi="Noto Sans KR"/>
+                      <w:sz w:val="28"/>
+                      <w:szCs w:val="28"/>
+                    </w:rPr>
+                  </w:pPr>
+                </w:p>
+              </w:tc>
+            </w:tr>
+            <w:tr>
+              <w:tc>
+                <w:tcPr>
+                  <w:tcW w:w="1306" w:type="dxa"/>
+                </w:tcPr>
+                <w:p>
+                  <w:pPr>
+                    <w:spacing w:line="400" w:lineRule="exact"/>
+                    <w:jc w:val="center"/>
+                    <w:rPr>
+                      <w:rFonts w:ascii="Noto Sans KR" w:eastAsia="Noto Sans KR" w:hAnsi="Noto Sans KR"/>
+                      <w:sz w:val="28"/>
+                      <w:szCs w:val="28"/>
+                    </w:rPr>
+                  </w:pPr>
+                  <w:r>
+                    <w:rPr>
+                      <w:rFonts w:ascii="Noto Sans KR" w:eastAsia="Noto Sans KR" w:hAnsi="Noto Sans KR" w:hint="eastAsia"/>
+                      <w:sz w:val="28"/>
+                      <w:szCs w:val="28"/>
+                    </w:rPr>
                     <w:t>11/21</w:t>
                   </w:r>
                 </w:p>
@@ -5991,25 +5695,25 @@
                     <w:spacing w:line="400" w:lineRule="exact"/>
                     <w:jc w:val="both"/>
                     <w:rPr>
-                      <w:rFonts w:ascii="Noto Sans KR" w:eastAsia="Noto Sans KR" w:hAnsi="Noto Sans KR" w:hint="eastAsia"/>
-                      <w:sz w:val="28"/>
-                      <w:szCs w:val="28"/>
-                    </w:rPr>
-                  </w:pPr>
-                </w:p>
-              </w:tc>
-            </w:tr>
-            <w:tr>
-              <w:tc>
-                <w:tcPr>
-                  <w:tcW w:w="1306" w:type="dxa"/>
-                </w:tcPr>
-                <w:p>
-                  <w:pPr>
-                    <w:spacing w:line="400" w:lineRule="exact"/>
-                    <w:jc w:val="center"/>
-                    <w:rPr>
-                      <w:rFonts w:ascii="Noto Sans KR" w:eastAsia="Noto Sans KR" w:hAnsi="Noto Sans KR" w:hint="eastAsia"/>
+                      <w:rFonts w:ascii="Noto Sans KR" w:eastAsia="Noto Sans KR" w:hAnsi="Noto Sans KR"/>
+                      <w:sz w:val="28"/>
+                      <w:szCs w:val="28"/>
+                    </w:rPr>
+                  </w:pPr>
+                </w:p>
+              </w:tc>
+            </w:tr>
+            <w:tr>
+              <w:tc>
+                <w:tcPr>
+                  <w:tcW w:w="1306" w:type="dxa"/>
+                </w:tcPr>
+                <w:p>
+                  <w:pPr>
+                    <w:spacing w:line="400" w:lineRule="exact"/>
+                    <w:jc w:val="center"/>
+                    <w:rPr>
+                      <w:rFonts w:ascii="Noto Sans KR" w:eastAsia="Noto Sans KR" w:hAnsi="Noto Sans KR"/>
                       <w:sz w:val="28"/>
                       <w:szCs w:val="28"/>
                     </w:rPr>
@@ -6033,25 +5737,25 @@
                     <w:spacing w:line="400" w:lineRule="exact"/>
                     <w:jc w:val="both"/>
                     <w:rPr>
-                      <w:rFonts w:ascii="Noto Sans KR" w:eastAsia="Noto Sans KR" w:hAnsi="Noto Sans KR" w:hint="eastAsia"/>
-                      <w:sz w:val="28"/>
-                      <w:szCs w:val="28"/>
-                    </w:rPr>
-                  </w:pPr>
-                </w:p>
-              </w:tc>
-            </w:tr>
-            <w:tr>
-              <w:tc>
-                <w:tcPr>
-                  <w:tcW w:w="1306" w:type="dxa"/>
-                </w:tcPr>
-                <w:p>
-                  <w:pPr>
-                    <w:spacing w:line="400" w:lineRule="exact"/>
-                    <w:jc w:val="center"/>
-                    <w:rPr>
-                      <w:rFonts w:ascii="Noto Sans KR" w:eastAsia="Noto Sans KR" w:hAnsi="Noto Sans KR" w:hint="eastAsia"/>
+                      <w:rFonts w:ascii="Noto Sans KR" w:eastAsia="Noto Sans KR" w:hAnsi="Noto Sans KR"/>
+                      <w:sz w:val="28"/>
+                      <w:szCs w:val="28"/>
+                    </w:rPr>
+                  </w:pPr>
+                </w:p>
+              </w:tc>
+            </w:tr>
+            <w:tr>
+              <w:tc>
+                <w:tcPr>
+                  <w:tcW w:w="1306" w:type="dxa"/>
+                </w:tcPr>
+                <w:p>
+                  <w:pPr>
+                    <w:spacing w:line="400" w:lineRule="exact"/>
+                    <w:jc w:val="center"/>
+                    <w:rPr>
+                      <w:rFonts w:ascii="Noto Sans KR" w:eastAsia="Noto Sans KR" w:hAnsi="Noto Sans KR"/>
                       <w:sz w:val="28"/>
                       <w:szCs w:val="28"/>
                     </w:rPr>
@@ -6075,25 +5779,25 @@
                     <w:spacing w:line="400" w:lineRule="exact"/>
                     <w:jc w:val="both"/>
                     <w:rPr>
-                      <w:rFonts w:ascii="Noto Sans KR" w:eastAsia="Noto Sans KR" w:hAnsi="Noto Sans KR" w:hint="eastAsia"/>
-                      <w:sz w:val="28"/>
-                      <w:szCs w:val="28"/>
-                    </w:rPr>
-                  </w:pPr>
-                </w:p>
-              </w:tc>
-            </w:tr>
-            <w:tr>
-              <w:tc>
-                <w:tcPr>
-                  <w:tcW w:w="1306" w:type="dxa"/>
-                </w:tcPr>
-                <w:p>
-                  <w:pPr>
-                    <w:spacing w:line="400" w:lineRule="exact"/>
-                    <w:jc w:val="center"/>
-                    <w:rPr>
-                      <w:rFonts w:ascii="Noto Sans KR" w:eastAsia="Noto Sans KR" w:hAnsi="Noto Sans KR" w:hint="eastAsia"/>
+                      <w:rFonts w:ascii="Noto Sans KR" w:eastAsia="Noto Sans KR" w:hAnsi="Noto Sans KR"/>
+                      <w:sz w:val="28"/>
+                      <w:szCs w:val="28"/>
+                    </w:rPr>
+                  </w:pPr>
+                </w:p>
+              </w:tc>
+            </w:tr>
+            <w:tr>
+              <w:tc>
+                <w:tcPr>
+                  <w:tcW w:w="1306" w:type="dxa"/>
+                </w:tcPr>
+                <w:p>
+                  <w:pPr>
+                    <w:spacing w:line="400" w:lineRule="exact"/>
+                    <w:jc w:val="center"/>
+                    <w:rPr>
+                      <w:rFonts w:ascii="Noto Sans KR" w:eastAsia="Noto Sans KR" w:hAnsi="Noto Sans KR"/>
                       <w:sz w:val="28"/>
                       <w:szCs w:val="28"/>
                     </w:rPr>
@@ -6117,25 +5821,25 @@
                     <w:spacing w:line="400" w:lineRule="exact"/>
                     <w:jc w:val="both"/>
                     <w:rPr>
-                      <w:rFonts w:ascii="Noto Sans KR" w:eastAsia="Noto Sans KR" w:hAnsi="Noto Sans KR" w:hint="eastAsia"/>
-                      <w:sz w:val="28"/>
-                      <w:szCs w:val="28"/>
-                    </w:rPr>
-                  </w:pPr>
-                </w:p>
-              </w:tc>
-            </w:tr>
-            <w:tr>
-              <w:tc>
-                <w:tcPr>
-                  <w:tcW w:w="1306" w:type="dxa"/>
-                </w:tcPr>
-                <w:p>
-                  <w:pPr>
-                    <w:spacing w:line="400" w:lineRule="exact"/>
-                    <w:jc w:val="center"/>
-                    <w:rPr>
-                      <w:rFonts w:ascii="Noto Sans KR" w:eastAsia="Noto Sans KR" w:hAnsi="Noto Sans KR" w:hint="eastAsia"/>
+                      <w:rFonts w:ascii="Noto Sans KR" w:eastAsia="Noto Sans KR" w:hAnsi="Noto Sans KR"/>
+                      <w:sz w:val="28"/>
+                      <w:szCs w:val="28"/>
+                    </w:rPr>
+                  </w:pPr>
+                </w:p>
+              </w:tc>
+            </w:tr>
+            <w:tr>
+              <w:tc>
+                <w:tcPr>
+                  <w:tcW w:w="1306" w:type="dxa"/>
+                </w:tcPr>
+                <w:p>
+                  <w:pPr>
+                    <w:spacing w:line="400" w:lineRule="exact"/>
+                    <w:jc w:val="center"/>
+                    <w:rPr>
+                      <w:rFonts w:ascii="Noto Sans KR" w:eastAsia="Noto Sans KR" w:hAnsi="Noto Sans KR"/>
                       <w:sz w:val="28"/>
                       <w:szCs w:val="28"/>
                     </w:rPr>
@@ -6159,25 +5863,25 @@
                     <w:spacing w:line="400" w:lineRule="exact"/>
                     <w:jc w:val="both"/>
                     <w:rPr>
-                      <w:rFonts w:ascii="Noto Sans KR" w:eastAsia="Noto Sans KR" w:hAnsi="Noto Sans KR" w:hint="eastAsia"/>
-                      <w:sz w:val="28"/>
-                      <w:szCs w:val="28"/>
-                    </w:rPr>
-                  </w:pPr>
-                </w:p>
-              </w:tc>
-            </w:tr>
-            <w:tr>
-              <w:tc>
-                <w:tcPr>
-                  <w:tcW w:w="1306" w:type="dxa"/>
-                </w:tcPr>
-                <w:p>
-                  <w:pPr>
-                    <w:spacing w:line="400" w:lineRule="exact"/>
-                    <w:jc w:val="center"/>
-                    <w:rPr>
-                      <w:rFonts w:ascii="Noto Sans KR" w:eastAsia="Noto Sans KR" w:hAnsi="Noto Sans KR" w:hint="eastAsia"/>
+                      <w:rFonts w:ascii="Noto Sans KR" w:eastAsia="Noto Sans KR" w:hAnsi="Noto Sans KR"/>
+                      <w:sz w:val="28"/>
+                      <w:szCs w:val="28"/>
+                    </w:rPr>
+                  </w:pPr>
+                </w:p>
+              </w:tc>
+            </w:tr>
+            <w:tr>
+              <w:tc>
+                <w:tcPr>
+                  <w:tcW w:w="1306" w:type="dxa"/>
+                </w:tcPr>
+                <w:p>
+                  <w:pPr>
+                    <w:spacing w:line="400" w:lineRule="exact"/>
+                    <w:jc w:val="center"/>
+                    <w:rPr>
+                      <w:rFonts w:ascii="Noto Sans KR" w:eastAsia="Noto Sans KR" w:hAnsi="Noto Sans KR"/>
                       <w:sz w:val="28"/>
                       <w:szCs w:val="28"/>
                     </w:rPr>
@@ -6201,25 +5905,25 @@
                     <w:spacing w:line="400" w:lineRule="exact"/>
                     <w:jc w:val="both"/>
                     <w:rPr>
-                      <w:rFonts w:ascii="Noto Sans KR" w:eastAsia="Noto Sans KR" w:hAnsi="Noto Sans KR" w:hint="eastAsia"/>
-                      <w:sz w:val="28"/>
-                      <w:szCs w:val="28"/>
-                    </w:rPr>
-                  </w:pPr>
-                </w:p>
-              </w:tc>
-            </w:tr>
-            <w:tr>
-              <w:tc>
-                <w:tcPr>
-                  <w:tcW w:w="1306" w:type="dxa"/>
-                </w:tcPr>
-                <w:p>
-                  <w:pPr>
-                    <w:spacing w:line="400" w:lineRule="exact"/>
-                    <w:jc w:val="center"/>
-                    <w:rPr>
-                      <w:rFonts w:ascii="Noto Sans KR" w:eastAsia="Noto Sans KR" w:hAnsi="Noto Sans KR" w:hint="eastAsia"/>
+                      <w:rFonts w:ascii="Noto Sans KR" w:eastAsia="Noto Sans KR" w:hAnsi="Noto Sans KR"/>
+                      <w:sz w:val="28"/>
+                      <w:szCs w:val="28"/>
+                    </w:rPr>
+                  </w:pPr>
+                </w:p>
+              </w:tc>
+            </w:tr>
+            <w:tr>
+              <w:tc>
+                <w:tcPr>
+                  <w:tcW w:w="1306" w:type="dxa"/>
+                </w:tcPr>
+                <w:p>
+                  <w:pPr>
+                    <w:spacing w:line="400" w:lineRule="exact"/>
+                    <w:jc w:val="center"/>
+                    <w:rPr>
+                      <w:rFonts w:ascii="Noto Sans KR" w:eastAsia="Noto Sans KR" w:hAnsi="Noto Sans KR"/>
                       <w:sz w:val="28"/>
                       <w:szCs w:val="28"/>
                     </w:rPr>
@@ -6243,25 +5947,25 @@
                     <w:spacing w:line="400" w:lineRule="exact"/>
                     <w:jc w:val="both"/>
                     <w:rPr>
-                      <w:rFonts w:ascii="Noto Sans KR" w:eastAsia="Noto Sans KR" w:hAnsi="Noto Sans KR" w:hint="eastAsia"/>
-                      <w:sz w:val="28"/>
-                      <w:szCs w:val="28"/>
-                    </w:rPr>
-                  </w:pPr>
-                </w:p>
-              </w:tc>
-            </w:tr>
-            <w:tr>
-              <w:tc>
-                <w:tcPr>
-                  <w:tcW w:w="1306" w:type="dxa"/>
-                </w:tcPr>
-                <w:p>
-                  <w:pPr>
-                    <w:spacing w:line="400" w:lineRule="exact"/>
-                    <w:jc w:val="center"/>
-                    <w:rPr>
-                      <w:rFonts w:ascii="Noto Sans KR" w:eastAsia="Noto Sans KR" w:hAnsi="Noto Sans KR" w:hint="eastAsia"/>
+                      <w:rFonts w:ascii="Noto Sans KR" w:eastAsia="Noto Sans KR" w:hAnsi="Noto Sans KR"/>
+                      <w:sz w:val="28"/>
+                      <w:szCs w:val="28"/>
+                    </w:rPr>
+                  </w:pPr>
+                </w:p>
+              </w:tc>
+            </w:tr>
+            <w:tr>
+              <w:tc>
+                <w:tcPr>
+                  <w:tcW w:w="1306" w:type="dxa"/>
+                </w:tcPr>
+                <w:p>
+                  <w:pPr>
+                    <w:spacing w:line="400" w:lineRule="exact"/>
+                    <w:jc w:val="center"/>
+                    <w:rPr>
+                      <w:rFonts w:ascii="Noto Sans KR" w:eastAsia="Noto Sans KR" w:hAnsi="Noto Sans KR"/>
                       <w:sz w:val="28"/>
                       <w:szCs w:val="28"/>
                     </w:rPr>
@@ -6285,25 +5989,25 @@
                     <w:spacing w:line="400" w:lineRule="exact"/>
                     <w:jc w:val="both"/>
                     <w:rPr>
-                      <w:rFonts w:ascii="Noto Sans KR" w:eastAsia="Noto Sans KR" w:hAnsi="Noto Sans KR" w:hint="eastAsia"/>
-                      <w:sz w:val="28"/>
-                      <w:szCs w:val="28"/>
-                    </w:rPr>
-                  </w:pPr>
-                </w:p>
-              </w:tc>
-            </w:tr>
-            <w:tr>
-              <w:tc>
-                <w:tcPr>
-                  <w:tcW w:w="1306" w:type="dxa"/>
-                </w:tcPr>
-                <w:p>
-                  <w:pPr>
-                    <w:spacing w:line="400" w:lineRule="exact"/>
-                    <w:jc w:val="center"/>
-                    <w:rPr>
-                      <w:rFonts w:ascii="Noto Sans KR" w:eastAsia="Noto Sans KR" w:hAnsi="Noto Sans KR" w:hint="eastAsia"/>
+                      <w:rFonts w:ascii="Noto Sans KR" w:eastAsia="Noto Sans KR" w:hAnsi="Noto Sans KR"/>
+                      <w:sz w:val="28"/>
+                      <w:szCs w:val="28"/>
+                    </w:rPr>
+                  </w:pPr>
+                </w:p>
+              </w:tc>
+            </w:tr>
+            <w:tr>
+              <w:tc>
+                <w:tcPr>
+                  <w:tcW w:w="1306" w:type="dxa"/>
+                </w:tcPr>
+                <w:p>
+                  <w:pPr>
+                    <w:spacing w:line="400" w:lineRule="exact"/>
+                    <w:jc w:val="center"/>
+                    <w:rPr>
+                      <w:rFonts w:ascii="Noto Sans KR" w:eastAsia="Noto Sans KR" w:hAnsi="Noto Sans KR"/>
                       <w:sz w:val="28"/>
                       <w:szCs w:val="28"/>
                     </w:rPr>
@@ -6327,25 +6031,25 @@
                     <w:spacing w:line="400" w:lineRule="exact"/>
                     <w:jc w:val="both"/>
                     <w:rPr>
-                      <w:rFonts w:ascii="Noto Sans KR" w:eastAsia="Noto Sans KR" w:hAnsi="Noto Sans KR" w:hint="eastAsia"/>
-                      <w:sz w:val="28"/>
-                      <w:szCs w:val="28"/>
-                    </w:rPr>
-                  </w:pPr>
-                </w:p>
-              </w:tc>
-            </w:tr>
-            <w:tr>
-              <w:tc>
-                <w:tcPr>
-                  <w:tcW w:w="1306" w:type="dxa"/>
-                </w:tcPr>
-                <w:p>
-                  <w:pPr>
-                    <w:spacing w:line="400" w:lineRule="exact"/>
-                    <w:jc w:val="center"/>
-                    <w:rPr>
-                      <w:rFonts w:ascii="Noto Sans KR" w:eastAsia="Noto Sans KR" w:hAnsi="Noto Sans KR" w:hint="eastAsia"/>
+                      <w:rFonts w:ascii="Noto Sans KR" w:eastAsia="Noto Sans KR" w:hAnsi="Noto Sans KR"/>
+                      <w:sz w:val="28"/>
+                      <w:szCs w:val="28"/>
+                    </w:rPr>
+                  </w:pPr>
+                </w:p>
+              </w:tc>
+            </w:tr>
+            <w:tr>
+              <w:tc>
+                <w:tcPr>
+                  <w:tcW w:w="1306" w:type="dxa"/>
+                </w:tcPr>
+                <w:p>
+                  <w:pPr>
+                    <w:spacing w:line="400" w:lineRule="exact"/>
+                    <w:jc w:val="center"/>
+                    <w:rPr>
+                      <w:rFonts w:ascii="Noto Sans KR" w:eastAsia="Noto Sans KR" w:hAnsi="Noto Sans KR"/>
                       <w:sz w:val="28"/>
                       <w:szCs w:val="28"/>
                     </w:rPr>
@@ -6369,25 +6073,25 @@
                     <w:spacing w:line="400" w:lineRule="exact"/>
                     <w:jc w:val="both"/>
                     <w:rPr>
-                      <w:rFonts w:ascii="Noto Sans KR" w:eastAsia="Noto Sans KR" w:hAnsi="Noto Sans KR" w:hint="eastAsia"/>
-                      <w:sz w:val="28"/>
-                      <w:szCs w:val="28"/>
-                    </w:rPr>
-                  </w:pPr>
-                </w:p>
-              </w:tc>
-            </w:tr>
-            <w:tr>
-              <w:tc>
-                <w:tcPr>
-                  <w:tcW w:w="1306" w:type="dxa"/>
-                </w:tcPr>
-                <w:p>
-                  <w:pPr>
-                    <w:spacing w:line="400" w:lineRule="exact"/>
-                    <w:jc w:val="center"/>
-                    <w:rPr>
-                      <w:rFonts w:ascii="Noto Sans KR" w:eastAsia="Noto Sans KR" w:hAnsi="Noto Sans KR" w:hint="eastAsia"/>
+                      <w:rFonts w:ascii="Noto Sans KR" w:eastAsia="Noto Sans KR" w:hAnsi="Noto Sans KR"/>
+                      <w:sz w:val="28"/>
+                      <w:szCs w:val="28"/>
+                    </w:rPr>
+                  </w:pPr>
+                </w:p>
+              </w:tc>
+            </w:tr>
+            <w:tr>
+              <w:tc>
+                <w:tcPr>
+                  <w:tcW w:w="1306" w:type="dxa"/>
+                </w:tcPr>
+                <w:p>
+                  <w:pPr>
+                    <w:spacing w:line="400" w:lineRule="exact"/>
+                    <w:jc w:val="center"/>
+                    <w:rPr>
+                      <w:rFonts w:ascii="Noto Sans KR" w:eastAsia="Noto Sans KR" w:hAnsi="Noto Sans KR"/>
                       <w:sz w:val="28"/>
                       <w:szCs w:val="28"/>
                     </w:rPr>
@@ -6411,25 +6115,25 @@
                     <w:spacing w:line="400" w:lineRule="exact"/>
                     <w:jc w:val="both"/>
                     <w:rPr>
-                      <w:rFonts w:ascii="Noto Sans KR" w:eastAsia="Noto Sans KR" w:hAnsi="Noto Sans KR" w:hint="eastAsia"/>
-                      <w:sz w:val="28"/>
-                      <w:szCs w:val="28"/>
-                    </w:rPr>
-                  </w:pPr>
-                </w:p>
-              </w:tc>
-            </w:tr>
-            <w:tr>
-              <w:tc>
-                <w:tcPr>
-                  <w:tcW w:w="1306" w:type="dxa"/>
-                </w:tcPr>
-                <w:p>
-                  <w:pPr>
-                    <w:spacing w:line="400" w:lineRule="exact"/>
-                    <w:jc w:val="center"/>
-                    <w:rPr>
-                      <w:rFonts w:ascii="Noto Sans KR" w:eastAsia="Noto Sans KR" w:hAnsi="Noto Sans KR" w:hint="eastAsia"/>
+                      <w:rFonts w:ascii="Noto Sans KR" w:eastAsia="Noto Sans KR" w:hAnsi="Noto Sans KR"/>
+                      <w:sz w:val="28"/>
+                      <w:szCs w:val="28"/>
+                    </w:rPr>
+                  </w:pPr>
+                </w:p>
+              </w:tc>
+            </w:tr>
+            <w:tr>
+              <w:tc>
+                <w:tcPr>
+                  <w:tcW w:w="1306" w:type="dxa"/>
+                </w:tcPr>
+                <w:p>
+                  <w:pPr>
+                    <w:spacing w:line="400" w:lineRule="exact"/>
+                    <w:jc w:val="center"/>
+                    <w:rPr>
+                      <w:rFonts w:ascii="Noto Sans KR" w:eastAsia="Noto Sans KR" w:hAnsi="Noto Sans KR"/>
                       <w:sz w:val="28"/>
                       <w:szCs w:val="28"/>
                     </w:rPr>
@@ -6453,25 +6157,25 @@
                     <w:spacing w:line="400" w:lineRule="exact"/>
                     <w:jc w:val="both"/>
                     <w:rPr>
-                      <w:rFonts w:ascii="Noto Sans KR" w:eastAsia="Noto Sans KR" w:hAnsi="Noto Sans KR" w:hint="eastAsia"/>
-                      <w:sz w:val="28"/>
-                      <w:szCs w:val="28"/>
-                    </w:rPr>
-                  </w:pPr>
-                </w:p>
-              </w:tc>
-            </w:tr>
-            <w:tr>
-              <w:tc>
-                <w:tcPr>
-                  <w:tcW w:w="1306" w:type="dxa"/>
-                </w:tcPr>
-                <w:p>
-                  <w:pPr>
-                    <w:spacing w:line="400" w:lineRule="exact"/>
-                    <w:jc w:val="center"/>
-                    <w:rPr>
-                      <w:rFonts w:ascii="Noto Sans KR" w:eastAsia="Noto Sans KR" w:hAnsi="Noto Sans KR" w:hint="eastAsia"/>
+                      <w:rFonts w:ascii="Noto Sans KR" w:eastAsia="Noto Sans KR" w:hAnsi="Noto Sans KR"/>
+                      <w:sz w:val="28"/>
+                      <w:szCs w:val="28"/>
+                    </w:rPr>
+                  </w:pPr>
+                </w:p>
+              </w:tc>
+            </w:tr>
+            <w:tr>
+              <w:tc>
+                <w:tcPr>
+                  <w:tcW w:w="1306" w:type="dxa"/>
+                </w:tcPr>
+                <w:p>
+                  <w:pPr>
+                    <w:spacing w:line="400" w:lineRule="exact"/>
+                    <w:jc w:val="center"/>
+                    <w:rPr>
+                      <w:rFonts w:ascii="Noto Sans KR" w:eastAsia="Noto Sans KR" w:hAnsi="Noto Sans KR"/>
                       <w:sz w:val="28"/>
                       <w:szCs w:val="28"/>
                     </w:rPr>
@@ -6495,25 +6199,25 @@
                     <w:spacing w:line="400" w:lineRule="exact"/>
                     <w:jc w:val="both"/>
                     <w:rPr>
-                      <w:rFonts w:ascii="Noto Sans KR" w:eastAsia="Noto Sans KR" w:hAnsi="Noto Sans KR" w:hint="eastAsia"/>
-                      <w:sz w:val="28"/>
-                      <w:szCs w:val="28"/>
-                    </w:rPr>
-                  </w:pPr>
-                </w:p>
-              </w:tc>
-            </w:tr>
-            <w:tr>
-              <w:tc>
-                <w:tcPr>
-                  <w:tcW w:w="1306" w:type="dxa"/>
-                </w:tcPr>
-                <w:p>
-                  <w:pPr>
-                    <w:spacing w:line="400" w:lineRule="exact"/>
-                    <w:jc w:val="center"/>
-                    <w:rPr>
-                      <w:rFonts w:ascii="Noto Sans KR" w:eastAsia="Noto Sans KR" w:hAnsi="Noto Sans KR" w:hint="eastAsia"/>
+                      <w:rFonts w:ascii="Noto Sans KR" w:eastAsia="Noto Sans KR" w:hAnsi="Noto Sans KR"/>
+                      <w:sz w:val="28"/>
+                      <w:szCs w:val="28"/>
+                    </w:rPr>
+                  </w:pPr>
+                </w:p>
+              </w:tc>
+            </w:tr>
+            <w:tr>
+              <w:tc>
+                <w:tcPr>
+                  <w:tcW w:w="1306" w:type="dxa"/>
+                </w:tcPr>
+                <w:p>
+                  <w:pPr>
+                    <w:spacing w:line="400" w:lineRule="exact"/>
+                    <w:jc w:val="center"/>
+                    <w:rPr>
+                      <w:rFonts w:ascii="Noto Sans KR" w:eastAsia="Noto Sans KR" w:hAnsi="Noto Sans KR"/>
                       <w:sz w:val="28"/>
                       <w:szCs w:val="28"/>
                     </w:rPr>
@@ -6537,25 +6241,25 @@
                     <w:spacing w:line="400" w:lineRule="exact"/>
                     <w:jc w:val="both"/>
                     <w:rPr>
-                      <w:rFonts w:ascii="Noto Sans KR" w:eastAsia="Noto Sans KR" w:hAnsi="Noto Sans KR" w:hint="eastAsia"/>
-                      <w:sz w:val="28"/>
-                      <w:szCs w:val="28"/>
-                    </w:rPr>
-                  </w:pPr>
-                </w:p>
-              </w:tc>
-            </w:tr>
-            <w:tr>
-              <w:tc>
-                <w:tcPr>
-                  <w:tcW w:w="1306" w:type="dxa"/>
-                </w:tcPr>
-                <w:p>
-                  <w:pPr>
-                    <w:spacing w:line="400" w:lineRule="exact"/>
-                    <w:jc w:val="center"/>
-                    <w:rPr>
-                      <w:rFonts w:ascii="Noto Sans KR" w:eastAsia="Noto Sans KR" w:hAnsi="Noto Sans KR" w:hint="eastAsia"/>
+                      <w:rFonts w:ascii="Noto Sans KR" w:eastAsia="Noto Sans KR" w:hAnsi="Noto Sans KR"/>
+                      <w:sz w:val="28"/>
+                      <w:szCs w:val="28"/>
+                    </w:rPr>
+                  </w:pPr>
+                </w:p>
+              </w:tc>
+            </w:tr>
+            <w:tr>
+              <w:tc>
+                <w:tcPr>
+                  <w:tcW w:w="1306" w:type="dxa"/>
+                </w:tcPr>
+                <w:p>
+                  <w:pPr>
+                    <w:spacing w:line="400" w:lineRule="exact"/>
+                    <w:jc w:val="center"/>
+                    <w:rPr>
+                      <w:rFonts w:ascii="Noto Sans KR" w:eastAsia="Noto Sans KR" w:hAnsi="Noto Sans KR"/>
                       <w:sz w:val="28"/>
                       <w:szCs w:val="28"/>
                     </w:rPr>
@@ -6579,25 +6283,25 @@
                     <w:spacing w:line="400" w:lineRule="exact"/>
                     <w:jc w:val="both"/>
                     <w:rPr>
-                      <w:rFonts w:ascii="Noto Sans KR" w:eastAsia="Noto Sans KR" w:hAnsi="Noto Sans KR" w:hint="eastAsia"/>
-                      <w:sz w:val="28"/>
-                      <w:szCs w:val="28"/>
-                    </w:rPr>
-                  </w:pPr>
-                </w:p>
-              </w:tc>
-            </w:tr>
-            <w:tr>
-              <w:tc>
-                <w:tcPr>
-                  <w:tcW w:w="1306" w:type="dxa"/>
-                </w:tcPr>
-                <w:p>
-                  <w:pPr>
-                    <w:spacing w:line="400" w:lineRule="exact"/>
-                    <w:jc w:val="center"/>
-                    <w:rPr>
-                      <w:rFonts w:ascii="Noto Sans KR" w:eastAsia="Noto Sans KR" w:hAnsi="Noto Sans KR" w:hint="eastAsia"/>
+                      <w:rFonts w:ascii="Noto Sans KR" w:eastAsia="Noto Sans KR" w:hAnsi="Noto Sans KR"/>
+                      <w:sz w:val="28"/>
+                      <w:szCs w:val="28"/>
+                    </w:rPr>
+                  </w:pPr>
+                </w:p>
+              </w:tc>
+            </w:tr>
+            <w:tr>
+              <w:tc>
+                <w:tcPr>
+                  <w:tcW w:w="1306" w:type="dxa"/>
+                </w:tcPr>
+                <w:p>
+                  <w:pPr>
+                    <w:spacing w:line="400" w:lineRule="exact"/>
+                    <w:jc w:val="center"/>
+                    <w:rPr>
+                      <w:rFonts w:ascii="Noto Sans KR" w:eastAsia="Noto Sans KR" w:hAnsi="Noto Sans KR"/>
                       <w:sz w:val="28"/>
                       <w:szCs w:val="28"/>
                     </w:rPr>
@@ -6621,25 +6325,25 @@
                     <w:spacing w:line="400" w:lineRule="exact"/>
                     <w:jc w:val="both"/>
                     <w:rPr>
-                      <w:rFonts w:ascii="Noto Sans KR" w:eastAsia="Noto Sans KR" w:hAnsi="Noto Sans KR" w:hint="eastAsia"/>
-                      <w:sz w:val="28"/>
-                      <w:szCs w:val="28"/>
-                    </w:rPr>
-                  </w:pPr>
-                </w:p>
-              </w:tc>
-            </w:tr>
-            <w:tr>
-              <w:tc>
-                <w:tcPr>
-                  <w:tcW w:w="1306" w:type="dxa"/>
-                </w:tcPr>
-                <w:p>
-                  <w:pPr>
-                    <w:spacing w:line="400" w:lineRule="exact"/>
-                    <w:jc w:val="center"/>
-                    <w:rPr>
-                      <w:rFonts w:ascii="Noto Sans KR" w:eastAsia="Noto Sans KR" w:hAnsi="Noto Sans KR" w:hint="eastAsia"/>
+                      <w:rFonts w:ascii="Noto Sans KR" w:eastAsia="Noto Sans KR" w:hAnsi="Noto Sans KR"/>
+                      <w:sz w:val="28"/>
+                      <w:szCs w:val="28"/>
+                    </w:rPr>
+                  </w:pPr>
+                </w:p>
+              </w:tc>
+            </w:tr>
+            <w:tr>
+              <w:tc>
+                <w:tcPr>
+                  <w:tcW w:w="1306" w:type="dxa"/>
+                </w:tcPr>
+                <w:p>
+                  <w:pPr>
+                    <w:spacing w:line="400" w:lineRule="exact"/>
+                    <w:jc w:val="center"/>
+                    <w:rPr>
+                      <w:rFonts w:ascii="Noto Sans KR" w:eastAsia="Noto Sans KR" w:hAnsi="Noto Sans KR"/>
                       <w:sz w:val="28"/>
                       <w:szCs w:val="28"/>
                     </w:rPr>
@@ -6663,25 +6367,25 @@
                     <w:spacing w:line="400" w:lineRule="exact"/>
                     <w:jc w:val="both"/>
                     <w:rPr>
-                      <w:rFonts w:ascii="Noto Sans KR" w:eastAsia="Noto Sans KR" w:hAnsi="Noto Sans KR" w:hint="eastAsia"/>
-                      <w:sz w:val="28"/>
-                      <w:szCs w:val="28"/>
-                    </w:rPr>
-                  </w:pPr>
-                </w:p>
-              </w:tc>
-            </w:tr>
-            <w:tr>
-              <w:tc>
-                <w:tcPr>
-                  <w:tcW w:w="1306" w:type="dxa"/>
-                </w:tcPr>
-                <w:p>
-                  <w:pPr>
-                    <w:spacing w:line="400" w:lineRule="exact"/>
-                    <w:jc w:val="center"/>
-                    <w:rPr>
-                      <w:rFonts w:ascii="Noto Sans KR" w:eastAsia="Noto Sans KR" w:hAnsi="Noto Sans KR" w:hint="eastAsia"/>
+                      <w:rFonts w:ascii="Noto Sans KR" w:eastAsia="Noto Sans KR" w:hAnsi="Noto Sans KR"/>
+                      <w:sz w:val="28"/>
+                      <w:szCs w:val="28"/>
+                    </w:rPr>
+                  </w:pPr>
+                </w:p>
+              </w:tc>
+            </w:tr>
+            <w:tr>
+              <w:tc>
+                <w:tcPr>
+                  <w:tcW w:w="1306" w:type="dxa"/>
+                </w:tcPr>
+                <w:p>
+                  <w:pPr>
+                    <w:spacing w:line="400" w:lineRule="exact"/>
+                    <w:jc w:val="center"/>
+                    <w:rPr>
+                      <w:rFonts w:ascii="Noto Sans KR" w:eastAsia="Noto Sans KR" w:hAnsi="Noto Sans KR"/>
                       <w:sz w:val="28"/>
                       <w:szCs w:val="28"/>
                     </w:rPr>
@@ -6705,7 +6409,7 @@
                     <w:spacing w:line="400" w:lineRule="exact"/>
                     <w:jc w:val="both"/>
                     <w:rPr>
-                      <w:rFonts w:ascii="Noto Sans KR" w:eastAsia="Noto Sans KR" w:hAnsi="Noto Sans KR" w:hint="eastAsia"/>
+                      <w:rFonts w:ascii="Noto Sans KR" w:eastAsia="Noto Sans KR" w:hAnsi="Noto Sans KR"/>
                       <w:sz w:val="28"/>
                       <w:szCs w:val="28"/>
                     </w:rPr>
@@ -6719,7 +6423,7 @@
               <w:spacing w:line="400" w:lineRule="exact"/>
               <w:jc w:val="both"/>
               <w:rPr>
-                <w:rFonts w:ascii="Noto Sans KR" w:eastAsia="Noto Sans KR" w:hAnsi="Noto Sans KR" w:hint="eastAsia"/>
+                <w:rFonts w:ascii="Noto Sans KR" w:eastAsia="Noto Sans KR" w:hAnsi="Noto Sans KR"/>
                 <w:sz w:val="28"/>
                 <w:szCs w:val="28"/>
               </w:rPr>
@@ -6748,7 +6452,7 @@
               <w:spacing w:line="400" w:lineRule="exact"/>
               <w:jc w:val="center"/>
               <w:rPr>
-                <w:rFonts w:ascii="Noto Sans KR Black" w:eastAsia="Noto Sans KR Black" w:hAnsi="Noto Sans KR Black" w:hint="eastAsia"/>
+                <w:rFonts w:ascii="Noto Sans KR Black" w:eastAsia="Noto Sans KR Black" w:hAnsi="Noto Sans KR Black"/>
                 <w:sz w:val="28"/>
                 <w:szCs w:val="28"/>
               </w:rPr>
@@ -6783,15 +6487,7 @@
                 <w:sz w:val="28"/>
                 <w:szCs w:val="28"/>
               </w:rPr>
-              <w:t>송광민</w:t>
-            </w:r>
-            <w:r>
-              <w:rPr>
-                <w:rFonts w:ascii="Noto Sans KR" w:eastAsia="Noto Sans KR" w:hAnsi="Noto Sans KR" w:hint="eastAsia"/>
-                <w:sz w:val="28"/>
-                <w:szCs w:val="28"/>
-              </w:rPr>
-              <w:t>:</w:t>
+              <w:t>송광민:</w:t>
             </w:r>
           </w:p>
           <w:tbl>
@@ -6814,7 +6510,7 @@
                     <w:spacing w:line="400" w:lineRule="exact"/>
                     <w:jc w:val="center"/>
                     <w:rPr>
-                      <w:rFonts w:ascii="Noto Sans KR" w:eastAsia="Noto Sans KR" w:hAnsi="Noto Sans KR" w:hint="eastAsia"/>
+                      <w:rFonts w:ascii="Noto Sans KR" w:eastAsia="Noto Sans KR" w:hAnsi="Noto Sans KR"/>
                       <w:sz w:val="28"/>
                       <w:szCs w:val="28"/>
                     </w:rPr>
@@ -6838,7 +6534,7 @@
                     <w:spacing w:line="400" w:lineRule="exact"/>
                     <w:jc w:val="both"/>
                     <w:rPr>
-                      <w:rFonts w:ascii="Noto Sans KR" w:eastAsia="Noto Sans KR" w:hAnsi="Noto Sans KR" w:hint="eastAsia"/>
+                      <w:rFonts w:ascii="Noto Sans KR" w:eastAsia="Noto Sans KR" w:hAnsi="Noto Sans KR"/>
                       <w:sz w:val="28"/>
                       <w:szCs w:val="28"/>
                     </w:rPr>
@@ -6864,7 +6560,7 @@
                     <w:spacing w:line="400" w:lineRule="exact"/>
                     <w:jc w:val="center"/>
                     <w:rPr>
-                      <w:rFonts w:ascii="Noto Sans KR" w:eastAsia="Noto Sans KR" w:hAnsi="Noto Sans KR" w:hint="eastAsia"/>
+                      <w:rFonts w:ascii="Noto Sans KR" w:eastAsia="Noto Sans KR" w:hAnsi="Noto Sans KR"/>
                       <w:sz w:val="28"/>
                       <w:szCs w:val="28"/>
                     </w:rPr>
@@ -6888,25 +6584,25 @@
                     <w:spacing w:line="400" w:lineRule="exact"/>
                     <w:jc w:val="both"/>
                     <w:rPr>
-                      <w:rFonts w:ascii="Noto Sans KR" w:eastAsia="Noto Sans KR" w:hAnsi="Noto Sans KR" w:hint="eastAsia"/>
-                      <w:sz w:val="28"/>
-                      <w:szCs w:val="28"/>
-                    </w:rPr>
-                  </w:pPr>
-                </w:p>
-              </w:tc>
-            </w:tr>
-            <w:tr>
-              <w:tc>
-                <w:tcPr>
-                  <w:tcW w:w="1306" w:type="dxa"/>
-                </w:tcPr>
-                <w:p>
-                  <w:pPr>
-                    <w:spacing w:line="400" w:lineRule="exact"/>
-                    <w:jc w:val="center"/>
-                    <w:rPr>
-                      <w:rFonts w:ascii="Noto Sans KR" w:eastAsia="Noto Sans KR" w:hAnsi="Noto Sans KR" w:hint="eastAsia"/>
+                      <w:rFonts w:ascii="Noto Sans KR" w:eastAsia="Noto Sans KR" w:hAnsi="Noto Sans KR"/>
+                      <w:sz w:val="28"/>
+                      <w:szCs w:val="28"/>
+                    </w:rPr>
+                  </w:pPr>
+                </w:p>
+              </w:tc>
+            </w:tr>
+            <w:tr>
+              <w:tc>
+                <w:tcPr>
+                  <w:tcW w:w="1306" w:type="dxa"/>
+                </w:tcPr>
+                <w:p>
+                  <w:pPr>
+                    <w:spacing w:line="400" w:lineRule="exact"/>
+                    <w:jc w:val="center"/>
+                    <w:rPr>
+                      <w:rFonts w:ascii="Noto Sans KR" w:eastAsia="Noto Sans KR" w:hAnsi="Noto Sans KR"/>
                       <w:sz w:val="28"/>
                       <w:szCs w:val="28"/>
                     </w:rPr>
@@ -6930,25 +6626,25 @@
                     <w:spacing w:line="400" w:lineRule="exact"/>
                     <w:jc w:val="both"/>
                     <w:rPr>
-                      <w:rFonts w:ascii="Noto Sans KR" w:eastAsia="Noto Sans KR" w:hAnsi="Noto Sans KR" w:hint="eastAsia"/>
-                      <w:sz w:val="28"/>
-                      <w:szCs w:val="28"/>
-                    </w:rPr>
-                  </w:pPr>
-                </w:p>
-              </w:tc>
-            </w:tr>
-            <w:tr>
-              <w:tc>
-                <w:tcPr>
-                  <w:tcW w:w="1306" w:type="dxa"/>
-                </w:tcPr>
-                <w:p>
-                  <w:pPr>
-                    <w:spacing w:line="400" w:lineRule="exact"/>
-                    <w:jc w:val="center"/>
-                    <w:rPr>
-                      <w:rFonts w:ascii="Noto Sans KR" w:eastAsia="Noto Sans KR" w:hAnsi="Noto Sans KR" w:hint="eastAsia"/>
+                      <w:rFonts w:ascii="Noto Sans KR" w:eastAsia="Noto Sans KR" w:hAnsi="Noto Sans KR"/>
+                      <w:sz w:val="28"/>
+                      <w:szCs w:val="28"/>
+                    </w:rPr>
+                  </w:pPr>
+                </w:p>
+              </w:tc>
+            </w:tr>
+            <w:tr>
+              <w:tc>
+                <w:tcPr>
+                  <w:tcW w:w="1306" w:type="dxa"/>
+                </w:tcPr>
+                <w:p>
+                  <w:pPr>
+                    <w:spacing w:line="400" w:lineRule="exact"/>
+                    <w:jc w:val="center"/>
+                    <w:rPr>
+                      <w:rFonts w:ascii="Noto Sans KR" w:eastAsia="Noto Sans KR" w:hAnsi="Noto Sans KR"/>
                       <w:sz w:val="28"/>
                       <w:szCs w:val="28"/>
                     </w:rPr>
@@ -6972,25 +6668,25 @@
                     <w:spacing w:line="400" w:lineRule="exact"/>
                     <w:jc w:val="both"/>
                     <w:rPr>
-                      <w:rFonts w:ascii="Noto Sans KR" w:eastAsia="Noto Sans KR" w:hAnsi="Noto Sans KR" w:hint="eastAsia"/>
-                      <w:sz w:val="28"/>
-                      <w:szCs w:val="28"/>
-                    </w:rPr>
-                  </w:pPr>
-                </w:p>
-              </w:tc>
-            </w:tr>
-            <w:tr>
-              <w:tc>
-                <w:tcPr>
-                  <w:tcW w:w="1306" w:type="dxa"/>
-                </w:tcPr>
-                <w:p>
-                  <w:pPr>
-                    <w:spacing w:line="400" w:lineRule="exact"/>
-                    <w:jc w:val="center"/>
-                    <w:rPr>
-                      <w:rFonts w:ascii="Noto Sans KR" w:eastAsia="Noto Sans KR" w:hAnsi="Noto Sans KR" w:hint="eastAsia"/>
+                      <w:rFonts w:ascii="Noto Sans KR" w:eastAsia="Noto Sans KR" w:hAnsi="Noto Sans KR"/>
+                      <w:sz w:val="28"/>
+                      <w:szCs w:val="28"/>
+                    </w:rPr>
+                  </w:pPr>
+                </w:p>
+              </w:tc>
+            </w:tr>
+            <w:tr>
+              <w:tc>
+                <w:tcPr>
+                  <w:tcW w:w="1306" w:type="dxa"/>
+                </w:tcPr>
+                <w:p>
+                  <w:pPr>
+                    <w:spacing w:line="400" w:lineRule="exact"/>
+                    <w:jc w:val="center"/>
+                    <w:rPr>
+                      <w:rFonts w:ascii="Noto Sans KR" w:eastAsia="Noto Sans KR" w:hAnsi="Noto Sans KR"/>
                       <w:sz w:val="28"/>
                       <w:szCs w:val="28"/>
                     </w:rPr>
@@ -7014,25 +6710,25 @@
                     <w:spacing w:line="400" w:lineRule="exact"/>
                     <w:jc w:val="both"/>
                     <w:rPr>
-                      <w:rFonts w:ascii="Noto Sans KR" w:eastAsia="Noto Sans KR" w:hAnsi="Noto Sans KR" w:hint="eastAsia"/>
-                      <w:sz w:val="28"/>
-                      <w:szCs w:val="28"/>
-                    </w:rPr>
-                  </w:pPr>
-                </w:p>
-              </w:tc>
-            </w:tr>
-            <w:tr>
-              <w:tc>
-                <w:tcPr>
-                  <w:tcW w:w="1306" w:type="dxa"/>
-                </w:tcPr>
-                <w:p>
-                  <w:pPr>
-                    <w:spacing w:line="400" w:lineRule="exact"/>
-                    <w:jc w:val="center"/>
-                    <w:rPr>
-                      <w:rFonts w:ascii="Noto Sans KR" w:eastAsia="Noto Sans KR" w:hAnsi="Noto Sans KR" w:hint="eastAsia"/>
+                      <w:rFonts w:ascii="Noto Sans KR" w:eastAsia="Noto Sans KR" w:hAnsi="Noto Sans KR"/>
+                      <w:sz w:val="28"/>
+                      <w:szCs w:val="28"/>
+                    </w:rPr>
+                  </w:pPr>
+                </w:p>
+              </w:tc>
+            </w:tr>
+            <w:tr>
+              <w:tc>
+                <w:tcPr>
+                  <w:tcW w:w="1306" w:type="dxa"/>
+                </w:tcPr>
+                <w:p>
+                  <w:pPr>
+                    <w:spacing w:line="400" w:lineRule="exact"/>
+                    <w:jc w:val="center"/>
+                    <w:rPr>
+                      <w:rFonts w:ascii="Noto Sans KR" w:eastAsia="Noto Sans KR" w:hAnsi="Noto Sans KR"/>
                       <w:sz w:val="28"/>
                       <w:szCs w:val="28"/>
                     </w:rPr>
@@ -7056,25 +6752,25 @@
                     <w:spacing w:line="400" w:lineRule="exact"/>
                     <w:jc w:val="both"/>
                     <w:rPr>
-                      <w:rFonts w:ascii="Noto Sans KR" w:eastAsia="Noto Sans KR" w:hAnsi="Noto Sans KR" w:hint="eastAsia"/>
-                      <w:sz w:val="28"/>
-                      <w:szCs w:val="28"/>
-                    </w:rPr>
-                  </w:pPr>
-                </w:p>
-              </w:tc>
-            </w:tr>
-            <w:tr>
-              <w:tc>
-                <w:tcPr>
-                  <w:tcW w:w="1306" w:type="dxa"/>
-                </w:tcPr>
-                <w:p>
-                  <w:pPr>
-                    <w:spacing w:line="400" w:lineRule="exact"/>
-                    <w:jc w:val="center"/>
-                    <w:rPr>
-                      <w:rFonts w:ascii="Noto Sans KR" w:eastAsia="Noto Sans KR" w:hAnsi="Noto Sans KR" w:hint="eastAsia"/>
+                      <w:rFonts w:ascii="Noto Sans KR" w:eastAsia="Noto Sans KR" w:hAnsi="Noto Sans KR"/>
+                      <w:sz w:val="28"/>
+                      <w:szCs w:val="28"/>
+                    </w:rPr>
+                  </w:pPr>
+                </w:p>
+              </w:tc>
+            </w:tr>
+            <w:tr>
+              <w:tc>
+                <w:tcPr>
+                  <w:tcW w:w="1306" w:type="dxa"/>
+                </w:tcPr>
+                <w:p>
+                  <w:pPr>
+                    <w:spacing w:line="400" w:lineRule="exact"/>
+                    <w:jc w:val="center"/>
+                    <w:rPr>
+                      <w:rFonts w:ascii="Noto Sans KR" w:eastAsia="Noto Sans KR" w:hAnsi="Noto Sans KR"/>
                       <w:sz w:val="28"/>
                       <w:szCs w:val="28"/>
                     </w:rPr>
@@ -7098,25 +6794,25 @@
                     <w:spacing w:line="400" w:lineRule="exact"/>
                     <w:jc w:val="both"/>
                     <w:rPr>
-                      <w:rFonts w:ascii="Noto Sans KR" w:eastAsia="Noto Sans KR" w:hAnsi="Noto Sans KR" w:hint="eastAsia"/>
-                      <w:sz w:val="28"/>
-                      <w:szCs w:val="28"/>
-                    </w:rPr>
-                  </w:pPr>
-                </w:p>
-              </w:tc>
-            </w:tr>
-            <w:tr>
-              <w:tc>
-                <w:tcPr>
-                  <w:tcW w:w="1306" w:type="dxa"/>
-                </w:tcPr>
-                <w:p>
-                  <w:pPr>
-                    <w:spacing w:line="400" w:lineRule="exact"/>
-                    <w:jc w:val="center"/>
-                    <w:rPr>
-                      <w:rFonts w:ascii="Noto Sans KR" w:eastAsia="Noto Sans KR" w:hAnsi="Noto Sans KR" w:hint="eastAsia"/>
+                      <w:rFonts w:ascii="Noto Sans KR" w:eastAsia="Noto Sans KR" w:hAnsi="Noto Sans KR"/>
+                      <w:sz w:val="28"/>
+                      <w:szCs w:val="28"/>
+                    </w:rPr>
+                  </w:pPr>
+                </w:p>
+              </w:tc>
+            </w:tr>
+            <w:tr>
+              <w:tc>
+                <w:tcPr>
+                  <w:tcW w:w="1306" w:type="dxa"/>
+                </w:tcPr>
+                <w:p>
+                  <w:pPr>
+                    <w:spacing w:line="400" w:lineRule="exact"/>
+                    <w:jc w:val="center"/>
+                    <w:rPr>
+                      <w:rFonts w:ascii="Noto Sans KR" w:eastAsia="Noto Sans KR" w:hAnsi="Noto Sans KR"/>
                       <w:sz w:val="28"/>
                       <w:szCs w:val="28"/>
                     </w:rPr>
@@ -7140,25 +6836,25 @@
                     <w:spacing w:line="400" w:lineRule="exact"/>
                     <w:jc w:val="both"/>
                     <w:rPr>
-                      <w:rFonts w:ascii="Noto Sans KR" w:eastAsia="Noto Sans KR" w:hAnsi="Noto Sans KR" w:hint="eastAsia"/>
-                      <w:sz w:val="28"/>
-                      <w:szCs w:val="28"/>
-                    </w:rPr>
-                  </w:pPr>
-                </w:p>
-              </w:tc>
-            </w:tr>
-            <w:tr>
-              <w:tc>
-                <w:tcPr>
-                  <w:tcW w:w="1306" w:type="dxa"/>
-                </w:tcPr>
-                <w:p>
-                  <w:pPr>
-                    <w:spacing w:line="400" w:lineRule="exact"/>
-                    <w:jc w:val="center"/>
-                    <w:rPr>
-                      <w:rFonts w:ascii="Noto Sans KR" w:eastAsia="Noto Sans KR" w:hAnsi="Noto Sans KR" w:hint="eastAsia"/>
+                      <w:rFonts w:ascii="Noto Sans KR" w:eastAsia="Noto Sans KR" w:hAnsi="Noto Sans KR"/>
+                      <w:sz w:val="28"/>
+                      <w:szCs w:val="28"/>
+                    </w:rPr>
+                  </w:pPr>
+                </w:p>
+              </w:tc>
+            </w:tr>
+            <w:tr>
+              <w:tc>
+                <w:tcPr>
+                  <w:tcW w:w="1306" w:type="dxa"/>
+                </w:tcPr>
+                <w:p>
+                  <w:pPr>
+                    <w:spacing w:line="400" w:lineRule="exact"/>
+                    <w:jc w:val="center"/>
+                    <w:rPr>
+                      <w:rFonts w:ascii="Noto Sans KR" w:eastAsia="Noto Sans KR" w:hAnsi="Noto Sans KR"/>
                       <w:sz w:val="28"/>
                       <w:szCs w:val="28"/>
                     </w:rPr>
@@ -7182,25 +6878,25 @@
                     <w:spacing w:line="400" w:lineRule="exact"/>
                     <w:jc w:val="both"/>
                     <w:rPr>
-                      <w:rFonts w:ascii="Noto Sans KR" w:eastAsia="Noto Sans KR" w:hAnsi="Noto Sans KR" w:hint="eastAsia"/>
-                      <w:sz w:val="28"/>
-                      <w:szCs w:val="28"/>
-                    </w:rPr>
-                  </w:pPr>
-                </w:p>
-              </w:tc>
-            </w:tr>
-            <w:tr>
-              <w:tc>
-                <w:tcPr>
-                  <w:tcW w:w="1306" w:type="dxa"/>
-                </w:tcPr>
-                <w:p>
-                  <w:pPr>
-                    <w:spacing w:line="400" w:lineRule="exact"/>
-                    <w:jc w:val="center"/>
-                    <w:rPr>
-                      <w:rFonts w:ascii="Noto Sans KR" w:eastAsia="Noto Sans KR" w:hAnsi="Noto Sans KR" w:hint="eastAsia"/>
+                      <w:rFonts w:ascii="Noto Sans KR" w:eastAsia="Noto Sans KR" w:hAnsi="Noto Sans KR"/>
+                      <w:sz w:val="28"/>
+                      <w:szCs w:val="28"/>
+                    </w:rPr>
+                  </w:pPr>
+                </w:p>
+              </w:tc>
+            </w:tr>
+            <w:tr>
+              <w:tc>
+                <w:tcPr>
+                  <w:tcW w:w="1306" w:type="dxa"/>
+                </w:tcPr>
+                <w:p>
+                  <w:pPr>
+                    <w:spacing w:line="400" w:lineRule="exact"/>
+                    <w:jc w:val="center"/>
+                    <w:rPr>
+                      <w:rFonts w:ascii="Noto Sans KR" w:eastAsia="Noto Sans KR" w:hAnsi="Noto Sans KR"/>
                       <w:sz w:val="28"/>
                       <w:szCs w:val="28"/>
                     </w:rPr>
@@ -7224,35 +6920,36 @@
                     <w:spacing w:line="400" w:lineRule="exact"/>
                     <w:jc w:val="both"/>
                     <w:rPr>
-                      <w:rFonts w:ascii="Noto Sans KR" w:eastAsia="Noto Sans KR" w:hAnsi="Noto Sans KR" w:hint="eastAsia"/>
-                      <w:sz w:val="28"/>
-                      <w:szCs w:val="28"/>
-                    </w:rPr>
-                  </w:pPr>
-                </w:p>
-              </w:tc>
-            </w:tr>
-            <w:tr>
-              <w:tc>
-                <w:tcPr>
-                  <w:tcW w:w="1306" w:type="dxa"/>
-                </w:tcPr>
-                <w:p>
-                  <w:pPr>
-                    <w:spacing w:line="400" w:lineRule="exact"/>
-                    <w:jc w:val="center"/>
-                    <w:rPr>
-                      <w:rFonts w:ascii="Noto Sans KR" w:eastAsia="Noto Sans KR" w:hAnsi="Noto Sans KR" w:hint="eastAsia"/>
-                      <w:sz w:val="28"/>
-                      <w:szCs w:val="28"/>
-                    </w:rPr>
-                  </w:pPr>
-                  <w:r>
-                    <w:rPr>
-                      <w:rFonts w:ascii="Noto Sans KR" w:eastAsia="Noto Sans KR" w:hAnsi="Noto Sans KR" w:hint="eastAsia"/>
-                      <w:sz w:val="28"/>
-                      <w:szCs w:val="28"/>
-                    </w:rPr>
+                      <w:rFonts w:ascii="Noto Sans KR" w:eastAsia="Noto Sans KR" w:hAnsi="Noto Sans KR"/>
+                      <w:sz w:val="28"/>
+                      <w:szCs w:val="28"/>
+                    </w:rPr>
+                  </w:pPr>
+                </w:p>
+              </w:tc>
+            </w:tr>
+            <w:tr>
+              <w:tc>
+                <w:tcPr>
+                  <w:tcW w:w="1306" w:type="dxa"/>
+                </w:tcPr>
+                <w:p>
+                  <w:pPr>
+                    <w:spacing w:line="400" w:lineRule="exact"/>
+                    <w:jc w:val="center"/>
+                    <w:rPr>
+                      <w:rFonts w:ascii="Noto Sans KR" w:eastAsia="Noto Sans KR" w:hAnsi="Noto Sans KR"/>
+                      <w:sz w:val="28"/>
+                      <w:szCs w:val="28"/>
+                    </w:rPr>
+                  </w:pPr>
+                  <w:r>
+                    <w:rPr>
+                      <w:rFonts w:ascii="Noto Sans KR" w:eastAsia="Noto Sans KR" w:hAnsi="Noto Sans KR" w:hint="eastAsia"/>
+                      <w:sz w:val="28"/>
+                      <w:szCs w:val="28"/>
+                    </w:rPr>
+                    <w:lastRenderedPageBreak/>
                     <w:t>11/10</w:t>
                   </w:r>
                 </w:p>
@@ -7266,25 +6963,25 @@
                     <w:spacing w:line="400" w:lineRule="exact"/>
                     <w:jc w:val="both"/>
                     <w:rPr>
-                      <w:rFonts w:ascii="Noto Sans KR" w:eastAsia="Noto Sans KR" w:hAnsi="Noto Sans KR" w:hint="eastAsia"/>
-                      <w:sz w:val="28"/>
-                      <w:szCs w:val="28"/>
-                    </w:rPr>
-                  </w:pPr>
-                </w:p>
-              </w:tc>
-            </w:tr>
-            <w:tr>
-              <w:tc>
-                <w:tcPr>
-                  <w:tcW w:w="1306" w:type="dxa"/>
-                </w:tcPr>
-                <w:p>
-                  <w:pPr>
-                    <w:spacing w:line="400" w:lineRule="exact"/>
-                    <w:jc w:val="center"/>
-                    <w:rPr>
-                      <w:rFonts w:ascii="Noto Sans KR" w:eastAsia="Noto Sans KR" w:hAnsi="Noto Sans KR" w:hint="eastAsia"/>
+                      <w:rFonts w:ascii="Noto Sans KR" w:eastAsia="Noto Sans KR" w:hAnsi="Noto Sans KR"/>
+                      <w:sz w:val="28"/>
+                      <w:szCs w:val="28"/>
+                    </w:rPr>
+                  </w:pPr>
+                </w:p>
+              </w:tc>
+            </w:tr>
+            <w:tr>
+              <w:tc>
+                <w:tcPr>
+                  <w:tcW w:w="1306" w:type="dxa"/>
+                </w:tcPr>
+                <w:p>
+                  <w:pPr>
+                    <w:spacing w:line="400" w:lineRule="exact"/>
+                    <w:jc w:val="center"/>
+                    <w:rPr>
+                      <w:rFonts w:ascii="Noto Sans KR" w:eastAsia="Noto Sans KR" w:hAnsi="Noto Sans KR"/>
                       <w:sz w:val="28"/>
                       <w:szCs w:val="28"/>
                     </w:rPr>
@@ -7308,25 +7005,25 @@
                     <w:spacing w:line="400" w:lineRule="exact"/>
                     <w:jc w:val="both"/>
                     <w:rPr>
-                      <w:rFonts w:ascii="Noto Sans KR" w:eastAsia="Noto Sans KR" w:hAnsi="Noto Sans KR" w:hint="eastAsia"/>
-                      <w:sz w:val="28"/>
-                      <w:szCs w:val="28"/>
-                    </w:rPr>
-                  </w:pPr>
-                </w:p>
-              </w:tc>
-            </w:tr>
-            <w:tr>
-              <w:tc>
-                <w:tcPr>
-                  <w:tcW w:w="1306" w:type="dxa"/>
-                </w:tcPr>
-                <w:p>
-                  <w:pPr>
-                    <w:spacing w:line="400" w:lineRule="exact"/>
-                    <w:jc w:val="center"/>
-                    <w:rPr>
-                      <w:rFonts w:ascii="Noto Sans KR" w:eastAsia="Noto Sans KR" w:hAnsi="Noto Sans KR" w:hint="eastAsia"/>
+                      <w:rFonts w:ascii="Noto Sans KR" w:eastAsia="Noto Sans KR" w:hAnsi="Noto Sans KR"/>
+                      <w:sz w:val="28"/>
+                      <w:szCs w:val="28"/>
+                    </w:rPr>
+                  </w:pPr>
+                </w:p>
+              </w:tc>
+            </w:tr>
+            <w:tr>
+              <w:tc>
+                <w:tcPr>
+                  <w:tcW w:w="1306" w:type="dxa"/>
+                </w:tcPr>
+                <w:p>
+                  <w:pPr>
+                    <w:spacing w:line="400" w:lineRule="exact"/>
+                    <w:jc w:val="center"/>
+                    <w:rPr>
+                      <w:rFonts w:ascii="Noto Sans KR" w:eastAsia="Noto Sans KR" w:hAnsi="Noto Sans KR"/>
                       <w:sz w:val="28"/>
                       <w:szCs w:val="28"/>
                     </w:rPr>
@@ -7350,25 +7047,25 @@
                     <w:spacing w:line="400" w:lineRule="exact"/>
                     <w:jc w:val="both"/>
                     <w:rPr>
-                      <w:rFonts w:ascii="Noto Sans KR" w:eastAsia="Noto Sans KR" w:hAnsi="Noto Sans KR" w:hint="eastAsia"/>
-                      <w:sz w:val="28"/>
-                      <w:szCs w:val="28"/>
-                    </w:rPr>
-                  </w:pPr>
-                </w:p>
-              </w:tc>
-            </w:tr>
-            <w:tr>
-              <w:tc>
-                <w:tcPr>
-                  <w:tcW w:w="1306" w:type="dxa"/>
-                </w:tcPr>
-                <w:p>
-                  <w:pPr>
-                    <w:spacing w:line="400" w:lineRule="exact"/>
-                    <w:jc w:val="center"/>
-                    <w:rPr>
-                      <w:rFonts w:ascii="Noto Sans KR" w:eastAsia="Noto Sans KR" w:hAnsi="Noto Sans KR" w:hint="eastAsia"/>
+                      <w:rFonts w:ascii="Noto Sans KR" w:eastAsia="Noto Sans KR" w:hAnsi="Noto Sans KR"/>
+                      <w:sz w:val="28"/>
+                      <w:szCs w:val="28"/>
+                    </w:rPr>
+                  </w:pPr>
+                </w:p>
+              </w:tc>
+            </w:tr>
+            <w:tr>
+              <w:tc>
+                <w:tcPr>
+                  <w:tcW w:w="1306" w:type="dxa"/>
+                </w:tcPr>
+                <w:p>
+                  <w:pPr>
+                    <w:spacing w:line="400" w:lineRule="exact"/>
+                    <w:jc w:val="center"/>
+                    <w:rPr>
+                      <w:rFonts w:ascii="Noto Sans KR" w:eastAsia="Noto Sans KR" w:hAnsi="Noto Sans KR"/>
                       <w:sz w:val="28"/>
                       <w:szCs w:val="28"/>
                     </w:rPr>
@@ -7392,25 +7089,25 @@
                     <w:spacing w:line="400" w:lineRule="exact"/>
                     <w:jc w:val="both"/>
                     <w:rPr>
-                      <w:rFonts w:ascii="Noto Sans KR" w:eastAsia="Noto Sans KR" w:hAnsi="Noto Sans KR" w:hint="eastAsia"/>
-                      <w:sz w:val="28"/>
-                      <w:szCs w:val="28"/>
-                    </w:rPr>
-                  </w:pPr>
-                </w:p>
-              </w:tc>
-            </w:tr>
-            <w:tr>
-              <w:tc>
-                <w:tcPr>
-                  <w:tcW w:w="1306" w:type="dxa"/>
-                </w:tcPr>
-                <w:p>
-                  <w:pPr>
-                    <w:spacing w:line="400" w:lineRule="exact"/>
-                    <w:jc w:val="center"/>
-                    <w:rPr>
-                      <w:rFonts w:ascii="Noto Sans KR" w:eastAsia="Noto Sans KR" w:hAnsi="Noto Sans KR" w:hint="eastAsia"/>
+                      <w:rFonts w:ascii="Noto Sans KR" w:eastAsia="Noto Sans KR" w:hAnsi="Noto Sans KR"/>
+                      <w:sz w:val="28"/>
+                      <w:szCs w:val="28"/>
+                    </w:rPr>
+                  </w:pPr>
+                </w:p>
+              </w:tc>
+            </w:tr>
+            <w:tr>
+              <w:tc>
+                <w:tcPr>
+                  <w:tcW w:w="1306" w:type="dxa"/>
+                </w:tcPr>
+                <w:p>
+                  <w:pPr>
+                    <w:spacing w:line="400" w:lineRule="exact"/>
+                    <w:jc w:val="center"/>
+                    <w:rPr>
+                      <w:rFonts w:ascii="Noto Sans KR" w:eastAsia="Noto Sans KR" w:hAnsi="Noto Sans KR"/>
                       <w:sz w:val="28"/>
                       <w:szCs w:val="28"/>
                     </w:rPr>
@@ -7434,25 +7131,25 @@
                     <w:spacing w:line="400" w:lineRule="exact"/>
                     <w:jc w:val="both"/>
                     <w:rPr>
-                      <w:rFonts w:ascii="Noto Sans KR" w:eastAsia="Noto Sans KR" w:hAnsi="Noto Sans KR" w:hint="eastAsia"/>
-                      <w:sz w:val="28"/>
-                      <w:szCs w:val="28"/>
-                    </w:rPr>
-                  </w:pPr>
-                </w:p>
-              </w:tc>
-            </w:tr>
-            <w:tr>
-              <w:tc>
-                <w:tcPr>
-                  <w:tcW w:w="1306" w:type="dxa"/>
-                </w:tcPr>
-                <w:p>
-                  <w:pPr>
-                    <w:spacing w:line="400" w:lineRule="exact"/>
-                    <w:jc w:val="center"/>
-                    <w:rPr>
-                      <w:rFonts w:ascii="Noto Sans KR" w:eastAsia="Noto Sans KR" w:hAnsi="Noto Sans KR" w:hint="eastAsia"/>
+                      <w:rFonts w:ascii="Noto Sans KR" w:eastAsia="Noto Sans KR" w:hAnsi="Noto Sans KR"/>
+                      <w:sz w:val="28"/>
+                      <w:szCs w:val="28"/>
+                    </w:rPr>
+                  </w:pPr>
+                </w:p>
+              </w:tc>
+            </w:tr>
+            <w:tr>
+              <w:tc>
+                <w:tcPr>
+                  <w:tcW w:w="1306" w:type="dxa"/>
+                </w:tcPr>
+                <w:p>
+                  <w:pPr>
+                    <w:spacing w:line="400" w:lineRule="exact"/>
+                    <w:jc w:val="center"/>
+                    <w:rPr>
+                      <w:rFonts w:ascii="Noto Sans KR" w:eastAsia="Noto Sans KR" w:hAnsi="Noto Sans KR"/>
                       <w:sz w:val="28"/>
                       <w:szCs w:val="28"/>
                     </w:rPr>
@@ -7476,36 +7173,35 @@
                     <w:spacing w:line="400" w:lineRule="exact"/>
                     <w:jc w:val="both"/>
                     <w:rPr>
-                      <w:rFonts w:ascii="Noto Sans KR" w:eastAsia="Noto Sans KR" w:hAnsi="Noto Sans KR" w:hint="eastAsia"/>
-                      <w:sz w:val="28"/>
-                      <w:szCs w:val="28"/>
-                    </w:rPr>
-                  </w:pPr>
-                </w:p>
-              </w:tc>
-            </w:tr>
-            <w:tr>
-              <w:tc>
-                <w:tcPr>
-                  <w:tcW w:w="1306" w:type="dxa"/>
-                </w:tcPr>
-                <w:p>
-                  <w:pPr>
-                    <w:spacing w:line="400" w:lineRule="exact"/>
-                    <w:jc w:val="center"/>
-                    <w:rPr>
-                      <w:rFonts w:ascii="Noto Sans KR" w:eastAsia="Noto Sans KR" w:hAnsi="Noto Sans KR" w:hint="eastAsia"/>
-                      <w:sz w:val="28"/>
-                      <w:szCs w:val="28"/>
-                    </w:rPr>
-                  </w:pPr>
-                  <w:r>
-                    <w:rPr>
-                      <w:rFonts w:ascii="Noto Sans KR" w:eastAsia="Noto Sans KR" w:hAnsi="Noto Sans KR" w:hint="eastAsia"/>
-                      <w:sz w:val="28"/>
-                      <w:szCs w:val="28"/>
-                    </w:rPr>
-                    <w:lastRenderedPageBreak/>
+                      <w:rFonts w:ascii="Noto Sans KR" w:eastAsia="Noto Sans KR" w:hAnsi="Noto Sans KR"/>
+                      <w:sz w:val="28"/>
+                      <w:szCs w:val="28"/>
+                    </w:rPr>
+                  </w:pPr>
+                </w:p>
+              </w:tc>
+            </w:tr>
+            <w:tr>
+              <w:tc>
+                <w:tcPr>
+                  <w:tcW w:w="1306" w:type="dxa"/>
+                </w:tcPr>
+                <w:p>
+                  <w:pPr>
+                    <w:spacing w:line="400" w:lineRule="exact"/>
+                    <w:jc w:val="center"/>
+                    <w:rPr>
+                      <w:rFonts w:ascii="Noto Sans KR" w:eastAsia="Noto Sans KR" w:hAnsi="Noto Sans KR"/>
+                      <w:sz w:val="28"/>
+                      <w:szCs w:val="28"/>
+                    </w:rPr>
+                  </w:pPr>
+                  <w:r>
+                    <w:rPr>
+                      <w:rFonts w:ascii="Noto Sans KR" w:eastAsia="Noto Sans KR" w:hAnsi="Noto Sans KR" w:hint="eastAsia"/>
+                      <w:sz w:val="28"/>
+                      <w:szCs w:val="28"/>
+                    </w:rPr>
                     <w:t>11/16</w:t>
                   </w:r>
                 </w:p>
@@ -7519,25 +7215,25 @@
                     <w:spacing w:line="400" w:lineRule="exact"/>
                     <w:jc w:val="both"/>
                     <w:rPr>
-                      <w:rFonts w:ascii="Noto Sans KR" w:eastAsia="Noto Sans KR" w:hAnsi="Noto Sans KR" w:hint="eastAsia"/>
-                      <w:sz w:val="28"/>
-                      <w:szCs w:val="28"/>
-                    </w:rPr>
-                  </w:pPr>
-                </w:p>
-              </w:tc>
-            </w:tr>
-            <w:tr>
-              <w:tc>
-                <w:tcPr>
-                  <w:tcW w:w="1306" w:type="dxa"/>
-                </w:tcPr>
-                <w:p>
-                  <w:pPr>
-                    <w:spacing w:line="400" w:lineRule="exact"/>
-                    <w:jc w:val="center"/>
-                    <w:rPr>
-                      <w:rFonts w:ascii="Noto Sans KR" w:eastAsia="Noto Sans KR" w:hAnsi="Noto Sans KR" w:hint="eastAsia"/>
+                      <w:rFonts w:ascii="Noto Sans KR" w:eastAsia="Noto Sans KR" w:hAnsi="Noto Sans KR"/>
+                      <w:sz w:val="28"/>
+                      <w:szCs w:val="28"/>
+                    </w:rPr>
+                  </w:pPr>
+                </w:p>
+              </w:tc>
+            </w:tr>
+            <w:tr>
+              <w:tc>
+                <w:tcPr>
+                  <w:tcW w:w="1306" w:type="dxa"/>
+                </w:tcPr>
+                <w:p>
+                  <w:pPr>
+                    <w:spacing w:line="400" w:lineRule="exact"/>
+                    <w:jc w:val="center"/>
+                    <w:rPr>
+                      <w:rFonts w:ascii="Noto Sans KR" w:eastAsia="Noto Sans KR" w:hAnsi="Noto Sans KR"/>
                       <w:sz w:val="28"/>
                       <w:szCs w:val="28"/>
                     </w:rPr>
@@ -7561,25 +7257,25 @@
                     <w:spacing w:line="400" w:lineRule="exact"/>
                     <w:jc w:val="both"/>
                     <w:rPr>
-                      <w:rFonts w:ascii="Noto Sans KR" w:eastAsia="Noto Sans KR" w:hAnsi="Noto Sans KR" w:hint="eastAsia"/>
-                      <w:sz w:val="28"/>
-                      <w:szCs w:val="28"/>
-                    </w:rPr>
-                  </w:pPr>
-                </w:p>
-              </w:tc>
-            </w:tr>
-            <w:tr>
-              <w:tc>
-                <w:tcPr>
-                  <w:tcW w:w="1306" w:type="dxa"/>
-                </w:tcPr>
-                <w:p>
-                  <w:pPr>
-                    <w:spacing w:line="400" w:lineRule="exact"/>
-                    <w:jc w:val="center"/>
-                    <w:rPr>
-                      <w:rFonts w:ascii="Noto Sans KR" w:eastAsia="Noto Sans KR" w:hAnsi="Noto Sans KR" w:hint="eastAsia"/>
+                      <w:rFonts w:ascii="Noto Sans KR" w:eastAsia="Noto Sans KR" w:hAnsi="Noto Sans KR"/>
+                      <w:sz w:val="28"/>
+                      <w:szCs w:val="28"/>
+                    </w:rPr>
+                  </w:pPr>
+                </w:p>
+              </w:tc>
+            </w:tr>
+            <w:tr>
+              <w:tc>
+                <w:tcPr>
+                  <w:tcW w:w="1306" w:type="dxa"/>
+                </w:tcPr>
+                <w:p>
+                  <w:pPr>
+                    <w:spacing w:line="400" w:lineRule="exact"/>
+                    <w:jc w:val="center"/>
+                    <w:rPr>
+                      <w:rFonts w:ascii="Noto Sans KR" w:eastAsia="Noto Sans KR" w:hAnsi="Noto Sans KR"/>
                       <w:sz w:val="28"/>
                       <w:szCs w:val="28"/>
                     </w:rPr>
@@ -7603,25 +7299,25 @@
                     <w:spacing w:line="400" w:lineRule="exact"/>
                     <w:jc w:val="both"/>
                     <w:rPr>
-                      <w:rFonts w:ascii="Noto Sans KR" w:eastAsia="Noto Sans KR" w:hAnsi="Noto Sans KR" w:hint="eastAsia"/>
-                      <w:sz w:val="28"/>
-                      <w:szCs w:val="28"/>
-                    </w:rPr>
-                  </w:pPr>
-                </w:p>
-              </w:tc>
-            </w:tr>
-            <w:tr>
-              <w:tc>
-                <w:tcPr>
-                  <w:tcW w:w="1306" w:type="dxa"/>
-                </w:tcPr>
-                <w:p>
-                  <w:pPr>
-                    <w:spacing w:line="400" w:lineRule="exact"/>
-                    <w:jc w:val="center"/>
-                    <w:rPr>
-                      <w:rFonts w:ascii="Noto Sans KR" w:eastAsia="Noto Sans KR" w:hAnsi="Noto Sans KR" w:hint="eastAsia"/>
+                      <w:rFonts w:ascii="Noto Sans KR" w:eastAsia="Noto Sans KR" w:hAnsi="Noto Sans KR"/>
+                      <w:sz w:val="28"/>
+                      <w:szCs w:val="28"/>
+                    </w:rPr>
+                  </w:pPr>
+                </w:p>
+              </w:tc>
+            </w:tr>
+            <w:tr>
+              <w:tc>
+                <w:tcPr>
+                  <w:tcW w:w="1306" w:type="dxa"/>
+                </w:tcPr>
+                <w:p>
+                  <w:pPr>
+                    <w:spacing w:line="400" w:lineRule="exact"/>
+                    <w:jc w:val="center"/>
+                    <w:rPr>
+                      <w:rFonts w:ascii="Noto Sans KR" w:eastAsia="Noto Sans KR" w:hAnsi="Noto Sans KR"/>
                       <w:sz w:val="28"/>
                       <w:szCs w:val="28"/>
                     </w:rPr>
@@ -7645,25 +7341,25 @@
                     <w:spacing w:line="400" w:lineRule="exact"/>
                     <w:jc w:val="both"/>
                     <w:rPr>
-                      <w:rFonts w:ascii="Noto Sans KR" w:eastAsia="Noto Sans KR" w:hAnsi="Noto Sans KR" w:hint="eastAsia"/>
-                      <w:sz w:val="28"/>
-                      <w:szCs w:val="28"/>
-                    </w:rPr>
-                  </w:pPr>
-                </w:p>
-              </w:tc>
-            </w:tr>
-            <w:tr>
-              <w:tc>
-                <w:tcPr>
-                  <w:tcW w:w="1306" w:type="dxa"/>
-                </w:tcPr>
-                <w:p>
-                  <w:pPr>
-                    <w:spacing w:line="400" w:lineRule="exact"/>
-                    <w:jc w:val="center"/>
-                    <w:rPr>
-                      <w:rFonts w:ascii="Noto Sans KR" w:eastAsia="Noto Sans KR" w:hAnsi="Noto Sans KR" w:hint="eastAsia"/>
+                      <w:rFonts w:ascii="Noto Sans KR" w:eastAsia="Noto Sans KR" w:hAnsi="Noto Sans KR"/>
+                      <w:sz w:val="28"/>
+                      <w:szCs w:val="28"/>
+                    </w:rPr>
+                  </w:pPr>
+                </w:p>
+              </w:tc>
+            </w:tr>
+            <w:tr>
+              <w:tc>
+                <w:tcPr>
+                  <w:tcW w:w="1306" w:type="dxa"/>
+                </w:tcPr>
+                <w:p>
+                  <w:pPr>
+                    <w:spacing w:line="400" w:lineRule="exact"/>
+                    <w:jc w:val="center"/>
+                    <w:rPr>
+                      <w:rFonts w:ascii="Noto Sans KR" w:eastAsia="Noto Sans KR" w:hAnsi="Noto Sans KR"/>
                       <w:sz w:val="28"/>
                       <w:szCs w:val="28"/>
                     </w:rPr>
@@ -7687,25 +7383,25 @@
                     <w:spacing w:line="400" w:lineRule="exact"/>
                     <w:jc w:val="both"/>
                     <w:rPr>
-                      <w:rFonts w:ascii="Noto Sans KR" w:eastAsia="Noto Sans KR" w:hAnsi="Noto Sans KR" w:hint="eastAsia"/>
-                      <w:sz w:val="28"/>
-                      <w:szCs w:val="28"/>
-                    </w:rPr>
-                  </w:pPr>
-                </w:p>
-              </w:tc>
-            </w:tr>
-            <w:tr>
-              <w:tc>
-                <w:tcPr>
-                  <w:tcW w:w="1306" w:type="dxa"/>
-                </w:tcPr>
-                <w:p>
-                  <w:pPr>
-                    <w:spacing w:line="400" w:lineRule="exact"/>
-                    <w:jc w:val="center"/>
-                    <w:rPr>
-                      <w:rFonts w:ascii="Noto Sans KR" w:eastAsia="Noto Sans KR" w:hAnsi="Noto Sans KR" w:hint="eastAsia"/>
+                      <w:rFonts w:ascii="Noto Sans KR" w:eastAsia="Noto Sans KR" w:hAnsi="Noto Sans KR"/>
+                      <w:sz w:val="28"/>
+                      <w:szCs w:val="28"/>
+                    </w:rPr>
+                  </w:pPr>
+                </w:p>
+              </w:tc>
+            </w:tr>
+            <w:tr>
+              <w:tc>
+                <w:tcPr>
+                  <w:tcW w:w="1306" w:type="dxa"/>
+                </w:tcPr>
+                <w:p>
+                  <w:pPr>
+                    <w:spacing w:line="400" w:lineRule="exact"/>
+                    <w:jc w:val="center"/>
+                    <w:rPr>
+                      <w:rFonts w:ascii="Noto Sans KR" w:eastAsia="Noto Sans KR" w:hAnsi="Noto Sans KR"/>
                       <w:sz w:val="28"/>
                       <w:szCs w:val="28"/>
                     </w:rPr>
@@ -7729,25 +7425,25 @@
                     <w:spacing w:line="400" w:lineRule="exact"/>
                     <w:jc w:val="both"/>
                     <w:rPr>
-                      <w:rFonts w:ascii="Noto Sans KR" w:eastAsia="Noto Sans KR" w:hAnsi="Noto Sans KR" w:hint="eastAsia"/>
-                      <w:sz w:val="28"/>
-                      <w:szCs w:val="28"/>
-                    </w:rPr>
-                  </w:pPr>
-                </w:p>
-              </w:tc>
-            </w:tr>
-            <w:tr>
-              <w:tc>
-                <w:tcPr>
-                  <w:tcW w:w="1306" w:type="dxa"/>
-                </w:tcPr>
-                <w:p>
-                  <w:pPr>
-                    <w:spacing w:line="400" w:lineRule="exact"/>
-                    <w:jc w:val="center"/>
-                    <w:rPr>
-                      <w:rFonts w:ascii="Noto Sans KR" w:eastAsia="Noto Sans KR" w:hAnsi="Noto Sans KR" w:hint="eastAsia"/>
+                      <w:rFonts w:ascii="Noto Sans KR" w:eastAsia="Noto Sans KR" w:hAnsi="Noto Sans KR"/>
+                      <w:sz w:val="28"/>
+                      <w:szCs w:val="28"/>
+                    </w:rPr>
+                  </w:pPr>
+                </w:p>
+              </w:tc>
+            </w:tr>
+            <w:tr>
+              <w:tc>
+                <w:tcPr>
+                  <w:tcW w:w="1306" w:type="dxa"/>
+                </w:tcPr>
+                <w:p>
+                  <w:pPr>
+                    <w:spacing w:line="400" w:lineRule="exact"/>
+                    <w:jc w:val="center"/>
+                    <w:rPr>
+                      <w:rFonts w:ascii="Noto Sans KR" w:eastAsia="Noto Sans KR" w:hAnsi="Noto Sans KR"/>
                       <w:sz w:val="28"/>
                       <w:szCs w:val="28"/>
                     </w:rPr>
@@ -7771,25 +7467,25 @@
                     <w:spacing w:line="400" w:lineRule="exact"/>
                     <w:jc w:val="both"/>
                     <w:rPr>
-                      <w:rFonts w:ascii="Noto Sans KR" w:eastAsia="Noto Sans KR" w:hAnsi="Noto Sans KR" w:hint="eastAsia"/>
-                      <w:sz w:val="28"/>
-                      <w:szCs w:val="28"/>
-                    </w:rPr>
-                  </w:pPr>
-                </w:p>
-              </w:tc>
-            </w:tr>
-            <w:tr>
-              <w:tc>
-                <w:tcPr>
-                  <w:tcW w:w="1306" w:type="dxa"/>
-                </w:tcPr>
-                <w:p>
-                  <w:pPr>
-                    <w:spacing w:line="400" w:lineRule="exact"/>
-                    <w:jc w:val="center"/>
-                    <w:rPr>
-                      <w:rFonts w:ascii="Noto Sans KR" w:eastAsia="Noto Sans KR" w:hAnsi="Noto Sans KR" w:hint="eastAsia"/>
+                      <w:rFonts w:ascii="Noto Sans KR" w:eastAsia="Noto Sans KR" w:hAnsi="Noto Sans KR"/>
+                      <w:sz w:val="28"/>
+                      <w:szCs w:val="28"/>
+                    </w:rPr>
+                  </w:pPr>
+                </w:p>
+              </w:tc>
+            </w:tr>
+            <w:tr>
+              <w:tc>
+                <w:tcPr>
+                  <w:tcW w:w="1306" w:type="dxa"/>
+                </w:tcPr>
+                <w:p>
+                  <w:pPr>
+                    <w:spacing w:line="400" w:lineRule="exact"/>
+                    <w:jc w:val="center"/>
+                    <w:rPr>
+                      <w:rFonts w:ascii="Noto Sans KR" w:eastAsia="Noto Sans KR" w:hAnsi="Noto Sans KR"/>
                       <w:sz w:val="28"/>
                       <w:szCs w:val="28"/>
                     </w:rPr>
@@ -7813,25 +7509,25 @@
                     <w:spacing w:line="400" w:lineRule="exact"/>
                     <w:jc w:val="both"/>
                     <w:rPr>
-                      <w:rFonts w:ascii="Noto Sans KR" w:eastAsia="Noto Sans KR" w:hAnsi="Noto Sans KR" w:hint="eastAsia"/>
-                      <w:sz w:val="28"/>
-                      <w:szCs w:val="28"/>
-                    </w:rPr>
-                  </w:pPr>
-                </w:p>
-              </w:tc>
-            </w:tr>
-            <w:tr>
-              <w:tc>
-                <w:tcPr>
-                  <w:tcW w:w="1306" w:type="dxa"/>
-                </w:tcPr>
-                <w:p>
-                  <w:pPr>
-                    <w:spacing w:line="400" w:lineRule="exact"/>
-                    <w:jc w:val="center"/>
-                    <w:rPr>
-                      <w:rFonts w:ascii="Noto Sans KR" w:eastAsia="Noto Sans KR" w:hAnsi="Noto Sans KR" w:hint="eastAsia"/>
+                      <w:rFonts w:ascii="Noto Sans KR" w:eastAsia="Noto Sans KR" w:hAnsi="Noto Sans KR"/>
+                      <w:sz w:val="28"/>
+                      <w:szCs w:val="28"/>
+                    </w:rPr>
+                  </w:pPr>
+                </w:p>
+              </w:tc>
+            </w:tr>
+            <w:tr>
+              <w:tc>
+                <w:tcPr>
+                  <w:tcW w:w="1306" w:type="dxa"/>
+                </w:tcPr>
+                <w:p>
+                  <w:pPr>
+                    <w:spacing w:line="400" w:lineRule="exact"/>
+                    <w:jc w:val="center"/>
+                    <w:rPr>
+                      <w:rFonts w:ascii="Noto Sans KR" w:eastAsia="Noto Sans KR" w:hAnsi="Noto Sans KR"/>
                       <w:sz w:val="28"/>
                       <w:szCs w:val="28"/>
                     </w:rPr>
@@ -7855,25 +7551,25 @@
                     <w:spacing w:line="400" w:lineRule="exact"/>
                     <w:jc w:val="both"/>
                     <w:rPr>
-                      <w:rFonts w:ascii="Noto Sans KR" w:eastAsia="Noto Sans KR" w:hAnsi="Noto Sans KR" w:hint="eastAsia"/>
-                      <w:sz w:val="28"/>
-                      <w:szCs w:val="28"/>
-                    </w:rPr>
-                  </w:pPr>
-                </w:p>
-              </w:tc>
-            </w:tr>
-            <w:tr>
-              <w:tc>
-                <w:tcPr>
-                  <w:tcW w:w="1306" w:type="dxa"/>
-                </w:tcPr>
-                <w:p>
-                  <w:pPr>
-                    <w:spacing w:line="400" w:lineRule="exact"/>
-                    <w:jc w:val="center"/>
-                    <w:rPr>
-                      <w:rFonts w:ascii="Noto Sans KR" w:eastAsia="Noto Sans KR" w:hAnsi="Noto Sans KR" w:hint="eastAsia"/>
+                      <w:rFonts w:ascii="Noto Sans KR" w:eastAsia="Noto Sans KR" w:hAnsi="Noto Sans KR"/>
+                      <w:sz w:val="28"/>
+                      <w:szCs w:val="28"/>
+                    </w:rPr>
+                  </w:pPr>
+                </w:p>
+              </w:tc>
+            </w:tr>
+            <w:tr>
+              <w:tc>
+                <w:tcPr>
+                  <w:tcW w:w="1306" w:type="dxa"/>
+                </w:tcPr>
+                <w:p>
+                  <w:pPr>
+                    <w:spacing w:line="400" w:lineRule="exact"/>
+                    <w:jc w:val="center"/>
+                    <w:rPr>
+                      <w:rFonts w:ascii="Noto Sans KR" w:eastAsia="Noto Sans KR" w:hAnsi="Noto Sans KR"/>
                       <w:sz w:val="28"/>
                       <w:szCs w:val="28"/>
                     </w:rPr>
@@ -7897,25 +7593,25 @@
                     <w:spacing w:line="400" w:lineRule="exact"/>
                     <w:jc w:val="both"/>
                     <w:rPr>
-                      <w:rFonts w:ascii="Noto Sans KR" w:eastAsia="Noto Sans KR" w:hAnsi="Noto Sans KR" w:hint="eastAsia"/>
-                      <w:sz w:val="28"/>
-                      <w:szCs w:val="28"/>
-                    </w:rPr>
-                  </w:pPr>
-                </w:p>
-              </w:tc>
-            </w:tr>
-            <w:tr>
-              <w:tc>
-                <w:tcPr>
-                  <w:tcW w:w="1306" w:type="dxa"/>
-                </w:tcPr>
-                <w:p>
-                  <w:pPr>
-                    <w:spacing w:line="400" w:lineRule="exact"/>
-                    <w:jc w:val="center"/>
-                    <w:rPr>
-                      <w:rFonts w:ascii="Noto Sans KR" w:eastAsia="Noto Sans KR" w:hAnsi="Noto Sans KR" w:hint="eastAsia"/>
+                      <w:rFonts w:ascii="Noto Sans KR" w:eastAsia="Noto Sans KR" w:hAnsi="Noto Sans KR"/>
+                      <w:sz w:val="28"/>
+                      <w:szCs w:val="28"/>
+                    </w:rPr>
+                  </w:pPr>
+                </w:p>
+              </w:tc>
+            </w:tr>
+            <w:tr>
+              <w:tc>
+                <w:tcPr>
+                  <w:tcW w:w="1306" w:type="dxa"/>
+                </w:tcPr>
+                <w:p>
+                  <w:pPr>
+                    <w:spacing w:line="400" w:lineRule="exact"/>
+                    <w:jc w:val="center"/>
+                    <w:rPr>
+                      <w:rFonts w:ascii="Noto Sans KR" w:eastAsia="Noto Sans KR" w:hAnsi="Noto Sans KR"/>
                       <w:sz w:val="28"/>
                       <w:szCs w:val="28"/>
                     </w:rPr>
@@ -7939,25 +7635,25 @@
                     <w:spacing w:line="400" w:lineRule="exact"/>
                     <w:jc w:val="both"/>
                     <w:rPr>
-                      <w:rFonts w:ascii="Noto Sans KR" w:eastAsia="Noto Sans KR" w:hAnsi="Noto Sans KR" w:hint="eastAsia"/>
-                      <w:sz w:val="28"/>
-                      <w:szCs w:val="28"/>
-                    </w:rPr>
-                  </w:pPr>
-                </w:p>
-              </w:tc>
-            </w:tr>
-            <w:tr>
-              <w:tc>
-                <w:tcPr>
-                  <w:tcW w:w="1306" w:type="dxa"/>
-                </w:tcPr>
-                <w:p>
-                  <w:pPr>
-                    <w:spacing w:line="400" w:lineRule="exact"/>
-                    <w:jc w:val="center"/>
-                    <w:rPr>
-                      <w:rFonts w:ascii="Noto Sans KR" w:eastAsia="Noto Sans KR" w:hAnsi="Noto Sans KR" w:hint="eastAsia"/>
+                      <w:rFonts w:ascii="Noto Sans KR" w:eastAsia="Noto Sans KR" w:hAnsi="Noto Sans KR"/>
+                      <w:sz w:val="28"/>
+                      <w:szCs w:val="28"/>
+                    </w:rPr>
+                  </w:pPr>
+                </w:p>
+              </w:tc>
+            </w:tr>
+            <w:tr>
+              <w:tc>
+                <w:tcPr>
+                  <w:tcW w:w="1306" w:type="dxa"/>
+                </w:tcPr>
+                <w:p>
+                  <w:pPr>
+                    <w:spacing w:line="400" w:lineRule="exact"/>
+                    <w:jc w:val="center"/>
+                    <w:rPr>
+                      <w:rFonts w:ascii="Noto Sans KR" w:eastAsia="Noto Sans KR" w:hAnsi="Noto Sans KR"/>
                       <w:sz w:val="28"/>
                       <w:szCs w:val="28"/>
                     </w:rPr>
@@ -7981,25 +7677,25 @@
                     <w:spacing w:line="400" w:lineRule="exact"/>
                     <w:jc w:val="both"/>
                     <w:rPr>
-                      <w:rFonts w:ascii="Noto Sans KR" w:eastAsia="Noto Sans KR" w:hAnsi="Noto Sans KR" w:hint="eastAsia"/>
-                      <w:sz w:val="28"/>
-                      <w:szCs w:val="28"/>
-                    </w:rPr>
-                  </w:pPr>
-                </w:p>
-              </w:tc>
-            </w:tr>
-            <w:tr>
-              <w:tc>
-                <w:tcPr>
-                  <w:tcW w:w="1306" w:type="dxa"/>
-                </w:tcPr>
-                <w:p>
-                  <w:pPr>
-                    <w:spacing w:line="400" w:lineRule="exact"/>
-                    <w:jc w:val="center"/>
-                    <w:rPr>
-                      <w:rFonts w:ascii="Noto Sans KR" w:eastAsia="Noto Sans KR" w:hAnsi="Noto Sans KR" w:hint="eastAsia"/>
+                      <w:rFonts w:ascii="Noto Sans KR" w:eastAsia="Noto Sans KR" w:hAnsi="Noto Sans KR"/>
+                      <w:sz w:val="28"/>
+                      <w:szCs w:val="28"/>
+                    </w:rPr>
+                  </w:pPr>
+                </w:p>
+              </w:tc>
+            </w:tr>
+            <w:tr>
+              <w:tc>
+                <w:tcPr>
+                  <w:tcW w:w="1306" w:type="dxa"/>
+                </w:tcPr>
+                <w:p>
+                  <w:pPr>
+                    <w:spacing w:line="400" w:lineRule="exact"/>
+                    <w:jc w:val="center"/>
+                    <w:rPr>
+                      <w:rFonts w:ascii="Noto Sans KR" w:eastAsia="Noto Sans KR" w:hAnsi="Noto Sans KR"/>
                       <w:sz w:val="28"/>
                       <w:szCs w:val="28"/>
                     </w:rPr>
@@ -8023,25 +7719,25 @@
                     <w:spacing w:line="400" w:lineRule="exact"/>
                     <w:jc w:val="both"/>
                     <w:rPr>
-                      <w:rFonts w:ascii="Noto Sans KR" w:eastAsia="Noto Sans KR" w:hAnsi="Noto Sans KR" w:hint="eastAsia"/>
-                      <w:sz w:val="28"/>
-                      <w:szCs w:val="28"/>
-                    </w:rPr>
-                  </w:pPr>
-                </w:p>
-              </w:tc>
-            </w:tr>
-            <w:tr>
-              <w:tc>
-                <w:tcPr>
-                  <w:tcW w:w="1306" w:type="dxa"/>
-                </w:tcPr>
-                <w:p>
-                  <w:pPr>
-                    <w:spacing w:line="400" w:lineRule="exact"/>
-                    <w:jc w:val="center"/>
-                    <w:rPr>
-                      <w:rFonts w:ascii="Noto Sans KR" w:eastAsia="Noto Sans KR" w:hAnsi="Noto Sans KR" w:hint="eastAsia"/>
+                      <w:rFonts w:ascii="Noto Sans KR" w:eastAsia="Noto Sans KR" w:hAnsi="Noto Sans KR"/>
+                      <w:sz w:val="28"/>
+                      <w:szCs w:val="28"/>
+                    </w:rPr>
+                  </w:pPr>
+                </w:p>
+              </w:tc>
+            </w:tr>
+            <w:tr>
+              <w:tc>
+                <w:tcPr>
+                  <w:tcW w:w="1306" w:type="dxa"/>
+                </w:tcPr>
+                <w:p>
+                  <w:pPr>
+                    <w:spacing w:line="400" w:lineRule="exact"/>
+                    <w:jc w:val="center"/>
+                    <w:rPr>
+                      <w:rFonts w:ascii="Noto Sans KR" w:eastAsia="Noto Sans KR" w:hAnsi="Noto Sans KR"/>
                       <w:sz w:val="28"/>
                       <w:szCs w:val="28"/>
                     </w:rPr>
@@ -8065,25 +7761,25 @@
                     <w:spacing w:line="400" w:lineRule="exact"/>
                     <w:jc w:val="both"/>
                     <w:rPr>
-                      <w:rFonts w:ascii="Noto Sans KR" w:eastAsia="Noto Sans KR" w:hAnsi="Noto Sans KR" w:hint="eastAsia"/>
-                      <w:sz w:val="28"/>
-                      <w:szCs w:val="28"/>
-                    </w:rPr>
-                  </w:pPr>
-                </w:p>
-              </w:tc>
-            </w:tr>
-            <w:tr>
-              <w:tc>
-                <w:tcPr>
-                  <w:tcW w:w="1306" w:type="dxa"/>
-                </w:tcPr>
-                <w:p>
-                  <w:pPr>
-                    <w:spacing w:line="400" w:lineRule="exact"/>
-                    <w:jc w:val="center"/>
-                    <w:rPr>
-                      <w:rFonts w:ascii="Noto Sans KR" w:eastAsia="Noto Sans KR" w:hAnsi="Noto Sans KR" w:hint="eastAsia"/>
+                      <w:rFonts w:ascii="Noto Sans KR" w:eastAsia="Noto Sans KR" w:hAnsi="Noto Sans KR"/>
+                      <w:sz w:val="28"/>
+                      <w:szCs w:val="28"/>
+                    </w:rPr>
+                  </w:pPr>
+                </w:p>
+              </w:tc>
+            </w:tr>
+            <w:tr>
+              <w:tc>
+                <w:tcPr>
+                  <w:tcW w:w="1306" w:type="dxa"/>
+                </w:tcPr>
+                <w:p>
+                  <w:pPr>
+                    <w:spacing w:line="400" w:lineRule="exact"/>
+                    <w:jc w:val="center"/>
+                    <w:rPr>
+                      <w:rFonts w:ascii="Noto Sans KR" w:eastAsia="Noto Sans KR" w:hAnsi="Noto Sans KR"/>
                       <w:sz w:val="28"/>
                       <w:szCs w:val="28"/>
                     </w:rPr>
@@ -8107,25 +7803,25 @@
                     <w:spacing w:line="400" w:lineRule="exact"/>
                     <w:jc w:val="both"/>
                     <w:rPr>
-                      <w:rFonts w:ascii="Noto Sans KR" w:eastAsia="Noto Sans KR" w:hAnsi="Noto Sans KR" w:hint="eastAsia"/>
-                      <w:sz w:val="28"/>
-                      <w:szCs w:val="28"/>
-                    </w:rPr>
-                  </w:pPr>
-                </w:p>
-              </w:tc>
-            </w:tr>
-            <w:tr>
-              <w:tc>
-                <w:tcPr>
-                  <w:tcW w:w="1306" w:type="dxa"/>
-                </w:tcPr>
-                <w:p>
-                  <w:pPr>
-                    <w:spacing w:line="400" w:lineRule="exact"/>
-                    <w:jc w:val="center"/>
-                    <w:rPr>
-                      <w:rFonts w:ascii="Noto Sans KR" w:eastAsia="Noto Sans KR" w:hAnsi="Noto Sans KR" w:hint="eastAsia"/>
+                      <w:rFonts w:ascii="Noto Sans KR" w:eastAsia="Noto Sans KR" w:hAnsi="Noto Sans KR"/>
+                      <w:sz w:val="28"/>
+                      <w:szCs w:val="28"/>
+                    </w:rPr>
+                  </w:pPr>
+                </w:p>
+              </w:tc>
+            </w:tr>
+            <w:tr>
+              <w:tc>
+                <w:tcPr>
+                  <w:tcW w:w="1306" w:type="dxa"/>
+                </w:tcPr>
+                <w:p>
+                  <w:pPr>
+                    <w:spacing w:line="400" w:lineRule="exact"/>
+                    <w:jc w:val="center"/>
+                    <w:rPr>
+                      <w:rFonts w:ascii="Noto Sans KR" w:eastAsia="Noto Sans KR" w:hAnsi="Noto Sans KR"/>
                       <w:sz w:val="28"/>
                       <w:szCs w:val="28"/>
                     </w:rPr>
@@ -8149,25 +7845,25 @@
                     <w:spacing w:line="400" w:lineRule="exact"/>
                     <w:jc w:val="both"/>
                     <w:rPr>
-                      <w:rFonts w:ascii="Noto Sans KR" w:eastAsia="Noto Sans KR" w:hAnsi="Noto Sans KR" w:hint="eastAsia"/>
-                      <w:sz w:val="28"/>
-                      <w:szCs w:val="28"/>
-                    </w:rPr>
-                  </w:pPr>
-                </w:p>
-              </w:tc>
-            </w:tr>
-            <w:tr>
-              <w:tc>
-                <w:tcPr>
-                  <w:tcW w:w="1306" w:type="dxa"/>
-                </w:tcPr>
-                <w:p>
-                  <w:pPr>
-                    <w:spacing w:line="400" w:lineRule="exact"/>
-                    <w:jc w:val="center"/>
-                    <w:rPr>
-                      <w:rFonts w:ascii="Noto Sans KR" w:eastAsia="Noto Sans KR" w:hAnsi="Noto Sans KR" w:hint="eastAsia"/>
+                      <w:rFonts w:ascii="Noto Sans KR" w:eastAsia="Noto Sans KR" w:hAnsi="Noto Sans KR"/>
+                      <w:sz w:val="28"/>
+                      <w:szCs w:val="28"/>
+                    </w:rPr>
+                  </w:pPr>
+                </w:p>
+              </w:tc>
+            </w:tr>
+            <w:tr>
+              <w:tc>
+                <w:tcPr>
+                  <w:tcW w:w="1306" w:type="dxa"/>
+                </w:tcPr>
+                <w:p>
+                  <w:pPr>
+                    <w:spacing w:line="400" w:lineRule="exact"/>
+                    <w:jc w:val="center"/>
+                    <w:rPr>
+                      <w:rFonts w:ascii="Noto Sans KR" w:eastAsia="Noto Sans KR" w:hAnsi="Noto Sans KR"/>
                       <w:sz w:val="28"/>
                       <w:szCs w:val="28"/>
                     </w:rPr>
@@ -8191,25 +7887,25 @@
                     <w:spacing w:line="400" w:lineRule="exact"/>
                     <w:jc w:val="both"/>
                     <w:rPr>
-                      <w:rFonts w:ascii="Noto Sans KR" w:eastAsia="Noto Sans KR" w:hAnsi="Noto Sans KR" w:hint="eastAsia"/>
-                      <w:sz w:val="28"/>
-                      <w:szCs w:val="28"/>
-                    </w:rPr>
-                  </w:pPr>
-                </w:p>
-              </w:tc>
-            </w:tr>
-            <w:tr>
-              <w:tc>
-                <w:tcPr>
-                  <w:tcW w:w="1306" w:type="dxa"/>
-                </w:tcPr>
-                <w:p>
-                  <w:pPr>
-                    <w:spacing w:line="400" w:lineRule="exact"/>
-                    <w:jc w:val="center"/>
-                    <w:rPr>
-                      <w:rFonts w:ascii="Noto Sans KR" w:eastAsia="Noto Sans KR" w:hAnsi="Noto Sans KR" w:hint="eastAsia"/>
+                      <w:rFonts w:ascii="Noto Sans KR" w:eastAsia="Noto Sans KR" w:hAnsi="Noto Sans KR"/>
+                      <w:sz w:val="28"/>
+                      <w:szCs w:val="28"/>
+                    </w:rPr>
+                  </w:pPr>
+                </w:p>
+              </w:tc>
+            </w:tr>
+            <w:tr>
+              <w:tc>
+                <w:tcPr>
+                  <w:tcW w:w="1306" w:type="dxa"/>
+                </w:tcPr>
+                <w:p>
+                  <w:pPr>
+                    <w:spacing w:line="400" w:lineRule="exact"/>
+                    <w:jc w:val="center"/>
+                    <w:rPr>
+                      <w:rFonts w:ascii="Noto Sans KR" w:eastAsia="Noto Sans KR" w:hAnsi="Noto Sans KR"/>
                       <w:sz w:val="28"/>
                       <w:szCs w:val="28"/>
                     </w:rPr>
@@ -8233,25 +7929,25 @@
                     <w:spacing w:line="400" w:lineRule="exact"/>
                     <w:jc w:val="both"/>
                     <w:rPr>
-                      <w:rFonts w:ascii="Noto Sans KR" w:eastAsia="Noto Sans KR" w:hAnsi="Noto Sans KR" w:hint="eastAsia"/>
-                      <w:sz w:val="28"/>
-                      <w:szCs w:val="28"/>
-                    </w:rPr>
-                  </w:pPr>
-                </w:p>
-              </w:tc>
-            </w:tr>
-            <w:tr>
-              <w:tc>
-                <w:tcPr>
-                  <w:tcW w:w="1306" w:type="dxa"/>
-                </w:tcPr>
-                <w:p>
-                  <w:pPr>
-                    <w:spacing w:line="400" w:lineRule="exact"/>
-                    <w:jc w:val="center"/>
-                    <w:rPr>
-                      <w:rFonts w:ascii="Noto Sans KR" w:eastAsia="Noto Sans KR" w:hAnsi="Noto Sans KR" w:hint="eastAsia"/>
+                      <w:rFonts w:ascii="Noto Sans KR" w:eastAsia="Noto Sans KR" w:hAnsi="Noto Sans KR"/>
+                      <w:sz w:val="28"/>
+                      <w:szCs w:val="28"/>
+                    </w:rPr>
+                  </w:pPr>
+                </w:p>
+              </w:tc>
+            </w:tr>
+            <w:tr>
+              <w:tc>
+                <w:tcPr>
+                  <w:tcW w:w="1306" w:type="dxa"/>
+                </w:tcPr>
+                <w:p>
+                  <w:pPr>
+                    <w:spacing w:line="400" w:lineRule="exact"/>
+                    <w:jc w:val="center"/>
+                    <w:rPr>
+                      <w:rFonts w:ascii="Noto Sans KR" w:eastAsia="Noto Sans KR" w:hAnsi="Noto Sans KR"/>
                       <w:sz w:val="28"/>
                       <w:szCs w:val="28"/>
                     </w:rPr>
@@ -8275,25 +7971,25 @@
                     <w:spacing w:line="400" w:lineRule="exact"/>
                     <w:jc w:val="both"/>
                     <w:rPr>
-                      <w:rFonts w:ascii="Noto Sans KR" w:eastAsia="Noto Sans KR" w:hAnsi="Noto Sans KR" w:hint="eastAsia"/>
-                      <w:sz w:val="28"/>
-                      <w:szCs w:val="28"/>
-                    </w:rPr>
-                  </w:pPr>
-                </w:p>
-              </w:tc>
-            </w:tr>
-            <w:tr>
-              <w:tc>
-                <w:tcPr>
-                  <w:tcW w:w="1306" w:type="dxa"/>
-                </w:tcPr>
-                <w:p>
-                  <w:pPr>
-                    <w:spacing w:line="400" w:lineRule="exact"/>
-                    <w:jc w:val="center"/>
-                    <w:rPr>
-                      <w:rFonts w:ascii="Noto Sans KR" w:eastAsia="Noto Sans KR" w:hAnsi="Noto Sans KR" w:hint="eastAsia"/>
+                      <w:rFonts w:ascii="Noto Sans KR" w:eastAsia="Noto Sans KR" w:hAnsi="Noto Sans KR"/>
+                      <w:sz w:val="28"/>
+                      <w:szCs w:val="28"/>
+                    </w:rPr>
+                  </w:pPr>
+                </w:p>
+              </w:tc>
+            </w:tr>
+            <w:tr>
+              <w:tc>
+                <w:tcPr>
+                  <w:tcW w:w="1306" w:type="dxa"/>
+                </w:tcPr>
+                <w:p>
+                  <w:pPr>
+                    <w:spacing w:line="400" w:lineRule="exact"/>
+                    <w:jc w:val="center"/>
+                    <w:rPr>
+                      <w:rFonts w:ascii="Noto Sans KR" w:eastAsia="Noto Sans KR" w:hAnsi="Noto Sans KR"/>
                       <w:sz w:val="28"/>
                       <w:szCs w:val="28"/>
                     </w:rPr>
@@ -8317,25 +8013,25 @@
                     <w:spacing w:line="400" w:lineRule="exact"/>
                     <w:jc w:val="both"/>
                     <w:rPr>
-                      <w:rFonts w:ascii="Noto Sans KR" w:eastAsia="Noto Sans KR" w:hAnsi="Noto Sans KR" w:hint="eastAsia"/>
-                      <w:sz w:val="28"/>
-                      <w:szCs w:val="28"/>
-                    </w:rPr>
-                  </w:pPr>
-                </w:p>
-              </w:tc>
-            </w:tr>
-            <w:tr>
-              <w:tc>
-                <w:tcPr>
-                  <w:tcW w:w="1306" w:type="dxa"/>
-                </w:tcPr>
-                <w:p>
-                  <w:pPr>
-                    <w:spacing w:line="400" w:lineRule="exact"/>
-                    <w:jc w:val="center"/>
-                    <w:rPr>
-                      <w:rFonts w:ascii="Noto Sans KR" w:eastAsia="Noto Sans KR" w:hAnsi="Noto Sans KR" w:hint="eastAsia"/>
+                      <w:rFonts w:ascii="Noto Sans KR" w:eastAsia="Noto Sans KR" w:hAnsi="Noto Sans KR"/>
+                      <w:sz w:val="28"/>
+                      <w:szCs w:val="28"/>
+                    </w:rPr>
+                  </w:pPr>
+                </w:p>
+              </w:tc>
+            </w:tr>
+            <w:tr>
+              <w:tc>
+                <w:tcPr>
+                  <w:tcW w:w="1306" w:type="dxa"/>
+                </w:tcPr>
+                <w:p>
+                  <w:pPr>
+                    <w:spacing w:line="400" w:lineRule="exact"/>
+                    <w:jc w:val="center"/>
+                    <w:rPr>
+                      <w:rFonts w:ascii="Noto Sans KR" w:eastAsia="Noto Sans KR" w:hAnsi="Noto Sans KR"/>
                       <w:sz w:val="28"/>
                       <w:szCs w:val="28"/>
                     </w:rPr>
@@ -8359,25 +8055,25 @@
                     <w:spacing w:line="400" w:lineRule="exact"/>
                     <w:jc w:val="both"/>
                     <w:rPr>
-                      <w:rFonts w:ascii="Noto Sans KR" w:eastAsia="Noto Sans KR" w:hAnsi="Noto Sans KR" w:hint="eastAsia"/>
-                      <w:sz w:val="28"/>
-                      <w:szCs w:val="28"/>
-                    </w:rPr>
-                  </w:pPr>
-                </w:p>
-              </w:tc>
-            </w:tr>
-            <w:tr>
-              <w:tc>
-                <w:tcPr>
-                  <w:tcW w:w="1306" w:type="dxa"/>
-                </w:tcPr>
-                <w:p>
-                  <w:pPr>
-                    <w:spacing w:line="400" w:lineRule="exact"/>
-                    <w:jc w:val="center"/>
-                    <w:rPr>
-                      <w:rFonts w:ascii="Noto Sans KR" w:eastAsia="Noto Sans KR" w:hAnsi="Noto Sans KR" w:hint="eastAsia"/>
+                      <w:rFonts w:ascii="Noto Sans KR" w:eastAsia="Noto Sans KR" w:hAnsi="Noto Sans KR"/>
+                      <w:sz w:val="28"/>
+                      <w:szCs w:val="28"/>
+                    </w:rPr>
+                  </w:pPr>
+                </w:p>
+              </w:tc>
+            </w:tr>
+            <w:tr>
+              <w:tc>
+                <w:tcPr>
+                  <w:tcW w:w="1306" w:type="dxa"/>
+                </w:tcPr>
+                <w:p>
+                  <w:pPr>
+                    <w:spacing w:line="400" w:lineRule="exact"/>
+                    <w:jc w:val="center"/>
+                    <w:rPr>
+                      <w:rFonts w:ascii="Noto Sans KR" w:eastAsia="Noto Sans KR" w:hAnsi="Noto Sans KR"/>
                       <w:sz w:val="28"/>
                       <w:szCs w:val="28"/>
                     </w:rPr>
@@ -8401,25 +8097,25 @@
                     <w:spacing w:line="400" w:lineRule="exact"/>
                     <w:jc w:val="both"/>
                     <w:rPr>
-                      <w:rFonts w:ascii="Noto Sans KR" w:eastAsia="Noto Sans KR" w:hAnsi="Noto Sans KR" w:hint="eastAsia"/>
-                      <w:sz w:val="28"/>
-                      <w:szCs w:val="28"/>
-                    </w:rPr>
-                  </w:pPr>
-                </w:p>
-              </w:tc>
-            </w:tr>
-            <w:tr>
-              <w:tc>
-                <w:tcPr>
-                  <w:tcW w:w="1306" w:type="dxa"/>
-                </w:tcPr>
-                <w:p>
-                  <w:pPr>
-                    <w:spacing w:line="400" w:lineRule="exact"/>
-                    <w:jc w:val="center"/>
-                    <w:rPr>
-                      <w:rFonts w:ascii="Noto Sans KR" w:eastAsia="Noto Sans KR" w:hAnsi="Noto Sans KR" w:hint="eastAsia"/>
+                      <w:rFonts w:ascii="Noto Sans KR" w:eastAsia="Noto Sans KR" w:hAnsi="Noto Sans KR"/>
+                      <w:sz w:val="28"/>
+                      <w:szCs w:val="28"/>
+                    </w:rPr>
+                  </w:pPr>
+                </w:p>
+              </w:tc>
+            </w:tr>
+            <w:tr>
+              <w:tc>
+                <w:tcPr>
+                  <w:tcW w:w="1306" w:type="dxa"/>
+                </w:tcPr>
+                <w:p>
+                  <w:pPr>
+                    <w:spacing w:line="400" w:lineRule="exact"/>
+                    <w:jc w:val="center"/>
+                    <w:rPr>
+                      <w:rFonts w:ascii="Noto Sans KR" w:eastAsia="Noto Sans KR" w:hAnsi="Noto Sans KR"/>
                       <w:sz w:val="28"/>
                       <w:szCs w:val="28"/>
                     </w:rPr>
@@ -8443,7 +8139,7 @@
                     <w:spacing w:line="400" w:lineRule="exact"/>
                     <w:jc w:val="both"/>
                     <w:rPr>
-                      <w:rFonts w:ascii="Noto Sans KR" w:eastAsia="Noto Sans KR" w:hAnsi="Noto Sans KR" w:hint="eastAsia"/>
+                      <w:rFonts w:ascii="Noto Sans KR" w:eastAsia="Noto Sans KR" w:hAnsi="Noto Sans KR"/>
                       <w:sz w:val="28"/>
                       <w:szCs w:val="28"/>
                     </w:rPr>
@@ -8457,7 +8153,7 @@
               <w:spacing w:line="400" w:lineRule="exact"/>
               <w:jc w:val="both"/>
               <w:rPr>
-                <w:rFonts w:ascii="Noto Sans KR" w:eastAsia="Noto Sans KR" w:hAnsi="Noto Sans KR" w:hint="eastAsia"/>
+                <w:rFonts w:ascii="Noto Sans KR" w:eastAsia="Noto Sans KR" w:hAnsi="Noto Sans KR"/>
                 <w:sz w:val="28"/>
                 <w:szCs w:val="28"/>
               </w:rPr>
@@ -8470,7 +8166,7 @@
       <w:pPr>
         <w:spacing w:after="0" w:line="400" w:lineRule="exact"/>
         <w:rPr>
-          <w:rFonts w:ascii="Noto Sans KR Black" w:eastAsia="Noto Sans KR Black" w:hAnsi="Noto Sans KR Black" w:hint="eastAsia"/>
+          <w:rFonts w:ascii="Noto Sans KR Black" w:eastAsia="Noto Sans KR Black" w:hAnsi="Noto Sans KR Black"/>
           <w:szCs w:val="22"/>
         </w:rPr>
       </w:pPr>
@@ -9374,6 +9070,7 @@
   <w:style w:type="character" w:default="1" w:styleId="a0">
     <w:name w:val="Default Paragraph Font"/>
     <w:uiPriority w:val="1"/>
+    <w:semiHidden/>
     <w:unhideWhenUsed/>
   </w:style>
   <w:style w:type="table" w:default="1" w:styleId="a1">

--- a/Report/알카노이드 온라인 게임화 추진 계획서.docx
+++ b/Report/알카노이드 온라인 게임화 추진 계획서.docx
@@ -11,13 +11,23 @@
           <w:szCs w:val="40"/>
         </w:rPr>
       </w:pPr>
+      <w:proofErr w:type="spellStart"/>
       <w:r>
         <w:rPr>
           <w:rFonts w:ascii="Noto Sans KR Black" w:eastAsia="Noto Sans KR Black" w:hAnsi="Noto Sans KR Black" w:hint="eastAsia"/>
           <w:sz w:val="36"/>
           <w:szCs w:val="40"/>
         </w:rPr>
-        <w:t xml:space="preserve">알카노이드 </w:t>
+        <w:t>알카노이드</w:t>
+      </w:r>
+      <w:proofErr w:type="spellEnd"/>
+      <w:r>
+        <w:rPr>
+          <w:rFonts w:ascii="Noto Sans KR Black" w:eastAsia="Noto Sans KR Black" w:hAnsi="Noto Sans KR Black" w:hint="eastAsia"/>
+          <w:sz w:val="36"/>
+          <w:szCs w:val="40"/>
+        </w:rPr>
+        <w:t xml:space="preserve"> </w:t>
       </w:r>
       <w:r>
         <w:rPr>
@@ -490,6 +500,7 @@
                 <w:szCs w:val="28"/>
               </w:rPr>
             </w:pPr>
+            <w:proofErr w:type="spellStart"/>
             <w:r>
               <w:rPr>
                 <w:rFonts w:ascii="Noto Sans KR" w:eastAsia="Noto Sans KR" w:hAnsi="Noto Sans KR" w:hint="eastAsia"/>
@@ -498,6 +509,7 @@
               </w:rPr>
               <w:t>박효근</w:t>
             </w:r>
+            <w:proofErr w:type="spellEnd"/>
           </w:p>
         </w:tc>
         <w:tc>
@@ -596,7 +608,97 @@
                 <w:sz w:val="26"/>
                 <w:szCs w:val="26"/>
               </w:rPr>
-              <w:t>1986년에 TAITO에 제작된 벽돌깨기 게임의 원조라고 할 수 있는 알카노이드를 윈도우 프로그래밍으로 재현한 프로그램으로 본 프로젝트의 원본은 알카노이드의 많은 버전들 중 NES판 알카노이드의 북미판.</w:t>
+              <w:t xml:space="preserve">1986년에 TAITO에 제작된 </w:t>
+            </w:r>
+            <w:proofErr w:type="spellStart"/>
+            <w:r>
+              <w:rPr>
+                <w:rFonts w:ascii="Noto Sans KR" w:eastAsia="Noto Sans KR" w:hAnsi="Noto Sans KR" w:hint="eastAsia"/>
+                <w:sz w:val="26"/>
+                <w:szCs w:val="26"/>
+              </w:rPr>
+              <w:t>벽돌깨기</w:t>
+            </w:r>
+            <w:proofErr w:type="spellEnd"/>
+            <w:r>
+              <w:rPr>
+                <w:rFonts w:ascii="Noto Sans KR" w:eastAsia="Noto Sans KR" w:hAnsi="Noto Sans KR" w:hint="eastAsia"/>
+                <w:sz w:val="26"/>
+                <w:szCs w:val="26"/>
+              </w:rPr>
+              <w:t xml:space="preserve"> 게임의 원조라고 할 수 있는 </w:t>
+            </w:r>
+            <w:proofErr w:type="spellStart"/>
+            <w:r>
+              <w:rPr>
+                <w:rFonts w:ascii="Noto Sans KR" w:eastAsia="Noto Sans KR" w:hAnsi="Noto Sans KR" w:hint="eastAsia"/>
+                <w:sz w:val="26"/>
+                <w:szCs w:val="26"/>
+              </w:rPr>
+              <w:t>알카노이드를</w:t>
+            </w:r>
+            <w:proofErr w:type="spellEnd"/>
+            <w:r>
+              <w:rPr>
+                <w:rFonts w:ascii="Noto Sans KR" w:eastAsia="Noto Sans KR" w:hAnsi="Noto Sans KR" w:hint="eastAsia"/>
+                <w:sz w:val="26"/>
+                <w:szCs w:val="26"/>
+              </w:rPr>
+              <w:t xml:space="preserve"> 윈도우 프로그래밍으로 재현한 프로그램으로 본 프로젝트의 원본은 </w:t>
+            </w:r>
+            <w:proofErr w:type="spellStart"/>
+            <w:r>
+              <w:rPr>
+                <w:rFonts w:ascii="Noto Sans KR" w:eastAsia="Noto Sans KR" w:hAnsi="Noto Sans KR" w:hint="eastAsia"/>
+                <w:sz w:val="26"/>
+                <w:szCs w:val="26"/>
+              </w:rPr>
+              <w:t>알카노이드의</w:t>
+            </w:r>
+            <w:proofErr w:type="spellEnd"/>
+            <w:r>
+              <w:rPr>
+                <w:rFonts w:ascii="Noto Sans KR" w:eastAsia="Noto Sans KR" w:hAnsi="Noto Sans KR" w:hint="eastAsia"/>
+                <w:sz w:val="26"/>
+                <w:szCs w:val="26"/>
+              </w:rPr>
+              <w:t xml:space="preserve"> 많은 버전들 중 NES판 </w:t>
+            </w:r>
+            <w:proofErr w:type="spellStart"/>
+            <w:r>
+              <w:rPr>
+                <w:rFonts w:ascii="Noto Sans KR" w:eastAsia="Noto Sans KR" w:hAnsi="Noto Sans KR" w:hint="eastAsia"/>
+                <w:sz w:val="26"/>
+                <w:szCs w:val="26"/>
+              </w:rPr>
+              <w:t>알카노이드의</w:t>
+            </w:r>
+            <w:proofErr w:type="spellEnd"/>
+            <w:r>
+              <w:rPr>
+                <w:rFonts w:ascii="Noto Sans KR" w:eastAsia="Noto Sans KR" w:hAnsi="Noto Sans KR" w:hint="eastAsia"/>
+                <w:sz w:val="26"/>
+                <w:szCs w:val="26"/>
+              </w:rPr>
+              <w:t xml:space="preserve"> </w:t>
+            </w:r>
+            <w:proofErr w:type="spellStart"/>
+            <w:r>
+              <w:rPr>
+                <w:rFonts w:ascii="Noto Sans KR" w:eastAsia="Noto Sans KR" w:hAnsi="Noto Sans KR" w:hint="eastAsia"/>
+                <w:sz w:val="26"/>
+                <w:szCs w:val="26"/>
+              </w:rPr>
+              <w:t>북미판</w:t>
+            </w:r>
+            <w:proofErr w:type="spellEnd"/>
+            <w:r>
+              <w:rPr>
+                <w:rFonts w:ascii="Noto Sans KR" w:eastAsia="Noto Sans KR" w:hAnsi="Noto Sans KR" w:hint="eastAsia"/>
+                <w:sz w:val="26"/>
+                <w:szCs w:val="26"/>
+              </w:rPr>
+              <w:t>.</w:t>
             </w:r>
             <w:r>
               <w:rPr>
@@ -719,7 +821,43 @@
                 <w:sz w:val="26"/>
                 <w:szCs w:val="26"/>
               </w:rPr>
-              <w:t>원작 &lt;알카노이드&gt;에는 멀티플레이 모드가 없고 후속작인 &lt;알카노이드 DOH&gt;에는 2</w:t>
+              <w:t>원작 &lt;</w:t>
+            </w:r>
+            <w:proofErr w:type="spellStart"/>
+            <w:r>
+              <w:rPr>
+                <w:rFonts w:ascii="Noto Sans KR" w:eastAsia="Noto Sans KR" w:hAnsi="Noto Sans KR" w:hint="eastAsia"/>
+                <w:sz w:val="26"/>
+                <w:szCs w:val="26"/>
+              </w:rPr>
+              <w:t>알카노이드</w:t>
+            </w:r>
+            <w:proofErr w:type="spellEnd"/>
+            <w:r>
+              <w:rPr>
+                <w:rFonts w:ascii="Noto Sans KR" w:eastAsia="Noto Sans KR" w:hAnsi="Noto Sans KR" w:hint="eastAsia"/>
+                <w:sz w:val="26"/>
+                <w:szCs w:val="26"/>
+              </w:rPr>
+              <w:t>&gt;에는 멀티플레이 모드가 없고 후속작인 &lt;</w:t>
+            </w:r>
+            <w:proofErr w:type="spellStart"/>
+            <w:r>
+              <w:rPr>
+                <w:rFonts w:ascii="Noto Sans KR" w:eastAsia="Noto Sans KR" w:hAnsi="Noto Sans KR" w:hint="eastAsia"/>
+                <w:sz w:val="26"/>
+                <w:szCs w:val="26"/>
+              </w:rPr>
+              <w:t>알카노이드</w:t>
+            </w:r>
+            <w:proofErr w:type="spellEnd"/>
+            <w:r>
+              <w:rPr>
+                <w:rFonts w:ascii="Noto Sans KR" w:eastAsia="Noto Sans KR" w:hAnsi="Noto Sans KR" w:hint="eastAsia"/>
+                <w:sz w:val="26"/>
+                <w:szCs w:val="26"/>
+              </w:rPr>
+              <w:t xml:space="preserve"> DOH&gt;에는 2</w:t>
             </w:r>
             <w:r>
               <w:rPr>
@@ -832,7 +970,25 @@
                 <w:sz w:val="26"/>
                 <w:szCs w:val="26"/>
               </w:rPr>
-              <w:t>이 2가지 모드를 적절히 섞는 방향으로 가기로 했다. 테트리스의 멀티플레이 모드 처럼 플레이어의 화면에 자신의 화면과 상대 플레이어 화면을 둘 다 띄우고 실시간으로 상대방의 화면을 보며 스테이지를 먼저 클리어하는 대결 방식의 멀티플레이를 구현한다.</w:t>
+              <w:t xml:space="preserve">이 2가지 모드를 적절히 섞는 방향으로 가기로 했다. </w:t>
+            </w:r>
+            <w:proofErr w:type="spellStart"/>
+            <w:r>
+              <w:rPr>
+                <w:rFonts w:ascii="Noto Sans KR" w:eastAsia="Noto Sans KR" w:hAnsi="Noto Sans KR" w:hint="eastAsia"/>
+                <w:sz w:val="26"/>
+                <w:szCs w:val="26"/>
+              </w:rPr>
+              <w:t>테트리스의</w:t>
+            </w:r>
+            <w:proofErr w:type="spellEnd"/>
+            <w:r>
+              <w:rPr>
+                <w:rFonts w:ascii="Noto Sans KR" w:eastAsia="Noto Sans KR" w:hAnsi="Noto Sans KR" w:hint="eastAsia"/>
+                <w:sz w:val="26"/>
+                <w:szCs w:val="26"/>
+              </w:rPr>
+              <w:t xml:space="preserve"> 멀티플레이 모드 처럼 플레이어의 화면에 자신의 화면과 상대 플레이어 화면을 둘 다 띄우고 실시간으로 상대방의 화면을 보며 스테이지를 먼저 클리어하는 대결 방식의 멀티플레이를 구현한다.</w:t>
             </w:r>
           </w:p>
         </w:tc>
@@ -992,13 +1148,23 @@
                 </wp:anchor>
               </w:drawing>
             </w:r>
+            <w:proofErr w:type="spellStart"/>
             <w:r>
               <w:rPr>
                 <w:rFonts w:ascii="Noto Sans KR" w:eastAsia="Noto Sans KR" w:hAnsi="Noto Sans KR" w:hint="eastAsia"/>
                 <w:sz w:val="28"/>
                 <w:szCs w:val="28"/>
               </w:rPr>
-              <w:t>알카노이드의 기본 틀</w:t>
+              <w:t>알카노이드의</w:t>
+            </w:r>
+            <w:proofErr w:type="spellEnd"/>
+            <w:r>
+              <w:rPr>
+                <w:rFonts w:ascii="Noto Sans KR" w:eastAsia="Noto Sans KR" w:hAnsi="Noto Sans KR" w:hint="eastAsia"/>
+                <w:sz w:val="28"/>
+                <w:szCs w:val="28"/>
+              </w:rPr>
+              <w:t xml:space="preserve"> 기본 틀</w:t>
             </w:r>
           </w:p>
           <w:p>
@@ -1010,13 +1176,41 @@
                 <w:szCs w:val="28"/>
               </w:rPr>
             </w:pPr>
+            <w:proofErr w:type="spellStart"/>
             <w:r>
               <w:rPr>
                 <w:rFonts w:ascii="Noto Sans KR" w:eastAsia="Noto Sans KR" w:hAnsi="Noto Sans KR" w:hint="eastAsia"/>
                 <w:sz w:val="28"/>
                 <w:szCs w:val="28"/>
               </w:rPr>
-              <w:t>바우스 : 플레이어 캐릭터. 공을 튕기는 판. 레이저 아이템을 먹고 레이저 바우스가 되면 레이저를 쏴서 블록이나 AI를 파괴할 수 있다.</w:t>
+              <w:t>바우스</w:t>
+            </w:r>
+            <w:proofErr w:type="spellEnd"/>
+            <w:r>
+              <w:rPr>
+                <w:rFonts w:ascii="Noto Sans KR" w:eastAsia="Noto Sans KR" w:hAnsi="Noto Sans KR" w:hint="eastAsia"/>
+                <w:sz w:val="28"/>
+                <w:szCs w:val="28"/>
+              </w:rPr>
+              <w:t xml:space="preserve"> : 플레이어 캐릭터. 공을 튕기는 판. 레이저 아이템을 먹고 레이저 </w:t>
+            </w:r>
+            <w:proofErr w:type="spellStart"/>
+            <w:r>
+              <w:rPr>
+                <w:rFonts w:ascii="Noto Sans KR" w:eastAsia="Noto Sans KR" w:hAnsi="Noto Sans KR" w:hint="eastAsia"/>
+                <w:sz w:val="28"/>
+                <w:szCs w:val="28"/>
+              </w:rPr>
+              <w:t>바우스가</w:t>
+            </w:r>
+            <w:proofErr w:type="spellEnd"/>
+            <w:r>
+              <w:rPr>
+                <w:rFonts w:ascii="Noto Sans KR" w:eastAsia="Noto Sans KR" w:hAnsi="Noto Sans KR" w:hint="eastAsia"/>
+                <w:sz w:val="28"/>
+                <w:szCs w:val="28"/>
+              </w:rPr>
+              <w:t xml:space="preserve"> 되면 레이저를 쏴서 블록이나 AI를 파괴할 수 있다.</w:t>
             </w:r>
           </w:p>
           <w:p>
@@ -1209,7 +1403,25 @@
                       <w:sz w:val="28"/>
                       <w:szCs w:val="28"/>
                     </w:rPr>
-                    <w:t>레이저 바우스로 변형</w:t>
+                    <w:t xml:space="preserve">레이저 </w:t>
+                  </w:r>
+                  <w:proofErr w:type="spellStart"/>
+                  <w:r>
+                    <w:rPr>
+                      <w:rFonts w:ascii="Noto Sans KR" w:eastAsia="Noto Sans KR" w:hAnsi="Noto Sans KR" w:hint="eastAsia"/>
+                      <w:sz w:val="28"/>
+                      <w:szCs w:val="28"/>
+                    </w:rPr>
+                    <w:t>바우스로</w:t>
+                  </w:r>
+                  <w:proofErr w:type="spellEnd"/>
+                  <w:r>
+                    <w:rPr>
+                      <w:rFonts w:ascii="Noto Sans KR" w:eastAsia="Noto Sans KR" w:hAnsi="Noto Sans KR" w:hint="eastAsia"/>
+                      <w:sz w:val="28"/>
+                      <w:szCs w:val="28"/>
+                    </w:rPr>
+                    <w:t xml:space="preserve"> 변형</w:t>
                   </w:r>
                 </w:p>
               </w:tc>
@@ -1252,13 +1464,23 @@
                       <w:szCs w:val="28"/>
                     </w:rPr>
                   </w:pPr>
-                  <w:r>
-                    <w:rPr>
-                      <w:rFonts w:ascii="Noto Sans KR" w:eastAsia="Noto Sans KR" w:hAnsi="Noto Sans KR" w:hint="eastAsia"/>
-                      <w:sz w:val="28"/>
-                      <w:szCs w:val="28"/>
-                    </w:rPr>
-                    <w:t>바우스의 길이가 1.5배가 됨</w:t>
+                  <w:proofErr w:type="spellStart"/>
+                  <w:r>
+                    <w:rPr>
+                      <w:rFonts w:ascii="Noto Sans KR" w:eastAsia="Noto Sans KR" w:hAnsi="Noto Sans KR" w:hint="eastAsia"/>
+                      <w:sz w:val="28"/>
+                      <w:szCs w:val="28"/>
+                    </w:rPr>
+                    <w:t>바우스의</w:t>
+                  </w:r>
+                  <w:proofErr w:type="spellEnd"/>
+                  <w:r>
+                    <w:rPr>
+                      <w:rFonts w:ascii="Noto Sans KR" w:eastAsia="Noto Sans KR" w:hAnsi="Noto Sans KR" w:hint="eastAsia"/>
+                      <w:sz w:val="28"/>
+                      <w:szCs w:val="28"/>
+                    </w:rPr>
+                    <w:t xml:space="preserve"> 길이가 1.5배가 됨</w:t>
                   </w:r>
                 </w:p>
               </w:tc>
@@ -2261,7 +2483,7 @@
                 <w:szCs w:val="28"/>
               </w:rPr>
               <w:drawing>
-                <wp:anchor distT="0" distB="0" distL="114300" distR="114300" simplePos="0" relativeHeight="251661312" behindDoc="0" locked="0" layoutInCell="1" allowOverlap="1" wp14:anchorId="70D2E052" wp14:editId="74043C25">
+                <wp:anchor distT="0" distB="0" distL="114300" distR="114300" simplePos="0" relativeHeight="251661312" behindDoc="0" locked="0" layoutInCell="1" allowOverlap="1" wp14:anchorId="70D2E052" wp14:editId="290770F5">
                   <wp:simplePos x="0" y="0"/>
                   <wp:positionH relativeFrom="column">
                     <wp:posOffset>79375</wp:posOffset>
@@ -2349,7 +2571,43 @@
                 <w:sz w:val="21"/>
                 <w:szCs w:val="21"/>
               </w:rPr>
-              <w:t>(예시 : 뿌요뿌요 테트리스)</w:t>
+              <w:t xml:space="preserve">(예시 : </w:t>
+            </w:r>
+            <w:proofErr w:type="spellStart"/>
+            <w:r>
+              <w:rPr>
+                <w:rFonts w:ascii="Noto Sans KR" w:eastAsia="Noto Sans KR" w:hAnsi="Noto Sans KR" w:hint="eastAsia"/>
+                <w:sz w:val="21"/>
+                <w:szCs w:val="21"/>
+              </w:rPr>
+              <w:t>뿌요뿌요</w:t>
+            </w:r>
+            <w:proofErr w:type="spellEnd"/>
+            <w:r>
+              <w:rPr>
+                <w:rFonts w:ascii="Noto Sans KR" w:eastAsia="Noto Sans KR" w:hAnsi="Noto Sans KR" w:hint="eastAsia"/>
+                <w:sz w:val="21"/>
+                <w:szCs w:val="21"/>
+              </w:rPr>
+              <w:t xml:space="preserve"> </w:t>
+            </w:r>
+            <w:proofErr w:type="spellStart"/>
+            <w:r>
+              <w:rPr>
+                <w:rFonts w:ascii="Noto Sans KR" w:eastAsia="Noto Sans KR" w:hAnsi="Noto Sans KR" w:hint="eastAsia"/>
+                <w:sz w:val="21"/>
+                <w:szCs w:val="21"/>
+              </w:rPr>
+              <w:t>테트리스</w:t>
+            </w:r>
+            <w:proofErr w:type="spellEnd"/>
+            <w:r>
+              <w:rPr>
+                <w:rFonts w:ascii="Noto Sans KR" w:eastAsia="Noto Sans KR" w:hAnsi="Noto Sans KR" w:hint="eastAsia"/>
+                <w:sz w:val="21"/>
+                <w:szCs w:val="21"/>
+              </w:rPr>
+              <w:t>)</w:t>
             </w:r>
           </w:p>
           <w:p>
@@ -2403,7 +2661,7 @@
               <w:spacing w:line="400" w:lineRule="exact"/>
               <w:ind w:firstLineChars="100" w:firstLine="280"/>
               <w:rPr>
-                <w:rFonts w:ascii="Noto Sans KR" w:eastAsia="Noto Sans KR" w:hAnsi="Noto Sans KR" w:hint="eastAsia"/>
+                <w:rFonts w:ascii="Noto Sans KR" w:eastAsia="Noto Sans KR" w:hAnsi="Noto Sans KR"/>
                 <w:sz w:val="28"/>
                 <w:szCs w:val="28"/>
               </w:rPr>
@@ -2414,7 +2672,47 @@
                 <w:sz w:val="28"/>
                 <w:szCs w:val="28"/>
               </w:rPr>
-              <w:t>움직임 연산은 서버에서 하고 클라이언트에 보여주는 방식으로 구현하고 블록 현황과 스코어도 서버 컴퓨터에서 처리하며 클라이언트에서는 입력값만 서버로 보낸다.</w:t>
+              <w:t>클라이언트</w:t>
+            </w:r>
+            <w:r>
+              <w:rPr>
+                <w:rFonts w:ascii="Noto Sans KR" w:eastAsia="Noto Sans KR" w:hAnsi="Noto Sans KR" w:hint="eastAsia"/>
+                <w:sz w:val="28"/>
+                <w:szCs w:val="28"/>
+              </w:rPr>
+              <w:t xml:space="preserve">에서 </w:t>
+            </w:r>
+            <w:r>
+              <w:rPr>
+                <w:rFonts w:ascii="Noto Sans KR" w:eastAsia="Noto Sans KR" w:hAnsi="Noto Sans KR" w:hint="eastAsia"/>
+                <w:sz w:val="28"/>
+                <w:szCs w:val="28"/>
+              </w:rPr>
+              <w:t xml:space="preserve">서버에 정보를 보내면 해당 정보를 상대방 클라이언트에도 전달하는 </w:t>
+            </w:r>
+            <w:r>
+              <w:rPr>
+                <w:rFonts w:ascii="Noto Sans KR" w:eastAsia="Noto Sans KR" w:hAnsi="Noto Sans KR" w:hint="eastAsia"/>
+                <w:sz w:val="28"/>
+                <w:szCs w:val="28"/>
+              </w:rPr>
+              <w:t>방식으로 구현</w:t>
+            </w:r>
+            <w:r>
+              <w:rPr>
+                <w:rFonts w:ascii="Noto Sans KR" w:eastAsia="Noto Sans KR" w:hAnsi="Noto Sans KR" w:hint="eastAsia"/>
+                <w:sz w:val="28"/>
+                <w:szCs w:val="28"/>
+              </w:rPr>
+              <w:t>한다</w:t>
+            </w:r>
+            <w:r>
+              <w:rPr>
+                <w:rFonts w:ascii="Noto Sans KR" w:eastAsia="Noto Sans KR" w:hAnsi="Noto Sans KR" w:hint="eastAsia"/>
+                <w:sz w:val="28"/>
+                <w:szCs w:val="28"/>
+              </w:rPr>
+              <w:t>.</w:t>
             </w:r>
           </w:p>
         </w:tc>
@@ -2713,6 +3011,7 @@
               <w:spacing w:line="400" w:lineRule="exact"/>
               <w:ind w:firstLineChars="100" w:firstLine="280"/>
             </w:pPr>
+            <w:proofErr w:type="spellStart"/>
             <w:r>
               <w:rPr>
                 <w:rFonts w:ascii="Noto Sans KR" w:eastAsia="Noto Sans KR" w:hAnsi="Noto Sans KR" w:hint="eastAsia"/>
@@ -2721,6 +3020,7 @@
               </w:rPr>
               <w:t>박효근</w:t>
             </w:r>
+            <w:proofErr w:type="spellEnd"/>
           </w:p>
         </w:tc>
         <w:tc>
@@ -4751,13 +5051,23 @@
                 <w:szCs w:val="28"/>
               </w:rPr>
             </w:pPr>
+            <w:proofErr w:type="spellStart"/>
             <w:r>
               <w:rPr>
                 <w:rFonts w:ascii="Noto Sans KR" w:eastAsia="Noto Sans KR" w:hAnsi="Noto Sans KR" w:hint="eastAsia"/>
                 <w:sz w:val="28"/>
                 <w:szCs w:val="28"/>
               </w:rPr>
-              <w:t>박효근:</w:t>
+              <w:t>박효근</w:t>
+            </w:r>
+            <w:proofErr w:type="spellEnd"/>
+            <w:r>
+              <w:rPr>
+                <w:rFonts w:ascii="Noto Sans KR" w:eastAsia="Noto Sans KR" w:hAnsi="Noto Sans KR" w:hint="eastAsia"/>
+                <w:sz w:val="28"/>
+                <w:szCs w:val="28"/>
+              </w:rPr>
+              <w:t>:</w:t>
             </w:r>
           </w:p>
           <w:tbl>

--- a/Report/알카노이드 온라인 게임화 추진 계획서.docx
+++ b/Report/알카노이드 온라인 게임화 추진 계획서.docx
@@ -276,6 +276,7 @@
               </w:rPr>
               <w:t>4팀 (</w:t>
             </w:r>
+            <w:proofErr w:type="gramStart"/>
             <w:r>
               <w:rPr>
                 <w:rFonts w:ascii="Noto Sans KR" w:eastAsia="Noto Sans KR" w:hAnsi="Noto Sans KR" w:hint="eastAsia"/>
@@ -301,7 +302,17 @@
                 <w:sz w:val="28"/>
                 <w:szCs w:val="28"/>
               </w:rPr>
-              <w:t>: 조장)</w:t>
+              <w:t>:</w:t>
+            </w:r>
+            <w:proofErr w:type="gramEnd"/>
+            <w:r>
+              <w:rPr>
+                <w:rFonts w:ascii="Noto Sans KR" w:eastAsia="Noto Sans KR" w:hAnsi="Noto Sans KR" w:hint="eastAsia"/>
+                <w:color w:val="000000" w:themeColor="text1"/>
+                <w:sz w:val="28"/>
+                <w:szCs w:val="28"/>
+              </w:rPr>
+              <w:t xml:space="preserve"> 조장)</w:t>
             </w:r>
           </w:p>
         </w:tc>
@@ -943,7 +954,25 @@
                 <w:sz w:val="26"/>
                 <w:szCs w:val="26"/>
               </w:rPr>
-              <w:t>또 하나는 배틀 모드로 실시간으로 플레이어가 공을 주고 받으며 겨루는 Pong과도 비슷한 탁구형 게임이다. 이쪽은 실시간 동시 플레이로 진행되기 때문에 본 과제에 적합하지만 윈도우 프로그래밍으로 만든 프로그램과는 방향이 많이 달라져버린다.</w:t>
+              <w:t xml:space="preserve">또 하나는 배틀 모드로 실시간으로 플레이어가 공을 </w:t>
+            </w:r>
+            <w:proofErr w:type="gramStart"/>
+            <w:r>
+              <w:rPr>
+                <w:rFonts w:ascii="Noto Sans KR" w:eastAsia="Noto Sans KR" w:hAnsi="Noto Sans KR" w:hint="eastAsia"/>
+                <w:sz w:val="26"/>
+                <w:szCs w:val="26"/>
+              </w:rPr>
+              <w:t>주고 받으며</w:t>
+            </w:r>
+            <w:proofErr w:type="gramEnd"/>
+            <w:r>
+              <w:rPr>
+                <w:rFonts w:ascii="Noto Sans KR" w:eastAsia="Noto Sans KR" w:hAnsi="Noto Sans KR" w:hint="eastAsia"/>
+                <w:sz w:val="26"/>
+                <w:szCs w:val="26"/>
+              </w:rPr>
+              <w:t xml:space="preserve"> 겨루는 Pong과도 비슷한 탁구형 게임이다. 이쪽은 실시간 동시 플레이로 진행되기 때문에 본 과제에 적합하지만 윈도우 프로그래밍으로 만든 프로그램과는 방향이 많이 달라져버린다.</w:t>
             </w:r>
           </w:p>
           <w:p>
@@ -988,7 +1017,25 @@
                 <w:sz w:val="26"/>
                 <w:szCs w:val="26"/>
               </w:rPr>
-              <w:t xml:space="preserve"> 멀티플레이 모드 처럼 플레이어의 화면에 자신의 화면과 상대 플레이어 화면을 둘 다 띄우고 실시간으로 상대방의 화면을 보며 스테이지를 먼저 클리어하는 대결 방식의 멀티플레이를 구현한다.</w:t>
+              <w:t xml:space="preserve"> 멀티플레이 </w:t>
+            </w:r>
+            <w:proofErr w:type="gramStart"/>
+            <w:r>
+              <w:rPr>
+                <w:rFonts w:ascii="Noto Sans KR" w:eastAsia="Noto Sans KR" w:hAnsi="Noto Sans KR" w:hint="eastAsia"/>
+                <w:sz w:val="26"/>
+                <w:szCs w:val="26"/>
+              </w:rPr>
+              <w:t>모드 처럼</w:t>
+            </w:r>
+            <w:proofErr w:type="gramEnd"/>
+            <w:r>
+              <w:rPr>
+                <w:rFonts w:ascii="Noto Sans KR" w:eastAsia="Noto Sans KR" w:hAnsi="Noto Sans KR" w:hint="eastAsia"/>
+                <w:sz w:val="26"/>
+                <w:szCs w:val="26"/>
+              </w:rPr>
+              <w:t xml:space="preserve"> 플레이어의 화면에 자신의 화면과 상대 플레이어 화면을 둘 다 띄우고 실시간으로 상대방의 화면을 보며 스테이지를 먼저 클리어하는 대결 방식의 멀티플레이를 구현한다.</w:t>
             </w:r>
           </w:p>
         </w:tc>
@@ -1177,6 +1224,7 @@
               </w:rPr>
             </w:pPr>
             <w:proofErr w:type="spellStart"/>
+            <w:proofErr w:type="gramStart"/>
             <w:r>
               <w:rPr>
                 <w:rFonts w:ascii="Noto Sans KR" w:eastAsia="Noto Sans KR" w:hAnsi="Noto Sans KR" w:hint="eastAsia"/>
@@ -1192,7 +1240,16 @@
                 <w:sz w:val="28"/>
                 <w:szCs w:val="28"/>
               </w:rPr>
-              <w:t xml:space="preserve"> : 플레이어 캐릭터. 공을 튕기는 판. 레이저 아이템을 먹고 레이저 </w:t>
+              <w:t xml:space="preserve"> :</w:t>
+            </w:r>
+            <w:proofErr w:type="gramEnd"/>
+            <w:r>
+              <w:rPr>
+                <w:rFonts w:ascii="Noto Sans KR" w:eastAsia="Noto Sans KR" w:hAnsi="Noto Sans KR" w:hint="eastAsia"/>
+                <w:sz w:val="28"/>
+                <w:szCs w:val="28"/>
+              </w:rPr>
+              <w:t xml:space="preserve"> 플레이어 캐릭터. 공을 튕기는 판. 레이저 아이템을 먹고 레이저 </w:t>
             </w:r>
             <w:proofErr w:type="spellStart"/>
             <w:r>
@@ -2363,7 +2420,7 @@
                 <w:noProof/>
               </w:rPr>
               <w:drawing>
-                <wp:anchor distT="0" distB="0" distL="114300" distR="114300" simplePos="0" relativeHeight="251660288" behindDoc="0" locked="0" layoutInCell="1" allowOverlap="1" wp14:anchorId="27F0B488" wp14:editId="128F868D">
+                <wp:anchor distT="0" distB="0" distL="114300" distR="114300" simplePos="0" relativeHeight="251660288" behindDoc="0" locked="0" layoutInCell="1" allowOverlap="1" wp14:anchorId="27F0B488" wp14:editId="4065BD33">
                   <wp:simplePos x="0" y="0"/>
                   <wp:positionH relativeFrom="column">
                     <wp:posOffset>-74295</wp:posOffset>
@@ -2372,7 +2429,7 @@
                     <wp:posOffset>-2027555</wp:posOffset>
                   </wp:positionV>
                   <wp:extent cx="4933950" cy="2026920"/>
-                  <wp:effectExtent l="0" t="0" r="0" b="0"/>
+                  <wp:effectExtent l="0" t="0" r="0" b="1270"/>
                   <wp:wrapTopAndBottom/>
                   <wp:docPr id="542066873" name="그림 7"/>
                   <wp:cNvGraphicFramePr>
@@ -2483,15 +2540,15 @@
                 <w:szCs w:val="28"/>
               </w:rPr>
               <w:drawing>
-                <wp:anchor distT="0" distB="0" distL="114300" distR="114300" simplePos="0" relativeHeight="251661312" behindDoc="0" locked="0" layoutInCell="1" allowOverlap="1" wp14:anchorId="70D2E052" wp14:editId="290770F5">
+                <wp:anchor distT="0" distB="0" distL="114300" distR="114300" simplePos="0" relativeHeight="251661312" behindDoc="0" locked="0" layoutInCell="1" allowOverlap="1" wp14:anchorId="70D2E052" wp14:editId="5830240D">
                   <wp:simplePos x="0" y="0"/>
                   <wp:positionH relativeFrom="column">
-                    <wp:posOffset>79375</wp:posOffset>
+                    <wp:posOffset>248285</wp:posOffset>
                   </wp:positionH>
                   <wp:positionV relativeFrom="paragraph">
-                    <wp:posOffset>323850</wp:posOffset>
+                    <wp:posOffset>299720</wp:posOffset>
                   </wp:positionV>
-                  <wp:extent cx="4800600" cy="2705100"/>
+                  <wp:extent cx="4343400" cy="2447290"/>
                   <wp:effectExtent l="0" t="0" r="0" b="0"/>
                   <wp:wrapTopAndBottom/>
                   <wp:docPr id="1599223811" name="그림 8"/>
@@ -2523,7 +2580,7 @@
                         <pic:spPr bwMode="auto">
                           <a:xfrm>
                             <a:off x="0" y="0"/>
-                            <a:ext cx="4800600" cy="2705100"/>
+                            <a:ext cx="4343400" cy="2447290"/>
                           </a:xfrm>
                           <a:prstGeom prst="rect">
                             <a:avLst/>
@@ -2571,7 +2628,25 @@
                 <w:sz w:val="21"/>
                 <w:szCs w:val="21"/>
               </w:rPr>
-              <w:t xml:space="preserve">(예시 : </w:t>
+              <w:t>(</w:t>
+            </w:r>
+            <w:proofErr w:type="gramStart"/>
+            <w:r>
+              <w:rPr>
+                <w:rFonts w:ascii="Noto Sans KR" w:eastAsia="Noto Sans KR" w:hAnsi="Noto Sans KR" w:hint="eastAsia"/>
+                <w:sz w:val="21"/>
+                <w:szCs w:val="21"/>
+              </w:rPr>
+              <w:t>예시 :</w:t>
+            </w:r>
+            <w:proofErr w:type="gramEnd"/>
+            <w:r>
+              <w:rPr>
+                <w:rFonts w:ascii="Noto Sans KR" w:eastAsia="Noto Sans KR" w:hAnsi="Noto Sans KR" w:hint="eastAsia"/>
+                <w:sz w:val="21"/>
+                <w:szCs w:val="21"/>
+              </w:rPr>
+              <w:t xml:space="preserve"> </w:t>
             </w:r>
             <w:proofErr w:type="spellStart"/>
             <w:r>
@@ -2615,7 +2690,7 @@
               <w:spacing w:line="400" w:lineRule="exact"/>
               <w:ind w:firstLineChars="100" w:firstLine="280"/>
               <w:rPr>
-                <w:rFonts w:ascii="Noto Sans KR" w:eastAsia="Noto Sans KR" w:hAnsi="Noto Sans KR"/>
+                <w:rFonts w:ascii="Noto Sans KR" w:eastAsia="Noto Sans KR" w:hAnsi="Noto Sans KR" w:hint="eastAsia"/>
                 <w:sz w:val="28"/>
                 <w:szCs w:val="28"/>
               </w:rPr>
@@ -2626,7 +2701,7 @@
                 <w:sz w:val="28"/>
                 <w:szCs w:val="28"/>
               </w:rPr>
-              <w:t xml:space="preserve">위의 사진처럼 각 플레이어의 화면을 양 옆에 두고 가운데는 서로의 스코어를 표시한다. 스테이지3를 두 사람이 모두 클리어할 때까지 지속되며 먼저 목숨을 모두 잃는 쪽이 패배하며 플레이어가 모두 목숨을 모두 잃지 않고 </w:t>
+              <w:t xml:space="preserve">위의 사진처럼 각 플레이어의 화면을 양 옆에 두고 가운데는 서로의 스코어를 표시한다. 스테이지3를 두 사람이 모두 클리어할 때까지 지속되며 </w:t>
             </w:r>
             <w:r>
               <w:rPr>
@@ -2634,7 +2709,7 @@
                 <w:sz w:val="28"/>
                 <w:szCs w:val="28"/>
               </w:rPr>
-              <w:t>스테이지3를 클리어했다면 스코어로 승패를 가르게 된다.</w:t>
+              <w:t>원본 게임과 다르게 공을 튕기지 못해도 목숨을 잃지 않는 무한 목숨 시스템이다. 단, 목숨을 한 번 잃을 때마다 스코어에서 10점이 차감된다.</w:t>
             </w:r>
           </w:p>
           <w:p>
@@ -2713,6 +2788,58 @@
                 <w:szCs w:val="28"/>
               </w:rPr>
               <w:t>.</w:t>
+            </w:r>
+          </w:p>
+          <w:p>
+            <w:pPr>
+              <w:spacing w:line="400" w:lineRule="exact"/>
+              <w:rPr>
+                <w:rFonts w:ascii="Noto Sans KR" w:eastAsia="Noto Sans KR" w:hAnsi="Noto Sans KR" w:hint="eastAsia"/>
+                <w:sz w:val="28"/>
+                <w:szCs w:val="28"/>
+              </w:rPr>
+            </w:pPr>
+            <w:r>
+              <w:rPr>
+                <w:rFonts w:ascii="Noto Sans KR" w:eastAsia="Noto Sans KR" w:hAnsi="Noto Sans KR" w:hint="eastAsia"/>
+                <w:sz w:val="28"/>
+                <w:szCs w:val="28"/>
+              </w:rPr>
+              <w:t xml:space="preserve">  게임 </w:t>
+            </w:r>
+            <w:proofErr w:type="spellStart"/>
+            <w:r>
+              <w:rPr>
+                <w:rFonts w:ascii="Noto Sans KR" w:eastAsia="Noto Sans KR" w:hAnsi="Noto Sans KR" w:hint="eastAsia"/>
+                <w:sz w:val="28"/>
+                <w:szCs w:val="28"/>
+              </w:rPr>
+              <w:t>시작시</w:t>
+            </w:r>
+            <w:proofErr w:type="spellEnd"/>
+            <w:r>
+              <w:rPr>
+                <w:rFonts w:ascii="Noto Sans KR" w:eastAsia="Noto Sans KR" w:hAnsi="Noto Sans KR" w:hint="eastAsia"/>
+                <w:sz w:val="28"/>
+                <w:szCs w:val="28"/>
+              </w:rPr>
+              <w:t xml:space="preserve">, 아이템은 </w:t>
+            </w:r>
+            <w:r>
+              <w:rPr>
+                <w:rFonts w:ascii="Noto Sans KR" w:eastAsia="Noto Sans KR" w:hAnsi="Noto Sans KR" w:hint="eastAsia"/>
+                <w:sz w:val="28"/>
+                <w:szCs w:val="28"/>
+              </w:rPr>
+              <w:t xml:space="preserve">원작과 다르게 </w:t>
+            </w:r>
+            <w:r>
+              <w:rPr>
+                <w:rFonts w:ascii="Noto Sans KR" w:eastAsia="Noto Sans KR" w:hAnsi="Noto Sans KR" w:hint="eastAsia"/>
+                <w:sz w:val="28"/>
+                <w:szCs w:val="28"/>
+              </w:rPr>
+              <w:t>랜덤 획득이 아닌 게임 시작단계에서 위치가 정해진다.</w:t>
             </w:r>
           </w:p>
         </w:tc>
@@ -3179,7 +3306,25 @@
                 <w:sz w:val="28"/>
                 <w:szCs w:val="28"/>
               </w:rPr>
-              <w:t>기본 구현 라이브러리 : OpenGL</w:t>
+              <w:t xml:space="preserve">기본 구현 </w:t>
+            </w:r>
+            <w:proofErr w:type="gramStart"/>
+            <w:r>
+              <w:rPr>
+                <w:rFonts w:ascii="Noto Sans KR" w:eastAsia="Noto Sans KR" w:hAnsi="Noto Sans KR" w:hint="eastAsia"/>
+                <w:sz w:val="28"/>
+                <w:szCs w:val="28"/>
+              </w:rPr>
+              <w:t>라이브러리 :</w:t>
+            </w:r>
+            <w:proofErr w:type="gramEnd"/>
+            <w:r>
+              <w:rPr>
+                <w:rFonts w:ascii="Noto Sans KR" w:eastAsia="Noto Sans KR" w:hAnsi="Noto Sans KR" w:hint="eastAsia"/>
+                <w:sz w:val="28"/>
+                <w:szCs w:val="28"/>
+              </w:rPr>
+              <w:t xml:space="preserve"> OpenGL</w:t>
             </w:r>
           </w:p>
           <w:p>
@@ -3198,7 +3343,25 @@
                 <w:sz w:val="28"/>
                 <w:szCs w:val="28"/>
               </w:rPr>
-              <w:t>네트워크 기능 API : Winsock</w:t>
+              <w:t xml:space="preserve">네트워크 기능 </w:t>
+            </w:r>
+            <w:proofErr w:type="gramStart"/>
+            <w:r>
+              <w:rPr>
+                <w:rFonts w:ascii="Noto Sans KR" w:eastAsia="Noto Sans KR" w:hAnsi="Noto Sans KR" w:hint="eastAsia"/>
+                <w:sz w:val="28"/>
+                <w:szCs w:val="28"/>
+              </w:rPr>
+              <w:t>API :</w:t>
+            </w:r>
+            <w:proofErr w:type="gramEnd"/>
+            <w:r>
+              <w:rPr>
+                <w:rFonts w:ascii="Noto Sans KR" w:eastAsia="Noto Sans KR" w:hAnsi="Noto Sans KR" w:hint="eastAsia"/>
+                <w:sz w:val="28"/>
+                <w:szCs w:val="28"/>
+              </w:rPr>
+              <w:t xml:space="preserve"> Winsock</w:t>
             </w:r>
           </w:p>
           <w:p>
@@ -3211,13 +3374,23 @@
                 <w:szCs w:val="28"/>
               </w:rPr>
             </w:pPr>
+            <w:proofErr w:type="gramStart"/>
             <w:r>
               <w:rPr>
                 <w:rFonts w:ascii="Noto Sans KR" w:eastAsia="Noto Sans KR" w:hAnsi="Noto Sans KR" w:hint="eastAsia"/>
                 <w:sz w:val="28"/>
                 <w:szCs w:val="28"/>
               </w:rPr>
-              <w:t>IDE : Visual Studio</w:t>
+              <w:t>IDE :</w:t>
+            </w:r>
+            <w:proofErr w:type="gramEnd"/>
+            <w:r>
+              <w:rPr>
+                <w:rFonts w:ascii="Noto Sans KR" w:eastAsia="Noto Sans KR" w:hAnsi="Noto Sans KR" w:hint="eastAsia"/>
+                <w:sz w:val="28"/>
+                <w:szCs w:val="28"/>
+              </w:rPr>
+              <w:t xml:space="preserve"> Visual Studio</w:t>
             </w:r>
             <w:r>
               <w:rPr>
@@ -3244,7 +3417,25 @@
                 <w:sz w:val="28"/>
                 <w:szCs w:val="28"/>
               </w:rPr>
-              <w:t>개발 운영체제 : Windows 11</w:t>
+              <w:t xml:space="preserve">개발 </w:t>
+            </w:r>
+            <w:proofErr w:type="gramStart"/>
+            <w:r>
+              <w:rPr>
+                <w:rFonts w:ascii="Noto Sans KR" w:eastAsia="Noto Sans KR" w:hAnsi="Noto Sans KR" w:hint="eastAsia"/>
+                <w:sz w:val="28"/>
+                <w:szCs w:val="28"/>
+              </w:rPr>
+              <w:t>운영체제 :</w:t>
+            </w:r>
+            <w:proofErr w:type="gramEnd"/>
+            <w:r>
+              <w:rPr>
+                <w:rFonts w:ascii="Noto Sans KR" w:eastAsia="Noto Sans KR" w:hAnsi="Noto Sans KR" w:hint="eastAsia"/>
+                <w:sz w:val="28"/>
+                <w:szCs w:val="28"/>
+              </w:rPr>
+              <w:t xml:space="preserve"> Windows 11</w:t>
             </w:r>
           </w:p>
           <w:p>
@@ -3258,7 +3449,25 @@
                 <w:sz w:val="28"/>
                 <w:szCs w:val="28"/>
               </w:rPr>
-              <w:t>사용 언어 : C++ v145</w:t>
+              <w:t xml:space="preserve">사용 </w:t>
+            </w:r>
+            <w:proofErr w:type="gramStart"/>
+            <w:r>
+              <w:rPr>
+                <w:rFonts w:ascii="Noto Sans KR" w:eastAsia="Noto Sans KR" w:hAnsi="Noto Sans KR" w:hint="eastAsia"/>
+                <w:sz w:val="28"/>
+                <w:szCs w:val="28"/>
+              </w:rPr>
+              <w:t>언어 :</w:t>
+            </w:r>
+            <w:proofErr w:type="gramEnd"/>
+            <w:r>
+              <w:rPr>
+                <w:rFonts w:ascii="Noto Sans KR" w:eastAsia="Noto Sans KR" w:hAnsi="Noto Sans KR" w:hint="eastAsia"/>
+                <w:sz w:val="28"/>
+                <w:szCs w:val="28"/>
+              </w:rPr>
+              <w:t xml:space="preserve"> C++ v145</w:t>
             </w:r>
           </w:p>
         </w:tc>

--- a/Report/알카노이드 온라인 게임화 추진 계획서.docx
+++ b/Report/알카노이드 온라인 게임화 추진 계획서.docx
@@ -2540,7 +2540,7 @@
                 <w:szCs w:val="28"/>
               </w:rPr>
               <w:drawing>
-                <wp:anchor distT="0" distB="0" distL="114300" distR="114300" simplePos="0" relativeHeight="251661312" behindDoc="0" locked="0" layoutInCell="1" allowOverlap="1" wp14:anchorId="70D2E052" wp14:editId="5830240D">
+                <wp:anchor distT="0" distB="0" distL="114300" distR="114300" simplePos="0" relativeHeight="251661312" behindDoc="0" locked="0" layoutInCell="1" allowOverlap="1" wp14:anchorId="70D2E052" wp14:editId="3CD09CE9">
                   <wp:simplePos x="0" y="0"/>
                   <wp:positionH relativeFrom="column">
                     <wp:posOffset>248285</wp:posOffset>
@@ -2690,7 +2690,7 @@
               <w:spacing w:line="400" w:lineRule="exact"/>
               <w:ind w:firstLineChars="100" w:firstLine="280"/>
               <w:rPr>
-                <w:rFonts w:ascii="Noto Sans KR" w:eastAsia="Noto Sans KR" w:hAnsi="Noto Sans KR" w:hint="eastAsia"/>
+                <w:rFonts w:ascii="Noto Sans KR" w:eastAsia="Noto Sans KR" w:hAnsi="Noto Sans KR"/>
                 <w:sz w:val="28"/>
                 <w:szCs w:val="28"/>
               </w:rPr>
@@ -2794,7 +2794,7 @@
             <w:pPr>
               <w:spacing w:line="400" w:lineRule="exact"/>
               <w:rPr>
-                <w:rFonts w:ascii="Noto Sans KR" w:eastAsia="Noto Sans KR" w:hAnsi="Noto Sans KR" w:hint="eastAsia"/>
+                <w:rFonts w:ascii="Noto Sans KR" w:eastAsia="Noto Sans KR" w:hAnsi="Noto Sans KR"/>
                 <w:sz w:val="28"/>
                 <w:szCs w:val="28"/>
               </w:rPr>
@@ -2915,8 +2915,82 @@
           <w:p>
             <w:pPr>
               <w:spacing w:line="400" w:lineRule="exact"/>
-              <w:ind w:firstLineChars="100" w:firstLine="220"/>
+              <w:rPr>
+                <w:rFonts w:hint="eastAsia"/>
+              </w:rPr>
             </w:pPr>
+            <w:r>
+              <w:rPr>
+                <w:noProof/>
+              </w:rPr>
+              <w:drawing>
+                <wp:anchor distT="0" distB="0" distL="114300" distR="114300" simplePos="0" relativeHeight="251662336" behindDoc="0" locked="0" layoutInCell="1" allowOverlap="1" wp14:anchorId="5093736D" wp14:editId="63F889BB">
+                  <wp:simplePos x="0" y="0"/>
+                  <wp:positionH relativeFrom="column">
+                    <wp:posOffset>5715</wp:posOffset>
+                  </wp:positionH>
+                  <wp:positionV relativeFrom="paragraph">
+                    <wp:posOffset>-4768215</wp:posOffset>
+                  </wp:positionV>
+                  <wp:extent cx="4863465" cy="4761865"/>
+                  <wp:effectExtent l="0" t="0" r="0" b="635"/>
+                  <wp:wrapTopAndBottom/>
+                  <wp:docPr id="134521948" name="그림 1"/>
+                  <wp:cNvGraphicFramePr>
+                    <a:graphicFrameLocks xmlns:a="http://schemas.openxmlformats.org/drawingml/2006/main" noChangeAspect="1"/>
+                  </wp:cNvGraphicFramePr>
+                  <a:graphic xmlns:a="http://schemas.openxmlformats.org/drawingml/2006/main">
+                    <a:graphicData uri="http://schemas.openxmlformats.org/drawingml/2006/picture">
+                      <pic:pic xmlns:pic="http://schemas.openxmlformats.org/drawingml/2006/picture">
+                        <pic:nvPicPr>
+                          <pic:cNvPr id="0" name="Picture 1"/>
+                          <pic:cNvPicPr>
+                            <a:picLocks noChangeAspect="1" noChangeArrowheads="1"/>
+                          </pic:cNvPicPr>
+                        </pic:nvPicPr>
+                        <pic:blipFill rotWithShape="1">
+                          <a:blip r:embed="rId10">
+                            <a:extLst>
+                              <a:ext uri="{28A0092B-C50C-407E-A947-70E740481C1C}">
+                                <a14:useLocalDpi xmlns:a14="http://schemas.microsoft.com/office/drawing/2010/main" val="0"/>
+                              </a:ext>
+                            </a:extLst>
+                          </a:blip>
+                          <a:srcRect l="21532" r="21005"/>
+                          <a:stretch>
+                            <a:fillRect/>
+                          </a:stretch>
+                        </pic:blipFill>
+                        <pic:spPr bwMode="auto">
+                          <a:xfrm>
+                            <a:off x="0" y="0"/>
+                            <a:ext cx="4863465" cy="4761865"/>
+                          </a:xfrm>
+                          <a:prstGeom prst="rect">
+                            <a:avLst/>
+                          </a:prstGeom>
+                          <a:noFill/>
+                          <a:ln>
+                            <a:noFill/>
+                          </a:ln>
+                          <a:extLst>
+                            <a:ext uri="{53640926-AAD7-44D8-BBD7-CCE9431645EC}">
+                              <a14:shadowObscured xmlns:a14="http://schemas.microsoft.com/office/drawing/2010/main"/>
+                            </a:ext>
+                          </a:extLst>
+                        </pic:spPr>
+                      </pic:pic>
+                    </a:graphicData>
+                  </a:graphic>
+                  <wp14:sizeRelH relativeFrom="margin">
+                    <wp14:pctWidth>0</wp14:pctWidth>
+                  </wp14:sizeRelH>
+                  <wp14:sizeRelV relativeFrom="margin">
+                    <wp14:pctHeight>0</wp14:pctHeight>
+                  </wp14:sizeRelV>
+                </wp:anchor>
+              </w:drawing>
+            </w:r>
           </w:p>
         </w:tc>
       </w:tr>
@@ -3504,6 +3578,7 @@
                 <w:sz w:val="28"/>
                 <w:szCs w:val="28"/>
               </w:rPr>
+              <w:lastRenderedPageBreak/>
               <w:t>개발일정</w:t>
             </w:r>
           </w:p>
@@ -4418,595 +4493,595 @@
                       <w:sz w:val="28"/>
                       <w:szCs w:val="28"/>
                     </w:rPr>
+                    <w:t>11/20</w:t>
+                  </w:r>
+                </w:p>
+              </w:tc>
+              <w:tc>
+                <w:tcPr>
+                  <w:tcW w:w="6378" w:type="dxa"/>
+                </w:tcPr>
+                <w:p>
+                  <w:pPr>
+                    <w:spacing w:line="400" w:lineRule="exact"/>
+                    <w:jc w:val="both"/>
+                    <w:rPr>
+                      <w:rFonts w:ascii="Noto Sans KR" w:eastAsia="Noto Sans KR" w:hAnsi="Noto Sans KR"/>
+                      <w:sz w:val="28"/>
+                      <w:szCs w:val="28"/>
+                    </w:rPr>
+                  </w:pPr>
+                </w:p>
+              </w:tc>
+            </w:tr>
+            <w:tr>
+              <w:tc>
+                <w:tcPr>
+                  <w:tcW w:w="1306" w:type="dxa"/>
+                </w:tcPr>
+                <w:p>
+                  <w:pPr>
+                    <w:spacing w:line="400" w:lineRule="exact"/>
+                    <w:jc w:val="center"/>
+                    <w:rPr>
+                      <w:rFonts w:ascii="Noto Sans KR" w:eastAsia="Noto Sans KR" w:hAnsi="Noto Sans KR"/>
+                      <w:sz w:val="28"/>
+                      <w:szCs w:val="28"/>
+                    </w:rPr>
+                  </w:pPr>
+                  <w:r>
+                    <w:rPr>
+                      <w:rFonts w:ascii="Noto Sans KR" w:eastAsia="Noto Sans KR" w:hAnsi="Noto Sans KR" w:hint="eastAsia"/>
+                      <w:sz w:val="28"/>
+                      <w:szCs w:val="28"/>
+                    </w:rPr>
+                    <w:t>11/21</w:t>
+                  </w:r>
+                </w:p>
+              </w:tc>
+              <w:tc>
+                <w:tcPr>
+                  <w:tcW w:w="6378" w:type="dxa"/>
+                </w:tcPr>
+                <w:p>
+                  <w:pPr>
+                    <w:spacing w:line="400" w:lineRule="exact"/>
+                    <w:jc w:val="both"/>
+                    <w:rPr>
+                      <w:rFonts w:ascii="Noto Sans KR" w:eastAsia="Noto Sans KR" w:hAnsi="Noto Sans KR"/>
+                      <w:sz w:val="28"/>
+                      <w:szCs w:val="28"/>
+                    </w:rPr>
+                  </w:pPr>
+                </w:p>
+              </w:tc>
+            </w:tr>
+            <w:tr>
+              <w:tc>
+                <w:tcPr>
+                  <w:tcW w:w="1306" w:type="dxa"/>
+                </w:tcPr>
+                <w:p>
+                  <w:pPr>
+                    <w:spacing w:line="400" w:lineRule="exact"/>
+                    <w:jc w:val="center"/>
+                    <w:rPr>
+                      <w:rFonts w:ascii="Noto Sans KR" w:eastAsia="Noto Sans KR" w:hAnsi="Noto Sans KR"/>
+                      <w:sz w:val="28"/>
+                      <w:szCs w:val="28"/>
+                    </w:rPr>
+                  </w:pPr>
+                  <w:r>
+                    <w:rPr>
+                      <w:rFonts w:ascii="Noto Sans KR" w:eastAsia="Noto Sans KR" w:hAnsi="Noto Sans KR" w:hint="eastAsia"/>
+                      <w:sz w:val="28"/>
+                      <w:szCs w:val="28"/>
+                    </w:rPr>
+                    <w:t>11/22</w:t>
+                  </w:r>
+                </w:p>
+              </w:tc>
+              <w:tc>
+                <w:tcPr>
+                  <w:tcW w:w="6378" w:type="dxa"/>
+                </w:tcPr>
+                <w:p>
+                  <w:pPr>
+                    <w:spacing w:line="400" w:lineRule="exact"/>
+                    <w:jc w:val="both"/>
+                    <w:rPr>
+                      <w:rFonts w:ascii="Noto Sans KR" w:eastAsia="Noto Sans KR" w:hAnsi="Noto Sans KR"/>
+                      <w:sz w:val="28"/>
+                      <w:szCs w:val="28"/>
+                    </w:rPr>
+                  </w:pPr>
+                </w:p>
+              </w:tc>
+            </w:tr>
+            <w:tr>
+              <w:tc>
+                <w:tcPr>
+                  <w:tcW w:w="1306" w:type="dxa"/>
+                </w:tcPr>
+                <w:p>
+                  <w:pPr>
+                    <w:spacing w:line="400" w:lineRule="exact"/>
+                    <w:jc w:val="center"/>
+                    <w:rPr>
+                      <w:rFonts w:ascii="Noto Sans KR" w:eastAsia="Noto Sans KR" w:hAnsi="Noto Sans KR"/>
+                      <w:sz w:val="28"/>
+                      <w:szCs w:val="28"/>
+                    </w:rPr>
+                  </w:pPr>
+                  <w:r>
+                    <w:rPr>
+                      <w:rFonts w:ascii="Noto Sans KR" w:eastAsia="Noto Sans KR" w:hAnsi="Noto Sans KR" w:hint="eastAsia"/>
+                      <w:sz w:val="28"/>
+                      <w:szCs w:val="28"/>
+                    </w:rPr>
+                    <w:t>11/23</w:t>
+                  </w:r>
+                </w:p>
+              </w:tc>
+              <w:tc>
+                <w:tcPr>
+                  <w:tcW w:w="6378" w:type="dxa"/>
+                </w:tcPr>
+                <w:p>
+                  <w:pPr>
+                    <w:spacing w:line="400" w:lineRule="exact"/>
+                    <w:jc w:val="both"/>
+                    <w:rPr>
+                      <w:rFonts w:ascii="Noto Sans KR" w:eastAsia="Noto Sans KR" w:hAnsi="Noto Sans KR"/>
+                      <w:sz w:val="28"/>
+                      <w:szCs w:val="28"/>
+                    </w:rPr>
+                  </w:pPr>
+                </w:p>
+              </w:tc>
+            </w:tr>
+            <w:tr>
+              <w:tc>
+                <w:tcPr>
+                  <w:tcW w:w="1306" w:type="dxa"/>
+                </w:tcPr>
+                <w:p>
+                  <w:pPr>
+                    <w:spacing w:line="400" w:lineRule="exact"/>
+                    <w:jc w:val="center"/>
+                    <w:rPr>
+                      <w:rFonts w:ascii="Noto Sans KR" w:eastAsia="Noto Sans KR" w:hAnsi="Noto Sans KR"/>
+                      <w:sz w:val="28"/>
+                      <w:szCs w:val="28"/>
+                    </w:rPr>
+                  </w:pPr>
+                  <w:r>
+                    <w:rPr>
+                      <w:rFonts w:ascii="Noto Sans KR" w:eastAsia="Noto Sans KR" w:hAnsi="Noto Sans KR" w:hint="eastAsia"/>
+                      <w:sz w:val="28"/>
+                      <w:szCs w:val="28"/>
+                    </w:rPr>
+                    <w:t>11/24</w:t>
+                  </w:r>
+                </w:p>
+              </w:tc>
+              <w:tc>
+                <w:tcPr>
+                  <w:tcW w:w="6378" w:type="dxa"/>
+                </w:tcPr>
+                <w:p>
+                  <w:pPr>
+                    <w:spacing w:line="400" w:lineRule="exact"/>
+                    <w:jc w:val="both"/>
+                    <w:rPr>
+                      <w:rFonts w:ascii="Noto Sans KR" w:eastAsia="Noto Sans KR" w:hAnsi="Noto Sans KR"/>
+                      <w:sz w:val="28"/>
+                      <w:szCs w:val="28"/>
+                    </w:rPr>
+                  </w:pPr>
+                </w:p>
+              </w:tc>
+            </w:tr>
+            <w:tr>
+              <w:tc>
+                <w:tcPr>
+                  <w:tcW w:w="1306" w:type="dxa"/>
+                </w:tcPr>
+                <w:p>
+                  <w:pPr>
+                    <w:spacing w:line="400" w:lineRule="exact"/>
+                    <w:jc w:val="center"/>
+                    <w:rPr>
+                      <w:rFonts w:ascii="Noto Sans KR" w:eastAsia="Noto Sans KR" w:hAnsi="Noto Sans KR"/>
+                      <w:sz w:val="28"/>
+                      <w:szCs w:val="28"/>
+                    </w:rPr>
+                  </w:pPr>
+                  <w:r>
+                    <w:rPr>
+                      <w:rFonts w:ascii="Noto Sans KR" w:eastAsia="Noto Sans KR" w:hAnsi="Noto Sans KR" w:hint="eastAsia"/>
+                      <w:sz w:val="28"/>
+                      <w:szCs w:val="28"/>
+                    </w:rPr>
+                    <w:t>11/25</w:t>
+                  </w:r>
+                </w:p>
+              </w:tc>
+              <w:tc>
+                <w:tcPr>
+                  <w:tcW w:w="6378" w:type="dxa"/>
+                </w:tcPr>
+                <w:p>
+                  <w:pPr>
+                    <w:spacing w:line="400" w:lineRule="exact"/>
+                    <w:jc w:val="both"/>
+                    <w:rPr>
+                      <w:rFonts w:ascii="Noto Sans KR" w:eastAsia="Noto Sans KR" w:hAnsi="Noto Sans KR"/>
+                      <w:sz w:val="28"/>
+                      <w:szCs w:val="28"/>
+                    </w:rPr>
+                  </w:pPr>
+                </w:p>
+              </w:tc>
+            </w:tr>
+            <w:tr>
+              <w:tc>
+                <w:tcPr>
+                  <w:tcW w:w="1306" w:type="dxa"/>
+                </w:tcPr>
+                <w:p>
+                  <w:pPr>
+                    <w:spacing w:line="400" w:lineRule="exact"/>
+                    <w:jc w:val="center"/>
+                    <w:rPr>
+                      <w:rFonts w:ascii="Noto Sans KR" w:eastAsia="Noto Sans KR" w:hAnsi="Noto Sans KR"/>
+                      <w:sz w:val="28"/>
+                      <w:szCs w:val="28"/>
+                    </w:rPr>
+                  </w:pPr>
+                  <w:r>
+                    <w:rPr>
+                      <w:rFonts w:ascii="Noto Sans KR" w:eastAsia="Noto Sans KR" w:hAnsi="Noto Sans KR" w:hint="eastAsia"/>
+                      <w:sz w:val="28"/>
+                      <w:szCs w:val="28"/>
+                    </w:rPr>
+                    <w:t>11/26</w:t>
+                  </w:r>
+                </w:p>
+              </w:tc>
+              <w:tc>
+                <w:tcPr>
+                  <w:tcW w:w="6378" w:type="dxa"/>
+                </w:tcPr>
+                <w:p>
+                  <w:pPr>
+                    <w:spacing w:line="400" w:lineRule="exact"/>
+                    <w:jc w:val="both"/>
+                    <w:rPr>
+                      <w:rFonts w:ascii="Noto Sans KR" w:eastAsia="Noto Sans KR" w:hAnsi="Noto Sans KR"/>
+                      <w:sz w:val="28"/>
+                      <w:szCs w:val="28"/>
+                    </w:rPr>
+                  </w:pPr>
+                </w:p>
+              </w:tc>
+            </w:tr>
+            <w:tr>
+              <w:tc>
+                <w:tcPr>
+                  <w:tcW w:w="1306" w:type="dxa"/>
+                </w:tcPr>
+                <w:p>
+                  <w:pPr>
+                    <w:spacing w:line="400" w:lineRule="exact"/>
+                    <w:jc w:val="center"/>
+                    <w:rPr>
+                      <w:rFonts w:ascii="Noto Sans KR" w:eastAsia="Noto Sans KR" w:hAnsi="Noto Sans KR"/>
+                      <w:sz w:val="28"/>
+                      <w:szCs w:val="28"/>
+                    </w:rPr>
+                  </w:pPr>
+                  <w:r>
+                    <w:rPr>
+                      <w:rFonts w:ascii="Noto Sans KR" w:eastAsia="Noto Sans KR" w:hAnsi="Noto Sans KR" w:hint="eastAsia"/>
+                      <w:sz w:val="28"/>
+                      <w:szCs w:val="28"/>
+                    </w:rPr>
+                    <w:t>11/27</w:t>
+                  </w:r>
+                </w:p>
+              </w:tc>
+              <w:tc>
+                <w:tcPr>
+                  <w:tcW w:w="6378" w:type="dxa"/>
+                </w:tcPr>
+                <w:p>
+                  <w:pPr>
+                    <w:spacing w:line="400" w:lineRule="exact"/>
+                    <w:jc w:val="both"/>
+                    <w:rPr>
+                      <w:rFonts w:ascii="Noto Sans KR" w:eastAsia="Noto Sans KR" w:hAnsi="Noto Sans KR"/>
+                      <w:sz w:val="28"/>
+                      <w:szCs w:val="28"/>
+                    </w:rPr>
+                  </w:pPr>
+                </w:p>
+              </w:tc>
+            </w:tr>
+            <w:tr>
+              <w:tc>
+                <w:tcPr>
+                  <w:tcW w:w="1306" w:type="dxa"/>
+                </w:tcPr>
+                <w:p>
+                  <w:pPr>
+                    <w:spacing w:line="400" w:lineRule="exact"/>
+                    <w:jc w:val="center"/>
+                    <w:rPr>
+                      <w:rFonts w:ascii="Noto Sans KR" w:eastAsia="Noto Sans KR" w:hAnsi="Noto Sans KR"/>
+                      <w:sz w:val="28"/>
+                      <w:szCs w:val="28"/>
+                    </w:rPr>
+                  </w:pPr>
+                  <w:r>
+                    <w:rPr>
+                      <w:rFonts w:ascii="Noto Sans KR" w:eastAsia="Noto Sans KR" w:hAnsi="Noto Sans KR" w:hint="eastAsia"/>
+                      <w:sz w:val="28"/>
+                      <w:szCs w:val="28"/>
+                    </w:rPr>
+                    <w:t>11/28</w:t>
+                  </w:r>
+                </w:p>
+              </w:tc>
+              <w:tc>
+                <w:tcPr>
+                  <w:tcW w:w="6378" w:type="dxa"/>
+                </w:tcPr>
+                <w:p>
+                  <w:pPr>
+                    <w:spacing w:line="400" w:lineRule="exact"/>
+                    <w:jc w:val="both"/>
+                    <w:rPr>
+                      <w:rFonts w:ascii="Noto Sans KR" w:eastAsia="Noto Sans KR" w:hAnsi="Noto Sans KR"/>
+                      <w:sz w:val="28"/>
+                      <w:szCs w:val="28"/>
+                    </w:rPr>
+                  </w:pPr>
+                </w:p>
+              </w:tc>
+            </w:tr>
+            <w:tr>
+              <w:tc>
+                <w:tcPr>
+                  <w:tcW w:w="1306" w:type="dxa"/>
+                </w:tcPr>
+                <w:p>
+                  <w:pPr>
+                    <w:spacing w:line="400" w:lineRule="exact"/>
+                    <w:jc w:val="center"/>
+                    <w:rPr>
+                      <w:rFonts w:ascii="Noto Sans KR" w:eastAsia="Noto Sans KR" w:hAnsi="Noto Sans KR"/>
+                      <w:sz w:val="28"/>
+                      <w:szCs w:val="28"/>
+                    </w:rPr>
+                  </w:pPr>
+                  <w:r>
+                    <w:rPr>
+                      <w:rFonts w:ascii="Noto Sans KR" w:eastAsia="Noto Sans KR" w:hAnsi="Noto Sans KR" w:hint="eastAsia"/>
+                      <w:sz w:val="28"/>
+                      <w:szCs w:val="28"/>
+                    </w:rPr>
+                    <w:t>11/29</w:t>
+                  </w:r>
+                </w:p>
+              </w:tc>
+              <w:tc>
+                <w:tcPr>
+                  <w:tcW w:w="6378" w:type="dxa"/>
+                </w:tcPr>
+                <w:p>
+                  <w:pPr>
+                    <w:spacing w:line="400" w:lineRule="exact"/>
+                    <w:jc w:val="both"/>
+                    <w:rPr>
+                      <w:rFonts w:ascii="Noto Sans KR" w:eastAsia="Noto Sans KR" w:hAnsi="Noto Sans KR"/>
+                      <w:sz w:val="28"/>
+                      <w:szCs w:val="28"/>
+                    </w:rPr>
+                  </w:pPr>
+                </w:p>
+              </w:tc>
+            </w:tr>
+            <w:tr>
+              <w:tc>
+                <w:tcPr>
+                  <w:tcW w:w="1306" w:type="dxa"/>
+                </w:tcPr>
+                <w:p>
+                  <w:pPr>
+                    <w:spacing w:line="400" w:lineRule="exact"/>
+                    <w:jc w:val="center"/>
+                    <w:rPr>
+                      <w:rFonts w:ascii="Noto Sans KR" w:eastAsia="Noto Sans KR" w:hAnsi="Noto Sans KR"/>
+                      <w:sz w:val="28"/>
+                      <w:szCs w:val="28"/>
+                    </w:rPr>
+                  </w:pPr>
+                  <w:r>
+                    <w:rPr>
+                      <w:rFonts w:ascii="Noto Sans KR" w:eastAsia="Noto Sans KR" w:hAnsi="Noto Sans KR" w:hint="eastAsia"/>
+                      <w:sz w:val="28"/>
+                      <w:szCs w:val="28"/>
+                    </w:rPr>
+                    <w:t>11/30</w:t>
+                  </w:r>
+                </w:p>
+              </w:tc>
+              <w:tc>
+                <w:tcPr>
+                  <w:tcW w:w="6378" w:type="dxa"/>
+                </w:tcPr>
+                <w:p>
+                  <w:pPr>
+                    <w:spacing w:line="400" w:lineRule="exact"/>
+                    <w:jc w:val="both"/>
+                    <w:rPr>
+                      <w:rFonts w:ascii="Noto Sans KR" w:eastAsia="Noto Sans KR" w:hAnsi="Noto Sans KR"/>
+                      <w:sz w:val="28"/>
+                      <w:szCs w:val="28"/>
+                    </w:rPr>
+                  </w:pPr>
+                </w:p>
+              </w:tc>
+            </w:tr>
+            <w:tr>
+              <w:tc>
+                <w:tcPr>
+                  <w:tcW w:w="1306" w:type="dxa"/>
+                </w:tcPr>
+                <w:p>
+                  <w:pPr>
+                    <w:spacing w:line="400" w:lineRule="exact"/>
+                    <w:jc w:val="center"/>
+                    <w:rPr>
+                      <w:rFonts w:ascii="Noto Sans KR" w:eastAsia="Noto Sans KR" w:hAnsi="Noto Sans KR"/>
+                      <w:sz w:val="28"/>
+                      <w:szCs w:val="28"/>
+                    </w:rPr>
+                  </w:pPr>
+                  <w:r>
+                    <w:rPr>
+                      <w:rFonts w:ascii="Noto Sans KR" w:eastAsia="Noto Sans KR" w:hAnsi="Noto Sans KR" w:hint="eastAsia"/>
+                      <w:sz w:val="28"/>
+                      <w:szCs w:val="28"/>
+                    </w:rPr>
+                    <w:t>12/1</w:t>
+                  </w:r>
+                </w:p>
+              </w:tc>
+              <w:tc>
+                <w:tcPr>
+                  <w:tcW w:w="6378" w:type="dxa"/>
+                </w:tcPr>
+                <w:p>
+                  <w:pPr>
+                    <w:spacing w:line="400" w:lineRule="exact"/>
+                    <w:jc w:val="both"/>
+                    <w:rPr>
+                      <w:rFonts w:ascii="Noto Sans KR" w:eastAsia="Noto Sans KR" w:hAnsi="Noto Sans KR"/>
+                      <w:sz w:val="28"/>
+                      <w:szCs w:val="28"/>
+                    </w:rPr>
+                  </w:pPr>
+                </w:p>
+              </w:tc>
+            </w:tr>
+            <w:tr>
+              <w:tc>
+                <w:tcPr>
+                  <w:tcW w:w="1306" w:type="dxa"/>
+                </w:tcPr>
+                <w:p>
+                  <w:pPr>
+                    <w:spacing w:line="400" w:lineRule="exact"/>
+                    <w:jc w:val="center"/>
+                    <w:rPr>
+                      <w:rFonts w:ascii="Noto Sans KR" w:eastAsia="Noto Sans KR" w:hAnsi="Noto Sans KR"/>
+                      <w:sz w:val="28"/>
+                      <w:szCs w:val="28"/>
+                    </w:rPr>
+                  </w:pPr>
+                  <w:r>
+                    <w:rPr>
+                      <w:rFonts w:ascii="Noto Sans KR" w:eastAsia="Noto Sans KR" w:hAnsi="Noto Sans KR" w:hint="eastAsia"/>
+                      <w:sz w:val="28"/>
+                      <w:szCs w:val="28"/>
+                    </w:rPr>
+                    <w:t>12/2</w:t>
+                  </w:r>
+                </w:p>
+              </w:tc>
+              <w:tc>
+                <w:tcPr>
+                  <w:tcW w:w="6378" w:type="dxa"/>
+                </w:tcPr>
+                <w:p>
+                  <w:pPr>
+                    <w:spacing w:line="400" w:lineRule="exact"/>
+                    <w:jc w:val="both"/>
+                    <w:rPr>
+                      <w:rFonts w:ascii="Noto Sans KR" w:eastAsia="Noto Sans KR" w:hAnsi="Noto Sans KR"/>
+                      <w:sz w:val="28"/>
+                      <w:szCs w:val="28"/>
+                    </w:rPr>
+                  </w:pPr>
+                </w:p>
+              </w:tc>
+            </w:tr>
+            <w:tr>
+              <w:tc>
+                <w:tcPr>
+                  <w:tcW w:w="1306" w:type="dxa"/>
+                </w:tcPr>
+                <w:p>
+                  <w:pPr>
+                    <w:spacing w:line="400" w:lineRule="exact"/>
+                    <w:jc w:val="center"/>
+                    <w:rPr>
+                      <w:rFonts w:ascii="Noto Sans KR" w:eastAsia="Noto Sans KR" w:hAnsi="Noto Sans KR"/>
+                      <w:sz w:val="28"/>
+                      <w:szCs w:val="28"/>
+                    </w:rPr>
+                  </w:pPr>
+                  <w:r>
+                    <w:rPr>
+                      <w:rFonts w:ascii="Noto Sans KR" w:eastAsia="Noto Sans KR" w:hAnsi="Noto Sans KR" w:hint="eastAsia"/>
+                      <w:sz w:val="28"/>
+                      <w:szCs w:val="28"/>
+                    </w:rPr>
+                    <w:t>12/3</w:t>
+                  </w:r>
+                </w:p>
+              </w:tc>
+              <w:tc>
+                <w:tcPr>
+                  <w:tcW w:w="6378" w:type="dxa"/>
+                </w:tcPr>
+                <w:p>
+                  <w:pPr>
+                    <w:spacing w:line="400" w:lineRule="exact"/>
+                    <w:jc w:val="both"/>
+                    <w:rPr>
+                      <w:rFonts w:ascii="Noto Sans KR" w:eastAsia="Noto Sans KR" w:hAnsi="Noto Sans KR"/>
+                      <w:sz w:val="28"/>
+                      <w:szCs w:val="28"/>
+                    </w:rPr>
+                  </w:pPr>
+                </w:p>
+              </w:tc>
+            </w:tr>
+            <w:tr>
+              <w:tc>
+                <w:tcPr>
+                  <w:tcW w:w="1306" w:type="dxa"/>
+                </w:tcPr>
+                <w:p>
+                  <w:pPr>
+                    <w:spacing w:line="400" w:lineRule="exact"/>
+                    <w:jc w:val="center"/>
+                    <w:rPr>
+                      <w:rFonts w:ascii="Noto Sans KR" w:eastAsia="Noto Sans KR" w:hAnsi="Noto Sans KR"/>
+                      <w:sz w:val="28"/>
+                      <w:szCs w:val="28"/>
+                    </w:rPr>
+                  </w:pPr>
+                  <w:r>
+                    <w:rPr>
+                      <w:rFonts w:ascii="Noto Sans KR" w:eastAsia="Noto Sans KR" w:hAnsi="Noto Sans KR" w:hint="eastAsia"/>
+                      <w:sz w:val="28"/>
+                      <w:szCs w:val="28"/>
+                    </w:rPr>
                     <w:lastRenderedPageBreak/>
-                    <w:t>11/20</w:t>
-                  </w:r>
-                </w:p>
-              </w:tc>
-              <w:tc>
-                <w:tcPr>
-                  <w:tcW w:w="6378" w:type="dxa"/>
-                </w:tcPr>
-                <w:p>
-                  <w:pPr>
-                    <w:spacing w:line="400" w:lineRule="exact"/>
-                    <w:jc w:val="both"/>
-                    <w:rPr>
-                      <w:rFonts w:ascii="Noto Sans KR" w:eastAsia="Noto Sans KR" w:hAnsi="Noto Sans KR"/>
-                      <w:sz w:val="28"/>
-                      <w:szCs w:val="28"/>
-                    </w:rPr>
-                  </w:pPr>
-                </w:p>
-              </w:tc>
-            </w:tr>
-            <w:tr>
-              <w:tc>
-                <w:tcPr>
-                  <w:tcW w:w="1306" w:type="dxa"/>
-                </w:tcPr>
-                <w:p>
-                  <w:pPr>
-                    <w:spacing w:line="400" w:lineRule="exact"/>
-                    <w:jc w:val="center"/>
-                    <w:rPr>
-                      <w:rFonts w:ascii="Noto Sans KR" w:eastAsia="Noto Sans KR" w:hAnsi="Noto Sans KR"/>
-                      <w:sz w:val="28"/>
-                      <w:szCs w:val="28"/>
-                    </w:rPr>
-                  </w:pPr>
-                  <w:r>
-                    <w:rPr>
-                      <w:rFonts w:ascii="Noto Sans KR" w:eastAsia="Noto Sans KR" w:hAnsi="Noto Sans KR" w:hint="eastAsia"/>
-                      <w:sz w:val="28"/>
-                      <w:szCs w:val="28"/>
-                    </w:rPr>
-                    <w:t>11/21</w:t>
-                  </w:r>
-                </w:p>
-              </w:tc>
-              <w:tc>
-                <w:tcPr>
-                  <w:tcW w:w="6378" w:type="dxa"/>
-                </w:tcPr>
-                <w:p>
-                  <w:pPr>
-                    <w:spacing w:line="400" w:lineRule="exact"/>
-                    <w:jc w:val="both"/>
-                    <w:rPr>
-                      <w:rFonts w:ascii="Noto Sans KR" w:eastAsia="Noto Sans KR" w:hAnsi="Noto Sans KR"/>
-                      <w:sz w:val="28"/>
-                      <w:szCs w:val="28"/>
-                    </w:rPr>
-                  </w:pPr>
-                </w:p>
-              </w:tc>
-            </w:tr>
-            <w:tr>
-              <w:tc>
-                <w:tcPr>
-                  <w:tcW w:w="1306" w:type="dxa"/>
-                </w:tcPr>
-                <w:p>
-                  <w:pPr>
-                    <w:spacing w:line="400" w:lineRule="exact"/>
-                    <w:jc w:val="center"/>
-                    <w:rPr>
-                      <w:rFonts w:ascii="Noto Sans KR" w:eastAsia="Noto Sans KR" w:hAnsi="Noto Sans KR"/>
-                      <w:sz w:val="28"/>
-                      <w:szCs w:val="28"/>
-                    </w:rPr>
-                  </w:pPr>
-                  <w:r>
-                    <w:rPr>
-                      <w:rFonts w:ascii="Noto Sans KR" w:eastAsia="Noto Sans KR" w:hAnsi="Noto Sans KR" w:hint="eastAsia"/>
-                      <w:sz w:val="28"/>
-                      <w:szCs w:val="28"/>
-                    </w:rPr>
-                    <w:t>11/22</w:t>
-                  </w:r>
-                </w:p>
-              </w:tc>
-              <w:tc>
-                <w:tcPr>
-                  <w:tcW w:w="6378" w:type="dxa"/>
-                </w:tcPr>
-                <w:p>
-                  <w:pPr>
-                    <w:spacing w:line="400" w:lineRule="exact"/>
-                    <w:jc w:val="both"/>
-                    <w:rPr>
-                      <w:rFonts w:ascii="Noto Sans KR" w:eastAsia="Noto Sans KR" w:hAnsi="Noto Sans KR"/>
-                      <w:sz w:val="28"/>
-                      <w:szCs w:val="28"/>
-                    </w:rPr>
-                  </w:pPr>
-                </w:p>
-              </w:tc>
-            </w:tr>
-            <w:tr>
-              <w:tc>
-                <w:tcPr>
-                  <w:tcW w:w="1306" w:type="dxa"/>
-                </w:tcPr>
-                <w:p>
-                  <w:pPr>
-                    <w:spacing w:line="400" w:lineRule="exact"/>
-                    <w:jc w:val="center"/>
-                    <w:rPr>
-                      <w:rFonts w:ascii="Noto Sans KR" w:eastAsia="Noto Sans KR" w:hAnsi="Noto Sans KR"/>
-                      <w:sz w:val="28"/>
-                      <w:szCs w:val="28"/>
-                    </w:rPr>
-                  </w:pPr>
-                  <w:r>
-                    <w:rPr>
-                      <w:rFonts w:ascii="Noto Sans KR" w:eastAsia="Noto Sans KR" w:hAnsi="Noto Sans KR" w:hint="eastAsia"/>
-                      <w:sz w:val="28"/>
-                      <w:szCs w:val="28"/>
-                    </w:rPr>
-                    <w:t>11/23</w:t>
-                  </w:r>
-                </w:p>
-              </w:tc>
-              <w:tc>
-                <w:tcPr>
-                  <w:tcW w:w="6378" w:type="dxa"/>
-                </w:tcPr>
-                <w:p>
-                  <w:pPr>
-                    <w:spacing w:line="400" w:lineRule="exact"/>
-                    <w:jc w:val="both"/>
-                    <w:rPr>
-                      <w:rFonts w:ascii="Noto Sans KR" w:eastAsia="Noto Sans KR" w:hAnsi="Noto Sans KR"/>
-                      <w:sz w:val="28"/>
-                      <w:szCs w:val="28"/>
-                    </w:rPr>
-                  </w:pPr>
-                </w:p>
-              </w:tc>
-            </w:tr>
-            <w:tr>
-              <w:tc>
-                <w:tcPr>
-                  <w:tcW w:w="1306" w:type="dxa"/>
-                </w:tcPr>
-                <w:p>
-                  <w:pPr>
-                    <w:spacing w:line="400" w:lineRule="exact"/>
-                    <w:jc w:val="center"/>
-                    <w:rPr>
-                      <w:rFonts w:ascii="Noto Sans KR" w:eastAsia="Noto Sans KR" w:hAnsi="Noto Sans KR"/>
-                      <w:sz w:val="28"/>
-                      <w:szCs w:val="28"/>
-                    </w:rPr>
-                  </w:pPr>
-                  <w:r>
-                    <w:rPr>
-                      <w:rFonts w:ascii="Noto Sans KR" w:eastAsia="Noto Sans KR" w:hAnsi="Noto Sans KR" w:hint="eastAsia"/>
-                      <w:sz w:val="28"/>
-                      <w:szCs w:val="28"/>
-                    </w:rPr>
-                    <w:t>11/24</w:t>
-                  </w:r>
-                </w:p>
-              </w:tc>
-              <w:tc>
-                <w:tcPr>
-                  <w:tcW w:w="6378" w:type="dxa"/>
-                </w:tcPr>
-                <w:p>
-                  <w:pPr>
-                    <w:spacing w:line="400" w:lineRule="exact"/>
-                    <w:jc w:val="both"/>
-                    <w:rPr>
-                      <w:rFonts w:ascii="Noto Sans KR" w:eastAsia="Noto Sans KR" w:hAnsi="Noto Sans KR"/>
-                      <w:sz w:val="28"/>
-                      <w:szCs w:val="28"/>
-                    </w:rPr>
-                  </w:pPr>
-                </w:p>
-              </w:tc>
-            </w:tr>
-            <w:tr>
-              <w:tc>
-                <w:tcPr>
-                  <w:tcW w:w="1306" w:type="dxa"/>
-                </w:tcPr>
-                <w:p>
-                  <w:pPr>
-                    <w:spacing w:line="400" w:lineRule="exact"/>
-                    <w:jc w:val="center"/>
-                    <w:rPr>
-                      <w:rFonts w:ascii="Noto Sans KR" w:eastAsia="Noto Sans KR" w:hAnsi="Noto Sans KR"/>
-                      <w:sz w:val="28"/>
-                      <w:szCs w:val="28"/>
-                    </w:rPr>
-                  </w:pPr>
-                  <w:r>
-                    <w:rPr>
-                      <w:rFonts w:ascii="Noto Sans KR" w:eastAsia="Noto Sans KR" w:hAnsi="Noto Sans KR" w:hint="eastAsia"/>
-                      <w:sz w:val="28"/>
-                      <w:szCs w:val="28"/>
-                    </w:rPr>
-                    <w:t>11/25</w:t>
-                  </w:r>
-                </w:p>
-              </w:tc>
-              <w:tc>
-                <w:tcPr>
-                  <w:tcW w:w="6378" w:type="dxa"/>
-                </w:tcPr>
-                <w:p>
-                  <w:pPr>
-                    <w:spacing w:line="400" w:lineRule="exact"/>
-                    <w:jc w:val="both"/>
-                    <w:rPr>
-                      <w:rFonts w:ascii="Noto Sans KR" w:eastAsia="Noto Sans KR" w:hAnsi="Noto Sans KR"/>
-                      <w:sz w:val="28"/>
-                      <w:szCs w:val="28"/>
-                    </w:rPr>
-                  </w:pPr>
-                </w:p>
-              </w:tc>
-            </w:tr>
-            <w:tr>
-              <w:tc>
-                <w:tcPr>
-                  <w:tcW w:w="1306" w:type="dxa"/>
-                </w:tcPr>
-                <w:p>
-                  <w:pPr>
-                    <w:spacing w:line="400" w:lineRule="exact"/>
-                    <w:jc w:val="center"/>
-                    <w:rPr>
-                      <w:rFonts w:ascii="Noto Sans KR" w:eastAsia="Noto Sans KR" w:hAnsi="Noto Sans KR"/>
-                      <w:sz w:val="28"/>
-                      <w:szCs w:val="28"/>
-                    </w:rPr>
-                  </w:pPr>
-                  <w:r>
-                    <w:rPr>
-                      <w:rFonts w:ascii="Noto Sans KR" w:eastAsia="Noto Sans KR" w:hAnsi="Noto Sans KR" w:hint="eastAsia"/>
-                      <w:sz w:val="28"/>
-                      <w:szCs w:val="28"/>
-                    </w:rPr>
-                    <w:t>11/26</w:t>
-                  </w:r>
-                </w:p>
-              </w:tc>
-              <w:tc>
-                <w:tcPr>
-                  <w:tcW w:w="6378" w:type="dxa"/>
-                </w:tcPr>
-                <w:p>
-                  <w:pPr>
-                    <w:spacing w:line="400" w:lineRule="exact"/>
-                    <w:jc w:val="both"/>
-                    <w:rPr>
-                      <w:rFonts w:ascii="Noto Sans KR" w:eastAsia="Noto Sans KR" w:hAnsi="Noto Sans KR"/>
-                      <w:sz w:val="28"/>
-                      <w:szCs w:val="28"/>
-                    </w:rPr>
-                  </w:pPr>
-                </w:p>
-              </w:tc>
-            </w:tr>
-            <w:tr>
-              <w:tc>
-                <w:tcPr>
-                  <w:tcW w:w="1306" w:type="dxa"/>
-                </w:tcPr>
-                <w:p>
-                  <w:pPr>
-                    <w:spacing w:line="400" w:lineRule="exact"/>
-                    <w:jc w:val="center"/>
-                    <w:rPr>
-                      <w:rFonts w:ascii="Noto Sans KR" w:eastAsia="Noto Sans KR" w:hAnsi="Noto Sans KR"/>
-                      <w:sz w:val="28"/>
-                      <w:szCs w:val="28"/>
-                    </w:rPr>
-                  </w:pPr>
-                  <w:r>
-                    <w:rPr>
-                      <w:rFonts w:ascii="Noto Sans KR" w:eastAsia="Noto Sans KR" w:hAnsi="Noto Sans KR" w:hint="eastAsia"/>
-                      <w:sz w:val="28"/>
-                      <w:szCs w:val="28"/>
-                    </w:rPr>
-                    <w:t>11/27</w:t>
-                  </w:r>
-                </w:p>
-              </w:tc>
-              <w:tc>
-                <w:tcPr>
-                  <w:tcW w:w="6378" w:type="dxa"/>
-                </w:tcPr>
-                <w:p>
-                  <w:pPr>
-                    <w:spacing w:line="400" w:lineRule="exact"/>
-                    <w:jc w:val="both"/>
-                    <w:rPr>
-                      <w:rFonts w:ascii="Noto Sans KR" w:eastAsia="Noto Sans KR" w:hAnsi="Noto Sans KR"/>
-                      <w:sz w:val="28"/>
-                      <w:szCs w:val="28"/>
-                    </w:rPr>
-                  </w:pPr>
-                </w:p>
-              </w:tc>
-            </w:tr>
-            <w:tr>
-              <w:tc>
-                <w:tcPr>
-                  <w:tcW w:w="1306" w:type="dxa"/>
-                </w:tcPr>
-                <w:p>
-                  <w:pPr>
-                    <w:spacing w:line="400" w:lineRule="exact"/>
-                    <w:jc w:val="center"/>
-                    <w:rPr>
-                      <w:rFonts w:ascii="Noto Sans KR" w:eastAsia="Noto Sans KR" w:hAnsi="Noto Sans KR"/>
-                      <w:sz w:val="28"/>
-                      <w:szCs w:val="28"/>
-                    </w:rPr>
-                  </w:pPr>
-                  <w:r>
-                    <w:rPr>
-                      <w:rFonts w:ascii="Noto Sans KR" w:eastAsia="Noto Sans KR" w:hAnsi="Noto Sans KR" w:hint="eastAsia"/>
-                      <w:sz w:val="28"/>
-                      <w:szCs w:val="28"/>
-                    </w:rPr>
-                    <w:t>11/28</w:t>
-                  </w:r>
-                </w:p>
-              </w:tc>
-              <w:tc>
-                <w:tcPr>
-                  <w:tcW w:w="6378" w:type="dxa"/>
-                </w:tcPr>
-                <w:p>
-                  <w:pPr>
-                    <w:spacing w:line="400" w:lineRule="exact"/>
-                    <w:jc w:val="both"/>
-                    <w:rPr>
-                      <w:rFonts w:ascii="Noto Sans KR" w:eastAsia="Noto Sans KR" w:hAnsi="Noto Sans KR"/>
-                      <w:sz w:val="28"/>
-                      <w:szCs w:val="28"/>
-                    </w:rPr>
-                  </w:pPr>
-                </w:p>
-              </w:tc>
-            </w:tr>
-            <w:tr>
-              <w:tc>
-                <w:tcPr>
-                  <w:tcW w:w="1306" w:type="dxa"/>
-                </w:tcPr>
-                <w:p>
-                  <w:pPr>
-                    <w:spacing w:line="400" w:lineRule="exact"/>
-                    <w:jc w:val="center"/>
-                    <w:rPr>
-                      <w:rFonts w:ascii="Noto Sans KR" w:eastAsia="Noto Sans KR" w:hAnsi="Noto Sans KR"/>
-                      <w:sz w:val="28"/>
-                      <w:szCs w:val="28"/>
-                    </w:rPr>
-                  </w:pPr>
-                  <w:r>
-                    <w:rPr>
-                      <w:rFonts w:ascii="Noto Sans KR" w:eastAsia="Noto Sans KR" w:hAnsi="Noto Sans KR" w:hint="eastAsia"/>
-                      <w:sz w:val="28"/>
-                      <w:szCs w:val="28"/>
-                    </w:rPr>
-                    <w:t>11/29</w:t>
-                  </w:r>
-                </w:p>
-              </w:tc>
-              <w:tc>
-                <w:tcPr>
-                  <w:tcW w:w="6378" w:type="dxa"/>
-                </w:tcPr>
-                <w:p>
-                  <w:pPr>
-                    <w:spacing w:line="400" w:lineRule="exact"/>
-                    <w:jc w:val="both"/>
-                    <w:rPr>
-                      <w:rFonts w:ascii="Noto Sans KR" w:eastAsia="Noto Sans KR" w:hAnsi="Noto Sans KR"/>
-                      <w:sz w:val="28"/>
-                      <w:szCs w:val="28"/>
-                    </w:rPr>
-                  </w:pPr>
-                </w:p>
-              </w:tc>
-            </w:tr>
-            <w:tr>
-              <w:tc>
-                <w:tcPr>
-                  <w:tcW w:w="1306" w:type="dxa"/>
-                </w:tcPr>
-                <w:p>
-                  <w:pPr>
-                    <w:spacing w:line="400" w:lineRule="exact"/>
-                    <w:jc w:val="center"/>
-                    <w:rPr>
-                      <w:rFonts w:ascii="Noto Sans KR" w:eastAsia="Noto Sans KR" w:hAnsi="Noto Sans KR"/>
-                      <w:sz w:val="28"/>
-                      <w:szCs w:val="28"/>
-                    </w:rPr>
-                  </w:pPr>
-                  <w:r>
-                    <w:rPr>
-                      <w:rFonts w:ascii="Noto Sans KR" w:eastAsia="Noto Sans KR" w:hAnsi="Noto Sans KR" w:hint="eastAsia"/>
-                      <w:sz w:val="28"/>
-                      <w:szCs w:val="28"/>
-                    </w:rPr>
-                    <w:t>11/30</w:t>
-                  </w:r>
-                </w:p>
-              </w:tc>
-              <w:tc>
-                <w:tcPr>
-                  <w:tcW w:w="6378" w:type="dxa"/>
-                </w:tcPr>
-                <w:p>
-                  <w:pPr>
-                    <w:spacing w:line="400" w:lineRule="exact"/>
-                    <w:jc w:val="both"/>
-                    <w:rPr>
-                      <w:rFonts w:ascii="Noto Sans KR" w:eastAsia="Noto Sans KR" w:hAnsi="Noto Sans KR"/>
-                      <w:sz w:val="28"/>
-                      <w:szCs w:val="28"/>
-                    </w:rPr>
-                  </w:pPr>
-                </w:p>
-              </w:tc>
-            </w:tr>
-            <w:tr>
-              <w:tc>
-                <w:tcPr>
-                  <w:tcW w:w="1306" w:type="dxa"/>
-                </w:tcPr>
-                <w:p>
-                  <w:pPr>
-                    <w:spacing w:line="400" w:lineRule="exact"/>
-                    <w:jc w:val="center"/>
-                    <w:rPr>
-                      <w:rFonts w:ascii="Noto Sans KR" w:eastAsia="Noto Sans KR" w:hAnsi="Noto Sans KR"/>
-                      <w:sz w:val="28"/>
-                      <w:szCs w:val="28"/>
-                    </w:rPr>
-                  </w:pPr>
-                  <w:r>
-                    <w:rPr>
-                      <w:rFonts w:ascii="Noto Sans KR" w:eastAsia="Noto Sans KR" w:hAnsi="Noto Sans KR" w:hint="eastAsia"/>
-                      <w:sz w:val="28"/>
-                      <w:szCs w:val="28"/>
-                    </w:rPr>
-                    <w:t>12/1</w:t>
-                  </w:r>
-                </w:p>
-              </w:tc>
-              <w:tc>
-                <w:tcPr>
-                  <w:tcW w:w="6378" w:type="dxa"/>
-                </w:tcPr>
-                <w:p>
-                  <w:pPr>
-                    <w:spacing w:line="400" w:lineRule="exact"/>
-                    <w:jc w:val="both"/>
-                    <w:rPr>
-                      <w:rFonts w:ascii="Noto Sans KR" w:eastAsia="Noto Sans KR" w:hAnsi="Noto Sans KR"/>
-                      <w:sz w:val="28"/>
-                      <w:szCs w:val="28"/>
-                    </w:rPr>
-                  </w:pPr>
-                </w:p>
-              </w:tc>
-            </w:tr>
-            <w:tr>
-              <w:tc>
-                <w:tcPr>
-                  <w:tcW w:w="1306" w:type="dxa"/>
-                </w:tcPr>
-                <w:p>
-                  <w:pPr>
-                    <w:spacing w:line="400" w:lineRule="exact"/>
-                    <w:jc w:val="center"/>
-                    <w:rPr>
-                      <w:rFonts w:ascii="Noto Sans KR" w:eastAsia="Noto Sans KR" w:hAnsi="Noto Sans KR"/>
-                      <w:sz w:val="28"/>
-                      <w:szCs w:val="28"/>
-                    </w:rPr>
-                  </w:pPr>
-                  <w:r>
-                    <w:rPr>
-                      <w:rFonts w:ascii="Noto Sans KR" w:eastAsia="Noto Sans KR" w:hAnsi="Noto Sans KR" w:hint="eastAsia"/>
-                      <w:sz w:val="28"/>
-                      <w:szCs w:val="28"/>
-                    </w:rPr>
-                    <w:t>12/2</w:t>
-                  </w:r>
-                </w:p>
-              </w:tc>
-              <w:tc>
-                <w:tcPr>
-                  <w:tcW w:w="6378" w:type="dxa"/>
-                </w:tcPr>
-                <w:p>
-                  <w:pPr>
-                    <w:spacing w:line="400" w:lineRule="exact"/>
-                    <w:jc w:val="both"/>
-                    <w:rPr>
-                      <w:rFonts w:ascii="Noto Sans KR" w:eastAsia="Noto Sans KR" w:hAnsi="Noto Sans KR"/>
-                      <w:sz w:val="28"/>
-                      <w:szCs w:val="28"/>
-                    </w:rPr>
-                  </w:pPr>
-                </w:p>
-              </w:tc>
-            </w:tr>
-            <w:tr>
-              <w:tc>
-                <w:tcPr>
-                  <w:tcW w:w="1306" w:type="dxa"/>
-                </w:tcPr>
-                <w:p>
-                  <w:pPr>
-                    <w:spacing w:line="400" w:lineRule="exact"/>
-                    <w:jc w:val="center"/>
-                    <w:rPr>
-                      <w:rFonts w:ascii="Noto Sans KR" w:eastAsia="Noto Sans KR" w:hAnsi="Noto Sans KR"/>
-                      <w:sz w:val="28"/>
-                      <w:szCs w:val="28"/>
-                    </w:rPr>
-                  </w:pPr>
-                  <w:r>
-                    <w:rPr>
-                      <w:rFonts w:ascii="Noto Sans KR" w:eastAsia="Noto Sans KR" w:hAnsi="Noto Sans KR" w:hint="eastAsia"/>
-                      <w:sz w:val="28"/>
-                      <w:szCs w:val="28"/>
-                    </w:rPr>
-                    <w:t>12/3</w:t>
-                  </w:r>
-                </w:p>
-              </w:tc>
-              <w:tc>
-                <w:tcPr>
-                  <w:tcW w:w="6378" w:type="dxa"/>
-                </w:tcPr>
-                <w:p>
-                  <w:pPr>
-                    <w:spacing w:line="400" w:lineRule="exact"/>
-                    <w:jc w:val="both"/>
-                    <w:rPr>
-                      <w:rFonts w:ascii="Noto Sans KR" w:eastAsia="Noto Sans KR" w:hAnsi="Noto Sans KR"/>
-                      <w:sz w:val="28"/>
-                      <w:szCs w:val="28"/>
-                    </w:rPr>
-                  </w:pPr>
-                </w:p>
-              </w:tc>
-            </w:tr>
-            <w:tr>
-              <w:tc>
-                <w:tcPr>
-                  <w:tcW w:w="1306" w:type="dxa"/>
-                </w:tcPr>
-                <w:p>
-                  <w:pPr>
-                    <w:spacing w:line="400" w:lineRule="exact"/>
-                    <w:jc w:val="center"/>
-                    <w:rPr>
-                      <w:rFonts w:ascii="Noto Sans KR" w:eastAsia="Noto Sans KR" w:hAnsi="Noto Sans KR"/>
-                      <w:sz w:val="28"/>
-                      <w:szCs w:val="28"/>
-                    </w:rPr>
-                  </w:pPr>
-                  <w:r>
-                    <w:rPr>
-                      <w:rFonts w:ascii="Noto Sans KR" w:eastAsia="Noto Sans KR" w:hAnsi="Noto Sans KR" w:hint="eastAsia"/>
-                      <w:sz w:val="28"/>
-                      <w:szCs w:val="28"/>
-                    </w:rPr>
                     <w:t>12/4</w:t>
                   </w:r>
                 </w:p>
@@ -5948,259 +6023,259 @@
                       <w:sz w:val="28"/>
                       <w:szCs w:val="28"/>
                     </w:rPr>
+                    <w:t>11/15</w:t>
+                  </w:r>
+                </w:p>
+              </w:tc>
+              <w:tc>
+                <w:tcPr>
+                  <w:tcW w:w="6378" w:type="dxa"/>
+                </w:tcPr>
+                <w:p>
+                  <w:pPr>
+                    <w:spacing w:line="400" w:lineRule="exact"/>
+                    <w:jc w:val="both"/>
+                    <w:rPr>
+                      <w:rFonts w:ascii="Noto Sans KR" w:eastAsia="Noto Sans KR" w:hAnsi="Noto Sans KR"/>
+                      <w:sz w:val="28"/>
+                      <w:szCs w:val="28"/>
+                    </w:rPr>
+                  </w:pPr>
+                </w:p>
+              </w:tc>
+            </w:tr>
+            <w:tr>
+              <w:tc>
+                <w:tcPr>
+                  <w:tcW w:w="1306" w:type="dxa"/>
+                </w:tcPr>
+                <w:p>
+                  <w:pPr>
+                    <w:spacing w:line="400" w:lineRule="exact"/>
+                    <w:jc w:val="center"/>
+                    <w:rPr>
+                      <w:rFonts w:ascii="Noto Sans KR" w:eastAsia="Noto Sans KR" w:hAnsi="Noto Sans KR"/>
+                      <w:sz w:val="28"/>
+                      <w:szCs w:val="28"/>
+                    </w:rPr>
+                  </w:pPr>
+                  <w:r>
+                    <w:rPr>
+                      <w:rFonts w:ascii="Noto Sans KR" w:eastAsia="Noto Sans KR" w:hAnsi="Noto Sans KR" w:hint="eastAsia"/>
+                      <w:sz w:val="28"/>
+                      <w:szCs w:val="28"/>
+                    </w:rPr>
+                    <w:t>11/16</w:t>
+                  </w:r>
+                </w:p>
+              </w:tc>
+              <w:tc>
+                <w:tcPr>
+                  <w:tcW w:w="6378" w:type="dxa"/>
+                </w:tcPr>
+                <w:p>
+                  <w:pPr>
+                    <w:spacing w:line="400" w:lineRule="exact"/>
+                    <w:jc w:val="both"/>
+                    <w:rPr>
+                      <w:rFonts w:ascii="Noto Sans KR" w:eastAsia="Noto Sans KR" w:hAnsi="Noto Sans KR"/>
+                      <w:sz w:val="28"/>
+                      <w:szCs w:val="28"/>
+                    </w:rPr>
+                  </w:pPr>
+                </w:p>
+              </w:tc>
+            </w:tr>
+            <w:tr>
+              <w:tc>
+                <w:tcPr>
+                  <w:tcW w:w="1306" w:type="dxa"/>
+                </w:tcPr>
+                <w:p>
+                  <w:pPr>
+                    <w:spacing w:line="400" w:lineRule="exact"/>
+                    <w:jc w:val="center"/>
+                    <w:rPr>
+                      <w:rFonts w:ascii="Noto Sans KR" w:eastAsia="Noto Sans KR" w:hAnsi="Noto Sans KR"/>
+                      <w:sz w:val="28"/>
+                      <w:szCs w:val="28"/>
+                    </w:rPr>
+                  </w:pPr>
+                  <w:r>
+                    <w:rPr>
+                      <w:rFonts w:ascii="Noto Sans KR" w:eastAsia="Noto Sans KR" w:hAnsi="Noto Sans KR" w:hint="eastAsia"/>
+                      <w:sz w:val="28"/>
+                      <w:szCs w:val="28"/>
+                    </w:rPr>
+                    <w:t>11/17</w:t>
+                  </w:r>
+                </w:p>
+              </w:tc>
+              <w:tc>
+                <w:tcPr>
+                  <w:tcW w:w="6378" w:type="dxa"/>
+                </w:tcPr>
+                <w:p>
+                  <w:pPr>
+                    <w:spacing w:line="400" w:lineRule="exact"/>
+                    <w:jc w:val="both"/>
+                    <w:rPr>
+                      <w:rFonts w:ascii="Noto Sans KR" w:eastAsia="Noto Sans KR" w:hAnsi="Noto Sans KR"/>
+                      <w:sz w:val="28"/>
+                      <w:szCs w:val="28"/>
+                    </w:rPr>
+                  </w:pPr>
+                </w:p>
+              </w:tc>
+            </w:tr>
+            <w:tr>
+              <w:tc>
+                <w:tcPr>
+                  <w:tcW w:w="1306" w:type="dxa"/>
+                </w:tcPr>
+                <w:p>
+                  <w:pPr>
+                    <w:spacing w:line="400" w:lineRule="exact"/>
+                    <w:jc w:val="center"/>
+                    <w:rPr>
+                      <w:rFonts w:ascii="Noto Sans KR" w:eastAsia="Noto Sans KR" w:hAnsi="Noto Sans KR"/>
+                      <w:sz w:val="28"/>
+                      <w:szCs w:val="28"/>
+                    </w:rPr>
+                  </w:pPr>
+                  <w:r>
+                    <w:rPr>
+                      <w:rFonts w:ascii="Noto Sans KR" w:eastAsia="Noto Sans KR" w:hAnsi="Noto Sans KR" w:hint="eastAsia"/>
+                      <w:sz w:val="28"/>
+                      <w:szCs w:val="28"/>
+                    </w:rPr>
+                    <w:t>11/18</w:t>
+                  </w:r>
+                </w:p>
+              </w:tc>
+              <w:tc>
+                <w:tcPr>
+                  <w:tcW w:w="6378" w:type="dxa"/>
+                </w:tcPr>
+                <w:p>
+                  <w:pPr>
+                    <w:spacing w:line="400" w:lineRule="exact"/>
+                    <w:jc w:val="both"/>
+                    <w:rPr>
+                      <w:rFonts w:ascii="Noto Sans KR" w:eastAsia="Noto Sans KR" w:hAnsi="Noto Sans KR"/>
+                      <w:sz w:val="28"/>
+                      <w:szCs w:val="28"/>
+                    </w:rPr>
+                  </w:pPr>
+                </w:p>
+              </w:tc>
+            </w:tr>
+            <w:tr>
+              <w:tc>
+                <w:tcPr>
+                  <w:tcW w:w="1306" w:type="dxa"/>
+                </w:tcPr>
+                <w:p>
+                  <w:pPr>
+                    <w:spacing w:line="400" w:lineRule="exact"/>
+                    <w:jc w:val="center"/>
+                    <w:rPr>
+                      <w:rFonts w:ascii="Noto Sans KR" w:eastAsia="Noto Sans KR" w:hAnsi="Noto Sans KR"/>
+                      <w:sz w:val="28"/>
+                      <w:szCs w:val="28"/>
+                    </w:rPr>
+                  </w:pPr>
+                  <w:r>
+                    <w:rPr>
+                      <w:rFonts w:ascii="Noto Sans KR" w:eastAsia="Noto Sans KR" w:hAnsi="Noto Sans KR" w:hint="eastAsia"/>
+                      <w:sz w:val="28"/>
+                      <w:szCs w:val="28"/>
+                    </w:rPr>
+                    <w:t>11/19</w:t>
+                  </w:r>
+                </w:p>
+              </w:tc>
+              <w:tc>
+                <w:tcPr>
+                  <w:tcW w:w="6378" w:type="dxa"/>
+                </w:tcPr>
+                <w:p>
+                  <w:pPr>
+                    <w:spacing w:line="400" w:lineRule="exact"/>
+                    <w:jc w:val="both"/>
+                    <w:rPr>
+                      <w:rFonts w:ascii="Noto Sans KR" w:eastAsia="Noto Sans KR" w:hAnsi="Noto Sans KR"/>
+                      <w:sz w:val="28"/>
+                      <w:szCs w:val="28"/>
+                    </w:rPr>
+                  </w:pPr>
+                </w:p>
+              </w:tc>
+            </w:tr>
+            <w:tr>
+              <w:tc>
+                <w:tcPr>
+                  <w:tcW w:w="1306" w:type="dxa"/>
+                </w:tcPr>
+                <w:p>
+                  <w:pPr>
+                    <w:spacing w:line="400" w:lineRule="exact"/>
+                    <w:jc w:val="center"/>
+                    <w:rPr>
+                      <w:rFonts w:ascii="Noto Sans KR" w:eastAsia="Noto Sans KR" w:hAnsi="Noto Sans KR"/>
+                      <w:sz w:val="28"/>
+                      <w:szCs w:val="28"/>
+                    </w:rPr>
+                  </w:pPr>
+                  <w:r>
+                    <w:rPr>
+                      <w:rFonts w:ascii="Noto Sans KR" w:eastAsia="Noto Sans KR" w:hAnsi="Noto Sans KR" w:hint="eastAsia"/>
+                      <w:sz w:val="28"/>
+                      <w:szCs w:val="28"/>
+                    </w:rPr>
+                    <w:t>11/20</w:t>
+                  </w:r>
+                </w:p>
+              </w:tc>
+              <w:tc>
+                <w:tcPr>
+                  <w:tcW w:w="6378" w:type="dxa"/>
+                </w:tcPr>
+                <w:p>
+                  <w:pPr>
+                    <w:spacing w:line="400" w:lineRule="exact"/>
+                    <w:jc w:val="both"/>
+                    <w:rPr>
+                      <w:rFonts w:ascii="Noto Sans KR" w:eastAsia="Noto Sans KR" w:hAnsi="Noto Sans KR"/>
+                      <w:sz w:val="28"/>
+                      <w:szCs w:val="28"/>
+                    </w:rPr>
+                  </w:pPr>
+                </w:p>
+              </w:tc>
+            </w:tr>
+            <w:tr>
+              <w:tc>
+                <w:tcPr>
+                  <w:tcW w:w="1306" w:type="dxa"/>
+                </w:tcPr>
+                <w:p>
+                  <w:pPr>
+                    <w:spacing w:line="400" w:lineRule="exact"/>
+                    <w:jc w:val="center"/>
+                    <w:rPr>
+                      <w:rFonts w:ascii="Noto Sans KR" w:eastAsia="Noto Sans KR" w:hAnsi="Noto Sans KR"/>
+                      <w:sz w:val="28"/>
+                      <w:szCs w:val="28"/>
+                    </w:rPr>
+                  </w:pPr>
+                  <w:r>
+                    <w:rPr>
+                      <w:rFonts w:ascii="Noto Sans KR" w:eastAsia="Noto Sans KR" w:hAnsi="Noto Sans KR" w:hint="eastAsia"/>
+                      <w:sz w:val="28"/>
+                      <w:szCs w:val="28"/>
+                    </w:rPr>
                     <w:lastRenderedPageBreak/>
-                    <w:t>11/15</w:t>
-                  </w:r>
-                </w:p>
-              </w:tc>
-              <w:tc>
-                <w:tcPr>
-                  <w:tcW w:w="6378" w:type="dxa"/>
-                </w:tcPr>
-                <w:p>
-                  <w:pPr>
-                    <w:spacing w:line="400" w:lineRule="exact"/>
-                    <w:jc w:val="both"/>
-                    <w:rPr>
-                      <w:rFonts w:ascii="Noto Sans KR" w:eastAsia="Noto Sans KR" w:hAnsi="Noto Sans KR"/>
-                      <w:sz w:val="28"/>
-                      <w:szCs w:val="28"/>
-                    </w:rPr>
-                  </w:pPr>
-                </w:p>
-              </w:tc>
-            </w:tr>
-            <w:tr>
-              <w:tc>
-                <w:tcPr>
-                  <w:tcW w:w="1306" w:type="dxa"/>
-                </w:tcPr>
-                <w:p>
-                  <w:pPr>
-                    <w:spacing w:line="400" w:lineRule="exact"/>
-                    <w:jc w:val="center"/>
-                    <w:rPr>
-                      <w:rFonts w:ascii="Noto Sans KR" w:eastAsia="Noto Sans KR" w:hAnsi="Noto Sans KR"/>
-                      <w:sz w:val="28"/>
-                      <w:szCs w:val="28"/>
-                    </w:rPr>
-                  </w:pPr>
-                  <w:r>
-                    <w:rPr>
-                      <w:rFonts w:ascii="Noto Sans KR" w:eastAsia="Noto Sans KR" w:hAnsi="Noto Sans KR" w:hint="eastAsia"/>
-                      <w:sz w:val="28"/>
-                      <w:szCs w:val="28"/>
-                    </w:rPr>
-                    <w:t>11/16</w:t>
-                  </w:r>
-                </w:p>
-              </w:tc>
-              <w:tc>
-                <w:tcPr>
-                  <w:tcW w:w="6378" w:type="dxa"/>
-                </w:tcPr>
-                <w:p>
-                  <w:pPr>
-                    <w:spacing w:line="400" w:lineRule="exact"/>
-                    <w:jc w:val="both"/>
-                    <w:rPr>
-                      <w:rFonts w:ascii="Noto Sans KR" w:eastAsia="Noto Sans KR" w:hAnsi="Noto Sans KR"/>
-                      <w:sz w:val="28"/>
-                      <w:szCs w:val="28"/>
-                    </w:rPr>
-                  </w:pPr>
-                </w:p>
-              </w:tc>
-            </w:tr>
-            <w:tr>
-              <w:tc>
-                <w:tcPr>
-                  <w:tcW w:w="1306" w:type="dxa"/>
-                </w:tcPr>
-                <w:p>
-                  <w:pPr>
-                    <w:spacing w:line="400" w:lineRule="exact"/>
-                    <w:jc w:val="center"/>
-                    <w:rPr>
-                      <w:rFonts w:ascii="Noto Sans KR" w:eastAsia="Noto Sans KR" w:hAnsi="Noto Sans KR"/>
-                      <w:sz w:val="28"/>
-                      <w:szCs w:val="28"/>
-                    </w:rPr>
-                  </w:pPr>
-                  <w:r>
-                    <w:rPr>
-                      <w:rFonts w:ascii="Noto Sans KR" w:eastAsia="Noto Sans KR" w:hAnsi="Noto Sans KR" w:hint="eastAsia"/>
-                      <w:sz w:val="28"/>
-                      <w:szCs w:val="28"/>
-                    </w:rPr>
-                    <w:t>11/17</w:t>
-                  </w:r>
-                </w:p>
-              </w:tc>
-              <w:tc>
-                <w:tcPr>
-                  <w:tcW w:w="6378" w:type="dxa"/>
-                </w:tcPr>
-                <w:p>
-                  <w:pPr>
-                    <w:spacing w:line="400" w:lineRule="exact"/>
-                    <w:jc w:val="both"/>
-                    <w:rPr>
-                      <w:rFonts w:ascii="Noto Sans KR" w:eastAsia="Noto Sans KR" w:hAnsi="Noto Sans KR"/>
-                      <w:sz w:val="28"/>
-                      <w:szCs w:val="28"/>
-                    </w:rPr>
-                  </w:pPr>
-                </w:p>
-              </w:tc>
-            </w:tr>
-            <w:tr>
-              <w:tc>
-                <w:tcPr>
-                  <w:tcW w:w="1306" w:type="dxa"/>
-                </w:tcPr>
-                <w:p>
-                  <w:pPr>
-                    <w:spacing w:line="400" w:lineRule="exact"/>
-                    <w:jc w:val="center"/>
-                    <w:rPr>
-                      <w:rFonts w:ascii="Noto Sans KR" w:eastAsia="Noto Sans KR" w:hAnsi="Noto Sans KR"/>
-                      <w:sz w:val="28"/>
-                      <w:szCs w:val="28"/>
-                    </w:rPr>
-                  </w:pPr>
-                  <w:r>
-                    <w:rPr>
-                      <w:rFonts w:ascii="Noto Sans KR" w:eastAsia="Noto Sans KR" w:hAnsi="Noto Sans KR" w:hint="eastAsia"/>
-                      <w:sz w:val="28"/>
-                      <w:szCs w:val="28"/>
-                    </w:rPr>
-                    <w:t>11/18</w:t>
-                  </w:r>
-                </w:p>
-              </w:tc>
-              <w:tc>
-                <w:tcPr>
-                  <w:tcW w:w="6378" w:type="dxa"/>
-                </w:tcPr>
-                <w:p>
-                  <w:pPr>
-                    <w:spacing w:line="400" w:lineRule="exact"/>
-                    <w:jc w:val="both"/>
-                    <w:rPr>
-                      <w:rFonts w:ascii="Noto Sans KR" w:eastAsia="Noto Sans KR" w:hAnsi="Noto Sans KR"/>
-                      <w:sz w:val="28"/>
-                      <w:szCs w:val="28"/>
-                    </w:rPr>
-                  </w:pPr>
-                </w:p>
-              </w:tc>
-            </w:tr>
-            <w:tr>
-              <w:tc>
-                <w:tcPr>
-                  <w:tcW w:w="1306" w:type="dxa"/>
-                </w:tcPr>
-                <w:p>
-                  <w:pPr>
-                    <w:spacing w:line="400" w:lineRule="exact"/>
-                    <w:jc w:val="center"/>
-                    <w:rPr>
-                      <w:rFonts w:ascii="Noto Sans KR" w:eastAsia="Noto Sans KR" w:hAnsi="Noto Sans KR"/>
-                      <w:sz w:val="28"/>
-                      <w:szCs w:val="28"/>
-                    </w:rPr>
-                  </w:pPr>
-                  <w:r>
-                    <w:rPr>
-                      <w:rFonts w:ascii="Noto Sans KR" w:eastAsia="Noto Sans KR" w:hAnsi="Noto Sans KR" w:hint="eastAsia"/>
-                      <w:sz w:val="28"/>
-                      <w:szCs w:val="28"/>
-                    </w:rPr>
-                    <w:t>11/19</w:t>
-                  </w:r>
-                </w:p>
-              </w:tc>
-              <w:tc>
-                <w:tcPr>
-                  <w:tcW w:w="6378" w:type="dxa"/>
-                </w:tcPr>
-                <w:p>
-                  <w:pPr>
-                    <w:spacing w:line="400" w:lineRule="exact"/>
-                    <w:jc w:val="both"/>
-                    <w:rPr>
-                      <w:rFonts w:ascii="Noto Sans KR" w:eastAsia="Noto Sans KR" w:hAnsi="Noto Sans KR"/>
-                      <w:sz w:val="28"/>
-                      <w:szCs w:val="28"/>
-                    </w:rPr>
-                  </w:pPr>
-                </w:p>
-              </w:tc>
-            </w:tr>
-            <w:tr>
-              <w:tc>
-                <w:tcPr>
-                  <w:tcW w:w="1306" w:type="dxa"/>
-                </w:tcPr>
-                <w:p>
-                  <w:pPr>
-                    <w:spacing w:line="400" w:lineRule="exact"/>
-                    <w:jc w:val="center"/>
-                    <w:rPr>
-                      <w:rFonts w:ascii="Noto Sans KR" w:eastAsia="Noto Sans KR" w:hAnsi="Noto Sans KR"/>
-                      <w:sz w:val="28"/>
-                      <w:szCs w:val="28"/>
-                    </w:rPr>
-                  </w:pPr>
-                  <w:r>
-                    <w:rPr>
-                      <w:rFonts w:ascii="Noto Sans KR" w:eastAsia="Noto Sans KR" w:hAnsi="Noto Sans KR" w:hint="eastAsia"/>
-                      <w:sz w:val="28"/>
-                      <w:szCs w:val="28"/>
-                    </w:rPr>
-                    <w:t>11/20</w:t>
-                  </w:r>
-                </w:p>
-              </w:tc>
-              <w:tc>
-                <w:tcPr>
-                  <w:tcW w:w="6378" w:type="dxa"/>
-                </w:tcPr>
-                <w:p>
-                  <w:pPr>
-                    <w:spacing w:line="400" w:lineRule="exact"/>
-                    <w:jc w:val="both"/>
-                    <w:rPr>
-                      <w:rFonts w:ascii="Noto Sans KR" w:eastAsia="Noto Sans KR" w:hAnsi="Noto Sans KR"/>
-                      <w:sz w:val="28"/>
-                      <w:szCs w:val="28"/>
-                    </w:rPr>
-                  </w:pPr>
-                </w:p>
-              </w:tc>
-            </w:tr>
-            <w:tr>
-              <w:tc>
-                <w:tcPr>
-                  <w:tcW w:w="1306" w:type="dxa"/>
-                </w:tcPr>
-                <w:p>
-                  <w:pPr>
-                    <w:spacing w:line="400" w:lineRule="exact"/>
-                    <w:jc w:val="center"/>
-                    <w:rPr>
-                      <w:rFonts w:ascii="Noto Sans KR" w:eastAsia="Noto Sans KR" w:hAnsi="Noto Sans KR"/>
-                      <w:sz w:val="28"/>
-                      <w:szCs w:val="28"/>
-                    </w:rPr>
-                  </w:pPr>
-                  <w:r>
-                    <w:rPr>
-                      <w:rFonts w:ascii="Noto Sans KR" w:eastAsia="Noto Sans KR" w:hAnsi="Noto Sans KR" w:hint="eastAsia"/>
-                      <w:sz w:val="28"/>
-                      <w:szCs w:val="28"/>
-                    </w:rPr>
                     <w:t>11/21</w:t>
                   </w:r>
                 </w:p>
@@ -7468,259 +7543,259 @@
                       <w:sz w:val="28"/>
                       <w:szCs w:val="28"/>
                     </w:rPr>
+                    <w:t>11/10</w:t>
+                  </w:r>
+                </w:p>
+              </w:tc>
+              <w:tc>
+                <w:tcPr>
+                  <w:tcW w:w="6378" w:type="dxa"/>
+                </w:tcPr>
+                <w:p>
+                  <w:pPr>
+                    <w:spacing w:line="400" w:lineRule="exact"/>
+                    <w:jc w:val="both"/>
+                    <w:rPr>
+                      <w:rFonts w:ascii="Noto Sans KR" w:eastAsia="Noto Sans KR" w:hAnsi="Noto Sans KR"/>
+                      <w:sz w:val="28"/>
+                      <w:szCs w:val="28"/>
+                    </w:rPr>
+                  </w:pPr>
+                </w:p>
+              </w:tc>
+            </w:tr>
+            <w:tr>
+              <w:tc>
+                <w:tcPr>
+                  <w:tcW w:w="1306" w:type="dxa"/>
+                </w:tcPr>
+                <w:p>
+                  <w:pPr>
+                    <w:spacing w:line="400" w:lineRule="exact"/>
+                    <w:jc w:val="center"/>
+                    <w:rPr>
+                      <w:rFonts w:ascii="Noto Sans KR" w:eastAsia="Noto Sans KR" w:hAnsi="Noto Sans KR"/>
+                      <w:sz w:val="28"/>
+                      <w:szCs w:val="28"/>
+                    </w:rPr>
+                  </w:pPr>
+                  <w:r>
+                    <w:rPr>
+                      <w:rFonts w:ascii="Noto Sans KR" w:eastAsia="Noto Sans KR" w:hAnsi="Noto Sans KR" w:hint="eastAsia"/>
+                      <w:sz w:val="28"/>
+                      <w:szCs w:val="28"/>
+                    </w:rPr>
+                    <w:t>11/11</w:t>
+                  </w:r>
+                </w:p>
+              </w:tc>
+              <w:tc>
+                <w:tcPr>
+                  <w:tcW w:w="6378" w:type="dxa"/>
+                </w:tcPr>
+                <w:p>
+                  <w:pPr>
+                    <w:spacing w:line="400" w:lineRule="exact"/>
+                    <w:jc w:val="both"/>
+                    <w:rPr>
+                      <w:rFonts w:ascii="Noto Sans KR" w:eastAsia="Noto Sans KR" w:hAnsi="Noto Sans KR"/>
+                      <w:sz w:val="28"/>
+                      <w:szCs w:val="28"/>
+                    </w:rPr>
+                  </w:pPr>
+                </w:p>
+              </w:tc>
+            </w:tr>
+            <w:tr>
+              <w:tc>
+                <w:tcPr>
+                  <w:tcW w:w="1306" w:type="dxa"/>
+                </w:tcPr>
+                <w:p>
+                  <w:pPr>
+                    <w:spacing w:line="400" w:lineRule="exact"/>
+                    <w:jc w:val="center"/>
+                    <w:rPr>
+                      <w:rFonts w:ascii="Noto Sans KR" w:eastAsia="Noto Sans KR" w:hAnsi="Noto Sans KR"/>
+                      <w:sz w:val="28"/>
+                      <w:szCs w:val="28"/>
+                    </w:rPr>
+                  </w:pPr>
+                  <w:r>
+                    <w:rPr>
+                      <w:rFonts w:ascii="Noto Sans KR" w:eastAsia="Noto Sans KR" w:hAnsi="Noto Sans KR" w:hint="eastAsia"/>
+                      <w:sz w:val="28"/>
+                      <w:szCs w:val="28"/>
+                    </w:rPr>
+                    <w:t>11/12</w:t>
+                  </w:r>
+                </w:p>
+              </w:tc>
+              <w:tc>
+                <w:tcPr>
+                  <w:tcW w:w="6378" w:type="dxa"/>
+                </w:tcPr>
+                <w:p>
+                  <w:pPr>
+                    <w:spacing w:line="400" w:lineRule="exact"/>
+                    <w:jc w:val="both"/>
+                    <w:rPr>
+                      <w:rFonts w:ascii="Noto Sans KR" w:eastAsia="Noto Sans KR" w:hAnsi="Noto Sans KR"/>
+                      <w:sz w:val="28"/>
+                      <w:szCs w:val="28"/>
+                    </w:rPr>
+                  </w:pPr>
+                </w:p>
+              </w:tc>
+            </w:tr>
+            <w:tr>
+              <w:tc>
+                <w:tcPr>
+                  <w:tcW w:w="1306" w:type="dxa"/>
+                </w:tcPr>
+                <w:p>
+                  <w:pPr>
+                    <w:spacing w:line="400" w:lineRule="exact"/>
+                    <w:jc w:val="center"/>
+                    <w:rPr>
+                      <w:rFonts w:ascii="Noto Sans KR" w:eastAsia="Noto Sans KR" w:hAnsi="Noto Sans KR"/>
+                      <w:sz w:val="28"/>
+                      <w:szCs w:val="28"/>
+                    </w:rPr>
+                  </w:pPr>
+                  <w:r>
+                    <w:rPr>
+                      <w:rFonts w:ascii="Noto Sans KR" w:eastAsia="Noto Sans KR" w:hAnsi="Noto Sans KR" w:hint="eastAsia"/>
+                      <w:sz w:val="28"/>
+                      <w:szCs w:val="28"/>
+                    </w:rPr>
+                    <w:t>11/13</w:t>
+                  </w:r>
+                </w:p>
+              </w:tc>
+              <w:tc>
+                <w:tcPr>
+                  <w:tcW w:w="6378" w:type="dxa"/>
+                </w:tcPr>
+                <w:p>
+                  <w:pPr>
+                    <w:spacing w:line="400" w:lineRule="exact"/>
+                    <w:jc w:val="both"/>
+                    <w:rPr>
+                      <w:rFonts w:ascii="Noto Sans KR" w:eastAsia="Noto Sans KR" w:hAnsi="Noto Sans KR"/>
+                      <w:sz w:val="28"/>
+                      <w:szCs w:val="28"/>
+                    </w:rPr>
+                  </w:pPr>
+                </w:p>
+              </w:tc>
+            </w:tr>
+            <w:tr>
+              <w:tc>
+                <w:tcPr>
+                  <w:tcW w:w="1306" w:type="dxa"/>
+                </w:tcPr>
+                <w:p>
+                  <w:pPr>
+                    <w:spacing w:line="400" w:lineRule="exact"/>
+                    <w:jc w:val="center"/>
+                    <w:rPr>
+                      <w:rFonts w:ascii="Noto Sans KR" w:eastAsia="Noto Sans KR" w:hAnsi="Noto Sans KR"/>
+                      <w:sz w:val="28"/>
+                      <w:szCs w:val="28"/>
+                    </w:rPr>
+                  </w:pPr>
+                  <w:r>
+                    <w:rPr>
+                      <w:rFonts w:ascii="Noto Sans KR" w:eastAsia="Noto Sans KR" w:hAnsi="Noto Sans KR" w:hint="eastAsia"/>
+                      <w:sz w:val="28"/>
+                      <w:szCs w:val="28"/>
+                    </w:rPr>
+                    <w:t>11/14</w:t>
+                  </w:r>
+                </w:p>
+              </w:tc>
+              <w:tc>
+                <w:tcPr>
+                  <w:tcW w:w="6378" w:type="dxa"/>
+                </w:tcPr>
+                <w:p>
+                  <w:pPr>
+                    <w:spacing w:line="400" w:lineRule="exact"/>
+                    <w:jc w:val="both"/>
+                    <w:rPr>
+                      <w:rFonts w:ascii="Noto Sans KR" w:eastAsia="Noto Sans KR" w:hAnsi="Noto Sans KR"/>
+                      <w:sz w:val="28"/>
+                      <w:szCs w:val="28"/>
+                    </w:rPr>
+                  </w:pPr>
+                </w:p>
+              </w:tc>
+            </w:tr>
+            <w:tr>
+              <w:tc>
+                <w:tcPr>
+                  <w:tcW w:w="1306" w:type="dxa"/>
+                </w:tcPr>
+                <w:p>
+                  <w:pPr>
+                    <w:spacing w:line="400" w:lineRule="exact"/>
+                    <w:jc w:val="center"/>
+                    <w:rPr>
+                      <w:rFonts w:ascii="Noto Sans KR" w:eastAsia="Noto Sans KR" w:hAnsi="Noto Sans KR"/>
+                      <w:sz w:val="28"/>
+                      <w:szCs w:val="28"/>
+                    </w:rPr>
+                  </w:pPr>
+                  <w:r>
+                    <w:rPr>
+                      <w:rFonts w:ascii="Noto Sans KR" w:eastAsia="Noto Sans KR" w:hAnsi="Noto Sans KR" w:hint="eastAsia"/>
+                      <w:sz w:val="28"/>
+                      <w:szCs w:val="28"/>
+                    </w:rPr>
+                    <w:t>11/15</w:t>
+                  </w:r>
+                </w:p>
+              </w:tc>
+              <w:tc>
+                <w:tcPr>
+                  <w:tcW w:w="6378" w:type="dxa"/>
+                </w:tcPr>
+                <w:p>
+                  <w:pPr>
+                    <w:spacing w:line="400" w:lineRule="exact"/>
+                    <w:jc w:val="both"/>
+                    <w:rPr>
+                      <w:rFonts w:ascii="Noto Sans KR" w:eastAsia="Noto Sans KR" w:hAnsi="Noto Sans KR"/>
+                      <w:sz w:val="28"/>
+                      <w:szCs w:val="28"/>
+                    </w:rPr>
+                  </w:pPr>
+                </w:p>
+              </w:tc>
+            </w:tr>
+            <w:tr>
+              <w:tc>
+                <w:tcPr>
+                  <w:tcW w:w="1306" w:type="dxa"/>
+                </w:tcPr>
+                <w:p>
+                  <w:pPr>
+                    <w:spacing w:line="400" w:lineRule="exact"/>
+                    <w:jc w:val="center"/>
+                    <w:rPr>
+                      <w:rFonts w:ascii="Noto Sans KR" w:eastAsia="Noto Sans KR" w:hAnsi="Noto Sans KR"/>
+                      <w:sz w:val="28"/>
+                      <w:szCs w:val="28"/>
+                    </w:rPr>
+                  </w:pPr>
+                  <w:r>
+                    <w:rPr>
+                      <w:rFonts w:ascii="Noto Sans KR" w:eastAsia="Noto Sans KR" w:hAnsi="Noto Sans KR" w:hint="eastAsia"/>
+                      <w:sz w:val="28"/>
+                      <w:szCs w:val="28"/>
+                    </w:rPr>
                     <w:lastRenderedPageBreak/>
-                    <w:t>11/10</w:t>
-                  </w:r>
-                </w:p>
-              </w:tc>
-              <w:tc>
-                <w:tcPr>
-                  <w:tcW w:w="6378" w:type="dxa"/>
-                </w:tcPr>
-                <w:p>
-                  <w:pPr>
-                    <w:spacing w:line="400" w:lineRule="exact"/>
-                    <w:jc w:val="both"/>
-                    <w:rPr>
-                      <w:rFonts w:ascii="Noto Sans KR" w:eastAsia="Noto Sans KR" w:hAnsi="Noto Sans KR"/>
-                      <w:sz w:val="28"/>
-                      <w:szCs w:val="28"/>
-                    </w:rPr>
-                  </w:pPr>
-                </w:p>
-              </w:tc>
-            </w:tr>
-            <w:tr>
-              <w:tc>
-                <w:tcPr>
-                  <w:tcW w:w="1306" w:type="dxa"/>
-                </w:tcPr>
-                <w:p>
-                  <w:pPr>
-                    <w:spacing w:line="400" w:lineRule="exact"/>
-                    <w:jc w:val="center"/>
-                    <w:rPr>
-                      <w:rFonts w:ascii="Noto Sans KR" w:eastAsia="Noto Sans KR" w:hAnsi="Noto Sans KR"/>
-                      <w:sz w:val="28"/>
-                      <w:szCs w:val="28"/>
-                    </w:rPr>
-                  </w:pPr>
-                  <w:r>
-                    <w:rPr>
-                      <w:rFonts w:ascii="Noto Sans KR" w:eastAsia="Noto Sans KR" w:hAnsi="Noto Sans KR" w:hint="eastAsia"/>
-                      <w:sz w:val="28"/>
-                      <w:szCs w:val="28"/>
-                    </w:rPr>
-                    <w:t>11/11</w:t>
-                  </w:r>
-                </w:p>
-              </w:tc>
-              <w:tc>
-                <w:tcPr>
-                  <w:tcW w:w="6378" w:type="dxa"/>
-                </w:tcPr>
-                <w:p>
-                  <w:pPr>
-                    <w:spacing w:line="400" w:lineRule="exact"/>
-                    <w:jc w:val="both"/>
-                    <w:rPr>
-                      <w:rFonts w:ascii="Noto Sans KR" w:eastAsia="Noto Sans KR" w:hAnsi="Noto Sans KR"/>
-                      <w:sz w:val="28"/>
-                      <w:szCs w:val="28"/>
-                    </w:rPr>
-                  </w:pPr>
-                </w:p>
-              </w:tc>
-            </w:tr>
-            <w:tr>
-              <w:tc>
-                <w:tcPr>
-                  <w:tcW w:w="1306" w:type="dxa"/>
-                </w:tcPr>
-                <w:p>
-                  <w:pPr>
-                    <w:spacing w:line="400" w:lineRule="exact"/>
-                    <w:jc w:val="center"/>
-                    <w:rPr>
-                      <w:rFonts w:ascii="Noto Sans KR" w:eastAsia="Noto Sans KR" w:hAnsi="Noto Sans KR"/>
-                      <w:sz w:val="28"/>
-                      <w:szCs w:val="28"/>
-                    </w:rPr>
-                  </w:pPr>
-                  <w:r>
-                    <w:rPr>
-                      <w:rFonts w:ascii="Noto Sans KR" w:eastAsia="Noto Sans KR" w:hAnsi="Noto Sans KR" w:hint="eastAsia"/>
-                      <w:sz w:val="28"/>
-                      <w:szCs w:val="28"/>
-                    </w:rPr>
-                    <w:t>11/12</w:t>
-                  </w:r>
-                </w:p>
-              </w:tc>
-              <w:tc>
-                <w:tcPr>
-                  <w:tcW w:w="6378" w:type="dxa"/>
-                </w:tcPr>
-                <w:p>
-                  <w:pPr>
-                    <w:spacing w:line="400" w:lineRule="exact"/>
-                    <w:jc w:val="both"/>
-                    <w:rPr>
-                      <w:rFonts w:ascii="Noto Sans KR" w:eastAsia="Noto Sans KR" w:hAnsi="Noto Sans KR"/>
-                      <w:sz w:val="28"/>
-                      <w:szCs w:val="28"/>
-                    </w:rPr>
-                  </w:pPr>
-                </w:p>
-              </w:tc>
-            </w:tr>
-            <w:tr>
-              <w:tc>
-                <w:tcPr>
-                  <w:tcW w:w="1306" w:type="dxa"/>
-                </w:tcPr>
-                <w:p>
-                  <w:pPr>
-                    <w:spacing w:line="400" w:lineRule="exact"/>
-                    <w:jc w:val="center"/>
-                    <w:rPr>
-                      <w:rFonts w:ascii="Noto Sans KR" w:eastAsia="Noto Sans KR" w:hAnsi="Noto Sans KR"/>
-                      <w:sz w:val="28"/>
-                      <w:szCs w:val="28"/>
-                    </w:rPr>
-                  </w:pPr>
-                  <w:r>
-                    <w:rPr>
-                      <w:rFonts w:ascii="Noto Sans KR" w:eastAsia="Noto Sans KR" w:hAnsi="Noto Sans KR" w:hint="eastAsia"/>
-                      <w:sz w:val="28"/>
-                      <w:szCs w:val="28"/>
-                    </w:rPr>
-                    <w:t>11/13</w:t>
-                  </w:r>
-                </w:p>
-              </w:tc>
-              <w:tc>
-                <w:tcPr>
-                  <w:tcW w:w="6378" w:type="dxa"/>
-                </w:tcPr>
-                <w:p>
-                  <w:pPr>
-                    <w:spacing w:line="400" w:lineRule="exact"/>
-                    <w:jc w:val="both"/>
-                    <w:rPr>
-                      <w:rFonts w:ascii="Noto Sans KR" w:eastAsia="Noto Sans KR" w:hAnsi="Noto Sans KR"/>
-                      <w:sz w:val="28"/>
-                      <w:szCs w:val="28"/>
-                    </w:rPr>
-                  </w:pPr>
-                </w:p>
-              </w:tc>
-            </w:tr>
-            <w:tr>
-              <w:tc>
-                <w:tcPr>
-                  <w:tcW w:w="1306" w:type="dxa"/>
-                </w:tcPr>
-                <w:p>
-                  <w:pPr>
-                    <w:spacing w:line="400" w:lineRule="exact"/>
-                    <w:jc w:val="center"/>
-                    <w:rPr>
-                      <w:rFonts w:ascii="Noto Sans KR" w:eastAsia="Noto Sans KR" w:hAnsi="Noto Sans KR"/>
-                      <w:sz w:val="28"/>
-                      <w:szCs w:val="28"/>
-                    </w:rPr>
-                  </w:pPr>
-                  <w:r>
-                    <w:rPr>
-                      <w:rFonts w:ascii="Noto Sans KR" w:eastAsia="Noto Sans KR" w:hAnsi="Noto Sans KR" w:hint="eastAsia"/>
-                      <w:sz w:val="28"/>
-                      <w:szCs w:val="28"/>
-                    </w:rPr>
-                    <w:t>11/14</w:t>
-                  </w:r>
-                </w:p>
-              </w:tc>
-              <w:tc>
-                <w:tcPr>
-                  <w:tcW w:w="6378" w:type="dxa"/>
-                </w:tcPr>
-                <w:p>
-                  <w:pPr>
-                    <w:spacing w:line="400" w:lineRule="exact"/>
-                    <w:jc w:val="both"/>
-                    <w:rPr>
-                      <w:rFonts w:ascii="Noto Sans KR" w:eastAsia="Noto Sans KR" w:hAnsi="Noto Sans KR"/>
-                      <w:sz w:val="28"/>
-                      <w:szCs w:val="28"/>
-                    </w:rPr>
-                  </w:pPr>
-                </w:p>
-              </w:tc>
-            </w:tr>
-            <w:tr>
-              <w:tc>
-                <w:tcPr>
-                  <w:tcW w:w="1306" w:type="dxa"/>
-                </w:tcPr>
-                <w:p>
-                  <w:pPr>
-                    <w:spacing w:line="400" w:lineRule="exact"/>
-                    <w:jc w:val="center"/>
-                    <w:rPr>
-                      <w:rFonts w:ascii="Noto Sans KR" w:eastAsia="Noto Sans KR" w:hAnsi="Noto Sans KR"/>
-                      <w:sz w:val="28"/>
-                      <w:szCs w:val="28"/>
-                    </w:rPr>
-                  </w:pPr>
-                  <w:r>
-                    <w:rPr>
-                      <w:rFonts w:ascii="Noto Sans KR" w:eastAsia="Noto Sans KR" w:hAnsi="Noto Sans KR" w:hint="eastAsia"/>
-                      <w:sz w:val="28"/>
-                      <w:szCs w:val="28"/>
-                    </w:rPr>
-                    <w:t>11/15</w:t>
-                  </w:r>
-                </w:p>
-              </w:tc>
-              <w:tc>
-                <w:tcPr>
-                  <w:tcW w:w="6378" w:type="dxa"/>
-                </w:tcPr>
-                <w:p>
-                  <w:pPr>
-                    <w:spacing w:line="400" w:lineRule="exact"/>
-                    <w:jc w:val="both"/>
-                    <w:rPr>
-                      <w:rFonts w:ascii="Noto Sans KR" w:eastAsia="Noto Sans KR" w:hAnsi="Noto Sans KR"/>
-                      <w:sz w:val="28"/>
-                      <w:szCs w:val="28"/>
-                    </w:rPr>
-                  </w:pPr>
-                </w:p>
-              </w:tc>
-            </w:tr>
-            <w:tr>
-              <w:tc>
-                <w:tcPr>
-                  <w:tcW w:w="1306" w:type="dxa"/>
-                </w:tcPr>
-                <w:p>
-                  <w:pPr>
-                    <w:spacing w:line="400" w:lineRule="exact"/>
-                    <w:jc w:val="center"/>
-                    <w:rPr>
-                      <w:rFonts w:ascii="Noto Sans KR" w:eastAsia="Noto Sans KR" w:hAnsi="Noto Sans KR"/>
-                      <w:sz w:val="28"/>
-                      <w:szCs w:val="28"/>
-                    </w:rPr>
-                  </w:pPr>
-                  <w:r>
-                    <w:rPr>
-                      <w:rFonts w:ascii="Noto Sans KR" w:eastAsia="Noto Sans KR" w:hAnsi="Noto Sans KR" w:hint="eastAsia"/>
-                      <w:sz w:val="28"/>
-                      <w:szCs w:val="28"/>
-                    </w:rPr>
                     <w:t>11/16</w:t>
                   </w:r>
                 </w:p>

--- a/Report/알카노이드 온라인 게임화 추진 계획서.docx
+++ b/Report/알카노이드 온라인 게임화 추진 계획서.docx
@@ -11,23 +11,13 @@
           <w:szCs w:val="40"/>
         </w:rPr>
       </w:pPr>
-      <w:proofErr w:type="spellStart"/>
       <w:r>
         <w:rPr>
           <w:rFonts w:ascii="Noto Sans KR Black" w:eastAsia="Noto Sans KR Black" w:hAnsi="Noto Sans KR Black" w:hint="eastAsia"/>
           <w:sz w:val="36"/>
           <w:szCs w:val="40"/>
         </w:rPr>
-        <w:t>알카노이드</w:t>
-      </w:r>
-      <w:proofErr w:type="spellEnd"/>
-      <w:r>
-        <w:rPr>
-          <w:rFonts w:ascii="Noto Sans KR Black" w:eastAsia="Noto Sans KR Black" w:hAnsi="Noto Sans KR Black" w:hint="eastAsia"/>
-          <w:sz w:val="36"/>
-          <w:szCs w:val="40"/>
-        </w:rPr>
-        <w:t xml:space="preserve"> </w:t>
+        <w:t xml:space="preserve">알카노이드 </w:t>
       </w:r>
       <w:r>
         <w:rPr>
@@ -276,7 +266,6 @@
               </w:rPr>
               <w:t>4팀 (</w:t>
             </w:r>
-            <w:proofErr w:type="gramStart"/>
             <w:r>
               <w:rPr>
                 <w:rFonts w:ascii="Noto Sans KR" w:eastAsia="Noto Sans KR" w:hAnsi="Noto Sans KR" w:hint="eastAsia"/>
@@ -302,17 +291,7 @@
                 <w:sz w:val="28"/>
                 <w:szCs w:val="28"/>
               </w:rPr>
-              <w:t>:</w:t>
-            </w:r>
-            <w:proofErr w:type="gramEnd"/>
-            <w:r>
-              <w:rPr>
-                <w:rFonts w:ascii="Noto Sans KR" w:eastAsia="Noto Sans KR" w:hAnsi="Noto Sans KR" w:hint="eastAsia"/>
-                <w:color w:val="000000" w:themeColor="text1"/>
-                <w:sz w:val="28"/>
-                <w:szCs w:val="28"/>
-              </w:rPr>
-              <w:t xml:space="preserve"> 조장)</w:t>
+              <w:t>: 조장)</w:t>
             </w:r>
           </w:p>
         </w:tc>
@@ -511,7 +490,6 @@
                 <w:szCs w:val="28"/>
               </w:rPr>
             </w:pPr>
-            <w:proofErr w:type="spellStart"/>
             <w:r>
               <w:rPr>
                 <w:rFonts w:ascii="Noto Sans KR" w:eastAsia="Noto Sans KR" w:hAnsi="Noto Sans KR" w:hint="eastAsia"/>
@@ -520,7 +498,6 @@
               </w:rPr>
               <w:t>박효근</w:t>
             </w:r>
-            <w:proofErr w:type="spellEnd"/>
           </w:p>
         </w:tc>
         <w:tc>
@@ -619,97 +596,7 @@
                 <w:sz w:val="26"/>
                 <w:szCs w:val="26"/>
               </w:rPr>
-              <w:t xml:space="preserve">1986년에 TAITO에 제작된 </w:t>
-            </w:r>
-            <w:proofErr w:type="spellStart"/>
-            <w:r>
-              <w:rPr>
-                <w:rFonts w:ascii="Noto Sans KR" w:eastAsia="Noto Sans KR" w:hAnsi="Noto Sans KR" w:hint="eastAsia"/>
-                <w:sz w:val="26"/>
-                <w:szCs w:val="26"/>
-              </w:rPr>
-              <w:t>벽돌깨기</w:t>
-            </w:r>
-            <w:proofErr w:type="spellEnd"/>
-            <w:r>
-              <w:rPr>
-                <w:rFonts w:ascii="Noto Sans KR" w:eastAsia="Noto Sans KR" w:hAnsi="Noto Sans KR" w:hint="eastAsia"/>
-                <w:sz w:val="26"/>
-                <w:szCs w:val="26"/>
-              </w:rPr>
-              <w:t xml:space="preserve"> 게임의 원조라고 할 수 있는 </w:t>
-            </w:r>
-            <w:proofErr w:type="spellStart"/>
-            <w:r>
-              <w:rPr>
-                <w:rFonts w:ascii="Noto Sans KR" w:eastAsia="Noto Sans KR" w:hAnsi="Noto Sans KR" w:hint="eastAsia"/>
-                <w:sz w:val="26"/>
-                <w:szCs w:val="26"/>
-              </w:rPr>
-              <w:t>알카노이드를</w:t>
-            </w:r>
-            <w:proofErr w:type="spellEnd"/>
-            <w:r>
-              <w:rPr>
-                <w:rFonts w:ascii="Noto Sans KR" w:eastAsia="Noto Sans KR" w:hAnsi="Noto Sans KR" w:hint="eastAsia"/>
-                <w:sz w:val="26"/>
-                <w:szCs w:val="26"/>
-              </w:rPr>
-              <w:t xml:space="preserve"> 윈도우 프로그래밍으로 재현한 프로그램으로 본 프로젝트의 원본은 </w:t>
-            </w:r>
-            <w:proofErr w:type="spellStart"/>
-            <w:r>
-              <w:rPr>
-                <w:rFonts w:ascii="Noto Sans KR" w:eastAsia="Noto Sans KR" w:hAnsi="Noto Sans KR" w:hint="eastAsia"/>
-                <w:sz w:val="26"/>
-                <w:szCs w:val="26"/>
-              </w:rPr>
-              <w:t>알카노이드의</w:t>
-            </w:r>
-            <w:proofErr w:type="spellEnd"/>
-            <w:r>
-              <w:rPr>
-                <w:rFonts w:ascii="Noto Sans KR" w:eastAsia="Noto Sans KR" w:hAnsi="Noto Sans KR" w:hint="eastAsia"/>
-                <w:sz w:val="26"/>
-                <w:szCs w:val="26"/>
-              </w:rPr>
-              <w:t xml:space="preserve"> 많은 버전들 중 NES판 </w:t>
-            </w:r>
-            <w:proofErr w:type="spellStart"/>
-            <w:r>
-              <w:rPr>
-                <w:rFonts w:ascii="Noto Sans KR" w:eastAsia="Noto Sans KR" w:hAnsi="Noto Sans KR" w:hint="eastAsia"/>
-                <w:sz w:val="26"/>
-                <w:szCs w:val="26"/>
-              </w:rPr>
-              <w:t>알카노이드의</w:t>
-            </w:r>
-            <w:proofErr w:type="spellEnd"/>
-            <w:r>
-              <w:rPr>
-                <w:rFonts w:ascii="Noto Sans KR" w:eastAsia="Noto Sans KR" w:hAnsi="Noto Sans KR" w:hint="eastAsia"/>
-                <w:sz w:val="26"/>
-                <w:szCs w:val="26"/>
-              </w:rPr>
-              <w:t xml:space="preserve"> </w:t>
-            </w:r>
-            <w:proofErr w:type="spellStart"/>
-            <w:r>
-              <w:rPr>
-                <w:rFonts w:ascii="Noto Sans KR" w:eastAsia="Noto Sans KR" w:hAnsi="Noto Sans KR" w:hint="eastAsia"/>
-                <w:sz w:val="26"/>
-                <w:szCs w:val="26"/>
-              </w:rPr>
-              <w:t>북미판</w:t>
-            </w:r>
-            <w:proofErr w:type="spellEnd"/>
-            <w:r>
-              <w:rPr>
-                <w:rFonts w:ascii="Noto Sans KR" w:eastAsia="Noto Sans KR" w:hAnsi="Noto Sans KR" w:hint="eastAsia"/>
-                <w:sz w:val="26"/>
-                <w:szCs w:val="26"/>
-              </w:rPr>
-              <w:t>.</w:t>
+              <w:t>1986년에 TAITO에 제작된 벽돌깨기 게임의 원조라고 할 수 있는 알카노이드를 윈도우 프로그래밍으로 재현한 프로그램으로 본 프로젝트의 원본은 알카노이드의 많은 버전들 중 NES판 알카노이드의 북미판.</w:t>
             </w:r>
             <w:r>
               <w:rPr>
@@ -832,43 +719,7 @@
                 <w:sz w:val="26"/>
                 <w:szCs w:val="26"/>
               </w:rPr>
-              <w:t>원작 &lt;</w:t>
-            </w:r>
-            <w:proofErr w:type="spellStart"/>
-            <w:r>
-              <w:rPr>
-                <w:rFonts w:ascii="Noto Sans KR" w:eastAsia="Noto Sans KR" w:hAnsi="Noto Sans KR" w:hint="eastAsia"/>
-                <w:sz w:val="26"/>
-                <w:szCs w:val="26"/>
-              </w:rPr>
-              <w:t>알카노이드</w:t>
-            </w:r>
-            <w:proofErr w:type="spellEnd"/>
-            <w:r>
-              <w:rPr>
-                <w:rFonts w:ascii="Noto Sans KR" w:eastAsia="Noto Sans KR" w:hAnsi="Noto Sans KR" w:hint="eastAsia"/>
-                <w:sz w:val="26"/>
-                <w:szCs w:val="26"/>
-              </w:rPr>
-              <w:t>&gt;에는 멀티플레이 모드가 없고 후속작인 &lt;</w:t>
-            </w:r>
-            <w:proofErr w:type="spellStart"/>
-            <w:r>
-              <w:rPr>
-                <w:rFonts w:ascii="Noto Sans KR" w:eastAsia="Noto Sans KR" w:hAnsi="Noto Sans KR" w:hint="eastAsia"/>
-                <w:sz w:val="26"/>
-                <w:szCs w:val="26"/>
-              </w:rPr>
-              <w:t>알카노이드</w:t>
-            </w:r>
-            <w:proofErr w:type="spellEnd"/>
-            <w:r>
-              <w:rPr>
-                <w:rFonts w:ascii="Noto Sans KR" w:eastAsia="Noto Sans KR" w:hAnsi="Noto Sans KR" w:hint="eastAsia"/>
-                <w:sz w:val="26"/>
-                <w:szCs w:val="26"/>
-              </w:rPr>
-              <w:t xml:space="preserve"> DOH&gt;에는 2</w:t>
+              <w:t>원작 &lt;알카노이드&gt;에는 멀티플레이 모드가 없고 후속작인 &lt;알카노이드 DOH&gt;에는 2</w:t>
             </w:r>
             <w:r>
               <w:rPr>
@@ -954,25 +805,7 @@
                 <w:sz w:val="26"/>
                 <w:szCs w:val="26"/>
               </w:rPr>
-              <w:t xml:space="preserve">또 하나는 배틀 모드로 실시간으로 플레이어가 공을 </w:t>
-            </w:r>
-            <w:proofErr w:type="gramStart"/>
-            <w:r>
-              <w:rPr>
-                <w:rFonts w:ascii="Noto Sans KR" w:eastAsia="Noto Sans KR" w:hAnsi="Noto Sans KR" w:hint="eastAsia"/>
-                <w:sz w:val="26"/>
-                <w:szCs w:val="26"/>
-              </w:rPr>
-              <w:t>주고 받으며</w:t>
-            </w:r>
-            <w:proofErr w:type="gramEnd"/>
-            <w:r>
-              <w:rPr>
-                <w:rFonts w:ascii="Noto Sans KR" w:eastAsia="Noto Sans KR" w:hAnsi="Noto Sans KR" w:hint="eastAsia"/>
-                <w:sz w:val="26"/>
-                <w:szCs w:val="26"/>
-              </w:rPr>
-              <w:t xml:space="preserve"> 겨루는 Pong과도 비슷한 탁구형 게임이다. 이쪽은 실시간 동시 플레이로 진행되기 때문에 본 과제에 적합하지만 윈도우 프로그래밍으로 만든 프로그램과는 방향이 많이 달라져버린다.</w:t>
+              <w:t>또 하나는 배틀 모드로 실시간으로 플레이어가 공을 주고 받으며 겨루는 Pong과도 비슷한 탁구형 게임이다. 이쪽은 실시간 동시 플레이로 진행되기 때문에 본 과제에 적합하지만 윈도우 프로그래밍으로 만든 프로그램과는 방향이 많이 달라져버린다.</w:t>
             </w:r>
           </w:p>
           <w:p>
@@ -999,43 +832,7 @@
                 <w:sz w:val="26"/>
                 <w:szCs w:val="26"/>
               </w:rPr>
-              <w:t xml:space="preserve">이 2가지 모드를 적절히 섞는 방향으로 가기로 했다. </w:t>
-            </w:r>
-            <w:proofErr w:type="spellStart"/>
-            <w:r>
-              <w:rPr>
-                <w:rFonts w:ascii="Noto Sans KR" w:eastAsia="Noto Sans KR" w:hAnsi="Noto Sans KR" w:hint="eastAsia"/>
-                <w:sz w:val="26"/>
-                <w:szCs w:val="26"/>
-              </w:rPr>
-              <w:t>테트리스의</w:t>
-            </w:r>
-            <w:proofErr w:type="spellEnd"/>
-            <w:r>
-              <w:rPr>
-                <w:rFonts w:ascii="Noto Sans KR" w:eastAsia="Noto Sans KR" w:hAnsi="Noto Sans KR" w:hint="eastAsia"/>
-                <w:sz w:val="26"/>
-                <w:szCs w:val="26"/>
-              </w:rPr>
-              <w:t xml:space="preserve"> 멀티플레이 </w:t>
-            </w:r>
-            <w:proofErr w:type="gramStart"/>
-            <w:r>
-              <w:rPr>
-                <w:rFonts w:ascii="Noto Sans KR" w:eastAsia="Noto Sans KR" w:hAnsi="Noto Sans KR" w:hint="eastAsia"/>
-                <w:sz w:val="26"/>
-                <w:szCs w:val="26"/>
-              </w:rPr>
-              <w:t>모드 처럼</w:t>
-            </w:r>
-            <w:proofErr w:type="gramEnd"/>
-            <w:r>
-              <w:rPr>
-                <w:rFonts w:ascii="Noto Sans KR" w:eastAsia="Noto Sans KR" w:hAnsi="Noto Sans KR" w:hint="eastAsia"/>
-                <w:sz w:val="26"/>
-                <w:szCs w:val="26"/>
-              </w:rPr>
-              <w:t xml:space="preserve"> 플레이어의 화면에 자신의 화면과 상대 플레이어 화면을 둘 다 띄우고 실시간으로 상대방의 화면을 보며 스테이지를 먼저 클리어하는 대결 방식의 멀티플레이를 구현한다.</w:t>
+              <w:t>이 2가지 모드를 적절히 섞는 방향으로 가기로 했다. 테트리스의 멀티플레이 모드 처럼 플레이어의 화면에 자신의 화면과 상대 플레이어 화면을 둘 다 띄우고 실시간으로 상대방의 화면을 보며 스테이지를 먼저 클리어하는 대결 방식의 멀티플레이를 구현한다.</w:t>
             </w:r>
           </w:p>
         </w:tc>
@@ -1195,23 +992,13 @@
                 </wp:anchor>
               </w:drawing>
             </w:r>
-            <w:proofErr w:type="spellStart"/>
             <w:r>
               <w:rPr>
                 <w:rFonts w:ascii="Noto Sans KR" w:eastAsia="Noto Sans KR" w:hAnsi="Noto Sans KR" w:hint="eastAsia"/>
                 <w:sz w:val="28"/>
                 <w:szCs w:val="28"/>
               </w:rPr>
-              <w:t>알카노이드의</w:t>
-            </w:r>
-            <w:proofErr w:type="spellEnd"/>
-            <w:r>
-              <w:rPr>
-                <w:rFonts w:ascii="Noto Sans KR" w:eastAsia="Noto Sans KR" w:hAnsi="Noto Sans KR" w:hint="eastAsia"/>
-                <w:sz w:val="28"/>
-                <w:szCs w:val="28"/>
-              </w:rPr>
-              <w:t xml:space="preserve"> 기본 틀</w:t>
+              <w:t>알카노이드의 기본 틀</w:t>
             </w:r>
           </w:p>
           <w:p>
@@ -1223,51 +1010,13 @@
                 <w:szCs w:val="28"/>
               </w:rPr>
             </w:pPr>
-            <w:proofErr w:type="spellStart"/>
-            <w:proofErr w:type="gramStart"/>
             <w:r>
               <w:rPr>
                 <w:rFonts w:ascii="Noto Sans KR" w:eastAsia="Noto Sans KR" w:hAnsi="Noto Sans KR" w:hint="eastAsia"/>
                 <w:sz w:val="28"/>
                 <w:szCs w:val="28"/>
               </w:rPr>
-              <w:t>바우스</w:t>
-            </w:r>
-            <w:proofErr w:type="spellEnd"/>
-            <w:r>
-              <w:rPr>
-                <w:rFonts w:ascii="Noto Sans KR" w:eastAsia="Noto Sans KR" w:hAnsi="Noto Sans KR" w:hint="eastAsia"/>
-                <w:sz w:val="28"/>
-                <w:szCs w:val="28"/>
-              </w:rPr>
-              <w:t xml:space="preserve"> :</w:t>
-            </w:r>
-            <w:proofErr w:type="gramEnd"/>
-            <w:r>
-              <w:rPr>
-                <w:rFonts w:ascii="Noto Sans KR" w:eastAsia="Noto Sans KR" w:hAnsi="Noto Sans KR" w:hint="eastAsia"/>
-                <w:sz w:val="28"/>
-                <w:szCs w:val="28"/>
-              </w:rPr>
-              <w:t xml:space="preserve"> 플레이어 캐릭터. 공을 튕기는 판. 레이저 아이템을 먹고 레이저 </w:t>
-            </w:r>
-            <w:proofErr w:type="spellStart"/>
-            <w:r>
-              <w:rPr>
-                <w:rFonts w:ascii="Noto Sans KR" w:eastAsia="Noto Sans KR" w:hAnsi="Noto Sans KR" w:hint="eastAsia"/>
-                <w:sz w:val="28"/>
-                <w:szCs w:val="28"/>
-              </w:rPr>
-              <w:t>바우스가</w:t>
-            </w:r>
-            <w:proofErr w:type="spellEnd"/>
-            <w:r>
-              <w:rPr>
-                <w:rFonts w:ascii="Noto Sans KR" w:eastAsia="Noto Sans KR" w:hAnsi="Noto Sans KR" w:hint="eastAsia"/>
-                <w:sz w:val="28"/>
-                <w:szCs w:val="28"/>
-              </w:rPr>
-              <w:t xml:space="preserve"> 되면 레이저를 쏴서 블록이나 AI를 파괴할 수 있다.</w:t>
+              <w:t>바우스 : 플레이어 캐릭터. 공을 튕기는 판. 레이저 아이템을 먹고 레이저 바우스가 되면 레이저를 쏴서 블록이나 AI를 파괴할 수 있다.</w:t>
             </w:r>
           </w:p>
           <w:p>
@@ -1460,25 +1209,7 @@
                       <w:sz w:val="28"/>
                       <w:szCs w:val="28"/>
                     </w:rPr>
-                    <w:t xml:space="preserve">레이저 </w:t>
-                  </w:r>
-                  <w:proofErr w:type="spellStart"/>
-                  <w:r>
-                    <w:rPr>
-                      <w:rFonts w:ascii="Noto Sans KR" w:eastAsia="Noto Sans KR" w:hAnsi="Noto Sans KR" w:hint="eastAsia"/>
-                      <w:sz w:val="28"/>
-                      <w:szCs w:val="28"/>
-                    </w:rPr>
-                    <w:t>바우스로</w:t>
-                  </w:r>
-                  <w:proofErr w:type="spellEnd"/>
-                  <w:r>
-                    <w:rPr>
-                      <w:rFonts w:ascii="Noto Sans KR" w:eastAsia="Noto Sans KR" w:hAnsi="Noto Sans KR" w:hint="eastAsia"/>
-                      <w:sz w:val="28"/>
-                      <w:szCs w:val="28"/>
-                    </w:rPr>
-                    <w:t xml:space="preserve"> 변형</w:t>
+                    <w:t>레이저 바우스로 변형</w:t>
                   </w:r>
                 </w:p>
               </w:tc>
@@ -1521,23 +1252,13 @@
                       <w:szCs w:val="28"/>
                     </w:rPr>
                   </w:pPr>
-                  <w:proofErr w:type="spellStart"/>
-                  <w:r>
-                    <w:rPr>
-                      <w:rFonts w:ascii="Noto Sans KR" w:eastAsia="Noto Sans KR" w:hAnsi="Noto Sans KR" w:hint="eastAsia"/>
-                      <w:sz w:val="28"/>
-                      <w:szCs w:val="28"/>
-                    </w:rPr>
-                    <w:t>바우스의</w:t>
-                  </w:r>
-                  <w:proofErr w:type="spellEnd"/>
-                  <w:r>
-                    <w:rPr>
-                      <w:rFonts w:ascii="Noto Sans KR" w:eastAsia="Noto Sans KR" w:hAnsi="Noto Sans KR" w:hint="eastAsia"/>
-                      <w:sz w:val="28"/>
-                      <w:szCs w:val="28"/>
-                    </w:rPr>
-                    <w:t xml:space="preserve"> 길이가 1.5배가 됨</w:t>
+                  <w:r>
+                    <w:rPr>
+                      <w:rFonts w:ascii="Noto Sans KR" w:eastAsia="Noto Sans KR" w:hAnsi="Noto Sans KR" w:hint="eastAsia"/>
+                      <w:sz w:val="28"/>
+                      <w:szCs w:val="28"/>
+                    </w:rPr>
+                    <w:t>바우스의 길이가 1.5배가 됨</w:t>
                   </w:r>
                 </w:p>
               </w:tc>
@@ -2628,61 +2349,7 @@
                 <w:sz w:val="21"/>
                 <w:szCs w:val="21"/>
               </w:rPr>
-              <w:t>(</w:t>
-            </w:r>
-            <w:proofErr w:type="gramStart"/>
-            <w:r>
-              <w:rPr>
-                <w:rFonts w:ascii="Noto Sans KR" w:eastAsia="Noto Sans KR" w:hAnsi="Noto Sans KR" w:hint="eastAsia"/>
-                <w:sz w:val="21"/>
-                <w:szCs w:val="21"/>
-              </w:rPr>
-              <w:t>예시 :</w:t>
-            </w:r>
-            <w:proofErr w:type="gramEnd"/>
-            <w:r>
-              <w:rPr>
-                <w:rFonts w:ascii="Noto Sans KR" w:eastAsia="Noto Sans KR" w:hAnsi="Noto Sans KR" w:hint="eastAsia"/>
-                <w:sz w:val="21"/>
-                <w:szCs w:val="21"/>
-              </w:rPr>
-              <w:t xml:space="preserve"> </w:t>
-            </w:r>
-            <w:proofErr w:type="spellStart"/>
-            <w:r>
-              <w:rPr>
-                <w:rFonts w:ascii="Noto Sans KR" w:eastAsia="Noto Sans KR" w:hAnsi="Noto Sans KR" w:hint="eastAsia"/>
-                <w:sz w:val="21"/>
-                <w:szCs w:val="21"/>
-              </w:rPr>
-              <w:t>뿌요뿌요</w:t>
-            </w:r>
-            <w:proofErr w:type="spellEnd"/>
-            <w:r>
-              <w:rPr>
-                <w:rFonts w:ascii="Noto Sans KR" w:eastAsia="Noto Sans KR" w:hAnsi="Noto Sans KR" w:hint="eastAsia"/>
-                <w:sz w:val="21"/>
-                <w:szCs w:val="21"/>
-              </w:rPr>
-              <w:t xml:space="preserve"> </w:t>
-            </w:r>
-            <w:proofErr w:type="spellStart"/>
-            <w:r>
-              <w:rPr>
-                <w:rFonts w:ascii="Noto Sans KR" w:eastAsia="Noto Sans KR" w:hAnsi="Noto Sans KR" w:hint="eastAsia"/>
-                <w:sz w:val="21"/>
-                <w:szCs w:val="21"/>
-              </w:rPr>
-              <w:t>테트리스</w:t>
-            </w:r>
-            <w:proofErr w:type="spellEnd"/>
-            <w:r>
-              <w:rPr>
-                <w:rFonts w:ascii="Noto Sans KR" w:eastAsia="Noto Sans KR" w:hAnsi="Noto Sans KR" w:hint="eastAsia"/>
-                <w:sz w:val="21"/>
-                <w:szCs w:val="21"/>
-              </w:rPr>
-              <w:t>)</w:t>
+              <w:t>(예시 : 뿌요뿌요 테트리스)</w:t>
             </w:r>
           </w:p>
           <w:p>
@@ -2805,25 +2472,7 @@
                 <w:sz w:val="28"/>
                 <w:szCs w:val="28"/>
               </w:rPr>
-              <w:t xml:space="preserve">  게임 </w:t>
-            </w:r>
-            <w:proofErr w:type="spellStart"/>
-            <w:r>
-              <w:rPr>
-                <w:rFonts w:ascii="Noto Sans KR" w:eastAsia="Noto Sans KR" w:hAnsi="Noto Sans KR" w:hint="eastAsia"/>
-                <w:sz w:val="28"/>
-                <w:szCs w:val="28"/>
-              </w:rPr>
-              <w:t>시작시</w:t>
-            </w:r>
-            <w:proofErr w:type="spellEnd"/>
-            <w:r>
-              <w:rPr>
-                <w:rFonts w:ascii="Noto Sans KR" w:eastAsia="Noto Sans KR" w:hAnsi="Noto Sans KR" w:hint="eastAsia"/>
-                <w:sz w:val="28"/>
-                <w:szCs w:val="28"/>
-              </w:rPr>
-              <w:t xml:space="preserve">, 아이템은 </w:t>
+              <w:t xml:space="preserve">  게임 시작시, 아이템은 </w:t>
             </w:r>
             <w:r>
               <w:rPr>
@@ -3164,8 +2813,19 @@
           <w:p>
             <w:pPr>
               <w:spacing w:line="400" w:lineRule="exact"/>
-              <w:ind w:firstLineChars="100" w:firstLine="220"/>
+              <w:ind w:firstLineChars="100" w:firstLine="280"/>
+              <w:rPr>
+                <w:rFonts w:hint="eastAsia"/>
+              </w:rPr>
             </w:pPr>
+            <w:r>
+              <w:rPr>
+                <w:rFonts w:ascii="Noto Sans KR" w:eastAsia="Noto Sans KR" w:hAnsi="Noto Sans KR" w:hint="eastAsia"/>
+                <w:sz w:val="28"/>
+                <w:szCs w:val="28"/>
+              </w:rPr>
+              <w:t>알카노이드 리팩토링, 호스트, 게스트 시스템</w:t>
+            </w:r>
           </w:p>
         </w:tc>
       </w:tr>
@@ -3212,7 +2872,6 @@
               <w:spacing w:line="400" w:lineRule="exact"/>
               <w:ind w:firstLineChars="100" w:firstLine="280"/>
             </w:pPr>
-            <w:proofErr w:type="spellStart"/>
             <w:r>
               <w:rPr>
                 <w:rFonts w:ascii="Noto Sans KR" w:eastAsia="Noto Sans KR" w:hAnsi="Noto Sans KR" w:hint="eastAsia"/>
@@ -3221,7 +2880,6 @@
               </w:rPr>
               <w:t>박효근</w:t>
             </w:r>
-            <w:proofErr w:type="spellEnd"/>
           </w:p>
         </w:tc>
         <w:tc>
@@ -3238,8 +2896,19 @@
           <w:p>
             <w:pPr>
               <w:spacing w:line="400" w:lineRule="exact"/>
-              <w:ind w:firstLineChars="100" w:firstLine="220"/>
+              <w:ind w:firstLineChars="100" w:firstLine="280"/>
+              <w:rPr>
+                <w:rFonts w:hint="eastAsia"/>
+              </w:rPr>
             </w:pPr>
+            <w:r>
+              <w:rPr>
+                <w:rFonts w:ascii="Noto Sans KR" w:eastAsia="Noto Sans KR" w:hAnsi="Noto Sans KR" w:hint="eastAsia"/>
+                <w:sz w:val="28"/>
+                <w:szCs w:val="28"/>
+              </w:rPr>
+              <w:t>TCP 통신 부분</w:t>
+            </w:r>
           </w:p>
         </w:tc>
       </w:tr>
@@ -3311,8 +2980,19 @@
           <w:p>
             <w:pPr>
               <w:spacing w:line="400" w:lineRule="exact"/>
-              <w:ind w:firstLineChars="100" w:firstLine="220"/>
+              <w:ind w:firstLineChars="100" w:firstLine="280"/>
+              <w:rPr>
+                <w:rFonts w:hint="eastAsia"/>
+              </w:rPr>
             </w:pPr>
+            <w:r>
+              <w:rPr>
+                <w:rFonts w:ascii="Noto Sans KR" w:eastAsia="Noto Sans KR" w:hAnsi="Noto Sans KR" w:hint="eastAsia"/>
+                <w:sz w:val="28"/>
+                <w:szCs w:val="28"/>
+              </w:rPr>
+              <w:t>UDP 통신 부분</w:t>
+            </w:r>
           </w:p>
         </w:tc>
       </w:tr>
@@ -3380,25 +3060,7 @@
                 <w:sz w:val="28"/>
                 <w:szCs w:val="28"/>
               </w:rPr>
-              <w:t xml:space="preserve">기본 구현 </w:t>
-            </w:r>
-            <w:proofErr w:type="gramStart"/>
-            <w:r>
-              <w:rPr>
-                <w:rFonts w:ascii="Noto Sans KR" w:eastAsia="Noto Sans KR" w:hAnsi="Noto Sans KR" w:hint="eastAsia"/>
-                <w:sz w:val="28"/>
-                <w:szCs w:val="28"/>
-              </w:rPr>
-              <w:t>라이브러리 :</w:t>
-            </w:r>
-            <w:proofErr w:type="gramEnd"/>
-            <w:r>
-              <w:rPr>
-                <w:rFonts w:ascii="Noto Sans KR" w:eastAsia="Noto Sans KR" w:hAnsi="Noto Sans KR" w:hint="eastAsia"/>
-                <w:sz w:val="28"/>
-                <w:szCs w:val="28"/>
-              </w:rPr>
-              <w:t xml:space="preserve"> OpenGL</w:t>
+              <w:t>기본 구현 라이브러리 : OpenGL</w:t>
             </w:r>
           </w:p>
           <w:p>
@@ -3417,25 +3079,7 @@
                 <w:sz w:val="28"/>
                 <w:szCs w:val="28"/>
               </w:rPr>
-              <w:t xml:space="preserve">네트워크 기능 </w:t>
-            </w:r>
-            <w:proofErr w:type="gramStart"/>
-            <w:r>
-              <w:rPr>
-                <w:rFonts w:ascii="Noto Sans KR" w:eastAsia="Noto Sans KR" w:hAnsi="Noto Sans KR" w:hint="eastAsia"/>
-                <w:sz w:val="28"/>
-                <w:szCs w:val="28"/>
-              </w:rPr>
-              <w:t>API :</w:t>
-            </w:r>
-            <w:proofErr w:type="gramEnd"/>
-            <w:r>
-              <w:rPr>
-                <w:rFonts w:ascii="Noto Sans KR" w:eastAsia="Noto Sans KR" w:hAnsi="Noto Sans KR" w:hint="eastAsia"/>
-                <w:sz w:val="28"/>
-                <w:szCs w:val="28"/>
-              </w:rPr>
-              <w:t xml:space="preserve"> Winsock</w:t>
+              <w:t>네트워크 기능 API : Winsock</w:t>
             </w:r>
           </w:p>
           <w:p>
@@ -3448,23 +3092,13 @@
                 <w:szCs w:val="28"/>
               </w:rPr>
             </w:pPr>
-            <w:proofErr w:type="gramStart"/>
             <w:r>
               <w:rPr>
                 <w:rFonts w:ascii="Noto Sans KR" w:eastAsia="Noto Sans KR" w:hAnsi="Noto Sans KR" w:hint="eastAsia"/>
                 <w:sz w:val="28"/>
                 <w:szCs w:val="28"/>
               </w:rPr>
-              <w:t>IDE :</w:t>
-            </w:r>
-            <w:proofErr w:type="gramEnd"/>
-            <w:r>
-              <w:rPr>
-                <w:rFonts w:ascii="Noto Sans KR" w:eastAsia="Noto Sans KR" w:hAnsi="Noto Sans KR" w:hint="eastAsia"/>
-                <w:sz w:val="28"/>
-                <w:szCs w:val="28"/>
-              </w:rPr>
-              <w:t xml:space="preserve"> Visual Studio</w:t>
+              <w:t>IDE : Visual Studio</w:t>
             </w:r>
             <w:r>
               <w:rPr>
@@ -3491,25 +3125,7 @@
                 <w:sz w:val="28"/>
                 <w:szCs w:val="28"/>
               </w:rPr>
-              <w:t xml:space="preserve">개발 </w:t>
-            </w:r>
-            <w:proofErr w:type="gramStart"/>
-            <w:r>
-              <w:rPr>
-                <w:rFonts w:ascii="Noto Sans KR" w:eastAsia="Noto Sans KR" w:hAnsi="Noto Sans KR" w:hint="eastAsia"/>
-                <w:sz w:val="28"/>
-                <w:szCs w:val="28"/>
-              </w:rPr>
-              <w:t>운영체제 :</w:t>
-            </w:r>
-            <w:proofErr w:type="gramEnd"/>
-            <w:r>
-              <w:rPr>
-                <w:rFonts w:ascii="Noto Sans KR" w:eastAsia="Noto Sans KR" w:hAnsi="Noto Sans KR" w:hint="eastAsia"/>
-                <w:sz w:val="28"/>
-                <w:szCs w:val="28"/>
-              </w:rPr>
-              <w:t xml:space="preserve"> Windows 11</w:t>
+              <w:t>개발 운영체제 : Windows 11</w:t>
             </w:r>
           </w:p>
           <w:p>
@@ -3523,25 +3139,7 @@
                 <w:sz w:val="28"/>
                 <w:szCs w:val="28"/>
               </w:rPr>
-              <w:t xml:space="preserve">사용 </w:t>
-            </w:r>
-            <w:proofErr w:type="gramStart"/>
-            <w:r>
-              <w:rPr>
-                <w:rFonts w:ascii="Noto Sans KR" w:eastAsia="Noto Sans KR" w:hAnsi="Noto Sans KR" w:hint="eastAsia"/>
-                <w:sz w:val="28"/>
-                <w:szCs w:val="28"/>
-              </w:rPr>
-              <w:t>언어 :</w:t>
-            </w:r>
-            <w:proofErr w:type="gramEnd"/>
-            <w:r>
-              <w:rPr>
-                <w:rFonts w:ascii="Noto Sans KR" w:eastAsia="Noto Sans KR" w:hAnsi="Noto Sans KR" w:hint="eastAsia"/>
-                <w:sz w:val="28"/>
-                <w:szCs w:val="28"/>
-              </w:rPr>
-              <w:t xml:space="preserve"> C++ v145</w:t>
+              <w:t>사용 언어 : C++ v145</w:t>
             </w:r>
           </w:p>
         </w:tc>
@@ -5335,23 +4933,13 @@
                 <w:szCs w:val="28"/>
               </w:rPr>
             </w:pPr>
-            <w:proofErr w:type="spellStart"/>
             <w:r>
               <w:rPr>
                 <w:rFonts w:ascii="Noto Sans KR" w:eastAsia="Noto Sans KR" w:hAnsi="Noto Sans KR" w:hint="eastAsia"/>
                 <w:sz w:val="28"/>
                 <w:szCs w:val="28"/>
               </w:rPr>
-              <w:t>박효근</w:t>
-            </w:r>
-            <w:proofErr w:type="spellEnd"/>
-            <w:r>
-              <w:rPr>
-                <w:rFonts w:ascii="Noto Sans KR" w:eastAsia="Noto Sans KR" w:hAnsi="Noto Sans KR" w:hint="eastAsia"/>
-                <w:sz w:val="28"/>
-                <w:szCs w:val="28"/>
-              </w:rPr>
-              <w:t>:</w:t>
+              <w:t>박효근:</w:t>
             </w:r>
           </w:p>
           <w:tbl>

--- a/Report/알카노이드 온라인 게임화 추진 계획서.docx
+++ b/Report/알카노이드 온라인 게임화 추진 계획서.docx
@@ -11,13 +11,23 @@
           <w:szCs w:val="40"/>
         </w:rPr>
       </w:pPr>
+      <w:proofErr w:type="spellStart"/>
       <w:r>
         <w:rPr>
           <w:rFonts w:ascii="Noto Sans KR Black" w:eastAsia="Noto Sans KR Black" w:hAnsi="Noto Sans KR Black" w:hint="eastAsia"/>
           <w:sz w:val="36"/>
           <w:szCs w:val="40"/>
         </w:rPr>
-        <w:t xml:space="preserve">알카노이드 </w:t>
+        <w:t>알카노이드</w:t>
+      </w:r>
+      <w:proofErr w:type="spellEnd"/>
+      <w:r>
+        <w:rPr>
+          <w:rFonts w:ascii="Noto Sans KR Black" w:eastAsia="Noto Sans KR Black" w:hAnsi="Noto Sans KR Black" w:hint="eastAsia"/>
+          <w:sz w:val="36"/>
+          <w:szCs w:val="40"/>
+        </w:rPr>
+        <w:t xml:space="preserve"> </w:t>
       </w:r>
       <w:r>
         <w:rPr>
@@ -266,6 +276,7 @@
               </w:rPr>
               <w:t>4팀 (</w:t>
             </w:r>
+            <w:proofErr w:type="gramStart"/>
             <w:r>
               <w:rPr>
                 <w:rFonts w:ascii="Noto Sans KR" w:eastAsia="Noto Sans KR" w:hAnsi="Noto Sans KR" w:hint="eastAsia"/>
@@ -291,7 +302,17 @@
                 <w:sz w:val="28"/>
                 <w:szCs w:val="28"/>
               </w:rPr>
-              <w:t>: 조장)</w:t>
+              <w:t>:</w:t>
+            </w:r>
+            <w:proofErr w:type="gramEnd"/>
+            <w:r>
+              <w:rPr>
+                <w:rFonts w:ascii="Noto Sans KR" w:eastAsia="Noto Sans KR" w:hAnsi="Noto Sans KR" w:hint="eastAsia"/>
+                <w:color w:val="000000" w:themeColor="text1"/>
+                <w:sz w:val="28"/>
+                <w:szCs w:val="28"/>
+              </w:rPr>
+              <w:t xml:space="preserve"> 조장)</w:t>
             </w:r>
           </w:p>
         </w:tc>
@@ -490,6 +511,7 @@
                 <w:szCs w:val="28"/>
               </w:rPr>
             </w:pPr>
+            <w:proofErr w:type="spellStart"/>
             <w:r>
               <w:rPr>
                 <w:rFonts w:ascii="Noto Sans KR" w:eastAsia="Noto Sans KR" w:hAnsi="Noto Sans KR" w:hint="eastAsia"/>
@@ -498,6 +520,7 @@
               </w:rPr>
               <w:t>박효근</w:t>
             </w:r>
+            <w:proofErr w:type="spellEnd"/>
           </w:p>
         </w:tc>
         <w:tc>
@@ -596,7 +619,97 @@
                 <w:sz w:val="26"/>
                 <w:szCs w:val="26"/>
               </w:rPr>
-              <w:t>1986년에 TAITO에 제작된 벽돌깨기 게임의 원조라고 할 수 있는 알카노이드를 윈도우 프로그래밍으로 재현한 프로그램으로 본 프로젝트의 원본은 알카노이드의 많은 버전들 중 NES판 알카노이드의 북미판.</w:t>
+              <w:t xml:space="preserve">1986년에 TAITO에 제작된 </w:t>
+            </w:r>
+            <w:proofErr w:type="spellStart"/>
+            <w:r>
+              <w:rPr>
+                <w:rFonts w:ascii="Noto Sans KR" w:eastAsia="Noto Sans KR" w:hAnsi="Noto Sans KR" w:hint="eastAsia"/>
+                <w:sz w:val="26"/>
+                <w:szCs w:val="26"/>
+              </w:rPr>
+              <w:t>벽돌깨기</w:t>
+            </w:r>
+            <w:proofErr w:type="spellEnd"/>
+            <w:r>
+              <w:rPr>
+                <w:rFonts w:ascii="Noto Sans KR" w:eastAsia="Noto Sans KR" w:hAnsi="Noto Sans KR" w:hint="eastAsia"/>
+                <w:sz w:val="26"/>
+                <w:szCs w:val="26"/>
+              </w:rPr>
+              <w:t xml:space="preserve"> 게임의 원조라고 할 수 있는 </w:t>
+            </w:r>
+            <w:proofErr w:type="spellStart"/>
+            <w:r>
+              <w:rPr>
+                <w:rFonts w:ascii="Noto Sans KR" w:eastAsia="Noto Sans KR" w:hAnsi="Noto Sans KR" w:hint="eastAsia"/>
+                <w:sz w:val="26"/>
+                <w:szCs w:val="26"/>
+              </w:rPr>
+              <w:t>알카노이드를</w:t>
+            </w:r>
+            <w:proofErr w:type="spellEnd"/>
+            <w:r>
+              <w:rPr>
+                <w:rFonts w:ascii="Noto Sans KR" w:eastAsia="Noto Sans KR" w:hAnsi="Noto Sans KR" w:hint="eastAsia"/>
+                <w:sz w:val="26"/>
+                <w:szCs w:val="26"/>
+              </w:rPr>
+              <w:t xml:space="preserve"> 윈도우 프로그래밍으로 재현한 프로그램으로 본 프로젝트의 원본은 </w:t>
+            </w:r>
+            <w:proofErr w:type="spellStart"/>
+            <w:r>
+              <w:rPr>
+                <w:rFonts w:ascii="Noto Sans KR" w:eastAsia="Noto Sans KR" w:hAnsi="Noto Sans KR" w:hint="eastAsia"/>
+                <w:sz w:val="26"/>
+                <w:szCs w:val="26"/>
+              </w:rPr>
+              <w:t>알카노이드의</w:t>
+            </w:r>
+            <w:proofErr w:type="spellEnd"/>
+            <w:r>
+              <w:rPr>
+                <w:rFonts w:ascii="Noto Sans KR" w:eastAsia="Noto Sans KR" w:hAnsi="Noto Sans KR" w:hint="eastAsia"/>
+                <w:sz w:val="26"/>
+                <w:szCs w:val="26"/>
+              </w:rPr>
+              <w:t xml:space="preserve"> 많은 버전들 중 NES판 </w:t>
+            </w:r>
+            <w:proofErr w:type="spellStart"/>
+            <w:r>
+              <w:rPr>
+                <w:rFonts w:ascii="Noto Sans KR" w:eastAsia="Noto Sans KR" w:hAnsi="Noto Sans KR" w:hint="eastAsia"/>
+                <w:sz w:val="26"/>
+                <w:szCs w:val="26"/>
+              </w:rPr>
+              <w:t>알카노이드의</w:t>
+            </w:r>
+            <w:proofErr w:type="spellEnd"/>
+            <w:r>
+              <w:rPr>
+                <w:rFonts w:ascii="Noto Sans KR" w:eastAsia="Noto Sans KR" w:hAnsi="Noto Sans KR" w:hint="eastAsia"/>
+                <w:sz w:val="26"/>
+                <w:szCs w:val="26"/>
+              </w:rPr>
+              <w:t xml:space="preserve"> </w:t>
+            </w:r>
+            <w:proofErr w:type="spellStart"/>
+            <w:r>
+              <w:rPr>
+                <w:rFonts w:ascii="Noto Sans KR" w:eastAsia="Noto Sans KR" w:hAnsi="Noto Sans KR" w:hint="eastAsia"/>
+                <w:sz w:val="26"/>
+                <w:szCs w:val="26"/>
+              </w:rPr>
+              <w:t>북미판</w:t>
+            </w:r>
+            <w:proofErr w:type="spellEnd"/>
+            <w:r>
+              <w:rPr>
+                <w:rFonts w:ascii="Noto Sans KR" w:eastAsia="Noto Sans KR" w:hAnsi="Noto Sans KR" w:hint="eastAsia"/>
+                <w:sz w:val="26"/>
+                <w:szCs w:val="26"/>
+              </w:rPr>
+              <w:t>.</w:t>
             </w:r>
             <w:r>
               <w:rPr>
@@ -719,7 +832,43 @@
                 <w:sz w:val="26"/>
                 <w:szCs w:val="26"/>
               </w:rPr>
-              <w:t>원작 &lt;알카노이드&gt;에는 멀티플레이 모드가 없고 후속작인 &lt;알카노이드 DOH&gt;에는 2</w:t>
+              <w:t>원작 &lt;</w:t>
+            </w:r>
+            <w:proofErr w:type="spellStart"/>
+            <w:r>
+              <w:rPr>
+                <w:rFonts w:ascii="Noto Sans KR" w:eastAsia="Noto Sans KR" w:hAnsi="Noto Sans KR" w:hint="eastAsia"/>
+                <w:sz w:val="26"/>
+                <w:szCs w:val="26"/>
+              </w:rPr>
+              <w:t>알카노이드</w:t>
+            </w:r>
+            <w:proofErr w:type="spellEnd"/>
+            <w:r>
+              <w:rPr>
+                <w:rFonts w:ascii="Noto Sans KR" w:eastAsia="Noto Sans KR" w:hAnsi="Noto Sans KR" w:hint="eastAsia"/>
+                <w:sz w:val="26"/>
+                <w:szCs w:val="26"/>
+              </w:rPr>
+              <w:t>&gt;에는 멀티플레이 모드가 없고 후속작인 &lt;</w:t>
+            </w:r>
+            <w:proofErr w:type="spellStart"/>
+            <w:r>
+              <w:rPr>
+                <w:rFonts w:ascii="Noto Sans KR" w:eastAsia="Noto Sans KR" w:hAnsi="Noto Sans KR" w:hint="eastAsia"/>
+                <w:sz w:val="26"/>
+                <w:szCs w:val="26"/>
+              </w:rPr>
+              <w:t>알카노이드</w:t>
+            </w:r>
+            <w:proofErr w:type="spellEnd"/>
+            <w:r>
+              <w:rPr>
+                <w:rFonts w:ascii="Noto Sans KR" w:eastAsia="Noto Sans KR" w:hAnsi="Noto Sans KR" w:hint="eastAsia"/>
+                <w:sz w:val="26"/>
+                <w:szCs w:val="26"/>
+              </w:rPr>
+              <w:t xml:space="preserve"> DOH&gt;에는 2</w:t>
             </w:r>
             <w:r>
               <w:rPr>
@@ -805,7 +954,25 @@
                 <w:sz w:val="26"/>
                 <w:szCs w:val="26"/>
               </w:rPr>
-              <w:t>또 하나는 배틀 모드로 실시간으로 플레이어가 공을 주고 받으며 겨루는 Pong과도 비슷한 탁구형 게임이다. 이쪽은 실시간 동시 플레이로 진행되기 때문에 본 과제에 적합하지만 윈도우 프로그래밍으로 만든 프로그램과는 방향이 많이 달라져버린다.</w:t>
+              <w:t xml:space="preserve">또 하나는 배틀 모드로 실시간으로 플레이어가 공을 </w:t>
+            </w:r>
+            <w:proofErr w:type="gramStart"/>
+            <w:r>
+              <w:rPr>
+                <w:rFonts w:ascii="Noto Sans KR" w:eastAsia="Noto Sans KR" w:hAnsi="Noto Sans KR" w:hint="eastAsia"/>
+                <w:sz w:val="26"/>
+                <w:szCs w:val="26"/>
+              </w:rPr>
+              <w:t>주고 받으며</w:t>
+            </w:r>
+            <w:proofErr w:type="gramEnd"/>
+            <w:r>
+              <w:rPr>
+                <w:rFonts w:ascii="Noto Sans KR" w:eastAsia="Noto Sans KR" w:hAnsi="Noto Sans KR" w:hint="eastAsia"/>
+                <w:sz w:val="26"/>
+                <w:szCs w:val="26"/>
+              </w:rPr>
+              <w:t xml:space="preserve"> 겨루는 Pong과도 비슷한 탁구형 게임이다. 이쪽은 실시간 동시 플레이로 진행되기 때문에 본 과제에 적합하지만 윈도우 프로그래밍으로 만든 프로그램과는 방향이 많이 달라져버린다.</w:t>
             </w:r>
           </w:p>
           <w:p>
@@ -832,7 +999,43 @@
                 <w:sz w:val="26"/>
                 <w:szCs w:val="26"/>
               </w:rPr>
-              <w:t>이 2가지 모드를 적절히 섞는 방향으로 가기로 했다. 테트리스의 멀티플레이 모드 처럼 플레이어의 화면에 자신의 화면과 상대 플레이어 화면을 둘 다 띄우고 실시간으로 상대방의 화면을 보며 스테이지를 먼저 클리어하는 대결 방식의 멀티플레이를 구현한다.</w:t>
+              <w:t xml:space="preserve">이 2가지 모드를 적절히 섞는 방향으로 가기로 했다. </w:t>
+            </w:r>
+            <w:proofErr w:type="spellStart"/>
+            <w:r>
+              <w:rPr>
+                <w:rFonts w:ascii="Noto Sans KR" w:eastAsia="Noto Sans KR" w:hAnsi="Noto Sans KR" w:hint="eastAsia"/>
+                <w:sz w:val="26"/>
+                <w:szCs w:val="26"/>
+              </w:rPr>
+              <w:t>테트리스의</w:t>
+            </w:r>
+            <w:proofErr w:type="spellEnd"/>
+            <w:r>
+              <w:rPr>
+                <w:rFonts w:ascii="Noto Sans KR" w:eastAsia="Noto Sans KR" w:hAnsi="Noto Sans KR" w:hint="eastAsia"/>
+                <w:sz w:val="26"/>
+                <w:szCs w:val="26"/>
+              </w:rPr>
+              <w:t xml:space="preserve"> 멀티플레이 </w:t>
+            </w:r>
+            <w:proofErr w:type="gramStart"/>
+            <w:r>
+              <w:rPr>
+                <w:rFonts w:ascii="Noto Sans KR" w:eastAsia="Noto Sans KR" w:hAnsi="Noto Sans KR" w:hint="eastAsia"/>
+                <w:sz w:val="26"/>
+                <w:szCs w:val="26"/>
+              </w:rPr>
+              <w:t>모드 처럼</w:t>
+            </w:r>
+            <w:proofErr w:type="gramEnd"/>
+            <w:r>
+              <w:rPr>
+                <w:rFonts w:ascii="Noto Sans KR" w:eastAsia="Noto Sans KR" w:hAnsi="Noto Sans KR" w:hint="eastAsia"/>
+                <w:sz w:val="26"/>
+                <w:szCs w:val="26"/>
+              </w:rPr>
+              <w:t xml:space="preserve"> 플레이어의 화면에 자신의 화면과 상대 플레이어 화면을 둘 다 띄우고 실시간으로 상대방의 화면을 보며 스테이지를 먼저 클리어하는 대결 방식의 멀티플레이를 구현한다.</w:t>
             </w:r>
           </w:p>
         </w:tc>
@@ -992,13 +1195,23 @@
                 </wp:anchor>
               </w:drawing>
             </w:r>
-            <w:r>
-              <w:rPr>
-                <w:rFonts w:ascii="Noto Sans KR" w:eastAsia="Noto Sans KR" w:hAnsi="Noto Sans KR" w:hint="eastAsia"/>
-                <w:sz w:val="28"/>
-                <w:szCs w:val="28"/>
-              </w:rPr>
-              <w:t>알카노이드의 기본 틀</w:t>
+            <w:proofErr w:type="spellStart"/>
+            <w:r>
+              <w:rPr>
+                <w:rFonts w:ascii="Noto Sans KR" w:eastAsia="Noto Sans KR" w:hAnsi="Noto Sans KR" w:hint="eastAsia"/>
+                <w:sz w:val="28"/>
+                <w:szCs w:val="28"/>
+              </w:rPr>
+              <w:t>알카노이드의</w:t>
+            </w:r>
+            <w:proofErr w:type="spellEnd"/>
+            <w:r>
+              <w:rPr>
+                <w:rFonts w:ascii="Noto Sans KR" w:eastAsia="Noto Sans KR" w:hAnsi="Noto Sans KR" w:hint="eastAsia"/>
+                <w:sz w:val="28"/>
+                <w:szCs w:val="28"/>
+              </w:rPr>
+              <w:t xml:space="preserve"> 기본 틀</w:t>
             </w:r>
           </w:p>
           <w:p>
@@ -1010,13 +1223,51 @@
                 <w:szCs w:val="28"/>
               </w:rPr>
             </w:pPr>
-            <w:r>
-              <w:rPr>
-                <w:rFonts w:ascii="Noto Sans KR" w:eastAsia="Noto Sans KR" w:hAnsi="Noto Sans KR" w:hint="eastAsia"/>
-                <w:sz w:val="28"/>
-                <w:szCs w:val="28"/>
-              </w:rPr>
-              <w:t>바우스 : 플레이어 캐릭터. 공을 튕기는 판. 레이저 아이템을 먹고 레이저 바우스가 되면 레이저를 쏴서 블록이나 AI를 파괴할 수 있다.</w:t>
+            <w:proofErr w:type="spellStart"/>
+            <w:proofErr w:type="gramStart"/>
+            <w:r>
+              <w:rPr>
+                <w:rFonts w:ascii="Noto Sans KR" w:eastAsia="Noto Sans KR" w:hAnsi="Noto Sans KR" w:hint="eastAsia"/>
+                <w:sz w:val="28"/>
+                <w:szCs w:val="28"/>
+              </w:rPr>
+              <w:t>바우스</w:t>
+            </w:r>
+            <w:proofErr w:type="spellEnd"/>
+            <w:r>
+              <w:rPr>
+                <w:rFonts w:ascii="Noto Sans KR" w:eastAsia="Noto Sans KR" w:hAnsi="Noto Sans KR" w:hint="eastAsia"/>
+                <w:sz w:val="28"/>
+                <w:szCs w:val="28"/>
+              </w:rPr>
+              <w:t xml:space="preserve"> :</w:t>
+            </w:r>
+            <w:proofErr w:type="gramEnd"/>
+            <w:r>
+              <w:rPr>
+                <w:rFonts w:ascii="Noto Sans KR" w:eastAsia="Noto Sans KR" w:hAnsi="Noto Sans KR" w:hint="eastAsia"/>
+                <w:sz w:val="28"/>
+                <w:szCs w:val="28"/>
+              </w:rPr>
+              <w:t xml:space="preserve"> 플레이어 캐릭터. 공을 튕기는 판. 레이저 아이템을 먹고 레이저 </w:t>
+            </w:r>
+            <w:proofErr w:type="spellStart"/>
+            <w:r>
+              <w:rPr>
+                <w:rFonts w:ascii="Noto Sans KR" w:eastAsia="Noto Sans KR" w:hAnsi="Noto Sans KR" w:hint="eastAsia"/>
+                <w:sz w:val="28"/>
+                <w:szCs w:val="28"/>
+              </w:rPr>
+              <w:t>바우스가</w:t>
+            </w:r>
+            <w:proofErr w:type="spellEnd"/>
+            <w:r>
+              <w:rPr>
+                <w:rFonts w:ascii="Noto Sans KR" w:eastAsia="Noto Sans KR" w:hAnsi="Noto Sans KR" w:hint="eastAsia"/>
+                <w:sz w:val="28"/>
+                <w:szCs w:val="28"/>
+              </w:rPr>
+              <w:t xml:space="preserve"> 되면 레이저를 쏴서 블록이나 AI를 파괴할 수 있다.</w:t>
             </w:r>
           </w:p>
           <w:p>
@@ -1209,7 +1460,25 @@
                       <w:sz w:val="28"/>
                       <w:szCs w:val="28"/>
                     </w:rPr>
-                    <w:t>레이저 바우스로 변형</w:t>
+                    <w:t xml:space="preserve">레이저 </w:t>
+                  </w:r>
+                  <w:proofErr w:type="spellStart"/>
+                  <w:r>
+                    <w:rPr>
+                      <w:rFonts w:ascii="Noto Sans KR" w:eastAsia="Noto Sans KR" w:hAnsi="Noto Sans KR" w:hint="eastAsia"/>
+                      <w:sz w:val="28"/>
+                      <w:szCs w:val="28"/>
+                    </w:rPr>
+                    <w:t>바우스로</w:t>
+                  </w:r>
+                  <w:proofErr w:type="spellEnd"/>
+                  <w:r>
+                    <w:rPr>
+                      <w:rFonts w:ascii="Noto Sans KR" w:eastAsia="Noto Sans KR" w:hAnsi="Noto Sans KR" w:hint="eastAsia"/>
+                      <w:sz w:val="28"/>
+                      <w:szCs w:val="28"/>
+                    </w:rPr>
+                    <w:t xml:space="preserve"> 변형</w:t>
                   </w:r>
                 </w:p>
               </w:tc>
@@ -1252,13 +1521,23 @@
                       <w:szCs w:val="28"/>
                     </w:rPr>
                   </w:pPr>
-                  <w:r>
-                    <w:rPr>
-                      <w:rFonts w:ascii="Noto Sans KR" w:eastAsia="Noto Sans KR" w:hAnsi="Noto Sans KR" w:hint="eastAsia"/>
-                      <w:sz w:val="28"/>
-                      <w:szCs w:val="28"/>
-                    </w:rPr>
-                    <w:t>바우스의 길이가 1.5배가 됨</w:t>
+                  <w:proofErr w:type="spellStart"/>
+                  <w:r>
+                    <w:rPr>
+                      <w:rFonts w:ascii="Noto Sans KR" w:eastAsia="Noto Sans KR" w:hAnsi="Noto Sans KR" w:hint="eastAsia"/>
+                      <w:sz w:val="28"/>
+                      <w:szCs w:val="28"/>
+                    </w:rPr>
+                    <w:t>바우스의</w:t>
+                  </w:r>
+                  <w:proofErr w:type="spellEnd"/>
+                  <w:r>
+                    <w:rPr>
+                      <w:rFonts w:ascii="Noto Sans KR" w:eastAsia="Noto Sans KR" w:hAnsi="Noto Sans KR" w:hint="eastAsia"/>
+                      <w:sz w:val="28"/>
+                      <w:szCs w:val="28"/>
+                    </w:rPr>
+                    <w:t xml:space="preserve"> 길이가 1.5배가 됨</w:t>
                   </w:r>
                 </w:p>
               </w:tc>
@@ -2261,7 +2540,7 @@
                 <w:szCs w:val="28"/>
               </w:rPr>
               <w:drawing>
-                <wp:anchor distT="0" distB="0" distL="114300" distR="114300" simplePos="0" relativeHeight="251661312" behindDoc="0" locked="0" layoutInCell="1" allowOverlap="1" wp14:anchorId="70D2E052" wp14:editId="3CD09CE9">
+                <wp:anchor distT="0" distB="0" distL="114300" distR="114300" simplePos="0" relativeHeight="251661312" behindDoc="0" locked="0" layoutInCell="1" allowOverlap="1" wp14:anchorId="70D2E052" wp14:editId="20DBAFAC">
                   <wp:simplePos x="0" y="0"/>
                   <wp:positionH relativeFrom="column">
                     <wp:posOffset>248285</wp:posOffset>
@@ -2349,7 +2628,61 @@
                 <w:sz w:val="21"/>
                 <w:szCs w:val="21"/>
               </w:rPr>
-              <w:t>(예시 : 뿌요뿌요 테트리스)</w:t>
+              <w:t>(</w:t>
+            </w:r>
+            <w:proofErr w:type="gramStart"/>
+            <w:r>
+              <w:rPr>
+                <w:rFonts w:ascii="Noto Sans KR" w:eastAsia="Noto Sans KR" w:hAnsi="Noto Sans KR" w:hint="eastAsia"/>
+                <w:sz w:val="21"/>
+                <w:szCs w:val="21"/>
+              </w:rPr>
+              <w:t>예시 :</w:t>
+            </w:r>
+            <w:proofErr w:type="gramEnd"/>
+            <w:r>
+              <w:rPr>
+                <w:rFonts w:ascii="Noto Sans KR" w:eastAsia="Noto Sans KR" w:hAnsi="Noto Sans KR" w:hint="eastAsia"/>
+                <w:sz w:val="21"/>
+                <w:szCs w:val="21"/>
+              </w:rPr>
+              <w:t xml:space="preserve"> </w:t>
+            </w:r>
+            <w:proofErr w:type="spellStart"/>
+            <w:r>
+              <w:rPr>
+                <w:rFonts w:ascii="Noto Sans KR" w:eastAsia="Noto Sans KR" w:hAnsi="Noto Sans KR" w:hint="eastAsia"/>
+                <w:sz w:val="21"/>
+                <w:szCs w:val="21"/>
+              </w:rPr>
+              <w:t>뿌요뿌요</w:t>
+            </w:r>
+            <w:proofErr w:type="spellEnd"/>
+            <w:r>
+              <w:rPr>
+                <w:rFonts w:ascii="Noto Sans KR" w:eastAsia="Noto Sans KR" w:hAnsi="Noto Sans KR" w:hint="eastAsia"/>
+                <w:sz w:val="21"/>
+                <w:szCs w:val="21"/>
+              </w:rPr>
+              <w:t xml:space="preserve"> </w:t>
+            </w:r>
+            <w:proofErr w:type="spellStart"/>
+            <w:r>
+              <w:rPr>
+                <w:rFonts w:ascii="Noto Sans KR" w:eastAsia="Noto Sans KR" w:hAnsi="Noto Sans KR" w:hint="eastAsia"/>
+                <w:sz w:val="21"/>
+                <w:szCs w:val="21"/>
+              </w:rPr>
+              <w:t>테트리스</w:t>
+            </w:r>
+            <w:proofErr w:type="spellEnd"/>
+            <w:r>
+              <w:rPr>
+                <w:rFonts w:ascii="Noto Sans KR" w:eastAsia="Noto Sans KR" w:hAnsi="Noto Sans KR" w:hint="eastAsia"/>
+                <w:sz w:val="21"/>
+                <w:szCs w:val="21"/>
+              </w:rPr>
+              <w:t>)</w:t>
             </w:r>
           </w:p>
           <w:p>
@@ -2472,7 +2805,25 @@
                 <w:sz w:val="28"/>
                 <w:szCs w:val="28"/>
               </w:rPr>
-              <w:t xml:space="preserve">  게임 시작시, 아이템은 </w:t>
+              <w:t xml:space="preserve">  게임 </w:t>
+            </w:r>
+            <w:proofErr w:type="spellStart"/>
+            <w:r>
+              <w:rPr>
+                <w:rFonts w:ascii="Noto Sans KR" w:eastAsia="Noto Sans KR" w:hAnsi="Noto Sans KR" w:hint="eastAsia"/>
+                <w:sz w:val="28"/>
+                <w:szCs w:val="28"/>
+              </w:rPr>
+              <w:t>시작시</w:t>
+            </w:r>
+            <w:proofErr w:type="spellEnd"/>
+            <w:r>
+              <w:rPr>
+                <w:rFonts w:ascii="Noto Sans KR" w:eastAsia="Noto Sans KR" w:hAnsi="Noto Sans KR" w:hint="eastAsia"/>
+                <w:sz w:val="28"/>
+                <w:szCs w:val="28"/>
+              </w:rPr>
+              <w:t xml:space="preserve">, 아이템은 </w:t>
             </w:r>
             <w:r>
               <w:rPr>
@@ -2640,6 +2991,14 @@
                 </wp:anchor>
               </w:drawing>
             </w:r>
+            <w:r>
+              <w:rPr>
+                <w:rFonts w:ascii="Noto Sans KR" w:eastAsia="Noto Sans KR" w:hAnsi="Noto Sans KR" w:hint="eastAsia"/>
+                <w:sz w:val="28"/>
+                <w:szCs w:val="28"/>
+              </w:rPr>
+              <w:t xml:space="preserve">  서버에 양측 플레이어의 게임 현황 정보를 저장하고 클라이언트가 서버에서 일정주기로 상대방의 플레이 현황을 요청하고 읽어오는 방식으로 상대방의 플레이가 보이도록 구현.</w:t>
+            </w:r>
           </w:p>
         </w:tc>
       </w:tr>
@@ -2713,8 +3072,241 @@
           <w:p>
             <w:pPr>
               <w:spacing w:line="400" w:lineRule="exact"/>
-              <w:ind w:firstLineChars="100" w:firstLine="220"/>
+              <w:ind w:firstLineChars="100" w:firstLine="280"/>
+              <w:rPr>
+                <w:rFonts w:ascii="Noto Sans KR" w:eastAsia="Noto Sans KR" w:hAnsi="Noto Sans KR"/>
+                <w:sz w:val="28"/>
+                <w:szCs w:val="28"/>
+              </w:rPr>
             </w:pPr>
+            <w:r>
+              <w:rPr>
+                <w:rFonts w:ascii="Noto Sans KR" w:eastAsia="Noto Sans KR" w:hAnsi="Noto Sans KR" w:hint="eastAsia"/>
+                <w:sz w:val="28"/>
+                <w:szCs w:val="28"/>
+              </w:rPr>
+              <w:t>[클라이언트]</w:t>
+            </w:r>
+          </w:p>
+          <w:p>
+            <w:pPr>
+              <w:pStyle w:val="a6"/>
+              <w:numPr>
+                <w:ilvl w:val="0"/>
+                <w:numId w:val="5"/>
+              </w:numPr>
+              <w:spacing w:line="400" w:lineRule="exact"/>
+            </w:pPr>
+            <w:r>
+              <w:rPr>
+                <w:rFonts w:ascii="Noto Sans KR" w:eastAsia="Noto Sans KR" w:hAnsi="Noto Sans KR" w:hint="eastAsia"/>
+                <w:sz w:val="28"/>
+                <w:szCs w:val="28"/>
+              </w:rPr>
+              <w:t>방</w:t>
+            </w:r>
+            <w:r>
+              <w:rPr>
+                <w:rFonts w:ascii="Noto Sans KR" w:eastAsia="Noto Sans KR" w:hAnsi="Noto Sans KR" w:hint="eastAsia"/>
+                <w:sz w:val="28"/>
+                <w:szCs w:val="28"/>
+              </w:rPr>
+              <w:t xml:space="preserve"> 개설 함수</w:t>
+            </w:r>
+          </w:p>
+          <w:p>
+            <w:pPr>
+              <w:pStyle w:val="a6"/>
+              <w:numPr>
+                <w:ilvl w:val="0"/>
+                <w:numId w:val="5"/>
+              </w:numPr>
+              <w:spacing w:line="400" w:lineRule="exact"/>
+            </w:pPr>
+            <w:r>
+              <w:rPr>
+                <w:rFonts w:ascii="Noto Sans KR" w:eastAsia="Noto Sans KR" w:hAnsi="Noto Sans KR" w:hint="eastAsia"/>
+                <w:sz w:val="28"/>
+                <w:szCs w:val="28"/>
+              </w:rPr>
+              <w:t>방 접속 함수</w:t>
+            </w:r>
+          </w:p>
+          <w:p>
+            <w:pPr>
+              <w:pStyle w:val="a6"/>
+              <w:numPr>
+                <w:ilvl w:val="0"/>
+                <w:numId w:val="5"/>
+              </w:numPr>
+              <w:spacing w:line="400" w:lineRule="exact"/>
+            </w:pPr>
+            <w:r>
+              <w:rPr>
+                <w:rFonts w:ascii="Noto Sans KR" w:eastAsia="Noto Sans KR" w:hAnsi="Noto Sans KR" w:hint="eastAsia"/>
+                <w:sz w:val="28"/>
+                <w:szCs w:val="28"/>
+              </w:rPr>
+              <w:t>게임 시작 신호 전송 함수(Game Start 기능)</w:t>
+            </w:r>
+          </w:p>
+          <w:p>
+            <w:pPr>
+              <w:pStyle w:val="a6"/>
+              <w:numPr>
+                <w:ilvl w:val="0"/>
+                <w:numId w:val="5"/>
+              </w:numPr>
+              <w:spacing w:line="400" w:lineRule="exact"/>
+            </w:pPr>
+            <w:r>
+              <w:rPr>
+                <w:rFonts w:ascii="Noto Sans KR" w:eastAsia="Noto Sans KR" w:hAnsi="Noto Sans KR" w:hint="eastAsia"/>
+                <w:sz w:val="28"/>
+                <w:szCs w:val="28"/>
+              </w:rPr>
+              <w:t>게임 시작 대기 신호 함수(Ready 기능)</w:t>
+            </w:r>
+          </w:p>
+          <w:p>
+            <w:pPr>
+              <w:spacing w:line="400" w:lineRule="exact"/>
+            </w:pPr>
+          </w:p>
+          <w:p>
+            <w:pPr>
+              <w:spacing w:line="400" w:lineRule="exact"/>
+              <w:rPr>
+                <w:rFonts w:ascii="Noto Sans KR" w:eastAsia="Noto Sans KR" w:hAnsi="Noto Sans KR"/>
+                <w:sz w:val="28"/>
+                <w:szCs w:val="28"/>
+              </w:rPr>
+            </w:pPr>
+            <w:r>
+              <w:rPr>
+                <w:rFonts w:hint="eastAsia"/>
+              </w:rPr>
+              <w:t xml:space="preserve">  </w:t>
+            </w:r>
+            <w:r>
+              <w:rPr>
+                <w:rFonts w:ascii="Noto Sans KR" w:eastAsia="Noto Sans KR" w:hAnsi="Noto Sans KR" w:hint="eastAsia"/>
+                <w:sz w:val="28"/>
+                <w:szCs w:val="28"/>
+              </w:rPr>
+              <w:t>[서버]</w:t>
+            </w:r>
+          </w:p>
+          <w:p>
+            <w:pPr>
+              <w:pStyle w:val="a6"/>
+              <w:numPr>
+                <w:ilvl w:val="0"/>
+                <w:numId w:val="5"/>
+              </w:numPr>
+              <w:spacing w:line="400" w:lineRule="exact"/>
+            </w:pPr>
+            <w:r>
+              <w:rPr>
+                <w:rFonts w:ascii="Noto Sans KR" w:eastAsia="Noto Sans KR" w:hAnsi="Noto Sans KR" w:hint="eastAsia"/>
+                <w:sz w:val="28"/>
+                <w:szCs w:val="28"/>
+              </w:rPr>
+              <w:t>방 개설 스레드</w:t>
+            </w:r>
+          </w:p>
+          <w:p>
+            <w:pPr>
+              <w:pStyle w:val="a6"/>
+              <w:numPr>
+                <w:ilvl w:val="1"/>
+                <w:numId w:val="5"/>
+              </w:numPr>
+              <w:spacing w:line="400" w:lineRule="exact"/>
+            </w:pPr>
+            <w:r>
+              <w:rPr>
+                <w:rFonts w:ascii="Noto Sans KR" w:eastAsia="Noto Sans KR" w:hAnsi="Noto Sans KR" w:hint="eastAsia"/>
+                <w:sz w:val="28"/>
+                <w:szCs w:val="28"/>
+              </w:rPr>
+              <w:t>개설 처리 함수</w:t>
+            </w:r>
+          </w:p>
+          <w:p>
+            <w:pPr>
+              <w:pStyle w:val="a6"/>
+              <w:numPr>
+                <w:ilvl w:val="0"/>
+                <w:numId w:val="5"/>
+              </w:numPr>
+              <w:spacing w:line="400" w:lineRule="exact"/>
+            </w:pPr>
+            <w:r>
+              <w:rPr>
+                <w:rFonts w:ascii="Noto Sans KR" w:eastAsia="Noto Sans KR" w:hAnsi="Noto Sans KR" w:hint="eastAsia"/>
+                <w:sz w:val="28"/>
+                <w:szCs w:val="28"/>
+              </w:rPr>
+              <w:t>방 접속 스레드</w:t>
+            </w:r>
+          </w:p>
+          <w:p>
+            <w:pPr>
+              <w:pStyle w:val="a6"/>
+              <w:numPr>
+                <w:ilvl w:val="1"/>
+                <w:numId w:val="5"/>
+              </w:numPr>
+              <w:spacing w:line="400" w:lineRule="exact"/>
+            </w:pPr>
+            <w:r>
+              <w:rPr>
+                <w:rFonts w:ascii="Noto Sans KR" w:eastAsia="Noto Sans KR" w:hAnsi="Noto Sans KR" w:hint="eastAsia"/>
+                <w:sz w:val="28"/>
+                <w:szCs w:val="28"/>
+              </w:rPr>
+              <w:t>접속 처리 함수</w:t>
+            </w:r>
+          </w:p>
+          <w:p>
+            <w:pPr>
+              <w:pStyle w:val="a6"/>
+              <w:numPr>
+                <w:ilvl w:val="0"/>
+                <w:numId w:val="5"/>
+              </w:numPr>
+              <w:spacing w:line="400" w:lineRule="exact"/>
+            </w:pPr>
+            <w:r>
+              <w:rPr>
+                <w:rFonts w:ascii="Noto Sans KR" w:eastAsia="Noto Sans KR" w:hAnsi="Noto Sans KR" w:hint="eastAsia"/>
+                <w:sz w:val="28"/>
+                <w:szCs w:val="28"/>
+              </w:rPr>
+              <w:t>개별 방 스레드</w:t>
+            </w:r>
+          </w:p>
+          <w:p>
+            <w:pPr>
+              <w:pStyle w:val="a6"/>
+              <w:numPr>
+                <w:ilvl w:val="1"/>
+                <w:numId w:val="5"/>
+              </w:numPr>
+              <w:spacing w:line="400" w:lineRule="exact"/>
+              <w:rPr>
+                <w:rFonts w:hint="eastAsia"/>
+              </w:rPr>
+            </w:pPr>
+            <w:r>
+              <w:rPr>
+                <w:rFonts w:ascii="Noto Sans KR" w:eastAsia="Noto Sans KR" w:hAnsi="Noto Sans KR" w:hint="eastAsia"/>
+                <w:sz w:val="28"/>
+                <w:szCs w:val="28"/>
+              </w:rPr>
+              <w:t>게임 시작 대기 함수</w:t>
+            </w:r>
           </w:p>
         </w:tc>
       </w:tr>
@@ -2769,6 +3361,7 @@
                 <w:sz w:val="28"/>
                 <w:szCs w:val="28"/>
               </w:rPr>
+              <w:lastRenderedPageBreak/>
               <w:t>역할분담</w:t>
             </w:r>
           </w:p>
@@ -2795,6 +3388,7 @@
                 <w:sz w:val="28"/>
                 <w:szCs w:val="28"/>
               </w:rPr>
+              <w:lastRenderedPageBreak/>
               <w:t>임성진</w:t>
             </w:r>
           </w:p>
@@ -2814,17 +3408,42 @@
             <w:pPr>
               <w:spacing w:line="400" w:lineRule="exact"/>
               <w:ind w:firstLineChars="100" w:firstLine="280"/>
-              <w:rPr>
-                <w:rFonts w:hint="eastAsia"/>
-              </w:rPr>
             </w:pPr>
-            <w:r>
-              <w:rPr>
-                <w:rFonts w:ascii="Noto Sans KR" w:eastAsia="Noto Sans KR" w:hAnsi="Noto Sans KR" w:hint="eastAsia"/>
-                <w:sz w:val="28"/>
-                <w:szCs w:val="28"/>
-              </w:rPr>
-              <w:t>알카노이드 리팩토링, 호스트, 게스트 시스템</w:t>
+            <w:proofErr w:type="spellStart"/>
+            <w:r>
+              <w:rPr>
+                <w:rFonts w:ascii="Noto Sans KR" w:eastAsia="Noto Sans KR" w:hAnsi="Noto Sans KR" w:hint="eastAsia"/>
+                <w:sz w:val="28"/>
+                <w:szCs w:val="28"/>
+              </w:rPr>
+              <w:t>알카노이드</w:t>
+            </w:r>
+            <w:proofErr w:type="spellEnd"/>
+            <w:r>
+              <w:rPr>
+                <w:rFonts w:ascii="Noto Sans KR" w:eastAsia="Noto Sans KR" w:hAnsi="Noto Sans KR" w:hint="eastAsia"/>
+                <w:sz w:val="28"/>
+                <w:szCs w:val="28"/>
+              </w:rPr>
+              <w:t xml:space="preserve"> </w:t>
+            </w:r>
+            <w:proofErr w:type="spellStart"/>
+            <w:r>
+              <w:rPr>
+                <w:rFonts w:ascii="Noto Sans KR" w:eastAsia="Noto Sans KR" w:hAnsi="Noto Sans KR" w:hint="eastAsia"/>
+                <w:sz w:val="28"/>
+                <w:szCs w:val="28"/>
+              </w:rPr>
+              <w:t>리팩토링</w:t>
+            </w:r>
+            <w:proofErr w:type="spellEnd"/>
+            <w:r>
+              <w:rPr>
+                <w:rFonts w:ascii="Noto Sans KR" w:eastAsia="Noto Sans KR" w:hAnsi="Noto Sans KR" w:hint="eastAsia"/>
+                <w:sz w:val="28"/>
+                <w:szCs w:val="28"/>
+              </w:rPr>
+              <w:t>, 호스트, 게스트 시스템</w:t>
             </w:r>
           </w:p>
         </w:tc>
@@ -2872,6 +3491,7 @@
               <w:spacing w:line="400" w:lineRule="exact"/>
               <w:ind w:firstLineChars="100" w:firstLine="280"/>
             </w:pPr>
+            <w:proofErr w:type="spellStart"/>
             <w:r>
               <w:rPr>
                 <w:rFonts w:ascii="Noto Sans KR" w:eastAsia="Noto Sans KR" w:hAnsi="Noto Sans KR" w:hint="eastAsia"/>
@@ -2880,6 +3500,7 @@
               </w:rPr>
               <w:t>박효근</w:t>
             </w:r>
+            <w:proofErr w:type="spellEnd"/>
           </w:p>
         </w:tc>
         <w:tc>
@@ -2897,9 +3518,6 @@
             <w:pPr>
               <w:spacing w:line="400" w:lineRule="exact"/>
               <w:ind w:firstLineChars="100" w:firstLine="280"/>
-              <w:rPr>
-                <w:rFonts w:hint="eastAsia"/>
-              </w:rPr>
             </w:pPr>
             <w:r>
               <w:rPr>
@@ -2981,9 +3599,6 @@
             <w:pPr>
               <w:spacing w:line="400" w:lineRule="exact"/>
               <w:ind w:firstLineChars="100" w:firstLine="280"/>
-              <w:rPr>
-                <w:rFonts w:hint="eastAsia"/>
-              </w:rPr>
             </w:pPr>
             <w:r>
               <w:rPr>
@@ -3060,7 +3675,25 @@
                 <w:sz w:val="28"/>
                 <w:szCs w:val="28"/>
               </w:rPr>
-              <w:t>기본 구현 라이브러리 : OpenGL</w:t>
+              <w:t xml:space="preserve">기본 구현 </w:t>
+            </w:r>
+            <w:proofErr w:type="gramStart"/>
+            <w:r>
+              <w:rPr>
+                <w:rFonts w:ascii="Noto Sans KR" w:eastAsia="Noto Sans KR" w:hAnsi="Noto Sans KR" w:hint="eastAsia"/>
+                <w:sz w:val="28"/>
+                <w:szCs w:val="28"/>
+              </w:rPr>
+              <w:t>라이브러리 :</w:t>
+            </w:r>
+            <w:proofErr w:type="gramEnd"/>
+            <w:r>
+              <w:rPr>
+                <w:rFonts w:ascii="Noto Sans KR" w:eastAsia="Noto Sans KR" w:hAnsi="Noto Sans KR" w:hint="eastAsia"/>
+                <w:sz w:val="28"/>
+                <w:szCs w:val="28"/>
+              </w:rPr>
+              <w:t xml:space="preserve"> OpenGL</w:t>
             </w:r>
           </w:p>
           <w:p>
@@ -3079,7 +3712,25 @@
                 <w:sz w:val="28"/>
                 <w:szCs w:val="28"/>
               </w:rPr>
-              <w:t>네트워크 기능 API : Winsock</w:t>
+              <w:t xml:space="preserve">네트워크 기능 </w:t>
+            </w:r>
+            <w:proofErr w:type="gramStart"/>
+            <w:r>
+              <w:rPr>
+                <w:rFonts w:ascii="Noto Sans KR" w:eastAsia="Noto Sans KR" w:hAnsi="Noto Sans KR" w:hint="eastAsia"/>
+                <w:sz w:val="28"/>
+                <w:szCs w:val="28"/>
+              </w:rPr>
+              <w:t>API :</w:t>
+            </w:r>
+            <w:proofErr w:type="gramEnd"/>
+            <w:r>
+              <w:rPr>
+                <w:rFonts w:ascii="Noto Sans KR" w:eastAsia="Noto Sans KR" w:hAnsi="Noto Sans KR" w:hint="eastAsia"/>
+                <w:sz w:val="28"/>
+                <w:szCs w:val="28"/>
+              </w:rPr>
+              <w:t xml:space="preserve"> Winsock</w:t>
             </w:r>
           </w:p>
           <w:p>
@@ -3092,13 +3743,23 @@
                 <w:szCs w:val="28"/>
               </w:rPr>
             </w:pPr>
-            <w:r>
-              <w:rPr>
-                <w:rFonts w:ascii="Noto Sans KR" w:eastAsia="Noto Sans KR" w:hAnsi="Noto Sans KR" w:hint="eastAsia"/>
-                <w:sz w:val="28"/>
-                <w:szCs w:val="28"/>
-              </w:rPr>
-              <w:t>IDE : Visual Studio</w:t>
+            <w:proofErr w:type="gramStart"/>
+            <w:r>
+              <w:rPr>
+                <w:rFonts w:ascii="Noto Sans KR" w:eastAsia="Noto Sans KR" w:hAnsi="Noto Sans KR" w:hint="eastAsia"/>
+                <w:sz w:val="28"/>
+                <w:szCs w:val="28"/>
+              </w:rPr>
+              <w:t>IDE :</w:t>
+            </w:r>
+            <w:proofErr w:type="gramEnd"/>
+            <w:r>
+              <w:rPr>
+                <w:rFonts w:ascii="Noto Sans KR" w:eastAsia="Noto Sans KR" w:hAnsi="Noto Sans KR" w:hint="eastAsia"/>
+                <w:sz w:val="28"/>
+                <w:szCs w:val="28"/>
+              </w:rPr>
+              <w:t xml:space="preserve"> Visual Studio</w:t>
             </w:r>
             <w:r>
               <w:rPr>
@@ -3125,7 +3786,25 @@
                 <w:sz w:val="28"/>
                 <w:szCs w:val="28"/>
               </w:rPr>
-              <w:t>개발 운영체제 : Windows 11</w:t>
+              <w:t xml:space="preserve">개발 </w:t>
+            </w:r>
+            <w:proofErr w:type="gramStart"/>
+            <w:r>
+              <w:rPr>
+                <w:rFonts w:ascii="Noto Sans KR" w:eastAsia="Noto Sans KR" w:hAnsi="Noto Sans KR" w:hint="eastAsia"/>
+                <w:sz w:val="28"/>
+                <w:szCs w:val="28"/>
+              </w:rPr>
+              <w:t>운영체제 :</w:t>
+            </w:r>
+            <w:proofErr w:type="gramEnd"/>
+            <w:r>
+              <w:rPr>
+                <w:rFonts w:ascii="Noto Sans KR" w:eastAsia="Noto Sans KR" w:hAnsi="Noto Sans KR" w:hint="eastAsia"/>
+                <w:sz w:val="28"/>
+                <w:szCs w:val="28"/>
+              </w:rPr>
+              <w:t xml:space="preserve"> Windows 11</w:t>
             </w:r>
           </w:p>
           <w:p>
@@ -3139,7 +3818,25 @@
                 <w:sz w:val="28"/>
                 <w:szCs w:val="28"/>
               </w:rPr>
-              <w:t>사용 언어 : C++ v145</w:t>
+              <w:t xml:space="preserve">사용 </w:t>
+            </w:r>
+            <w:proofErr w:type="gramStart"/>
+            <w:r>
+              <w:rPr>
+                <w:rFonts w:ascii="Noto Sans KR" w:eastAsia="Noto Sans KR" w:hAnsi="Noto Sans KR" w:hint="eastAsia"/>
+                <w:sz w:val="28"/>
+                <w:szCs w:val="28"/>
+              </w:rPr>
+              <w:t>언어 :</w:t>
+            </w:r>
+            <w:proofErr w:type="gramEnd"/>
+            <w:r>
+              <w:rPr>
+                <w:rFonts w:ascii="Noto Sans KR" w:eastAsia="Noto Sans KR" w:hAnsi="Noto Sans KR" w:hint="eastAsia"/>
+                <w:sz w:val="28"/>
+                <w:szCs w:val="28"/>
+              </w:rPr>
+              <w:t xml:space="preserve"> C++ v145</w:t>
             </w:r>
           </w:p>
         </w:tc>
@@ -3176,7 +3873,6 @@
                 <w:sz w:val="28"/>
                 <w:szCs w:val="28"/>
               </w:rPr>
-              <w:lastRenderedPageBreak/>
               <w:t>개발일정</w:t>
             </w:r>
           </w:p>
@@ -3293,132 +3989,6 @@
                       <w:sz w:val="28"/>
                       <w:szCs w:val="28"/>
                     </w:rPr>
-                    <w:t>11/1</w:t>
-                  </w:r>
-                </w:p>
-              </w:tc>
-              <w:tc>
-                <w:tcPr>
-                  <w:tcW w:w="6378" w:type="dxa"/>
-                </w:tcPr>
-                <w:p>
-                  <w:pPr>
-                    <w:spacing w:line="400" w:lineRule="exact"/>
-                    <w:jc w:val="both"/>
-                    <w:rPr>
-                      <w:rFonts w:ascii="Noto Sans KR" w:eastAsia="Noto Sans KR" w:hAnsi="Noto Sans KR"/>
-                      <w:sz w:val="28"/>
-                      <w:szCs w:val="28"/>
-                    </w:rPr>
-                  </w:pPr>
-                </w:p>
-              </w:tc>
-            </w:tr>
-            <w:tr>
-              <w:tc>
-                <w:tcPr>
-                  <w:tcW w:w="1306" w:type="dxa"/>
-                </w:tcPr>
-                <w:p>
-                  <w:pPr>
-                    <w:spacing w:line="400" w:lineRule="exact"/>
-                    <w:jc w:val="center"/>
-                    <w:rPr>
-                      <w:rFonts w:ascii="Noto Sans KR" w:eastAsia="Noto Sans KR" w:hAnsi="Noto Sans KR"/>
-                      <w:sz w:val="28"/>
-                      <w:szCs w:val="28"/>
-                    </w:rPr>
-                  </w:pPr>
-                  <w:r>
-                    <w:rPr>
-                      <w:rFonts w:ascii="Noto Sans KR" w:eastAsia="Noto Sans KR" w:hAnsi="Noto Sans KR" w:hint="eastAsia"/>
-                      <w:sz w:val="28"/>
-                      <w:szCs w:val="28"/>
-                    </w:rPr>
-                    <w:t>11/2</w:t>
-                  </w:r>
-                </w:p>
-              </w:tc>
-              <w:tc>
-                <w:tcPr>
-                  <w:tcW w:w="6378" w:type="dxa"/>
-                </w:tcPr>
-                <w:p>
-                  <w:pPr>
-                    <w:spacing w:line="400" w:lineRule="exact"/>
-                    <w:jc w:val="both"/>
-                    <w:rPr>
-                      <w:rFonts w:ascii="Noto Sans KR" w:eastAsia="Noto Sans KR" w:hAnsi="Noto Sans KR"/>
-                      <w:sz w:val="28"/>
-                      <w:szCs w:val="28"/>
-                    </w:rPr>
-                  </w:pPr>
-                </w:p>
-              </w:tc>
-            </w:tr>
-            <w:tr>
-              <w:tc>
-                <w:tcPr>
-                  <w:tcW w:w="1306" w:type="dxa"/>
-                </w:tcPr>
-                <w:p>
-                  <w:pPr>
-                    <w:spacing w:line="400" w:lineRule="exact"/>
-                    <w:jc w:val="center"/>
-                    <w:rPr>
-                      <w:rFonts w:ascii="Noto Sans KR" w:eastAsia="Noto Sans KR" w:hAnsi="Noto Sans KR"/>
-                      <w:sz w:val="28"/>
-                      <w:szCs w:val="28"/>
-                    </w:rPr>
-                  </w:pPr>
-                  <w:r>
-                    <w:rPr>
-                      <w:rFonts w:ascii="Noto Sans KR" w:eastAsia="Noto Sans KR" w:hAnsi="Noto Sans KR" w:hint="eastAsia"/>
-                      <w:sz w:val="28"/>
-                      <w:szCs w:val="28"/>
-                    </w:rPr>
-                    <w:t>11/3</w:t>
-                  </w:r>
-                </w:p>
-              </w:tc>
-              <w:tc>
-                <w:tcPr>
-                  <w:tcW w:w="6378" w:type="dxa"/>
-                </w:tcPr>
-                <w:p>
-                  <w:pPr>
-                    <w:spacing w:line="400" w:lineRule="exact"/>
-                    <w:jc w:val="both"/>
-                    <w:rPr>
-                      <w:rFonts w:ascii="Noto Sans KR" w:eastAsia="Noto Sans KR" w:hAnsi="Noto Sans KR"/>
-                      <w:sz w:val="28"/>
-                      <w:szCs w:val="28"/>
-                    </w:rPr>
-                  </w:pPr>
-                </w:p>
-              </w:tc>
-            </w:tr>
-            <w:tr>
-              <w:tc>
-                <w:tcPr>
-                  <w:tcW w:w="1306" w:type="dxa"/>
-                </w:tcPr>
-                <w:p>
-                  <w:pPr>
-                    <w:spacing w:line="400" w:lineRule="exact"/>
-                    <w:jc w:val="center"/>
-                    <w:rPr>
-                      <w:rFonts w:ascii="Noto Sans KR" w:eastAsia="Noto Sans KR" w:hAnsi="Noto Sans KR"/>
-                      <w:sz w:val="28"/>
-                      <w:szCs w:val="28"/>
-                    </w:rPr>
-                  </w:pPr>
-                  <w:r>
-                    <w:rPr>
-                      <w:rFonts w:ascii="Noto Sans KR" w:eastAsia="Noto Sans KR" w:hAnsi="Noto Sans KR" w:hint="eastAsia"/>
-                      <w:sz w:val="28"/>
-                      <w:szCs w:val="28"/>
-                    </w:rPr>
                     <w:t>11/4</w:t>
                   </w:r>
                 </w:p>
@@ -3432,11 +4002,29 @@
                     <w:spacing w:line="400" w:lineRule="exact"/>
                     <w:jc w:val="both"/>
                     <w:rPr>
-                      <w:rFonts w:ascii="Noto Sans KR" w:eastAsia="Noto Sans KR" w:hAnsi="Noto Sans KR"/>
-                      <w:sz w:val="28"/>
-                      <w:szCs w:val="28"/>
-                    </w:rPr>
-                  </w:pPr>
+                      <w:rFonts w:ascii="Noto Sans KR" w:eastAsia="Noto Sans KR" w:hAnsi="Noto Sans KR" w:hint="eastAsia"/>
+                      <w:sz w:val="28"/>
+                      <w:szCs w:val="28"/>
+                    </w:rPr>
+                  </w:pPr>
+                  <w:proofErr w:type="spellStart"/>
+                  <w:r>
+                    <w:rPr>
+                      <w:rFonts w:ascii="Noto Sans KR" w:eastAsia="Noto Sans KR" w:hAnsi="Noto Sans KR" w:hint="eastAsia"/>
+                      <w:sz w:val="28"/>
+                      <w:szCs w:val="28"/>
+                    </w:rPr>
+                    <w:t>리팩토링</w:t>
+                  </w:r>
+                  <w:proofErr w:type="spellEnd"/>
+                  <w:r>
+                    <w:rPr>
+                      <w:rFonts w:ascii="Noto Sans KR" w:eastAsia="Noto Sans KR" w:hAnsi="Noto Sans KR" w:hint="eastAsia"/>
+                      <w:sz w:val="28"/>
+                      <w:szCs w:val="28"/>
+                    </w:rPr>
+                    <w:t>(스테이지1, 2, 3 구현)</w:t>
+                  </w:r>
                 </w:p>
               </w:tc>
             </w:tr>
@@ -3474,11 +4062,47 @@
                     <w:spacing w:line="400" w:lineRule="exact"/>
                     <w:jc w:val="both"/>
                     <w:rPr>
-                      <w:rFonts w:ascii="Noto Sans KR" w:eastAsia="Noto Sans KR" w:hAnsi="Noto Sans KR"/>
-                      <w:sz w:val="28"/>
-                      <w:szCs w:val="28"/>
-                    </w:rPr>
-                  </w:pPr>
+                      <w:rFonts w:ascii="Noto Sans KR" w:eastAsia="Noto Sans KR" w:hAnsi="Noto Sans KR" w:hint="eastAsia"/>
+                      <w:sz w:val="28"/>
+                      <w:szCs w:val="28"/>
+                    </w:rPr>
+                  </w:pPr>
+                  <w:proofErr w:type="spellStart"/>
+                  <w:r>
+                    <w:rPr>
+                      <w:rFonts w:ascii="Noto Sans KR" w:eastAsia="Noto Sans KR" w:hAnsi="Noto Sans KR" w:hint="eastAsia"/>
+                      <w:sz w:val="28"/>
+                      <w:szCs w:val="28"/>
+                    </w:rPr>
+                    <w:t>리팩토링</w:t>
+                  </w:r>
+                  <w:proofErr w:type="spellEnd"/>
+                  <w:r>
+                    <w:rPr>
+                      <w:rFonts w:ascii="Noto Sans KR" w:eastAsia="Noto Sans KR" w:hAnsi="Noto Sans KR" w:hint="eastAsia"/>
+                      <w:sz w:val="28"/>
+                      <w:szCs w:val="28"/>
+                    </w:rPr>
+                    <w:t>(</w:t>
+                  </w:r>
+                  <w:proofErr w:type="spellStart"/>
+                  <w:r>
+                    <w:rPr>
+                      <w:rFonts w:ascii="Noto Sans KR" w:eastAsia="Noto Sans KR" w:hAnsi="Noto Sans KR" w:hint="eastAsia"/>
+                      <w:sz w:val="28"/>
+                      <w:szCs w:val="28"/>
+                    </w:rPr>
+                    <w:t>바우스</w:t>
+                  </w:r>
+                  <w:proofErr w:type="spellEnd"/>
+                  <w:r>
+                    <w:rPr>
+                      <w:rFonts w:ascii="Noto Sans KR" w:eastAsia="Noto Sans KR" w:hAnsi="Noto Sans KR" w:hint="eastAsia"/>
+                      <w:sz w:val="28"/>
+                      <w:szCs w:val="28"/>
+                    </w:rPr>
+                    <w:t>, 공 튀기기 구현)</w:t>
+                  </w:r>
                 </w:p>
               </w:tc>
             </w:tr>
@@ -3516,11 +4140,47 @@
                     <w:spacing w:line="400" w:lineRule="exact"/>
                     <w:jc w:val="both"/>
                     <w:rPr>
-                      <w:rFonts w:ascii="Noto Sans KR" w:eastAsia="Noto Sans KR" w:hAnsi="Noto Sans KR"/>
-                      <w:sz w:val="28"/>
-                      <w:szCs w:val="28"/>
-                    </w:rPr>
-                  </w:pPr>
+                      <w:rFonts w:ascii="Noto Sans KR" w:eastAsia="Noto Sans KR" w:hAnsi="Noto Sans KR" w:hint="eastAsia"/>
+                      <w:sz w:val="28"/>
+                      <w:szCs w:val="28"/>
+                    </w:rPr>
+                  </w:pPr>
+                  <w:proofErr w:type="spellStart"/>
+                  <w:r>
+                    <w:rPr>
+                      <w:rFonts w:ascii="Noto Sans KR" w:eastAsia="Noto Sans KR" w:hAnsi="Noto Sans KR" w:hint="eastAsia"/>
+                      <w:sz w:val="28"/>
+                      <w:szCs w:val="28"/>
+                    </w:rPr>
+                    <w:t>리팩토링</w:t>
+                  </w:r>
+                  <w:proofErr w:type="spellEnd"/>
+                  <w:r>
+                    <w:rPr>
+                      <w:rFonts w:ascii="Noto Sans KR" w:eastAsia="Noto Sans KR" w:hAnsi="Noto Sans KR" w:hint="eastAsia"/>
+                      <w:sz w:val="28"/>
+                      <w:szCs w:val="28"/>
+                    </w:rPr>
+                    <w:t xml:space="preserve">(UI구현, 벽돌 </w:t>
+                  </w:r>
+                  <w:proofErr w:type="spellStart"/>
+                  <w:r>
+                    <w:rPr>
+                      <w:rFonts w:ascii="Noto Sans KR" w:eastAsia="Noto Sans KR" w:hAnsi="Noto Sans KR" w:hint="eastAsia"/>
+                      <w:sz w:val="28"/>
+                      <w:szCs w:val="28"/>
+                    </w:rPr>
+                    <w:t>파괴시</w:t>
+                  </w:r>
+                  <w:proofErr w:type="spellEnd"/>
+                  <w:r>
+                    <w:rPr>
+                      <w:rFonts w:ascii="Noto Sans KR" w:eastAsia="Noto Sans KR" w:hAnsi="Noto Sans KR" w:hint="eastAsia"/>
+                      <w:sz w:val="28"/>
+                      <w:szCs w:val="28"/>
+                    </w:rPr>
+                    <w:t xml:space="preserve"> 스코어 상승 구현)</w:t>
+                  </w:r>
                 </w:p>
               </w:tc>
             </w:tr>
@@ -3558,11 +4218,29 @@
                     <w:spacing w:line="400" w:lineRule="exact"/>
                     <w:jc w:val="both"/>
                     <w:rPr>
-                      <w:rFonts w:ascii="Noto Sans KR" w:eastAsia="Noto Sans KR" w:hAnsi="Noto Sans KR"/>
-                      <w:sz w:val="28"/>
-                      <w:szCs w:val="28"/>
-                    </w:rPr>
-                  </w:pPr>
+                      <w:rFonts w:ascii="Noto Sans KR" w:eastAsia="Noto Sans KR" w:hAnsi="Noto Sans KR" w:hint="eastAsia"/>
+                      <w:sz w:val="28"/>
+                      <w:szCs w:val="28"/>
+                    </w:rPr>
+                  </w:pPr>
+                  <w:proofErr w:type="spellStart"/>
+                  <w:r>
+                    <w:rPr>
+                      <w:rFonts w:ascii="Noto Sans KR" w:eastAsia="Noto Sans KR" w:hAnsi="Noto Sans KR" w:hint="eastAsia"/>
+                      <w:sz w:val="28"/>
+                      <w:szCs w:val="28"/>
+                    </w:rPr>
+                    <w:t>리팩토링</w:t>
+                  </w:r>
+                  <w:proofErr w:type="spellEnd"/>
+                  <w:r>
+                    <w:rPr>
+                      <w:rFonts w:ascii="Noto Sans KR" w:eastAsia="Noto Sans KR" w:hAnsi="Noto Sans KR" w:hint="eastAsia"/>
+                      <w:sz w:val="28"/>
+                      <w:szCs w:val="28"/>
+                    </w:rPr>
+                    <w:t>(Enlarge, Slow, Catch, Disruption 아이템 구현)</w:t>
+                  </w:r>
                 </w:p>
               </w:tc>
             </w:tr>
@@ -3600,95 +4278,29 @@
                     <w:spacing w:line="400" w:lineRule="exact"/>
                     <w:jc w:val="both"/>
                     <w:rPr>
-                      <w:rFonts w:ascii="Noto Sans KR" w:eastAsia="Noto Sans KR" w:hAnsi="Noto Sans KR"/>
-                      <w:sz w:val="28"/>
-                      <w:szCs w:val="28"/>
-                    </w:rPr>
-                  </w:pPr>
-                </w:p>
-              </w:tc>
-            </w:tr>
-            <w:tr>
-              <w:tc>
-                <w:tcPr>
-                  <w:tcW w:w="1306" w:type="dxa"/>
-                </w:tcPr>
-                <w:p>
-                  <w:pPr>
-                    <w:spacing w:line="400" w:lineRule="exact"/>
-                    <w:jc w:val="center"/>
-                    <w:rPr>
-                      <w:rFonts w:ascii="Noto Sans KR" w:eastAsia="Noto Sans KR" w:hAnsi="Noto Sans KR"/>
-                      <w:sz w:val="28"/>
-                      <w:szCs w:val="28"/>
-                    </w:rPr>
-                  </w:pPr>
-                  <w:r>
-                    <w:rPr>
-                      <w:rFonts w:ascii="Noto Sans KR" w:eastAsia="Noto Sans KR" w:hAnsi="Noto Sans KR" w:hint="eastAsia"/>
-                      <w:sz w:val="28"/>
-                      <w:szCs w:val="28"/>
-                    </w:rPr>
-                    <w:t>11/9</w:t>
-                  </w:r>
-                </w:p>
-              </w:tc>
-              <w:tc>
-                <w:tcPr>
-                  <w:tcW w:w="6378" w:type="dxa"/>
-                </w:tcPr>
-                <w:p>
-                  <w:pPr>
-                    <w:spacing w:line="400" w:lineRule="exact"/>
-                    <w:jc w:val="both"/>
-                    <w:rPr>
-                      <w:rFonts w:ascii="Noto Sans KR" w:eastAsia="Noto Sans KR" w:hAnsi="Noto Sans KR"/>
-                      <w:sz w:val="28"/>
-                      <w:szCs w:val="28"/>
-                    </w:rPr>
-                  </w:pPr>
-                </w:p>
-              </w:tc>
-            </w:tr>
-            <w:tr>
-              <w:tc>
-                <w:tcPr>
-                  <w:tcW w:w="1306" w:type="dxa"/>
-                </w:tcPr>
-                <w:p>
-                  <w:pPr>
-                    <w:spacing w:line="400" w:lineRule="exact"/>
-                    <w:jc w:val="center"/>
-                    <w:rPr>
-                      <w:rFonts w:ascii="Noto Sans KR" w:eastAsia="Noto Sans KR" w:hAnsi="Noto Sans KR"/>
-                      <w:sz w:val="28"/>
-                      <w:szCs w:val="28"/>
-                    </w:rPr>
-                  </w:pPr>
-                  <w:r>
-                    <w:rPr>
-                      <w:rFonts w:ascii="Noto Sans KR" w:eastAsia="Noto Sans KR" w:hAnsi="Noto Sans KR" w:hint="eastAsia"/>
-                      <w:sz w:val="28"/>
-                      <w:szCs w:val="28"/>
-                    </w:rPr>
-                    <w:t>11/10</w:t>
-                  </w:r>
-                </w:p>
-              </w:tc>
-              <w:tc>
-                <w:tcPr>
-                  <w:tcW w:w="6378" w:type="dxa"/>
-                </w:tcPr>
-                <w:p>
-                  <w:pPr>
-                    <w:spacing w:line="400" w:lineRule="exact"/>
-                    <w:jc w:val="both"/>
-                    <w:rPr>
-                      <w:rFonts w:ascii="Noto Sans KR" w:eastAsia="Noto Sans KR" w:hAnsi="Noto Sans KR"/>
-                      <w:sz w:val="28"/>
-                      <w:szCs w:val="28"/>
-                    </w:rPr>
-                  </w:pPr>
+                      <w:rFonts w:ascii="Noto Sans KR" w:eastAsia="Noto Sans KR" w:hAnsi="Noto Sans KR" w:hint="eastAsia"/>
+                      <w:sz w:val="28"/>
+                      <w:szCs w:val="28"/>
+                    </w:rPr>
+                  </w:pPr>
+                  <w:proofErr w:type="spellStart"/>
+                  <w:r>
+                    <w:rPr>
+                      <w:rFonts w:ascii="Noto Sans KR" w:eastAsia="Noto Sans KR" w:hAnsi="Noto Sans KR" w:hint="eastAsia"/>
+                      <w:sz w:val="28"/>
+                      <w:szCs w:val="28"/>
+                    </w:rPr>
+                    <w:t>리팩토링</w:t>
+                  </w:r>
+                  <w:proofErr w:type="spellEnd"/>
+                  <w:r>
+                    <w:rPr>
+                      <w:rFonts w:ascii="Noto Sans KR" w:eastAsia="Noto Sans KR" w:hAnsi="Noto Sans KR" w:hint="eastAsia"/>
+                      <w:sz w:val="28"/>
+                      <w:szCs w:val="28"/>
+                    </w:rPr>
+                    <w:t>(Laser 아이템 구현)</w:t>
+                  </w:r>
                 </w:p>
               </w:tc>
             </w:tr>
@@ -3726,11 +4338,19 @@
                     <w:spacing w:line="400" w:lineRule="exact"/>
                     <w:jc w:val="both"/>
                     <w:rPr>
-                      <w:rFonts w:ascii="Noto Sans KR" w:eastAsia="Noto Sans KR" w:hAnsi="Noto Sans KR"/>
-                      <w:sz w:val="28"/>
-                      <w:szCs w:val="28"/>
-                    </w:rPr>
-                  </w:pPr>
+                      <w:rFonts w:ascii="Noto Sans KR" w:eastAsia="Noto Sans KR" w:hAnsi="Noto Sans KR" w:hint="eastAsia"/>
+                      <w:sz w:val="28"/>
+                      <w:szCs w:val="28"/>
+                    </w:rPr>
+                  </w:pPr>
+                  <w:r>
+                    <w:rPr>
+                      <w:rFonts w:ascii="Noto Sans KR" w:eastAsia="Noto Sans KR" w:hAnsi="Noto Sans KR" w:hint="eastAsia"/>
+                      <w:sz w:val="28"/>
+                      <w:szCs w:val="28"/>
+                    </w:rPr>
+                    <w:t>방 선택 씬, UI 구현</w:t>
+                  </w:r>
                 </w:p>
               </w:tc>
             </w:tr>
@@ -3768,11 +4388,19 @@
                     <w:spacing w:line="400" w:lineRule="exact"/>
                     <w:jc w:val="both"/>
                     <w:rPr>
-                      <w:rFonts w:ascii="Noto Sans KR" w:eastAsia="Noto Sans KR" w:hAnsi="Noto Sans KR"/>
-                      <w:sz w:val="28"/>
-                      <w:szCs w:val="28"/>
-                    </w:rPr>
-                  </w:pPr>
+                      <w:rFonts w:ascii="Noto Sans KR" w:eastAsia="Noto Sans KR" w:hAnsi="Noto Sans KR" w:hint="eastAsia"/>
+                      <w:sz w:val="28"/>
+                      <w:szCs w:val="28"/>
+                    </w:rPr>
+                  </w:pPr>
+                  <w:r>
+                    <w:rPr>
+                      <w:rFonts w:ascii="Noto Sans KR" w:eastAsia="Noto Sans KR" w:hAnsi="Noto Sans KR" w:hint="eastAsia"/>
+                      <w:sz w:val="28"/>
+                      <w:szCs w:val="28"/>
+                    </w:rPr>
+                    <w:t>[클라이언트] 방 개설 함수, 방 접속 함수 구현</w:t>
+                  </w:r>
                 </w:p>
               </w:tc>
             </w:tr>
@@ -3810,11 +4438,19 @@
                     <w:spacing w:line="400" w:lineRule="exact"/>
                     <w:jc w:val="both"/>
                     <w:rPr>
-                      <w:rFonts w:ascii="Noto Sans KR" w:eastAsia="Noto Sans KR" w:hAnsi="Noto Sans KR"/>
-                      <w:sz w:val="28"/>
-                      <w:szCs w:val="28"/>
-                    </w:rPr>
-                  </w:pPr>
+                      <w:rFonts w:ascii="Noto Sans KR" w:eastAsia="Noto Sans KR" w:hAnsi="Noto Sans KR" w:hint="eastAsia"/>
+                      <w:sz w:val="28"/>
+                      <w:szCs w:val="28"/>
+                    </w:rPr>
+                  </w:pPr>
+                  <w:r>
+                    <w:rPr>
+                      <w:rFonts w:ascii="Noto Sans KR" w:eastAsia="Noto Sans KR" w:hAnsi="Noto Sans KR" w:hint="eastAsia"/>
+                      <w:sz w:val="28"/>
+                      <w:szCs w:val="28"/>
+                    </w:rPr>
+                    <w:t>[서버] 개설 처리 함수, 접속 처리 함수 구현</w:t>
+                  </w:r>
                 </w:p>
               </w:tc>
             </w:tr>
@@ -3852,137 +4488,19 @@
                     <w:spacing w:line="400" w:lineRule="exact"/>
                     <w:jc w:val="both"/>
                     <w:rPr>
-                      <w:rFonts w:ascii="Noto Sans KR" w:eastAsia="Noto Sans KR" w:hAnsi="Noto Sans KR"/>
-                      <w:sz w:val="28"/>
-                      <w:szCs w:val="28"/>
-                    </w:rPr>
-                  </w:pPr>
-                </w:p>
-              </w:tc>
-            </w:tr>
-            <w:tr>
-              <w:tc>
-                <w:tcPr>
-                  <w:tcW w:w="1306" w:type="dxa"/>
-                </w:tcPr>
-                <w:p>
-                  <w:pPr>
-                    <w:spacing w:line="400" w:lineRule="exact"/>
-                    <w:jc w:val="center"/>
-                    <w:rPr>
-                      <w:rFonts w:ascii="Noto Sans KR" w:eastAsia="Noto Sans KR" w:hAnsi="Noto Sans KR"/>
-                      <w:sz w:val="28"/>
-                      <w:szCs w:val="28"/>
-                    </w:rPr>
-                  </w:pPr>
-                  <w:r>
-                    <w:rPr>
-                      <w:rFonts w:ascii="Noto Sans KR" w:eastAsia="Noto Sans KR" w:hAnsi="Noto Sans KR" w:hint="eastAsia"/>
-                      <w:sz w:val="28"/>
-                      <w:szCs w:val="28"/>
-                    </w:rPr>
-                    <w:t>11/15</w:t>
-                  </w:r>
-                </w:p>
-              </w:tc>
-              <w:tc>
-                <w:tcPr>
-                  <w:tcW w:w="6378" w:type="dxa"/>
-                </w:tcPr>
-                <w:p>
-                  <w:pPr>
-                    <w:spacing w:line="400" w:lineRule="exact"/>
-                    <w:jc w:val="both"/>
-                    <w:rPr>
-                      <w:rFonts w:ascii="Noto Sans KR" w:eastAsia="Noto Sans KR" w:hAnsi="Noto Sans KR"/>
-                      <w:sz w:val="28"/>
-                      <w:szCs w:val="28"/>
-                    </w:rPr>
-                  </w:pPr>
-                </w:p>
-              </w:tc>
-            </w:tr>
-            <w:tr>
-              <w:tc>
-                <w:tcPr>
-                  <w:tcW w:w="1306" w:type="dxa"/>
-                </w:tcPr>
-                <w:p>
-                  <w:pPr>
-                    <w:spacing w:line="400" w:lineRule="exact"/>
-                    <w:jc w:val="center"/>
-                    <w:rPr>
-                      <w:rFonts w:ascii="Noto Sans KR" w:eastAsia="Noto Sans KR" w:hAnsi="Noto Sans KR"/>
-                      <w:sz w:val="28"/>
-                      <w:szCs w:val="28"/>
-                    </w:rPr>
-                  </w:pPr>
-                  <w:r>
-                    <w:rPr>
-                      <w:rFonts w:ascii="Noto Sans KR" w:eastAsia="Noto Sans KR" w:hAnsi="Noto Sans KR" w:hint="eastAsia"/>
-                      <w:sz w:val="28"/>
-                      <w:szCs w:val="28"/>
-                    </w:rPr>
-                    <w:t>11/16</w:t>
-                  </w:r>
-                </w:p>
-              </w:tc>
-              <w:tc>
-                <w:tcPr>
-                  <w:tcW w:w="6378" w:type="dxa"/>
-                </w:tcPr>
-                <w:p>
-                  <w:pPr>
-                    <w:spacing w:line="400" w:lineRule="exact"/>
-                    <w:jc w:val="both"/>
-                    <w:rPr>
-                      <w:rFonts w:ascii="Noto Sans KR" w:eastAsia="Noto Sans KR" w:hAnsi="Noto Sans KR"/>
-                      <w:sz w:val="28"/>
-                      <w:szCs w:val="28"/>
-                    </w:rPr>
-                  </w:pPr>
-                </w:p>
-              </w:tc>
-            </w:tr>
-            <w:tr>
-              <w:tc>
-                <w:tcPr>
-                  <w:tcW w:w="1306" w:type="dxa"/>
-                </w:tcPr>
-                <w:p>
-                  <w:pPr>
-                    <w:spacing w:line="400" w:lineRule="exact"/>
-                    <w:jc w:val="center"/>
-                    <w:rPr>
-                      <w:rFonts w:ascii="Noto Sans KR" w:eastAsia="Noto Sans KR" w:hAnsi="Noto Sans KR"/>
-                      <w:sz w:val="28"/>
-                      <w:szCs w:val="28"/>
-                    </w:rPr>
-                  </w:pPr>
-                  <w:r>
-                    <w:rPr>
-                      <w:rFonts w:ascii="Noto Sans KR" w:eastAsia="Noto Sans KR" w:hAnsi="Noto Sans KR" w:hint="eastAsia"/>
-                      <w:sz w:val="28"/>
-                      <w:szCs w:val="28"/>
-                    </w:rPr>
-                    <w:t>11/17</w:t>
-                  </w:r>
-                </w:p>
-              </w:tc>
-              <w:tc>
-                <w:tcPr>
-                  <w:tcW w:w="6378" w:type="dxa"/>
-                </w:tcPr>
-                <w:p>
-                  <w:pPr>
-                    <w:spacing w:line="400" w:lineRule="exact"/>
-                    <w:jc w:val="both"/>
-                    <w:rPr>
-                      <w:rFonts w:ascii="Noto Sans KR" w:eastAsia="Noto Sans KR" w:hAnsi="Noto Sans KR"/>
-                      <w:sz w:val="28"/>
-                      <w:szCs w:val="28"/>
-                    </w:rPr>
-                  </w:pPr>
+                      <w:rFonts w:ascii="Noto Sans KR" w:eastAsia="Noto Sans KR" w:hAnsi="Noto Sans KR" w:hint="eastAsia"/>
+                      <w:sz w:val="28"/>
+                      <w:szCs w:val="28"/>
+                    </w:rPr>
+                  </w:pPr>
+                  <w:r>
+                    <w:rPr>
+                      <w:rFonts w:ascii="Noto Sans KR" w:eastAsia="Noto Sans KR" w:hAnsi="Noto Sans KR" w:hint="eastAsia"/>
+                      <w:sz w:val="28"/>
+                      <w:szCs w:val="28"/>
+                    </w:rPr>
+                    <w:t>[클라, 서버] 게임 시작 대기, 게임 시작 구현</w:t>
+                  </w:r>
                 </w:p>
               </w:tc>
             </w:tr>
@@ -4020,11 +4538,19 @@
                     <w:spacing w:line="400" w:lineRule="exact"/>
                     <w:jc w:val="both"/>
                     <w:rPr>
-                      <w:rFonts w:ascii="Noto Sans KR" w:eastAsia="Noto Sans KR" w:hAnsi="Noto Sans KR"/>
-                      <w:sz w:val="28"/>
-                      <w:szCs w:val="28"/>
-                    </w:rPr>
-                  </w:pPr>
+                      <w:rFonts w:ascii="Noto Sans KR" w:eastAsia="Noto Sans KR" w:hAnsi="Noto Sans KR" w:hint="eastAsia"/>
+                      <w:sz w:val="28"/>
+                      <w:szCs w:val="28"/>
+                    </w:rPr>
+                  </w:pPr>
+                  <w:r>
+                    <w:rPr>
+                      <w:rFonts w:ascii="Noto Sans KR" w:eastAsia="Noto Sans KR" w:hAnsi="Noto Sans KR" w:hint="eastAsia"/>
+                      <w:sz w:val="28"/>
+                      <w:szCs w:val="28"/>
+                    </w:rPr>
+                    <w:t>메인 화면 구현, 사운드 재생</w:t>
+                  </w:r>
                 </w:p>
               </w:tc>
             </w:tr>
@@ -4933,13 +5459,23 @@
                 <w:szCs w:val="28"/>
               </w:rPr>
             </w:pPr>
-            <w:r>
-              <w:rPr>
-                <w:rFonts w:ascii="Noto Sans KR" w:eastAsia="Noto Sans KR" w:hAnsi="Noto Sans KR" w:hint="eastAsia"/>
-                <w:sz w:val="28"/>
-                <w:szCs w:val="28"/>
-              </w:rPr>
-              <w:t>박효근:</w:t>
+            <w:proofErr w:type="spellStart"/>
+            <w:r>
+              <w:rPr>
+                <w:rFonts w:ascii="Noto Sans KR" w:eastAsia="Noto Sans KR" w:hAnsi="Noto Sans KR" w:hint="eastAsia"/>
+                <w:sz w:val="28"/>
+                <w:szCs w:val="28"/>
+              </w:rPr>
+              <w:t>박효근</w:t>
+            </w:r>
+            <w:proofErr w:type="spellEnd"/>
+            <w:r>
+              <w:rPr>
+                <w:rFonts w:ascii="Noto Sans KR" w:eastAsia="Noto Sans KR" w:hAnsi="Noto Sans KR" w:hint="eastAsia"/>
+                <w:sz w:val="28"/>
+                <w:szCs w:val="28"/>
+              </w:rPr>
+              <w:t>:</w:t>
             </w:r>
           </w:p>
           <w:tbl>
@@ -8366,6 +8902,119 @@
 <file path=word/numbering.xml><?xml version="1.0" encoding="utf-8"?>
 <w:numbering xmlns:wpc="http://schemas.microsoft.com/office/word/2010/wordprocessingCanvas" xmlns:cx="http://schemas.microsoft.com/office/drawing/2014/chartex" xmlns:cx1="http://schemas.microsoft.com/office/drawing/2015/9/8/chartex" xmlns:cx2="http://schemas.microsoft.com/office/drawing/2015/10/21/chartex" xmlns:cx3="http://schemas.microsoft.com/office/drawing/2016/5/9/chartex" xmlns:cx4="http://schemas.microsoft.com/office/drawing/2016/5/10/chartex" xmlns:cx5="http://schemas.microsoft.com/office/drawing/2016/5/11/chartex" xmlns:cx6="http://schemas.microsoft.com/office/drawing/2016/5/12/chartex" xmlns:cx7="http://schemas.microsoft.com/office/drawing/2016/5/13/chartex" xmlns:cx8="http://schemas.microsoft.com/office/drawing/2016/5/14/chartex" xmlns:mc="http://schemas.openxmlformats.org/markup-compatibility/2006" xmlns:aink="http://schemas.microsoft.com/office/drawing/2016/ink" xmlns:am3d="http://schemas.microsoft.com/office/drawing/2017/model3d" xmlns:o="urn:schemas-microsoft-com:office:office" xmlns:oel="http://schemas.microsoft.com/office/2019/extlst" xmlns:r="http://schemas.openxmlformats.org/officeDocument/2006/relationships" xmlns:m="http://schemas.openxmlformats.org/officeDocument/2006/math" xmlns:v="urn:schemas-microsoft-com:vml" xmlns:wp14="http://schemas.microsoft.com/office/word/2010/wordprocessingDrawing" xmlns:wp="http://schemas.openxmlformats.org/drawingml/2006/wordprocessingDrawing" xmlns:w10="urn:schemas-microsoft-com:office:word" xmlns:w="http://schemas.openxmlformats.org/wordprocessingml/2006/main" xmlns:w14="http://schemas.microsoft.com/office/word/2010/wordml" xmlns:w15="http://schemas.microsoft.com/office/word/2012/wordml" xmlns:w16cex="http://schemas.microsoft.com/office/word/2018/wordml/cex" xmlns:w16cid="http://schemas.microsoft.com/office/word/2016/wordml/cid" xmlns:w16="http://schemas.microsoft.com/office/word/2018/wordml" xmlns:w16du="http://schemas.microsoft.com/office/word/2023/wordml/word16du" xmlns:w16sdtdh="http://schemas.microsoft.com/office/word/2020/wordml/sdtdatahash" xmlns:w16sdtfl="http://schemas.microsoft.com/office/word/2024/wordml/sdtformatlock" xmlns:w16se="http://schemas.microsoft.com/office/word/2015/wordml/symex" xmlns:wpg="http://schemas.microsoft.com/office/word/2010/wordprocessingGroup" xmlns:wpi="http://schemas.microsoft.com/office/word/2010/wordprocessingInk" xmlns:wne="http://schemas.microsoft.com/office/word/2006/wordml" xmlns:wps="http://schemas.microsoft.com/office/word/2010/wordprocessingShape" mc:Ignorable="w14 w15 w16se w16cid w16 w16cex w16sdtdh w16sdtfl w16du wp14">
   <w:abstractNum w:abstractNumId="0" w15:restartNumberingAfterBreak="0">
+    <w:nsid w:val="125D21A1"/>
+    <w:multiLevelType w:val="hybridMultilevel"/>
+    <w:tmpl w:val="80E8DBF6"/>
+    <w:lvl w:ilvl="0" w:tplc="8EB2CA40">
+      <w:numFmt w:val="bullet"/>
+      <w:lvlText w:val="-"/>
+      <w:lvlJc w:val="left"/>
+      <w:pPr>
+        <w:ind w:left="580" w:hanging="360"/>
+      </w:pPr>
+      <w:rPr>
+        <w:rFonts w:ascii="Noto Sans KR" w:eastAsia="Noto Sans KR" w:hAnsi="Noto Sans KR" w:cstheme="minorBidi" w:hint="eastAsia"/>
+        <w:sz w:val="28"/>
+      </w:rPr>
+    </w:lvl>
+    <w:lvl w:ilvl="1" w:tplc="04090003">
+      <w:start w:val="1"/>
+      <w:numFmt w:val="bullet"/>
+      <w:lvlText w:val=""/>
+      <w:lvlJc w:val="left"/>
+      <w:pPr>
+        <w:ind w:left="1100" w:hanging="440"/>
+      </w:pPr>
+      <w:rPr>
+        <w:rFonts w:ascii="Wingdings" w:hAnsi="Wingdings" w:hint="default"/>
+      </w:rPr>
+    </w:lvl>
+    <w:lvl w:ilvl="2" w:tplc="04090005" w:tentative="1">
+      <w:start w:val="1"/>
+      <w:numFmt w:val="bullet"/>
+      <w:lvlText w:val=""/>
+      <w:lvlJc w:val="left"/>
+      <w:pPr>
+        <w:ind w:left="1540" w:hanging="440"/>
+      </w:pPr>
+      <w:rPr>
+        <w:rFonts w:ascii="Wingdings" w:hAnsi="Wingdings" w:hint="default"/>
+      </w:rPr>
+    </w:lvl>
+    <w:lvl w:ilvl="3" w:tplc="04090001" w:tentative="1">
+      <w:start w:val="1"/>
+      <w:numFmt w:val="bullet"/>
+      <w:lvlText w:val=""/>
+      <w:lvlJc w:val="left"/>
+      <w:pPr>
+        <w:ind w:left="1980" w:hanging="440"/>
+      </w:pPr>
+      <w:rPr>
+        <w:rFonts w:ascii="Wingdings" w:hAnsi="Wingdings" w:hint="default"/>
+      </w:rPr>
+    </w:lvl>
+    <w:lvl w:ilvl="4" w:tplc="04090003" w:tentative="1">
+      <w:start w:val="1"/>
+      <w:numFmt w:val="bullet"/>
+      <w:lvlText w:val=""/>
+      <w:lvlJc w:val="left"/>
+      <w:pPr>
+        <w:ind w:left="2420" w:hanging="440"/>
+      </w:pPr>
+      <w:rPr>
+        <w:rFonts w:ascii="Wingdings" w:hAnsi="Wingdings" w:hint="default"/>
+      </w:rPr>
+    </w:lvl>
+    <w:lvl w:ilvl="5" w:tplc="04090005" w:tentative="1">
+      <w:start w:val="1"/>
+      <w:numFmt w:val="bullet"/>
+      <w:lvlText w:val=""/>
+      <w:lvlJc w:val="left"/>
+      <w:pPr>
+        <w:ind w:left="2860" w:hanging="440"/>
+      </w:pPr>
+      <w:rPr>
+        <w:rFonts w:ascii="Wingdings" w:hAnsi="Wingdings" w:hint="default"/>
+      </w:rPr>
+    </w:lvl>
+    <w:lvl w:ilvl="6" w:tplc="04090001" w:tentative="1">
+      <w:start w:val="1"/>
+      <w:numFmt w:val="bullet"/>
+      <w:lvlText w:val=""/>
+      <w:lvlJc w:val="left"/>
+      <w:pPr>
+        <w:ind w:left="3300" w:hanging="440"/>
+      </w:pPr>
+      <w:rPr>
+        <w:rFonts w:ascii="Wingdings" w:hAnsi="Wingdings" w:hint="default"/>
+      </w:rPr>
+    </w:lvl>
+    <w:lvl w:ilvl="7" w:tplc="04090003" w:tentative="1">
+      <w:start w:val="1"/>
+      <w:numFmt w:val="bullet"/>
+      <w:lvlText w:val=""/>
+      <w:lvlJc w:val="left"/>
+      <w:pPr>
+        <w:ind w:left="3740" w:hanging="440"/>
+      </w:pPr>
+      <w:rPr>
+        <w:rFonts w:ascii="Wingdings" w:hAnsi="Wingdings" w:hint="default"/>
+      </w:rPr>
+    </w:lvl>
+    <w:lvl w:ilvl="8" w:tplc="04090005" w:tentative="1">
+      <w:start w:val="1"/>
+      <w:numFmt w:val="bullet"/>
+      <w:lvlText w:val=""/>
+      <w:lvlJc w:val="left"/>
+      <w:pPr>
+        <w:ind w:left="4180" w:hanging="440"/>
+      </w:pPr>
+      <w:rPr>
+        <w:rFonts w:ascii="Wingdings" w:hAnsi="Wingdings" w:hint="default"/>
+      </w:rPr>
+    </w:lvl>
+  </w:abstractNum>
+  <w:abstractNum w:abstractNumId="1" w15:restartNumberingAfterBreak="0">
     <w:nsid w:val="167E1AD4"/>
     <w:multiLevelType w:val="hybridMultilevel"/>
     <w:tmpl w:val="5832CC44"/>
@@ -8454,7 +9103,7 @@
       </w:pPr>
     </w:lvl>
   </w:abstractNum>
-  <w:abstractNum w:abstractNumId="1" w15:restartNumberingAfterBreak="0">
+  <w:abstractNum w:abstractNumId="2" w15:restartNumberingAfterBreak="0">
     <w:nsid w:val="579A7FE4"/>
     <w:multiLevelType w:val="hybridMultilevel"/>
     <w:tmpl w:val="CAFA5544"/>
@@ -8543,7 +9192,7 @@
       </w:pPr>
     </w:lvl>
   </w:abstractNum>
-  <w:abstractNum w:abstractNumId="2" w15:restartNumberingAfterBreak="0">
+  <w:abstractNum w:abstractNumId="3" w15:restartNumberingAfterBreak="0">
     <w:nsid w:val="625F0F32"/>
     <w:multiLevelType w:val="hybridMultilevel"/>
     <w:tmpl w:val="2744D3B6"/>
@@ -8632,14 +9281,133 @@
       </w:pPr>
     </w:lvl>
   </w:abstractNum>
+  <w:abstractNum w:abstractNumId="4" w15:restartNumberingAfterBreak="0">
+    <w:nsid w:val="6B4927A1"/>
+    <w:multiLevelType w:val="hybridMultilevel"/>
+    <w:tmpl w:val="64C0B462"/>
+    <w:lvl w:ilvl="0" w:tplc="B36235AC">
+      <w:numFmt w:val="bullet"/>
+      <w:lvlText w:val="-"/>
+      <w:lvlJc w:val="left"/>
+      <w:pPr>
+        <w:ind w:left="640" w:hanging="360"/>
+      </w:pPr>
+      <w:rPr>
+        <w:rFonts w:ascii="Noto Sans KR" w:eastAsia="Noto Sans KR" w:hAnsi="Noto Sans KR" w:cstheme="minorBidi" w:hint="eastAsia"/>
+        <w:sz w:val="28"/>
+      </w:rPr>
+    </w:lvl>
+    <w:lvl w:ilvl="1" w:tplc="04090003" w:tentative="1">
+      <w:start w:val="1"/>
+      <w:numFmt w:val="bullet"/>
+      <w:lvlText w:val=""/>
+      <w:lvlJc w:val="left"/>
+      <w:pPr>
+        <w:ind w:left="1160" w:hanging="440"/>
+      </w:pPr>
+      <w:rPr>
+        <w:rFonts w:ascii="Wingdings" w:hAnsi="Wingdings" w:hint="default"/>
+      </w:rPr>
+    </w:lvl>
+    <w:lvl w:ilvl="2" w:tplc="04090005" w:tentative="1">
+      <w:start w:val="1"/>
+      <w:numFmt w:val="bullet"/>
+      <w:lvlText w:val=""/>
+      <w:lvlJc w:val="left"/>
+      <w:pPr>
+        <w:ind w:left="1600" w:hanging="440"/>
+      </w:pPr>
+      <w:rPr>
+        <w:rFonts w:ascii="Wingdings" w:hAnsi="Wingdings" w:hint="default"/>
+      </w:rPr>
+    </w:lvl>
+    <w:lvl w:ilvl="3" w:tplc="04090001" w:tentative="1">
+      <w:start w:val="1"/>
+      <w:numFmt w:val="bullet"/>
+      <w:lvlText w:val=""/>
+      <w:lvlJc w:val="left"/>
+      <w:pPr>
+        <w:ind w:left="2040" w:hanging="440"/>
+      </w:pPr>
+      <w:rPr>
+        <w:rFonts w:ascii="Wingdings" w:hAnsi="Wingdings" w:hint="default"/>
+      </w:rPr>
+    </w:lvl>
+    <w:lvl w:ilvl="4" w:tplc="04090003" w:tentative="1">
+      <w:start w:val="1"/>
+      <w:numFmt w:val="bullet"/>
+      <w:lvlText w:val=""/>
+      <w:lvlJc w:val="left"/>
+      <w:pPr>
+        <w:ind w:left="2480" w:hanging="440"/>
+      </w:pPr>
+      <w:rPr>
+        <w:rFonts w:ascii="Wingdings" w:hAnsi="Wingdings" w:hint="default"/>
+      </w:rPr>
+    </w:lvl>
+    <w:lvl w:ilvl="5" w:tplc="04090005" w:tentative="1">
+      <w:start w:val="1"/>
+      <w:numFmt w:val="bullet"/>
+      <w:lvlText w:val=""/>
+      <w:lvlJc w:val="left"/>
+      <w:pPr>
+        <w:ind w:left="2920" w:hanging="440"/>
+      </w:pPr>
+      <w:rPr>
+        <w:rFonts w:ascii="Wingdings" w:hAnsi="Wingdings" w:hint="default"/>
+      </w:rPr>
+    </w:lvl>
+    <w:lvl w:ilvl="6" w:tplc="04090001" w:tentative="1">
+      <w:start w:val="1"/>
+      <w:numFmt w:val="bullet"/>
+      <w:lvlText w:val=""/>
+      <w:lvlJc w:val="left"/>
+      <w:pPr>
+        <w:ind w:left="3360" w:hanging="440"/>
+      </w:pPr>
+      <w:rPr>
+        <w:rFonts w:ascii="Wingdings" w:hAnsi="Wingdings" w:hint="default"/>
+      </w:rPr>
+    </w:lvl>
+    <w:lvl w:ilvl="7" w:tplc="04090003" w:tentative="1">
+      <w:start w:val="1"/>
+      <w:numFmt w:val="bullet"/>
+      <w:lvlText w:val=""/>
+      <w:lvlJc w:val="left"/>
+      <w:pPr>
+        <w:ind w:left="3800" w:hanging="440"/>
+      </w:pPr>
+      <w:rPr>
+        <w:rFonts w:ascii="Wingdings" w:hAnsi="Wingdings" w:hint="default"/>
+      </w:rPr>
+    </w:lvl>
+    <w:lvl w:ilvl="8" w:tplc="04090005" w:tentative="1">
+      <w:start w:val="1"/>
+      <w:numFmt w:val="bullet"/>
+      <w:lvlText w:val=""/>
+      <w:lvlJc w:val="left"/>
+      <w:pPr>
+        <w:ind w:left="4240" w:hanging="440"/>
+      </w:pPr>
+      <w:rPr>
+        <w:rFonts w:ascii="Wingdings" w:hAnsi="Wingdings" w:hint="default"/>
+      </w:rPr>
+    </w:lvl>
+  </w:abstractNum>
   <w:num w:numId="1" w16cid:durableId="1892156872">
+    <w:abstractNumId w:val="2"/>
+  </w:num>
+  <w:num w:numId="2" w16cid:durableId="645665925">
     <w:abstractNumId w:val="1"/>
   </w:num>
-  <w:num w:numId="2" w16cid:durableId="645665925">
+  <w:num w:numId="3" w16cid:durableId="901215014">
+    <w:abstractNumId w:val="3"/>
+  </w:num>
+  <w:num w:numId="4" w16cid:durableId="1354771487">
+    <w:abstractNumId w:val="4"/>
+  </w:num>
+  <w:num w:numId="5" w16cid:durableId="4482503">
     <w:abstractNumId w:val="0"/>
-  </w:num>
-  <w:num w:numId="3" w16cid:durableId="901215014">
-    <w:abstractNumId w:val="2"/>
   </w:num>
 </w:numbering>
 </file>

--- a/Report/알카노이드 온라인 게임화 추진 계획서.docx
+++ b/Report/알카노이드 온라인 게임화 추진 계획서.docx
@@ -80,7 +80,7 @@
                     </pic:cNvPicPr>
                   </pic:nvPicPr>
                   <pic:blipFill rotWithShape="1">
-                    <a:blip r:embed="rId6">
+                    <a:blip r:embed="rId8">
                       <a:extLst>
                         <a:ext uri="{28A0092B-C50C-407E-A947-70E740481C1C}">
                           <a14:useLocalDpi xmlns:a14="http://schemas.microsoft.com/office/drawing/2010/main" val="0"/>
@@ -1158,7 +1158,7 @@
                           </pic:cNvPicPr>
                         </pic:nvPicPr>
                         <pic:blipFill>
-                          <a:blip r:embed="rId7">
+                          <a:blip r:embed="rId9">
                             <a:extLst>
                               <a:ext uri="{28A0092B-C50C-407E-A947-70E740481C1C}">
                                 <a14:useLocalDpi xmlns:a14="http://schemas.microsoft.com/office/drawing/2010/main" val="0"/>
@@ -1219,8 +1219,7 @@
               <w:spacing w:line="400" w:lineRule="exact"/>
               <w:rPr>
                 <w:rFonts w:ascii="Noto Sans KR" w:eastAsia="Noto Sans KR" w:hAnsi="Noto Sans KR"/>
-                <w:sz w:val="28"/>
-                <w:szCs w:val="28"/>
+                <w:sz w:val="24"/>
               </w:rPr>
             </w:pPr>
             <w:proofErr w:type="spellStart"/>
@@ -1228,8 +1227,7 @@
             <w:r>
               <w:rPr>
                 <w:rFonts w:ascii="Noto Sans KR" w:eastAsia="Noto Sans KR" w:hAnsi="Noto Sans KR" w:hint="eastAsia"/>
-                <w:sz w:val="28"/>
-                <w:szCs w:val="28"/>
+                <w:sz w:val="24"/>
               </w:rPr>
               <w:t>바우스</w:t>
             </w:r>
@@ -1237,8 +1235,7 @@
             <w:r>
               <w:rPr>
                 <w:rFonts w:ascii="Noto Sans KR" w:eastAsia="Noto Sans KR" w:hAnsi="Noto Sans KR" w:hint="eastAsia"/>
-                <w:sz w:val="28"/>
-                <w:szCs w:val="28"/>
+                <w:sz w:val="24"/>
               </w:rPr>
               <w:t xml:space="preserve"> :</w:t>
             </w:r>
@@ -1246,8 +1243,7 @@
             <w:r>
               <w:rPr>
                 <w:rFonts w:ascii="Noto Sans KR" w:eastAsia="Noto Sans KR" w:hAnsi="Noto Sans KR" w:hint="eastAsia"/>
-                <w:sz w:val="28"/>
-                <w:szCs w:val="28"/>
+                <w:sz w:val="24"/>
               </w:rPr>
               <w:t xml:space="preserve"> 플레이어 캐릭터. 공을 튕기는 판. 레이저 아이템을 먹고 레이저 </w:t>
             </w:r>
@@ -1255,8 +1251,7 @@
             <w:r>
               <w:rPr>
                 <w:rFonts w:ascii="Noto Sans KR" w:eastAsia="Noto Sans KR" w:hAnsi="Noto Sans KR" w:hint="eastAsia"/>
-                <w:sz w:val="28"/>
-                <w:szCs w:val="28"/>
+                <w:sz w:val="24"/>
               </w:rPr>
               <w:t>바우스가</w:t>
             </w:r>
@@ -1264,8 +1259,7 @@
             <w:r>
               <w:rPr>
                 <w:rFonts w:ascii="Noto Sans KR" w:eastAsia="Noto Sans KR" w:hAnsi="Noto Sans KR" w:hint="eastAsia"/>
-                <w:sz w:val="28"/>
-                <w:szCs w:val="28"/>
+                <w:sz w:val="24"/>
               </w:rPr>
               <w:t xml:space="preserve"> 되면 레이저를 쏴서 블록이나 AI를 파괴할 수 있다.</w:t>
             </w:r>
@@ -2408,16 +2402,16 @@
           <w:p>
             <w:pPr>
               <w:spacing w:line="400" w:lineRule="exact"/>
-              <w:ind w:firstLineChars="100" w:firstLine="220"/>
+              <w:ind w:firstLineChars="100" w:firstLine="240"/>
               <w:rPr>
                 <w:rFonts w:ascii="Noto Sans KR" w:eastAsia="Noto Sans KR" w:hAnsi="Noto Sans KR"/>
-                <w:sz w:val="28"/>
-                <w:szCs w:val="28"/>
+                <w:sz w:val="24"/>
               </w:rPr>
             </w:pPr>
             <w:r>
               <w:rPr>
                 <w:noProof/>
+                <w:sz w:val="24"/>
               </w:rPr>
               <w:drawing>
                 <wp:anchor distT="0" distB="0" distL="114300" distR="114300" simplePos="0" relativeHeight="251660288" behindDoc="0" locked="0" layoutInCell="1" allowOverlap="1" wp14:anchorId="27F0B488" wp14:editId="4065BD33">
@@ -2445,7 +2439,7 @@
                           </pic:cNvPicPr>
                         </pic:nvPicPr>
                         <pic:blipFill>
-                          <a:blip r:embed="rId8">
+                          <a:blip r:embed="rId10">
                             <a:extLst>
                               <a:ext uri="{28A0092B-C50C-407E-A947-70E740481C1C}">
                                 <a14:useLocalDpi xmlns:a14="http://schemas.microsoft.com/office/drawing/2010/main" val="0"/>
@@ -2485,24 +2479,21 @@
             <w:r>
               <w:rPr>
                 <w:rFonts w:ascii="Noto Sans KR" w:eastAsia="Noto Sans KR" w:hAnsi="Noto Sans KR" w:hint="eastAsia"/>
-                <w:sz w:val="28"/>
-                <w:szCs w:val="28"/>
+                <w:sz w:val="24"/>
               </w:rPr>
               <w:t>3개의 스테이지로 구성하며</w:t>
             </w:r>
             <w:r>
               <w:rPr>
                 <w:rFonts w:ascii="Noto Sans KR" w:eastAsia="Noto Sans KR" w:hAnsi="Noto Sans KR"/>
-                <w:sz w:val="28"/>
-                <w:szCs w:val="28"/>
+                <w:sz w:val="24"/>
               </w:rPr>
               <w:t xml:space="preserve"> </w:t>
             </w:r>
             <w:r>
               <w:rPr>
                 <w:rFonts w:ascii="Noto Sans KR" w:eastAsia="Noto Sans KR" w:hAnsi="Noto Sans KR" w:hint="eastAsia"/>
-                <w:sz w:val="28"/>
-                <w:szCs w:val="28"/>
+                <w:sz w:val="24"/>
               </w:rPr>
               <w:t>가장 기본형인 스테이지1, 계단형의 스테이지2, 행과 행 사이에 공간이 있는 스테이지3로 이루어져 있다.</w:t>
             </w:r>
@@ -2540,7 +2531,7 @@
                 <w:szCs w:val="28"/>
               </w:rPr>
               <w:drawing>
-                <wp:anchor distT="0" distB="0" distL="114300" distR="114300" simplePos="0" relativeHeight="251661312" behindDoc="0" locked="0" layoutInCell="1" allowOverlap="1" wp14:anchorId="70D2E052" wp14:editId="20DBAFAC">
+                <wp:anchor distT="0" distB="0" distL="114300" distR="114300" simplePos="0" relativeHeight="251661312" behindDoc="0" locked="0" layoutInCell="1" allowOverlap="1" wp14:anchorId="70D2E052" wp14:editId="089F7B67">
                   <wp:simplePos x="0" y="0"/>
                   <wp:positionH relativeFrom="column">
                     <wp:posOffset>248285</wp:posOffset>
@@ -2565,7 +2556,7 @@
                           </pic:cNvPicPr>
                         </pic:nvPicPr>
                         <pic:blipFill>
-                          <a:blip r:embed="rId9" cstate="print">
+                          <a:blip r:embed="rId11" cstate="print">
                             <a:extLst>
                               <a:ext uri="{28A0092B-C50C-407E-A947-70E740481C1C}">
                                 <a14:useLocalDpi xmlns:a14="http://schemas.microsoft.com/office/drawing/2010/main" val="0"/>
@@ -2688,26 +2679,23 @@
           <w:p>
             <w:pPr>
               <w:spacing w:line="400" w:lineRule="exact"/>
-              <w:ind w:firstLineChars="100" w:firstLine="280"/>
+              <w:ind w:firstLineChars="100" w:firstLine="240"/>
               <w:rPr>
                 <w:rFonts w:ascii="Noto Sans KR" w:eastAsia="Noto Sans KR" w:hAnsi="Noto Sans KR"/>
-                <w:sz w:val="28"/>
-                <w:szCs w:val="28"/>
+                <w:sz w:val="24"/>
               </w:rPr>
             </w:pPr>
             <w:r>
               <w:rPr>
                 <w:rFonts w:ascii="Noto Sans KR" w:eastAsia="Noto Sans KR" w:hAnsi="Noto Sans KR" w:hint="eastAsia"/>
-                <w:sz w:val="28"/>
-                <w:szCs w:val="28"/>
+                <w:sz w:val="24"/>
               </w:rPr>
               <w:t xml:space="preserve">위의 사진처럼 각 플레이어의 화면을 양 옆에 두고 가운데는 서로의 스코어를 표시한다. 스테이지3를 두 사람이 모두 클리어할 때까지 지속되며 </w:t>
             </w:r>
             <w:r>
               <w:rPr>
                 <w:rFonts w:ascii="Noto Sans KR" w:eastAsia="Noto Sans KR" w:hAnsi="Noto Sans KR" w:hint="eastAsia"/>
-                <w:sz w:val="28"/>
-                <w:szCs w:val="28"/>
+                <w:sz w:val="24"/>
               </w:rPr>
               <w:t>원본 게임과 다르게 공을 튕기지 못해도 목숨을 잃지 않는 무한 목숨 시스템이다. 단, 목숨을 한 번 잃을 때마다 스코어에서 10점이 차감된다.</w:t>
             </w:r>
@@ -2715,18 +2703,16 @@
           <w:p>
             <w:pPr>
               <w:spacing w:line="400" w:lineRule="exact"/>
-              <w:ind w:firstLineChars="100" w:firstLine="280"/>
+              <w:ind w:firstLineChars="100" w:firstLine="240"/>
               <w:rPr>
                 <w:rFonts w:ascii="Noto Sans KR" w:eastAsia="Noto Sans KR" w:hAnsi="Noto Sans KR"/>
-                <w:sz w:val="28"/>
-                <w:szCs w:val="28"/>
+                <w:sz w:val="24"/>
               </w:rPr>
             </w:pPr>
             <w:r>
               <w:rPr>
                 <w:rFonts w:ascii="Noto Sans KR" w:eastAsia="Noto Sans KR" w:hAnsi="Noto Sans KR" w:hint="eastAsia"/>
-                <w:sz w:val="28"/>
-                <w:szCs w:val="28"/>
+                <w:sz w:val="24"/>
               </w:rPr>
               <w:t>멀티 플레이는 호스트 클라이언트가 방을 만들면 서버 목록에 표시되고 게스트 클라이언트가 방에 접속하고 클라이언트 둘이 준비 신호를 보내면 게임을 시작한다.</w:t>
             </w:r>
@@ -2734,58 +2720,51 @@
           <w:p>
             <w:pPr>
               <w:spacing w:line="400" w:lineRule="exact"/>
-              <w:ind w:firstLineChars="100" w:firstLine="280"/>
+              <w:ind w:firstLineChars="100" w:firstLine="240"/>
               <w:rPr>
                 <w:rFonts w:ascii="Noto Sans KR" w:eastAsia="Noto Sans KR" w:hAnsi="Noto Sans KR"/>
-                <w:sz w:val="28"/>
-                <w:szCs w:val="28"/>
+                <w:sz w:val="24"/>
               </w:rPr>
             </w:pPr>
             <w:r>
               <w:rPr>
                 <w:rFonts w:ascii="Noto Sans KR" w:eastAsia="Noto Sans KR" w:hAnsi="Noto Sans KR" w:hint="eastAsia"/>
-                <w:sz w:val="28"/>
-                <w:szCs w:val="28"/>
+                <w:sz w:val="24"/>
               </w:rPr>
               <w:t>클라이언트</w:t>
             </w:r>
             <w:r>
               <w:rPr>
                 <w:rFonts w:ascii="Noto Sans KR" w:eastAsia="Noto Sans KR" w:hAnsi="Noto Sans KR" w:hint="eastAsia"/>
-                <w:sz w:val="28"/>
-                <w:szCs w:val="28"/>
+                <w:sz w:val="24"/>
               </w:rPr>
               <w:t xml:space="preserve">에서 </w:t>
             </w:r>
             <w:r>
               <w:rPr>
                 <w:rFonts w:ascii="Noto Sans KR" w:eastAsia="Noto Sans KR" w:hAnsi="Noto Sans KR" w:hint="eastAsia"/>
-                <w:sz w:val="28"/>
-                <w:szCs w:val="28"/>
+                <w:sz w:val="24"/>
               </w:rPr>
               <w:t xml:space="preserve">서버에 정보를 보내면 해당 정보를 상대방 클라이언트에도 전달하는 </w:t>
             </w:r>
             <w:r>
               <w:rPr>
                 <w:rFonts w:ascii="Noto Sans KR" w:eastAsia="Noto Sans KR" w:hAnsi="Noto Sans KR" w:hint="eastAsia"/>
-                <w:sz w:val="28"/>
-                <w:szCs w:val="28"/>
+                <w:sz w:val="24"/>
               </w:rPr>
               <w:t>방식으로 구현</w:t>
             </w:r>
             <w:r>
               <w:rPr>
                 <w:rFonts w:ascii="Noto Sans KR" w:eastAsia="Noto Sans KR" w:hAnsi="Noto Sans KR" w:hint="eastAsia"/>
-                <w:sz w:val="28"/>
-                <w:szCs w:val="28"/>
+                <w:sz w:val="24"/>
               </w:rPr>
               <w:t>한다</w:t>
             </w:r>
             <w:r>
               <w:rPr>
                 <w:rFonts w:ascii="Noto Sans KR" w:eastAsia="Noto Sans KR" w:hAnsi="Noto Sans KR" w:hint="eastAsia"/>
-                <w:sz w:val="28"/>
-                <w:szCs w:val="28"/>
+                <w:sz w:val="24"/>
               </w:rPr>
               <w:t>.</w:t>
             </w:r>
@@ -2802,8 +2781,7 @@
             <w:r>
               <w:rPr>
                 <w:rFonts w:ascii="Noto Sans KR" w:eastAsia="Noto Sans KR" w:hAnsi="Noto Sans KR" w:hint="eastAsia"/>
-                <w:sz w:val="28"/>
-                <w:szCs w:val="28"/>
+                <w:sz w:val="24"/>
               </w:rPr>
               <w:t xml:space="preserve">  게임 </w:t>
             </w:r>
@@ -2811,8 +2789,7 @@
             <w:r>
               <w:rPr>
                 <w:rFonts w:ascii="Noto Sans KR" w:eastAsia="Noto Sans KR" w:hAnsi="Noto Sans KR" w:hint="eastAsia"/>
-                <w:sz w:val="28"/>
-                <w:szCs w:val="28"/>
+                <w:sz w:val="24"/>
               </w:rPr>
               <w:t>시작시</w:t>
             </w:r>
@@ -2820,24 +2797,21 @@
             <w:r>
               <w:rPr>
                 <w:rFonts w:ascii="Noto Sans KR" w:eastAsia="Noto Sans KR" w:hAnsi="Noto Sans KR" w:hint="eastAsia"/>
-                <w:sz w:val="28"/>
-                <w:szCs w:val="28"/>
+                <w:sz w:val="24"/>
               </w:rPr>
               <w:t xml:space="preserve">, 아이템은 </w:t>
             </w:r>
             <w:r>
               <w:rPr>
                 <w:rFonts w:ascii="Noto Sans KR" w:eastAsia="Noto Sans KR" w:hAnsi="Noto Sans KR" w:hint="eastAsia"/>
-                <w:sz w:val="28"/>
-                <w:szCs w:val="28"/>
+                <w:sz w:val="24"/>
               </w:rPr>
               <w:t xml:space="preserve">원작과 다르게 </w:t>
             </w:r>
             <w:r>
               <w:rPr>
                 <w:rFonts w:ascii="Noto Sans KR" w:eastAsia="Noto Sans KR" w:hAnsi="Noto Sans KR" w:hint="eastAsia"/>
-                <w:sz w:val="28"/>
-                <w:szCs w:val="28"/>
+                <w:sz w:val="24"/>
               </w:rPr>
               <w:t>랜덤 획득이 아닌 게임 시작단계에서 위치가 정해진다.</w:t>
             </w:r>
@@ -2915,13 +2889,12 @@
           <w:p>
             <w:pPr>
               <w:spacing w:line="400" w:lineRule="exact"/>
-              <w:rPr>
-                <w:rFonts w:hint="eastAsia"/>
-              </w:rPr>
             </w:pPr>
             <w:r>
               <w:rPr>
                 <w:noProof/>
+                <w:sz w:val="21"/>
+                <w:szCs w:val="22"/>
               </w:rPr>
               <w:drawing>
                 <wp:anchor distT="0" distB="0" distL="114300" distR="114300" simplePos="0" relativeHeight="251662336" behindDoc="0" locked="0" layoutInCell="1" allowOverlap="1" wp14:anchorId="5093736D" wp14:editId="63F889BB">
@@ -2949,7 +2922,7 @@
                           </pic:cNvPicPr>
                         </pic:nvPicPr>
                         <pic:blipFill rotWithShape="1">
-                          <a:blip r:embed="rId10">
+                          <a:blip r:embed="rId12">
                             <a:extLst>
                               <a:ext uri="{28A0092B-C50C-407E-A947-70E740481C1C}">
                                 <a14:useLocalDpi xmlns:a14="http://schemas.microsoft.com/office/drawing/2010/main" val="0"/>
@@ -2994,8 +2967,7 @@
             <w:r>
               <w:rPr>
                 <w:rFonts w:ascii="Noto Sans KR" w:eastAsia="Noto Sans KR" w:hAnsi="Noto Sans KR" w:hint="eastAsia"/>
-                <w:sz w:val="28"/>
-                <w:szCs w:val="28"/>
+                <w:sz w:val="24"/>
               </w:rPr>
               <w:t xml:space="preserve">  서버에 양측 플레이어의 게임 현황 정보를 저장하고 클라이언트가 서버에서 일정주기로 상대방의 플레이 현황을 요청하고 읽어오는 방식으로 상대방의 플레이가 보이도록 구현.</w:t>
             </w:r>
@@ -3072,9 +3044,8 @@
           <w:p>
             <w:pPr>
               <w:spacing w:line="400" w:lineRule="exact"/>
-              <w:ind w:firstLineChars="100" w:firstLine="280"/>
-              <w:rPr>
-                <w:rFonts w:ascii="Noto Sans KR" w:eastAsia="Noto Sans KR" w:hAnsi="Noto Sans KR"/>
+              <w:rPr>
+                <w:rFonts w:ascii="Noto Sans KR" w:eastAsia="Noto Sans KR" w:hAnsi="Noto Sans KR" w:hint="eastAsia"/>
                 <w:sz w:val="28"/>
                 <w:szCs w:val="28"/>
               </w:rPr>
@@ -3084,6 +3055,23 @@
                 <w:rFonts w:ascii="Noto Sans KR" w:eastAsia="Noto Sans KR" w:hAnsi="Noto Sans KR" w:hint="eastAsia"/>
                 <w:sz w:val="28"/>
                 <w:szCs w:val="28"/>
+              </w:rPr>
+              <w:t>[방 개설, 접속과 관련된 기능과 스레드 설계]</w:t>
+            </w:r>
+          </w:p>
+          <w:p>
+            <w:pPr>
+              <w:spacing w:line="400" w:lineRule="exact"/>
+              <w:ind w:firstLineChars="100" w:firstLine="240"/>
+              <w:rPr>
+                <w:rFonts w:ascii="Noto Sans KR" w:eastAsia="Noto Sans KR" w:hAnsi="Noto Sans KR"/>
+                <w:sz w:val="24"/>
+              </w:rPr>
+            </w:pPr>
+            <w:r>
+              <w:rPr>
+                <w:rFonts w:ascii="Noto Sans KR" w:eastAsia="Noto Sans KR" w:hAnsi="Noto Sans KR" w:hint="eastAsia"/>
+                <w:sz w:val="24"/>
               </w:rPr>
               <w:t>[클라이언트]</w:t>
             </w:r>
@@ -3096,22 +3084,17 @@
                 <w:numId w:val="5"/>
               </w:numPr>
               <w:spacing w:line="400" w:lineRule="exact"/>
+              <w:rPr>
+                <w:sz w:val="21"/>
+                <w:szCs w:val="22"/>
+              </w:rPr>
             </w:pPr>
             <w:r>
               <w:rPr>
                 <w:rFonts w:ascii="Noto Sans KR" w:eastAsia="Noto Sans KR" w:hAnsi="Noto Sans KR" w:hint="eastAsia"/>
-                <w:sz w:val="28"/>
-                <w:szCs w:val="28"/>
-              </w:rPr>
-              <w:t>방</w:t>
-            </w:r>
-            <w:r>
-              <w:rPr>
-                <w:rFonts w:ascii="Noto Sans KR" w:eastAsia="Noto Sans KR" w:hAnsi="Noto Sans KR" w:hint="eastAsia"/>
-                <w:sz w:val="28"/>
-                <w:szCs w:val="28"/>
-              </w:rPr>
-              <w:t xml:space="preserve"> 개설 함수</w:t>
+                <w:sz w:val="24"/>
+              </w:rPr>
+              <w:t>방 개설 함수</w:t>
             </w:r>
           </w:p>
           <w:p>
@@ -3122,12 +3105,15 @@
                 <w:numId w:val="5"/>
               </w:numPr>
               <w:spacing w:line="400" w:lineRule="exact"/>
+              <w:rPr>
+                <w:sz w:val="21"/>
+                <w:szCs w:val="22"/>
+              </w:rPr>
             </w:pPr>
             <w:r>
               <w:rPr>
                 <w:rFonts w:ascii="Noto Sans KR" w:eastAsia="Noto Sans KR" w:hAnsi="Noto Sans KR" w:hint="eastAsia"/>
-                <w:sz w:val="28"/>
-                <w:szCs w:val="28"/>
+                <w:sz w:val="24"/>
               </w:rPr>
               <w:t>방 접속 함수</w:t>
             </w:r>
@@ -3140,12 +3126,15 @@
                 <w:numId w:val="5"/>
               </w:numPr>
               <w:spacing w:line="400" w:lineRule="exact"/>
+              <w:rPr>
+                <w:sz w:val="21"/>
+                <w:szCs w:val="22"/>
+              </w:rPr>
             </w:pPr>
             <w:r>
               <w:rPr>
                 <w:rFonts w:ascii="Noto Sans KR" w:eastAsia="Noto Sans KR" w:hAnsi="Noto Sans KR" w:hint="eastAsia"/>
-                <w:sz w:val="28"/>
-                <w:szCs w:val="28"/>
+                <w:sz w:val="24"/>
               </w:rPr>
               <w:t>게임 시작 신호 전송 함수(Game Start 기능)</w:t>
             </w:r>
@@ -3158,14 +3147,2417 @@
                 <w:numId w:val="5"/>
               </w:numPr>
               <w:spacing w:line="400" w:lineRule="exact"/>
+              <w:rPr>
+                <w:sz w:val="21"/>
+                <w:szCs w:val="22"/>
+              </w:rPr>
             </w:pPr>
             <w:r>
+              <w:rPr>
+                <w:rFonts w:ascii="Noto Sans KR" w:eastAsia="Noto Sans KR" w:hAnsi="Noto Sans KR" w:hint="eastAsia"/>
+                <w:sz w:val="24"/>
+              </w:rPr>
+              <w:t>게임 시작 대기 신호 함수(Ready 기능)</w:t>
+            </w:r>
+          </w:p>
+          <w:p>
+            <w:pPr>
+              <w:spacing w:line="400" w:lineRule="exact"/>
+              <w:rPr>
+                <w:sz w:val="21"/>
+                <w:szCs w:val="22"/>
+              </w:rPr>
+            </w:pPr>
+          </w:p>
+          <w:p>
+            <w:pPr>
+              <w:spacing w:line="400" w:lineRule="exact"/>
+              <w:rPr>
+                <w:rFonts w:ascii="Noto Sans KR" w:eastAsia="Noto Sans KR" w:hAnsi="Noto Sans KR"/>
+                <w:sz w:val="24"/>
+              </w:rPr>
+            </w:pPr>
+            <w:r>
+              <w:rPr>
+                <w:rFonts w:hint="eastAsia"/>
+                <w:sz w:val="21"/>
+                <w:szCs w:val="22"/>
+              </w:rPr>
+              <w:t xml:space="preserve">  </w:t>
+            </w:r>
+            <w:r>
+              <w:rPr>
+                <w:rFonts w:ascii="Noto Sans KR" w:eastAsia="Noto Sans KR" w:hAnsi="Noto Sans KR" w:hint="eastAsia"/>
+                <w:sz w:val="24"/>
+              </w:rPr>
+              <w:t>[서버]</w:t>
+            </w:r>
+          </w:p>
+          <w:p>
+            <w:pPr>
+              <w:pStyle w:val="a6"/>
+              <w:numPr>
+                <w:ilvl w:val="0"/>
+                <w:numId w:val="5"/>
+              </w:numPr>
+              <w:spacing w:line="400" w:lineRule="exact"/>
+              <w:rPr>
+                <w:sz w:val="21"/>
+                <w:szCs w:val="22"/>
+              </w:rPr>
+            </w:pPr>
+            <w:r>
+              <w:rPr>
+                <w:rFonts w:ascii="Noto Sans KR" w:eastAsia="Noto Sans KR" w:hAnsi="Noto Sans KR" w:hint="eastAsia"/>
+                <w:sz w:val="24"/>
+              </w:rPr>
+              <w:t>방 개설 스레드</w:t>
+            </w:r>
+          </w:p>
+          <w:p>
+            <w:pPr>
+              <w:pStyle w:val="a6"/>
+              <w:numPr>
+                <w:ilvl w:val="1"/>
+                <w:numId w:val="5"/>
+              </w:numPr>
+              <w:spacing w:line="400" w:lineRule="exact"/>
+              <w:rPr>
+                <w:sz w:val="21"/>
+                <w:szCs w:val="22"/>
+              </w:rPr>
+            </w:pPr>
+            <w:r>
+              <w:rPr>
+                <w:rFonts w:ascii="Noto Sans KR" w:eastAsia="Noto Sans KR" w:hAnsi="Noto Sans KR" w:hint="eastAsia"/>
+                <w:sz w:val="24"/>
+              </w:rPr>
+              <w:t>개설 처리 함수</w:t>
+            </w:r>
+          </w:p>
+          <w:p>
+            <w:pPr>
+              <w:pStyle w:val="a6"/>
+              <w:numPr>
+                <w:ilvl w:val="0"/>
+                <w:numId w:val="5"/>
+              </w:numPr>
+              <w:spacing w:line="400" w:lineRule="exact"/>
+              <w:rPr>
+                <w:sz w:val="21"/>
+                <w:szCs w:val="22"/>
+              </w:rPr>
+            </w:pPr>
+            <w:r>
+              <w:rPr>
+                <w:rFonts w:ascii="Noto Sans KR" w:eastAsia="Noto Sans KR" w:hAnsi="Noto Sans KR" w:hint="eastAsia"/>
+                <w:sz w:val="24"/>
+              </w:rPr>
+              <w:t>방 접속 스레드</w:t>
+            </w:r>
+          </w:p>
+          <w:p>
+            <w:pPr>
+              <w:pStyle w:val="a6"/>
+              <w:numPr>
+                <w:ilvl w:val="1"/>
+                <w:numId w:val="5"/>
+              </w:numPr>
+              <w:spacing w:line="400" w:lineRule="exact"/>
+              <w:rPr>
+                <w:sz w:val="21"/>
+                <w:szCs w:val="22"/>
+              </w:rPr>
+            </w:pPr>
+            <w:r>
+              <w:rPr>
+                <w:rFonts w:ascii="Noto Sans KR" w:eastAsia="Noto Sans KR" w:hAnsi="Noto Sans KR" w:hint="eastAsia"/>
+                <w:sz w:val="24"/>
+              </w:rPr>
+              <w:t>접속 처리 함수</w:t>
+            </w:r>
+          </w:p>
+          <w:p>
+            <w:pPr>
+              <w:pStyle w:val="a6"/>
+              <w:numPr>
+                <w:ilvl w:val="0"/>
+                <w:numId w:val="5"/>
+              </w:numPr>
+              <w:spacing w:line="400" w:lineRule="exact"/>
+              <w:rPr>
+                <w:sz w:val="21"/>
+                <w:szCs w:val="22"/>
+              </w:rPr>
+            </w:pPr>
+            <w:r>
+              <w:rPr>
+                <w:rFonts w:ascii="Noto Sans KR" w:eastAsia="Noto Sans KR" w:hAnsi="Noto Sans KR" w:hint="eastAsia"/>
+                <w:sz w:val="24"/>
+              </w:rPr>
+              <w:t>개별 방 스레드</w:t>
+            </w:r>
+          </w:p>
+          <w:p>
+            <w:pPr>
+              <w:pStyle w:val="a6"/>
+              <w:numPr>
+                <w:ilvl w:val="1"/>
+                <w:numId w:val="5"/>
+              </w:numPr>
+              <w:spacing w:line="400" w:lineRule="exact"/>
+              <w:rPr>
+                <w:sz w:val="21"/>
+                <w:szCs w:val="22"/>
+              </w:rPr>
+            </w:pPr>
+            <w:r>
+              <w:rPr>
+                <w:rFonts w:ascii="Noto Sans KR" w:eastAsia="Noto Sans KR" w:hAnsi="Noto Sans KR" w:hint="eastAsia"/>
+                <w:sz w:val="24"/>
+              </w:rPr>
+              <w:t>게임 시작 대기 함수</w:t>
+            </w:r>
+          </w:p>
+          <w:p>
+            <w:pPr>
+              <w:spacing w:line="400" w:lineRule="exact"/>
+              <w:ind w:firstLineChars="100" w:firstLine="240"/>
+              <w:rPr>
+                <w:rFonts w:ascii="Noto Sans KR" w:eastAsia="Noto Sans KR" w:hAnsi="Noto Sans KR"/>
+                <w:sz w:val="24"/>
+              </w:rPr>
+            </w:pPr>
+            <w:r>
+              <w:rPr>
+                <w:rFonts w:ascii="Noto Sans KR" w:eastAsia="Noto Sans KR" w:hAnsi="Noto Sans KR" w:hint="eastAsia"/>
+                <w:sz w:val="24"/>
+              </w:rPr>
+              <w:lastRenderedPageBreak/>
+              <w:t xml:space="preserve">방 개설과 관련된 정보 처리는 모두 TCP 프로토콜로 처리하고 방이 </w:t>
+            </w:r>
+            <w:proofErr w:type="gramStart"/>
+            <w:r>
+              <w:rPr>
+                <w:rFonts w:ascii="Noto Sans KR" w:eastAsia="Noto Sans KR" w:hAnsi="Noto Sans KR" w:hint="eastAsia"/>
+                <w:sz w:val="24"/>
+              </w:rPr>
+              <w:t>개설 되고</w:t>
+            </w:r>
+            <w:proofErr w:type="gramEnd"/>
+            <w:r>
+              <w:rPr>
+                <w:rFonts w:ascii="Noto Sans KR" w:eastAsia="Noto Sans KR" w:hAnsi="Noto Sans KR" w:hint="eastAsia"/>
+                <w:sz w:val="24"/>
+              </w:rPr>
+              <w:t xml:space="preserve"> 게임을 시작하고 나서부터는 TCP, UDP 프로토콜로 송수신할 정보를 나누는 것으로 서로의 영역에 간섭하지 않도록 설계했다.</w:t>
+            </w:r>
+          </w:p>
+          <w:p>
+            <w:pPr>
+              <w:spacing w:line="400" w:lineRule="exact"/>
               <w:rPr>
                 <w:rFonts w:ascii="Noto Sans KR" w:eastAsia="Noto Sans KR" w:hAnsi="Noto Sans KR" w:hint="eastAsia"/>
                 <w:sz w:val="28"/>
                 <w:szCs w:val="28"/>
               </w:rPr>
-              <w:t>게임 시작 대기 신호 함수(Ready 기능)</w:t>
+            </w:pPr>
+            <w:r>
+              <w:rPr>
+                <w:rFonts w:ascii="Noto Sans KR" w:eastAsia="Noto Sans KR" w:hAnsi="Noto Sans KR" w:hint="eastAsia"/>
+                <w:sz w:val="28"/>
+                <w:szCs w:val="28"/>
+              </w:rPr>
+              <w:t>[TCP, UDP 프로토콜에 따른 송수신할 데이터 설계]</w:t>
+            </w:r>
+          </w:p>
+          <w:tbl>
+            <w:tblPr>
+              <w:tblStyle w:val="aa"/>
+              <w:tblW w:w="0" w:type="auto"/>
+              <w:tblLook w:val="04A0" w:firstRow="1" w:lastRow="0" w:firstColumn="1" w:lastColumn="0" w:noHBand="0" w:noVBand="1"/>
+            </w:tblPr>
+            <w:tblGrid>
+              <w:gridCol w:w="1447"/>
+              <w:gridCol w:w="6123"/>
+            </w:tblGrid>
+            <w:tr>
+              <w:tc>
+                <w:tcPr>
+                  <w:tcW w:w="1447" w:type="dxa"/>
+                </w:tcPr>
+                <w:p>
+                  <w:pPr>
+                    <w:spacing w:line="400" w:lineRule="exact"/>
+                    <w:jc w:val="center"/>
+                    <w:rPr>
+                      <w:rFonts w:ascii="Noto Sans KR" w:eastAsia="Noto Sans KR" w:hAnsi="Noto Sans KR" w:hint="eastAsia"/>
+                      <w:sz w:val="24"/>
+                    </w:rPr>
+                  </w:pPr>
+                  <w:r>
+                    <w:rPr>
+                      <w:rFonts w:ascii="Noto Sans KR" w:eastAsia="Noto Sans KR" w:hAnsi="Noto Sans KR" w:hint="eastAsia"/>
+                      <w:sz w:val="24"/>
+                    </w:rPr>
+                    <w:t>프로토콜</w:t>
+                  </w:r>
+                </w:p>
+              </w:tc>
+              <w:tc>
+                <w:tcPr>
+                  <w:tcW w:w="6123" w:type="dxa"/>
+                </w:tcPr>
+                <w:p>
+                  <w:pPr>
+                    <w:spacing w:line="400" w:lineRule="exact"/>
+                    <w:rPr>
+                      <w:rFonts w:ascii="Noto Sans KR" w:eastAsia="Noto Sans KR" w:hAnsi="Noto Sans KR" w:hint="eastAsia"/>
+                      <w:sz w:val="24"/>
+                    </w:rPr>
+                  </w:pPr>
+                  <w:r>
+                    <w:rPr>
+                      <w:rFonts w:ascii="Noto Sans KR" w:eastAsia="Noto Sans KR" w:hAnsi="Noto Sans KR" w:hint="eastAsia"/>
+                      <w:sz w:val="24"/>
+                    </w:rPr>
+                    <w:t>송수신 할 정보</w:t>
+                  </w:r>
+                </w:p>
+              </w:tc>
+            </w:tr>
+            <w:tr>
+              <w:tc>
+                <w:tcPr>
+                  <w:tcW w:w="1447" w:type="dxa"/>
+                  <w:vAlign w:val="center"/>
+                </w:tcPr>
+                <w:p>
+                  <w:pPr>
+                    <w:spacing w:line="400" w:lineRule="exact"/>
+                    <w:jc w:val="center"/>
+                    <w:rPr>
+                      <w:rFonts w:ascii="Noto Sans KR" w:eastAsia="Noto Sans KR" w:hAnsi="Noto Sans KR" w:hint="eastAsia"/>
+                      <w:sz w:val="24"/>
+                    </w:rPr>
+                  </w:pPr>
+                  <w:r>
+                    <w:rPr>
+                      <w:rFonts w:ascii="Noto Sans KR" w:eastAsia="Noto Sans KR" w:hAnsi="Noto Sans KR" w:hint="eastAsia"/>
+                      <w:sz w:val="24"/>
+                    </w:rPr>
+                    <w:t>TCP</w:t>
+                  </w:r>
+                </w:p>
+              </w:tc>
+              <w:tc>
+                <w:tcPr>
+                  <w:tcW w:w="6123" w:type="dxa"/>
+                </w:tcPr>
+                <w:p>
+                  <w:pPr>
+                    <w:spacing w:line="400" w:lineRule="exact"/>
+                    <w:rPr>
+                      <w:rFonts w:ascii="Noto Sans KR" w:eastAsia="Noto Sans KR" w:hAnsi="Noto Sans KR" w:hint="eastAsia"/>
+                      <w:sz w:val="24"/>
+                    </w:rPr>
+                  </w:pPr>
+                  <w:r>
+                    <w:rPr>
+                      <w:rFonts w:ascii="Noto Sans KR" w:eastAsia="Noto Sans KR" w:hAnsi="Noto Sans KR" w:hint="eastAsia"/>
+                      <w:sz w:val="24"/>
+                    </w:rPr>
+                    <w:t xml:space="preserve">블록 피격 · 파괴, 아이템 획득 · 해제, 소유 공 개수, </w:t>
+                  </w:r>
+                  <w:proofErr w:type="spellStart"/>
+                  <w:r>
+                    <w:rPr>
+                      <w:rFonts w:ascii="Noto Sans KR" w:eastAsia="Noto Sans KR" w:hAnsi="Noto Sans KR" w:hint="eastAsia"/>
+                      <w:sz w:val="24"/>
+                    </w:rPr>
+                    <w:t>리스폰</w:t>
+                  </w:r>
+                  <w:proofErr w:type="spellEnd"/>
+                  <w:r>
+                    <w:rPr>
+                      <w:rFonts w:ascii="Noto Sans KR" w:eastAsia="Noto Sans KR" w:hAnsi="Noto Sans KR" w:hint="eastAsia"/>
+                      <w:sz w:val="24"/>
+                    </w:rPr>
+                    <w:t xml:space="preserve"> 여부, 현재 스테이지, 점수</w:t>
+                  </w:r>
+                </w:p>
+              </w:tc>
+            </w:tr>
+            <w:tr>
+              <w:tc>
+                <w:tcPr>
+                  <w:tcW w:w="1447" w:type="dxa"/>
+                  <w:vAlign w:val="center"/>
+                </w:tcPr>
+                <w:p>
+                  <w:pPr>
+                    <w:spacing w:line="400" w:lineRule="exact"/>
+                    <w:jc w:val="center"/>
+                    <w:rPr>
+                      <w:rFonts w:ascii="Noto Sans KR" w:eastAsia="Noto Sans KR" w:hAnsi="Noto Sans KR" w:hint="eastAsia"/>
+                      <w:sz w:val="24"/>
+                    </w:rPr>
+                  </w:pPr>
+                  <w:r>
+                    <w:rPr>
+                      <w:rFonts w:ascii="Noto Sans KR" w:eastAsia="Noto Sans KR" w:hAnsi="Noto Sans KR" w:hint="eastAsia"/>
+                      <w:sz w:val="24"/>
+                    </w:rPr>
+                    <w:t>UDP</w:t>
+                  </w:r>
+                </w:p>
+              </w:tc>
+              <w:tc>
+                <w:tcPr>
+                  <w:tcW w:w="6123" w:type="dxa"/>
+                </w:tcPr>
+                <w:p>
+                  <w:pPr>
+                    <w:spacing w:line="400" w:lineRule="exact"/>
+                    <w:rPr>
+                      <w:rFonts w:ascii="Noto Sans KR" w:eastAsia="Noto Sans KR" w:hAnsi="Noto Sans KR" w:hint="eastAsia"/>
+                      <w:sz w:val="24"/>
+                    </w:rPr>
+                  </w:pPr>
+                  <w:r>
+                    <w:rPr>
+                      <w:rFonts w:ascii="Noto Sans KR" w:eastAsia="Noto Sans KR" w:hAnsi="Noto Sans KR" w:hint="eastAsia"/>
+                      <w:sz w:val="24"/>
+                    </w:rPr>
+                    <w:t>이동과 관련된 정보</w:t>
+                  </w:r>
+                  <w:r>
+                    <w:rPr>
+                      <w:rFonts w:ascii="Noto Sans KR" w:eastAsia="Noto Sans KR" w:hAnsi="Noto Sans KR" w:hint="eastAsia"/>
+                      <w:sz w:val="24"/>
+                    </w:rPr>
+                    <w:t>를 포함한 매 프레임 변화하는 데이터</w:t>
+                  </w:r>
+                </w:p>
+              </w:tc>
+            </w:tr>
+          </w:tbl>
+          <w:p>
+            <w:pPr>
+              <w:spacing w:line="400" w:lineRule="exact"/>
+              <w:rPr>
+                <w:rFonts w:ascii="Noto Sans KR" w:eastAsia="Noto Sans KR" w:hAnsi="Noto Sans KR"/>
+                <w:sz w:val="24"/>
+              </w:rPr>
+            </w:pPr>
+            <w:r>
+              <w:rPr>
+                <w:rFonts w:hint="eastAsia"/>
+                <w:sz w:val="21"/>
+                <w:szCs w:val="22"/>
+              </w:rPr>
+              <w:t xml:space="preserve">  </w:t>
+            </w:r>
+            <w:r>
+              <w:rPr>
+                <w:rFonts w:ascii="Noto Sans KR" w:eastAsia="Noto Sans KR" w:hAnsi="Noto Sans KR" w:hint="eastAsia"/>
+                <w:sz w:val="24"/>
+              </w:rPr>
+              <w:t xml:space="preserve">확실하게 전달되어야 하는 상대적으로 데이터 송수신 빈도가 </w:t>
+            </w:r>
+            <w:r>
+              <w:rPr>
+                <w:rFonts w:ascii="Noto Sans KR" w:eastAsia="Noto Sans KR" w:hAnsi="Noto Sans KR" w:hint="eastAsia"/>
+                <w:sz w:val="24"/>
+              </w:rPr>
+              <w:t>낮은</w:t>
+            </w:r>
+            <w:r>
+              <w:rPr>
+                <w:rFonts w:ascii="Noto Sans KR" w:eastAsia="Noto Sans KR" w:hAnsi="Noto Sans KR" w:hint="eastAsia"/>
+                <w:sz w:val="24"/>
+              </w:rPr>
+              <w:t xml:space="preserve"> 데이터의 경우에는 TCP 프로토콜로 데이터를 송수신하고 매 프레임 갱신되며 한 프레임 정도는 놓쳐도 게임에 대단히 큰 문제가 없는 데이터는 UDP 프로토콜로 데이터를 송수신 하도록 설계했다.</w:t>
+            </w:r>
+          </w:p>
+          <w:p>
+            <w:pPr>
+              <w:spacing w:line="400" w:lineRule="exact"/>
+              <w:rPr>
+                <w:rFonts w:ascii="Noto Sans KR" w:eastAsia="Noto Sans KR" w:hAnsi="Noto Sans KR"/>
+                <w:sz w:val="24"/>
+              </w:rPr>
+            </w:pPr>
+            <w:r>
+              <w:rPr>
+                <w:rFonts w:ascii="Noto Sans KR" w:eastAsia="Noto Sans KR" w:hAnsi="Noto Sans KR" w:hint="eastAsia"/>
+                <w:sz w:val="24"/>
+              </w:rPr>
+              <w:t xml:space="preserve">  </w:t>
+            </w:r>
+            <w:r>
+              <w:rPr>
+                <w:rFonts w:ascii="Noto Sans KR" w:eastAsia="Noto Sans KR" w:hAnsi="Noto Sans KR" w:hint="eastAsia"/>
+                <w:sz w:val="24"/>
+              </w:rPr>
+              <w:t xml:space="preserve">비교적 데이터 송수신 빈도가 낮고 데이터를 송신 </w:t>
+            </w:r>
+            <w:proofErr w:type="spellStart"/>
+            <w:r>
+              <w:rPr>
+                <w:rFonts w:ascii="Noto Sans KR" w:eastAsia="Noto Sans KR" w:hAnsi="Noto Sans KR" w:hint="eastAsia"/>
+                <w:sz w:val="24"/>
+              </w:rPr>
+              <w:t>해야하는</w:t>
+            </w:r>
+            <w:proofErr w:type="spellEnd"/>
+            <w:r>
+              <w:rPr>
+                <w:rFonts w:ascii="Noto Sans KR" w:eastAsia="Noto Sans KR" w:hAnsi="Noto Sans KR" w:hint="eastAsia"/>
+                <w:sz w:val="24"/>
+              </w:rPr>
+              <w:t xml:space="preserve"> 트리거가 명확히 존재하는 TCP로 전송해야 하는 데이터들의 경우 </w:t>
+            </w:r>
+            <w:r>
+              <w:rPr>
+                <w:rFonts w:ascii="Noto Sans KR" w:eastAsia="Noto Sans KR" w:hAnsi="Noto Sans KR" w:hint="eastAsia"/>
+                <w:b/>
+                <w:bCs/>
+                <w:color w:val="EE0000"/>
+                <w:sz w:val="24"/>
+              </w:rPr>
+              <w:t>이벤트 방식</w:t>
+            </w:r>
+            <w:r>
+              <w:rPr>
+                <w:rFonts w:ascii="Noto Sans KR" w:eastAsia="Noto Sans KR" w:hAnsi="Noto Sans KR" w:hint="eastAsia"/>
+                <w:sz w:val="24"/>
+              </w:rPr>
+              <w:t xml:space="preserve">을 활용해 동기화하고 매 프레임 갱신해야 하고 언제 데이터를 송수신하게 될지 데이터 송수신 타이밍이 불명확한 UDP로 전송해야 하는 데이터들의 경우 </w:t>
+            </w:r>
+            <w:r>
+              <w:rPr>
+                <w:rFonts w:ascii="Noto Sans KR" w:eastAsia="Noto Sans KR" w:hAnsi="Noto Sans KR" w:hint="eastAsia"/>
+                <w:b/>
+                <w:bCs/>
+                <w:color w:val="EE0000"/>
+                <w:sz w:val="24"/>
+              </w:rPr>
+              <w:t>임계영역</w:t>
+            </w:r>
+            <w:r>
+              <w:rPr>
+                <w:rFonts w:ascii="Noto Sans KR" w:eastAsia="Noto Sans KR" w:hAnsi="Noto Sans KR" w:hint="eastAsia"/>
+                <w:sz w:val="24"/>
+              </w:rPr>
+              <w:t xml:space="preserve"> 방식을 활용해서 동기화를 제어한다.</w:t>
+            </w:r>
+          </w:p>
+          <w:p>
+            <w:pPr>
+              <w:spacing w:line="400" w:lineRule="exact"/>
+              <w:rPr>
+                <w:rFonts w:ascii="Noto Sans KR" w:eastAsia="Noto Sans KR" w:hAnsi="Noto Sans KR"/>
+                <w:sz w:val="28"/>
+                <w:szCs w:val="28"/>
+              </w:rPr>
+            </w:pPr>
+          </w:p>
+          <w:p>
+            <w:pPr>
+              <w:spacing w:line="400" w:lineRule="exact"/>
+              <w:rPr>
+                <w:rFonts w:ascii="Noto Sans KR" w:eastAsia="Noto Sans KR" w:hAnsi="Noto Sans KR"/>
+                <w:sz w:val="28"/>
+                <w:szCs w:val="28"/>
+              </w:rPr>
+            </w:pPr>
+            <w:r>
+              <w:rPr>
+                <w:rFonts w:ascii="Noto Sans KR" w:eastAsia="Noto Sans KR" w:hAnsi="Noto Sans KR" w:hint="eastAsia"/>
+                <w:sz w:val="28"/>
+                <w:szCs w:val="28"/>
+              </w:rPr>
+              <w:t>[TCP 데이터 송수신 이벤트 및 패킷 설계]</w:t>
+            </w:r>
+          </w:p>
+          <w:p>
+            <w:pPr>
+              <w:spacing w:line="400" w:lineRule="exact"/>
+              <w:ind w:firstLineChars="100" w:firstLine="240"/>
+              <w:rPr>
+                <w:rFonts w:ascii="Noto Sans KR" w:eastAsia="Noto Sans KR" w:hAnsi="Noto Sans KR"/>
+                <w:sz w:val="24"/>
+              </w:rPr>
+            </w:pPr>
+            <w:r>
+              <w:rPr>
+                <w:rFonts w:ascii="Noto Sans KR" w:eastAsia="Noto Sans KR" w:hAnsi="Noto Sans KR" w:hint="eastAsia"/>
+                <w:sz w:val="24"/>
+              </w:rPr>
+              <w:t xml:space="preserve">모든 이벤트는 같은 구조체로 데이터를 송수신 한다. </w:t>
+            </w:r>
+            <w:r>
+              <w:rPr>
+                <w:rFonts w:ascii="Noto Sans KR" w:eastAsia="Noto Sans KR" w:hAnsi="Noto Sans KR"/>
+                <w:sz w:val="24"/>
+              </w:rPr>
+              <w:t>E</w:t>
+            </w:r>
+            <w:r>
+              <w:rPr>
+                <w:rFonts w:ascii="Noto Sans KR" w:eastAsia="Noto Sans KR" w:hAnsi="Noto Sans KR" w:hint="eastAsia"/>
+                <w:sz w:val="24"/>
+              </w:rPr>
+              <w:t>vent 값과 인자 3개의 의미만 다르고, 모든 이벤트에 보낸 쪽의 Score를 담아서 서버가 함상 최신 Score 상태이도록 한다.</w:t>
+            </w:r>
+          </w:p>
+          <w:p>
+            <w:pPr>
+              <w:spacing w:line="400" w:lineRule="exact"/>
+              <w:rPr>
+                <w:rFonts w:ascii="Noto Sans KR" w:eastAsia="Noto Sans KR" w:hAnsi="Noto Sans KR"/>
+                <w:sz w:val="24"/>
+              </w:rPr>
+            </w:pPr>
+            <w:r>
+              <w:rPr>
+                <w:rFonts w:ascii="Noto Sans KR" w:eastAsia="Noto Sans KR" w:hAnsi="Noto Sans KR" w:hint="eastAsia"/>
+                <w:sz w:val="24"/>
+              </w:rPr>
+              <w:t xml:space="preserve">  </w:t>
+            </w:r>
+            <w:proofErr w:type="gramStart"/>
+            <w:r>
+              <w:rPr>
+                <w:rFonts w:ascii="Noto Sans KR" w:eastAsia="Noto Sans KR" w:hAnsi="Noto Sans KR" w:hint="eastAsia"/>
+                <w:sz w:val="24"/>
+              </w:rPr>
+              <w:t>공통인자 :</w:t>
+            </w:r>
+            <w:proofErr w:type="gramEnd"/>
+            <w:r>
+              <w:rPr>
+                <w:rFonts w:ascii="Noto Sans KR" w:eastAsia="Noto Sans KR" w:hAnsi="Noto Sans KR" w:hint="eastAsia"/>
+                <w:sz w:val="24"/>
+              </w:rPr>
+              <w:t xml:space="preserve"> 헤더(패킷 전체 크기 + 이벤트 타입), 클라이언트 게임 시간, Score</w:t>
+            </w:r>
+          </w:p>
+          <w:p>
+            <w:pPr>
+              <w:pStyle w:val="a6"/>
+              <w:numPr>
+                <w:ilvl w:val="0"/>
+                <w:numId w:val="5"/>
+              </w:numPr>
+              <w:spacing w:line="400" w:lineRule="exact"/>
+              <w:rPr>
+                <w:rFonts w:ascii="Noto Sans KR" w:eastAsia="Noto Sans KR" w:hAnsi="Noto Sans KR" w:hint="eastAsia"/>
+                <w:sz w:val="28"/>
+                <w:szCs w:val="28"/>
+              </w:rPr>
+            </w:pPr>
+            <w:r>
+              <w:rPr>
+                <w:rFonts w:ascii="Noto Sans KR" w:eastAsia="Noto Sans KR" w:hAnsi="Noto Sans KR" w:hint="eastAsia"/>
+                <w:sz w:val="28"/>
+                <w:szCs w:val="28"/>
+              </w:rPr>
+              <w:t>클라이언트에서 서버로 보내는 패킷</w:t>
+            </w:r>
+          </w:p>
+          <w:tbl>
+            <w:tblPr>
+              <w:tblStyle w:val="aa"/>
+              <w:tblW w:w="0" w:type="auto"/>
+              <w:tblLook w:val="04A0" w:firstRow="1" w:lastRow="0" w:firstColumn="1" w:lastColumn="0" w:noHBand="0" w:noVBand="1"/>
+            </w:tblPr>
+            <w:tblGrid>
+              <w:gridCol w:w="1731"/>
+              <w:gridCol w:w="1701"/>
+              <w:gridCol w:w="1559"/>
+              <w:gridCol w:w="1276"/>
+              <w:gridCol w:w="1303"/>
+            </w:tblGrid>
+            <w:tr>
+              <w:tc>
+                <w:tcPr>
+                  <w:tcW w:w="1731" w:type="dxa"/>
+                </w:tcPr>
+                <w:p>
+                  <w:pPr>
+                    <w:spacing w:line="400" w:lineRule="exact"/>
+                    <w:rPr>
+                      <w:rFonts w:ascii="Noto Sans KR" w:eastAsia="Noto Sans KR" w:hAnsi="Noto Sans KR" w:hint="eastAsia"/>
+                      <w:b/>
+                      <w:bCs/>
+                      <w:szCs w:val="22"/>
+                    </w:rPr>
+                  </w:pPr>
+                  <w:proofErr w:type="spellStart"/>
+                  <w:r>
+                    <w:rPr>
+                      <w:rFonts w:ascii="Noto Sans KR" w:eastAsia="Noto Sans KR" w:hAnsi="Noto Sans KR" w:hint="eastAsia"/>
+                      <w:b/>
+                      <w:bCs/>
+                      <w:szCs w:val="22"/>
+                    </w:rPr>
+                    <w:t>EventType</w:t>
+                  </w:r>
+                  <w:proofErr w:type="spellEnd"/>
+                </w:p>
+              </w:tc>
+              <w:tc>
+                <w:tcPr>
+                  <w:tcW w:w="1701" w:type="dxa"/>
+                </w:tcPr>
+                <w:p>
+                  <w:pPr>
+                    <w:spacing w:line="400" w:lineRule="exact"/>
+                    <w:rPr>
+                      <w:rFonts w:ascii="Noto Sans KR" w:eastAsia="Noto Sans KR" w:hAnsi="Noto Sans KR" w:hint="eastAsia"/>
+                      <w:b/>
+                      <w:bCs/>
+                      <w:szCs w:val="22"/>
+                    </w:rPr>
+                  </w:pPr>
+                  <w:r>
+                    <w:rPr>
+                      <w:rFonts w:ascii="Noto Sans KR" w:eastAsia="Noto Sans KR" w:hAnsi="Noto Sans KR"/>
+                      <w:b/>
+                      <w:bCs/>
+                      <w:szCs w:val="22"/>
+                    </w:rPr>
+                    <w:t>보내는</w:t>
+                  </w:r>
+                  <w:r>
+                    <w:rPr>
+                      <w:rFonts w:ascii="Noto Sans KR" w:eastAsia="Noto Sans KR" w:hAnsi="Noto Sans KR" w:hint="eastAsia"/>
+                      <w:b/>
+                      <w:bCs/>
+                      <w:szCs w:val="22"/>
+                    </w:rPr>
+                    <w:t xml:space="preserve"> 때</w:t>
+                  </w:r>
+                </w:p>
+              </w:tc>
+              <w:tc>
+                <w:tcPr>
+                  <w:tcW w:w="1559" w:type="dxa"/>
+                </w:tcPr>
+                <w:p>
+                  <w:pPr>
+                    <w:spacing w:line="400" w:lineRule="exact"/>
+                    <w:rPr>
+                      <w:rFonts w:ascii="Noto Sans KR" w:eastAsia="Noto Sans KR" w:hAnsi="Noto Sans KR" w:hint="eastAsia"/>
+                      <w:b/>
+                      <w:bCs/>
+                      <w:szCs w:val="22"/>
+                    </w:rPr>
+                  </w:pPr>
+                  <w:r>
+                    <w:rPr>
+                      <w:rFonts w:ascii="Noto Sans KR" w:eastAsia="Noto Sans KR" w:hAnsi="Noto Sans KR" w:hint="eastAsia"/>
+                      <w:b/>
+                      <w:bCs/>
+                      <w:szCs w:val="22"/>
+                    </w:rPr>
+                    <w:t>arg8</w:t>
+                  </w:r>
+                </w:p>
+              </w:tc>
+              <w:tc>
+                <w:tcPr>
+                  <w:tcW w:w="1276" w:type="dxa"/>
+                </w:tcPr>
+                <w:p>
+                  <w:pPr>
+                    <w:spacing w:line="400" w:lineRule="exact"/>
+                    <w:rPr>
+                      <w:rFonts w:ascii="Noto Sans KR" w:eastAsia="Noto Sans KR" w:hAnsi="Noto Sans KR" w:hint="eastAsia"/>
+                      <w:b/>
+                      <w:bCs/>
+                      <w:szCs w:val="22"/>
+                    </w:rPr>
+                  </w:pPr>
+                  <w:r>
+                    <w:rPr>
+                      <w:rFonts w:ascii="Noto Sans KR" w:eastAsia="Noto Sans KR" w:hAnsi="Noto Sans KR" w:hint="eastAsia"/>
+                      <w:b/>
+                      <w:bCs/>
+                      <w:szCs w:val="22"/>
+                    </w:rPr>
+                    <w:t>arg16</w:t>
+                  </w:r>
+                </w:p>
+              </w:tc>
+              <w:tc>
+                <w:tcPr>
+                  <w:tcW w:w="1303" w:type="dxa"/>
+                </w:tcPr>
+                <w:p>
+                  <w:pPr>
+                    <w:spacing w:line="400" w:lineRule="exact"/>
+                    <w:rPr>
+                      <w:rFonts w:ascii="Noto Sans KR" w:eastAsia="Noto Sans KR" w:hAnsi="Noto Sans KR" w:hint="eastAsia"/>
+                      <w:b/>
+                      <w:bCs/>
+                      <w:szCs w:val="22"/>
+                    </w:rPr>
+                  </w:pPr>
+                  <w:r>
+                    <w:rPr>
+                      <w:rFonts w:ascii="Noto Sans KR" w:eastAsia="Noto Sans KR" w:hAnsi="Noto Sans KR" w:hint="eastAsia"/>
+                      <w:b/>
+                      <w:bCs/>
+                      <w:szCs w:val="22"/>
+                    </w:rPr>
+                    <w:t>arg32</w:t>
+                  </w:r>
+                </w:p>
+              </w:tc>
+            </w:tr>
+            <w:tr>
+              <w:tc>
+                <w:tcPr>
+                  <w:tcW w:w="1731" w:type="dxa"/>
+                  <w:vAlign w:val="center"/>
+                </w:tcPr>
+                <w:p>
+                  <w:pPr>
+                    <w:spacing w:line="400" w:lineRule="exact"/>
+                    <w:jc w:val="center"/>
+                    <w:rPr>
+                      <w:rFonts w:ascii="Noto Sans KR" w:eastAsia="Noto Sans KR" w:hAnsi="Noto Sans KR" w:hint="eastAsia"/>
+                      <w:szCs w:val="22"/>
+                    </w:rPr>
+                  </w:pPr>
+                  <w:r>
+                    <w:rPr>
+                      <w:rFonts w:ascii="맑은 고딕" w:eastAsia="맑은 고딕" w:hAnsi="맑은 고딕" w:cs="맑은 고딕"/>
+                      <w:sz w:val="19"/>
+                      <w:szCs w:val="19"/>
+                    </w:rPr>
+                    <w:t>BLOCK_HIT</w:t>
+                  </w:r>
+                </w:p>
+              </w:tc>
+              <w:tc>
+                <w:tcPr>
+                  <w:tcW w:w="1701" w:type="dxa"/>
+                </w:tcPr>
+                <w:p>
+                  <w:pPr>
+                    <w:spacing w:line="400" w:lineRule="exact"/>
+                    <w:rPr>
+                      <w:rFonts w:ascii="Noto Sans KR" w:eastAsia="Noto Sans KR" w:hAnsi="Noto Sans KR" w:hint="eastAsia"/>
+                      <w:szCs w:val="22"/>
+                    </w:rPr>
+                  </w:pPr>
+                  <w:r>
+                    <w:rPr>
+                      <w:rFonts w:ascii="맑은 고딕" w:eastAsia="맑은 고딕" w:hAnsi="맑은 고딕" w:cs="맑은 고딕"/>
+                      <w:sz w:val="19"/>
+                      <w:szCs w:val="19"/>
+                    </w:rPr>
+                    <w:t>Silver 블록이 맞았지만 안 깨짐</w:t>
+                  </w:r>
+                </w:p>
+              </w:tc>
+              <w:tc>
+                <w:tcPr>
+                  <w:tcW w:w="1559" w:type="dxa"/>
+                </w:tcPr>
+                <w:p>
+                  <w:pPr>
+                    <w:spacing w:line="400" w:lineRule="exact"/>
+                    <w:rPr>
+                      <w:rFonts w:ascii="Noto Sans KR" w:eastAsia="Noto Sans KR" w:hAnsi="Noto Sans KR" w:hint="eastAsia"/>
+                      <w:szCs w:val="22"/>
+                    </w:rPr>
+                  </w:pPr>
+                  <w:r>
+                    <w:rPr>
+                      <w:rFonts w:ascii="맑은 고딕" w:eastAsia="맑은 고딕" w:hAnsi="맑은 고딕" w:cs="맑은 고딕"/>
+                      <w:sz w:val="19"/>
+                      <w:szCs w:val="19"/>
+                    </w:rPr>
+                    <w:t>-</w:t>
+                  </w:r>
+                </w:p>
+              </w:tc>
+              <w:tc>
+                <w:tcPr>
+                  <w:tcW w:w="1276" w:type="dxa"/>
+                </w:tcPr>
+                <w:p>
+                  <w:pPr>
+                    <w:spacing w:line="400" w:lineRule="exact"/>
+                    <w:rPr>
+                      <w:rFonts w:ascii="Noto Sans KR" w:eastAsia="Noto Sans KR" w:hAnsi="Noto Sans KR" w:hint="eastAsia"/>
+                      <w:szCs w:val="22"/>
+                    </w:rPr>
+                  </w:pPr>
+                  <w:r>
+                    <w:rPr>
+                      <w:rFonts w:ascii="맑은 고딕" w:eastAsia="맑은 고딕" w:hAnsi="맑은 고딕" w:cs="맑은 고딕"/>
+                      <w:sz w:val="19"/>
+                      <w:szCs w:val="19"/>
+                    </w:rPr>
+                    <w:t>블록 인덱스</w:t>
+                  </w:r>
+                </w:p>
+              </w:tc>
+              <w:tc>
+                <w:tcPr>
+                  <w:tcW w:w="1303" w:type="dxa"/>
+                </w:tcPr>
+                <w:p>
+                  <w:pPr>
+                    <w:spacing w:line="400" w:lineRule="exact"/>
+                    <w:rPr>
+                      <w:rFonts w:ascii="Noto Sans KR" w:eastAsia="Noto Sans KR" w:hAnsi="Noto Sans KR" w:hint="eastAsia"/>
+                      <w:szCs w:val="22"/>
+                    </w:rPr>
+                  </w:pPr>
+                  <w:r>
+                    <w:rPr>
+                      <w:rFonts w:ascii="맑은 고딕" w:eastAsia="맑은 고딕" w:hAnsi="맑은 고딕" w:cs="맑은 고딕"/>
+                      <w:sz w:val="19"/>
+                      <w:szCs w:val="19"/>
+                    </w:rPr>
+                    <w:t>남은 내구도</w:t>
+                  </w:r>
+                </w:p>
+              </w:tc>
+            </w:tr>
+            <w:tr>
+              <w:tc>
+                <w:tcPr>
+                  <w:tcW w:w="1731" w:type="dxa"/>
+                  <w:vAlign w:val="center"/>
+                </w:tcPr>
+                <w:p>
+                  <w:pPr>
+                    <w:spacing w:line="400" w:lineRule="exact"/>
+                    <w:jc w:val="center"/>
+                    <w:rPr>
+                      <w:rFonts w:ascii="Noto Sans KR" w:eastAsia="Noto Sans KR" w:hAnsi="Noto Sans KR" w:hint="eastAsia"/>
+                      <w:szCs w:val="22"/>
+                    </w:rPr>
+                  </w:pPr>
+                  <w:r>
+                    <w:rPr>
+                      <w:rFonts w:ascii="맑은 고딕" w:eastAsia="맑은 고딕" w:hAnsi="맑은 고딕" w:cs="맑은 고딕"/>
+                      <w:sz w:val="19"/>
+                      <w:szCs w:val="19"/>
+                    </w:rPr>
+                    <w:t>BLOCK_BROKEN</w:t>
+                  </w:r>
+                </w:p>
+              </w:tc>
+              <w:tc>
+                <w:tcPr>
+                  <w:tcW w:w="1701" w:type="dxa"/>
+                </w:tcPr>
+                <w:p>
+                  <w:pPr>
+                    <w:spacing w:line="400" w:lineRule="exact"/>
+                    <w:rPr>
+                      <w:rFonts w:ascii="Noto Sans KR" w:eastAsia="Noto Sans KR" w:hAnsi="Noto Sans KR" w:hint="eastAsia"/>
+                      <w:szCs w:val="22"/>
+                    </w:rPr>
+                  </w:pPr>
+                  <w:r>
+                    <w:rPr>
+                      <w:rFonts w:ascii="맑은 고딕" w:eastAsia="맑은 고딕" w:hAnsi="맑은 고딕" w:cs="맑은 고딕"/>
+                      <w:sz w:val="19"/>
+                      <w:szCs w:val="19"/>
+                    </w:rPr>
+                    <w:t>블록 파괴</w:t>
+                  </w:r>
+                </w:p>
+              </w:tc>
+              <w:tc>
+                <w:tcPr>
+                  <w:tcW w:w="1559" w:type="dxa"/>
+                </w:tcPr>
+                <w:p>
+                  <w:pPr>
+                    <w:spacing w:line="400" w:lineRule="exact"/>
+                    <w:rPr>
+                      <w:rFonts w:ascii="Noto Sans KR" w:eastAsia="Noto Sans KR" w:hAnsi="Noto Sans KR" w:hint="eastAsia"/>
+                      <w:szCs w:val="22"/>
+                    </w:rPr>
+                  </w:pPr>
+                  <w:r>
+                    <w:rPr>
+                      <w:rFonts w:ascii="맑은 고딕" w:eastAsia="맑은 고딕" w:hAnsi="맑은 고딕" w:cs="맑은 고딕"/>
+                      <w:sz w:val="19"/>
+                      <w:szCs w:val="19"/>
+                    </w:rPr>
+                    <w:t>-</w:t>
+                  </w:r>
+                </w:p>
+              </w:tc>
+              <w:tc>
+                <w:tcPr>
+                  <w:tcW w:w="1276" w:type="dxa"/>
+                </w:tcPr>
+                <w:p>
+                  <w:pPr>
+                    <w:spacing w:line="400" w:lineRule="exact"/>
+                    <w:rPr>
+                      <w:rFonts w:ascii="Noto Sans KR" w:eastAsia="Noto Sans KR" w:hAnsi="Noto Sans KR" w:hint="eastAsia"/>
+                      <w:szCs w:val="22"/>
+                    </w:rPr>
+                  </w:pPr>
+                  <w:r>
+                    <w:rPr>
+                      <w:rFonts w:ascii="맑은 고딕" w:eastAsia="맑은 고딕" w:hAnsi="맑은 고딕" w:cs="맑은 고딕"/>
+                      <w:sz w:val="19"/>
+                      <w:szCs w:val="19"/>
+                    </w:rPr>
+                    <w:t>블록 인덱스</w:t>
+                  </w:r>
+                </w:p>
+              </w:tc>
+              <w:tc>
+                <w:tcPr>
+                  <w:tcW w:w="1303" w:type="dxa"/>
+                </w:tcPr>
+                <w:p>
+                  <w:pPr>
+                    <w:spacing w:line="400" w:lineRule="exact"/>
+                    <w:rPr>
+                      <w:rFonts w:ascii="Noto Sans KR" w:eastAsia="Noto Sans KR" w:hAnsi="Noto Sans KR" w:hint="eastAsia"/>
+                      <w:szCs w:val="22"/>
+                    </w:rPr>
+                  </w:pPr>
+                  <w:r>
+                    <w:rPr>
+                      <w:rFonts w:ascii="맑은 고딕" w:eastAsia="맑은 고딕" w:hAnsi="맑은 고딕" w:cs="맑은 고딕"/>
+                      <w:sz w:val="19"/>
+                      <w:szCs w:val="19"/>
+                    </w:rPr>
+                    <w:t>얻은 점수</w:t>
+                  </w:r>
+                </w:p>
+              </w:tc>
+            </w:tr>
+            <w:tr>
+              <w:tc>
+                <w:tcPr>
+                  <w:tcW w:w="1731" w:type="dxa"/>
+                  <w:vAlign w:val="center"/>
+                </w:tcPr>
+                <w:p>
+                  <w:pPr>
+                    <w:spacing w:line="400" w:lineRule="exact"/>
+                    <w:jc w:val="center"/>
+                    <w:rPr>
+                      <w:rFonts w:ascii="Noto Sans KR" w:eastAsia="Noto Sans KR" w:hAnsi="Noto Sans KR" w:hint="eastAsia"/>
+                      <w:szCs w:val="22"/>
+                    </w:rPr>
+                  </w:pPr>
+                  <w:r>
+                    <w:rPr>
+                      <w:rFonts w:ascii="맑은 고딕" w:eastAsia="맑은 고딕" w:hAnsi="맑은 고딕" w:cs="맑은 고딕"/>
+                      <w:sz w:val="19"/>
+                      <w:szCs w:val="19"/>
+                    </w:rPr>
+                    <w:t>ITEM_GET</w:t>
+                  </w:r>
+                </w:p>
+              </w:tc>
+              <w:tc>
+                <w:tcPr>
+                  <w:tcW w:w="1701" w:type="dxa"/>
+                </w:tcPr>
+                <w:p>
+                  <w:pPr>
+                    <w:spacing w:line="400" w:lineRule="exact"/>
+                    <w:rPr>
+                      <w:rFonts w:ascii="Noto Sans KR" w:eastAsia="Noto Sans KR" w:hAnsi="Noto Sans KR" w:hint="eastAsia"/>
+                      <w:szCs w:val="22"/>
+                    </w:rPr>
+                  </w:pPr>
+                  <w:r>
+                    <w:rPr>
+                      <w:rFonts w:ascii="맑은 고딕" w:eastAsia="맑은 고딕" w:hAnsi="맑은 고딕" w:cs="맑은 고딕"/>
+                      <w:sz w:val="19"/>
+                      <w:szCs w:val="19"/>
+                    </w:rPr>
+                    <w:t>캡슐 획득</w:t>
+                  </w:r>
+                </w:p>
+              </w:tc>
+              <w:tc>
+                <w:tcPr>
+                  <w:tcW w:w="1559" w:type="dxa"/>
+                </w:tcPr>
+                <w:p>
+                  <w:pPr>
+                    <w:spacing w:line="400" w:lineRule="exact"/>
+                    <w:rPr>
+                      <w:rFonts w:ascii="Noto Sans KR" w:eastAsia="Noto Sans KR" w:hAnsi="Noto Sans KR" w:hint="eastAsia"/>
+                      <w:szCs w:val="22"/>
+                    </w:rPr>
+                  </w:pPr>
+                  <w:r>
+                    <w:rPr>
+                      <w:rFonts w:ascii="맑은 고딕" w:eastAsia="맑은 고딕" w:hAnsi="맑은 고딕" w:cs="맑은 고딕"/>
+                      <w:sz w:val="19"/>
+                      <w:szCs w:val="19"/>
+                    </w:rPr>
+                    <w:t>아이템 종류</w:t>
+                  </w:r>
+                </w:p>
+              </w:tc>
+              <w:tc>
+                <w:tcPr>
+                  <w:tcW w:w="1276" w:type="dxa"/>
+                </w:tcPr>
+                <w:p>
+                  <w:pPr>
+                    <w:spacing w:line="400" w:lineRule="exact"/>
+                    <w:rPr>
+                      <w:rFonts w:ascii="Noto Sans KR" w:eastAsia="Noto Sans KR" w:hAnsi="Noto Sans KR" w:hint="eastAsia"/>
+                      <w:szCs w:val="22"/>
+                    </w:rPr>
+                  </w:pPr>
+                  <w:r>
+                    <w:rPr>
+                      <w:rFonts w:ascii="맑은 고딕" w:eastAsia="맑은 고딕" w:hAnsi="맑은 고딕" w:cs="맑은 고딕"/>
+                      <w:sz w:val="19"/>
+                      <w:szCs w:val="19"/>
+                    </w:rPr>
+                    <w:t>-</w:t>
+                  </w:r>
+                </w:p>
+              </w:tc>
+              <w:tc>
+                <w:tcPr>
+                  <w:tcW w:w="1303" w:type="dxa"/>
+                </w:tcPr>
+                <w:p>
+                  <w:pPr>
+                    <w:spacing w:line="400" w:lineRule="exact"/>
+                    <w:rPr>
+                      <w:rFonts w:ascii="Noto Sans KR" w:eastAsia="Noto Sans KR" w:hAnsi="Noto Sans KR" w:hint="eastAsia"/>
+                      <w:szCs w:val="22"/>
+                    </w:rPr>
+                  </w:pPr>
+                  <w:r>
+                    <w:rPr>
+                      <w:rFonts w:ascii="맑은 고딕" w:eastAsia="맑은 고딕" w:hAnsi="맑은 고딕" w:cs="맑은 고딕"/>
+                      <w:sz w:val="19"/>
+                      <w:szCs w:val="19"/>
+                    </w:rPr>
+                    <w:t>-</w:t>
+                  </w:r>
+                </w:p>
+              </w:tc>
+            </w:tr>
+            <w:tr>
+              <w:tc>
+                <w:tcPr>
+                  <w:tcW w:w="1731" w:type="dxa"/>
+                  <w:vAlign w:val="center"/>
+                </w:tcPr>
+                <w:p>
+                  <w:pPr>
+                    <w:spacing w:line="400" w:lineRule="exact"/>
+                    <w:jc w:val="center"/>
+                    <w:rPr>
+                      <w:rFonts w:ascii="Noto Sans KR" w:eastAsia="Noto Sans KR" w:hAnsi="Noto Sans KR" w:hint="eastAsia"/>
+                      <w:szCs w:val="22"/>
+                    </w:rPr>
+                  </w:pPr>
+                  <w:r>
+                    <w:rPr>
+                      <w:rFonts w:ascii="맑은 고딕" w:eastAsia="맑은 고딕" w:hAnsi="맑은 고딕" w:cs="맑은 고딕"/>
+                      <w:sz w:val="19"/>
+                      <w:szCs w:val="19"/>
+                    </w:rPr>
+                    <w:t>ITEM_END</w:t>
+                  </w:r>
+                </w:p>
+              </w:tc>
+              <w:tc>
+                <w:tcPr>
+                  <w:tcW w:w="1701" w:type="dxa"/>
+                </w:tcPr>
+                <w:p>
+                  <w:pPr>
+                    <w:spacing w:line="400" w:lineRule="exact"/>
+                    <w:rPr>
+                      <w:rFonts w:ascii="Noto Sans KR" w:eastAsia="Noto Sans KR" w:hAnsi="Noto Sans KR" w:hint="eastAsia"/>
+                      <w:szCs w:val="22"/>
+                    </w:rPr>
+                  </w:pPr>
+                  <w:r>
+                    <w:rPr>
+                      <w:rFonts w:ascii="맑은 고딕" w:eastAsia="맑은 고딕" w:hAnsi="맑은 고딕" w:cs="맑은 고딕"/>
+                      <w:sz w:val="19"/>
+                      <w:szCs w:val="19"/>
+                    </w:rPr>
+                    <w:t>아이템 효과 해제</w:t>
+                  </w:r>
+                </w:p>
+              </w:tc>
+              <w:tc>
+                <w:tcPr>
+                  <w:tcW w:w="1559" w:type="dxa"/>
+                </w:tcPr>
+                <w:p>
+                  <w:pPr>
+                    <w:spacing w:line="400" w:lineRule="exact"/>
+                    <w:rPr>
+                      <w:rFonts w:ascii="Noto Sans KR" w:eastAsia="Noto Sans KR" w:hAnsi="Noto Sans KR" w:hint="eastAsia"/>
+                      <w:szCs w:val="22"/>
+                    </w:rPr>
+                  </w:pPr>
+                  <w:r>
+                    <w:rPr>
+                      <w:rFonts w:ascii="맑은 고딕" w:eastAsia="맑은 고딕" w:hAnsi="맑은 고딕" w:cs="맑은 고딕"/>
+                      <w:sz w:val="19"/>
+                      <w:szCs w:val="19"/>
+                    </w:rPr>
+                    <w:t>아이템 종류</w:t>
+                  </w:r>
+                </w:p>
+              </w:tc>
+              <w:tc>
+                <w:tcPr>
+                  <w:tcW w:w="1276" w:type="dxa"/>
+                </w:tcPr>
+                <w:p>
+                  <w:pPr>
+                    <w:spacing w:line="400" w:lineRule="exact"/>
+                    <w:rPr>
+                      <w:rFonts w:ascii="Noto Sans KR" w:eastAsia="Noto Sans KR" w:hAnsi="Noto Sans KR" w:hint="eastAsia"/>
+                      <w:szCs w:val="22"/>
+                    </w:rPr>
+                  </w:pPr>
+                  <w:r>
+                    <w:rPr>
+                      <w:rFonts w:ascii="맑은 고딕" w:eastAsia="맑은 고딕" w:hAnsi="맑은 고딕" w:cs="맑은 고딕"/>
+                      <w:sz w:val="19"/>
+                      <w:szCs w:val="19"/>
+                    </w:rPr>
+                    <w:t>-</w:t>
+                  </w:r>
+                </w:p>
+              </w:tc>
+              <w:tc>
+                <w:tcPr>
+                  <w:tcW w:w="1303" w:type="dxa"/>
+                </w:tcPr>
+                <w:p>
+                  <w:pPr>
+                    <w:spacing w:line="400" w:lineRule="exact"/>
+                    <w:rPr>
+                      <w:rFonts w:ascii="Noto Sans KR" w:eastAsia="Noto Sans KR" w:hAnsi="Noto Sans KR" w:hint="eastAsia"/>
+                      <w:szCs w:val="22"/>
+                    </w:rPr>
+                  </w:pPr>
+                  <w:r>
+                    <w:rPr>
+                      <w:rFonts w:ascii="맑은 고딕" w:eastAsia="맑은 고딕" w:hAnsi="맑은 고딕" w:cs="맑은 고딕"/>
+                      <w:sz w:val="19"/>
+                      <w:szCs w:val="19"/>
+                    </w:rPr>
+                    <w:t>-</w:t>
+                  </w:r>
+                </w:p>
+              </w:tc>
+            </w:tr>
+            <w:tr>
+              <w:tc>
+                <w:tcPr>
+                  <w:tcW w:w="1731" w:type="dxa"/>
+                  <w:vAlign w:val="center"/>
+                </w:tcPr>
+                <w:p>
+                  <w:pPr>
+                    <w:spacing w:line="400" w:lineRule="exact"/>
+                    <w:jc w:val="center"/>
+                    <w:rPr>
+                      <w:rFonts w:ascii="Noto Sans KR" w:eastAsia="Noto Sans KR" w:hAnsi="Noto Sans KR" w:hint="eastAsia"/>
+                      <w:szCs w:val="22"/>
+                    </w:rPr>
+                  </w:pPr>
+                  <w:r>
+                    <w:rPr>
+                      <w:rFonts w:ascii="맑은 고딕" w:eastAsia="맑은 고딕" w:hAnsi="맑은 고딕" w:cs="맑은 고딕"/>
+                      <w:sz w:val="19"/>
+                      <w:szCs w:val="19"/>
+                    </w:rPr>
+                    <w:t>BALL_LOST</w:t>
+                  </w:r>
+                </w:p>
+              </w:tc>
+              <w:tc>
+                <w:tcPr>
+                  <w:tcW w:w="1701" w:type="dxa"/>
+                </w:tcPr>
+                <w:p>
+                  <w:pPr>
+                    <w:spacing w:line="400" w:lineRule="exact"/>
+                    <w:rPr>
+                      <w:rFonts w:ascii="Noto Sans KR" w:eastAsia="Noto Sans KR" w:hAnsi="Noto Sans KR" w:hint="eastAsia"/>
+                      <w:szCs w:val="22"/>
+                    </w:rPr>
+                  </w:pPr>
+                  <w:r>
+                    <w:rPr>
+                      <w:rFonts w:ascii="맑은 고딕" w:eastAsia="맑은 고딕" w:hAnsi="맑은 고딕" w:cs="맑은 고딕"/>
+                      <w:sz w:val="19"/>
+                      <w:szCs w:val="19"/>
+                    </w:rPr>
+                    <w:t xml:space="preserve">공을 모두 놓쳐 </w:t>
+                  </w:r>
+                  <w:proofErr w:type="spellStart"/>
+                  <w:r>
+                    <w:rPr>
+                      <w:rFonts w:ascii="맑은 고딕" w:eastAsia="맑은 고딕" w:hAnsi="맑은 고딕" w:cs="맑은 고딕"/>
+                      <w:sz w:val="19"/>
+                      <w:szCs w:val="19"/>
+                    </w:rPr>
+                    <w:t>리스폰</w:t>
+                  </w:r>
+                  <w:proofErr w:type="spellEnd"/>
+                  <w:r>
+                    <w:rPr>
+                      <w:rFonts w:ascii="맑은 고딕" w:eastAsia="맑은 고딕" w:hAnsi="맑은 고딕" w:cs="맑은 고딕"/>
+                      <w:sz w:val="19"/>
+                      <w:szCs w:val="19"/>
+                    </w:rPr>
+                    <w:t xml:space="preserve"> 대기 시작</w:t>
+                  </w:r>
+                </w:p>
+              </w:tc>
+              <w:tc>
+                <w:tcPr>
+                  <w:tcW w:w="1559" w:type="dxa"/>
+                </w:tcPr>
+                <w:p>
+                  <w:pPr>
+                    <w:spacing w:line="400" w:lineRule="exact"/>
+                    <w:rPr>
+                      <w:rFonts w:ascii="Noto Sans KR" w:eastAsia="Noto Sans KR" w:hAnsi="Noto Sans KR" w:hint="eastAsia"/>
+                      <w:szCs w:val="22"/>
+                    </w:rPr>
+                  </w:pPr>
+                  <w:r>
+                    <w:rPr>
+                      <w:rFonts w:ascii="맑은 고딕" w:eastAsia="맑은 고딕" w:hAnsi="맑은 고딕" w:cs="맑은 고딕"/>
+                      <w:sz w:val="19"/>
+                      <w:szCs w:val="19"/>
+                    </w:rPr>
+                    <w:t>-</w:t>
+                  </w:r>
+                </w:p>
+              </w:tc>
+              <w:tc>
+                <w:tcPr>
+                  <w:tcW w:w="1276" w:type="dxa"/>
+                </w:tcPr>
+                <w:p>
+                  <w:pPr>
+                    <w:spacing w:line="400" w:lineRule="exact"/>
+                    <w:rPr>
+                      <w:rFonts w:ascii="Noto Sans KR" w:eastAsia="Noto Sans KR" w:hAnsi="Noto Sans KR" w:hint="eastAsia"/>
+                      <w:szCs w:val="22"/>
+                    </w:rPr>
+                  </w:pPr>
+                  <w:r>
+                    <w:rPr>
+                      <w:rFonts w:ascii="맑은 고딕" w:eastAsia="맑은 고딕" w:hAnsi="맑은 고딕" w:cs="맑은 고딕"/>
+                      <w:sz w:val="19"/>
+                      <w:szCs w:val="19"/>
+                    </w:rPr>
+                    <w:t>-</w:t>
+                  </w:r>
+                </w:p>
+              </w:tc>
+              <w:tc>
+                <w:tcPr>
+                  <w:tcW w:w="1303" w:type="dxa"/>
+                </w:tcPr>
+                <w:p>
+                  <w:pPr>
+                    <w:spacing w:line="400" w:lineRule="exact"/>
+                    <w:rPr>
+                      <w:rFonts w:ascii="Noto Sans KR" w:eastAsia="Noto Sans KR" w:hAnsi="Noto Sans KR" w:hint="eastAsia"/>
+                      <w:szCs w:val="22"/>
+                    </w:rPr>
+                  </w:pPr>
+                  <w:r>
+                    <w:rPr>
+                      <w:rFonts w:ascii="맑은 고딕" w:eastAsia="맑은 고딕" w:hAnsi="맑은 고딕" w:cs="맑은 고딕"/>
+                      <w:sz w:val="19"/>
+                      <w:szCs w:val="19"/>
+                    </w:rPr>
+                    <w:t>대기 시간(</w:t>
+                  </w:r>
+                  <w:proofErr w:type="spellStart"/>
+                  <w:r>
+                    <w:rPr>
+                      <w:rFonts w:ascii="맑은 고딕" w:eastAsia="맑은 고딕" w:hAnsi="맑은 고딕" w:cs="맑은 고딕"/>
+                      <w:sz w:val="19"/>
+                      <w:szCs w:val="19"/>
+                    </w:rPr>
+                    <w:t>ms</w:t>
+                  </w:r>
+                  <w:proofErr w:type="spellEnd"/>
+                  <w:r>
+                    <w:rPr>
+                      <w:rFonts w:ascii="맑은 고딕" w:eastAsia="맑은 고딕" w:hAnsi="맑은 고딕" w:cs="맑은 고딕"/>
+                      <w:sz w:val="19"/>
+                      <w:szCs w:val="19"/>
+                    </w:rPr>
+                    <w:t>)</w:t>
+                  </w:r>
+                </w:p>
+              </w:tc>
+            </w:tr>
+            <w:tr>
+              <w:tc>
+                <w:tcPr>
+                  <w:tcW w:w="1731" w:type="dxa"/>
+                  <w:vAlign w:val="center"/>
+                </w:tcPr>
+                <w:p>
+                  <w:pPr>
+                    <w:spacing w:line="400" w:lineRule="exact"/>
+                    <w:jc w:val="center"/>
+                    <w:rPr>
+                      <w:rFonts w:ascii="Noto Sans KR" w:eastAsia="Noto Sans KR" w:hAnsi="Noto Sans KR" w:hint="eastAsia"/>
+                      <w:szCs w:val="22"/>
+                    </w:rPr>
+                  </w:pPr>
+                  <w:r>
+                    <w:rPr>
+                      <w:rFonts w:ascii="맑은 고딕" w:eastAsia="맑은 고딕" w:hAnsi="맑은 고딕" w:cs="맑은 고딕"/>
+                      <w:sz w:val="19"/>
+                      <w:szCs w:val="19"/>
+                    </w:rPr>
+                    <w:lastRenderedPageBreak/>
+                    <w:t>RESPAWN</w:t>
+                  </w:r>
+                </w:p>
+              </w:tc>
+              <w:tc>
+                <w:tcPr>
+                  <w:tcW w:w="1701" w:type="dxa"/>
+                </w:tcPr>
+                <w:p>
+                  <w:pPr>
+                    <w:spacing w:line="400" w:lineRule="exact"/>
+                    <w:rPr>
+                      <w:rFonts w:ascii="Noto Sans KR" w:eastAsia="Noto Sans KR" w:hAnsi="Noto Sans KR" w:hint="eastAsia"/>
+                      <w:szCs w:val="22"/>
+                    </w:rPr>
+                  </w:pPr>
+                  <w:r>
+                    <w:rPr>
+                      <w:rFonts w:ascii="맑은 고딕" w:eastAsia="맑은 고딕" w:hAnsi="맑은 고딕" w:cs="맑은 고딕"/>
+                      <w:sz w:val="19"/>
+                      <w:szCs w:val="19"/>
+                    </w:rPr>
+                    <w:t>새 공 지급 (Player 아이템이면 대기 없이 바로)</w:t>
+                  </w:r>
+                </w:p>
+              </w:tc>
+              <w:tc>
+                <w:tcPr>
+                  <w:tcW w:w="1559" w:type="dxa"/>
+                </w:tcPr>
+                <w:p>
+                  <w:pPr>
+                    <w:spacing w:line="400" w:lineRule="exact"/>
+                    <w:rPr>
+                      <w:rFonts w:ascii="Noto Sans KR" w:eastAsia="Noto Sans KR" w:hAnsi="Noto Sans KR" w:hint="eastAsia"/>
+                      <w:szCs w:val="22"/>
+                    </w:rPr>
+                  </w:pPr>
+                  <w:r>
+                    <w:rPr>
+                      <w:rFonts w:ascii="맑은 고딕" w:eastAsia="맑은 고딕" w:hAnsi="맑은 고딕" w:cs="맑은 고딕"/>
+                      <w:sz w:val="19"/>
+                      <w:szCs w:val="19"/>
+                    </w:rPr>
+                    <w:t>-</w:t>
+                  </w:r>
+                </w:p>
+              </w:tc>
+              <w:tc>
+                <w:tcPr>
+                  <w:tcW w:w="1276" w:type="dxa"/>
+                </w:tcPr>
+                <w:p>
+                  <w:pPr>
+                    <w:spacing w:line="400" w:lineRule="exact"/>
+                    <w:rPr>
+                      <w:rFonts w:ascii="Noto Sans KR" w:eastAsia="Noto Sans KR" w:hAnsi="Noto Sans KR" w:hint="eastAsia"/>
+                      <w:szCs w:val="22"/>
+                    </w:rPr>
+                  </w:pPr>
+                  <w:r>
+                    <w:rPr>
+                      <w:rFonts w:ascii="맑은 고딕" w:eastAsia="맑은 고딕" w:hAnsi="맑은 고딕" w:cs="맑은 고딕"/>
+                      <w:sz w:val="19"/>
+                      <w:szCs w:val="19"/>
+                    </w:rPr>
+                    <w:t>-</w:t>
+                  </w:r>
+                </w:p>
+              </w:tc>
+              <w:tc>
+                <w:tcPr>
+                  <w:tcW w:w="1303" w:type="dxa"/>
+                </w:tcPr>
+                <w:p>
+                  <w:pPr>
+                    <w:spacing w:line="400" w:lineRule="exact"/>
+                    <w:rPr>
+                      <w:rFonts w:ascii="Noto Sans KR" w:eastAsia="Noto Sans KR" w:hAnsi="Noto Sans KR" w:hint="eastAsia"/>
+                      <w:szCs w:val="22"/>
+                    </w:rPr>
+                  </w:pPr>
+                  <w:r>
+                    <w:rPr>
+                      <w:rFonts w:ascii="맑은 고딕" w:eastAsia="맑은 고딕" w:hAnsi="맑은 고딕" w:cs="맑은 고딕"/>
+                      <w:sz w:val="19"/>
+                      <w:szCs w:val="19"/>
+                    </w:rPr>
+                    <w:t>-</w:t>
+                  </w:r>
+                </w:p>
+              </w:tc>
+            </w:tr>
+            <w:tr>
+              <w:tc>
+                <w:tcPr>
+                  <w:tcW w:w="1731" w:type="dxa"/>
+                  <w:vAlign w:val="center"/>
+                </w:tcPr>
+                <w:p>
+                  <w:pPr>
+                    <w:spacing w:line="400" w:lineRule="exact"/>
+                    <w:jc w:val="center"/>
+                    <w:rPr>
+                      <w:rFonts w:ascii="Noto Sans KR" w:eastAsia="Noto Sans KR" w:hAnsi="Noto Sans KR" w:hint="eastAsia"/>
+                      <w:szCs w:val="22"/>
+                    </w:rPr>
+                  </w:pPr>
+                  <w:r>
+                    <w:rPr>
+                      <w:rFonts w:ascii="맑은 고딕" w:eastAsia="맑은 고딕" w:hAnsi="맑은 고딕" w:cs="맑은 고딕"/>
+                      <w:sz w:val="19"/>
+                      <w:szCs w:val="19"/>
+                    </w:rPr>
+                    <w:t>STAGE_CLEAR</w:t>
+                  </w:r>
+                </w:p>
+              </w:tc>
+              <w:tc>
+                <w:tcPr>
+                  <w:tcW w:w="1701" w:type="dxa"/>
+                </w:tcPr>
+                <w:p>
+                  <w:pPr>
+                    <w:spacing w:line="400" w:lineRule="exact"/>
+                    <w:rPr>
+                      <w:rFonts w:ascii="Noto Sans KR" w:eastAsia="Noto Sans KR" w:hAnsi="Noto Sans KR" w:hint="eastAsia"/>
+                      <w:szCs w:val="22"/>
+                    </w:rPr>
+                  </w:pPr>
+                  <w:r>
+                    <w:rPr>
+                      <w:rFonts w:ascii="맑은 고딕" w:eastAsia="맑은 고딕" w:hAnsi="맑은 고딕" w:cs="맑은 고딕"/>
+                      <w:sz w:val="19"/>
+                      <w:szCs w:val="19"/>
+                    </w:rPr>
+                    <w:t>스테이지 클리어 (3이면 모든 스테이지 완료)</w:t>
+                  </w:r>
+                </w:p>
+              </w:tc>
+              <w:tc>
+                <w:tcPr>
+                  <w:tcW w:w="1559" w:type="dxa"/>
+                </w:tcPr>
+                <w:p>
+                  <w:pPr>
+                    <w:spacing w:line="400" w:lineRule="exact"/>
+                    <w:rPr>
+                      <w:rFonts w:ascii="Noto Sans KR" w:eastAsia="Noto Sans KR" w:hAnsi="Noto Sans KR" w:hint="eastAsia"/>
+                      <w:szCs w:val="22"/>
+                    </w:rPr>
+                  </w:pPr>
+                  <w:r>
+                    <w:rPr>
+                      <w:rFonts w:ascii="맑은 고딕" w:eastAsia="맑은 고딕" w:hAnsi="맑은 고딕" w:cs="맑은 고딕"/>
+                      <w:sz w:val="19"/>
+                      <w:szCs w:val="19"/>
+                    </w:rPr>
+                    <w:t>스테이지 번호</w:t>
+                  </w:r>
+                </w:p>
+              </w:tc>
+              <w:tc>
+                <w:tcPr>
+                  <w:tcW w:w="1276" w:type="dxa"/>
+                </w:tcPr>
+                <w:p>
+                  <w:pPr>
+                    <w:spacing w:line="400" w:lineRule="exact"/>
+                    <w:rPr>
+                      <w:rFonts w:ascii="Noto Sans KR" w:eastAsia="Noto Sans KR" w:hAnsi="Noto Sans KR" w:hint="eastAsia"/>
+                      <w:szCs w:val="22"/>
+                    </w:rPr>
+                  </w:pPr>
+                  <w:r>
+                    <w:rPr>
+                      <w:rFonts w:ascii="맑은 고딕" w:eastAsia="맑은 고딕" w:hAnsi="맑은 고딕" w:cs="맑은 고딕"/>
+                      <w:sz w:val="19"/>
+                      <w:szCs w:val="19"/>
+                    </w:rPr>
+                    <w:t>남은 공 수</w:t>
+                  </w:r>
+                </w:p>
+              </w:tc>
+              <w:tc>
+                <w:tcPr>
+                  <w:tcW w:w="1303" w:type="dxa"/>
+                </w:tcPr>
+                <w:p>
+                  <w:pPr>
+                    <w:spacing w:line="400" w:lineRule="exact"/>
+                    <w:rPr>
+                      <w:rFonts w:ascii="Noto Sans KR" w:eastAsia="Noto Sans KR" w:hAnsi="Noto Sans KR" w:hint="eastAsia"/>
+                      <w:szCs w:val="22"/>
+                    </w:rPr>
+                  </w:pPr>
+                  <w:r>
+                    <w:rPr>
+                      <w:rFonts w:ascii="맑은 고딕" w:eastAsia="맑은 고딕" w:hAnsi="맑은 고딕" w:cs="맑은 고딕"/>
+                      <w:sz w:val="19"/>
+                      <w:szCs w:val="19"/>
+                    </w:rPr>
+                    <w:t>보너스 점수</w:t>
+                  </w:r>
+                </w:p>
+              </w:tc>
+            </w:tr>
+            <w:tr>
+              <w:tc>
+                <w:tcPr>
+                  <w:tcW w:w="1731" w:type="dxa"/>
+                  <w:vAlign w:val="center"/>
+                </w:tcPr>
+                <w:p>
+                  <w:pPr>
+                    <w:spacing w:line="400" w:lineRule="exact"/>
+                    <w:jc w:val="center"/>
+                    <w:rPr>
+                      <w:rFonts w:ascii="Noto Sans KR" w:eastAsia="Noto Sans KR" w:hAnsi="Noto Sans KR" w:hint="eastAsia"/>
+                      <w:szCs w:val="22"/>
+                    </w:rPr>
+                  </w:pPr>
+                  <w:r>
+                    <w:rPr>
+                      <w:rFonts w:ascii="맑은 고딕" w:eastAsia="맑은 고딕" w:hAnsi="맑은 고딕" w:cs="맑은 고딕"/>
+                      <w:sz w:val="19"/>
+                      <w:szCs w:val="19"/>
+                    </w:rPr>
+                    <w:t>STAGE_START</w:t>
+                  </w:r>
+                </w:p>
+              </w:tc>
+              <w:tc>
+                <w:tcPr>
+                  <w:tcW w:w="1701" w:type="dxa"/>
+                </w:tcPr>
+                <w:p>
+                  <w:pPr>
+                    <w:spacing w:line="400" w:lineRule="exact"/>
+                    <w:rPr>
+                      <w:rFonts w:ascii="Noto Sans KR" w:eastAsia="Noto Sans KR" w:hAnsi="Noto Sans KR" w:hint="eastAsia"/>
+                      <w:szCs w:val="22"/>
+                    </w:rPr>
+                  </w:pPr>
+                  <w:r>
+                    <w:rPr>
+                      <w:rFonts w:ascii="맑은 고딕" w:eastAsia="맑은 고딕" w:hAnsi="맑은 고딕" w:cs="맑은 고딕"/>
+                      <w:sz w:val="19"/>
+                      <w:szCs w:val="19"/>
+                    </w:rPr>
+                    <w:t>다음 스테이지 시작</w:t>
+                  </w:r>
+                </w:p>
+              </w:tc>
+              <w:tc>
+                <w:tcPr>
+                  <w:tcW w:w="1559" w:type="dxa"/>
+                </w:tcPr>
+                <w:p>
+                  <w:pPr>
+                    <w:spacing w:line="400" w:lineRule="exact"/>
+                    <w:rPr>
+                      <w:rFonts w:ascii="Noto Sans KR" w:eastAsia="Noto Sans KR" w:hAnsi="Noto Sans KR" w:hint="eastAsia"/>
+                      <w:szCs w:val="22"/>
+                    </w:rPr>
+                  </w:pPr>
+                  <w:r>
+                    <w:rPr>
+                      <w:rFonts w:ascii="맑은 고딕" w:eastAsia="맑은 고딕" w:hAnsi="맑은 고딕" w:cs="맑은 고딕"/>
+                      <w:sz w:val="19"/>
+                      <w:szCs w:val="19"/>
+                    </w:rPr>
+                    <w:t>스테이지 번호</w:t>
+                  </w:r>
+                </w:p>
+              </w:tc>
+              <w:tc>
+                <w:tcPr>
+                  <w:tcW w:w="1276" w:type="dxa"/>
+                </w:tcPr>
+                <w:p>
+                  <w:pPr>
+                    <w:spacing w:line="400" w:lineRule="exact"/>
+                    <w:rPr>
+                      <w:rFonts w:ascii="Noto Sans KR" w:eastAsia="Noto Sans KR" w:hAnsi="Noto Sans KR" w:hint="eastAsia"/>
+                      <w:szCs w:val="22"/>
+                    </w:rPr>
+                  </w:pPr>
+                  <w:r>
+                    <w:rPr>
+                      <w:rFonts w:ascii="맑은 고딕" w:eastAsia="맑은 고딕" w:hAnsi="맑은 고딕" w:cs="맑은 고딕"/>
+                      <w:sz w:val="19"/>
+                      <w:szCs w:val="19"/>
+                    </w:rPr>
+                    <w:t>-</w:t>
+                  </w:r>
+                </w:p>
+              </w:tc>
+              <w:tc>
+                <w:tcPr>
+                  <w:tcW w:w="1303" w:type="dxa"/>
+                </w:tcPr>
+                <w:p>
+                  <w:pPr>
+                    <w:spacing w:line="400" w:lineRule="exact"/>
+                    <w:rPr>
+                      <w:rFonts w:ascii="Noto Sans KR" w:eastAsia="Noto Sans KR" w:hAnsi="Noto Sans KR" w:hint="eastAsia"/>
+                      <w:szCs w:val="22"/>
+                    </w:rPr>
+                  </w:pPr>
+                  <w:r>
+                    <w:rPr>
+                      <w:rFonts w:ascii="맑은 고딕" w:eastAsia="맑은 고딕" w:hAnsi="맑은 고딕" w:cs="맑은 고딕"/>
+                      <w:sz w:val="19"/>
+                      <w:szCs w:val="19"/>
+                    </w:rPr>
+                    <w:t>-</w:t>
+                  </w:r>
+                </w:p>
+              </w:tc>
+            </w:tr>
+          </w:tbl>
+          <w:p>
+            <w:pPr>
+              <w:pStyle w:val="a6"/>
+              <w:numPr>
+                <w:ilvl w:val="0"/>
+                <w:numId w:val="5"/>
+              </w:numPr>
+              <w:spacing w:line="400" w:lineRule="exact"/>
+            </w:pPr>
+            <w:r>
+              <w:rPr>
+                <w:rFonts w:ascii="Noto Sans KR" w:eastAsia="Noto Sans KR" w:hAnsi="Noto Sans KR" w:hint="eastAsia"/>
+                <w:sz w:val="28"/>
+                <w:szCs w:val="28"/>
+              </w:rPr>
+              <w:t>서버에서 클라이언트로 보내는 패킷</w:t>
+            </w:r>
+          </w:p>
+          <w:tbl>
+            <w:tblPr>
+              <w:tblStyle w:val="aa"/>
+              <w:tblW w:w="0" w:type="auto"/>
+              <w:tblLook w:val="04A0" w:firstRow="1" w:lastRow="0" w:firstColumn="1" w:lastColumn="0" w:noHBand="0" w:noVBand="1"/>
+            </w:tblPr>
+            <w:tblGrid>
+              <w:gridCol w:w="1731"/>
+              <w:gridCol w:w="2551"/>
+              <w:gridCol w:w="3288"/>
+            </w:tblGrid>
+            <w:tr>
+              <w:tc>
+                <w:tcPr>
+                  <w:tcW w:w="1731" w:type="dxa"/>
+                </w:tcPr>
+                <w:p>
+                  <w:pPr>
+                    <w:spacing w:line="400" w:lineRule="exact"/>
+                    <w:rPr>
+                      <w:rFonts w:ascii="Noto Sans KR" w:eastAsia="Noto Sans KR" w:hAnsi="Noto Sans KR" w:hint="eastAsia"/>
+                      <w:sz w:val="28"/>
+                      <w:szCs w:val="28"/>
+                    </w:rPr>
+                  </w:pPr>
+                  <w:r>
+                    <w:rPr>
+                      <w:rFonts w:ascii="Noto Sans KR" w:eastAsia="Noto Sans KR" w:hAnsi="Noto Sans KR" w:hint="eastAsia"/>
+                      <w:sz w:val="28"/>
+                      <w:szCs w:val="28"/>
+                    </w:rPr>
+                    <w:t>패킷</w:t>
+                  </w:r>
+                </w:p>
+              </w:tc>
+              <w:tc>
+                <w:tcPr>
+                  <w:tcW w:w="2551" w:type="dxa"/>
+                </w:tcPr>
+                <w:p>
+                  <w:pPr>
+                    <w:spacing w:line="400" w:lineRule="exact"/>
+                    <w:rPr>
+                      <w:rFonts w:ascii="Noto Sans KR" w:eastAsia="Noto Sans KR" w:hAnsi="Noto Sans KR" w:hint="eastAsia"/>
+                      <w:sz w:val="28"/>
+                      <w:szCs w:val="28"/>
+                    </w:rPr>
+                  </w:pPr>
+                  <w:r>
+                    <w:rPr>
+                      <w:rFonts w:ascii="Noto Sans KR" w:eastAsia="Noto Sans KR" w:hAnsi="Noto Sans KR" w:hint="eastAsia"/>
+                      <w:sz w:val="28"/>
+                      <w:szCs w:val="28"/>
+                    </w:rPr>
+                    <w:t>보내는 때</w:t>
+                  </w:r>
+                </w:p>
+              </w:tc>
+              <w:tc>
+                <w:tcPr>
+                  <w:tcW w:w="3288" w:type="dxa"/>
+                </w:tcPr>
+                <w:p>
+                  <w:pPr>
+                    <w:spacing w:line="400" w:lineRule="exact"/>
+                    <w:rPr>
+                      <w:rFonts w:ascii="Noto Sans KR" w:eastAsia="Noto Sans KR" w:hAnsi="Noto Sans KR" w:hint="eastAsia"/>
+                      <w:sz w:val="28"/>
+                      <w:szCs w:val="28"/>
+                    </w:rPr>
+                  </w:pPr>
+                  <w:r>
+                    <w:rPr>
+                      <w:rFonts w:ascii="Noto Sans KR" w:eastAsia="Noto Sans KR" w:hAnsi="Noto Sans KR" w:hint="eastAsia"/>
+                      <w:sz w:val="28"/>
+                      <w:szCs w:val="28"/>
+                    </w:rPr>
+                    <w:t>내용</w:t>
+                  </w:r>
+                </w:p>
+              </w:tc>
+            </w:tr>
+            <w:tr>
+              <w:tc>
+                <w:tcPr>
+                  <w:tcW w:w="1731" w:type="dxa"/>
+                  <w:vAlign w:val="center"/>
+                </w:tcPr>
+                <w:p>
+                  <w:pPr>
+                    <w:spacing w:line="400" w:lineRule="exact"/>
+                    <w:jc w:val="center"/>
+                    <w:rPr>
+                      <w:rFonts w:ascii="Noto Sans KR" w:eastAsia="Noto Sans KR" w:hAnsi="Noto Sans KR" w:hint="eastAsia"/>
+                      <w:sz w:val="28"/>
+                      <w:szCs w:val="28"/>
+                    </w:rPr>
+                  </w:pPr>
+                  <w:r>
+                    <w:rPr>
+                      <w:rFonts w:ascii="맑은 고딕" w:eastAsia="맑은 고딕" w:hAnsi="맑은 고딕" w:cs="맑은 고딕"/>
+                      <w:sz w:val="19"/>
+                      <w:szCs w:val="19"/>
+                    </w:rPr>
+                    <w:t>SC_TIME_SYNC</w:t>
+                  </w:r>
+                </w:p>
+              </w:tc>
+              <w:tc>
+                <w:tcPr>
+                  <w:tcW w:w="2551" w:type="dxa"/>
+                </w:tcPr>
+                <w:p>
+                  <w:pPr>
+                    <w:spacing w:line="400" w:lineRule="exact"/>
+                    <w:rPr>
+                      <w:rFonts w:ascii="Noto Sans KR" w:eastAsia="Noto Sans KR" w:hAnsi="Noto Sans KR" w:hint="eastAsia"/>
+                      <w:sz w:val="28"/>
+                      <w:szCs w:val="28"/>
+                    </w:rPr>
+                  </w:pPr>
+                  <w:r>
+                    <w:rPr>
+                      <w:rFonts w:ascii="맑은 고딕" w:eastAsia="맑은 고딕" w:hAnsi="맑은 고딕" w:cs="맑은 고딕"/>
+                      <w:sz w:val="19"/>
+                      <w:szCs w:val="19"/>
+                    </w:rPr>
+                    <w:t>5초마다 (제안)</w:t>
+                  </w:r>
+                </w:p>
+              </w:tc>
+              <w:tc>
+                <w:tcPr>
+                  <w:tcW w:w="3288" w:type="dxa"/>
+                </w:tcPr>
+                <w:p>
+                  <w:pPr>
+                    <w:spacing w:line="400" w:lineRule="exact"/>
+                    <w:rPr>
+                      <w:rFonts w:ascii="Noto Sans KR" w:eastAsia="Noto Sans KR" w:hAnsi="Noto Sans KR" w:hint="eastAsia"/>
+                      <w:sz w:val="28"/>
+                      <w:szCs w:val="28"/>
+                    </w:rPr>
+                  </w:pPr>
+                  <w:r>
+                    <w:rPr>
+                      <w:rFonts w:ascii="맑은 고딕" w:eastAsia="맑은 고딕" w:hAnsi="맑은 고딕" w:cs="맑은 고딕"/>
+                      <w:sz w:val="19"/>
+                      <w:szCs w:val="19"/>
+                    </w:rPr>
+                    <w:t>남은 시간(초). 클라이언트 타이머 표시를 서버 시간에 맞춘다</w:t>
+                  </w:r>
+                </w:p>
+              </w:tc>
+            </w:tr>
+            <w:tr>
+              <w:tc>
+                <w:tcPr>
+                  <w:tcW w:w="1731" w:type="dxa"/>
+                  <w:vAlign w:val="center"/>
+                </w:tcPr>
+                <w:p>
+                  <w:pPr>
+                    <w:spacing w:line="400" w:lineRule="exact"/>
+                    <w:jc w:val="center"/>
+                    <w:rPr>
+                      <w:rFonts w:ascii="Noto Sans KR" w:eastAsia="Noto Sans KR" w:hAnsi="Noto Sans KR" w:hint="eastAsia"/>
+                      <w:sz w:val="28"/>
+                      <w:szCs w:val="28"/>
+                    </w:rPr>
+                  </w:pPr>
+                  <w:r>
+                    <w:rPr>
+                      <w:rFonts w:ascii="맑은 고딕" w:eastAsia="맑은 고딕" w:hAnsi="맑은 고딕" w:cs="맑은 고딕"/>
+                      <w:sz w:val="19"/>
+                      <w:szCs w:val="19"/>
+                    </w:rPr>
+                    <w:t>SC_GAME_END</w:t>
+                  </w:r>
+                </w:p>
+              </w:tc>
+              <w:tc>
+                <w:tcPr>
+                  <w:tcW w:w="2551" w:type="dxa"/>
+                </w:tcPr>
+                <w:p>
+                  <w:pPr>
+                    <w:spacing w:line="400" w:lineRule="exact"/>
+                    <w:rPr>
+                      <w:rFonts w:ascii="Noto Sans KR" w:eastAsia="Noto Sans KR" w:hAnsi="Noto Sans KR" w:hint="eastAsia"/>
+                      <w:sz w:val="28"/>
+                      <w:szCs w:val="28"/>
+                    </w:rPr>
+                  </w:pPr>
+                  <w:r>
+                    <w:rPr>
+                      <w:rFonts w:ascii="맑은 고딕" w:eastAsia="맑은 고딕" w:hAnsi="맑은 고딕" w:cs="맑은 고딕"/>
+                      <w:sz w:val="19"/>
+                      <w:szCs w:val="19"/>
+                    </w:rPr>
+                    <w:t>제한시간 종료, 또는 둘 다 스테이지 3 클리어</w:t>
+                  </w:r>
+                </w:p>
+              </w:tc>
+              <w:tc>
+                <w:tcPr>
+                  <w:tcW w:w="3288" w:type="dxa"/>
+                </w:tcPr>
+                <w:p>
+                  <w:pPr>
+                    <w:spacing w:line="400" w:lineRule="exact"/>
+                    <w:rPr>
+                      <w:rFonts w:ascii="Noto Sans KR" w:eastAsia="Noto Sans KR" w:hAnsi="Noto Sans KR" w:hint="eastAsia"/>
+                      <w:sz w:val="28"/>
+                      <w:szCs w:val="28"/>
+                    </w:rPr>
+                  </w:pPr>
+                  <w:r>
+                    <w:rPr>
+                      <w:rFonts w:ascii="맑은 고딕" w:eastAsia="맑은 고딕" w:hAnsi="맑은 고딕" w:cs="맑은 고딕"/>
+                      <w:sz w:val="19"/>
+                      <w:szCs w:val="19"/>
+                    </w:rPr>
+                    <w:t>승자(</w:t>
+                  </w:r>
+                  <w:proofErr w:type="gramStart"/>
+                  <w:r>
+                    <w:rPr>
+                      <w:rFonts w:ascii="맑은 고딕" w:eastAsia="맑은 고딕" w:hAnsi="맑은 고딕" w:cs="맑은 고딕"/>
+                      <w:sz w:val="19"/>
+                      <w:szCs w:val="19"/>
+                    </w:rPr>
+                    <w:t>0 /</w:t>
+                  </w:r>
+                  <w:proofErr w:type="gramEnd"/>
+                  <w:r>
+                    <w:rPr>
+                      <w:rFonts w:ascii="맑은 고딕" w:eastAsia="맑은 고딕" w:hAnsi="맑은 고딕" w:cs="맑은 고딕"/>
+                      <w:sz w:val="19"/>
+                      <w:szCs w:val="19"/>
+                    </w:rPr>
+                    <w:t xml:space="preserve"> </w:t>
+                  </w:r>
+                  <w:proofErr w:type="gramStart"/>
+                  <w:r>
+                    <w:rPr>
+                      <w:rFonts w:ascii="맑은 고딕" w:eastAsia="맑은 고딕" w:hAnsi="맑은 고딕" w:cs="맑은 고딕"/>
+                      <w:sz w:val="19"/>
+                      <w:szCs w:val="19"/>
+                    </w:rPr>
+                    <w:t>1 /</w:t>
+                  </w:r>
+                  <w:proofErr w:type="gramEnd"/>
+                  <w:r>
+                    <w:rPr>
+                      <w:rFonts w:ascii="맑은 고딕" w:eastAsia="맑은 고딕" w:hAnsi="맑은 고딕" w:cs="맑은 고딕"/>
+                      <w:sz w:val="19"/>
+                      <w:szCs w:val="19"/>
+                    </w:rPr>
+                    <w:t xml:space="preserve"> 무승부), 사유, 두 사람의 점수</w:t>
+                  </w:r>
+                </w:p>
+              </w:tc>
+            </w:tr>
+            <w:tr>
+              <w:tc>
+                <w:tcPr>
+                  <w:tcW w:w="1731" w:type="dxa"/>
+                  <w:vAlign w:val="center"/>
+                </w:tcPr>
+                <w:p>
+                  <w:pPr>
+                    <w:spacing w:line="400" w:lineRule="exact"/>
+                    <w:jc w:val="center"/>
+                    <w:rPr>
+                      <w:rFonts w:ascii="Noto Sans KR" w:eastAsia="Noto Sans KR" w:hAnsi="Noto Sans KR" w:hint="eastAsia"/>
+                      <w:sz w:val="28"/>
+                      <w:szCs w:val="28"/>
+                    </w:rPr>
+                  </w:pPr>
+                  <w:r>
+                    <w:rPr>
+                      <w:rFonts w:ascii="맑은 고딕" w:eastAsia="맑은 고딕" w:hAnsi="맑은 고딕" w:cs="맑은 고딕"/>
+                      <w:sz w:val="19"/>
+                      <w:szCs w:val="19"/>
+                    </w:rPr>
+                    <w:t>SC_OPP_LEFT</w:t>
+                  </w:r>
+                </w:p>
+              </w:tc>
+              <w:tc>
+                <w:tcPr>
+                  <w:tcW w:w="2551" w:type="dxa"/>
+                </w:tcPr>
+                <w:p>
+                  <w:pPr>
+                    <w:spacing w:line="400" w:lineRule="exact"/>
+                    <w:rPr>
+                      <w:rFonts w:ascii="Noto Sans KR" w:eastAsia="Noto Sans KR" w:hAnsi="Noto Sans KR" w:hint="eastAsia"/>
+                      <w:sz w:val="28"/>
+                      <w:szCs w:val="28"/>
+                    </w:rPr>
+                  </w:pPr>
+                  <w:r>
+                    <w:rPr>
+                      <w:rFonts w:ascii="맑은 고딕" w:eastAsia="맑은 고딕" w:hAnsi="맑은 고딕" w:cs="맑은 고딕"/>
+                      <w:sz w:val="19"/>
+                      <w:szCs w:val="19"/>
+                    </w:rPr>
+                    <w:t>게임 중 상대 연결이 끊김</w:t>
+                  </w:r>
+                </w:p>
+              </w:tc>
+              <w:tc>
+                <w:tcPr>
+                  <w:tcW w:w="3288" w:type="dxa"/>
+                </w:tcPr>
+                <w:p>
+                  <w:pPr>
+                    <w:spacing w:line="400" w:lineRule="exact"/>
+                    <w:rPr>
+                      <w:rFonts w:ascii="Noto Sans KR" w:eastAsia="Noto Sans KR" w:hAnsi="Noto Sans KR" w:hint="eastAsia"/>
+                      <w:sz w:val="28"/>
+                      <w:szCs w:val="28"/>
+                    </w:rPr>
+                  </w:pPr>
+                  <w:r>
+                    <w:rPr>
+                      <w:rFonts w:ascii="맑은 고딕" w:eastAsia="맑은 고딕" w:hAnsi="맑은 고딕" w:cs="맑은 고딕"/>
+                      <w:sz w:val="19"/>
+                      <w:szCs w:val="19"/>
+                    </w:rPr>
+                    <w:t>없음. 바로 뒤에 SC_GAME_END(남은 사람 승리)를 보낸다</w:t>
+                  </w:r>
+                </w:p>
+              </w:tc>
+            </w:tr>
+          </w:tbl>
+          <w:p>
+            <w:pPr>
+              <w:spacing w:line="400" w:lineRule="exact"/>
+            </w:pPr>
+          </w:p>
+          <w:p>
+            <w:pPr>
+              <w:spacing w:line="400" w:lineRule="exact"/>
+              <w:rPr>
+                <w:rFonts w:ascii="Noto Sans KR" w:eastAsia="Noto Sans KR" w:hAnsi="Noto Sans KR"/>
+                <w:sz w:val="28"/>
+                <w:szCs w:val="28"/>
+              </w:rPr>
+            </w:pPr>
+            <w:r>
+              <w:rPr>
+                <w:rFonts w:ascii="Noto Sans KR" w:eastAsia="Noto Sans KR" w:hAnsi="Noto Sans KR" w:hint="eastAsia"/>
+                <w:sz w:val="28"/>
+                <w:szCs w:val="28"/>
+              </w:rPr>
+              <w:t>[</w:t>
+            </w:r>
+            <w:r>
+              <w:rPr>
+                <w:rFonts w:ascii="Noto Sans KR" w:eastAsia="Noto Sans KR" w:hAnsi="Noto Sans KR" w:hint="eastAsia"/>
+                <w:sz w:val="28"/>
+                <w:szCs w:val="28"/>
+              </w:rPr>
+              <w:t>UD</w:t>
+            </w:r>
+            <w:r>
+              <w:rPr>
+                <w:rFonts w:ascii="Noto Sans KR" w:eastAsia="Noto Sans KR" w:hAnsi="Noto Sans KR" w:hint="eastAsia"/>
+                <w:sz w:val="28"/>
+                <w:szCs w:val="28"/>
+              </w:rPr>
+              <w:t xml:space="preserve">P 데이터 송수신 </w:t>
+            </w:r>
+            <w:r>
+              <w:rPr>
+                <w:rFonts w:ascii="Noto Sans KR" w:eastAsia="Noto Sans KR" w:hAnsi="Noto Sans KR" w:hint="eastAsia"/>
+                <w:sz w:val="28"/>
+                <w:szCs w:val="28"/>
+              </w:rPr>
+              <w:t>로직</w:t>
+            </w:r>
+            <w:r>
+              <w:rPr>
+                <w:rFonts w:ascii="Noto Sans KR" w:eastAsia="Noto Sans KR" w:hAnsi="Noto Sans KR" w:hint="eastAsia"/>
+                <w:sz w:val="28"/>
+                <w:szCs w:val="28"/>
+              </w:rPr>
+              <w:t xml:space="preserve"> 및 </w:t>
+            </w:r>
+            <w:r>
+              <w:rPr>
+                <w:rFonts w:ascii="Noto Sans KR" w:eastAsia="Noto Sans KR" w:hAnsi="Noto Sans KR" w:hint="eastAsia"/>
+                <w:sz w:val="28"/>
+                <w:szCs w:val="28"/>
+              </w:rPr>
+              <w:t>함수</w:t>
+            </w:r>
+            <w:r>
+              <w:rPr>
+                <w:rFonts w:ascii="Noto Sans KR" w:eastAsia="Noto Sans KR" w:hAnsi="Noto Sans KR" w:hint="eastAsia"/>
+                <w:sz w:val="28"/>
+                <w:szCs w:val="28"/>
+              </w:rPr>
+              <w:t xml:space="preserve"> 설계]</w:t>
+            </w:r>
+          </w:p>
+          <w:p>
+            <w:pPr>
+              <w:rPr>
+                <w:rFonts w:ascii="Noto Sans KR" w:eastAsia="Noto Sans KR" w:hAnsi="Noto Sans KR"/>
+                <w:sz w:val="24"/>
+              </w:rPr>
+            </w:pPr>
+            <w:r>
+              <w:rPr>
+                <w:rFonts w:ascii="Noto Sans KR" w:eastAsia="Noto Sans KR" w:hAnsi="Noto Sans KR" w:hint="eastAsia"/>
+                <w:sz w:val="24"/>
+              </w:rPr>
+              <w:t xml:space="preserve">1. 클라이언트 A에서 입력을 감지하고 </w:t>
+            </w:r>
+            <w:proofErr w:type="spellStart"/>
+            <w:r>
+              <w:rPr>
+                <w:rFonts w:ascii="Noto Sans KR" w:eastAsia="Noto Sans KR" w:hAnsi="Noto Sans KR" w:hint="eastAsia"/>
+                <w:sz w:val="24"/>
+              </w:rPr>
+              <w:t>바우스의</w:t>
+            </w:r>
+            <w:proofErr w:type="spellEnd"/>
+            <w:r>
+              <w:rPr>
+                <w:rFonts w:ascii="Noto Sans KR" w:eastAsia="Noto Sans KR" w:hAnsi="Noto Sans KR" w:hint="eastAsia"/>
+                <w:sz w:val="24"/>
+              </w:rPr>
+              <w:t xml:space="preserve"> 좌표를 갱신한다.</w:t>
+            </w:r>
+          </w:p>
+          <w:p>
+            <w:pPr>
+              <w:rPr>
+                <w:rFonts w:ascii="Noto Sans KR" w:eastAsia="Noto Sans KR" w:hAnsi="Noto Sans KR"/>
+                <w:sz w:val="24"/>
+              </w:rPr>
+            </w:pPr>
+            <w:r>
+              <w:rPr>
+                <w:rFonts w:ascii="Noto Sans KR" w:eastAsia="Noto Sans KR" w:hAnsi="Noto Sans KR" w:hint="eastAsia"/>
+                <w:sz w:val="24"/>
+              </w:rPr>
+              <w:t xml:space="preserve">2. 현재 자신의 로컬의 </w:t>
+            </w:r>
+            <w:proofErr w:type="spellStart"/>
+            <w:r>
+              <w:rPr>
+                <w:rFonts w:ascii="Noto Sans KR" w:eastAsia="Noto Sans KR" w:hAnsi="Noto Sans KR" w:hint="eastAsia"/>
+                <w:sz w:val="24"/>
+              </w:rPr>
+              <w:t>바우스의</w:t>
+            </w:r>
+            <w:proofErr w:type="spellEnd"/>
+            <w:r>
+              <w:rPr>
+                <w:rFonts w:ascii="Noto Sans KR" w:eastAsia="Noto Sans KR" w:hAnsi="Noto Sans KR" w:hint="eastAsia"/>
+                <w:sz w:val="24"/>
+              </w:rPr>
+              <w:t xml:space="preserve"> 좌표를 서버에 전송한다. (</w:t>
+            </w:r>
+            <w:r>
+              <w:rPr>
+                <w:rFonts w:ascii="Noto Sans KR" w:eastAsia="Noto Sans KR" w:hAnsi="Noto Sans KR"/>
+                <w:sz w:val="24"/>
+              </w:rPr>
+              <w:t>UDP_ONLYPOS</w:t>
+            </w:r>
+            <w:r>
+              <w:rPr>
+                <w:rFonts w:ascii="Noto Sans KR" w:eastAsia="Noto Sans KR" w:hAnsi="Noto Sans KR" w:hint="eastAsia"/>
+                <w:sz w:val="24"/>
+              </w:rPr>
+              <w:t>)</w:t>
+            </w:r>
+          </w:p>
+          <w:p>
+            <w:pPr>
+              <w:rPr>
+                <w:rFonts w:ascii="Noto Sans KR" w:eastAsia="Noto Sans KR" w:hAnsi="Noto Sans KR"/>
+                <w:sz w:val="24"/>
+              </w:rPr>
+            </w:pPr>
+            <w:r>
+              <w:rPr>
+                <w:rFonts w:ascii="Noto Sans KR" w:eastAsia="Noto Sans KR" w:hAnsi="Noto Sans KR" w:hint="eastAsia"/>
+                <w:sz w:val="24"/>
+              </w:rPr>
+              <w:t xml:space="preserve">3. 서버는 이동된 </w:t>
+            </w:r>
+            <w:proofErr w:type="spellStart"/>
+            <w:r>
+              <w:rPr>
+                <w:rFonts w:ascii="Noto Sans KR" w:eastAsia="Noto Sans KR" w:hAnsi="Noto Sans KR" w:hint="eastAsia"/>
+                <w:sz w:val="24"/>
+              </w:rPr>
+              <w:t>바우스의</w:t>
+            </w:r>
+            <w:proofErr w:type="spellEnd"/>
+            <w:r>
+              <w:rPr>
+                <w:rFonts w:ascii="Noto Sans KR" w:eastAsia="Noto Sans KR" w:hAnsi="Noto Sans KR" w:hint="eastAsia"/>
+                <w:sz w:val="24"/>
+              </w:rPr>
+              <w:t xml:space="preserve"> 좌표를 갱신하고 게임월드의 update를 한다.</w:t>
+            </w:r>
+          </w:p>
+          <w:p>
+            <w:pPr>
+              <w:rPr>
+                <w:rFonts w:ascii="Noto Sans KR" w:eastAsia="Noto Sans KR" w:hAnsi="Noto Sans KR"/>
+                <w:sz w:val="24"/>
+              </w:rPr>
+            </w:pPr>
+            <w:r>
+              <w:rPr>
+                <w:rFonts w:ascii="Noto Sans KR" w:eastAsia="Noto Sans KR" w:hAnsi="Noto Sans KR" w:hint="eastAsia"/>
+                <w:sz w:val="24"/>
+              </w:rPr>
+              <w:t>4. 업데이트 중 좌표가 변경된 오브젝트의 번호와, 상태가 변경된 오브젝트의 번호를 각각의 vector에 저장한다</w:t>
+            </w:r>
+          </w:p>
+          <w:p>
+            <w:pPr>
+              <w:rPr>
+                <w:rFonts w:ascii="Noto Sans KR" w:eastAsia="Noto Sans KR" w:hAnsi="Noto Sans KR"/>
+                <w:sz w:val="24"/>
+              </w:rPr>
+            </w:pPr>
+            <w:r>
+              <w:rPr>
+                <w:rFonts w:ascii="Noto Sans KR" w:eastAsia="Noto Sans KR" w:hAnsi="Noto Sans KR" w:hint="eastAsia"/>
+                <w:sz w:val="24"/>
+              </w:rPr>
+              <w:t>5. 좌표가 변경된 오브젝트의 메시지와 상태가 변경된 오브젝트의 메시지를 각각의 스레드로 전송한다. (</w:t>
+            </w:r>
+            <w:r>
+              <w:rPr>
+                <w:rFonts w:ascii="Noto Sans KR" w:eastAsia="Noto Sans KR" w:hAnsi="Noto Sans KR"/>
+                <w:sz w:val="24"/>
+              </w:rPr>
+              <w:t>UDP_ONLYPOS</w:t>
+            </w:r>
+            <w:r>
+              <w:rPr>
+                <w:rFonts w:ascii="Noto Sans KR" w:eastAsia="Noto Sans KR" w:hAnsi="Noto Sans KR" w:hint="eastAsia"/>
+                <w:sz w:val="24"/>
+              </w:rPr>
+              <w:t>), (</w:t>
+            </w:r>
+            <w:r>
+              <w:rPr>
+                <w:rFonts w:ascii="Noto Sans KR" w:eastAsia="Noto Sans KR" w:hAnsi="Noto Sans KR"/>
+                <w:sz w:val="24"/>
+              </w:rPr>
+              <w:t>UDP_CLASSDATA</w:t>
+            </w:r>
+            <w:r>
+              <w:rPr>
+                <w:rFonts w:ascii="Noto Sans KR" w:eastAsia="Noto Sans KR" w:hAnsi="Noto Sans KR" w:hint="eastAsia"/>
+                <w:sz w:val="24"/>
+              </w:rPr>
+              <w:t>)</w:t>
+            </w:r>
+          </w:p>
+          <w:p>
+            <w:pPr>
+              <w:rPr>
+                <w:rFonts w:ascii="Noto Sans KR" w:eastAsia="Noto Sans KR" w:hAnsi="Noto Sans KR"/>
+                <w:sz w:val="24"/>
+              </w:rPr>
+            </w:pPr>
+            <w:r>
+              <w:rPr>
+                <w:rFonts w:ascii="Noto Sans KR" w:eastAsia="Noto Sans KR" w:hAnsi="Noto Sans KR" w:hint="eastAsia"/>
+                <w:sz w:val="24"/>
+              </w:rPr>
+              <w:t>6. 1/5초(임시)마다 서버에서 모든 오브젝트의 상태를 전부 클라이언트로 전송해서 동기화한다. (</w:t>
+            </w:r>
+            <w:r>
+              <w:rPr>
+                <w:rFonts w:ascii="Noto Sans KR" w:eastAsia="Noto Sans KR" w:hAnsi="Noto Sans KR"/>
+                <w:sz w:val="24"/>
+              </w:rPr>
+              <w:t>UDP_CLASSDATA</w:t>
+            </w:r>
+            <w:r>
+              <w:rPr>
+                <w:rFonts w:ascii="Noto Sans KR" w:eastAsia="Noto Sans KR" w:hAnsi="Noto Sans KR" w:hint="eastAsia"/>
+                <w:sz w:val="24"/>
+              </w:rPr>
+              <w:t>)</w:t>
+            </w:r>
+          </w:p>
+          <w:p>
+            <w:pPr>
+              <w:rPr>
+                <w:rFonts w:ascii="Noto Sans KR" w:eastAsia="Noto Sans KR" w:hAnsi="Noto Sans KR"/>
+                <w:sz w:val="24"/>
+              </w:rPr>
+            </w:pPr>
+          </w:p>
+          <w:p>
+            <w:pPr>
+              <w:rPr>
+                <w:rFonts w:ascii="Noto Sans KR" w:eastAsia="Noto Sans KR" w:hAnsi="Noto Sans KR"/>
+                <w:sz w:val="24"/>
+              </w:rPr>
+            </w:pPr>
+            <w:r>
+              <w:rPr>
+                <w:rFonts w:ascii="Noto Sans KR" w:eastAsia="Noto Sans KR" w:hAnsi="Noto Sans KR" w:hint="eastAsia"/>
+                <w:sz w:val="24"/>
+              </w:rPr>
+              <w:t xml:space="preserve">* </w:t>
+            </w:r>
+            <w:proofErr w:type="gramStart"/>
+            <w:r>
+              <w:rPr>
+                <w:rFonts w:ascii="Noto Sans KR" w:eastAsia="Noto Sans KR" w:hAnsi="Noto Sans KR" w:hint="eastAsia"/>
+                <w:sz w:val="24"/>
+              </w:rPr>
+              <w:t>5.에서</w:t>
+            </w:r>
+            <w:proofErr w:type="gramEnd"/>
+            <w:r>
+              <w:rPr>
+                <w:rFonts w:ascii="Noto Sans KR" w:eastAsia="Noto Sans KR" w:hAnsi="Noto Sans KR" w:hint="eastAsia"/>
+                <w:sz w:val="24"/>
+              </w:rPr>
+              <w:t xml:space="preserve"> 데이터를 전송할 때 A클라이언트에 전송하는 스레드의 경우, A의 </w:t>
+            </w:r>
+            <w:proofErr w:type="spellStart"/>
+            <w:r>
+              <w:rPr>
+                <w:rFonts w:ascii="Noto Sans KR" w:eastAsia="Noto Sans KR" w:hAnsi="Noto Sans KR" w:hint="eastAsia"/>
+                <w:sz w:val="24"/>
+              </w:rPr>
+              <w:t>바우스의</w:t>
+            </w:r>
+            <w:proofErr w:type="spellEnd"/>
+            <w:r>
+              <w:rPr>
+                <w:rFonts w:ascii="Noto Sans KR" w:eastAsia="Noto Sans KR" w:hAnsi="Noto Sans KR" w:hint="eastAsia"/>
+                <w:sz w:val="24"/>
+              </w:rPr>
+              <w:t xml:space="preserve"> 메시지는 무시하고 전송하고, </w:t>
+            </w:r>
+            <w:proofErr w:type="gramStart"/>
+            <w:r>
+              <w:rPr>
+                <w:rFonts w:ascii="Noto Sans KR" w:eastAsia="Noto Sans KR" w:hAnsi="Noto Sans KR" w:hint="eastAsia"/>
+                <w:sz w:val="24"/>
+              </w:rPr>
+              <w:t>6.에서</w:t>
+            </w:r>
+            <w:proofErr w:type="gramEnd"/>
+            <w:r>
+              <w:rPr>
+                <w:rFonts w:ascii="Noto Sans KR" w:eastAsia="Noto Sans KR" w:hAnsi="Noto Sans KR" w:hint="eastAsia"/>
+                <w:sz w:val="24"/>
+              </w:rPr>
+              <w:t xml:space="preserve"> 보낼 때 동기화한다</w:t>
             </w:r>
           </w:p>
           <w:p>
@@ -3177,6 +5569,14 @@
             <w:pPr>
               <w:spacing w:line="400" w:lineRule="exact"/>
               <w:rPr>
+                <w:rFonts w:hint="eastAsia"/>
+              </w:rPr>
+            </w:pPr>
+          </w:p>
+          <w:p>
+            <w:pPr>
+              <w:spacing w:line="400" w:lineRule="exact"/>
+              <w:rPr>
                 <w:rFonts w:ascii="Noto Sans KR" w:eastAsia="Noto Sans KR" w:hAnsi="Noto Sans KR"/>
                 <w:sz w:val="28"/>
                 <w:szCs w:val="28"/>
@@ -3184,128 +5584,917 @@
             </w:pPr>
             <w:r>
               <w:rPr>
-                <w:rFonts w:hint="eastAsia"/>
-              </w:rPr>
-              <w:t xml:space="preserve">  </w:t>
-            </w:r>
-            <w:r>
-              <w:rPr>
                 <w:rFonts w:ascii="Noto Sans KR" w:eastAsia="Noto Sans KR" w:hAnsi="Noto Sans KR" w:hint="eastAsia"/>
                 <w:sz w:val="28"/>
                 <w:szCs w:val="28"/>
               </w:rPr>
-              <w:t>[서버]</w:t>
+              <w:lastRenderedPageBreak/>
+              <w:t>[</w:t>
+            </w:r>
+            <w:r>
+              <w:rPr>
+                <w:rFonts w:ascii="Noto Sans KR" w:eastAsia="Noto Sans KR" w:hAnsi="Noto Sans KR" w:hint="eastAsia"/>
+                <w:sz w:val="28"/>
+                <w:szCs w:val="28"/>
+              </w:rPr>
+              <w:t>클라이언트가 사용하는 함수</w:t>
+            </w:r>
+            <w:r>
+              <w:rPr>
+                <w:rFonts w:ascii="Noto Sans KR" w:eastAsia="Noto Sans KR" w:hAnsi="Noto Sans KR" w:hint="eastAsia"/>
+                <w:sz w:val="28"/>
+                <w:szCs w:val="28"/>
+              </w:rPr>
+              <w:t>]</w:t>
             </w:r>
           </w:p>
           <w:p>
             <w:pPr>
-              <w:pStyle w:val="a6"/>
-              <w:numPr>
-                <w:ilvl w:val="0"/>
-                <w:numId w:val="5"/>
-              </w:numPr>
-              <w:spacing w:line="400" w:lineRule="exact"/>
+              <w:rPr>
+                <w:rFonts w:ascii="Noto Sans KR" w:eastAsia="Noto Sans KR" w:hAnsi="Noto Sans KR"/>
+                <w:sz w:val="24"/>
+              </w:rPr>
             </w:pPr>
             <w:r>
               <w:rPr>
                 <w:rFonts w:ascii="Noto Sans KR" w:eastAsia="Noto Sans KR" w:hAnsi="Noto Sans KR" w:hint="eastAsia"/>
-                <w:sz w:val="28"/>
-                <w:szCs w:val="28"/>
-              </w:rPr>
-              <w:t>방 개설 스레드</w:t>
+                <w:sz w:val="24"/>
+              </w:rPr>
+              <w:t xml:space="preserve">1. </w:t>
+            </w:r>
+            <w:proofErr w:type="spellStart"/>
+            <w:r>
+              <w:rPr>
+                <w:rFonts w:ascii="Noto Sans KR" w:eastAsia="Noto Sans KR" w:hAnsi="Noto Sans KR"/>
+                <w:sz w:val="24"/>
+              </w:rPr>
+              <w:t>DetectInput</w:t>
+            </w:r>
+            <w:proofErr w:type="spellEnd"/>
+            <w:r>
+              <w:rPr>
+                <w:rFonts w:ascii="Noto Sans KR" w:eastAsia="Noto Sans KR" w:hAnsi="Noto Sans KR"/>
+                <w:sz w:val="24"/>
+              </w:rPr>
+              <w:t>()</w:t>
+            </w:r>
+            <w:r>
+              <w:rPr>
+                <w:rFonts w:ascii="Noto Sans KR" w:eastAsia="Noto Sans KR" w:hAnsi="Noto Sans KR" w:hint="eastAsia"/>
+                <w:sz w:val="24"/>
+              </w:rPr>
+              <w:t xml:space="preserve">: </w:t>
+            </w:r>
+            <w:proofErr w:type="spellStart"/>
+            <w:r>
+              <w:rPr>
+                <w:rFonts w:ascii="Noto Sans KR" w:eastAsia="Noto Sans KR" w:hAnsi="Noto Sans KR"/>
+                <w:sz w:val="24"/>
+              </w:rPr>
+              <w:t>바우스</w:t>
+            </w:r>
+            <w:proofErr w:type="spellEnd"/>
+            <w:r>
+              <w:rPr>
+                <w:rFonts w:ascii="Noto Sans KR" w:eastAsia="Noto Sans KR" w:hAnsi="Noto Sans KR"/>
+                <w:sz w:val="24"/>
+              </w:rPr>
+              <w:t xml:space="preserve"> 이동 입력 감지</w:t>
             </w:r>
           </w:p>
           <w:p>
             <w:pPr>
-              <w:pStyle w:val="a6"/>
-              <w:numPr>
-                <w:ilvl w:val="1"/>
-                <w:numId w:val="5"/>
-              </w:numPr>
-              <w:spacing w:line="400" w:lineRule="exact"/>
+              <w:rPr>
+                <w:rFonts w:ascii="Noto Sans KR" w:eastAsia="Noto Sans KR" w:hAnsi="Noto Sans KR"/>
+                <w:sz w:val="24"/>
+              </w:rPr>
             </w:pPr>
             <w:r>
               <w:rPr>
                 <w:rFonts w:ascii="Noto Sans KR" w:eastAsia="Noto Sans KR" w:hAnsi="Noto Sans KR" w:hint="eastAsia"/>
-                <w:sz w:val="28"/>
-                <w:szCs w:val="28"/>
-              </w:rPr>
-              <w:t>개설 처리 함수</w:t>
+                <w:sz w:val="24"/>
+              </w:rPr>
+              <w:t xml:space="preserve">2. </w:t>
+            </w:r>
+            <w:proofErr w:type="spellStart"/>
+            <w:r>
+              <w:rPr>
+                <w:rFonts w:ascii="Noto Sans KR" w:eastAsia="Noto Sans KR" w:hAnsi="Noto Sans KR"/>
+                <w:sz w:val="24"/>
+              </w:rPr>
+              <w:t>UpdateLocalPaddle</w:t>
+            </w:r>
+            <w:proofErr w:type="spellEnd"/>
+            <w:r>
+              <w:rPr>
+                <w:rFonts w:ascii="Noto Sans KR" w:eastAsia="Noto Sans KR" w:hAnsi="Noto Sans KR"/>
+                <w:sz w:val="24"/>
+              </w:rPr>
+              <w:t>()</w:t>
+            </w:r>
+            <w:r>
+              <w:rPr>
+                <w:rFonts w:ascii="Noto Sans KR" w:eastAsia="Noto Sans KR" w:hAnsi="Noto Sans KR" w:hint="eastAsia"/>
+                <w:sz w:val="24"/>
+              </w:rPr>
+              <w:t xml:space="preserve">: </w:t>
+            </w:r>
+            <w:r>
+              <w:rPr>
+                <w:rFonts w:ascii="Noto Sans KR" w:eastAsia="Noto Sans KR" w:hAnsi="Noto Sans KR"/>
+                <w:sz w:val="24"/>
+              </w:rPr>
+              <w:t xml:space="preserve">입력에 따라 로컬 </w:t>
+            </w:r>
+            <w:proofErr w:type="spellStart"/>
+            <w:r>
+              <w:rPr>
+                <w:rFonts w:ascii="Noto Sans KR" w:eastAsia="Noto Sans KR" w:hAnsi="Noto Sans KR"/>
+                <w:sz w:val="24"/>
+              </w:rPr>
+              <w:t>바우스</w:t>
+            </w:r>
+            <w:proofErr w:type="spellEnd"/>
+            <w:r>
+              <w:rPr>
+                <w:rFonts w:ascii="Noto Sans KR" w:eastAsia="Noto Sans KR" w:hAnsi="Noto Sans KR"/>
+                <w:sz w:val="24"/>
+              </w:rPr>
+              <w:t xml:space="preserve"> 좌표 갱신</w:t>
             </w:r>
           </w:p>
           <w:p>
             <w:pPr>
-              <w:pStyle w:val="a6"/>
-              <w:numPr>
-                <w:ilvl w:val="0"/>
-                <w:numId w:val="5"/>
-              </w:numPr>
-              <w:spacing w:line="400" w:lineRule="exact"/>
+              <w:rPr>
+                <w:rFonts w:ascii="Noto Sans KR" w:eastAsia="Noto Sans KR" w:hAnsi="Noto Sans KR"/>
+                <w:sz w:val="24"/>
+              </w:rPr>
             </w:pPr>
             <w:r>
               <w:rPr>
                 <w:rFonts w:ascii="Noto Sans KR" w:eastAsia="Noto Sans KR" w:hAnsi="Noto Sans KR" w:hint="eastAsia"/>
-                <w:sz w:val="28"/>
-                <w:szCs w:val="28"/>
-              </w:rPr>
-              <w:t>방 접속 스레드</w:t>
+                <w:sz w:val="24"/>
+              </w:rPr>
+              <w:t xml:space="preserve">3. </w:t>
+            </w:r>
+            <w:proofErr w:type="spellStart"/>
+            <w:r>
+              <w:rPr>
+                <w:rFonts w:ascii="Noto Sans KR" w:eastAsia="Noto Sans KR" w:hAnsi="Noto Sans KR"/>
+                <w:sz w:val="24"/>
+              </w:rPr>
+              <w:t>SendPaddlePosition</w:t>
+            </w:r>
+            <w:proofErr w:type="spellEnd"/>
+            <w:r>
+              <w:rPr>
+                <w:rFonts w:ascii="Noto Sans KR" w:eastAsia="Noto Sans KR" w:hAnsi="Noto Sans KR"/>
+                <w:sz w:val="24"/>
+              </w:rPr>
+              <w:t>()</w:t>
+            </w:r>
+            <w:r>
+              <w:rPr>
+                <w:rFonts w:ascii="Noto Sans KR" w:eastAsia="Noto Sans KR" w:hAnsi="Noto Sans KR" w:hint="eastAsia"/>
+                <w:sz w:val="24"/>
+              </w:rPr>
+              <w:t xml:space="preserve">: </w:t>
+            </w:r>
+            <w:r>
+              <w:rPr>
+                <w:rFonts w:ascii="Noto Sans KR" w:eastAsia="Noto Sans KR" w:hAnsi="Noto Sans KR"/>
+                <w:sz w:val="24"/>
+              </w:rPr>
+              <w:t xml:space="preserve">자신의 </w:t>
+            </w:r>
+            <w:proofErr w:type="spellStart"/>
+            <w:r>
+              <w:rPr>
+                <w:rFonts w:ascii="Noto Sans KR" w:eastAsia="Noto Sans KR" w:hAnsi="Noto Sans KR"/>
+                <w:sz w:val="24"/>
+              </w:rPr>
+              <w:t>바우스</w:t>
+            </w:r>
+            <w:proofErr w:type="spellEnd"/>
+            <w:r>
+              <w:rPr>
+                <w:rFonts w:ascii="Noto Sans KR" w:eastAsia="Noto Sans KR" w:hAnsi="Noto Sans KR"/>
+                <w:sz w:val="24"/>
+              </w:rPr>
+              <w:t xml:space="preserve"> 좌표를 UDP_ONLYPOS로 서버에 전송</w:t>
             </w:r>
           </w:p>
           <w:p>
             <w:pPr>
-              <w:pStyle w:val="a6"/>
-              <w:numPr>
-                <w:ilvl w:val="1"/>
-                <w:numId w:val="5"/>
-              </w:numPr>
-              <w:spacing w:line="400" w:lineRule="exact"/>
+              <w:rPr>
+                <w:rFonts w:ascii="Noto Sans KR" w:eastAsia="Noto Sans KR" w:hAnsi="Noto Sans KR"/>
+                <w:sz w:val="24"/>
+              </w:rPr>
             </w:pPr>
             <w:r>
               <w:rPr>
                 <w:rFonts w:ascii="Noto Sans KR" w:eastAsia="Noto Sans KR" w:hAnsi="Noto Sans KR" w:hint="eastAsia"/>
-                <w:sz w:val="28"/>
-                <w:szCs w:val="28"/>
-              </w:rPr>
-              <w:t>접속 처리 함수</w:t>
+                <w:sz w:val="24"/>
+              </w:rPr>
+              <w:t xml:space="preserve">4. </w:t>
+            </w:r>
+            <w:proofErr w:type="spellStart"/>
+            <w:r>
+              <w:rPr>
+                <w:rFonts w:ascii="Noto Sans KR" w:eastAsia="Noto Sans KR" w:hAnsi="Noto Sans KR"/>
+                <w:sz w:val="24"/>
+              </w:rPr>
+              <w:t>ClientReceiveLoop</w:t>
+            </w:r>
+            <w:proofErr w:type="spellEnd"/>
+            <w:r>
+              <w:rPr>
+                <w:rFonts w:ascii="Noto Sans KR" w:eastAsia="Noto Sans KR" w:hAnsi="Noto Sans KR"/>
+                <w:sz w:val="24"/>
+              </w:rPr>
+              <w:t>()</w:t>
+            </w:r>
+            <w:r>
+              <w:rPr>
+                <w:rFonts w:ascii="Noto Sans KR" w:eastAsia="Noto Sans KR" w:hAnsi="Noto Sans KR" w:hint="eastAsia"/>
+                <w:sz w:val="24"/>
+              </w:rPr>
+              <w:t xml:space="preserve">: </w:t>
+            </w:r>
+            <w:r>
+              <w:rPr>
+                <w:rFonts w:ascii="Noto Sans KR" w:eastAsia="Noto Sans KR" w:hAnsi="Noto Sans KR"/>
+                <w:sz w:val="24"/>
+              </w:rPr>
+              <w:t>서버에서 전송한 UDP 패킷 수신 스레드</w:t>
             </w:r>
           </w:p>
           <w:p>
             <w:pPr>
-              <w:pStyle w:val="a6"/>
-              <w:numPr>
-                <w:ilvl w:val="0"/>
-                <w:numId w:val="5"/>
-              </w:numPr>
-              <w:spacing w:line="400" w:lineRule="exact"/>
+              <w:rPr>
+                <w:rFonts w:ascii="Noto Sans KR" w:eastAsia="Noto Sans KR" w:hAnsi="Noto Sans KR"/>
+                <w:sz w:val="24"/>
+              </w:rPr>
             </w:pPr>
             <w:r>
               <w:rPr>
                 <w:rFonts w:ascii="Noto Sans KR" w:eastAsia="Noto Sans KR" w:hAnsi="Noto Sans KR" w:hint="eastAsia"/>
-                <w:sz w:val="28"/>
-                <w:szCs w:val="28"/>
-              </w:rPr>
-              <w:t>개별 방 스레드</w:t>
+                <w:sz w:val="24"/>
+              </w:rPr>
+              <w:t xml:space="preserve">5. </w:t>
+            </w:r>
+            <w:proofErr w:type="spellStart"/>
+            <w:r>
+              <w:rPr>
+                <w:rFonts w:ascii="Noto Sans KR" w:eastAsia="Noto Sans KR" w:hAnsi="Noto Sans KR"/>
+                <w:sz w:val="24"/>
+              </w:rPr>
+              <w:t>ApplyObjectPosition</w:t>
+            </w:r>
+            <w:proofErr w:type="spellEnd"/>
+            <w:r>
+              <w:rPr>
+                <w:rFonts w:ascii="Noto Sans KR" w:eastAsia="Noto Sans KR" w:hAnsi="Noto Sans KR"/>
+                <w:sz w:val="24"/>
+              </w:rPr>
+              <w:t>()</w:t>
+            </w:r>
+            <w:r>
+              <w:rPr>
+                <w:rFonts w:ascii="Noto Sans KR" w:eastAsia="Noto Sans KR" w:hAnsi="Noto Sans KR" w:hint="eastAsia"/>
+                <w:sz w:val="24"/>
+              </w:rPr>
+              <w:t xml:space="preserve">: </w:t>
+            </w:r>
+            <w:r>
+              <w:rPr>
+                <w:rFonts w:ascii="Noto Sans KR" w:eastAsia="Noto Sans KR" w:hAnsi="Noto Sans KR"/>
+                <w:sz w:val="24"/>
+              </w:rPr>
+              <w:t>수신한 UDP_ONLYPOS 좌표를 오브젝트에 반영</w:t>
             </w:r>
           </w:p>
           <w:p>
             <w:pPr>
-              <w:pStyle w:val="a6"/>
-              <w:numPr>
-                <w:ilvl w:val="1"/>
-                <w:numId w:val="5"/>
-              </w:numPr>
+              <w:rPr>
+                <w:rFonts w:ascii="Noto Sans KR" w:eastAsia="Noto Sans KR" w:hAnsi="Noto Sans KR"/>
+                <w:sz w:val="24"/>
+              </w:rPr>
+            </w:pPr>
+            <w:r>
+              <w:rPr>
+                <w:rFonts w:ascii="Noto Sans KR" w:eastAsia="Noto Sans KR" w:hAnsi="Noto Sans KR" w:hint="eastAsia"/>
+                <w:sz w:val="24"/>
+              </w:rPr>
+              <w:t xml:space="preserve">6. </w:t>
+            </w:r>
+            <w:proofErr w:type="spellStart"/>
+            <w:r>
+              <w:rPr>
+                <w:rFonts w:ascii="Noto Sans KR" w:eastAsia="Noto Sans KR" w:hAnsi="Noto Sans KR"/>
+                <w:sz w:val="24"/>
+              </w:rPr>
+              <w:t>ApplyObjectClassData</w:t>
+            </w:r>
+            <w:proofErr w:type="spellEnd"/>
+            <w:r>
+              <w:rPr>
+                <w:rFonts w:ascii="Noto Sans KR" w:eastAsia="Noto Sans KR" w:hAnsi="Noto Sans KR"/>
+                <w:sz w:val="24"/>
+              </w:rPr>
+              <w:t>()</w:t>
+            </w:r>
+            <w:r>
+              <w:rPr>
+                <w:rFonts w:ascii="Noto Sans KR" w:eastAsia="Noto Sans KR" w:hAnsi="Noto Sans KR" w:hint="eastAsia"/>
+                <w:sz w:val="24"/>
+              </w:rPr>
+              <w:t xml:space="preserve">: </w:t>
+            </w:r>
+            <w:r>
+              <w:rPr>
+                <w:rFonts w:ascii="Noto Sans KR" w:eastAsia="Noto Sans KR" w:hAnsi="Noto Sans KR"/>
+                <w:sz w:val="24"/>
+              </w:rPr>
+              <w:t>수신한 UDP_CLASSDATA 정보를 오브젝트에 반영</w:t>
+            </w:r>
+          </w:p>
+          <w:p>
+            <w:pPr>
               <w:spacing w:line="400" w:lineRule="exact"/>
-              <w:rPr>
-                <w:rFonts w:hint="eastAsia"/>
-              </w:rPr>
             </w:pPr>
-            <w:r>
-              <w:rPr>
-                <w:rFonts w:ascii="Noto Sans KR" w:eastAsia="Noto Sans KR" w:hAnsi="Noto Sans KR" w:hint="eastAsia"/>
+          </w:p>
+          <w:p>
+            <w:pPr>
+              <w:spacing w:line="400" w:lineRule="exact"/>
+              <w:rPr>
+                <w:rFonts w:ascii="Noto Sans KR" w:eastAsia="Noto Sans KR" w:hAnsi="Noto Sans KR"/>
                 <w:sz w:val="28"/>
                 <w:szCs w:val="28"/>
               </w:rPr>
-              <w:t>게임 시작 대기 함수</w:t>
+            </w:pPr>
+            <w:r>
+              <w:rPr>
+                <w:rFonts w:ascii="Noto Sans KR" w:eastAsia="Noto Sans KR" w:hAnsi="Noto Sans KR" w:hint="eastAsia"/>
+                <w:sz w:val="28"/>
+                <w:szCs w:val="28"/>
+              </w:rPr>
+              <w:t>[</w:t>
+            </w:r>
+            <w:r>
+              <w:rPr>
+                <w:rFonts w:ascii="Noto Sans KR" w:eastAsia="Noto Sans KR" w:hAnsi="Noto Sans KR" w:hint="eastAsia"/>
+                <w:sz w:val="28"/>
+                <w:szCs w:val="28"/>
+              </w:rPr>
+              <w:t>서버</w:t>
+            </w:r>
+            <w:r>
+              <w:rPr>
+                <w:rFonts w:ascii="Noto Sans KR" w:eastAsia="Noto Sans KR" w:hAnsi="Noto Sans KR" w:hint="eastAsia"/>
+                <w:sz w:val="28"/>
+                <w:szCs w:val="28"/>
+              </w:rPr>
+              <w:t>가 사용하는 함수]</w:t>
+            </w:r>
+          </w:p>
+          <w:p>
+            <w:pPr>
+              <w:rPr>
+                <w:rFonts w:ascii="Noto Sans KR" w:eastAsia="Noto Sans KR" w:hAnsi="Noto Sans KR"/>
+                <w:sz w:val="24"/>
+              </w:rPr>
+            </w:pPr>
+            <w:r>
+              <w:rPr>
+                <w:rFonts w:ascii="Noto Sans KR" w:eastAsia="Noto Sans KR" w:hAnsi="Noto Sans KR" w:hint="eastAsia"/>
+                <w:sz w:val="24"/>
+              </w:rPr>
+              <w:t xml:space="preserve">1. </w:t>
+            </w:r>
+            <w:proofErr w:type="spellStart"/>
+            <w:r>
+              <w:rPr>
+                <w:rFonts w:ascii="Noto Sans KR" w:eastAsia="Noto Sans KR" w:hAnsi="Noto Sans KR"/>
+                <w:sz w:val="24"/>
+              </w:rPr>
+              <w:t>ServerReceiveLoop</w:t>
+            </w:r>
+            <w:proofErr w:type="spellEnd"/>
+            <w:r>
+              <w:rPr>
+                <w:rFonts w:ascii="Noto Sans KR" w:eastAsia="Noto Sans KR" w:hAnsi="Noto Sans KR"/>
+                <w:sz w:val="24"/>
+              </w:rPr>
+              <w:t>()</w:t>
+            </w:r>
+            <w:r>
+              <w:rPr>
+                <w:rFonts w:ascii="Noto Sans KR" w:eastAsia="Noto Sans KR" w:hAnsi="Noto Sans KR" w:hint="eastAsia"/>
+                <w:sz w:val="24"/>
+              </w:rPr>
+              <w:t xml:space="preserve">: </w:t>
+            </w:r>
+            <w:r>
+              <w:rPr>
+                <w:rFonts w:ascii="Noto Sans KR" w:eastAsia="Noto Sans KR" w:hAnsi="Noto Sans KR"/>
+                <w:sz w:val="24"/>
+              </w:rPr>
+              <w:t>클라이언트 A, B의 좌표 패킷 수신</w:t>
+            </w:r>
+          </w:p>
+          <w:p>
+            <w:pPr>
+              <w:rPr>
+                <w:rFonts w:ascii="Noto Sans KR" w:eastAsia="Noto Sans KR" w:hAnsi="Noto Sans KR"/>
+                <w:sz w:val="24"/>
+              </w:rPr>
+            </w:pPr>
+            <w:r>
+              <w:rPr>
+                <w:rFonts w:ascii="Noto Sans KR" w:eastAsia="Noto Sans KR" w:hAnsi="Noto Sans KR" w:hint="eastAsia"/>
+                <w:sz w:val="24"/>
+              </w:rPr>
+              <w:t xml:space="preserve">2. </w:t>
+            </w:r>
+            <w:proofErr w:type="spellStart"/>
+            <w:r>
+              <w:rPr>
+                <w:rFonts w:ascii="Noto Sans KR" w:eastAsia="Noto Sans KR" w:hAnsi="Noto Sans KR"/>
+                <w:sz w:val="24"/>
+              </w:rPr>
+              <w:t>UpdatePaddlePosition</w:t>
+            </w:r>
+            <w:proofErr w:type="spellEnd"/>
+            <w:r>
+              <w:rPr>
+                <w:rFonts w:ascii="Noto Sans KR" w:eastAsia="Noto Sans KR" w:hAnsi="Noto Sans KR"/>
+                <w:sz w:val="24"/>
+              </w:rPr>
+              <w:t>()</w:t>
+            </w:r>
+            <w:r>
+              <w:rPr>
+                <w:rFonts w:ascii="Noto Sans KR" w:eastAsia="Noto Sans KR" w:hAnsi="Noto Sans KR" w:hint="eastAsia"/>
+                <w:sz w:val="24"/>
+              </w:rPr>
+              <w:t xml:space="preserve">: </w:t>
+            </w:r>
+            <w:r>
+              <w:rPr>
+                <w:rFonts w:ascii="Noto Sans KR" w:eastAsia="Noto Sans KR" w:hAnsi="Noto Sans KR"/>
+                <w:sz w:val="24"/>
+              </w:rPr>
+              <w:t xml:space="preserve">수신한 좌표를 서버의 </w:t>
+            </w:r>
+            <w:proofErr w:type="spellStart"/>
+            <w:r>
+              <w:rPr>
+                <w:rFonts w:ascii="Noto Sans KR" w:eastAsia="Noto Sans KR" w:hAnsi="Noto Sans KR"/>
+                <w:sz w:val="24"/>
+              </w:rPr>
+              <w:t>바우스에</w:t>
+            </w:r>
+            <w:proofErr w:type="spellEnd"/>
+            <w:r>
+              <w:rPr>
+                <w:rFonts w:ascii="Noto Sans KR" w:eastAsia="Noto Sans KR" w:hAnsi="Noto Sans KR"/>
+                <w:sz w:val="24"/>
+              </w:rPr>
+              <w:t xml:space="preserve"> 적용</w:t>
+            </w:r>
+          </w:p>
+          <w:p>
+            <w:pPr>
+              <w:rPr>
+                <w:rFonts w:ascii="Noto Sans KR" w:eastAsia="Noto Sans KR" w:hAnsi="Noto Sans KR"/>
+                <w:sz w:val="24"/>
+              </w:rPr>
+            </w:pPr>
+            <w:r>
+              <w:rPr>
+                <w:rFonts w:ascii="Noto Sans KR" w:eastAsia="Noto Sans KR" w:hAnsi="Noto Sans KR" w:hint="eastAsia"/>
+                <w:sz w:val="24"/>
+              </w:rPr>
+              <w:t xml:space="preserve">3. </w:t>
+            </w:r>
+            <w:proofErr w:type="spellStart"/>
+            <w:r>
+              <w:rPr>
+                <w:rFonts w:ascii="Noto Sans KR" w:eastAsia="Noto Sans KR" w:hAnsi="Noto Sans KR"/>
+                <w:sz w:val="24"/>
+              </w:rPr>
+              <w:t>UpdateGameWorld</w:t>
+            </w:r>
+            <w:proofErr w:type="spellEnd"/>
+            <w:r>
+              <w:rPr>
+                <w:rFonts w:ascii="Noto Sans KR" w:eastAsia="Noto Sans KR" w:hAnsi="Noto Sans KR"/>
+                <w:sz w:val="24"/>
+              </w:rPr>
+              <w:t>()</w:t>
+            </w:r>
+            <w:r>
+              <w:rPr>
+                <w:rFonts w:ascii="Noto Sans KR" w:eastAsia="Noto Sans KR" w:hAnsi="Noto Sans KR" w:hint="eastAsia"/>
+                <w:sz w:val="24"/>
+              </w:rPr>
+              <w:t xml:space="preserve">: </w:t>
+            </w:r>
+            <w:r>
+              <w:rPr>
+                <w:rFonts w:ascii="Noto Sans KR" w:eastAsia="Noto Sans KR" w:hAnsi="Noto Sans KR"/>
+                <w:sz w:val="24"/>
+              </w:rPr>
+              <w:t>서버 게임 월드 업데이트</w:t>
+            </w:r>
+          </w:p>
+          <w:p>
+            <w:pPr>
+              <w:rPr>
+                <w:rFonts w:ascii="Noto Sans KR" w:eastAsia="Noto Sans KR" w:hAnsi="Noto Sans KR"/>
+                <w:sz w:val="24"/>
+              </w:rPr>
+            </w:pPr>
+            <w:r>
+              <w:rPr>
+                <w:rFonts w:ascii="Noto Sans KR" w:eastAsia="Noto Sans KR" w:hAnsi="Noto Sans KR" w:hint="eastAsia"/>
+                <w:sz w:val="24"/>
+              </w:rPr>
+              <w:t xml:space="preserve">4. </w:t>
+            </w:r>
+            <w:proofErr w:type="spellStart"/>
+            <w:r>
+              <w:rPr>
+                <w:rFonts w:ascii="Noto Sans KR" w:eastAsia="Noto Sans KR" w:hAnsi="Noto Sans KR"/>
+                <w:sz w:val="24"/>
+              </w:rPr>
+              <w:t>RecordChangedPosition</w:t>
+            </w:r>
+            <w:proofErr w:type="spellEnd"/>
+            <w:r>
+              <w:rPr>
+                <w:rFonts w:ascii="Noto Sans KR" w:eastAsia="Noto Sans KR" w:hAnsi="Noto Sans KR"/>
+                <w:sz w:val="24"/>
+              </w:rPr>
+              <w:t>()</w:t>
+            </w:r>
+            <w:r>
+              <w:rPr>
+                <w:rFonts w:ascii="Noto Sans KR" w:eastAsia="Noto Sans KR" w:hAnsi="Noto Sans KR" w:hint="eastAsia"/>
+                <w:sz w:val="24"/>
+              </w:rPr>
+              <w:t xml:space="preserve">: </w:t>
+            </w:r>
+            <w:r>
+              <w:rPr>
+                <w:rFonts w:ascii="Noto Sans KR" w:eastAsia="Noto Sans KR" w:hAnsi="Noto Sans KR"/>
+                <w:sz w:val="24"/>
+              </w:rPr>
+              <w:t xml:space="preserve">좌표가 변경된 오브젝트 ID를 </w:t>
+            </w:r>
+            <w:proofErr w:type="spellStart"/>
+            <w:r>
+              <w:rPr>
+                <w:rFonts w:ascii="Noto Sans KR" w:eastAsia="Noto Sans KR" w:hAnsi="Noto Sans KR"/>
+                <w:sz w:val="24"/>
+              </w:rPr>
+              <w:t>positionChangedVector</w:t>
+            </w:r>
+            <w:proofErr w:type="spellEnd"/>
+            <w:r>
+              <w:rPr>
+                <w:rFonts w:ascii="Noto Sans KR" w:eastAsia="Noto Sans KR" w:hAnsi="Noto Sans KR"/>
+                <w:sz w:val="24"/>
+              </w:rPr>
+              <w:t>에 저장</w:t>
+            </w:r>
+          </w:p>
+          <w:p>
+            <w:pPr>
+              <w:rPr>
+                <w:rFonts w:ascii="Noto Sans KR" w:eastAsia="Noto Sans KR" w:hAnsi="Noto Sans KR"/>
+                <w:sz w:val="24"/>
+              </w:rPr>
+            </w:pPr>
+            <w:r>
+              <w:rPr>
+                <w:rFonts w:ascii="Noto Sans KR" w:eastAsia="Noto Sans KR" w:hAnsi="Noto Sans KR" w:hint="eastAsia"/>
+                <w:sz w:val="24"/>
+              </w:rPr>
+              <w:t xml:space="preserve">5. </w:t>
+            </w:r>
+            <w:proofErr w:type="spellStart"/>
+            <w:r>
+              <w:rPr>
+                <w:rFonts w:ascii="Noto Sans KR" w:eastAsia="Noto Sans KR" w:hAnsi="Noto Sans KR"/>
+                <w:sz w:val="24"/>
+              </w:rPr>
+              <w:t>RecordChangedState</w:t>
+            </w:r>
+            <w:proofErr w:type="spellEnd"/>
+            <w:r>
+              <w:rPr>
+                <w:rFonts w:ascii="Noto Sans KR" w:eastAsia="Noto Sans KR" w:hAnsi="Noto Sans KR"/>
+                <w:sz w:val="24"/>
+              </w:rPr>
+              <w:t>()</w:t>
+            </w:r>
+            <w:r>
+              <w:rPr>
+                <w:rFonts w:ascii="Noto Sans KR" w:eastAsia="Noto Sans KR" w:hAnsi="Noto Sans KR" w:hint="eastAsia"/>
+                <w:sz w:val="24"/>
+              </w:rPr>
+              <w:t xml:space="preserve">: </w:t>
+            </w:r>
+            <w:r>
+              <w:rPr>
+                <w:rFonts w:ascii="Noto Sans KR" w:eastAsia="Noto Sans KR" w:hAnsi="Noto Sans KR"/>
+                <w:sz w:val="24"/>
+              </w:rPr>
+              <w:t xml:space="preserve">상태가 변경된 오브젝트 ID를 </w:t>
+            </w:r>
+            <w:proofErr w:type="spellStart"/>
+            <w:r>
+              <w:rPr>
+                <w:rFonts w:ascii="Noto Sans KR" w:eastAsia="Noto Sans KR" w:hAnsi="Noto Sans KR"/>
+                <w:sz w:val="24"/>
+              </w:rPr>
+              <w:t>stateChangedVector</w:t>
+            </w:r>
+            <w:proofErr w:type="spellEnd"/>
+            <w:r>
+              <w:rPr>
+                <w:rFonts w:ascii="Noto Sans KR" w:eastAsia="Noto Sans KR" w:hAnsi="Noto Sans KR"/>
+                <w:sz w:val="24"/>
+              </w:rPr>
+              <w:t>에 저장</w:t>
+            </w:r>
+          </w:p>
+          <w:p>
+            <w:pPr>
+              <w:rPr>
+                <w:rFonts w:ascii="Noto Sans KR" w:eastAsia="Noto Sans KR" w:hAnsi="Noto Sans KR"/>
+                <w:sz w:val="24"/>
+              </w:rPr>
+            </w:pPr>
+            <w:r>
+              <w:rPr>
+                <w:rFonts w:ascii="Noto Sans KR" w:eastAsia="Noto Sans KR" w:hAnsi="Noto Sans KR" w:hint="eastAsia"/>
+                <w:sz w:val="24"/>
+              </w:rPr>
+              <w:t xml:space="preserve">6. </w:t>
+            </w:r>
+            <w:proofErr w:type="spellStart"/>
+            <w:r>
+              <w:rPr>
+                <w:rFonts w:ascii="Noto Sans KR" w:eastAsia="Noto Sans KR" w:hAnsi="Noto Sans KR"/>
+                <w:sz w:val="24"/>
+              </w:rPr>
+              <w:t>SendOnlyPosLoop</w:t>
+            </w:r>
+            <w:proofErr w:type="spellEnd"/>
+            <w:r>
+              <w:rPr>
+                <w:rFonts w:ascii="Noto Sans KR" w:eastAsia="Noto Sans KR" w:hAnsi="Noto Sans KR"/>
+                <w:sz w:val="24"/>
+              </w:rPr>
+              <w:t>()</w:t>
+            </w:r>
+            <w:r>
+              <w:rPr>
+                <w:rFonts w:ascii="Noto Sans KR" w:eastAsia="Noto Sans KR" w:hAnsi="Noto Sans KR" w:hint="eastAsia"/>
+                <w:sz w:val="24"/>
+              </w:rPr>
+              <w:t xml:space="preserve">: </w:t>
+            </w:r>
+            <w:proofErr w:type="spellStart"/>
+            <w:r>
+              <w:rPr>
+                <w:rFonts w:ascii="Noto Sans KR" w:eastAsia="Noto Sans KR" w:hAnsi="Noto Sans KR"/>
+                <w:sz w:val="24"/>
+              </w:rPr>
+              <w:t>positionChangedVector</w:t>
+            </w:r>
+            <w:proofErr w:type="spellEnd"/>
+            <w:r>
+              <w:rPr>
+                <w:rFonts w:ascii="Noto Sans KR" w:eastAsia="Noto Sans KR" w:hAnsi="Noto Sans KR"/>
+                <w:sz w:val="24"/>
+              </w:rPr>
+              <w:t>의 오브젝트를 UDP_ONLYPOS로 전송</w:t>
+            </w:r>
+          </w:p>
+          <w:p>
+            <w:pPr>
+              <w:rPr>
+                <w:rFonts w:ascii="Noto Sans KR" w:eastAsia="Noto Sans KR" w:hAnsi="Noto Sans KR"/>
+                <w:sz w:val="24"/>
+              </w:rPr>
+            </w:pPr>
+            <w:r>
+              <w:rPr>
+                <w:rFonts w:ascii="Noto Sans KR" w:eastAsia="Noto Sans KR" w:hAnsi="Noto Sans KR" w:hint="eastAsia"/>
+                <w:sz w:val="24"/>
+              </w:rPr>
+              <w:t xml:space="preserve">7. </w:t>
+            </w:r>
+            <w:proofErr w:type="spellStart"/>
+            <w:r>
+              <w:rPr>
+                <w:rFonts w:ascii="Noto Sans KR" w:eastAsia="Noto Sans KR" w:hAnsi="Noto Sans KR"/>
+                <w:sz w:val="24"/>
+              </w:rPr>
+              <w:t>SendClassDataLoop</w:t>
+            </w:r>
+            <w:proofErr w:type="spellEnd"/>
+            <w:r>
+              <w:rPr>
+                <w:rFonts w:ascii="Noto Sans KR" w:eastAsia="Noto Sans KR" w:hAnsi="Noto Sans KR"/>
+                <w:sz w:val="24"/>
+              </w:rPr>
+              <w:t>()</w:t>
+            </w:r>
+            <w:r>
+              <w:rPr>
+                <w:rFonts w:ascii="Noto Sans KR" w:eastAsia="Noto Sans KR" w:hAnsi="Noto Sans KR" w:hint="eastAsia"/>
+                <w:sz w:val="24"/>
+              </w:rPr>
+              <w:t xml:space="preserve">: </w:t>
+            </w:r>
+            <w:proofErr w:type="spellStart"/>
+            <w:r>
+              <w:rPr>
+                <w:rFonts w:ascii="Noto Sans KR" w:eastAsia="Noto Sans KR" w:hAnsi="Noto Sans KR"/>
+                <w:sz w:val="24"/>
+              </w:rPr>
+              <w:t>stateChangedVector</w:t>
+            </w:r>
+            <w:proofErr w:type="spellEnd"/>
+            <w:r>
+              <w:rPr>
+                <w:rFonts w:ascii="Noto Sans KR" w:eastAsia="Noto Sans KR" w:hAnsi="Noto Sans KR"/>
+                <w:sz w:val="24"/>
+              </w:rPr>
+              <w:t>의 오브젝트를 UDP_CLASSDATA로 전송</w:t>
+            </w:r>
+          </w:p>
+          <w:p>
+            <w:pPr>
+              <w:rPr>
+                <w:rFonts w:ascii="Noto Sans KR" w:eastAsia="Noto Sans KR" w:hAnsi="Noto Sans KR"/>
+                <w:sz w:val="24"/>
+              </w:rPr>
+            </w:pPr>
+            <w:r>
+              <w:rPr>
+                <w:rFonts w:ascii="Noto Sans KR" w:eastAsia="Noto Sans KR" w:hAnsi="Noto Sans KR" w:hint="eastAsia"/>
+                <w:sz w:val="24"/>
+              </w:rPr>
+              <w:t xml:space="preserve">8. </w:t>
+            </w:r>
+            <w:proofErr w:type="spellStart"/>
+            <w:r>
+              <w:rPr>
+                <w:rFonts w:ascii="Noto Sans KR" w:eastAsia="Noto Sans KR" w:hAnsi="Noto Sans KR"/>
+                <w:sz w:val="24"/>
+              </w:rPr>
+              <w:t>ClearChangedVectors</w:t>
+            </w:r>
+            <w:proofErr w:type="spellEnd"/>
+            <w:r>
+              <w:rPr>
+                <w:rFonts w:ascii="Noto Sans KR" w:eastAsia="Noto Sans KR" w:hAnsi="Noto Sans KR"/>
+                <w:sz w:val="24"/>
+              </w:rPr>
+              <w:t>()</w:t>
+            </w:r>
+            <w:r>
+              <w:rPr>
+                <w:rFonts w:ascii="Noto Sans KR" w:eastAsia="Noto Sans KR" w:hAnsi="Noto Sans KR" w:hint="eastAsia"/>
+                <w:sz w:val="24"/>
+              </w:rPr>
+              <w:t xml:space="preserve">: </w:t>
+            </w:r>
+            <w:r>
+              <w:rPr>
+                <w:rFonts w:ascii="Noto Sans KR" w:eastAsia="Noto Sans KR" w:hAnsi="Noto Sans KR"/>
+                <w:sz w:val="24"/>
+              </w:rPr>
+              <w:t>전송 처리된 변경 목록 초기화</w:t>
+            </w:r>
+          </w:p>
+          <w:p>
+            <w:pPr>
+              <w:rPr>
+                <w:rFonts w:ascii="Noto Sans KR" w:eastAsia="Noto Sans KR" w:hAnsi="Noto Sans KR"/>
+                <w:sz w:val="24"/>
+              </w:rPr>
+            </w:pPr>
+            <w:r>
+              <w:rPr>
+                <w:rFonts w:ascii="Noto Sans KR" w:eastAsia="Noto Sans KR" w:hAnsi="Noto Sans KR" w:hint="eastAsia"/>
+                <w:sz w:val="24"/>
+              </w:rPr>
+              <w:t xml:space="preserve">9. </w:t>
+            </w:r>
+            <w:proofErr w:type="spellStart"/>
+            <w:r>
+              <w:rPr>
+                <w:rFonts w:ascii="Noto Sans KR" w:eastAsia="Noto Sans KR" w:hAnsi="Noto Sans KR"/>
+                <w:sz w:val="24"/>
+              </w:rPr>
+              <w:t>SendFullClassDataLoop</w:t>
+            </w:r>
+            <w:proofErr w:type="spellEnd"/>
+            <w:r>
+              <w:rPr>
+                <w:rFonts w:ascii="Noto Sans KR" w:eastAsia="Noto Sans KR" w:hAnsi="Noto Sans KR"/>
+                <w:sz w:val="24"/>
+              </w:rPr>
+              <w:t>()</w:t>
+            </w:r>
+            <w:r>
+              <w:rPr>
+                <w:rFonts w:ascii="Noto Sans KR" w:eastAsia="Noto Sans KR" w:hAnsi="Noto Sans KR" w:hint="eastAsia"/>
+                <w:sz w:val="24"/>
+              </w:rPr>
+              <w:t xml:space="preserve">: </w:t>
+            </w:r>
+            <w:r>
+              <w:rPr>
+                <w:rFonts w:ascii="Noto Sans KR" w:eastAsia="Noto Sans KR" w:hAnsi="Noto Sans KR"/>
+                <w:sz w:val="24"/>
+              </w:rPr>
+              <w:t>0.2초마다 전체 동기화 실행</w:t>
+            </w:r>
+          </w:p>
+          <w:p>
+            <w:pPr>
+              <w:rPr>
+                <w:rFonts w:ascii="Noto Sans KR" w:eastAsia="Noto Sans KR" w:hAnsi="Noto Sans KR" w:hint="eastAsia"/>
+                <w:sz w:val="24"/>
+              </w:rPr>
+            </w:pPr>
+            <w:r>
+              <w:rPr>
+                <w:rFonts w:ascii="Noto Sans KR" w:eastAsia="Noto Sans KR" w:hAnsi="Noto Sans KR" w:hint="eastAsia"/>
+                <w:sz w:val="24"/>
+              </w:rPr>
+              <w:t xml:space="preserve">10. </w:t>
+            </w:r>
+            <w:proofErr w:type="spellStart"/>
+            <w:r>
+              <w:rPr>
+                <w:rFonts w:ascii="Noto Sans KR" w:eastAsia="Noto Sans KR" w:hAnsi="Noto Sans KR"/>
+                <w:sz w:val="24"/>
+              </w:rPr>
+              <w:t>GetAllObjectClassData</w:t>
+            </w:r>
+            <w:proofErr w:type="spellEnd"/>
+            <w:r>
+              <w:rPr>
+                <w:rFonts w:ascii="Noto Sans KR" w:eastAsia="Noto Sans KR" w:hAnsi="Noto Sans KR"/>
+                <w:sz w:val="24"/>
+              </w:rPr>
+              <w:t>()</w:t>
+            </w:r>
+            <w:r>
+              <w:rPr>
+                <w:rFonts w:ascii="Noto Sans KR" w:eastAsia="Noto Sans KR" w:hAnsi="Noto Sans KR" w:hint="eastAsia"/>
+                <w:sz w:val="24"/>
+              </w:rPr>
+              <w:t xml:space="preserve">: </w:t>
+            </w:r>
+            <w:r>
+              <w:rPr>
+                <w:rFonts w:ascii="Noto Sans KR" w:eastAsia="Noto Sans KR" w:hAnsi="Noto Sans KR"/>
+                <w:sz w:val="24"/>
+              </w:rPr>
+              <w:t>게임 월드의 모든 오브젝트 상태 수집</w:t>
+            </w:r>
+            <w:r>
+              <w:rPr>
+                <w:rFonts w:ascii="Noto Sans KR" w:eastAsia="Noto Sans KR" w:hAnsi="Noto Sans KR" w:hint="eastAsia"/>
+                <w:sz w:val="24"/>
+              </w:rPr>
+              <w:t xml:space="preserve">해서 </w:t>
+            </w:r>
+            <w:proofErr w:type="spellStart"/>
+            <w:r>
+              <w:rPr>
+                <w:rFonts w:ascii="Noto Sans KR" w:eastAsia="Noto Sans KR" w:hAnsi="Noto Sans KR"/>
+                <w:sz w:val="24"/>
+              </w:rPr>
+              <w:t>stateChangedVector</w:t>
+            </w:r>
+            <w:proofErr w:type="spellEnd"/>
+            <w:r>
+              <w:rPr>
+                <w:rFonts w:ascii="Noto Sans KR" w:eastAsia="Noto Sans KR" w:hAnsi="Noto Sans KR" w:hint="eastAsia"/>
+                <w:sz w:val="24"/>
+              </w:rPr>
+              <w:t>에 저장</w:t>
             </w:r>
           </w:p>
         </w:tc>
@@ -3342,6 +6531,7 @@
                 <w:sz w:val="28"/>
                 <w:szCs w:val="28"/>
               </w:rPr>
+              <w:lastRenderedPageBreak/>
               <w:t>팀원 별</w:t>
             </w:r>
           </w:p>
@@ -3361,7 +6551,6 @@
                 <w:sz w:val="28"/>
                 <w:szCs w:val="28"/>
               </w:rPr>
-              <w:lastRenderedPageBreak/>
               <w:t>역할분담</w:t>
             </w:r>
           </w:p>
@@ -3388,7 +6577,6 @@
                 <w:sz w:val="28"/>
                 <w:szCs w:val="28"/>
               </w:rPr>
-              <w:lastRenderedPageBreak/>
               <w:t>임성진</w:t>
             </w:r>
           </w:p>
@@ -3750,6 +6938,7 @@
                 <w:sz w:val="28"/>
                 <w:szCs w:val="28"/>
               </w:rPr>
+              <w:lastRenderedPageBreak/>
               <w:t>IDE :</w:t>
             </w:r>
             <w:proofErr w:type="gramEnd"/>
@@ -3843,7 +7032,7 @@
       </w:tr>
       <w:tr>
         <w:trPr>
-          <w:trHeight w:val="5316"/>
+          <w:trHeight w:val="567"/>
         </w:trPr>
         <w:tc>
           <w:tcPr>
@@ -3873,6 +7062,7 @@
                 <w:sz w:val="28"/>
                 <w:szCs w:val="28"/>
               </w:rPr>
+              <w:lastRenderedPageBreak/>
               <w:t>개발일정</w:t>
             </w:r>
           </w:p>
@@ -3978,6 +7168,132 @@
                     <w:spacing w:line="400" w:lineRule="exact"/>
                     <w:jc w:val="center"/>
                     <w:rPr>
+                      <w:rFonts w:ascii="Noto Sans KR" w:eastAsia="Noto Sans KR" w:hAnsi="Noto Sans KR" w:hint="eastAsia"/>
+                      <w:sz w:val="28"/>
+                      <w:szCs w:val="28"/>
+                    </w:rPr>
+                  </w:pPr>
+                  <w:r>
+                    <w:rPr>
+                      <w:rFonts w:ascii="Noto Sans KR" w:eastAsia="Noto Sans KR" w:hAnsi="Noto Sans KR" w:hint="eastAsia"/>
+                      <w:sz w:val="28"/>
+                      <w:szCs w:val="28"/>
+                    </w:rPr>
+                    <w:t>11/1</w:t>
+                  </w:r>
+                </w:p>
+              </w:tc>
+              <w:tc>
+                <w:tcPr>
+                  <w:tcW w:w="6378" w:type="dxa"/>
+                </w:tcPr>
+                <w:p>
+                  <w:pPr>
+                    <w:spacing w:line="400" w:lineRule="exact"/>
+                    <w:jc w:val="both"/>
+                    <w:rPr>
+                      <w:rFonts w:ascii="Noto Sans KR" w:eastAsia="Noto Sans KR" w:hAnsi="Noto Sans KR" w:hint="eastAsia"/>
+                      <w:sz w:val="28"/>
+                      <w:szCs w:val="28"/>
+                    </w:rPr>
+                  </w:pPr>
+                </w:p>
+              </w:tc>
+            </w:tr>
+            <w:tr>
+              <w:tc>
+                <w:tcPr>
+                  <w:tcW w:w="1306" w:type="dxa"/>
+                </w:tcPr>
+                <w:p>
+                  <w:pPr>
+                    <w:spacing w:line="400" w:lineRule="exact"/>
+                    <w:jc w:val="center"/>
+                    <w:rPr>
+                      <w:rFonts w:ascii="Noto Sans KR" w:eastAsia="Noto Sans KR" w:hAnsi="Noto Sans KR" w:hint="eastAsia"/>
+                      <w:sz w:val="28"/>
+                      <w:szCs w:val="28"/>
+                    </w:rPr>
+                  </w:pPr>
+                  <w:r>
+                    <w:rPr>
+                      <w:rFonts w:ascii="Noto Sans KR" w:eastAsia="Noto Sans KR" w:hAnsi="Noto Sans KR" w:hint="eastAsia"/>
+                      <w:sz w:val="28"/>
+                      <w:szCs w:val="28"/>
+                    </w:rPr>
+                    <w:t>11/2</w:t>
+                  </w:r>
+                </w:p>
+              </w:tc>
+              <w:tc>
+                <w:tcPr>
+                  <w:tcW w:w="6378" w:type="dxa"/>
+                </w:tcPr>
+                <w:p>
+                  <w:pPr>
+                    <w:spacing w:line="400" w:lineRule="exact"/>
+                    <w:jc w:val="both"/>
+                    <w:rPr>
+                      <w:rFonts w:ascii="Noto Sans KR" w:eastAsia="Noto Sans KR" w:hAnsi="Noto Sans KR" w:hint="eastAsia"/>
+                      <w:sz w:val="28"/>
+                      <w:szCs w:val="28"/>
+                    </w:rPr>
+                  </w:pPr>
+                </w:p>
+              </w:tc>
+            </w:tr>
+            <w:tr>
+              <w:tc>
+                <w:tcPr>
+                  <w:tcW w:w="1306" w:type="dxa"/>
+                </w:tcPr>
+                <w:p>
+                  <w:pPr>
+                    <w:spacing w:line="400" w:lineRule="exact"/>
+                    <w:jc w:val="center"/>
+                    <w:rPr>
+                      <w:rFonts w:ascii="Noto Sans KR" w:eastAsia="Noto Sans KR" w:hAnsi="Noto Sans KR" w:hint="eastAsia"/>
+                      <w:sz w:val="28"/>
+                      <w:szCs w:val="28"/>
+                    </w:rPr>
+                  </w:pPr>
+                  <w:r>
+                    <w:rPr>
+                      <w:rFonts w:ascii="Noto Sans KR" w:eastAsia="Noto Sans KR" w:hAnsi="Noto Sans KR" w:hint="eastAsia"/>
+                      <w:sz w:val="28"/>
+                      <w:szCs w:val="28"/>
+                    </w:rPr>
+                    <w:t>11/3</w:t>
+                  </w:r>
+                </w:p>
+              </w:tc>
+              <w:tc>
+                <w:tcPr>
+                  <w:tcW w:w="6378" w:type="dxa"/>
+                </w:tcPr>
+                <w:p>
+                  <w:pPr>
+                    <w:spacing w:line="400" w:lineRule="exact"/>
+                    <w:jc w:val="both"/>
+                    <w:rPr>
+                      <w:rFonts w:ascii="Noto Sans KR" w:eastAsia="Noto Sans KR" w:hAnsi="Noto Sans KR" w:hint="eastAsia"/>
+                      <w:sz w:val="28"/>
+                      <w:szCs w:val="28"/>
+                    </w:rPr>
+                  </w:pPr>
+                </w:p>
+              </w:tc>
+            </w:tr>
+            <w:tr>
+              <w:tc>
+                <w:tcPr>
+                  <w:tcW w:w="1306" w:type="dxa"/>
+                </w:tcPr>
+                <w:p>
+                  <w:pPr>
+                    <w:spacing w:line="400" w:lineRule="exact"/>
+                    <w:jc w:val="center"/>
+                    <w:rPr>
                       <w:rFonts w:ascii="Noto Sans KR" w:eastAsia="Noto Sans KR" w:hAnsi="Noto Sans KR"/>
                       <w:sz w:val="28"/>
                       <w:szCs w:val="28"/>
@@ -4002,17 +7318,15 @@
                     <w:spacing w:line="400" w:lineRule="exact"/>
                     <w:jc w:val="both"/>
                     <w:rPr>
-                      <w:rFonts w:ascii="Noto Sans KR" w:eastAsia="Noto Sans KR" w:hAnsi="Noto Sans KR" w:hint="eastAsia"/>
-                      <w:sz w:val="28"/>
-                      <w:szCs w:val="28"/>
+                      <w:rFonts w:ascii="Noto Sans KR" w:eastAsia="Noto Sans KR" w:hAnsi="Noto Sans KR"/>
+                      <w:sz w:val="24"/>
                     </w:rPr>
                   </w:pPr>
                   <w:proofErr w:type="spellStart"/>
                   <w:r>
                     <w:rPr>
                       <w:rFonts w:ascii="Noto Sans KR" w:eastAsia="Noto Sans KR" w:hAnsi="Noto Sans KR" w:hint="eastAsia"/>
-                      <w:sz w:val="28"/>
-                      <w:szCs w:val="28"/>
+                      <w:sz w:val="24"/>
                     </w:rPr>
                     <w:t>리팩토링</w:t>
                   </w:r>
@@ -4020,8 +7334,7 @@
                   <w:r>
                     <w:rPr>
                       <w:rFonts w:ascii="Noto Sans KR" w:eastAsia="Noto Sans KR" w:hAnsi="Noto Sans KR" w:hint="eastAsia"/>
-                      <w:sz w:val="28"/>
-                      <w:szCs w:val="28"/>
+                      <w:sz w:val="24"/>
                     </w:rPr>
                     <w:t>(스테이지1, 2, 3 구현)</w:t>
                   </w:r>
@@ -4062,17 +7375,15 @@
                     <w:spacing w:line="400" w:lineRule="exact"/>
                     <w:jc w:val="both"/>
                     <w:rPr>
-                      <w:rFonts w:ascii="Noto Sans KR" w:eastAsia="Noto Sans KR" w:hAnsi="Noto Sans KR" w:hint="eastAsia"/>
-                      <w:sz w:val="28"/>
-                      <w:szCs w:val="28"/>
+                      <w:rFonts w:ascii="Noto Sans KR" w:eastAsia="Noto Sans KR" w:hAnsi="Noto Sans KR"/>
+                      <w:sz w:val="24"/>
                     </w:rPr>
                   </w:pPr>
                   <w:proofErr w:type="spellStart"/>
                   <w:r>
                     <w:rPr>
                       <w:rFonts w:ascii="Noto Sans KR" w:eastAsia="Noto Sans KR" w:hAnsi="Noto Sans KR" w:hint="eastAsia"/>
-                      <w:sz w:val="28"/>
-                      <w:szCs w:val="28"/>
+                      <w:sz w:val="24"/>
                     </w:rPr>
                     <w:t>리팩토링</w:t>
                   </w:r>
@@ -4080,8 +7391,7 @@
                   <w:r>
                     <w:rPr>
                       <w:rFonts w:ascii="Noto Sans KR" w:eastAsia="Noto Sans KR" w:hAnsi="Noto Sans KR" w:hint="eastAsia"/>
-                      <w:sz w:val="28"/>
-                      <w:szCs w:val="28"/>
+                      <w:sz w:val="24"/>
                     </w:rPr>
                     <w:t>(</w:t>
                   </w:r>
@@ -4089,8 +7399,7 @@
                   <w:r>
                     <w:rPr>
                       <w:rFonts w:ascii="Noto Sans KR" w:eastAsia="Noto Sans KR" w:hAnsi="Noto Sans KR" w:hint="eastAsia"/>
-                      <w:sz w:val="28"/>
-                      <w:szCs w:val="28"/>
+                      <w:sz w:val="24"/>
                     </w:rPr>
                     <w:t>바우스</w:t>
                   </w:r>
@@ -4098,8 +7407,7 @@
                   <w:r>
                     <w:rPr>
                       <w:rFonts w:ascii="Noto Sans KR" w:eastAsia="Noto Sans KR" w:hAnsi="Noto Sans KR" w:hint="eastAsia"/>
-                      <w:sz w:val="28"/>
-                      <w:szCs w:val="28"/>
+                      <w:sz w:val="24"/>
                     </w:rPr>
                     <w:t>, 공 튀기기 구현)</w:t>
                   </w:r>
@@ -4140,17 +7448,15 @@
                     <w:spacing w:line="400" w:lineRule="exact"/>
                     <w:jc w:val="both"/>
                     <w:rPr>
-                      <w:rFonts w:ascii="Noto Sans KR" w:eastAsia="Noto Sans KR" w:hAnsi="Noto Sans KR" w:hint="eastAsia"/>
-                      <w:sz w:val="28"/>
-                      <w:szCs w:val="28"/>
+                      <w:rFonts w:ascii="Noto Sans KR" w:eastAsia="Noto Sans KR" w:hAnsi="Noto Sans KR"/>
+                      <w:sz w:val="24"/>
                     </w:rPr>
                   </w:pPr>
                   <w:proofErr w:type="spellStart"/>
                   <w:r>
                     <w:rPr>
                       <w:rFonts w:ascii="Noto Sans KR" w:eastAsia="Noto Sans KR" w:hAnsi="Noto Sans KR" w:hint="eastAsia"/>
-                      <w:sz w:val="28"/>
-                      <w:szCs w:val="28"/>
+                      <w:sz w:val="24"/>
                     </w:rPr>
                     <w:t>리팩토링</w:t>
                   </w:r>
@@ -4158,8 +7464,7 @@
                   <w:r>
                     <w:rPr>
                       <w:rFonts w:ascii="Noto Sans KR" w:eastAsia="Noto Sans KR" w:hAnsi="Noto Sans KR" w:hint="eastAsia"/>
-                      <w:sz w:val="28"/>
-                      <w:szCs w:val="28"/>
+                      <w:sz w:val="24"/>
                     </w:rPr>
                     <w:t xml:space="preserve">(UI구현, 벽돌 </w:t>
                   </w:r>
@@ -4167,8 +7472,7 @@
                   <w:r>
                     <w:rPr>
                       <w:rFonts w:ascii="Noto Sans KR" w:eastAsia="Noto Sans KR" w:hAnsi="Noto Sans KR" w:hint="eastAsia"/>
-                      <w:sz w:val="28"/>
-                      <w:szCs w:val="28"/>
+                      <w:sz w:val="24"/>
                     </w:rPr>
                     <w:t>파괴시</w:t>
                   </w:r>
@@ -4176,8 +7480,7 @@
                   <w:r>
                     <w:rPr>
                       <w:rFonts w:ascii="Noto Sans KR" w:eastAsia="Noto Sans KR" w:hAnsi="Noto Sans KR" w:hint="eastAsia"/>
-                      <w:sz w:val="28"/>
-                      <w:szCs w:val="28"/>
+                      <w:sz w:val="24"/>
                     </w:rPr>
                     <w:t xml:space="preserve"> 스코어 상승 구현)</w:t>
                   </w:r>
@@ -4218,17 +7521,15 @@
                     <w:spacing w:line="400" w:lineRule="exact"/>
                     <w:jc w:val="both"/>
                     <w:rPr>
-                      <w:rFonts w:ascii="Noto Sans KR" w:eastAsia="Noto Sans KR" w:hAnsi="Noto Sans KR" w:hint="eastAsia"/>
-                      <w:sz w:val="28"/>
-                      <w:szCs w:val="28"/>
+                      <w:rFonts w:ascii="Noto Sans KR" w:eastAsia="Noto Sans KR" w:hAnsi="Noto Sans KR"/>
+                      <w:sz w:val="24"/>
                     </w:rPr>
                   </w:pPr>
                   <w:proofErr w:type="spellStart"/>
                   <w:r>
                     <w:rPr>
                       <w:rFonts w:ascii="Noto Sans KR" w:eastAsia="Noto Sans KR" w:hAnsi="Noto Sans KR" w:hint="eastAsia"/>
-                      <w:sz w:val="28"/>
-                      <w:szCs w:val="28"/>
+                      <w:sz w:val="24"/>
                     </w:rPr>
                     <w:t>리팩토링</w:t>
                   </w:r>
@@ -4236,8 +7537,7 @@
                   <w:r>
                     <w:rPr>
                       <w:rFonts w:ascii="Noto Sans KR" w:eastAsia="Noto Sans KR" w:hAnsi="Noto Sans KR" w:hint="eastAsia"/>
-                      <w:sz w:val="28"/>
-                      <w:szCs w:val="28"/>
+                      <w:sz w:val="24"/>
                     </w:rPr>
                     <w:t>(Enlarge, Slow, Catch, Disruption 아이템 구현)</w:t>
                   </w:r>
@@ -4279,16 +7579,14 @@
                     <w:jc w:val="both"/>
                     <w:rPr>
                       <w:rFonts w:ascii="Noto Sans KR" w:eastAsia="Noto Sans KR" w:hAnsi="Noto Sans KR" w:hint="eastAsia"/>
-                      <w:sz w:val="28"/>
-                      <w:szCs w:val="28"/>
+                      <w:sz w:val="24"/>
                     </w:rPr>
                   </w:pPr>
                   <w:proofErr w:type="spellStart"/>
                   <w:r>
                     <w:rPr>
                       <w:rFonts w:ascii="Noto Sans KR" w:eastAsia="Noto Sans KR" w:hAnsi="Noto Sans KR" w:hint="eastAsia"/>
-                      <w:sz w:val="28"/>
-                      <w:szCs w:val="28"/>
+                      <w:sz w:val="24"/>
                     </w:rPr>
                     <w:t>리팩토링</w:t>
                   </w:r>
@@ -4296,11 +7594,33 @@
                   <w:r>
                     <w:rPr>
                       <w:rFonts w:ascii="Noto Sans KR" w:eastAsia="Noto Sans KR" w:hAnsi="Noto Sans KR" w:hint="eastAsia"/>
-                      <w:sz w:val="28"/>
-                      <w:szCs w:val="28"/>
+                      <w:sz w:val="24"/>
                     </w:rPr>
                     <w:t>(Laser 아이템 구현)</w:t>
                   </w:r>
+                  <w:r>
+                    <w:rPr>
+                      <w:rFonts w:ascii="Noto Sans KR" w:eastAsia="Noto Sans KR" w:hAnsi="Noto Sans KR" w:hint="eastAsia"/>
+                      <w:sz w:val="24"/>
+                    </w:rPr>
+                    <w:t xml:space="preserve">, </w:t>
+                  </w:r>
+                  <w:proofErr w:type="spellStart"/>
+                  <w:r>
+                    <w:rPr>
+                      <w:rFonts w:ascii="Noto Sans KR" w:eastAsia="Noto Sans KR" w:hAnsi="Noto Sans KR" w:hint="eastAsia"/>
+                      <w:sz w:val="24"/>
+                    </w:rPr>
+                    <w:t>리팩토링</w:t>
+                  </w:r>
+                  <w:proofErr w:type="spellEnd"/>
+                  <w:r>
+                    <w:rPr>
+                      <w:rFonts w:ascii="Noto Sans KR" w:eastAsia="Noto Sans KR" w:hAnsi="Noto Sans KR" w:hint="eastAsia"/>
+                      <w:sz w:val="24"/>
+                    </w:rPr>
+                    <w:t xml:space="preserve"> 버그 수정</w:t>
+                  </w:r>
                 </w:p>
               </w:tc>
             </w:tr>
@@ -4314,6 +7634,88 @@
                     <w:spacing w:line="400" w:lineRule="exact"/>
                     <w:jc w:val="center"/>
                     <w:rPr>
+                      <w:rFonts w:ascii="Noto Sans KR" w:eastAsia="Noto Sans KR" w:hAnsi="Noto Sans KR" w:hint="eastAsia"/>
+                      <w:sz w:val="28"/>
+                      <w:szCs w:val="28"/>
+                    </w:rPr>
+                  </w:pPr>
+                  <w:r>
+                    <w:rPr>
+                      <w:rFonts w:ascii="Noto Sans KR" w:eastAsia="Noto Sans KR" w:hAnsi="Noto Sans KR" w:hint="eastAsia"/>
+                      <w:sz w:val="28"/>
+                      <w:szCs w:val="28"/>
+                    </w:rPr>
+                    <w:t>11/9</w:t>
+                  </w:r>
+                </w:p>
+              </w:tc>
+              <w:tc>
+                <w:tcPr>
+                  <w:tcW w:w="6378" w:type="dxa"/>
+                </w:tcPr>
+                <w:p>
+                  <w:pPr>
+                    <w:spacing w:line="400" w:lineRule="exact"/>
+                    <w:jc w:val="both"/>
+                    <w:rPr>
+                      <w:rFonts w:ascii="Noto Sans KR" w:eastAsia="Noto Sans KR" w:hAnsi="Noto Sans KR" w:hint="eastAsia"/>
+                      <w:sz w:val="24"/>
+                    </w:rPr>
+                  </w:pPr>
+                </w:p>
+              </w:tc>
+            </w:tr>
+            <w:tr>
+              <w:tc>
+                <w:tcPr>
+                  <w:tcW w:w="1306" w:type="dxa"/>
+                </w:tcPr>
+                <w:p>
+                  <w:pPr>
+                    <w:spacing w:line="400" w:lineRule="exact"/>
+                    <w:jc w:val="center"/>
+                    <w:rPr>
+                      <w:rFonts w:ascii="Noto Sans KR" w:eastAsia="Noto Sans KR" w:hAnsi="Noto Sans KR" w:hint="eastAsia"/>
+                      <w:sz w:val="28"/>
+                      <w:szCs w:val="28"/>
+                    </w:rPr>
+                  </w:pPr>
+                  <w:r>
+                    <w:rPr>
+                      <w:rFonts w:ascii="Noto Sans KR" w:eastAsia="Noto Sans KR" w:hAnsi="Noto Sans KR" w:hint="eastAsia"/>
+                      <w:sz w:val="28"/>
+                      <w:szCs w:val="28"/>
+                    </w:rPr>
+                    <w:t>11/10</w:t>
+                  </w:r>
+                </w:p>
+              </w:tc>
+              <w:tc>
+                <w:tcPr>
+                  <w:tcW w:w="6378" w:type="dxa"/>
+                </w:tcPr>
+                <w:p>
+                  <w:pPr>
+                    <w:spacing w:line="400" w:lineRule="exact"/>
+                    <w:jc w:val="both"/>
+                    <w:rPr>
+                      <w:rFonts w:ascii="Noto Sans KR" w:eastAsia="Noto Sans KR" w:hAnsi="Noto Sans KR" w:hint="eastAsia"/>
+                      <w:sz w:val="24"/>
+                    </w:rPr>
+                  </w:pPr>
+                </w:p>
+              </w:tc>
+            </w:tr>
+            <w:tr>
+              <w:tc>
+                <w:tcPr>
+                  <w:tcW w:w="1306" w:type="dxa"/>
+                </w:tcPr>
+                <w:p>
+                  <w:pPr>
+                    <w:spacing w:line="400" w:lineRule="exact"/>
+                    <w:jc w:val="center"/>
+                    <w:rPr>
                       <w:rFonts w:ascii="Noto Sans KR" w:eastAsia="Noto Sans KR" w:hAnsi="Noto Sans KR"/>
                       <w:sz w:val="28"/>
                       <w:szCs w:val="28"/>
@@ -4338,16 +7740,137 @@
                     <w:spacing w:line="400" w:lineRule="exact"/>
                     <w:jc w:val="both"/>
                     <w:rPr>
-                      <w:rFonts w:ascii="Noto Sans KR" w:eastAsia="Noto Sans KR" w:hAnsi="Noto Sans KR" w:hint="eastAsia"/>
-                      <w:sz w:val="28"/>
-                      <w:szCs w:val="28"/>
-                    </w:rPr>
-                  </w:pPr>
-                  <w:r>
-                    <w:rPr>
-                      <w:rFonts w:ascii="Noto Sans KR" w:eastAsia="Noto Sans KR" w:hAnsi="Noto Sans KR" w:hint="eastAsia"/>
-                      <w:sz w:val="28"/>
-                      <w:szCs w:val="28"/>
+                      <w:rFonts w:ascii="Noto Sans KR" w:eastAsia="Noto Sans KR" w:hAnsi="Noto Sans KR"/>
+                      <w:sz w:val="24"/>
+                    </w:rPr>
+                  </w:pPr>
+                </w:p>
+              </w:tc>
+            </w:tr>
+            <w:tr>
+              <w:tc>
+                <w:tcPr>
+                  <w:tcW w:w="1306" w:type="dxa"/>
+                </w:tcPr>
+                <w:p>
+                  <w:pPr>
+                    <w:spacing w:line="400" w:lineRule="exact"/>
+                    <w:jc w:val="center"/>
+                    <w:rPr>
+                      <w:rFonts w:ascii="Noto Sans KR" w:eastAsia="Noto Sans KR" w:hAnsi="Noto Sans KR"/>
+                      <w:sz w:val="28"/>
+                      <w:szCs w:val="28"/>
+                    </w:rPr>
+                  </w:pPr>
+                  <w:r>
+                    <w:rPr>
+                      <w:rFonts w:ascii="Noto Sans KR" w:eastAsia="Noto Sans KR" w:hAnsi="Noto Sans KR" w:hint="eastAsia"/>
+                      <w:sz w:val="28"/>
+                      <w:szCs w:val="28"/>
+                    </w:rPr>
+                    <w:t>11/12</w:t>
+                  </w:r>
+                </w:p>
+              </w:tc>
+              <w:tc>
+                <w:tcPr>
+                  <w:tcW w:w="6378" w:type="dxa"/>
+                </w:tcPr>
+                <w:p>
+                  <w:pPr>
+                    <w:spacing w:line="400" w:lineRule="exact"/>
+                    <w:jc w:val="both"/>
+                    <w:rPr>
+                      <w:rFonts w:ascii="Noto Sans KR" w:eastAsia="Noto Sans KR" w:hAnsi="Noto Sans KR"/>
+                      <w:sz w:val="24"/>
+                    </w:rPr>
+                  </w:pPr>
+                </w:p>
+              </w:tc>
+            </w:tr>
+            <w:tr>
+              <w:tc>
+                <w:tcPr>
+                  <w:tcW w:w="1306" w:type="dxa"/>
+                </w:tcPr>
+                <w:p>
+                  <w:pPr>
+                    <w:spacing w:line="400" w:lineRule="exact"/>
+                    <w:jc w:val="center"/>
+                    <w:rPr>
+                      <w:rFonts w:ascii="Noto Sans KR" w:eastAsia="Noto Sans KR" w:hAnsi="Noto Sans KR"/>
+                      <w:sz w:val="28"/>
+                      <w:szCs w:val="28"/>
+                    </w:rPr>
+                  </w:pPr>
+                  <w:r>
+                    <w:rPr>
+                      <w:rFonts w:ascii="Noto Sans KR" w:eastAsia="Noto Sans KR" w:hAnsi="Noto Sans KR" w:hint="eastAsia"/>
+                      <w:sz w:val="28"/>
+                      <w:szCs w:val="28"/>
+                    </w:rPr>
+                    <w:t>11/13</w:t>
+                  </w:r>
+                </w:p>
+              </w:tc>
+              <w:tc>
+                <w:tcPr>
+                  <w:tcW w:w="6378" w:type="dxa"/>
+                </w:tcPr>
+                <w:p>
+                  <w:pPr>
+                    <w:spacing w:line="400" w:lineRule="exact"/>
+                    <w:jc w:val="both"/>
+                    <w:rPr>
+                      <w:rFonts w:ascii="Noto Sans KR" w:eastAsia="Noto Sans KR" w:hAnsi="Noto Sans KR"/>
+                      <w:sz w:val="24"/>
+                    </w:rPr>
+                  </w:pPr>
+                </w:p>
+              </w:tc>
+            </w:tr>
+            <w:tr>
+              <w:tc>
+                <w:tcPr>
+                  <w:tcW w:w="1306" w:type="dxa"/>
+                </w:tcPr>
+                <w:p>
+                  <w:pPr>
+                    <w:spacing w:line="400" w:lineRule="exact"/>
+                    <w:jc w:val="center"/>
+                    <w:rPr>
+                      <w:rFonts w:ascii="Noto Sans KR" w:eastAsia="Noto Sans KR" w:hAnsi="Noto Sans KR"/>
+                      <w:sz w:val="28"/>
+                      <w:szCs w:val="28"/>
+                    </w:rPr>
+                  </w:pPr>
+                  <w:r>
+                    <w:rPr>
+                      <w:rFonts w:ascii="Noto Sans KR" w:eastAsia="Noto Sans KR" w:hAnsi="Noto Sans KR" w:hint="eastAsia"/>
+                      <w:sz w:val="28"/>
+                      <w:szCs w:val="28"/>
+                    </w:rPr>
+                    <w:t>11/14</w:t>
+                  </w:r>
+                </w:p>
+              </w:tc>
+              <w:tc>
+                <w:tcPr>
+                  <w:tcW w:w="6378" w:type="dxa"/>
+                </w:tcPr>
+                <w:p>
+                  <w:pPr>
+                    <w:spacing w:line="400" w:lineRule="exact"/>
+                    <w:jc w:val="both"/>
+                    <w:rPr>
+                      <w:rFonts w:ascii="Noto Sans KR" w:eastAsia="Noto Sans KR" w:hAnsi="Noto Sans KR"/>
+                      <w:sz w:val="24"/>
+                    </w:rPr>
+                  </w:pPr>
+                  <w:r>
+                    <w:rPr>
+                      <w:rFonts w:ascii="Noto Sans KR" w:eastAsia="Noto Sans KR" w:hAnsi="Noto Sans KR" w:hint="eastAsia"/>
+                      <w:sz w:val="24"/>
                     </w:rPr>
                     <w:t>방 선택 씬, UI 구현</w:t>
                   </w:r>
@@ -4364,18 +7887,18 @@
                     <w:spacing w:line="400" w:lineRule="exact"/>
                     <w:jc w:val="center"/>
                     <w:rPr>
-                      <w:rFonts w:ascii="Noto Sans KR" w:eastAsia="Noto Sans KR" w:hAnsi="Noto Sans KR"/>
-                      <w:sz w:val="28"/>
-                      <w:szCs w:val="28"/>
-                    </w:rPr>
-                  </w:pPr>
-                  <w:r>
-                    <w:rPr>
-                      <w:rFonts w:ascii="Noto Sans KR" w:eastAsia="Noto Sans KR" w:hAnsi="Noto Sans KR" w:hint="eastAsia"/>
-                      <w:sz w:val="28"/>
-                      <w:szCs w:val="28"/>
-                    </w:rPr>
-                    <w:t>11/12</w:t>
+                      <w:rFonts w:ascii="Noto Sans KR" w:eastAsia="Noto Sans KR" w:hAnsi="Noto Sans KR" w:hint="eastAsia"/>
+                      <w:sz w:val="28"/>
+                      <w:szCs w:val="28"/>
+                    </w:rPr>
+                  </w:pPr>
+                  <w:r>
+                    <w:rPr>
+                      <w:rFonts w:ascii="Noto Sans KR" w:eastAsia="Noto Sans KR" w:hAnsi="Noto Sans KR" w:hint="eastAsia"/>
+                      <w:sz w:val="28"/>
+                      <w:szCs w:val="28"/>
+                    </w:rPr>
+                    <w:t>11/15</w:t>
                   </w:r>
                 </w:p>
               </w:tc>
@@ -4388,16 +7911,14 @@
                     <w:spacing w:line="400" w:lineRule="exact"/>
                     <w:jc w:val="both"/>
                     <w:rPr>
-                      <w:rFonts w:ascii="Noto Sans KR" w:eastAsia="Noto Sans KR" w:hAnsi="Noto Sans KR" w:hint="eastAsia"/>
-                      <w:sz w:val="28"/>
-                      <w:szCs w:val="28"/>
-                    </w:rPr>
-                  </w:pPr>
-                  <w:r>
-                    <w:rPr>
-                      <w:rFonts w:ascii="Noto Sans KR" w:eastAsia="Noto Sans KR" w:hAnsi="Noto Sans KR" w:hint="eastAsia"/>
-                      <w:sz w:val="28"/>
-                      <w:szCs w:val="28"/>
+                      <w:rFonts w:ascii="Noto Sans KR" w:eastAsia="Noto Sans KR" w:hAnsi="Noto Sans KR"/>
+                      <w:sz w:val="24"/>
+                    </w:rPr>
+                  </w:pPr>
+                  <w:r>
+                    <w:rPr>
+                      <w:rFonts w:ascii="Noto Sans KR" w:eastAsia="Noto Sans KR" w:hAnsi="Noto Sans KR" w:hint="eastAsia"/>
+                      <w:sz w:val="24"/>
                     </w:rPr>
                     <w:t>[클라이언트] 방 개설 함수, 방 접속 함수 구현</w:t>
                   </w:r>
@@ -4414,18 +7935,18 @@
                     <w:spacing w:line="400" w:lineRule="exact"/>
                     <w:jc w:val="center"/>
                     <w:rPr>
-                      <w:rFonts w:ascii="Noto Sans KR" w:eastAsia="Noto Sans KR" w:hAnsi="Noto Sans KR"/>
-                      <w:sz w:val="28"/>
-                      <w:szCs w:val="28"/>
-                    </w:rPr>
-                  </w:pPr>
-                  <w:r>
-                    <w:rPr>
-                      <w:rFonts w:ascii="Noto Sans KR" w:eastAsia="Noto Sans KR" w:hAnsi="Noto Sans KR" w:hint="eastAsia"/>
-                      <w:sz w:val="28"/>
-                      <w:szCs w:val="28"/>
-                    </w:rPr>
-                    <w:t>11/13</w:t>
+                      <w:rFonts w:ascii="Noto Sans KR" w:eastAsia="Noto Sans KR" w:hAnsi="Noto Sans KR" w:hint="eastAsia"/>
+                      <w:sz w:val="28"/>
+                      <w:szCs w:val="28"/>
+                    </w:rPr>
+                  </w:pPr>
+                  <w:r>
+                    <w:rPr>
+                      <w:rFonts w:ascii="Noto Sans KR" w:eastAsia="Noto Sans KR" w:hAnsi="Noto Sans KR" w:hint="eastAsia"/>
+                      <w:sz w:val="28"/>
+                      <w:szCs w:val="28"/>
+                    </w:rPr>
+                    <w:t>11/16</w:t>
                   </w:r>
                 </w:p>
               </w:tc>
@@ -4438,16 +7959,14 @@
                     <w:spacing w:line="400" w:lineRule="exact"/>
                     <w:jc w:val="both"/>
                     <w:rPr>
-                      <w:rFonts w:ascii="Noto Sans KR" w:eastAsia="Noto Sans KR" w:hAnsi="Noto Sans KR" w:hint="eastAsia"/>
-                      <w:sz w:val="28"/>
-                      <w:szCs w:val="28"/>
-                    </w:rPr>
-                  </w:pPr>
-                  <w:r>
-                    <w:rPr>
-                      <w:rFonts w:ascii="Noto Sans KR" w:eastAsia="Noto Sans KR" w:hAnsi="Noto Sans KR" w:hint="eastAsia"/>
-                      <w:sz w:val="28"/>
-                      <w:szCs w:val="28"/>
+                      <w:rFonts w:ascii="Noto Sans KR" w:eastAsia="Noto Sans KR" w:hAnsi="Noto Sans KR"/>
+                      <w:sz w:val="24"/>
+                    </w:rPr>
+                  </w:pPr>
+                  <w:r>
+                    <w:rPr>
+                      <w:rFonts w:ascii="Noto Sans KR" w:eastAsia="Noto Sans KR" w:hAnsi="Noto Sans KR" w:hint="eastAsia"/>
+                      <w:sz w:val="24"/>
                     </w:rPr>
                     <w:t>[서버] 개설 처리 함수, 접속 처리 함수 구현</w:t>
                   </w:r>
@@ -4464,18 +7983,18 @@
                     <w:spacing w:line="400" w:lineRule="exact"/>
                     <w:jc w:val="center"/>
                     <w:rPr>
-                      <w:rFonts w:ascii="Noto Sans KR" w:eastAsia="Noto Sans KR" w:hAnsi="Noto Sans KR"/>
-                      <w:sz w:val="28"/>
-                      <w:szCs w:val="28"/>
-                    </w:rPr>
-                  </w:pPr>
-                  <w:r>
-                    <w:rPr>
-                      <w:rFonts w:ascii="Noto Sans KR" w:eastAsia="Noto Sans KR" w:hAnsi="Noto Sans KR" w:hint="eastAsia"/>
-                      <w:sz w:val="28"/>
-                      <w:szCs w:val="28"/>
-                    </w:rPr>
-                    <w:t>11/14</w:t>
+                      <w:rFonts w:ascii="Noto Sans KR" w:eastAsia="Noto Sans KR" w:hAnsi="Noto Sans KR" w:hint="eastAsia"/>
+                      <w:sz w:val="28"/>
+                      <w:szCs w:val="28"/>
+                    </w:rPr>
+                  </w:pPr>
+                  <w:r>
+                    <w:rPr>
+                      <w:rFonts w:ascii="Noto Sans KR" w:eastAsia="Noto Sans KR" w:hAnsi="Noto Sans KR" w:hint="eastAsia"/>
+                      <w:sz w:val="28"/>
+                      <w:szCs w:val="28"/>
+                    </w:rPr>
+                    <w:t>11/17</w:t>
                   </w:r>
                 </w:p>
               </w:tc>
@@ -4488,16 +8007,178 @@
                     <w:spacing w:line="400" w:lineRule="exact"/>
                     <w:jc w:val="both"/>
                     <w:rPr>
-                      <w:rFonts w:ascii="Noto Sans KR" w:eastAsia="Noto Sans KR" w:hAnsi="Noto Sans KR" w:hint="eastAsia"/>
-                      <w:sz w:val="28"/>
-                      <w:szCs w:val="28"/>
-                    </w:rPr>
-                  </w:pPr>
-                  <w:r>
-                    <w:rPr>
-                      <w:rFonts w:ascii="Noto Sans KR" w:eastAsia="Noto Sans KR" w:hAnsi="Noto Sans KR" w:hint="eastAsia"/>
-                      <w:sz w:val="28"/>
-                      <w:szCs w:val="28"/>
+                      <w:rFonts w:ascii="Noto Sans KR" w:eastAsia="Noto Sans KR" w:hAnsi="Noto Sans KR"/>
+                      <w:sz w:val="24"/>
+                    </w:rPr>
+                  </w:pPr>
+                </w:p>
+              </w:tc>
+            </w:tr>
+            <w:tr>
+              <w:tc>
+                <w:tcPr>
+                  <w:tcW w:w="1306" w:type="dxa"/>
+                </w:tcPr>
+                <w:p>
+                  <w:pPr>
+                    <w:spacing w:line="400" w:lineRule="exact"/>
+                    <w:jc w:val="center"/>
+                    <w:rPr>
+                      <w:rFonts w:ascii="Noto Sans KR" w:eastAsia="Noto Sans KR" w:hAnsi="Noto Sans KR"/>
+                      <w:sz w:val="28"/>
+                      <w:szCs w:val="28"/>
+                    </w:rPr>
+                  </w:pPr>
+                  <w:r>
+                    <w:rPr>
+                      <w:rFonts w:ascii="Noto Sans KR" w:eastAsia="Noto Sans KR" w:hAnsi="Noto Sans KR" w:hint="eastAsia"/>
+                      <w:sz w:val="28"/>
+                      <w:szCs w:val="28"/>
+                    </w:rPr>
+                    <w:t>11/18</w:t>
+                  </w:r>
+                </w:p>
+              </w:tc>
+              <w:tc>
+                <w:tcPr>
+                  <w:tcW w:w="6378" w:type="dxa"/>
+                </w:tcPr>
+                <w:p>
+                  <w:pPr>
+                    <w:spacing w:line="400" w:lineRule="exact"/>
+                    <w:jc w:val="both"/>
+                    <w:rPr>
+                      <w:rFonts w:ascii="Noto Sans KR" w:eastAsia="Noto Sans KR" w:hAnsi="Noto Sans KR"/>
+                      <w:sz w:val="24"/>
+                    </w:rPr>
+                  </w:pPr>
+                </w:p>
+              </w:tc>
+            </w:tr>
+            <w:tr>
+              <w:tc>
+                <w:tcPr>
+                  <w:tcW w:w="1306" w:type="dxa"/>
+                </w:tcPr>
+                <w:p>
+                  <w:pPr>
+                    <w:spacing w:line="400" w:lineRule="exact"/>
+                    <w:jc w:val="center"/>
+                    <w:rPr>
+                      <w:rFonts w:ascii="Noto Sans KR" w:eastAsia="Noto Sans KR" w:hAnsi="Noto Sans KR"/>
+                      <w:sz w:val="28"/>
+                      <w:szCs w:val="28"/>
+                    </w:rPr>
+                  </w:pPr>
+                  <w:r>
+                    <w:rPr>
+                      <w:rFonts w:ascii="Noto Sans KR" w:eastAsia="Noto Sans KR" w:hAnsi="Noto Sans KR" w:hint="eastAsia"/>
+                      <w:sz w:val="28"/>
+                      <w:szCs w:val="28"/>
+                    </w:rPr>
+                    <w:t>11/19</w:t>
+                  </w:r>
+                </w:p>
+              </w:tc>
+              <w:tc>
+                <w:tcPr>
+                  <w:tcW w:w="6378" w:type="dxa"/>
+                </w:tcPr>
+                <w:p>
+                  <w:pPr>
+                    <w:spacing w:line="400" w:lineRule="exact"/>
+                    <w:jc w:val="both"/>
+                    <w:rPr>
+                      <w:rFonts w:ascii="Noto Sans KR" w:eastAsia="Noto Sans KR" w:hAnsi="Noto Sans KR"/>
+                      <w:sz w:val="24"/>
+                    </w:rPr>
+                  </w:pPr>
+                </w:p>
+              </w:tc>
+            </w:tr>
+            <w:tr>
+              <w:tc>
+                <w:tcPr>
+                  <w:tcW w:w="1306" w:type="dxa"/>
+                </w:tcPr>
+                <w:p>
+                  <w:pPr>
+                    <w:spacing w:line="400" w:lineRule="exact"/>
+                    <w:jc w:val="center"/>
+                    <w:rPr>
+                      <w:rFonts w:ascii="Noto Sans KR" w:eastAsia="Noto Sans KR" w:hAnsi="Noto Sans KR"/>
+                      <w:sz w:val="28"/>
+                      <w:szCs w:val="28"/>
+                    </w:rPr>
+                  </w:pPr>
+                  <w:r>
+                    <w:rPr>
+                      <w:rFonts w:ascii="Noto Sans KR" w:eastAsia="Noto Sans KR" w:hAnsi="Noto Sans KR" w:hint="eastAsia"/>
+                      <w:sz w:val="28"/>
+                      <w:szCs w:val="28"/>
+                    </w:rPr>
+                    <w:t>11/20</w:t>
+                  </w:r>
+                </w:p>
+              </w:tc>
+              <w:tc>
+                <w:tcPr>
+                  <w:tcW w:w="6378" w:type="dxa"/>
+                </w:tcPr>
+                <w:p>
+                  <w:pPr>
+                    <w:spacing w:line="400" w:lineRule="exact"/>
+                    <w:jc w:val="both"/>
+                    <w:rPr>
+                      <w:rFonts w:ascii="Noto Sans KR" w:eastAsia="Noto Sans KR" w:hAnsi="Noto Sans KR"/>
+                      <w:sz w:val="24"/>
+                    </w:rPr>
+                  </w:pPr>
+                </w:p>
+              </w:tc>
+            </w:tr>
+            <w:tr>
+              <w:tc>
+                <w:tcPr>
+                  <w:tcW w:w="1306" w:type="dxa"/>
+                </w:tcPr>
+                <w:p>
+                  <w:pPr>
+                    <w:spacing w:line="400" w:lineRule="exact"/>
+                    <w:jc w:val="center"/>
+                    <w:rPr>
+                      <w:rFonts w:ascii="Noto Sans KR" w:eastAsia="Noto Sans KR" w:hAnsi="Noto Sans KR"/>
+                      <w:sz w:val="28"/>
+                      <w:szCs w:val="28"/>
+                    </w:rPr>
+                  </w:pPr>
+                  <w:r>
+                    <w:rPr>
+                      <w:rFonts w:ascii="Noto Sans KR" w:eastAsia="Noto Sans KR" w:hAnsi="Noto Sans KR" w:hint="eastAsia"/>
+                      <w:sz w:val="28"/>
+                      <w:szCs w:val="28"/>
+                    </w:rPr>
+                    <w:t>11/21</w:t>
+                  </w:r>
+                </w:p>
+              </w:tc>
+              <w:tc>
+                <w:tcPr>
+                  <w:tcW w:w="6378" w:type="dxa"/>
+                </w:tcPr>
+                <w:p>
+                  <w:pPr>
+                    <w:spacing w:line="400" w:lineRule="exact"/>
+                    <w:jc w:val="both"/>
+                    <w:rPr>
+                      <w:rFonts w:ascii="Noto Sans KR" w:eastAsia="Noto Sans KR" w:hAnsi="Noto Sans KR"/>
+                      <w:sz w:val="24"/>
+                    </w:rPr>
+                  </w:pPr>
+                  <w:r>
+                    <w:rPr>
+                      <w:rFonts w:ascii="Noto Sans KR" w:eastAsia="Noto Sans KR" w:hAnsi="Noto Sans KR" w:hint="eastAsia"/>
+                      <w:sz w:val="24"/>
                     </w:rPr>
                     <w:t>[클라, 서버] 게임 시작 대기, 게임 시작 구현</w:t>
                   </w:r>
@@ -4525,7 +8206,7 @@
                       <w:sz w:val="28"/>
                       <w:szCs w:val="28"/>
                     </w:rPr>
-                    <w:t>11/18</w:t>
+                    <w:t>11/22</w:t>
                   </w:r>
                 </w:p>
               </w:tc>
@@ -4538,16 +8219,14 @@
                     <w:spacing w:line="400" w:lineRule="exact"/>
                     <w:jc w:val="both"/>
                     <w:rPr>
-                      <w:rFonts w:ascii="Noto Sans KR" w:eastAsia="Noto Sans KR" w:hAnsi="Noto Sans KR" w:hint="eastAsia"/>
-                      <w:sz w:val="28"/>
-                      <w:szCs w:val="28"/>
-                    </w:rPr>
-                  </w:pPr>
-                  <w:r>
-                    <w:rPr>
-                      <w:rFonts w:ascii="Noto Sans KR" w:eastAsia="Noto Sans KR" w:hAnsi="Noto Sans KR" w:hint="eastAsia"/>
-                      <w:sz w:val="28"/>
-                      <w:szCs w:val="28"/>
+                      <w:rFonts w:ascii="Noto Sans KR" w:eastAsia="Noto Sans KR" w:hAnsi="Noto Sans KR"/>
+                      <w:sz w:val="24"/>
+                    </w:rPr>
+                  </w:pPr>
+                  <w:r>
+                    <w:rPr>
+                      <w:rFonts w:ascii="Noto Sans KR" w:eastAsia="Noto Sans KR" w:hAnsi="Noto Sans KR" w:hint="eastAsia"/>
+                      <w:sz w:val="24"/>
                     </w:rPr>
                     <w:t>메인 화면 구현, 사운드 재생</w:t>
                   </w:r>
@@ -4575,7 +8254,7 @@
                       <w:sz w:val="28"/>
                       <w:szCs w:val="28"/>
                     </w:rPr>
-                    <w:t>11/19</w:t>
+                    <w:t>11/23</w:t>
                   </w:r>
                 </w:p>
               </w:tc>
@@ -4589,10 +8268,23 @@
                     <w:jc w:val="both"/>
                     <w:rPr>
                       <w:rFonts w:ascii="Noto Sans KR" w:eastAsia="Noto Sans KR" w:hAnsi="Noto Sans KR"/>
-                      <w:sz w:val="28"/>
-                      <w:szCs w:val="28"/>
-                    </w:rPr>
-                  </w:pPr>
+                      <w:sz w:val="24"/>
+                    </w:rPr>
+                  </w:pPr>
+                  <w:r>
+                    <w:rPr>
+                      <w:rFonts w:ascii="Noto Sans KR" w:eastAsia="Noto Sans KR" w:hAnsi="Noto Sans KR" w:hint="eastAsia"/>
+                      <w:sz w:val="24"/>
+                    </w:rPr>
+                    <w:t>방 접속</w:t>
+                  </w:r>
+                  <w:r>
+                    <w:rPr>
+                      <w:rFonts w:ascii="Noto Sans KR" w:eastAsia="Noto Sans KR" w:hAnsi="Noto Sans KR" w:hint="eastAsia"/>
+                      <w:sz w:val="24"/>
+                    </w:rPr>
+                    <w:t xml:space="preserve"> 시스템 버그 확인 및 수정</w:t>
+                  </w:r>
                 </w:p>
               </w:tc>
             </w:tr>
@@ -4617,7 +8309,7 @@
                       <w:sz w:val="28"/>
                       <w:szCs w:val="28"/>
                     </w:rPr>
-                    <w:t>11/20</w:t>
+                    <w:t>11/24</w:t>
                   </w:r>
                 </w:p>
               </w:tc>
@@ -4631,8 +8323,7 @@
                     <w:jc w:val="both"/>
                     <w:rPr>
                       <w:rFonts w:ascii="Noto Sans KR" w:eastAsia="Noto Sans KR" w:hAnsi="Noto Sans KR"/>
-                      <w:sz w:val="28"/>
-                      <w:szCs w:val="28"/>
+                      <w:sz w:val="24"/>
                     </w:rPr>
                   </w:pPr>
                 </w:p>
@@ -4659,7 +8350,7 @@
                       <w:sz w:val="28"/>
                       <w:szCs w:val="28"/>
                     </w:rPr>
-                    <w:t>11/21</w:t>
+                    <w:t>11/25</w:t>
                   </w:r>
                 </w:p>
               </w:tc>
@@ -4673,8 +8364,7 @@
                     <w:jc w:val="both"/>
                     <w:rPr>
                       <w:rFonts w:ascii="Noto Sans KR" w:eastAsia="Noto Sans KR" w:hAnsi="Noto Sans KR"/>
-                      <w:sz w:val="28"/>
-                      <w:szCs w:val="28"/>
+                      <w:sz w:val="24"/>
                     </w:rPr>
                   </w:pPr>
                 </w:p>
@@ -4701,7 +8391,7 @@
                       <w:sz w:val="28"/>
                       <w:szCs w:val="28"/>
                     </w:rPr>
-                    <w:t>11/22</w:t>
+                    <w:t>11/26</w:t>
                   </w:r>
                 </w:p>
               </w:tc>
@@ -4715,8 +8405,7 @@
                     <w:jc w:val="both"/>
                     <w:rPr>
                       <w:rFonts w:ascii="Noto Sans KR" w:eastAsia="Noto Sans KR" w:hAnsi="Noto Sans KR"/>
-                      <w:sz w:val="28"/>
-                      <w:szCs w:val="28"/>
+                      <w:sz w:val="24"/>
                     </w:rPr>
                   </w:pPr>
                 </w:p>
@@ -4743,7 +8432,7 @@
                       <w:sz w:val="28"/>
                       <w:szCs w:val="28"/>
                     </w:rPr>
-                    <w:t>11/23</w:t>
+                    <w:t>11/27</w:t>
                   </w:r>
                 </w:p>
               </w:tc>
@@ -4757,8 +8446,7 @@
                     <w:jc w:val="both"/>
                     <w:rPr>
                       <w:rFonts w:ascii="Noto Sans KR" w:eastAsia="Noto Sans KR" w:hAnsi="Noto Sans KR"/>
-                      <w:sz w:val="28"/>
-                      <w:szCs w:val="28"/>
+                      <w:sz w:val="24"/>
                     </w:rPr>
                   </w:pPr>
                 </w:p>
@@ -4785,7 +8473,7 @@
                       <w:sz w:val="28"/>
                       <w:szCs w:val="28"/>
                     </w:rPr>
-                    <w:t>11/24</w:t>
+                    <w:t>11/28</w:t>
                   </w:r>
                 </w:p>
               </w:tc>
@@ -4799,8 +8487,7 @@
                     <w:jc w:val="both"/>
                     <w:rPr>
                       <w:rFonts w:ascii="Noto Sans KR" w:eastAsia="Noto Sans KR" w:hAnsi="Noto Sans KR"/>
-                      <w:sz w:val="28"/>
-                      <w:szCs w:val="28"/>
+                      <w:sz w:val="24"/>
                     </w:rPr>
                   </w:pPr>
                 </w:p>
@@ -4827,7 +8514,7 @@
                       <w:sz w:val="28"/>
                       <w:szCs w:val="28"/>
                     </w:rPr>
-                    <w:t>11/25</w:t>
+                    <w:t>11/29</w:t>
                   </w:r>
                 </w:p>
               </w:tc>
@@ -4841,8 +8528,7 @@
                     <w:jc w:val="both"/>
                     <w:rPr>
                       <w:rFonts w:ascii="Noto Sans KR" w:eastAsia="Noto Sans KR" w:hAnsi="Noto Sans KR"/>
-                      <w:sz w:val="28"/>
-                      <w:szCs w:val="28"/>
+                      <w:sz w:val="24"/>
                     </w:rPr>
                   </w:pPr>
                 </w:p>
@@ -4869,7 +8555,7 @@
                       <w:sz w:val="28"/>
                       <w:szCs w:val="28"/>
                     </w:rPr>
-                    <w:t>11/26</w:t>
+                    <w:t>11/30</w:t>
                   </w:r>
                 </w:p>
               </w:tc>
@@ -4883,8 +8569,7 @@
                     <w:jc w:val="both"/>
                     <w:rPr>
                       <w:rFonts w:ascii="Noto Sans KR" w:eastAsia="Noto Sans KR" w:hAnsi="Noto Sans KR"/>
-                      <w:sz w:val="28"/>
-                      <w:szCs w:val="28"/>
+                      <w:sz w:val="24"/>
                     </w:rPr>
                   </w:pPr>
                 </w:p>
@@ -4911,7 +8596,8 @@
                       <w:sz w:val="28"/>
                       <w:szCs w:val="28"/>
                     </w:rPr>
-                    <w:t>11/27</w:t>
+                    <w:lastRenderedPageBreak/>
+                    <w:t>12/1</w:t>
                   </w:r>
                 </w:p>
               </w:tc>
@@ -4925,8 +8611,7 @@
                     <w:jc w:val="both"/>
                     <w:rPr>
                       <w:rFonts w:ascii="Noto Sans KR" w:eastAsia="Noto Sans KR" w:hAnsi="Noto Sans KR"/>
-                      <w:sz w:val="28"/>
-                      <w:szCs w:val="28"/>
+                      <w:sz w:val="24"/>
                     </w:rPr>
                   </w:pPr>
                 </w:p>
@@ -4953,7 +8638,7 @@
                       <w:sz w:val="28"/>
                       <w:szCs w:val="28"/>
                     </w:rPr>
-                    <w:t>11/28</w:t>
+                    <w:t>12/2</w:t>
                   </w:r>
                 </w:p>
               </w:tc>
@@ -4967,8 +8652,7 @@
                     <w:jc w:val="both"/>
                     <w:rPr>
                       <w:rFonts w:ascii="Noto Sans KR" w:eastAsia="Noto Sans KR" w:hAnsi="Noto Sans KR"/>
-                      <w:sz w:val="28"/>
-                      <w:szCs w:val="28"/>
+                      <w:sz w:val="24"/>
                     </w:rPr>
                   </w:pPr>
                 </w:p>
@@ -4995,7 +8679,7 @@
                       <w:sz w:val="28"/>
                       <w:szCs w:val="28"/>
                     </w:rPr>
-                    <w:t>11/29</w:t>
+                    <w:t>12/3</w:t>
                   </w:r>
                 </w:p>
               </w:tc>
@@ -5009,8 +8693,7 @@
                     <w:jc w:val="both"/>
                     <w:rPr>
                       <w:rFonts w:ascii="Noto Sans KR" w:eastAsia="Noto Sans KR" w:hAnsi="Noto Sans KR"/>
-                      <w:sz w:val="28"/>
-                      <w:szCs w:val="28"/>
+                      <w:sz w:val="24"/>
                     </w:rPr>
                   </w:pPr>
                 </w:p>
@@ -5037,7 +8720,7 @@
                       <w:sz w:val="28"/>
                       <w:szCs w:val="28"/>
                     </w:rPr>
-                    <w:t>11/30</w:t>
+                    <w:t>12/4</w:t>
                   </w:r>
                 </w:p>
               </w:tc>
@@ -5051,10 +8734,32 @@
                     <w:jc w:val="both"/>
                     <w:rPr>
                       <w:rFonts w:ascii="Noto Sans KR" w:eastAsia="Noto Sans KR" w:hAnsi="Noto Sans KR"/>
-                      <w:sz w:val="28"/>
-                      <w:szCs w:val="28"/>
-                    </w:rPr>
-                  </w:pPr>
+                      <w:sz w:val="24"/>
+                    </w:rPr>
+                  </w:pPr>
+                  <w:r>
+                    <w:rPr>
+                      <w:rFonts w:ascii="Noto Sans KR" w:eastAsia="Noto Sans KR" w:hAnsi="Noto Sans KR" w:hint="eastAsia"/>
+                      <w:sz w:val="24"/>
+                    </w:rPr>
+                    <w:t xml:space="preserve">네트워크 </w:t>
+                  </w:r>
+                  <w:proofErr w:type="spellStart"/>
+                  <w:r>
+                    <w:rPr>
+                      <w:rFonts w:ascii="Noto Sans KR" w:eastAsia="Noto Sans KR" w:hAnsi="Noto Sans KR" w:hint="eastAsia"/>
+                      <w:sz w:val="24"/>
+                    </w:rPr>
+                    <w:t>기믹들</w:t>
+                  </w:r>
+                  <w:proofErr w:type="spellEnd"/>
+                  <w:r>
+                    <w:rPr>
+                      <w:rFonts w:ascii="Noto Sans KR" w:eastAsia="Noto Sans KR" w:hAnsi="Noto Sans KR" w:hint="eastAsia"/>
+                      <w:sz w:val="24"/>
+                    </w:rPr>
+                    <w:t xml:space="preserve"> 최종 점검</w:t>
+                  </w:r>
                 </w:p>
               </w:tc>
             </w:tr>
@@ -5079,7 +8784,7 @@
                       <w:sz w:val="28"/>
                       <w:szCs w:val="28"/>
                     </w:rPr>
-                    <w:t>12/1</w:t>
+                    <w:t>12/5</w:t>
                   </w:r>
                 </w:p>
               </w:tc>
@@ -5093,8 +8798,7 @@
                     <w:jc w:val="both"/>
                     <w:rPr>
                       <w:rFonts w:ascii="Noto Sans KR" w:eastAsia="Noto Sans KR" w:hAnsi="Noto Sans KR"/>
-                      <w:sz w:val="28"/>
-                      <w:szCs w:val="28"/>
+                      <w:sz w:val="24"/>
                     </w:rPr>
                   </w:pPr>
                 </w:p>
@@ -5121,7 +8825,7 @@
                       <w:sz w:val="28"/>
                       <w:szCs w:val="28"/>
                     </w:rPr>
-                    <w:t>12/2</w:t>
+                    <w:t>12/6</w:t>
                   </w:r>
                 </w:p>
               </w:tc>
@@ -5135,8 +8839,7 @@
                     <w:jc w:val="both"/>
                     <w:rPr>
                       <w:rFonts w:ascii="Noto Sans KR" w:eastAsia="Noto Sans KR" w:hAnsi="Noto Sans KR"/>
-                      <w:sz w:val="28"/>
-                      <w:szCs w:val="28"/>
+                      <w:sz w:val="24"/>
                     </w:rPr>
                   </w:pPr>
                 </w:p>
@@ -5163,7 +8866,7 @@
                       <w:sz w:val="28"/>
                       <w:szCs w:val="28"/>
                     </w:rPr>
-                    <w:t>12/3</w:t>
+                    <w:t>12/7</w:t>
                   </w:r>
                 </w:p>
               </w:tc>
@@ -5177,8 +8880,7 @@
                     <w:jc w:val="both"/>
                     <w:rPr>
                       <w:rFonts w:ascii="Noto Sans KR" w:eastAsia="Noto Sans KR" w:hAnsi="Noto Sans KR"/>
-                      <w:sz w:val="28"/>
-                      <w:szCs w:val="28"/>
+                      <w:sz w:val="24"/>
                     </w:rPr>
                   </w:pPr>
                 </w:p>
@@ -5205,8 +8907,7 @@
                       <w:sz w:val="28"/>
                       <w:szCs w:val="28"/>
                     </w:rPr>
-                    <w:lastRenderedPageBreak/>
-                    <w:t>12/4</w:t>
+                    <w:t>12/8</w:t>
                   </w:r>
                 </w:p>
               </w:tc>
@@ -5220,176 +8921,7 @@
                     <w:jc w:val="both"/>
                     <w:rPr>
                       <w:rFonts w:ascii="Noto Sans KR" w:eastAsia="Noto Sans KR" w:hAnsi="Noto Sans KR"/>
-                      <w:sz w:val="28"/>
-                      <w:szCs w:val="28"/>
-                    </w:rPr>
-                  </w:pPr>
-                </w:p>
-              </w:tc>
-            </w:tr>
-            <w:tr>
-              <w:tc>
-                <w:tcPr>
-                  <w:tcW w:w="1306" w:type="dxa"/>
-                </w:tcPr>
-                <w:p>
-                  <w:pPr>
-                    <w:spacing w:line="400" w:lineRule="exact"/>
-                    <w:jc w:val="center"/>
-                    <w:rPr>
-                      <w:rFonts w:ascii="Noto Sans KR" w:eastAsia="Noto Sans KR" w:hAnsi="Noto Sans KR"/>
-                      <w:sz w:val="28"/>
-                      <w:szCs w:val="28"/>
-                    </w:rPr>
-                  </w:pPr>
-                  <w:r>
-                    <w:rPr>
-                      <w:rFonts w:ascii="Noto Sans KR" w:eastAsia="Noto Sans KR" w:hAnsi="Noto Sans KR" w:hint="eastAsia"/>
-                      <w:sz w:val="28"/>
-                      <w:szCs w:val="28"/>
-                    </w:rPr>
-                    <w:t>12/5</w:t>
-                  </w:r>
-                </w:p>
-              </w:tc>
-              <w:tc>
-                <w:tcPr>
-                  <w:tcW w:w="6378" w:type="dxa"/>
-                </w:tcPr>
-                <w:p>
-                  <w:pPr>
-                    <w:spacing w:line="400" w:lineRule="exact"/>
-                    <w:jc w:val="both"/>
-                    <w:rPr>
-                      <w:rFonts w:ascii="Noto Sans KR" w:eastAsia="Noto Sans KR" w:hAnsi="Noto Sans KR"/>
-                      <w:sz w:val="28"/>
-                      <w:szCs w:val="28"/>
-                    </w:rPr>
-                  </w:pPr>
-                </w:p>
-              </w:tc>
-            </w:tr>
-            <w:tr>
-              <w:tc>
-                <w:tcPr>
-                  <w:tcW w:w="1306" w:type="dxa"/>
-                </w:tcPr>
-                <w:p>
-                  <w:pPr>
-                    <w:spacing w:line="400" w:lineRule="exact"/>
-                    <w:jc w:val="center"/>
-                    <w:rPr>
-                      <w:rFonts w:ascii="Noto Sans KR" w:eastAsia="Noto Sans KR" w:hAnsi="Noto Sans KR"/>
-                      <w:sz w:val="28"/>
-                      <w:szCs w:val="28"/>
-                    </w:rPr>
-                  </w:pPr>
-                  <w:r>
-                    <w:rPr>
-                      <w:rFonts w:ascii="Noto Sans KR" w:eastAsia="Noto Sans KR" w:hAnsi="Noto Sans KR" w:hint="eastAsia"/>
-                      <w:sz w:val="28"/>
-                      <w:szCs w:val="28"/>
-                    </w:rPr>
-                    <w:t>12/6</w:t>
-                  </w:r>
-                </w:p>
-              </w:tc>
-              <w:tc>
-                <w:tcPr>
-                  <w:tcW w:w="6378" w:type="dxa"/>
-                </w:tcPr>
-                <w:p>
-                  <w:pPr>
-                    <w:spacing w:line="400" w:lineRule="exact"/>
-                    <w:jc w:val="both"/>
-                    <w:rPr>
-                      <w:rFonts w:ascii="Noto Sans KR" w:eastAsia="Noto Sans KR" w:hAnsi="Noto Sans KR"/>
-                      <w:sz w:val="28"/>
-                      <w:szCs w:val="28"/>
-                    </w:rPr>
-                  </w:pPr>
-                </w:p>
-              </w:tc>
-            </w:tr>
-            <w:tr>
-              <w:tc>
-                <w:tcPr>
-                  <w:tcW w:w="1306" w:type="dxa"/>
-                </w:tcPr>
-                <w:p>
-                  <w:pPr>
-                    <w:spacing w:line="400" w:lineRule="exact"/>
-                    <w:jc w:val="center"/>
-                    <w:rPr>
-                      <w:rFonts w:ascii="Noto Sans KR" w:eastAsia="Noto Sans KR" w:hAnsi="Noto Sans KR"/>
-                      <w:sz w:val="28"/>
-                      <w:szCs w:val="28"/>
-                    </w:rPr>
-                  </w:pPr>
-                  <w:r>
-                    <w:rPr>
-                      <w:rFonts w:ascii="Noto Sans KR" w:eastAsia="Noto Sans KR" w:hAnsi="Noto Sans KR" w:hint="eastAsia"/>
-                      <w:sz w:val="28"/>
-                      <w:szCs w:val="28"/>
-                    </w:rPr>
-                    <w:t>12/7</w:t>
-                  </w:r>
-                </w:p>
-              </w:tc>
-              <w:tc>
-                <w:tcPr>
-                  <w:tcW w:w="6378" w:type="dxa"/>
-                </w:tcPr>
-                <w:p>
-                  <w:pPr>
-                    <w:spacing w:line="400" w:lineRule="exact"/>
-                    <w:jc w:val="both"/>
-                    <w:rPr>
-                      <w:rFonts w:ascii="Noto Sans KR" w:eastAsia="Noto Sans KR" w:hAnsi="Noto Sans KR"/>
-                      <w:sz w:val="28"/>
-                      <w:szCs w:val="28"/>
-                    </w:rPr>
-                  </w:pPr>
-                </w:p>
-              </w:tc>
-            </w:tr>
-            <w:tr>
-              <w:tc>
-                <w:tcPr>
-                  <w:tcW w:w="1306" w:type="dxa"/>
-                </w:tcPr>
-                <w:p>
-                  <w:pPr>
-                    <w:spacing w:line="400" w:lineRule="exact"/>
-                    <w:jc w:val="center"/>
-                    <w:rPr>
-                      <w:rFonts w:ascii="Noto Sans KR" w:eastAsia="Noto Sans KR" w:hAnsi="Noto Sans KR"/>
-                      <w:sz w:val="28"/>
-                      <w:szCs w:val="28"/>
-                    </w:rPr>
-                  </w:pPr>
-                  <w:r>
-                    <w:rPr>
-                      <w:rFonts w:ascii="Noto Sans KR" w:eastAsia="Noto Sans KR" w:hAnsi="Noto Sans KR" w:hint="eastAsia"/>
-                      <w:sz w:val="28"/>
-                      <w:szCs w:val="28"/>
-                    </w:rPr>
-                    <w:t>12/8</w:t>
-                  </w:r>
-                </w:p>
-              </w:tc>
-              <w:tc>
-                <w:tcPr>
-                  <w:tcW w:w="6378" w:type="dxa"/>
-                </w:tcPr>
-                <w:p>
-                  <w:pPr>
-                    <w:spacing w:line="400" w:lineRule="exact"/>
-                    <w:jc w:val="both"/>
-                    <w:rPr>
-                      <w:rFonts w:ascii="Noto Sans KR" w:eastAsia="Noto Sans KR" w:hAnsi="Noto Sans KR"/>
-                      <w:sz w:val="28"/>
-                      <w:szCs w:val="28"/>
+                      <w:sz w:val="24"/>
                     </w:rPr>
                   </w:pPr>
                 </w:p>
@@ -5573,10 +9105,16 @@
                     <w:jc w:val="both"/>
                     <w:rPr>
                       <w:rFonts w:ascii="Noto Sans KR" w:eastAsia="Noto Sans KR" w:hAnsi="Noto Sans KR"/>
-                      <w:sz w:val="28"/>
-                      <w:szCs w:val="28"/>
-                    </w:rPr>
-                  </w:pPr>
+                      <w:sz w:val="24"/>
+                    </w:rPr>
+                  </w:pPr>
+                  <w:r>
+                    <w:rPr>
+                      <w:rFonts w:ascii="Noto Sans KR" w:eastAsia="Noto Sans KR" w:hAnsi="Noto Sans KR"/>
+                      <w:sz w:val="24"/>
+                    </w:rPr>
+                    <w:t>게임 중 상대에게 알려야 할 정보 목록 정리 (블록, 아이템, 점수 등)</w:t>
+                  </w:r>
                 </w:p>
               </w:tc>
             </w:tr>
@@ -5615,10 +9153,16 @@
                     <w:jc w:val="both"/>
                     <w:rPr>
                       <w:rFonts w:ascii="Noto Sans KR" w:eastAsia="Noto Sans KR" w:hAnsi="Noto Sans KR"/>
-                      <w:sz w:val="28"/>
-                      <w:szCs w:val="28"/>
-                    </w:rPr>
-                  </w:pPr>
+                      <w:sz w:val="24"/>
+                    </w:rPr>
+                  </w:pPr>
+                  <w:r>
+                    <w:rPr>
+                      <w:rFonts w:ascii="Noto Sans KR" w:eastAsia="Noto Sans KR" w:hAnsi="Noto Sans KR"/>
+                      <w:sz w:val="24"/>
+                    </w:rPr>
+                    <w:t>패킷 구조 초안 작성</w:t>
+                  </w:r>
                 </w:p>
               </w:tc>
             </w:tr>
@@ -5657,10 +9201,16 @@
                     <w:jc w:val="both"/>
                     <w:rPr>
                       <w:rFonts w:ascii="Noto Sans KR" w:eastAsia="Noto Sans KR" w:hAnsi="Noto Sans KR"/>
-                      <w:sz w:val="28"/>
-                      <w:szCs w:val="28"/>
-                    </w:rPr>
-                  </w:pPr>
+                      <w:sz w:val="24"/>
+                    </w:rPr>
+                  </w:pPr>
+                  <w:r>
+                    <w:rPr>
+                      <w:rFonts w:ascii="Noto Sans KR" w:eastAsia="Noto Sans KR" w:hAnsi="Noto Sans KR"/>
+                      <w:sz w:val="24"/>
+                    </w:rPr>
+                    <w:t>팀: 패킷 번호 규칙과 공통 형식 정하기</w:t>
+                  </w:r>
                 </w:p>
               </w:tc>
             </w:tr>
@@ -5699,10 +9249,16 @@
                     <w:jc w:val="both"/>
                     <w:rPr>
                       <w:rFonts w:ascii="Noto Sans KR" w:eastAsia="Noto Sans KR" w:hAnsi="Noto Sans KR"/>
-                      <w:sz w:val="28"/>
-                      <w:szCs w:val="28"/>
-                    </w:rPr>
-                  </w:pPr>
+                      <w:sz w:val="24"/>
+                    </w:rPr>
+                  </w:pPr>
+                  <w:r>
+                    <w:rPr>
+                      <w:rFonts w:ascii="Noto Sans KR" w:eastAsia="Noto Sans KR" w:hAnsi="Noto Sans KR"/>
+                      <w:sz w:val="24"/>
+                    </w:rPr>
+                    <w:t>정한 형식대로 패킷 코드 작성</w:t>
+                  </w:r>
                 </w:p>
               </w:tc>
             </w:tr>
@@ -5741,10 +9297,16 @@
                     <w:jc w:val="both"/>
                     <w:rPr>
                       <w:rFonts w:ascii="Noto Sans KR" w:eastAsia="Noto Sans KR" w:hAnsi="Noto Sans KR"/>
-                      <w:sz w:val="28"/>
-                      <w:szCs w:val="28"/>
-                    </w:rPr>
-                  </w:pPr>
+                      <w:sz w:val="24"/>
+                    </w:rPr>
+                  </w:pPr>
+                  <w:r>
+                    <w:rPr>
+                      <w:rFonts w:ascii="Noto Sans KR" w:eastAsia="Noto Sans KR" w:hAnsi="Noto Sans KR"/>
+                      <w:sz w:val="24"/>
+                    </w:rPr>
+                    <w:t>패킷을 보내고 받는 기본 함수 만들기</w:t>
+                  </w:r>
                 </w:p>
               </w:tc>
             </w:tr>
@@ -5783,10 +9345,16 @@
                     <w:jc w:val="both"/>
                     <w:rPr>
                       <w:rFonts w:ascii="Noto Sans KR" w:eastAsia="Noto Sans KR" w:hAnsi="Noto Sans KR"/>
-                      <w:sz w:val="28"/>
-                      <w:szCs w:val="28"/>
-                    </w:rPr>
-                  </w:pPr>
+                      <w:sz w:val="24"/>
+                    </w:rPr>
+                  </w:pPr>
+                  <w:r>
+                    <w:rPr>
+                      <w:rFonts w:ascii="Noto Sans KR" w:eastAsia="Noto Sans KR" w:hAnsi="Noto Sans KR"/>
+                      <w:sz w:val="24"/>
+                    </w:rPr>
+                    <w:t>팀: 로비 파트에서 게임 연결을 넘겨받는 방법 정하기</w:t>
+                  </w:r>
                 </w:p>
               </w:tc>
             </w:tr>
@@ -5825,10 +9393,16 @@
                     <w:jc w:val="both"/>
                     <w:rPr>
                       <w:rFonts w:ascii="Noto Sans KR" w:eastAsia="Noto Sans KR" w:hAnsi="Noto Sans KR"/>
-                      <w:sz w:val="28"/>
-                      <w:szCs w:val="28"/>
-                    </w:rPr>
-                  </w:pPr>
+                      <w:sz w:val="24"/>
+                    </w:rPr>
+                  </w:pPr>
+                  <w:r>
+                    <w:rPr>
+                      <w:rFonts w:ascii="Noto Sans KR" w:eastAsia="Noto Sans KR" w:hAnsi="Noto Sans KR"/>
+                      <w:sz w:val="24"/>
+                    </w:rPr>
+                    <w:t>테스트용 간단한 서버 · 클라이언트 만들기</w:t>
+                  </w:r>
                 </w:p>
               </w:tc>
             </w:tr>
@@ -5867,10 +9441,16 @@
                     <w:jc w:val="both"/>
                     <w:rPr>
                       <w:rFonts w:ascii="Noto Sans KR" w:eastAsia="Noto Sans KR" w:hAnsi="Noto Sans KR"/>
-                      <w:sz w:val="28"/>
-                      <w:szCs w:val="28"/>
-                    </w:rPr>
-                  </w:pPr>
+                      <w:sz w:val="24"/>
+                    </w:rPr>
+                  </w:pPr>
+                  <w:r>
+                    <w:rPr>
+                      <w:rFonts w:ascii="Noto Sans KR" w:eastAsia="Noto Sans KR" w:hAnsi="Noto Sans KR"/>
+                      <w:sz w:val="24"/>
+                    </w:rPr>
+                    <w:t>테스트 프로그램으로 패킷 주고받기 확인</w:t>
+                  </w:r>
                 </w:p>
               </w:tc>
             </w:tr>
@@ -5909,10 +9489,16 @@
                     <w:jc w:val="both"/>
                     <w:rPr>
                       <w:rFonts w:ascii="Noto Sans KR" w:eastAsia="Noto Sans KR" w:hAnsi="Noto Sans KR"/>
-                      <w:sz w:val="28"/>
-                      <w:szCs w:val="28"/>
-                    </w:rPr>
-                  </w:pPr>
+                      <w:sz w:val="24"/>
+                    </w:rPr>
+                  </w:pPr>
+                  <w:r>
+                    <w:rPr>
+                      <w:rFonts w:ascii="Noto Sans KR" w:eastAsia="Noto Sans KR" w:hAnsi="Noto Sans KR"/>
+                      <w:sz w:val="24"/>
+                    </w:rPr>
+                    <w:t>잘못된 패킷이 왔을 때 처리 추가</w:t>
+                  </w:r>
                 </w:p>
               </w:tc>
             </w:tr>
@@ -5951,10 +9537,16 @@
                     <w:jc w:val="both"/>
                     <w:rPr>
                       <w:rFonts w:ascii="Noto Sans KR" w:eastAsia="Noto Sans KR" w:hAnsi="Noto Sans KR"/>
-                      <w:sz w:val="28"/>
-                      <w:szCs w:val="28"/>
-                    </w:rPr>
-                  </w:pPr>
+                      <w:sz w:val="24"/>
+                    </w:rPr>
+                  </w:pPr>
+                  <w:r>
+                    <w:rPr>
+                      <w:rFonts w:ascii="Noto Sans KR" w:eastAsia="Noto Sans KR" w:hAnsi="Noto Sans KR"/>
+                      <w:sz w:val="24"/>
+                    </w:rPr>
+                    <w:t>팀: 진행 상황 공유, 서버 구조 맞추기</w:t>
+                  </w:r>
                 </w:p>
               </w:tc>
             </w:tr>
@@ -5993,10 +9585,16 @@
                     <w:jc w:val="both"/>
                     <w:rPr>
                       <w:rFonts w:ascii="Noto Sans KR" w:eastAsia="Noto Sans KR" w:hAnsi="Noto Sans KR"/>
-                      <w:sz w:val="28"/>
-                      <w:szCs w:val="28"/>
-                    </w:rPr>
-                  </w:pPr>
+                      <w:sz w:val="24"/>
+                    </w:rPr>
+                  </w:pPr>
+                  <w:r>
+                    <w:rPr>
+                      <w:rFonts w:ascii="Noto Sans KR" w:eastAsia="Noto Sans KR" w:hAnsi="Noto Sans KR"/>
+                      <w:sz w:val="24"/>
+                    </w:rPr>
+                    <w:t>서버: 받은 패킷을 종류별로 나눠 처리</w:t>
+                  </w:r>
                 </w:p>
               </w:tc>
             </w:tr>
@@ -6035,10 +9633,16 @@
                     <w:jc w:val="both"/>
                     <w:rPr>
                       <w:rFonts w:ascii="Noto Sans KR" w:eastAsia="Noto Sans KR" w:hAnsi="Noto Sans KR"/>
-                      <w:sz w:val="28"/>
-                      <w:szCs w:val="28"/>
-                    </w:rPr>
-                  </w:pPr>
+                      <w:sz w:val="24"/>
+                    </w:rPr>
+                  </w:pPr>
+                  <w:r>
+                    <w:rPr>
+                      <w:rFonts w:ascii="Noto Sans KR" w:eastAsia="Noto Sans KR" w:hAnsi="Noto Sans KR"/>
+                      <w:sz w:val="24"/>
+                    </w:rPr>
+                    <w:t>서버: 플레이어별 점수 · 스테이지 저장</w:t>
+                  </w:r>
                 </w:p>
               </w:tc>
             </w:tr>
@@ -6077,10 +9681,16 @@
                     <w:jc w:val="both"/>
                     <w:rPr>
                       <w:rFonts w:ascii="Noto Sans KR" w:eastAsia="Noto Sans KR" w:hAnsi="Noto Sans KR"/>
-                      <w:sz w:val="28"/>
-                      <w:szCs w:val="28"/>
-                    </w:rPr>
-                  </w:pPr>
+                      <w:sz w:val="24"/>
+                    </w:rPr>
+                  </w:pPr>
+                  <w:r>
+                    <w:rPr>
+                      <w:rFonts w:ascii="Noto Sans KR" w:eastAsia="Noto Sans KR" w:hAnsi="Noto Sans KR"/>
+                      <w:sz w:val="24"/>
+                    </w:rPr>
+                    <w:t>팀: UDP 파트와 플레이어 구분 방법 정하기</w:t>
+                  </w:r>
                 </w:p>
               </w:tc>
             </w:tr>
@@ -6119,10 +9729,16 @@
                     <w:jc w:val="both"/>
                     <w:rPr>
                       <w:rFonts w:ascii="Noto Sans KR" w:eastAsia="Noto Sans KR" w:hAnsi="Noto Sans KR"/>
-                      <w:sz w:val="28"/>
-                      <w:szCs w:val="28"/>
-                    </w:rPr>
-                  </w:pPr>
+                      <w:sz w:val="24"/>
+                    </w:rPr>
+                  </w:pPr>
+                  <w:r>
+                    <w:rPr>
+                      <w:rFonts w:ascii="Noto Sans KR" w:eastAsia="Noto Sans KR" w:hAnsi="Noto Sans KR"/>
+                      <w:sz w:val="24"/>
+                    </w:rPr>
+                    <w:t>서버: 받은 정보를 상대 플레이어에게 전달</w:t>
+                  </w:r>
                 </w:p>
               </w:tc>
             </w:tr>
@@ -6161,10 +9777,16 @@
                     <w:jc w:val="both"/>
                     <w:rPr>
                       <w:rFonts w:ascii="Noto Sans KR" w:eastAsia="Noto Sans KR" w:hAnsi="Noto Sans KR"/>
-                      <w:sz w:val="28"/>
-                      <w:szCs w:val="28"/>
-                    </w:rPr>
-                  </w:pPr>
+                      <w:sz w:val="24"/>
+                    </w:rPr>
+                  </w:pPr>
+                  <w:r>
+                    <w:rPr>
+                      <w:rFonts w:ascii="Noto Sans KR" w:eastAsia="Noto Sans KR" w:hAnsi="Noto Sans KR"/>
+                      <w:sz w:val="24"/>
+                    </w:rPr>
+                    <w:t>서버: 테스트 클라이언트 2개로 전달 확인</w:t>
+                  </w:r>
                 </w:p>
               </w:tc>
             </w:tr>
@@ -6203,10 +9825,16 @@
                     <w:jc w:val="both"/>
                     <w:rPr>
                       <w:rFonts w:ascii="Noto Sans KR" w:eastAsia="Noto Sans KR" w:hAnsi="Noto Sans KR"/>
-                      <w:sz w:val="28"/>
-                      <w:szCs w:val="28"/>
-                    </w:rPr>
-                  </w:pPr>
+                      <w:sz w:val="24"/>
+                    </w:rPr>
+                  </w:pPr>
+                  <w:r>
+                    <w:rPr>
+                      <w:rFonts w:ascii="Noto Sans KR" w:eastAsia="Noto Sans KR" w:hAnsi="Noto Sans KR"/>
+                      <w:sz w:val="24"/>
+                    </w:rPr>
+                    <w:t>클라이언트: 서버에서 오는 정보 받기</w:t>
+                  </w:r>
                 </w:p>
               </w:tc>
             </w:tr>
@@ -6245,10 +9873,16 @@
                     <w:jc w:val="both"/>
                     <w:rPr>
                       <w:rFonts w:ascii="Noto Sans KR" w:eastAsia="Noto Sans KR" w:hAnsi="Noto Sans KR"/>
-                      <w:sz w:val="28"/>
-                      <w:szCs w:val="28"/>
-                    </w:rPr>
-                  </w:pPr>
+                      <w:sz w:val="24"/>
+                    </w:rPr>
+                  </w:pPr>
+                  <w:r>
+                    <w:rPr>
+                      <w:rFonts w:ascii="Noto Sans KR" w:eastAsia="Noto Sans KR" w:hAnsi="Noto Sans KR"/>
+                      <w:sz w:val="24"/>
+                    </w:rPr>
+                    <w:t>팀: 게임 로직 파트와 정보를 보낼 위치 정하기</w:t>
+                  </w:r>
                 </w:p>
               </w:tc>
             </w:tr>
@@ -6287,10 +9921,16 @@
                     <w:jc w:val="both"/>
                     <w:rPr>
                       <w:rFonts w:ascii="Noto Sans KR" w:eastAsia="Noto Sans KR" w:hAnsi="Noto Sans KR"/>
-                      <w:sz w:val="28"/>
-                      <w:szCs w:val="28"/>
-                    </w:rPr>
-                  </w:pPr>
+                      <w:sz w:val="24"/>
+                    </w:rPr>
+                  </w:pPr>
+                  <w:r>
+                    <w:rPr>
+                      <w:rFonts w:ascii="Noto Sans KR" w:eastAsia="Noto Sans KR" w:hAnsi="Noto Sans KR"/>
+                      <w:sz w:val="24"/>
+                    </w:rPr>
+                    <w:t>클라이언트: 게임 중 일어난 일을 서버로 보내기</w:t>
+                  </w:r>
                 </w:p>
               </w:tc>
             </w:tr>
@@ -6329,10 +9969,16 @@
                     <w:jc w:val="both"/>
                     <w:rPr>
                       <w:rFonts w:ascii="Noto Sans KR" w:eastAsia="Noto Sans KR" w:hAnsi="Noto Sans KR"/>
-                      <w:sz w:val="28"/>
-                      <w:szCs w:val="28"/>
-                    </w:rPr>
-                  </w:pPr>
+                      <w:sz w:val="24"/>
+                    </w:rPr>
+                  </w:pPr>
+                  <w:r>
+                    <w:rPr>
+                      <w:rFonts w:ascii="Noto Sans KR" w:eastAsia="Noto Sans KR" w:hAnsi="Noto Sans KR"/>
+                      <w:sz w:val="24"/>
+                    </w:rPr>
+                    <w:t>클라이언트: 상대 화면에 블록 · 점수 반영</w:t>
+                  </w:r>
                 </w:p>
               </w:tc>
             </w:tr>
@@ -6371,10 +10017,16 @@
                     <w:jc w:val="both"/>
                     <w:rPr>
                       <w:rFonts w:ascii="Noto Sans KR" w:eastAsia="Noto Sans KR" w:hAnsi="Noto Sans KR"/>
-                      <w:sz w:val="28"/>
-                      <w:szCs w:val="28"/>
-                    </w:rPr>
-                  </w:pPr>
+                      <w:sz w:val="24"/>
+                    </w:rPr>
+                  </w:pPr>
+                  <w:r>
+                    <w:rPr>
+                      <w:rFonts w:ascii="Noto Sans KR" w:eastAsia="Noto Sans KR" w:hAnsi="Noto Sans KR"/>
+                      <w:sz w:val="24"/>
+                    </w:rPr>
+                    <w:t>팀: 블록 · 아이템 정보가 상대 화면에 보이는지 확인</w:t>
+                  </w:r>
                 </w:p>
               </w:tc>
             </w:tr>
@@ -6399,8 +10051,232 @@
                       <w:sz w:val="28"/>
                       <w:szCs w:val="28"/>
                     </w:rPr>
+                    <w:t>11/21</w:t>
+                  </w:r>
+                </w:p>
+              </w:tc>
+              <w:tc>
+                <w:tcPr>
+                  <w:tcW w:w="6378" w:type="dxa"/>
+                </w:tcPr>
+                <w:p>
+                  <w:pPr>
+                    <w:spacing w:line="400" w:lineRule="exact"/>
+                    <w:jc w:val="both"/>
+                    <w:rPr>
+                      <w:rFonts w:ascii="Noto Sans KR" w:eastAsia="Noto Sans KR" w:hAnsi="Noto Sans KR"/>
+                      <w:sz w:val="24"/>
+                    </w:rPr>
+                  </w:pPr>
+                  <w:r>
+                    <w:rPr>
+                      <w:rFonts w:ascii="Noto Sans KR" w:eastAsia="Noto Sans KR" w:hAnsi="Noto Sans KR"/>
+                      <w:sz w:val="24"/>
+                    </w:rPr>
+                    <w:t xml:space="preserve">클라이언트: 아이템 · </w:t>
+                  </w:r>
+                  <w:proofErr w:type="spellStart"/>
+                  <w:r>
+                    <w:rPr>
+                      <w:rFonts w:ascii="Noto Sans KR" w:eastAsia="Noto Sans KR" w:hAnsi="Noto Sans KR"/>
+                      <w:sz w:val="24"/>
+                    </w:rPr>
+                    <w:t>리스폰</w:t>
+                  </w:r>
+                  <w:proofErr w:type="spellEnd"/>
+                  <w:r>
+                    <w:rPr>
+                      <w:rFonts w:ascii="Noto Sans KR" w:eastAsia="Noto Sans KR" w:hAnsi="Noto Sans KR"/>
+                      <w:sz w:val="24"/>
+                    </w:rPr>
+                    <w:t xml:space="preserve"> · 스테이지 정보 반영</w:t>
+                  </w:r>
+                </w:p>
+              </w:tc>
+            </w:tr>
+            <w:tr>
+              <w:tc>
+                <w:tcPr>
+                  <w:tcW w:w="1306" w:type="dxa"/>
+                </w:tcPr>
+                <w:p>
+                  <w:pPr>
+                    <w:spacing w:line="400" w:lineRule="exact"/>
+                    <w:jc w:val="center"/>
+                    <w:rPr>
+                      <w:rFonts w:ascii="Noto Sans KR" w:eastAsia="Noto Sans KR" w:hAnsi="Noto Sans KR"/>
+                      <w:sz w:val="28"/>
+                      <w:szCs w:val="28"/>
+                    </w:rPr>
+                  </w:pPr>
+                  <w:r>
+                    <w:rPr>
+                      <w:rFonts w:ascii="Noto Sans KR" w:eastAsia="Noto Sans KR" w:hAnsi="Noto Sans KR" w:hint="eastAsia"/>
+                      <w:sz w:val="28"/>
+                      <w:szCs w:val="28"/>
+                    </w:rPr>
+                    <w:t>11/22</w:t>
+                  </w:r>
+                </w:p>
+              </w:tc>
+              <w:tc>
+                <w:tcPr>
+                  <w:tcW w:w="6378" w:type="dxa"/>
+                </w:tcPr>
+                <w:p>
+                  <w:pPr>
+                    <w:spacing w:line="400" w:lineRule="exact"/>
+                    <w:jc w:val="both"/>
+                    <w:rPr>
+                      <w:rFonts w:ascii="Noto Sans KR" w:eastAsia="Noto Sans KR" w:hAnsi="Noto Sans KR"/>
+                      <w:sz w:val="24"/>
+                    </w:rPr>
+                  </w:pPr>
+                  <w:r>
+                    <w:rPr>
+                      <w:rFonts w:ascii="Noto Sans KR" w:eastAsia="Noto Sans KR" w:hAnsi="Noto Sans KR"/>
+                      <w:sz w:val="24"/>
+                    </w:rPr>
+                    <w:t>서버: 제한시간 타이머 만들기</w:t>
+                  </w:r>
+                </w:p>
+              </w:tc>
+            </w:tr>
+            <w:tr>
+              <w:tc>
+                <w:tcPr>
+                  <w:tcW w:w="1306" w:type="dxa"/>
+                </w:tcPr>
+                <w:p>
+                  <w:pPr>
+                    <w:spacing w:line="400" w:lineRule="exact"/>
+                    <w:jc w:val="center"/>
+                    <w:rPr>
+                      <w:rFonts w:ascii="Noto Sans KR" w:eastAsia="Noto Sans KR" w:hAnsi="Noto Sans KR"/>
+                      <w:sz w:val="28"/>
+                      <w:szCs w:val="28"/>
+                    </w:rPr>
+                  </w:pPr>
+                  <w:r>
+                    <w:rPr>
+                      <w:rFonts w:ascii="Noto Sans KR" w:eastAsia="Noto Sans KR" w:hAnsi="Noto Sans KR" w:hint="eastAsia"/>
+                      <w:sz w:val="28"/>
+                      <w:szCs w:val="28"/>
+                    </w:rPr>
+                    <w:t>11/23</w:t>
+                  </w:r>
+                </w:p>
+              </w:tc>
+              <w:tc>
+                <w:tcPr>
+                  <w:tcW w:w="6378" w:type="dxa"/>
+                </w:tcPr>
+                <w:p>
+                  <w:pPr>
+                    <w:spacing w:line="400" w:lineRule="exact"/>
+                    <w:jc w:val="both"/>
+                    <w:rPr>
+                      <w:rFonts w:ascii="Noto Sans KR" w:eastAsia="Noto Sans KR" w:hAnsi="Noto Sans KR"/>
+                      <w:sz w:val="24"/>
+                    </w:rPr>
+                  </w:pPr>
+                  <w:r>
+                    <w:rPr>
+                      <w:rFonts w:ascii="Noto Sans KR" w:eastAsia="Noto Sans KR" w:hAnsi="Noto Sans KR"/>
+                      <w:sz w:val="24"/>
+                    </w:rPr>
+                    <w:t>서버: 남은 시간을 클라이언트에 알리기</w:t>
+                  </w:r>
+                </w:p>
+              </w:tc>
+            </w:tr>
+            <w:tr>
+              <w:tc>
+                <w:tcPr>
+                  <w:tcW w:w="1306" w:type="dxa"/>
+                </w:tcPr>
+                <w:p>
+                  <w:pPr>
+                    <w:spacing w:line="400" w:lineRule="exact"/>
+                    <w:jc w:val="center"/>
+                    <w:rPr>
+                      <w:rFonts w:ascii="Noto Sans KR" w:eastAsia="Noto Sans KR" w:hAnsi="Noto Sans KR"/>
+                      <w:sz w:val="28"/>
+                      <w:szCs w:val="28"/>
+                    </w:rPr>
+                  </w:pPr>
+                  <w:r>
+                    <w:rPr>
+                      <w:rFonts w:ascii="Noto Sans KR" w:eastAsia="Noto Sans KR" w:hAnsi="Noto Sans KR" w:hint="eastAsia"/>
+                      <w:sz w:val="28"/>
+                      <w:szCs w:val="28"/>
+                    </w:rPr>
+                    <w:t>11/24</w:t>
+                  </w:r>
+                </w:p>
+              </w:tc>
+              <w:tc>
+                <w:tcPr>
+                  <w:tcW w:w="6378" w:type="dxa"/>
+                </w:tcPr>
+                <w:p>
+                  <w:pPr>
+                    <w:spacing w:line="400" w:lineRule="exact"/>
+                    <w:jc w:val="both"/>
+                    <w:rPr>
+                      <w:rFonts w:ascii="Noto Sans KR" w:eastAsia="Noto Sans KR" w:hAnsi="Noto Sans KR"/>
+                      <w:sz w:val="24"/>
+                    </w:rPr>
+                  </w:pPr>
+                  <w:r>
+                    <w:rPr>
+                      <w:rFonts w:ascii="Noto Sans KR" w:eastAsia="Noto Sans KR" w:hAnsi="Noto Sans KR"/>
+                      <w:sz w:val="24"/>
+                    </w:rPr>
+                    <w:t xml:space="preserve">팀: </w:t>
+                  </w:r>
+                  <w:proofErr w:type="spellStart"/>
+                  <w:r>
+                    <w:rPr>
+                      <w:rFonts w:ascii="Noto Sans KR" w:eastAsia="Noto Sans KR" w:hAnsi="Noto Sans KR"/>
+                      <w:sz w:val="24"/>
+                    </w:rPr>
+                    <w:t>리스폰</w:t>
+                  </w:r>
+                  <w:proofErr w:type="spellEnd"/>
+                  <w:r>
+                    <w:rPr>
+                      <w:rFonts w:ascii="Noto Sans KR" w:eastAsia="Noto Sans KR" w:hAnsi="Noto Sans KR"/>
+                      <w:sz w:val="24"/>
+                    </w:rPr>
+                    <w:t xml:space="preserve"> · 다음 스테이지 넘어가기 연동 확인</w:t>
+                  </w:r>
+                </w:p>
+              </w:tc>
+            </w:tr>
+            <w:tr>
+              <w:tc>
+                <w:tcPr>
+                  <w:tcW w:w="1306" w:type="dxa"/>
+                </w:tcPr>
+                <w:p>
+                  <w:pPr>
+                    <w:spacing w:line="400" w:lineRule="exact"/>
+                    <w:jc w:val="center"/>
+                    <w:rPr>
+                      <w:rFonts w:ascii="Noto Sans KR" w:eastAsia="Noto Sans KR" w:hAnsi="Noto Sans KR"/>
+                      <w:sz w:val="28"/>
+                      <w:szCs w:val="28"/>
+                    </w:rPr>
+                  </w:pPr>
+                  <w:r>
+                    <w:rPr>
+                      <w:rFonts w:ascii="Noto Sans KR" w:eastAsia="Noto Sans KR" w:hAnsi="Noto Sans KR" w:hint="eastAsia"/>
+                      <w:sz w:val="28"/>
+                      <w:szCs w:val="28"/>
+                    </w:rPr>
                     <w:lastRenderedPageBreak/>
-                    <w:t>11/21</w:t>
+                    <w:t>11/25</w:t>
                   </w:r>
                 </w:p>
               </w:tc>
@@ -6414,10 +10290,16 @@
                     <w:jc w:val="both"/>
                     <w:rPr>
                       <w:rFonts w:ascii="Noto Sans KR" w:eastAsia="Noto Sans KR" w:hAnsi="Noto Sans KR"/>
-                      <w:sz w:val="28"/>
-                      <w:szCs w:val="28"/>
-                    </w:rPr>
-                  </w:pPr>
+                      <w:sz w:val="24"/>
+                    </w:rPr>
+                  </w:pPr>
+                  <w:r>
+                    <w:rPr>
+                      <w:rFonts w:ascii="Noto Sans KR" w:eastAsia="Noto Sans KR" w:hAnsi="Noto Sans KR"/>
+                      <w:sz w:val="24"/>
+                    </w:rPr>
+                    <w:t>서버: 승패 판정 (시간 종료, 둘 다 클리어, 동점)</w:t>
+                  </w:r>
                 </w:p>
               </w:tc>
             </w:tr>
@@ -6442,7 +10324,7 @@
                       <w:sz w:val="28"/>
                       <w:szCs w:val="28"/>
                     </w:rPr>
-                    <w:t>11/22</w:t>
+                    <w:t>11/26</w:t>
                   </w:r>
                 </w:p>
               </w:tc>
@@ -6456,10 +10338,16 @@
                     <w:jc w:val="both"/>
                     <w:rPr>
                       <w:rFonts w:ascii="Noto Sans KR" w:eastAsia="Noto Sans KR" w:hAnsi="Noto Sans KR"/>
-                      <w:sz w:val="28"/>
-                      <w:szCs w:val="28"/>
-                    </w:rPr>
-                  </w:pPr>
+                      <w:sz w:val="24"/>
+                    </w:rPr>
+                  </w:pPr>
+                  <w:r>
+                    <w:rPr>
+                      <w:rFonts w:ascii="Noto Sans KR" w:eastAsia="Noto Sans KR" w:hAnsi="Noto Sans KR"/>
+                      <w:sz w:val="24"/>
+                    </w:rPr>
+                    <w:t>결과 화면에 승패와 점수 전달</w:t>
+                  </w:r>
                 </w:p>
               </w:tc>
             </w:tr>
@@ -6484,7 +10372,7 @@
                       <w:sz w:val="28"/>
                       <w:szCs w:val="28"/>
                     </w:rPr>
-                    <w:t>11/23</w:t>
+                    <w:t>11/27</w:t>
                   </w:r>
                 </w:p>
               </w:tc>
@@ -6498,10 +10386,16 @@
                     <w:jc w:val="both"/>
                     <w:rPr>
                       <w:rFonts w:ascii="Noto Sans KR" w:eastAsia="Noto Sans KR" w:hAnsi="Noto Sans KR"/>
-                      <w:sz w:val="28"/>
-                      <w:szCs w:val="28"/>
-                    </w:rPr>
-                  </w:pPr>
+                      <w:sz w:val="24"/>
+                    </w:rPr>
+                  </w:pPr>
+                  <w:r>
+                    <w:rPr>
+                      <w:rFonts w:ascii="Noto Sans KR" w:eastAsia="Noto Sans KR" w:hAnsi="Noto Sans KR"/>
+                      <w:sz w:val="24"/>
+                    </w:rPr>
+                    <w:t>팀: 로비부터 결과 화면까지 한 번에 이어서 실행</w:t>
+                  </w:r>
                 </w:p>
               </w:tc>
             </w:tr>
@@ -6526,7 +10420,7 @@
                       <w:sz w:val="28"/>
                       <w:szCs w:val="28"/>
                     </w:rPr>
-                    <w:t>11/24</w:t>
+                    <w:t>11/28</w:t>
                   </w:r>
                 </w:p>
               </w:tc>
@@ -6540,10 +10434,16 @@
                     <w:jc w:val="both"/>
                     <w:rPr>
                       <w:rFonts w:ascii="Noto Sans KR" w:eastAsia="Noto Sans KR" w:hAnsi="Noto Sans KR"/>
-                      <w:sz w:val="28"/>
-                      <w:szCs w:val="28"/>
-                    </w:rPr>
-                  </w:pPr>
+                      <w:sz w:val="24"/>
+                    </w:rPr>
+                  </w:pPr>
+                  <w:r>
+                    <w:rPr>
+                      <w:rFonts w:ascii="Noto Sans KR" w:eastAsia="Noto Sans KR" w:hAnsi="Noto Sans KR"/>
+                      <w:sz w:val="24"/>
+                    </w:rPr>
+                    <w:t>게임 중 연결이 끊겼을 때 처리</w:t>
+                  </w:r>
                 </w:p>
               </w:tc>
             </w:tr>
@@ -6568,7 +10468,7 @@
                       <w:sz w:val="28"/>
                       <w:szCs w:val="28"/>
                     </w:rPr>
-                    <w:t>11/25</w:t>
+                    <w:t>11/29</w:t>
                   </w:r>
                 </w:p>
               </w:tc>
@@ -6582,10 +10482,16 @@
                     <w:jc w:val="both"/>
                     <w:rPr>
                       <w:rFonts w:ascii="Noto Sans KR" w:eastAsia="Noto Sans KR" w:hAnsi="Noto Sans KR"/>
-                      <w:sz w:val="28"/>
-                      <w:szCs w:val="28"/>
-                    </w:rPr>
-                  </w:pPr>
+                      <w:sz w:val="24"/>
+                    </w:rPr>
+                  </w:pPr>
+                  <w:r>
+                    <w:rPr>
+                      <w:rFonts w:ascii="Noto Sans KR" w:eastAsia="Noto Sans KR" w:hAnsi="Noto Sans KR"/>
+                      <w:sz w:val="24"/>
+                    </w:rPr>
+                    <w:t>통합 중 나온 문제 수정</w:t>
+                  </w:r>
                 </w:p>
               </w:tc>
             </w:tr>
@@ -6610,7 +10516,7 @@
                       <w:sz w:val="28"/>
                       <w:szCs w:val="28"/>
                     </w:rPr>
-                    <w:t>11/26</w:t>
+                    <w:t>11/30</w:t>
                   </w:r>
                 </w:p>
               </w:tc>
@@ -6624,10 +10530,16 @@
                     <w:jc w:val="both"/>
                     <w:rPr>
                       <w:rFonts w:ascii="Noto Sans KR" w:eastAsia="Noto Sans KR" w:hAnsi="Noto Sans KR"/>
-                      <w:sz w:val="28"/>
-                      <w:szCs w:val="28"/>
-                    </w:rPr>
-                  </w:pPr>
+                      <w:sz w:val="24"/>
+                    </w:rPr>
+                  </w:pPr>
+                  <w:r>
+                    <w:rPr>
+                      <w:rFonts w:ascii="Noto Sans KR" w:eastAsia="Noto Sans KR" w:hAnsi="Noto Sans KR"/>
+                      <w:sz w:val="24"/>
+                    </w:rPr>
+                    <w:t>정보가 빠지거나 두 번 반영되지 않는지 점검</w:t>
+                  </w:r>
                 </w:p>
               </w:tc>
             </w:tr>
@@ -6652,7 +10564,7 @@
                       <w:sz w:val="28"/>
                       <w:szCs w:val="28"/>
                     </w:rPr>
-                    <w:t>11/27</w:t>
+                    <w:t>12/1</w:t>
                   </w:r>
                 </w:p>
               </w:tc>
@@ -6666,10 +10578,16 @@
                     <w:jc w:val="both"/>
                     <w:rPr>
                       <w:rFonts w:ascii="Noto Sans KR" w:eastAsia="Noto Sans KR" w:hAnsi="Noto Sans KR"/>
-                      <w:sz w:val="28"/>
-                      <w:szCs w:val="28"/>
-                    </w:rPr>
-                  </w:pPr>
+                      <w:sz w:val="24"/>
+                    </w:rPr>
+                  </w:pPr>
+                  <w:r>
+                    <w:rPr>
+                      <w:rFonts w:ascii="Noto Sans KR" w:eastAsia="Noto Sans KR" w:hAnsi="Noto Sans KR"/>
+                      <w:sz w:val="24"/>
+                    </w:rPr>
+                    <w:t>팀: UDP 파트와 합쳐 두 PC로 대전 테스트</w:t>
+                  </w:r>
                 </w:p>
               </w:tc>
             </w:tr>
@@ -6694,7 +10612,7 @@
                       <w:sz w:val="28"/>
                       <w:szCs w:val="28"/>
                     </w:rPr>
-                    <w:t>11/28</w:t>
+                    <w:t>12/2</w:t>
                   </w:r>
                 </w:p>
               </w:tc>
@@ -6708,10 +10626,16 @@
                     <w:jc w:val="both"/>
                     <w:rPr>
                       <w:rFonts w:ascii="Noto Sans KR" w:eastAsia="Noto Sans KR" w:hAnsi="Noto Sans KR"/>
-                      <w:sz w:val="28"/>
-                      <w:szCs w:val="28"/>
-                    </w:rPr>
-                  </w:pPr>
+                      <w:sz w:val="24"/>
+                    </w:rPr>
+                  </w:pPr>
+                  <w:r>
+                    <w:rPr>
+                      <w:rFonts w:ascii="Noto Sans KR" w:eastAsia="Noto Sans KR" w:hAnsi="Noto Sans KR"/>
+                      <w:sz w:val="24"/>
+                    </w:rPr>
+                    <w:t>테스트에서 나온 버그 수정</w:t>
+                  </w:r>
                 </w:p>
               </w:tc>
             </w:tr>
@@ -6736,7 +10660,7 @@
                       <w:sz w:val="28"/>
                       <w:szCs w:val="28"/>
                     </w:rPr>
-                    <w:t>11/29</w:t>
+                    <w:t>12/3</w:t>
                   </w:r>
                 </w:p>
               </w:tc>
@@ -6750,10 +10674,16 @@
                     <w:jc w:val="both"/>
                     <w:rPr>
                       <w:rFonts w:ascii="Noto Sans KR" w:eastAsia="Noto Sans KR" w:hAnsi="Noto Sans KR"/>
-                      <w:sz w:val="28"/>
-                      <w:szCs w:val="28"/>
-                    </w:rPr>
-                  </w:pPr>
+                      <w:sz w:val="24"/>
+                    </w:rPr>
+                  </w:pPr>
+                  <w:r>
+                    <w:rPr>
+                      <w:rFonts w:ascii="Noto Sans KR" w:eastAsia="Noto Sans KR" w:hAnsi="Noto Sans KR"/>
+                      <w:sz w:val="24"/>
+                    </w:rPr>
+                    <w:t>강제 종료, 이상한 데이터 같은 예외 상황 테스트</w:t>
+                  </w:r>
                 </w:p>
               </w:tc>
             </w:tr>
@@ -6778,7 +10708,7 @@
                       <w:sz w:val="28"/>
                       <w:szCs w:val="28"/>
                     </w:rPr>
-                    <w:t>11/30</w:t>
+                    <w:t>12/4</w:t>
                   </w:r>
                 </w:p>
               </w:tc>
@@ -6792,10 +10722,16 @@
                     <w:jc w:val="both"/>
                     <w:rPr>
                       <w:rFonts w:ascii="Noto Sans KR" w:eastAsia="Noto Sans KR" w:hAnsi="Noto Sans KR"/>
-                      <w:sz w:val="28"/>
-                      <w:szCs w:val="28"/>
-                    </w:rPr>
-                  </w:pPr>
+                      <w:sz w:val="24"/>
+                    </w:rPr>
+                  </w:pPr>
+                  <w:r>
+                    <w:rPr>
+                      <w:rFonts w:ascii="Noto Sans KR" w:eastAsia="Noto Sans KR" w:hAnsi="Noto Sans KR"/>
+                      <w:sz w:val="24"/>
+                    </w:rPr>
+                    <w:t>팀: 서로 다른 네트워크에서 대전 테스트</w:t>
+                  </w:r>
                 </w:p>
               </w:tc>
             </w:tr>
@@ -6820,7 +10756,7 @@
                       <w:sz w:val="28"/>
                       <w:szCs w:val="28"/>
                     </w:rPr>
-                    <w:t>12/1</w:t>
+                    <w:t>12/5</w:t>
                   </w:r>
                 </w:p>
               </w:tc>
@@ -6834,10 +10770,16 @@
                     <w:jc w:val="both"/>
                     <w:rPr>
                       <w:rFonts w:ascii="Noto Sans KR" w:eastAsia="Noto Sans KR" w:hAnsi="Noto Sans KR"/>
-                      <w:sz w:val="28"/>
-                      <w:szCs w:val="28"/>
-                    </w:rPr>
-                  </w:pPr>
+                      <w:sz w:val="24"/>
+                    </w:rPr>
+                  </w:pPr>
+                  <w:r>
+                    <w:rPr>
+                      <w:rFonts w:ascii="Noto Sans KR" w:eastAsia="Noto Sans KR" w:hAnsi="Noto Sans KR"/>
+                      <w:sz w:val="24"/>
+                    </w:rPr>
+                    <w:t>버그 수정, 코드 정리</w:t>
+                  </w:r>
                 </w:p>
               </w:tc>
             </w:tr>
@@ -6862,7 +10804,7 @@
                       <w:sz w:val="28"/>
                       <w:szCs w:val="28"/>
                     </w:rPr>
-                    <w:t>12/2</w:t>
+                    <w:t>12/6</w:t>
                   </w:r>
                 </w:p>
               </w:tc>
@@ -6876,10 +10818,16 @@
                     <w:jc w:val="both"/>
                     <w:rPr>
                       <w:rFonts w:ascii="Noto Sans KR" w:eastAsia="Noto Sans KR" w:hAnsi="Noto Sans KR"/>
-                      <w:sz w:val="28"/>
-                      <w:szCs w:val="28"/>
-                    </w:rPr>
-                  </w:pPr>
+                      <w:sz w:val="24"/>
+                    </w:rPr>
+                  </w:pPr>
+                  <w:r>
+                    <w:rPr>
+                      <w:rFonts w:ascii="Noto Sans KR" w:eastAsia="Noto Sans KR" w:hAnsi="Noto Sans KR"/>
+                      <w:sz w:val="24"/>
+                    </w:rPr>
+                    <w:t>보고서에 담당 파트 작성</w:t>
+                  </w:r>
                 </w:p>
               </w:tc>
             </w:tr>
@@ -6904,7 +10852,7 @@
                       <w:sz w:val="28"/>
                       <w:szCs w:val="28"/>
                     </w:rPr>
-                    <w:t>12/3</w:t>
+                    <w:t>12/7</w:t>
                   </w:r>
                 </w:p>
               </w:tc>
@@ -6918,10 +10866,16 @@
                     <w:jc w:val="both"/>
                     <w:rPr>
                       <w:rFonts w:ascii="Noto Sans KR" w:eastAsia="Noto Sans KR" w:hAnsi="Noto Sans KR"/>
-                      <w:sz w:val="28"/>
-                      <w:szCs w:val="28"/>
-                    </w:rPr>
-                  </w:pPr>
+                      <w:sz w:val="24"/>
+                    </w:rPr>
+                  </w:pPr>
+                  <w:r>
+                    <w:rPr>
+                      <w:rFonts w:ascii="Noto Sans KR" w:eastAsia="Noto Sans KR" w:hAnsi="Noto Sans KR"/>
+                      <w:sz w:val="24"/>
+                    </w:rPr>
+                    <w:t>발표 자료 준비</w:t>
+                  </w:r>
                 </w:p>
               </w:tc>
             </w:tr>
@@ -6946,7 +10900,7 @@
                       <w:sz w:val="28"/>
                       <w:szCs w:val="28"/>
                     </w:rPr>
-                    <w:t>12/4</w:t>
+                    <w:t>12/8</w:t>
                   </w:r>
                 </w:p>
               </w:tc>
@@ -6960,178 +10914,16 @@
                     <w:jc w:val="both"/>
                     <w:rPr>
                       <w:rFonts w:ascii="Noto Sans KR" w:eastAsia="Noto Sans KR" w:hAnsi="Noto Sans KR"/>
-                      <w:sz w:val="28"/>
-                      <w:szCs w:val="28"/>
-                    </w:rPr>
-                  </w:pPr>
-                </w:p>
-              </w:tc>
-            </w:tr>
-            <w:tr>
-              <w:tc>
-                <w:tcPr>
-                  <w:tcW w:w="1306" w:type="dxa"/>
-                </w:tcPr>
-                <w:p>
-                  <w:pPr>
-                    <w:spacing w:line="400" w:lineRule="exact"/>
-                    <w:jc w:val="center"/>
-                    <w:rPr>
-                      <w:rFonts w:ascii="Noto Sans KR" w:eastAsia="Noto Sans KR" w:hAnsi="Noto Sans KR"/>
-                      <w:sz w:val="28"/>
-                      <w:szCs w:val="28"/>
-                    </w:rPr>
-                  </w:pPr>
-                  <w:r>
-                    <w:rPr>
-                      <w:rFonts w:ascii="Noto Sans KR" w:eastAsia="Noto Sans KR" w:hAnsi="Noto Sans KR" w:hint="eastAsia"/>
-                      <w:sz w:val="28"/>
-                      <w:szCs w:val="28"/>
-                    </w:rPr>
-                    <w:t>12/5</w:t>
-                  </w:r>
-                </w:p>
-              </w:tc>
-              <w:tc>
-                <w:tcPr>
-                  <w:tcW w:w="6378" w:type="dxa"/>
-                </w:tcPr>
-                <w:p>
-                  <w:pPr>
-                    <w:spacing w:line="400" w:lineRule="exact"/>
-                    <w:jc w:val="both"/>
-                    <w:rPr>
-                      <w:rFonts w:ascii="Noto Sans KR" w:eastAsia="Noto Sans KR" w:hAnsi="Noto Sans KR"/>
-                      <w:sz w:val="28"/>
-                      <w:szCs w:val="28"/>
-                    </w:rPr>
-                  </w:pPr>
-                </w:p>
-              </w:tc>
-            </w:tr>
-            <w:tr>
-              <w:tc>
-                <w:tcPr>
-                  <w:tcW w:w="1306" w:type="dxa"/>
-                </w:tcPr>
-                <w:p>
-                  <w:pPr>
-                    <w:spacing w:line="400" w:lineRule="exact"/>
-                    <w:jc w:val="center"/>
-                    <w:rPr>
-                      <w:rFonts w:ascii="Noto Sans KR" w:eastAsia="Noto Sans KR" w:hAnsi="Noto Sans KR"/>
-                      <w:sz w:val="28"/>
-                      <w:szCs w:val="28"/>
-                    </w:rPr>
-                  </w:pPr>
-                  <w:r>
-                    <w:rPr>
-                      <w:rFonts w:ascii="Noto Sans KR" w:eastAsia="Noto Sans KR" w:hAnsi="Noto Sans KR" w:hint="eastAsia"/>
-                      <w:sz w:val="28"/>
-                      <w:szCs w:val="28"/>
-                    </w:rPr>
-                    <w:t>12/6</w:t>
-                  </w:r>
-                </w:p>
-              </w:tc>
-              <w:tc>
-                <w:tcPr>
-                  <w:tcW w:w="6378" w:type="dxa"/>
-                </w:tcPr>
-                <w:p>
-                  <w:pPr>
-                    <w:spacing w:line="400" w:lineRule="exact"/>
-                    <w:jc w:val="both"/>
-                    <w:rPr>
-                      <w:rFonts w:ascii="Noto Sans KR" w:eastAsia="Noto Sans KR" w:hAnsi="Noto Sans KR"/>
-                      <w:sz w:val="28"/>
-                      <w:szCs w:val="28"/>
-                    </w:rPr>
-                  </w:pPr>
-                </w:p>
-              </w:tc>
-            </w:tr>
-            <w:tr>
-              <w:tc>
-                <w:tcPr>
-                  <w:tcW w:w="1306" w:type="dxa"/>
-                </w:tcPr>
-                <w:p>
-                  <w:pPr>
-                    <w:spacing w:line="400" w:lineRule="exact"/>
-                    <w:jc w:val="center"/>
-                    <w:rPr>
-                      <w:rFonts w:ascii="Noto Sans KR" w:eastAsia="Noto Sans KR" w:hAnsi="Noto Sans KR"/>
-                      <w:sz w:val="28"/>
-                      <w:szCs w:val="28"/>
-                    </w:rPr>
-                  </w:pPr>
-                  <w:r>
-                    <w:rPr>
-                      <w:rFonts w:ascii="Noto Sans KR" w:eastAsia="Noto Sans KR" w:hAnsi="Noto Sans KR" w:hint="eastAsia"/>
-                      <w:sz w:val="28"/>
-                      <w:szCs w:val="28"/>
-                    </w:rPr>
-                    <w:t>12/7</w:t>
-                  </w:r>
-                </w:p>
-              </w:tc>
-              <w:tc>
-                <w:tcPr>
-                  <w:tcW w:w="6378" w:type="dxa"/>
-                </w:tcPr>
-                <w:p>
-                  <w:pPr>
-                    <w:spacing w:line="400" w:lineRule="exact"/>
-                    <w:jc w:val="both"/>
-                    <w:rPr>
-                      <w:rFonts w:ascii="Noto Sans KR" w:eastAsia="Noto Sans KR" w:hAnsi="Noto Sans KR"/>
-                      <w:sz w:val="28"/>
-                      <w:szCs w:val="28"/>
-                    </w:rPr>
-                  </w:pPr>
-                </w:p>
-              </w:tc>
-            </w:tr>
-            <w:tr>
-              <w:tc>
-                <w:tcPr>
-                  <w:tcW w:w="1306" w:type="dxa"/>
-                </w:tcPr>
-                <w:p>
-                  <w:pPr>
-                    <w:spacing w:line="400" w:lineRule="exact"/>
-                    <w:jc w:val="center"/>
-                    <w:rPr>
-                      <w:rFonts w:ascii="Noto Sans KR" w:eastAsia="Noto Sans KR" w:hAnsi="Noto Sans KR"/>
-                      <w:sz w:val="28"/>
-                      <w:szCs w:val="28"/>
-                    </w:rPr>
-                  </w:pPr>
-                  <w:r>
-                    <w:rPr>
-                      <w:rFonts w:ascii="Noto Sans KR" w:eastAsia="Noto Sans KR" w:hAnsi="Noto Sans KR" w:hint="eastAsia"/>
-                      <w:sz w:val="28"/>
-                      <w:szCs w:val="28"/>
-                    </w:rPr>
-                    <w:t>12/8</w:t>
-                  </w:r>
-                </w:p>
-              </w:tc>
-              <w:tc>
-                <w:tcPr>
-                  <w:tcW w:w="6378" w:type="dxa"/>
-                </w:tcPr>
-                <w:p>
-                  <w:pPr>
-                    <w:spacing w:line="400" w:lineRule="exact"/>
-                    <w:jc w:val="both"/>
-                    <w:rPr>
-                      <w:rFonts w:ascii="Noto Sans KR" w:eastAsia="Noto Sans KR" w:hAnsi="Noto Sans KR"/>
-                      <w:sz w:val="28"/>
-                      <w:szCs w:val="28"/>
-                    </w:rPr>
-                  </w:pPr>
+                      <w:sz w:val="24"/>
+                    </w:rPr>
+                  </w:pPr>
+                  <w:r>
+                    <w:rPr>
+                      <w:rFonts w:ascii="Noto Sans KR" w:eastAsia="Noto Sans KR" w:hAnsi="Noto Sans KR"/>
+                      <w:sz w:val="24"/>
+                    </w:rPr>
+                    <w:t>팀: 최종 점검 · 제출</w:t>
+                  </w:r>
                 </w:p>
               </w:tc>
             </w:tr>
@@ -7303,8 +11095,7 @@
                     <w:jc w:val="both"/>
                     <w:rPr>
                       <w:rFonts w:ascii="Noto Sans KR" w:eastAsia="Noto Sans KR" w:hAnsi="Noto Sans KR"/>
-                      <w:sz w:val="28"/>
-                      <w:szCs w:val="28"/>
+                      <w:sz w:val="24"/>
                     </w:rPr>
                   </w:pPr>
                 </w:p>
@@ -7345,10 +11136,34 @@
                     <w:jc w:val="both"/>
                     <w:rPr>
                       <w:rFonts w:ascii="Noto Sans KR" w:eastAsia="Noto Sans KR" w:hAnsi="Noto Sans KR"/>
-                      <w:sz w:val="28"/>
-                      <w:szCs w:val="28"/>
-                    </w:rPr>
-                  </w:pPr>
+                      <w:sz w:val="24"/>
+                    </w:rPr>
+                  </w:pPr>
+                  <w:proofErr w:type="spellStart"/>
+                  <w:proofErr w:type="gramStart"/>
+                  <w:r>
+                    <w:rPr>
+                      <w:rFonts w:ascii="Noto Sans KR" w:eastAsia="Noto Sans KR" w:hAnsi="Noto Sans KR"/>
+                      <w:sz w:val="24"/>
+                    </w:rPr>
+                    <w:t>DetectInput</w:t>
+                  </w:r>
+                  <w:proofErr w:type="spellEnd"/>
+                  <w:r>
+                    <w:rPr>
+                      <w:rFonts w:ascii="Noto Sans KR" w:eastAsia="Noto Sans KR" w:hAnsi="Noto Sans KR"/>
+                      <w:sz w:val="24"/>
+                    </w:rPr>
+                    <w:t>(</w:t>
+                  </w:r>
+                  <w:proofErr w:type="gramEnd"/>
+                  <w:r>
+                    <w:rPr>
+                      <w:rFonts w:ascii="Noto Sans KR" w:eastAsia="Noto Sans KR" w:hAnsi="Noto Sans KR"/>
+                      <w:sz w:val="24"/>
+                    </w:rPr>
+                    <w:t>)</w:t>
+                  </w:r>
                 </w:p>
               </w:tc>
             </w:tr>
@@ -7387,10 +11202,34 @@
                     <w:jc w:val="both"/>
                     <w:rPr>
                       <w:rFonts w:ascii="Noto Sans KR" w:eastAsia="Noto Sans KR" w:hAnsi="Noto Sans KR"/>
-                      <w:sz w:val="28"/>
-                      <w:szCs w:val="28"/>
-                    </w:rPr>
-                  </w:pPr>
+                      <w:sz w:val="24"/>
+                    </w:rPr>
+                  </w:pPr>
+                  <w:proofErr w:type="spellStart"/>
+                  <w:proofErr w:type="gramStart"/>
+                  <w:r>
+                    <w:rPr>
+                      <w:rFonts w:ascii="Noto Sans KR" w:eastAsia="Noto Sans KR" w:hAnsi="Noto Sans KR"/>
+                      <w:sz w:val="24"/>
+                    </w:rPr>
+                    <w:t>UpdateLocalPaddle</w:t>
+                  </w:r>
+                  <w:proofErr w:type="spellEnd"/>
+                  <w:r>
+                    <w:rPr>
+                      <w:rFonts w:ascii="Noto Sans KR" w:eastAsia="Noto Sans KR" w:hAnsi="Noto Sans KR"/>
+                      <w:sz w:val="24"/>
+                    </w:rPr>
+                    <w:t>(</w:t>
+                  </w:r>
+                  <w:proofErr w:type="gramEnd"/>
+                  <w:r>
+                    <w:rPr>
+                      <w:rFonts w:ascii="Noto Sans KR" w:eastAsia="Noto Sans KR" w:hAnsi="Noto Sans KR"/>
+                      <w:sz w:val="24"/>
+                    </w:rPr>
+                    <w:t>)</w:t>
+                  </w:r>
                 </w:p>
               </w:tc>
             </w:tr>
@@ -7429,10 +11268,34 @@
                     <w:jc w:val="both"/>
                     <w:rPr>
                       <w:rFonts w:ascii="Noto Sans KR" w:eastAsia="Noto Sans KR" w:hAnsi="Noto Sans KR"/>
-                      <w:sz w:val="28"/>
-                      <w:szCs w:val="28"/>
-                    </w:rPr>
-                  </w:pPr>
+                      <w:sz w:val="24"/>
+                    </w:rPr>
+                  </w:pPr>
+                  <w:proofErr w:type="spellStart"/>
+                  <w:proofErr w:type="gramStart"/>
+                  <w:r>
+                    <w:rPr>
+                      <w:rFonts w:ascii="Noto Sans KR" w:eastAsia="Noto Sans KR" w:hAnsi="Noto Sans KR"/>
+                      <w:sz w:val="24"/>
+                    </w:rPr>
+                    <w:t>SendPaddlePosition</w:t>
+                  </w:r>
+                  <w:proofErr w:type="spellEnd"/>
+                  <w:r>
+                    <w:rPr>
+                      <w:rFonts w:ascii="Noto Sans KR" w:eastAsia="Noto Sans KR" w:hAnsi="Noto Sans KR" w:hint="eastAsia"/>
+                      <w:sz w:val="24"/>
+                    </w:rPr>
+                    <w:t>(</w:t>
+                  </w:r>
+                  <w:proofErr w:type="gramEnd"/>
+                  <w:r>
+                    <w:rPr>
+                      <w:rFonts w:ascii="Noto Sans KR" w:eastAsia="Noto Sans KR" w:hAnsi="Noto Sans KR" w:hint="eastAsia"/>
+                      <w:sz w:val="24"/>
+                    </w:rPr>
+                    <w:t>)</w:t>
+                  </w:r>
                 </w:p>
               </w:tc>
             </w:tr>
@@ -7471,10 +11334,34 @@
                     <w:jc w:val="both"/>
                     <w:rPr>
                       <w:rFonts w:ascii="Noto Sans KR" w:eastAsia="Noto Sans KR" w:hAnsi="Noto Sans KR"/>
-                      <w:sz w:val="28"/>
-                      <w:szCs w:val="28"/>
-                    </w:rPr>
-                  </w:pPr>
+                      <w:sz w:val="24"/>
+                    </w:rPr>
+                  </w:pPr>
+                  <w:proofErr w:type="spellStart"/>
+                  <w:proofErr w:type="gramStart"/>
+                  <w:r>
+                    <w:rPr>
+                      <w:rFonts w:ascii="Noto Sans KR" w:eastAsia="Noto Sans KR" w:hAnsi="Noto Sans KR"/>
+                      <w:sz w:val="24"/>
+                    </w:rPr>
+                    <w:t>ServerReceiveLoop</w:t>
+                  </w:r>
+                  <w:proofErr w:type="spellEnd"/>
+                  <w:r>
+                    <w:rPr>
+                      <w:rFonts w:ascii="Noto Sans KR" w:eastAsia="Noto Sans KR" w:hAnsi="Noto Sans KR"/>
+                      <w:sz w:val="24"/>
+                    </w:rPr>
+                    <w:t>(</w:t>
+                  </w:r>
+                  <w:proofErr w:type="gramEnd"/>
+                  <w:r>
+                    <w:rPr>
+                      <w:rFonts w:ascii="Noto Sans KR" w:eastAsia="Noto Sans KR" w:hAnsi="Noto Sans KR"/>
+                      <w:sz w:val="24"/>
+                    </w:rPr>
+                    <w:t>)</w:t>
+                  </w:r>
                 </w:p>
               </w:tc>
             </w:tr>
@@ -7513,8 +11400,7 @@
                     <w:jc w:val="both"/>
                     <w:rPr>
                       <w:rFonts w:ascii="Noto Sans KR" w:eastAsia="Noto Sans KR" w:hAnsi="Noto Sans KR"/>
-                      <w:sz w:val="28"/>
-                      <w:szCs w:val="28"/>
+                      <w:sz w:val="24"/>
                     </w:rPr>
                   </w:pPr>
                 </w:p>
@@ -7555,8 +11441,7 @@
                     <w:jc w:val="both"/>
                     <w:rPr>
                       <w:rFonts w:ascii="Noto Sans KR" w:eastAsia="Noto Sans KR" w:hAnsi="Noto Sans KR"/>
-                      <w:sz w:val="28"/>
-                      <w:szCs w:val="28"/>
+                      <w:sz w:val="24"/>
                     </w:rPr>
                   </w:pPr>
                 </w:p>
@@ -7597,10 +11482,34 @@
                     <w:jc w:val="both"/>
                     <w:rPr>
                       <w:rFonts w:ascii="Noto Sans KR" w:eastAsia="Noto Sans KR" w:hAnsi="Noto Sans KR"/>
-                      <w:sz w:val="28"/>
-                      <w:szCs w:val="28"/>
-                    </w:rPr>
-                  </w:pPr>
+                      <w:sz w:val="24"/>
+                    </w:rPr>
+                  </w:pPr>
+                  <w:proofErr w:type="spellStart"/>
+                  <w:proofErr w:type="gramStart"/>
+                  <w:r>
+                    <w:rPr>
+                      <w:rFonts w:ascii="Noto Sans KR" w:eastAsia="Noto Sans KR" w:hAnsi="Noto Sans KR"/>
+                      <w:sz w:val="24"/>
+                    </w:rPr>
+                    <w:t>UpdatePaddlePosition</w:t>
+                  </w:r>
+                  <w:proofErr w:type="spellEnd"/>
+                  <w:r>
+                    <w:rPr>
+                      <w:rFonts w:ascii="Noto Sans KR" w:eastAsia="Noto Sans KR" w:hAnsi="Noto Sans KR"/>
+                      <w:sz w:val="24"/>
+                    </w:rPr>
+                    <w:t>(</w:t>
+                  </w:r>
+                  <w:proofErr w:type="gramEnd"/>
+                  <w:r>
+                    <w:rPr>
+                      <w:rFonts w:ascii="Noto Sans KR" w:eastAsia="Noto Sans KR" w:hAnsi="Noto Sans KR"/>
+                      <w:sz w:val="24"/>
+                    </w:rPr>
+                    <w:t>)</w:t>
+                  </w:r>
                 </w:p>
               </w:tc>
             </w:tr>
@@ -7639,8 +11548,7 @@
                     <w:jc w:val="both"/>
                     <w:rPr>
                       <w:rFonts w:ascii="Noto Sans KR" w:eastAsia="Noto Sans KR" w:hAnsi="Noto Sans KR"/>
-                      <w:sz w:val="28"/>
-                      <w:szCs w:val="28"/>
+                      <w:sz w:val="24"/>
                     </w:rPr>
                   </w:pPr>
                 </w:p>
@@ -7681,10 +11589,34 @@
                     <w:jc w:val="both"/>
                     <w:rPr>
                       <w:rFonts w:ascii="Noto Sans KR" w:eastAsia="Noto Sans KR" w:hAnsi="Noto Sans KR"/>
-                      <w:sz w:val="28"/>
-                      <w:szCs w:val="28"/>
-                    </w:rPr>
-                  </w:pPr>
+                      <w:sz w:val="24"/>
+                    </w:rPr>
+                  </w:pPr>
+                  <w:proofErr w:type="spellStart"/>
+                  <w:proofErr w:type="gramStart"/>
+                  <w:r>
+                    <w:rPr>
+                      <w:rFonts w:ascii="Noto Sans KR" w:eastAsia="Noto Sans KR" w:hAnsi="Noto Sans KR"/>
+                      <w:sz w:val="24"/>
+                    </w:rPr>
+                    <w:t>UpdateGameWorld</w:t>
+                  </w:r>
+                  <w:proofErr w:type="spellEnd"/>
+                  <w:r>
+                    <w:rPr>
+                      <w:rFonts w:ascii="Noto Sans KR" w:eastAsia="Noto Sans KR" w:hAnsi="Noto Sans KR"/>
+                      <w:sz w:val="24"/>
+                    </w:rPr>
+                    <w:t>(</w:t>
+                  </w:r>
+                  <w:proofErr w:type="gramEnd"/>
+                  <w:r>
+                    <w:rPr>
+                      <w:rFonts w:ascii="Noto Sans KR" w:eastAsia="Noto Sans KR" w:hAnsi="Noto Sans KR"/>
+                      <w:sz w:val="24"/>
+                    </w:rPr>
+                    <w:t>)</w:t>
+                  </w:r>
                 </w:p>
               </w:tc>
             </w:tr>
@@ -7723,8 +11655,7 @@
                     <w:jc w:val="both"/>
                     <w:rPr>
                       <w:rFonts w:ascii="Noto Sans KR" w:eastAsia="Noto Sans KR" w:hAnsi="Noto Sans KR"/>
-                      <w:sz w:val="28"/>
-                      <w:szCs w:val="28"/>
+                      <w:sz w:val="24"/>
                     </w:rPr>
                   </w:pPr>
                 </w:p>
@@ -7765,10 +11696,34 @@
                     <w:jc w:val="both"/>
                     <w:rPr>
                       <w:rFonts w:ascii="Noto Sans KR" w:eastAsia="Noto Sans KR" w:hAnsi="Noto Sans KR"/>
-                      <w:sz w:val="28"/>
-                      <w:szCs w:val="28"/>
-                    </w:rPr>
-                  </w:pPr>
+                      <w:sz w:val="24"/>
+                    </w:rPr>
+                  </w:pPr>
+                  <w:proofErr w:type="spellStart"/>
+                  <w:proofErr w:type="gramStart"/>
+                  <w:r>
+                    <w:rPr>
+                      <w:rFonts w:ascii="Noto Sans KR" w:eastAsia="Noto Sans KR" w:hAnsi="Noto Sans KR"/>
+                      <w:sz w:val="24"/>
+                    </w:rPr>
+                    <w:t>RecordChangedPosition</w:t>
+                  </w:r>
+                  <w:proofErr w:type="spellEnd"/>
+                  <w:r>
+                    <w:rPr>
+                      <w:rFonts w:ascii="Noto Sans KR" w:eastAsia="Noto Sans KR" w:hAnsi="Noto Sans KR"/>
+                      <w:sz w:val="24"/>
+                    </w:rPr>
+                    <w:t>(</w:t>
+                  </w:r>
+                  <w:proofErr w:type="gramEnd"/>
+                  <w:r>
+                    <w:rPr>
+                      <w:rFonts w:ascii="Noto Sans KR" w:eastAsia="Noto Sans KR" w:hAnsi="Noto Sans KR"/>
+                      <w:sz w:val="24"/>
+                    </w:rPr>
+                    <w:t>)</w:t>
+                  </w:r>
                 </w:p>
               </w:tc>
             </w:tr>
@@ -7807,8 +11762,7 @@
                     <w:jc w:val="both"/>
                     <w:rPr>
                       <w:rFonts w:ascii="Noto Sans KR" w:eastAsia="Noto Sans KR" w:hAnsi="Noto Sans KR"/>
-                      <w:sz w:val="28"/>
-                      <w:szCs w:val="28"/>
+                      <w:sz w:val="24"/>
                     </w:rPr>
                   </w:pPr>
                 </w:p>
@@ -7849,8 +11803,7 @@
                     <w:jc w:val="both"/>
                     <w:rPr>
                       <w:rFonts w:ascii="Noto Sans KR" w:eastAsia="Noto Sans KR" w:hAnsi="Noto Sans KR"/>
-                      <w:sz w:val="28"/>
-                      <w:szCs w:val="28"/>
+                      <w:sz w:val="24"/>
                     </w:rPr>
                   </w:pPr>
                 </w:p>
@@ -7891,10 +11844,34 @@
                     <w:jc w:val="both"/>
                     <w:rPr>
                       <w:rFonts w:ascii="Noto Sans KR" w:eastAsia="Noto Sans KR" w:hAnsi="Noto Sans KR"/>
-                      <w:sz w:val="28"/>
-                      <w:szCs w:val="28"/>
-                    </w:rPr>
-                  </w:pPr>
+                      <w:sz w:val="24"/>
+                    </w:rPr>
+                  </w:pPr>
+                  <w:proofErr w:type="spellStart"/>
+                  <w:proofErr w:type="gramStart"/>
+                  <w:r>
+                    <w:rPr>
+                      <w:rFonts w:ascii="Noto Sans KR" w:eastAsia="Noto Sans KR" w:hAnsi="Noto Sans KR"/>
+                      <w:sz w:val="24"/>
+                    </w:rPr>
+                    <w:t>SendOnlyPosLoop</w:t>
+                  </w:r>
+                  <w:proofErr w:type="spellEnd"/>
+                  <w:r>
+                    <w:rPr>
+                      <w:rFonts w:ascii="Noto Sans KR" w:eastAsia="Noto Sans KR" w:hAnsi="Noto Sans KR"/>
+                      <w:sz w:val="24"/>
+                    </w:rPr>
+                    <w:t>(</w:t>
+                  </w:r>
+                  <w:proofErr w:type="gramEnd"/>
+                  <w:r>
+                    <w:rPr>
+                      <w:rFonts w:ascii="Noto Sans KR" w:eastAsia="Noto Sans KR" w:hAnsi="Noto Sans KR"/>
+                      <w:sz w:val="24"/>
+                    </w:rPr>
+                    <w:t>)</w:t>
+                  </w:r>
                 </w:p>
               </w:tc>
             </w:tr>
@@ -7919,8 +11896,222 @@
                       <w:sz w:val="28"/>
                       <w:szCs w:val="28"/>
                     </w:rPr>
+                    <w:t>11/16</w:t>
+                  </w:r>
+                </w:p>
+              </w:tc>
+              <w:tc>
+                <w:tcPr>
+                  <w:tcW w:w="6378" w:type="dxa"/>
+                </w:tcPr>
+                <w:p>
+                  <w:pPr>
+                    <w:spacing w:line="400" w:lineRule="exact"/>
+                    <w:jc w:val="both"/>
+                    <w:rPr>
+                      <w:rFonts w:ascii="Noto Sans KR" w:eastAsia="Noto Sans KR" w:hAnsi="Noto Sans KR"/>
+                      <w:sz w:val="24"/>
+                    </w:rPr>
+                  </w:pPr>
+                  <w:proofErr w:type="spellStart"/>
+                  <w:proofErr w:type="gramStart"/>
+                  <w:r>
+                    <w:rPr>
+                      <w:rFonts w:ascii="Noto Sans KR" w:eastAsia="Noto Sans KR" w:hAnsi="Noto Sans KR"/>
+                      <w:sz w:val="24"/>
+                    </w:rPr>
+                    <w:t>ClientReceiveLoop</w:t>
+                  </w:r>
+                  <w:proofErr w:type="spellEnd"/>
+                  <w:r>
+                    <w:rPr>
+                      <w:rFonts w:ascii="Noto Sans KR" w:eastAsia="Noto Sans KR" w:hAnsi="Noto Sans KR"/>
+                      <w:sz w:val="24"/>
+                    </w:rPr>
+                    <w:t>(</w:t>
+                  </w:r>
+                  <w:proofErr w:type="gramEnd"/>
+                  <w:r>
+                    <w:rPr>
+                      <w:rFonts w:ascii="Noto Sans KR" w:eastAsia="Noto Sans KR" w:hAnsi="Noto Sans KR"/>
+                      <w:sz w:val="24"/>
+                    </w:rPr>
+                    <w:t>)</w:t>
+                  </w:r>
+                </w:p>
+              </w:tc>
+            </w:tr>
+            <w:tr>
+              <w:tc>
+                <w:tcPr>
+                  <w:tcW w:w="1306" w:type="dxa"/>
+                </w:tcPr>
+                <w:p>
+                  <w:pPr>
+                    <w:spacing w:line="400" w:lineRule="exact"/>
+                    <w:jc w:val="center"/>
+                    <w:rPr>
+                      <w:rFonts w:ascii="Noto Sans KR" w:eastAsia="Noto Sans KR" w:hAnsi="Noto Sans KR"/>
+                      <w:sz w:val="28"/>
+                      <w:szCs w:val="28"/>
+                    </w:rPr>
+                  </w:pPr>
+                  <w:r>
+                    <w:rPr>
+                      <w:rFonts w:ascii="Noto Sans KR" w:eastAsia="Noto Sans KR" w:hAnsi="Noto Sans KR" w:hint="eastAsia"/>
+                      <w:sz w:val="28"/>
+                      <w:szCs w:val="28"/>
+                    </w:rPr>
+                    <w:t>11/17</w:t>
+                  </w:r>
+                </w:p>
+              </w:tc>
+              <w:tc>
+                <w:tcPr>
+                  <w:tcW w:w="6378" w:type="dxa"/>
+                </w:tcPr>
+                <w:p>
+                  <w:pPr>
+                    <w:spacing w:line="400" w:lineRule="exact"/>
+                    <w:jc w:val="both"/>
+                    <w:rPr>
+                      <w:rFonts w:ascii="Noto Sans KR" w:eastAsia="Noto Sans KR" w:hAnsi="Noto Sans KR"/>
+                      <w:sz w:val="24"/>
+                    </w:rPr>
+                  </w:pPr>
+                  <w:proofErr w:type="spellStart"/>
+                  <w:proofErr w:type="gramStart"/>
+                  <w:r>
+                    <w:rPr>
+                      <w:rFonts w:ascii="Noto Sans KR" w:eastAsia="Noto Sans KR" w:hAnsi="Noto Sans KR"/>
+                      <w:sz w:val="24"/>
+                    </w:rPr>
+                    <w:t>ApplyObjectPosition</w:t>
+                  </w:r>
+                  <w:proofErr w:type="spellEnd"/>
+                  <w:r>
+                    <w:rPr>
+                      <w:rFonts w:ascii="Noto Sans KR" w:eastAsia="Noto Sans KR" w:hAnsi="Noto Sans KR"/>
+                      <w:sz w:val="24"/>
+                    </w:rPr>
+                    <w:t>(</w:t>
+                  </w:r>
+                  <w:proofErr w:type="gramEnd"/>
+                  <w:r>
+                    <w:rPr>
+                      <w:rFonts w:ascii="Noto Sans KR" w:eastAsia="Noto Sans KR" w:hAnsi="Noto Sans KR"/>
+                      <w:sz w:val="24"/>
+                    </w:rPr>
+                    <w:t>)</w:t>
+                  </w:r>
+                </w:p>
+              </w:tc>
+            </w:tr>
+            <w:tr>
+              <w:tc>
+                <w:tcPr>
+                  <w:tcW w:w="1306" w:type="dxa"/>
+                </w:tcPr>
+                <w:p>
+                  <w:pPr>
+                    <w:spacing w:line="400" w:lineRule="exact"/>
+                    <w:jc w:val="center"/>
+                    <w:rPr>
+                      <w:rFonts w:ascii="Noto Sans KR" w:eastAsia="Noto Sans KR" w:hAnsi="Noto Sans KR"/>
+                      <w:sz w:val="28"/>
+                      <w:szCs w:val="28"/>
+                    </w:rPr>
+                  </w:pPr>
+                  <w:r>
+                    <w:rPr>
+                      <w:rFonts w:ascii="Noto Sans KR" w:eastAsia="Noto Sans KR" w:hAnsi="Noto Sans KR" w:hint="eastAsia"/>
+                      <w:sz w:val="28"/>
+                      <w:szCs w:val="28"/>
+                    </w:rPr>
+                    <w:t>11/18</w:t>
+                  </w:r>
+                </w:p>
+              </w:tc>
+              <w:tc>
+                <w:tcPr>
+                  <w:tcW w:w="6378" w:type="dxa"/>
+                </w:tcPr>
+                <w:p>
+                  <w:pPr>
+                    <w:spacing w:line="400" w:lineRule="exact"/>
+                    <w:jc w:val="both"/>
+                    <w:rPr>
+                      <w:rFonts w:ascii="Noto Sans KR" w:eastAsia="Noto Sans KR" w:hAnsi="Noto Sans KR"/>
+                      <w:sz w:val="24"/>
+                    </w:rPr>
+                  </w:pPr>
+                </w:p>
+              </w:tc>
+            </w:tr>
+            <w:tr>
+              <w:tc>
+                <w:tcPr>
+                  <w:tcW w:w="1306" w:type="dxa"/>
+                </w:tcPr>
+                <w:p>
+                  <w:pPr>
+                    <w:spacing w:line="400" w:lineRule="exact"/>
+                    <w:jc w:val="center"/>
+                    <w:rPr>
+                      <w:rFonts w:ascii="Noto Sans KR" w:eastAsia="Noto Sans KR" w:hAnsi="Noto Sans KR"/>
+                      <w:sz w:val="28"/>
+                      <w:szCs w:val="28"/>
+                    </w:rPr>
+                  </w:pPr>
+                  <w:r>
+                    <w:rPr>
+                      <w:rFonts w:ascii="Noto Sans KR" w:eastAsia="Noto Sans KR" w:hAnsi="Noto Sans KR" w:hint="eastAsia"/>
+                      <w:sz w:val="28"/>
+                      <w:szCs w:val="28"/>
+                    </w:rPr>
+                    <w:t>11/19</w:t>
+                  </w:r>
+                </w:p>
+              </w:tc>
+              <w:tc>
+                <w:tcPr>
+                  <w:tcW w:w="6378" w:type="dxa"/>
+                </w:tcPr>
+                <w:p>
+                  <w:pPr>
+                    <w:spacing w:line="400" w:lineRule="exact"/>
+                    <w:jc w:val="both"/>
+                    <w:rPr>
+                      <w:rFonts w:ascii="Noto Sans KR" w:eastAsia="Noto Sans KR" w:hAnsi="Noto Sans KR"/>
+                      <w:sz w:val="24"/>
+                    </w:rPr>
+                  </w:pPr>
+                </w:p>
+              </w:tc>
+            </w:tr>
+            <w:tr>
+              <w:tc>
+                <w:tcPr>
+                  <w:tcW w:w="1306" w:type="dxa"/>
+                </w:tcPr>
+                <w:p>
+                  <w:pPr>
+                    <w:spacing w:line="400" w:lineRule="exact"/>
+                    <w:jc w:val="center"/>
+                    <w:rPr>
+                      <w:rFonts w:ascii="Noto Sans KR" w:eastAsia="Noto Sans KR" w:hAnsi="Noto Sans KR"/>
+                      <w:sz w:val="28"/>
+                      <w:szCs w:val="28"/>
+                    </w:rPr>
+                  </w:pPr>
+                  <w:r>
+                    <w:rPr>
+                      <w:rFonts w:ascii="Noto Sans KR" w:eastAsia="Noto Sans KR" w:hAnsi="Noto Sans KR" w:hint="eastAsia"/>
+                      <w:sz w:val="28"/>
+                      <w:szCs w:val="28"/>
+                    </w:rPr>
                     <w:lastRenderedPageBreak/>
-                    <w:t>11/16</w:t>
+                    <w:t>11/20</w:t>
                   </w:r>
                 </w:p>
               </w:tc>
@@ -7934,8 +12125,7 @@
                     <w:jc w:val="both"/>
                     <w:rPr>
                       <w:rFonts w:ascii="Noto Sans KR" w:eastAsia="Noto Sans KR" w:hAnsi="Noto Sans KR"/>
-                      <w:sz w:val="28"/>
-                      <w:szCs w:val="28"/>
+                      <w:sz w:val="24"/>
                     </w:rPr>
                   </w:pPr>
                 </w:p>
@@ -7962,7 +12152,7 @@
                       <w:sz w:val="28"/>
                       <w:szCs w:val="28"/>
                     </w:rPr>
-                    <w:t>11/17</w:t>
+                    <w:t>11/21</w:t>
                   </w:r>
                 </w:p>
               </w:tc>
@@ -7976,8 +12166,7 @@
                     <w:jc w:val="both"/>
                     <w:rPr>
                       <w:rFonts w:ascii="Noto Sans KR" w:eastAsia="Noto Sans KR" w:hAnsi="Noto Sans KR"/>
-                      <w:sz w:val="28"/>
-                      <w:szCs w:val="28"/>
+                      <w:sz w:val="24"/>
                     </w:rPr>
                   </w:pPr>
                 </w:p>
@@ -8004,7 +12193,7 @@
                       <w:sz w:val="28"/>
                       <w:szCs w:val="28"/>
                     </w:rPr>
-                    <w:t>11/18</w:t>
+                    <w:t>11/22</w:t>
                   </w:r>
                 </w:p>
               </w:tc>
@@ -8018,10 +12207,34 @@
                     <w:jc w:val="both"/>
                     <w:rPr>
                       <w:rFonts w:ascii="Noto Sans KR" w:eastAsia="Noto Sans KR" w:hAnsi="Noto Sans KR"/>
-                      <w:sz w:val="28"/>
-                      <w:szCs w:val="28"/>
-                    </w:rPr>
-                  </w:pPr>
+                      <w:sz w:val="24"/>
+                    </w:rPr>
+                  </w:pPr>
+                  <w:proofErr w:type="spellStart"/>
+                  <w:proofErr w:type="gramStart"/>
+                  <w:r>
+                    <w:rPr>
+                      <w:rFonts w:ascii="Noto Sans KR" w:eastAsia="Noto Sans KR" w:hAnsi="Noto Sans KR"/>
+                      <w:sz w:val="24"/>
+                    </w:rPr>
+                    <w:t>RecordChangedState</w:t>
+                  </w:r>
+                  <w:proofErr w:type="spellEnd"/>
+                  <w:r>
+                    <w:rPr>
+                      <w:rFonts w:ascii="Noto Sans KR" w:eastAsia="Noto Sans KR" w:hAnsi="Noto Sans KR"/>
+                      <w:sz w:val="24"/>
+                    </w:rPr>
+                    <w:t>(</w:t>
+                  </w:r>
+                  <w:proofErr w:type="gramEnd"/>
+                  <w:r>
+                    <w:rPr>
+                      <w:rFonts w:ascii="Noto Sans KR" w:eastAsia="Noto Sans KR" w:hAnsi="Noto Sans KR"/>
+                      <w:sz w:val="24"/>
+                    </w:rPr>
+                    <w:t>)</w:t>
+                  </w:r>
                 </w:p>
               </w:tc>
             </w:tr>
@@ -8046,7 +12259,7 @@
                       <w:sz w:val="28"/>
                       <w:szCs w:val="28"/>
                     </w:rPr>
-                    <w:t>11/19</w:t>
+                    <w:t>11/23</w:t>
                   </w:r>
                 </w:p>
               </w:tc>
@@ -8060,10 +12273,34 @@
                     <w:jc w:val="both"/>
                     <w:rPr>
                       <w:rFonts w:ascii="Noto Sans KR" w:eastAsia="Noto Sans KR" w:hAnsi="Noto Sans KR"/>
-                      <w:sz w:val="28"/>
-                      <w:szCs w:val="28"/>
-                    </w:rPr>
-                  </w:pPr>
+                      <w:sz w:val="24"/>
+                    </w:rPr>
+                  </w:pPr>
+                  <w:proofErr w:type="spellStart"/>
+                  <w:proofErr w:type="gramStart"/>
+                  <w:r>
+                    <w:rPr>
+                      <w:rFonts w:ascii="Noto Sans KR" w:eastAsia="Noto Sans KR" w:hAnsi="Noto Sans KR"/>
+                      <w:sz w:val="24"/>
+                    </w:rPr>
+                    <w:t>SendClassDataLoop</w:t>
+                  </w:r>
+                  <w:proofErr w:type="spellEnd"/>
+                  <w:r>
+                    <w:rPr>
+                      <w:rFonts w:ascii="Noto Sans KR" w:eastAsia="Noto Sans KR" w:hAnsi="Noto Sans KR"/>
+                      <w:sz w:val="24"/>
+                    </w:rPr>
+                    <w:t>(</w:t>
+                  </w:r>
+                  <w:proofErr w:type="gramEnd"/>
+                  <w:r>
+                    <w:rPr>
+                      <w:rFonts w:ascii="Noto Sans KR" w:eastAsia="Noto Sans KR" w:hAnsi="Noto Sans KR"/>
+                      <w:sz w:val="24"/>
+                    </w:rPr>
+                    <w:t>)</w:t>
+                  </w:r>
                 </w:p>
               </w:tc>
             </w:tr>
@@ -8088,7 +12325,7 @@
                       <w:sz w:val="28"/>
                       <w:szCs w:val="28"/>
                     </w:rPr>
-                    <w:t>11/20</w:t>
+                    <w:t>11/24</w:t>
                   </w:r>
                 </w:p>
               </w:tc>
@@ -8102,8 +12339,7 @@
                     <w:jc w:val="both"/>
                     <w:rPr>
                       <w:rFonts w:ascii="Noto Sans KR" w:eastAsia="Noto Sans KR" w:hAnsi="Noto Sans KR"/>
-                      <w:sz w:val="28"/>
-                      <w:szCs w:val="28"/>
+                      <w:sz w:val="24"/>
                     </w:rPr>
                   </w:pPr>
                 </w:p>
@@ -8130,7 +12366,7 @@
                       <w:sz w:val="28"/>
                       <w:szCs w:val="28"/>
                     </w:rPr>
-                    <w:t>11/21</w:t>
+                    <w:t>11/25</w:t>
                   </w:r>
                 </w:p>
               </w:tc>
@@ -8144,10 +12380,34 @@
                     <w:jc w:val="both"/>
                     <w:rPr>
                       <w:rFonts w:ascii="Noto Sans KR" w:eastAsia="Noto Sans KR" w:hAnsi="Noto Sans KR"/>
-                      <w:sz w:val="28"/>
-                      <w:szCs w:val="28"/>
-                    </w:rPr>
-                  </w:pPr>
+                      <w:sz w:val="24"/>
+                    </w:rPr>
+                  </w:pPr>
+                  <w:proofErr w:type="spellStart"/>
+                  <w:proofErr w:type="gramStart"/>
+                  <w:r>
+                    <w:rPr>
+                      <w:rFonts w:ascii="Noto Sans KR" w:eastAsia="Noto Sans KR" w:hAnsi="Noto Sans KR"/>
+                      <w:sz w:val="24"/>
+                    </w:rPr>
+                    <w:t>ApplyObjectClassData</w:t>
+                  </w:r>
+                  <w:proofErr w:type="spellEnd"/>
+                  <w:r>
+                    <w:rPr>
+                      <w:rFonts w:ascii="Noto Sans KR" w:eastAsia="Noto Sans KR" w:hAnsi="Noto Sans KR"/>
+                      <w:sz w:val="24"/>
+                    </w:rPr>
+                    <w:t>(</w:t>
+                  </w:r>
+                  <w:proofErr w:type="gramEnd"/>
+                  <w:r>
+                    <w:rPr>
+                      <w:rFonts w:ascii="Noto Sans KR" w:eastAsia="Noto Sans KR" w:hAnsi="Noto Sans KR"/>
+                      <w:sz w:val="24"/>
+                    </w:rPr>
+                    <w:t>)</w:t>
+                  </w:r>
                 </w:p>
               </w:tc>
             </w:tr>
@@ -8172,7 +12432,7 @@
                       <w:sz w:val="28"/>
                       <w:szCs w:val="28"/>
                     </w:rPr>
-                    <w:t>11/22</w:t>
+                    <w:t>11/26</w:t>
                   </w:r>
                 </w:p>
               </w:tc>
@@ -8186,8 +12446,7 @@
                     <w:jc w:val="both"/>
                     <w:rPr>
                       <w:rFonts w:ascii="Noto Sans KR" w:eastAsia="Noto Sans KR" w:hAnsi="Noto Sans KR"/>
-                      <w:sz w:val="28"/>
-                      <w:szCs w:val="28"/>
+                      <w:sz w:val="24"/>
                     </w:rPr>
                   </w:pPr>
                 </w:p>
@@ -8214,7 +12473,7 @@
                       <w:sz w:val="28"/>
                       <w:szCs w:val="28"/>
                     </w:rPr>
-                    <w:t>11/23</w:t>
+                    <w:t>11/27</w:t>
                   </w:r>
                 </w:p>
               </w:tc>
@@ -8228,8 +12487,7 @@
                     <w:jc w:val="both"/>
                     <w:rPr>
                       <w:rFonts w:ascii="Noto Sans KR" w:eastAsia="Noto Sans KR" w:hAnsi="Noto Sans KR"/>
-                      <w:sz w:val="28"/>
-                      <w:szCs w:val="28"/>
+                      <w:sz w:val="24"/>
                     </w:rPr>
                   </w:pPr>
                 </w:p>
@@ -8256,7 +12514,7 @@
                       <w:sz w:val="28"/>
                       <w:szCs w:val="28"/>
                     </w:rPr>
-                    <w:t>11/24</w:t>
+                    <w:t>11/28</w:t>
                   </w:r>
                 </w:p>
               </w:tc>
@@ -8270,8 +12528,7 @@
                     <w:jc w:val="both"/>
                     <w:rPr>
                       <w:rFonts w:ascii="Noto Sans KR" w:eastAsia="Noto Sans KR" w:hAnsi="Noto Sans KR"/>
-                      <w:sz w:val="28"/>
-                      <w:szCs w:val="28"/>
+                      <w:sz w:val="24"/>
                     </w:rPr>
                   </w:pPr>
                 </w:p>
@@ -8298,7 +12555,7 @@
                       <w:sz w:val="28"/>
                       <w:szCs w:val="28"/>
                     </w:rPr>
-                    <w:t>11/25</w:t>
+                    <w:t>11/29</w:t>
                   </w:r>
                 </w:p>
               </w:tc>
@@ -8312,10 +12569,34 @@
                     <w:jc w:val="both"/>
                     <w:rPr>
                       <w:rFonts w:ascii="Noto Sans KR" w:eastAsia="Noto Sans KR" w:hAnsi="Noto Sans KR"/>
-                      <w:sz w:val="28"/>
-                      <w:szCs w:val="28"/>
-                    </w:rPr>
-                  </w:pPr>
+                      <w:sz w:val="24"/>
+                    </w:rPr>
+                  </w:pPr>
+                  <w:proofErr w:type="spellStart"/>
+                  <w:proofErr w:type="gramStart"/>
+                  <w:r>
+                    <w:rPr>
+                      <w:rFonts w:ascii="Noto Sans KR" w:eastAsia="Noto Sans KR" w:hAnsi="Noto Sans KR"/>
+                      <w:sz w:val="24"/>
+                    </w:rPr>
+                    <w:t>SendFullClassDataLoop</w:t>
+                  </w:r>
+                  <w:proofErr w:type="spellEnd"/>
+                  <w:r>
+                    <w:rPr>
+                      <w:rFonts w:ascii="Noto Sans KR" w:eastAsia="Noto Sans KR" w:hAnsi="Noto Sans KR"/>
+                      <w:sz w:val="24"/>
+                    </w:rPr>
+                    <w:t>(</w:t>
+                  </w:r>
+                  <w:proofErr w:type="gramEnd"/>
+                  <w:r>
+                    <w:rPr>
+                      <w:rFonts w:ascii="Noto Sans KR" w:eastAsia="Noto Sans KR" w:hAnsi="Noto Sans KR"/>
+                      <w:sz w:val="24"/>
+                    </w:rPr>
+                    <w:t>)</w:t>
+                  </w:r>
                 </w:p>
               </w:tc>
             </w:tr>
@@ -8340,7 +12621,7 @@
                       <w:sz w:val="28"/>
                       <w:szCs w:val="28"/>
                     </w:rPr>
-                    <w:t>11/26</w:t>
+                    <w:t>11/30</w:t>
                   </w:r>
                 </w:p>
               </w:tc>
@@ -8354,10 +12635,34 @@
                     <w:jc w:val="both"/>
                     <w:rPr>
                       <w:rFonts w:ascii="Noto Sans KR" w:eastAsia="Noto Sans KR" w:hAnsi="Noto Sans KR"/>
-                      <w:sz w:val="28"/>
-                      <w:szCs w:val="28"/>
-                    </w:rPr>
-                  </w:pPr>
+                      <w:sz w:val="24"/>
+                    </w:rPr>
+                  </w:pPr>
+                  <w:proofErr w:type="spellStart"/>
+                  <w:proofErr w:type="gramStart"/>
+                  <w:r>
+                    <w:rPr>
+                      <w:rFonts w:ascii="Noto Sans KR" w:eastAsia="Noto Sans KR" w:hAnsi="Noto Sans KR"/>
+                      <w:sz w:val="24"/>
+                    </w:rPr>
+                    <w:t>GetAllObjectClassData</w:t>
+                  </w:r>
+                  <w:proofErr w:type="spellEnd"/>
+                  <w:r>
+                    <w:rPr>
+                      <w:rFonts w:ascii="Noto Sans KR" w:eastAsia="Noto Sans KR" w:hAnsi="Noto Sans KR"/>
+                      <w:sz w:val="24"/>
+                    </w:rPr>
+                    <w:t>(</w:t>
+                  </w:r>
+                  <w:proofErr w:type="gramEnd"/>
+                  <w:r>
+                    <w:rPr>
+                      <w:rFonts w:ascii="Noto Sans KR" w:eastAsia="Noto Sans KR" w:hAnsi="Noto Sans KR"/>
+                      <w:sz w:val="24"/>
+                    </w:rPr>
+                    <w:t>)</w:t>
+                  </w:r>
                 </w:p>
               </w:tc>
             </w:tr>
@@ -8382,7 +12687,7 @@
                       <w:sz w:val="28"/>
                       <w:szCs w:val="28"/>
                     </w:rPr>
-                    <w:t>11/27</w:t>
+                    <w:t>12/1</w:t>
                   </w:r>
                 </w:p>
               </w:tc>
@@ -8396,8 +12701,7 @@
                     <w:jc w:val="both"/>
                     <w:rPr>
                       <w:rFonts w:ascii="Noto Sans KR" w:eastAsia="Noto Sans KR" w:hAnsi="Noto Sans KR"/>
-                      <w:sz w:val="28"/>
-                      <w:szCs w:val="28"/>
+                      <w:sz w:val="24"/>
                     </w:rPr>
                   </w:pPr>
                 </w:p>
@@ -8424,7 +12728,7 @@
                       <w:sz w:val="28"/>
                       <w:szCs w:val="28"/>
                     </w:rPr>
-                    <w:t>11/28</w:t>
+                    <w:t>12/2</w:t>
                   </w:r>
                 </w:p>
               </w:tc>
@@ -8438,8 +12742,7 @@
                     <w:jc w:val="both"/>
                     <w:rPr>
                       <w:rFonts w:ascii="Noto Sans KR" w:eastAsia="Noto Sans KR" w:hAnsi="Noto Sans KR"/>
-                      <w:sz w:val="28"/>
-                      <w:szCs w:val="28"/>
+                      <w:sz w:val="24"/>
                     </w:rPr>
                   </w:pPr>
                 </w:p>
@@ -8466,7 +12769,7 @@
                       <w:sz w:val="28"/>
                       <w:szCs w:val="28"/>
                     </w:rPr>
-                    <w:t>11/29</w:t>
+                    <w:t>12/3</w:t>
                   </w:r>
                 </w:p>
               </w:tc>
@@ -8480,10 +12783,34 @@
                     <w:jc w:val="both"/>
                     <w:rPr>
                       <w:rFonts w:ascii="Noto Sans KR" w:eastAsia="Noto Sans KR" w:hAnsi="Noto Sans KR"/>
-                      <w:sz w:val="28"/>
-                      <w:szCs w:val="28"/>
-                    </w:rPr>
-                  </w:pPr>
+                      <w:sz w:val="24"/>
+                    </w:rPr>
+                  </w:pPr>
+                  <w:proofErr w:type="spellStart"/>
+                  <w:proofErr w:type="gramStart"/>
+                  <w:r>
+                    <w:rPr>
+                      <w:rFonts w:ascii="Noto Sans KR" w:eastAsia="Noto Sans KR" w:hAnsi="Noto Sans KR"/>
+                      <w:sz w:val="24"/>
+                    </w:rPr>
+                    <w:t>ClearChangedVectors</w:t>
+                  </w:r>
+                  <w:proofErr w:type="spellEnd"/>
+                  <w:r>
+                    <w:rPr>
+                      <w:rFonts w:ascii="Noto Sans KR" w:eastAsia="Noto Sans KR" w:hAnsi="Noto Sans KR"/>
+                      <w:sz w:val="24"/>
+                    </w:rPr>
+                    <w:t>(</w:t>
+                  </w:r>
+                  <w:proofErr w:type="gramEnd"/>
+                  <w:r>
+                    <w:rPr>
+                      <w:rFonts w:ascii="Noto Sans KR" w:eastAsia="Noto Sans KR" w:hAnsi="Noto Sans KR"/>
+                      <w:sz w:val="24"/>
+                    </w:rPr>
+                    <w:t>)</w:t>
+                  </w:r>
                 </w:p>
               </w:tc>
             </w:tr>
@@ -8508,7 +12835,7 @@
                       <w:sz w:val="28"/>
                       <w:szCs w:val="28"/>
                     </w:rPr>
-                    <w:t>11/30</w:t>
+                    <w:t>12/4</w:t>
                   </w:r>
                 </w:p>
               </w:tc>
@@ -8522,8 +12849,7 @@
                     <w:jc w:val="both"/>
                     <w:rPr>
                       <w:rFonts w:ascii="Noto Sans KR" w:eastAsia="Noto Sans KR" w:hAnsi="Noto Sans KR"/>
-                      <w:sz w:val="28"/>
-                      <w:szCs w:val="28"/>
+                      <w:sz w:val="24"/>
                     </w:rPr>
                   </w:pPr>
                 </w:p>
@@ -8550,7 +12876,7 @@
                       <w:sz w:val="28"/>
                       <w:szCs w:val="28"/>
                     </w:rPr>
-                    <w:t>12/1</w:t>
+                    <w:t>12/5</w:t>
                   </w:r>
                 </w:p>
               </w:tc>
@@ -8564,8 +12890,7 @@
                     <w:jc w:val="both"/>
                     <w:rPr>
                       <w:rFonts w:ascii="Noto Sans KR" w:eastAsia="Noto Sans KR" w:hAnsi="Noto Sans KR"/>
-                      <w:sz w:val="28"/>
-                      <w:szCs w:val="28"/>
+                      <w:sz w:val="24"/>
                     </w:rPr>
                   </w:pPr>
                 </w:p>
@@ -8592,7 +12917,7 @@
                       <w:sz w:val="28"/>
                       <w:szCs w:val="28"/>
                     </w:rPr>
-                    <w:t>12/2</w:t>
+                    <w:t>12/6</w:t>
                   </w:r>
                 </w:p>
               </w:tc>
@@ -8606,8 +12931,7 @@
                     <w:jc w:val="both"/>
                     <w:rPr>
                       <w:rFonts w:ascii="Noto Sans KR" w:eastAsia="Noto Sans KR" w:hAnsi="Noto Sans KR"/>
-                      <w:sz w:val="28"/>
-                      <w:szCs w:val="28"/>
+                      <w:sz w:val="24"/>
                     </w:rPr>
                   </w:pPr>
                 </w:p>
@@ -8634,7 +12958,7 @@
                       <w:sz w:val="28"/>
                       <w:szCs w:val="28"/>
                     </w:rPr>
-                    <w:t>12/3</w:t>
+                    <w:t>12/7</w:t>
                   </w:r>
                 </w:p>
               </w:tc>
@@ -8648,8 +12972,7 @@
                     <w:jc w:val="both"/>
                     <w:rPr>
                       <w:rFonts w:ascii="Noto Sans KR" w:eastAsia="Noto Sans KR" w:hAnsi="Noto Sans KR"/>
-                      <w:sz w:val="28"/>
-                      <w:szCs w:val="28"/>
+                      <w:sz w:val="24"/>
                     </w:rPr>
                   </w:pPr>
                 </w:p>
@@ -8676,7 +12999,7 @@
                       <w:sz w:val="28"/>
                       <w:szCs w:val="28"/>
                     </w:rPr>
-                    <w:t>12/4</w:t>
+                    <w:t>12/8</w:t>
                   </w:r>
                 </w:p>
               </w:tc>
@@ -8690,176 +13013,7 @@
                     <w:jc w:val="both"/>
                     <w:rPr>
                       <w:rFonts w:ascii="Noto Sans KR" w:eastAsia="Noto Sans KR" w:hAnsi="Noto Sans KR"/>
-                      <w:sz w:val="28"/>
-                      <w:szCs w:val="28"/>
-                    </w:rPr>
-                  </w:pPr>
-                </w:p>
-              </w:tc>
-            </w:tr>
-            <w:tr>
-              <w:tc>
-                <w:tcPr>
-                  <w:tcW w:w="1306" w:type="dxa"/>
-                </w:tcPr>
-                <w:p>
-                  <w:pPr>
-                    <w:spacing w:line="400" w:lineRule="exact"/>
-                    <w:jc w:val="center"/>
-                    <w:rPr>
-                      <w:rFonts w:ascii="Noto Sans KR" w:eastAsia="Noto Sans KR" w:hAnsi="Noto Sans KR"/>
-                      <w:sz w:val="28"/>
-                      <w:szCs w:val="28"/>
-                    </w:rPr>
-                  </w:pPr>
-                  <w:r>
-                    <w:rPr>
-                      <w:rFonts w:ascii="Noto Sans KR" w:eastAsia="Noto Sans KR" w:hAnsi="Noto Sans KR" w:hint="eastAsia"/>
-                      <w:sz w:val="28"/>
-                      <w:szCs w:val="28"/>
-                    </w:rPr>
-                    <w:t>12/5</w:t>
-                  </w:r>
-                </w:p>
-              </w:tc>
-              <w:tc>
-                <w:tcPr>
-                  <w:tcW w:w="6378" w:type="dxa"/>
-                </w:tcPr>
-                <w:p>
-                  <w:pPr>
-                    <w:spacing w:line="400" w:lineRule="exact"/>
-                    <w:jc w:val="both"/>
-                    <w:rPr>
-                      <w:rFonts w:ascii="Noto Sans KR" w:eastAsia="Noto Sans KR" w:hAnsi="Noto Sans KR"/>
-                      <w:sz w:val="28"/>
-                      <w:szCs w:val="28"/>
-                    </w:rPr>
-                  </w:pPr>
-                </w:p>
-              </w:tc>
-            </w:tr>
-            <w:tr>
-              <w:tc>
-                <w:tcPr>
-                  <w:tcW w:w="1306" w:type="dxa"/>
-                </w:tcPr>
-                <w:p>
-                  <w:pPr>
-                    <w:spacing w:line="400" w:lineRule="exact"/>
-                    <w:jc w:val="center"/>
-                    <w:rPr>
-                      <w:rFonts w:ascii="Noto Sans KR" w:eastAsia="Noto Sans KR" w:hAnsi="Noto Sans KR"/>
-                      <w:sz w:val="28"/>
-                      <w:szCs w:val="28"/>
-                    </w:rPr>
-                  </w:pPr>
-                  <w:r>
-                    <w:rPr>
-                      <w:rFonts w:ascii="Noto Sans KR" w:eastAsia="Noto Sans KR" w:hAnsi="Noto Sans KR" w:hint="eastAsia"/>
-                      <w:sz w:val="28"/>
-                      <w:szCs w:val="28"/>
-                    </w:rPr>
-                    <w:t>12/6</w:t>
-                  </w:r>
-                </w:p>
-              </w:tc>
-              <w:tc>
-                <w:tcPr>
-                  <w:tcW w:w="6378" w:type="dxa"/>
-                </w:tcPr>
-                <w:p>
-                  <w:pPr>
-                    <w:spacing w:line="400" w:lineRule="exact"/>
-                    <w:jc w:val="both"/>
-                    <w:rPr>
-                      <w:rFonts w:ascii="Noto Sans KR" w:eastAsia="Noto Sans KR" w:hAnsi="Noto Sans KR"/>
-                      <w:sz w:val="28"/>
-                      <w:szCs w:val="28"/>
-                    </w:rPr>
-                  </w:pPr>
-                </w:p>
-              </w:tc>
-            </w:tr>
-            <w:tr>
-              <w:tc>
-                <w:tcPr>
-                  <w:tcW w:w="1306" w:type="dxa"/>
-                </w:tcPr>
-                <w:p>
-                  <w:pPr>
-                    <w:spacing w:line="400" w:lineRule="exact"/>
-                    <w:jc w:val="center"/>
-                    <w:rPr>
-                      <w:rFonts w:ascii="Noto Sans KR" w:eastAsia="Noto Sans KR" w:hAnsi="Noto Sans KR"/>
-                      <w:sz w:val="28"/>
-                      <w:szCs w:val="28"/>
-                    </w:rPr>
-                  </w:pPr>
-                  <w:r>
-                    <w:rPr>
-                      <w:rFonts w:ascii="Noto Sans KR" w:eastAsia="Noto Sans KR" w:hAnsi="Noto Sans KR" w:hint="eastAsia"/>
-                      <w:sz w:val="28"/>
-                      <w:szCs w:val="28"/>
-                    </w:rPr>
-                    <w:t>12/7</w:t>
-                  </w:r>
-                </w:p>
-              </w:tc>
-              <w:tc>
-                <w:tcPr>
-                  <w:tcW w:w="6378" w:type="dxa"/>
-                </w:tcPr>
-                <w:p>
-                  <w:pPr>
-                    <w:spacing w:line="400" w:lineRule="exact"/>
-                    <w:jc w:val="both"/>
-                    <w:rPr>
-                      <w:rFonts w:ascii="Noto Sans KR" w:eastAsia="Noto Sans KR" w:hAnsi="Noto Sans KR"/>
-                      <w:sz w:val="28"/>
-                      <w:szCs w:val="28"/>
-                    </w:rPr>
-                  </w:pPr>
-                </w:p>
-              </w:tc>
-            </w:tr>
-            <w:tr>
-              <w:tc>
-                <w:tcPr>
-                  <w:tcW w:w="1306" w:type="dxa"/>
-                </w:tcPr>
-                <w:p>
-                  <w:pPr>
-                    <w:spacing w:line="400" w:lineRule="exact"/>
-                    <w:jc w:val="center"/>
-                    <w:rPr>
-                      <w:rFonts w:ascii="Noto Sans KR" w:eastAsia="Noto Sans KR" w:hAnsi="Noto Sans KR"/>
-                      <w:sz w:val="28"/>
-                      <w:szCs w:val="28"/>
-                    </w:rPr>
-                  </w:pPr>
-                  <w:r>
-                    <w:rPr>
-                      <w:rFonts w:ascii="Noto Sans KR" w:eastAsia="Noto Sans KR" w:hAnsi="Noto Sans KR" w:hint="eastAsia"/>
-                      <w:sz w:val="28"/>
-                      <w:szCs w:val="28"/>
-                    </w:rPr>
-                    <w:t>12/8</w:t>
-                  </w:r>
-                </w:p>
-              </w:tc>
-              <w:tc>
-                <w:tcPr>
-                  <w:tcW w:w="6378" w:type="dxa"/>
-                </w:tcPr>
-                <w:p>
-                  <w:pPr>
-                    <w:spacing w:line="400" w:lineRule="exact"/>
-                    <w:jc w:val="both"/>
-                    <w:rPr>
-                      <w:rFonts w:ascii="Noto Sans KR" w:eastAsia="Noto Sans KR" w:hAnsi="Noto Sans KR"/>
-                      <w:sz w:val="28"/>
-                      <w:szCs w:val="28"/>
+                      <w:sz w:val="24"/>
                     </w:rPr>
                   </w:pPr>
                 </w:p>
@@ -8897,6 +13051,56 @@
     </w:sectPr>
   </w:body>
 </w:document>
+</file>
+
+<file path=word/endnotes.xml><?xml version="1.0" encoding="utf-8"?>
+<w:endnotes xmlns:wpc="http://schemas.microsoft.com/office/word/2010/wordprocessingCanvas" xmlns:cx="http://schemas.microsoft.com/office/drawing/2014/chartex" xmlns:cx1="http://schemas.microsoft.com/office/drawing/2015/9/8/chartex" xmlns:cx2="http://schemas.microsoft.com/office/drawing/2015/10/21/chartex" xmlns:cx3="http://schemas.microsoft.com/office/drawing/2016/5/9/chartex" xmlns:cx4="http://schemas.microsoft.com/office/drawing/2016/5/10/chartex" xmlns:cx5="http://schemas.microsoft.com/office/drawing/2016/5/11/chartex" xmlns:cx6="http://schemas.microsoft.com/office/drawing/2016/5/12/chartex" xmlns:cx7="http://schemas.microsoft.com/office/drawing/2016/5/13/chartex" xmlns:cx8="http://schemas.microsoft.com/office/drawing/2016/5/14/chartex" xmlns:mc="http://schemas.openxmlformats.org/markup-compatibility/2006" xmlns:aink="http://schemas.microsoft.com/office/drawing/2016/ink" xmlns:am3d="http://schemas.microsoft.com/office/drawing/2017/model3d" xmlns:o="urn:schemas-microsoft-com:office:office" xmlns:oel="http://schemas.microsoft.com/office/2019/extlst" xmlns:r="http://schemas.openxmlformats.org/officeDocument/2006/relationships" xmlns:m="http://schemas.openxmlformats.org/officeDocument/2006/math" xmlns:v="urn:schemas-microsoft-com:vml" xmlns:wp14="http://schemas.microsoft.com/office/word/2010/wordprocessingDrawing" xmlns:wp="http://schemas.openxmlformats.org/drawingml/2006/wordprocessingDrawing" xmlns:w10="urn:schemas-microsoft-com:office:word" xmlns:w="http://schemas.openxmlformats.org/wordprocessingml/2006/main" xmlns:w14="http://schemas.microsoft.com/office/word/2010/wordml" xmlns:w15="http://schemas.microsoft.com/office/word/2012/wordml" xmlns:w16cex="http://schemas.microsoft.com/office/word/2018/wordml/cex" xmlns:w16cid="http://schemas.microsoft.com/office/word/2016/wordml/cid" xmlns:w16="http://schemas.microsoft.com/office/word/2018/wordml" xmlns:w16du="http://schemas.microsoft.com/office/word/2023/wordml/word16du" xmlns:w16sdtdh="http://schemas.microsoft.com/office/word/2020/wordml/sdtdatahash" xmlns:w16sdtfl="http://schemas.microsoft.com/office/word/2024/wordml/sdtformatlock" xmlns:w16se="http://schemas.microsoft.com/office/word/2015/wordml/symex" xmlns:wpg="http://schemas.microsoft.com/office/word/2010/wordprocessingGroup" xmlns:wpi="http://schemas.microsoft.com/office/word/2010/wordprocessingInk" xmlns:wne="http://schemas.microsoft.com/office/word/2006/wordml" xmlns:wps="http://schemas.microsoft.com/office/word/2010/wordprocessingShape" mc:Ignorable="w14 w15 w16se w16cid w16 w16cex w16sdtdh w16sdtfl w16du wp14">
+  <w:endnote w:type="separator" w:id="-1">
+    <w:p>
+      <w:pPr>
+        <w:spacing w:after="0"/>
+      </w:pPr>
+      <w:r>
+        <w:separator/>
+      </w:r>
+    </w:p>
+  </w:endnote>
+  <w:endnote w:type="continuationSeparator" w:id="0">
+    <w:p>
+      <w:pPr>
+        <w:spacing w:after="0"/>
+      </w:pPr>
+      <w:r>
+        <w:continuationSeparator/>
+      </w:r>
+    </w:p>
+  </w:endnote>
+</w:endnotes>
+</file>
+
+<file path=word/footnotes.xml><?xml version="1.0" encoding="utf-8"?>
+<w:footnotes xmlns:wpc="http://schemas.microsoft.com/office/word/2010/wordprocessingCanvas" xmlns:cx="http://schemas.microsoft.com/office/drawing/2014/chartex" xmlns:cx1="http://schemas.microsoft.com/office/drawing/2015/9/8/chartex" xmlns:cx2="http://schemas.microsoft.com/office/drawing/2015/10/21/chartex" xmlns:cx3="http://schemas.microsoft.com/office/drawing/2016/5/9/chartex" xmlns:cx4="http://schemas.microsoft.com/office/drawing/2016/5/10/chartex" xmlns:cx5="http://schemas.microsoft.com/office/drawing/2016/5/11/chartex" xmlns:cx6="http://schemas.microsoft.com/office/drawing/2016/5/12/chartex" xmlns:cx7="http://schemas.microsoft.com/office/drawing/2016/5/13/chartex" xmlns:cx8="http://schemas.microsoft.com/office/drawing/2016/5/14/chartex" xmlns:mc="http://schemas.openxmlformats.org/markup-compatibility/2006" xmlns:aink="http://schemas.microsoft.com/office/drawing/2016/ink" xmlns:am3d="http://schemas.microsoft.com/office/drawing/2017/model3d" xmlns:o="urn:schemas-microsoft-com:office:office" xmlns:oel="http://schemas.microsoft.com/office/2019/extlst" xmlns:r="http://schemas.openxmlformats.org/officeDocument/2006/relationships" xmlns:m="http://schemas.openxmlformats.org/officeDocument/2006/math" xmlns:v="urn:schemas-microsoft-com:vml" xmlns:wp14="http://schemas.microsoft.com/office/word/2010/wordprocessingDrawing" xmlns:wp="http://schemas.openxmlformats.org/drawingml/2006/wordprocessingDrawing" xmlns:w10="urn:schemas-microsoft-com:office:word" xmlns:w="http://schemas.openxmlformats.org/wordprocessingml/2006/main" xmlns:w14="http://schemas.microsoft.com/office/word/2010/wordml" xmlns:w15="http://schemas.microsoft.com/office/word/2012/wordml" xmlns:w16cex="http://schemas.microsoft.com/office/word/2018/wordml/cex" xmlns:w16cid="http://schemas.microsoft.com/office/word/2016/wordml/cid" xmlns:w16="http://schemas.microsoft.com/office/word/2018/wordml" xmlns:w16du="http://schemas.microsoft.com/office/word/2023/wordml/word16du" xmlns:w16sdtdh="http://schemas.microsoft.com/office/word/2020/wordml/sdtdatahash" xmlns:w16sdtfl="http://schemas.microsoft.com/office/word/2024/wordml/sdtformatlock" xmlns:w16se="http://schemas.microsoft.com/office/word/2015/wordml/symex" xmlns:wpg="http://schemas.microsoft.com/office/word/2010/wordprocessingGroup" xmlns:wpi="http://schemas.microsoft.com/office/word/2010/wordprocessingInk" xmlns:wne="http://schemas.microsoft.com/office/word/2006/wordml" xmlns:wps="http://schemas.microsoft.com/office/word/2010/wordprocessingShape" mc:Ignorable="w14 w15 w16se w16cid w16 w16cex w16sdtdh w16sdtfl w16du wp14">
+  <w:footnote w:type="separator" w:id="-1">
+    <w:p>
+      <w:pPr>
+        <w:spacing w:after="0"/>
+      </w:pPr>
+      <w:r>
+        <w:separator/>
+      </w:r>
+    </w:p>
+  </w:footnote>
+  <w:footnote w:type="continuationSeparator" w:id="0">
+    <w:p>
+      <w:pPr>
+        <w:spacing w:after="0"/>
+      </w:pPr>
+      <w:r>
+        <w:continuationSeparator/>
+      </w:r>
+    </w:p>
+  </w:footnote>
+</w:footnotes>
 </file>
 
 <file path=word/numbering.xml><?xml version="1.0" encoding="utf-8"?>
@@ -9812,7 +14016,7 @@
   <w:style w:type="paragraph" w:default="1" w:styleId="a">
     <w:name w:val="Normal"/>
     <w:qFormat/>
-    <w:rsid w:val="00A9142B"/>
+    <w:rsid w:val="00852F52"/>
     <w:pPr>
       <w:widowControl w:val="0"/>
       <w:wordWrap w:val="0"/>
@@ -10348,6 +14552,50 @@
       </w:tblBorders>
     </w:tblPr>
   </w:style>
+  <w:style w:type="paragraph" w:styleId="ab">
+    <w:name w:val="header"/>
+    <w:basedOn w:val="a"/>
+    <w:link w:val="Char3"/>
+    <w:uiPriority w:val="99"/>
+    <w:unhideWhenUsed/>
+    <w:rsid w:val="00523B48"/>
+    <w:pPr>
+      <w:tabs>
+        <w:tab w:val="center" w:pos="4513"/>
+        <w:tab w:val="right" w:pos="9026"/>
+      </w:tabs>
+      <w:snapToGrid w:val="0"/>
+    </w:pPr>
+  </w:style>
+  <w:style w:type="character" w:customStyle="1" w:styleId="Char3">
+    <w:name w:val="머리글 Char"/>
+    <w:basedOn w:val="a0"/>
+    <w:link w:val="ab"/>
+    <w:uiPriority w:val="99"/>
+    <w:rsid w:val="00523B48"/>
+  </w:style>
+  <w:style w:type="paragraph" w:styleId="ac">
+    <w:name w:val="footer"/>
+    <w:basedOn w:val="a"/>
+    <w:link w:val="Char4"/>
+    <w:uiPriority w:val="99"/>
+    <w:unhideWhenUsed/>
+    <w:rsid w:val="00523B48"/>
+    <w:pPr>
+      <w:tabs>
+        <w:tab w:val="center" w:pos="4513"/>
+        <w:tab w:val="right" w:pos="9026"/>
+      </w:tabs>
+      <w:snapToGrid w:val="0"/>
+    </w:pPr>
+  </w:style>
+  <w:style w:type="character" w:customStyle="1" w:styleId="Char4">
+    <w:name w:val="바닥글 Char"/>
+    <w:basedOn w:val="a0"/>
+    <w:link w:val="ac"/>
+    <w:uiPriority w:val="99"/>
+    <w:rsid w:val="00523B48"/>
+  </w:style>
 </w:styles>
 </file>
 

--- a/Report/알카노이드 온라인 게임화 추진 계획서.docx
+++ b/Report/알카노이드 온라인 게임화 추진 계획서.docx
@@ -396,6 +396,14 @@
                 <w:szCs w:val="28"/>
               </w:rPr>
             </w:pPr>
+            <w:r>
+              <w:rPr>
+                <w:rFonts w:ascii="Noto Sans KR" w:eastAsia="Noto Sans KR" w:hAnsi="Noto Sans KR" w:hint="eastAsia"/>
+                <w:sz w:val="28"/>
+                <w:szCs w:val="28"/>
+              </w:rPr>
+              <w:t>2019182018</w:t>
+            </w:r>
           </w:p>
         </w:tc>
         <w:tc>
@@ -419,6 +427,14 @@
                 <w:szCs w:val="28"/>
               </w:rPr>
             </w:pPr>
+            <w:r>
+              <w:rPr>
+                <w:rFonts w:ascii="Noto Sans KR" w:eastAsia="Noto Sans KR" w:hAnsi="Noto Sans KR" w:hint="eastAsia"/>
+                <w:sz w:val="28"/>
+                <w:szCs w:val="28"/>
+              </w:rPr>
+              <w:t>2022182021</w:t>
+            </w:r>
           </w:p>
         </w:tc>
       </w:tr>
@@ -2531,7 +2547,7 @@
                 <w:szCs w:val="28"/>
               </w:rPr>
               <w:drawing>
-                <wp:anchor distT="0" distB="0" distL="114300" distR="114300" simplePos="0" relativeHeight="251661312" behindDoc="0" locked="0" layoutInCell="1" allowOverlap="1" wp14:anchorId="70D2E052" wp14:editId="089F7B67">
+                <wp:anchor distT="0" distB="0" distL="114300" distR="114300" simplePos="0" relativeHeight="251661312" behindDoc="0" locked="0" layoutInCell="1" allowOverlap="1" wp14:anchorId="70D2E052" wp14:editId="60C03A69">
                   <wp:simplePos x="0" y="0"/>
                   <wp:positionH relativeFrom="column">
                     <wp:posOffset>248285</wp:posOffset>
@@ -2897,7 +2913,7 @@
                 <w:szCs w:val="22"/>
               </w:rPr>
               <w:drawing>
-                <wp:anchor distT="0" distB="0" distL="114300" distR="114300" simplePos="0" relativeHeight="251662336" behindDoc="0" locked="0" layoutInCell="1" allowOverlap="1" wp14:anchorId="5093736D" wp14:editId="63F889BB">
+                <wp:anchor distT="0" distB="0" distL="114300" distR="114300" simplePos="0" relativeHeight="251662336" behindDoc="0" locked="0" layoutInCell="1" allowOverlap="1" wp14:anchorId="5093736D" wp14:editId="57B19CBD">
                   <wp:simplePos x="0" y="0"/>
                   <wp:positionH relativeFrom="column">
                     <wp:posOffset>5715</wp:posOffset>
@@ -2916,12 +2932,12 @@
                     <a:graphicData uri="http://schemas.openxmlformats.org/drawingml/2006/picture">
                       <pic:pic xmlns:pic="http://schemas.openxmlformats.org/drawingml/2006/picture">
                         <pic:nvPicPr>
-                          <pic:cNvPr id="0" name="Picture 1"/>
+                          <pic:cNvPr id="134521948" name="그림 1"/>
                           <pic:cNvPicPr>
                             <a:picLocks noChangeAspect="1" noChangeArrowheads="1"/>
                           </pic:cNvPicPr>
                         </pic:nvPicPr>
-                        <pic:blipFill rotWithShape="1">
+                        <pic:blipFill>
                           <a:blip r:embed="rId12">
                             <a:extLst>
                               <a:ext uri="{28A0092B-C50C-407E-A947-70E740481C1C}">
@@ -2929,7 +2945,7 @@
                               </a:ext>
                             </a:extLst>
                           </a:blip>
-                          <a:srcRect l="21532" r="21005"/>
+                          <a:srcRect l="21275" r="21275"/>
                           <a:stretch>
                             <a:fillRect/>
                           </a:stretch>
@@ -3045,7 +3061,7 @@
             <w:pPr>
               <w:spacing w:line="400" w:lineRule="exact"/>
               <w:rPr>
-                <w:rFonts w:ascii="Noto Sans KR" w:eastAsia="Noto Sans KR" w:hAnsi="Noto Sans KR" w:hint="eastAsia"/>
+                <w:rFonts w:ascii="Noto Sans KR" w:eastAsia="Noto Sans KR" w:hAnsi="Noto Sans KR"/>
                 <w:sz w:val="28"/>
                 <w:szCs w:val="28"/>
               </w:rPr>
@@ -3357,7 +3373,7 @@
             <w:pPr>
               <w:spacing w:line="400" w:lineRule="exact"/>
               <w:rPr>
-                <w:rFonts w:ascii="Noto Sans KR" w:eastAsia="Noto Sans KR" w:hAnsi="Noto Sans KR" w:hint="eastAsia"/>
+                <w:rFonts w:ascii="Noto Sans KR" w:eastAsia="Noto Sans KR" w:hAnsi="Noto Sans KR"/>
                 <w:sz w:val="28"/>
                 <w:szCs w:val="28"/>
               </w:rPr>
@@ -3391,7 +3407,7 @@
                     <w:spacing w:line="400" w:lineRule="exact"/>
                     <w:jc w:val="center"/>
                     <w:rPr>
-                      <w:rFonts w:ascii="Noto Sans KR" w:eastAsia="Noto Sans KR" w:hAnsi="Noto Sans KR" w:hint="eastAsia"/>
+                      <w:rFonts w:ascii="Noto Sans KR" w:eastAsia="Noto Sans KR" w:hAnsi="Noto Sans KR"/>
                       <w:sz w:val="24"/>
                     </w:rPr>
                   </w:pPr>
@@ -3412,7 +3428,7 @@
                   <w:pPr>
                     <w:spacing w:line="400" w:lineRule="exact"/>
                     <w:rPr>
-                      <w:rFonts w:ascii="Noto Sans KR" w:eastAsia="Noto Sans KR" w:hAnsi="Noto Sans KR" w:hint="eastAsia"/>
+                      <w:rFonts w:ascii="Noto Sans KR" w:eastAsia="Noto Sans KR" w:hAnsi="Noto Sans KR"/>
                       <w:sz w:val="24"/>
                     </w:rPr>
                   </w:pPr>
@@ -3437,7 +3453,7 @@
                     <w:spacing w:line="400" w:lineRule="exact"/>
                     <w:jc w:val="center"/>
                     <w:rPr>
-                      <w:rFonts w:ascii="Noto Sans KR" w:eastAsia="Noto Sans KR" w:hAnsi="Noto Sans KR" w:hint="eastAsia"/>
+                      <w:rFonts w:ascii="Noto Sans KR" w:eastAsia="Noto Sans KR" w:hAnsi="Noto Sans KR"/>
                       <w:sz w:val="24"/>
                     </w:rPr>
                   </w:pPr>
@@ -3458,7 +3474,7 @@
                   <w:pPr>
                     <w:spacing w:line="400" w:lineRule="exact"/>
                     <w:rPr>
-                      <w:rFonts w:ascii="Noto Sans KR" w:eastAsia="Noto Sans KR" w:hAnsi="Noto Sans KR" w:hint="eastAsia"/>
+                      <w:rFonts w:ascii="Noto Sans KR" w:eastAsia="Noto Sans KR" w:hAnsi="Noto Sans KR"/>
                       <w:sz w:val="24"/>
                     </w:rPr>
                   </w:pPr>
@@ -3499,7 +3515,7 @@
                     <w:spacing w:line="400" w:lineRule="exact"/>
                     <w:jc w:val="center"/>
                     <w:rPr>
-                      <w:rFonts w:ascii="Noto Sans KR" w:eastAsia="Noto Sans KR" w:hAnsi="Noto Sans KR" w:hint="eastAsia"/>
+                      <w:rFonts w:ascii="Noto Sans KR" w:eastAsia="Noto Sans KR" w:hAnsi="Noto Sans KR"/>
                       <w:sz w:val="24"/>
                     </w:rPr>
                   </w:pPr>
@@ -3520,7 +3536,7 @@
                   <w:pPr>
                     <w:spacing w:line="400" w:lineRule="exact"/>
                     <w:rPr>
-                      <w:rFonts w:ascii="Noto Sans KR" w:eastAsia="Noto Sans KR" w:hAnsi="Noto Sans KR" w:hint="eastAsia"/>
+                      <w:rFonts w:ascii="Noto Sans KR" w:eastAsia="Noto Sans KR" w:hAnsi="Noto Sans KR"/>
                       <w:sz w:val="24"/>
                     </w:rPr>
                   </w:pPr>
@@ -3577,7 +3593,7 @@
                 <w:rFonts w:ascii="Noto Sans KR" w:eastAsia="Noto Sans KR" w:hAnsi="Noto Sans KR" w:hint="eastAsia"/>
                 <w:sz w:val="24"/>
               </w:rPr>
-              <w:t xml:space="preserve"> 데이터의 경우에는 TCP 프로토콜로 데이터를 송수신하고 매 프레임 갱신되며 한 프레임 정도는 놓쳐도 게임에 대단히 큰 문제가 없는 데이터는 UDP 프로토콜로 데이터를 송수신 하도록 설계했다.</w:t>
+              <w:t xml:space="preserve"> 데이터의 경우에는 TCP 프로토콜로 데이터를 송수신하고 매 프레임 갱신되며 한 프레임 정도는 놓쳐도 게임에 큰 문제가 없는 데이터는 UDP 프로토콜로 데이터를 송수신 하도록 설계했다.</w:t>
             </w:r>
           </w:p>
           <w:p>
@@ -3586,80 +3602,6 @@
               <w:rPr>
                 <w:rFonts w:ascii="Noto Sans KR" w:eastAsia="Noto Sans KR" w:hAnsi="Noto Sans KR"/>
                 <w:sz w:val="24"/>
-              </w:rPr>
-            </w:pPr>
-            <w:r>
-              <w:rPr>
-                <w:rFonts w:ascii="Noto Sans KR" w:eastAsia="Noto Sans KR" w:hAnsi="Noto Sans KR" w:hint="eastAsia"/>
-                <w:sz w:val="24"/>
-              </w:rPr>
-              <w:t xml:space="preserve">  </w:t>
-            </w:r>
-            <w:r>
-              <w:rPr>
-                <w:rFonts w:ascii="Noto Sans KR" w:eastAsia="Noto Sans KR" w:hAnsi="Noto Sans KR" w:hint="eastAsia"/>
-                <w:sz w:val="24"/>
-              </w:rPr>
-              <w:t xml:space="preserve">비교적 데이터 송수신 빈도가 낮고 데이터를 송신 </w:t>
-            </w:r>
-            <w:proofErr w:type="spellStart"/>
-            <w:r>
-              <w:rPr>
-                <w:rFonts w:ascii="Noto Sans KR" w:eastAsia="Noto Sans KR" w:hAnsi="Noto Sans KR" w:hint="eastAsia"/>
-                <w:sz w:val="24"/>
-              </w:rPr>
-              <w:t>해야하는</w:t>
-            </w:r>
-            <w:proofErr w:type="spellEnd"/>
-            <w:r>
-              <w:rPr>
-                <w:rFonts w:ascii="Noto Sans KR" w:eastAsia="Noto Sans KR" w:hAnsi="Noto Sans KR" w:hint="eastAsia"/>
-                <w:sz w:val="24"/>
-              </w:rPr>
-              <w:t xml:space="preserve"> 트리거가 명확히 존재하는 TCP로 전송해야 하는 데이터들의 경우 </w:t>
-            </w:r>
-            <w:r>
-              <w:rPr>
-                <w:rFonts w:ascii="Noto Sans KR" w:eastAsia="Noto Sans KR" w:hAnsi="Noto Sans KR" w:hint="eastAsia"/>
-                <w:b/>
-                <w:bCs/>
-                <w:color w:val="EE0000"/>
-                <w:sz w:val="24"/>
-              </w:rPr>
-              <w:t>이벤트 방식</w:t>
-            </w:r>
-            <w:r>
-              <w:rPr>
-                <w:rFonts w:ascii="Noto Sans KR" w:eastAsia="Noto Sans KR" w:hAnsi="Noto Sans KR" w:hint="eastAsia"/>
-                <w:sz w:val="24"/>
-              </w:rPr>
-              <w:t xml:space="preserve">을 활용해 동기화하고 매 프레임 갱신해야 하고 언제 데이터를 송수신하게 될지 데이터 송수신 타이밍이 불명확한 UDP로 전송해야 하는 데이터들의 경우 </w:t>
-            </w:r>
-            <w:r>
-              <w:rPr>
-                <w:rFonts w:ascii="Noto Sans KR" w:eastAsia="Noto Sans KR" w:hAnsi="Noto Sans KR" w:hint="eastAsia"/>
-                <w:b/>
-                <w:bCs/>
-                <w:color w:val="EE0000"/>
-                <w:sz w:val="24"/>
-              </w:rPr>
-              <w:t>임계영역</w:t>
-            </w:r>
-            <w:r>
-              <w:rPr>
-                <w:rFonts w:ascii="Noto Sans KR" w:eastAsia="Noto Sans KR" w:hAnsi="Noto Sans KR" w:hint="eastAsia"/>
-                <w:sz w:val="24"/>
-              </w:rPr>
-              <w:t xml:space="preserve"> 방식을 활용해서 동기화를 제어한다.</w:t>
-            </w:r>
-          </w:p>
-          <w:p>
-            <w:pPr>
-              <w:spacing w:line="400" w:lineRule="exact"/>
-              <w:rPr>
-                <w:rFonts w:ascii="Noto Sans KR" w:eastAsia="Noto Sans KR" w:hAnsi="Noto Sans KR"/>
-                <w:sz w:val="28"/>
-                <w:szCs w:val="28"/>
               </w:rPr>
             </w:pPr>
           </w:p>
@@ -3741,7 +3683,55 @@
                 <w:rFonts w:ascii="Noto Sans KR" w:eastAsia="Noto Sans KR" w:hAnsi="Noto Sans KR" w:hint="eastAsia"/>
                 <w:sz w:val="24"/>
               </w:rPr>
-              <w:t xml:space="preserve"> 헤더(패킷 전체 크기 + 이벤트 타입), 클라이언트 게임 시간, Score</w:t>
+              <w:t xml:space="preserve"> </w:t>
+            </w:r>
+            <w:proofErr w:type="spellStart"/>
+            <w:r>
+              <w:rPr>
+                <w:rFonts w:ascii="Noto Sans KR" w:eastAsia="Noto Sans KR" w:hAnsi="Noto Sans KR"/>
+                <w:sz w:val="24"/>
+              </w:rPr>
+              <w:t>timeMs</w:t>
+            </w:r>
+            <w:proofErr w:type="spellEnd"/>
+            <w:r>
+              <w:rPr>
+                <w:rFonts w:ascii="Noto Sans KR" w:eastAsia="Noto Sans KR" w:hAnsi="Noto Sans KR"/>
+                <w:sz w:val="24"/>
+              </w:rPr>
+              <w:t>(클라이언트 게임시간), event(무슨 일인지), score(총점).</w:t>
+            </w:r>
+          </w:p>
+          <w:p>
+            <w:pPr>
+              <w:spacing w:line="400" w:lineRule="exact"/>
+              <w:rPr>
+                <w:rFonts w:ascii="Noto Sans KR" w:eastAsia="Noto Sans KR" w:hAnsi="Noto Sans KR"/>
+                <w:sz w:val="24"/>
+              </w:rPr>
+            </w:pPr>
+            <w:r>
+              <w:rPr>
+                <w:rFonts w:ascii="Noto Sans KR" w:eastAsia="Noto Sans KR" w:hAnsi="Noto Sans KR"/>
+                <w:sz w:val="24"/>
+              </w:rPr>
+              <w:t xml:space="preserve">항상 16바이트이므로 </w:t>
+            </w:r>
+            <w:proofErr w:type="spellStart"/>
+            <w:r>
+              <w:rPr>
+                <w:rFonts w:ascii="Noto Sans KR" w:eastAsia="Noto Sans KR" w:hAnsi="Noto Sans KR"/>
+                <w:sz w:val="24"/>
+              </w:rPr>
+              <w:t>recv</w:t>
+            </w:r>
+            <w:proofErr w:type="spellEnd"/>
+            <w:r>
+              <w:rPr>
+                <w:rFonts w:ascii="Noto Sans KR" w:eastAsia="Noto Sans KR" w:hAnsi="Noto Sans KR"/>
+                <w:sz w:val="24"/>
+              </w:rPr>
+              <w:t>(sock, &amp;pkt, 16, MSG_WAITALL)로 받는다</w:t>
             </w:r>
           </w:p>
           <w:p>
@@ -3753,7 +3743,7 @@
               </w:numPr>
               <w:spacing w:line="400" w:lineRule="exact"/>
               <w:rPr>
-                <w:rFonts w:ascii="Noto Sans KR" w:eastAsia="Noto Sans KR" w:hAnsi="Noto Sans KR" w:hint="eastAsia"/>
+                <w:rFonts w:ascii="Noto Sans KR" w:eastAsia="Noto Sans KR" w:hAnsi="Noto Sans KR"/>
                 <w:sz w:val="28"/>
                 <w:szCs w:val="28"/>
               </w:rPr>
@@ -3789,7 +3779,7 @@
                   <w:pPr>
                     <w:spacing w:line="400" w:lineRule="exact"/>
                     <w:rPr>
-                      <w:rFonts w:ascii="Noto Sans KR" w:eastAsia="Noto Sans KR" w:hAnsi="Noto Sans KR" w:hint="eastAsia"/>
+                      <w:rFonts w:ascii="Noto Sans KR" w:eastAsia="Noto Sans KR" w:hAnsi="Noto Sans KR"/>
                       <w:b/>
                       <w:bCs/>
                       <w:szCs w:val="22"/>
@@ -3816,7 +3806,7 @@
                   <w:pPr>
                     <w:spacing w:line="400" w:lineRule="exact"/>
                     <w:rPr>
-                      <w:rFonts w:ascii="Noto Sans KR" w:eastAsia="Noto Sans KR" w:hAnsi="Noto Sans KR" w:hint="eastAsia"/>
+                      <w:rFonts w:ascii="Noto Sans KR" w:eastAsia="Noto Sans KR" w:hAnsi="Noto Sans KR"/>
                       <w:b/>
                       <w:bCs/>
                       <w:szCs w:val="22"/>
@@ -3850,7 +3840,7 @@
                   <w:pPr>
                     <w:spacing w:line="400" w:lineRule="exact"/>
                     <w:rPr>
-                      <w:rFonts w:ascii="Noto Sans KR" w:eastAsia="Noto Sans KR" w:hAnsi="Noto Sans KR" w:hint="eastAsia"/>
+                      <w:rFonts w:ascii="Noto Sans KR" w:eastAsia="Noto Sans KR" w:hAnsi="Noto Sans KR"/>
                       <w:b/>
                       <w:bCs/>
                       <w:szCs w:val="22"/>
@@ -3875,7 +3865,7 @@
                   <w:pPr>
                     <w:spacing w:line="400" w:lineRule="exact"/>
                     <w:rPr>
-                      <w:rFonts w:ascii="Noto Sans KR" w:eastAsia="Noto Sans KR" w:hAnsi="Noto Sans KR" w:hint="eastAsia"/>
+                      <w:rFonts w:ascii="Noto Sans KR" w:eastAsia="Noto Sans KR" w:hAnsi="Noto Sans KR"/>
                       <w:b/>
                       <w:bCs/>
                       <w:szCs w:val="22"/>
@@ -3900,7 +3890,7 @@
                   <w:pPr>
                     <w:spacing w:line="400" w:lineRule="exact"/>
                     <w:rPr>
-                      <w:rFonts w:ascii="Noto Sans KR" w:eastAsia="Noto Sans KR" w:hAnsi="Noto Sans KR" w:hint="eastAsia"/>
+                      <w:rFonts w:ascii="Noto Sans KR" w:eastAsia="Noto Sans KR" w:hAnsi="Noto Sans KR"/>
                       <w:b/>
                       <w:bCs/>
                       <w:szCs w:val="22"/>
@@ -3929,7 +3919,7 @@
                     <w:spacing w:line="400" w:lineRule="exact"/>
                     <w:jc w:val="center"/>
                     <w:rPr>
-                      <w:rFonts w:ascii="Noto Sans KR" w:eastAsia="Noto Sans KR" w:hAnsi="Noto Sans KR" w:hint="eastAsia"/>
+                      <w:rFonts w:ascii="Noto Sans KR" w:eastAsia="Noto Sans KR" w:hAnsi="Noto Sans KR"/>
                       <w:szCs w:val="22"/>
                     </w:rPr>
                   </w:pPr>
@@ -3951,7 +3941,7 @@
                   <w:pPr>
                     <w:spacing w:line="400" w:lineRule="exact"/>
                     <w:rPr>
-                      <w:rFonts w:ascii="Noto Sans KR" w:eastAsia="Noto Sans KR" w:hAnsi="Noto Sans KR" w:hint="eastAsia"/>
+                      <w:rFonts w:ascii="Noto Sans KR" w:eastAsia="Noto Sans KR" w:hAnsi="Noto Sans KR"/>
                       <w:szCs w:val="22"/>
                     </w:rPr>
                   </w:pPr>
@@ -3973,7 +3963,7 @@
                   <w:pPr>
                     <w:spacing w:line="400" w:lineRule="exact"/>
                     <w:rPr>
-                      <w:rFonts w:ascii="Noto Sans KR" w:eastAsia="Noto Sans KR" w:hAnsi="Noto Sans KR" w:hint="eastAsia"/>
+                      <w:rFonts w:ascii="Noto Sans KR" w:eastAsia="Noto Sans KR" w:hAnsi="Noto Sans KR"/>
                       <w:szCs w:val="22"/>
                     </w:rPr>
                   </w:pPr>
@@ -3995,7 +3985,7 @@
                   <w:pPr>
                     <w:spacing w:line="400" w:lineRule="exact"/>
                     <w:rPr>
-                      <w:rFonts w:ascii="Noto Sans KR" w:eastAsia="Noto Sans KR" w:hAnsi="Noto Sans KR" w:hint="eastAsia"/>
+                      <w:rFonts w:ascii="Noto Sans KR" w:eastAsia="Noto Sans KR" w:hAnsi="Noto Sans KR"/>
                       <w:szCs w:val="22"/>
                     </w:rPr>
                   </w:pPr>
@@ -4017,7 +4007,7 @@
                   <w:pPr>
                     <w:spacing w:line="400" w:lineRule="exact"/>
                     <w:rPr>
-                      <w:rFonts w:ascii="Noto Sans KR" w:eastAsia="Noto Sans KR" w:hAnsi="Noto Sans KR" w:hint="eastAsia"/>
+                      <w:rFonts w:ascii="Noto Sans KR" w:eastAsia="Noto Sans KR" w:hAnsi="Noto Sans KR"/>
                       <w:szCs w:val="22"/>
                     </w:rPr>
                   </w:pPr>
@@ -4043,7 +4033,7 @@
                     <w:spacing w:line="400" w:lineRule="exact"/>
                     <w:jc w:val="center"/>
                     <w:rPr>
-                      <w:rFonts w:ascii="Noto Sans KR" w:eastAsia="Noto Sans KR" w:hAnsi="Noto Sans KR" w:hint="eastAsia"/>
+                      <w:rFonts w:ascii="Noto Sans KR" w:eastAsia="Noto Sans KR" w:hAnsi="Noto Sans KR"/>
                       <w:szCs w:val="22"/>
                     </w:rPr>
                   </w:pPr>
@@ -4065,7 +4055,7 @@
                   <w:pPr>
                     <w:spacing w:line="400" w:lineRule="exact"/>
                     <w:rPr>
-                      <w:rFonts w:ascii="Noto Sans KR" w:eastAsia="Noto Sans KR" w:hAnsi="Noto Sans KR" w:hint="eastAsia"/>
+                      <w:rFonts w:ascii="Noto Sans KR" w:eastAsia="Noto Sans KR" w:hAnsi="Noto Sans KR"/>
                       <w:szCs w:val="22"/>
                     </w:rPr>
                   </w:pPr>
@@ -4087,7 +4077,7 @@
                   <w:pPr>
                     <w:spacing w:line="400" w:lineRule="exact"/>
                     <w:rPr>
-                      <w:rFonts w:ascii="Noto Sans KR" w:eastAsia="Noto Sans KR" w:hAnsi="Noto Sans KR" w:hint="eastAsia"/>
+                      <w:rFonts w:ascii="Noto Sans KR" w:eastAsia="Noto Sans KR" w:hAnsi="Noto Sans KR"/>
                       <w:szCs w:val="22"/>
                     </w:rPr>
                   </w:pPr>
@@ -4109,7 +4099,7 @@
                   <w:pPr>
                     <w:spacing w:line="400" w:lineRule="exact"/>
                     <w:rPr>
-                      <w:rFonts w:ascii="Noto Sans KR" w:eastAsia="Noto Sans KR" w:hAnsi="Noto Sans KR" w:hint="eastAsia"/>
+                      <w:rFonts w:ascii="Noto Sans KR" w:eastAsia="Noto Sans KR" w:hAnsi="Noto Sans KR"/>
                       <w:szCs w:val="22"/>
                     </w:rPr>
                   </w:pPr>
@@ -4131,7 +4121,7 @@
                   <w:pPr>
                     <w:spacing w:line="400" w:lineRule="exact"/>
                     <w:rPr>
-                      <w:rFonts w:ascii="Noto Sans KR" w:eastAsia="Noto Sans KR" w:hAnsi="Noto Sans KR" w:hint="eastAsia"/>
+                      <w:rFonts w:ascii="Noto Sans KR" w:eastAsia="Noto Sans KR" w:hAnsi="Noto Sans KR"/>
                       <w:szCs w:val="22"/>
                     </w:rPr>
                   </w:pPr>
@@ -4157,7 +4147,7 @@
                     <w:spacing w:line="400" w:lineRule="exact"/>
                     <w:jc w:val="center"/>
                     <w:rPr>
-                      <w:rFonts w:ascii="Noto Sans KR" w:eastAsia="Noto Sans KR" w:hAnsi="Noto Sans KR" w:hint="eastAsia"/>
+                      <w:rFonts w:ascii="Noto Sans KR" w:eastAsia="Noto Sans KR" w:hAnsi="Noto Sans KR"/>
                       <w:szCs w:val="22"/>
                     </w:rPr>
                   </w:pPr>
@@ -4179,7 +4169,7 @@
                   <w:pPr>
                     <w:spacing w:line="400" w:lineRule="exact"/>
                     <w:rPr>
-                      <w:rFonts w:ascii="Noto Sans KR" w:eastAsia="Noto Sans KR" w:hAnsi="Noto Sans KR" w:hint="eastAsia"/>
+                      <w:rFonts w:ascii="Noto Sans KR" w:eastAsia="Noto Sans KR" w:hAnsi="Noto Sans KR"/>
                       <w:szCs w:val="22"/>
                     </w:rPr>
                   </w:pPr>
@@ -4201,7 +4191,7 @@
                   <w:pPr>
                     <w:spacing w:line="400" w:lineRule="exact"/>
                     <w:rPr>
-                      <w:rFonts w:ascii="Noto Sans KR" w:eastAsia="Noto Sans KR" w:hAnsi="Noto Sans KR" w:hint="eastAsia"/>
+                      <w:rFonts w:ascii="Noto Sans KR" w:eastAsia="Noto Sans KR" w:hAnsi="Noto Sans KR"/>
                       <w:szCs w:val="22"/>
                     </w:rPr>
                   </w:pPr>
@@ -4223,7 +4213,7 @@
                   <w:pPr>
                     <w:spacing w:line="400" w:lineRule="exact"/>
                     <w:rPr>
-                      <w:rFonts w:ascii="Noto Sans KR" w:eastAsia="Noto Sans KR" w:hAnsi="Noto Sans KR" w:hint="eastAsia"/>
+                      <w:rFonts w:ascii="Noto Sans KR" w:eastAsia="Noto Sans KR" w:hAnsi="Noto Sans KR"/>
                       <w:szCs w:val="22"/>
                     </w:rPr>
                   </w:pPr>
@@ -4245,7 +4235,7 @@
                   <w:pPr>
                     <w:spacing w:line="400" w:lineRule="exact"/>
                     <w:rPr>
-                      <w:rFonts w:ascii="Noto Sans KR" w:eastAsia="Noto Sans KR" w:hAnsi="Noto Sans KR" w:hint="eastAsia"/>
+                      <w:rFonts w:ascii="Noto Sans KR" w:eastAsia="Noto Sans KR" w:hAnsi="Noto Sans KR"/>
                       <w:szCs w:val="22"/>
                     </w:rPr>
                   </w:pPr>
@@ -4271,7 +4261,7 @@
                     <w:spacing w:line="400" w:lineRule="exact"/>
                     <w:jc w:val="center"/>
                     <w:rPr>
-                      <w:rFonts w:ascii="Noto Sans KR" w:eastAsia="Noto Sans KR" w:hAnsi="Noto Sans KR" w:hint="eastAsia"/>
+                      <w:rFonts w:ascii="Noto Sans KR" w:eastAsia="Noto Sans KR" w:hAnsi="Noto Sans KR"/>
                       <w:szCs w:val="22"/>
                     </w:rPr>
                   </w:pPr>
@@ -4293,7 +4283,7 @@
                   <w:pPr>
                     <w:spacing w:line="400" w:lineRule="exact"/>
                     <w:rPr>
-                      <w:rFonts w:ascii="Noto Sans KR" w:eastAsia="Noto Sans KR" w:hAnsi="Noto Sans KR" w:hint="eastAsia"/>
+                      <w:rFonts w:ascii="Noto Sans KR" w:eastAsia="Noto Sans KR" w:hAnsi="Noto Sans KR"/>
                       <w:szCs w:val="22"/>
                     </w:rPr>
                   </w:pPr>
@@ -4315,7 +4305,7 @@
                   <w:pPr>
                     <w:spacing w:line="400" w:lineRule="exact"/>
                     <w:rPr>
-                      <w:rFonts w:ascii="Noto Sans KR" w:eastAsia="Noto Sans KR" w:hAnsi="Noto Sans KR" w:hint="eastAsia"/>
+                      <w:rFonts w:ascii="Noto Sans KR" w:eastAsia="Noto Sans KR" w:hAnsi="Noto Sans KR"/>
                       <w:szCs w:val="22"/>
                     </w:rPr>
                   </w:pPr>
@@ -4337,7 +4327,7 @@
                   <w:pPr>
                     <w:spacing w:line="400" w:lineRule="exact"/>
                     <w:rPr>
-                      <w:rFonts w:ascii="Noto Sans KR" w:eastAsia="Noto Sans KR" w:hAnsi="Noto Sans KR" w:hint="eastAsia"/>
+                      <w:rFonts w:ascii="Noto Sans KR" w:eastAsia="Noto Sans KR" w:hAnsi="Noto Sans KR"/>
                       <w:szCs w:val="22"/>
                     </w:rPr>
                   </w:pPr>
@@ -4359,7 +4349,7 @@
                   <w:pPr>
                     <w:spacing w:line="400" w:lineRule="exact"/>
                     <w:rPr>
-                      <w:rFonts w:ascii="Noto Sans KR" w:eastAsia="Noto Sans KR" w:hAnsi="Noto Sans KR" w:hint="eastAsia"/>
+                      <w:rFonts w:ascii="Noto Sans KR" w:eastAsia="Noto Sans KR" w:hAnsi="Noto Sans KR"/>
                       <w:szCs w:val="22"/>
                     </w:rPr>
                   </w:pPr>
@@ -4385,7 +4375,7 @@
                     <w:spacing w:line="400" w:lineRule="exact"/>
                     <w:jc w:val="center"/>
                     <w:rPr>
-                      <w:rFonts w:ascii="Noto Sans KR" w:eastAsia="Noto Sans KR" w:hAnsi="Noto Sans KR" w:hint="eastAsia"/>
+                      <w:rFonts w:ascii="Noto Sans KR" w:eastAsia="Noto Sans KR" w:hAnsi="Noto Sans KR"/>
                       <w:szCs w:val="22"/>
                     </w:rPr>
                   </w:pPr>
@@ -4407,7 +4397,7 @@
                   <w:pPr>
                     <w:spacing w:line="400" w:lineRule="exact"/>
                     <w:rPr>
-                      <w:rFonts w:ascii="Noto Sans KR" w:eastAsia="Noto Sans KR" w:hAnsi="Noto Sans KR" w:hint="eastAsia"/>
+                      <w:rFonts w:ascii="Noto Sans KR" w:eastAsia="Noto Sans KR" w:hAnsi="Noto Sans KR"/>
                       <w:szCs w:val="22"/>
                     </w:rPr>
                   </w:pPr>
@@ -4447,7 +4437,7 @@
                   <w:pPr>
                     <w:spacing w:line="400" w:lineRule="exact"/>
                     <w:rPr>
-                      <w:rFonts w:ascii="Noto Sans KR" w:eastAsia="Noto Sans KR" w:hAnsi="Noto Sans KR" w:hint="eastAsia"/>
+                      <w:rFonts w:ascii="Noto Sans KR" w:eastAsia="Noto Sans KR" w:hAnsi="Noto Sans KR"/>
                       <w:szCs w:val="22"/>
                     </w:rPr>
                   </w:pPr>
@@ -4469,7 +4459,7 @@
                   <w:pPr>
                     <w:spacing w:line="400" w:lineRule="exact"/>
                     <w:rPr>
-                      <w:rFonts w:ascii="Noto Sans KR" w:eastAsia="Noto Sans KR" w:hAnsi="Noto Sans KR" w:hint="eastAsia"/>
+                      <w:rFonts w:ascii="Noto Sans KR" w:eastAsia="Noto Sans KR" w:hAnsi="Noto Sans KR"/>
                       <w:szCs w:val="22"/>
                     </w:rPr>
                   </w:pPr>
@@ -4491,7 +4481,7 @@
                   <w:pPr>
                     <w:spacing w:line="400" w:lineRule="exact"/>
                     <w:rPr>
-                      <w:rFonts w:ascii="Noto Sans KR" w:eastAsia="Noto Sans KR" w:hAnsi="Noto Sans KR" w:hint="eastAsia"/>
+                      <w:rFonts w:ascii="Noto Sans KR" w:eastAsia="Noto Sans KR" w:hAnsi="Noto Sans KR"/>
                       <w:szCs w:val="22"/>
                     </w:rPr>
                   </w:pPr>
@@ -4535,7 +4525,7 @@
                     <w:spacing w:line="400" w:lineRule="exact"/>
                     <w:jc w:val="center"/>
                     <w:rPr>
-                      <w:rFonts w:ascii="Noto Sans KR" w:eastAsia="Noto Sans KR" w:hAnsi="Noto Sans KR" w:hint="eastAsia"/>
+                      <w:rFonts w:ascii="Noto Sans KR" w:eastAsia="Noto Sans KR" w:hAnsi="Noto Sans KR"/>
                       <w:szCs w:val="22"/>
                     </w:rPr>
                   </w:pPr>
@@ -4545,7 +4535,6 @@
                       <w:sz w:val="19"/>
                       <w:szCs w:val="19"/>
                     </w:rPr>
-                    <w:lastRenderedPageBreak/>
                     <w:t>RESPAWN</w:t>
                   </w:r>
                 </w:p>
@@ -4558,7 +4547,7 @@
                   <w:pPr>
                     <w:spacing w:line="400" w:lineRule="exact"/>
                     <w:rPr>
-                      <w:rFonts w:ascii="Noto Sans KR" w:eastAsia="Noto Sans KR" w:hAnsi="Noto Sans KR" w:hint="eastAsia"/>
+                      <w:rFonts w:ascii="Noto Sans KR" w:eastAsia="Noto Sans KR" w:hAnsi="Noto Sans KR"/>
                       <w:szCs w:val="22"/>
                     </w:rPr>
                   </w:pPr>
@@ -4580,7 +4569,7 @@
                   <w:pPr>
                     <w:spacing w:line="400" w:lineRule="exact"/>
                     <w:rPr>
-                      <w:rFonts w:ascii="Noto Sans KR" w:eastAsia="Noto Sans KR" w:hAnsi="Noto Sans KR" w:hint="eastAsia"/>
+                      <w:rFonts w:ascii="Noto Sans KR" w:eastAsia="Noto Sans KR" w:hAnsi="Noto Sans KR"/>
                       <w:szCs w:val="22"/>
                     </w:rPr>
                   </w:pPr>
@@ -4602,7 +4591,7 @@
                   <w:pPr>
                     <w:spacing w:line="400" w:lineRule="exact"/>
                     <w:rPr>
-                      <w:rFonts w:ascii="Noto Sans KR" w:eastAsia="Noto Sans KR" w:hAnsi="Noto Sans KR" w:hint="eastAsia"/>
+                      <w:rFonts w:ascii="Noto Sans KR" w:eastAsia="Noto Sans KR" w:hAnsi="Noto Sans KR"/>
                       <w:szCs w:val="22"/>
                     </w:rPr>
                   </w:pPr>
@@ -4624,7 +4613,7 @@
                   <w:pPr>
                     <w:spacing w:line="400" w:lineRule="exact"/>
                     <w:rPr>
-                      <w:rFonts w:ascii="Noto Sans KR" w:eastAsia="Noto Sans KR" w:hAnsi="Noto Sans KR" w:hint="eastAsia"/>
+                      <w:rFonts w:ascii="Noto Sans KR" w:eastAsia="Noto Sans KR" w:hAnsi="Noto Sans KR"/>
                       <w:szCs w:val="22"/>
                     </w:rPr>
                   </w:pPr>
@@ -4650,7 +4639,7 @@
                     <w:spacing w:line="400" w:lineRule="exact"/>
                     <w:jc w:val="center"/>
                     <w:rPr>
-                      <w:rFonts w:ascii="Noto Sans KR" w:eastAsia="Noto Sans KR" w:hAnsi="Noto Sans KR" w:hint="eastAsia"/>
+                      <w:rFonts w:ascii="Noto Sans KR" w:eastAsia="Noto Sans KR" w:hAnsi="Noto Sans KR"/>
                       <w:szCs w:val="22"/>
                     </w:rPr>
                   </w:pPr>
@@ -4660,6 +4649,7 @@
                       <w:sz w:val="19"/>
                       <w:szCs w:val="19"/>
                     </w:rPr>
+                    <w:lastRenderedPageBreak/>
                     <w:t>STAGE_CLEAR</w:t>
                   </w:r>
                 </w:p>
@@ -4672,7 +4662,7 @@
                   <w:pPr>
                     <w:spacing w:line="400" w:lineRule="exact"/>
                     <w:rPr>
-                      <w:rFonts w:ascii="Noto Sans KR" w:eastAsia="Noto Sans KR" w:hAnsi="Noto Sans KR" w:hint="eastAsia"/>
+                      <w:rFonts w:ascii="Noto Sans KR" w:eastAsia="Noto Sans KR" w:hAnsi="Noto Sans KR"/>
                       <w:szCs w:val="22"/>
                     </w:rPr>
                   </w:pPr>
@@ -4694,7 +4684,7 @@
                   <w:pPr>
                     <w:spacing w:line="400" w:lineRule="exact"/>
                     <w:rPr>
-                      <w:rFonts w:ascii="Noto Sans KR" w:eastAsia="Noto Sans KR" w:hAnsi="Noto Sans KR" w:hint="eastAsia"/>
+                      <w:rFonts w:ascii="Noto Sans KR" w:eastAsia="Noto Sans KR" w:hAnsi="Noto Sans KR"/>
                       <w:szCs w:val="22"/>
                     </w:rPr>
                   </w:pPr>
@@ -4716,7 +4706,7 @@
                   <w:pPr>
                     <w:spacing w:line="400" w:lineRule="exact"/>
                     <w:rPr>
-                      <w:rFonts w:ascii="Noto Sans KR" w:eastAsia="Noto Sans KR" w:hAnsi="Noto Sans KR" w:hint="eastAsia"/>
+                      <w:rFonts w:ascii="Noto Sans KR" w:eastAsia="Noto Sans KR" w:hAnsi="Noto Sans KR"/>
                       <w:szCs w:val="22"/>
                     </w:rPr>
                   </w:pPr>
@@ -4738,7 +4728,7 @@
                   <w:pPr>
                     <w:spacing w:line="400" w:lineRule="exact"/>
                     <w:rPr>
-                      <w:rFonts w:ascii="Noto Sans KR" w:eastAsia="Noto Sans KR" w:hAnsi="Noto Sans KR" w:hint="eastAsia"/>
+                      <w:rFonts w:ascii="Noto Sans KR" w:eastAsia="Noto Sans KR" w:hAnsi="Noto Sans KR"/>
                       <w:szCs w:val="22"/>
                     </w:rPr>
                   </w:pPr>
@@ -4764,7 +4754,7 @@
                     <w:spacing w:line="400" w:lineRule="exact"/>
                     <w:jc w:val="center"/>
                     <w:rPr>
-                      <w:rFonts w:ascii="Noto Sans KR" w:eastAsia="Noto Sans KR" w:hAnsi="Noto Sans KR" w:hint="eastAsia"/>
+                      <w:rFonts w:ascii="Noto Sans KR" w:eastAsia="Noto Sans KR" w:hAnsi="Noto Sans KR"/>
                       <w:szCs w:val="22"/>
                     </w:rPr>
                   </w:pPr>
@@ -4786,7 +4776,7 @@
                   <w:pPr>
                     <w:spacing w:line="400" w:lineRule="exact"/>
                     <w:rPr>
-                      <w:rFonts w:ascii="Noto Sans KR" w:eastAsia="Noto Sans KR" w:hAnsi="Noto Sans KR" w:hint="eastAsia"/>
+                      <w:rFonts w:ascii="Noto Sans KR" w:eastAsia="Noto Sans KR" w:hAnsi="Noto Sans KR"/>
                       <w:szCs w:val="22"/>
                     </w:rPr>
                   </w:pPr>
@@ -4808,7 +4798,7 @@
                   <w:pPr>
                     <w:spacing w:line="400" w:lineRule="exact"/>
                     <w:rPr>
-                      <w:rFonts w:ascii="Noto Sans KR" w:eastAsia="Noto Sans KR" w:hAnsi="Noto Sans KR" w:hint="eastAsia"/>
+                      <w:rFonts w:ascii="Noto Sans KR" w:eastAsia="Noto Sans KR" w:hAnsi="Noto Sans KR"/>
                       <w:szCs w:val="22"/>
                     </w:rPr>
                   </w:pPr>
@@ -4830,7 +4820,7 @@
                   <w:pPr>
                     <w:spacing w:line="400" w:lineRule="exact"/>
                     <w:rPr>
-                      <w:rFonts w:ascii="Noto Sans KR" w:eastAsia="Noto Sans KR" w:hAnsi="Noto Sans KR" w:hint="eastAsia"/>
+                      <w:rFonts w:ascii="Noto Sans KR" w:eastAsia="Noto Sans KR" w:hAnsi="Noto Sans KR"/>
                       <w:szCs w:val="22"/>
                     </w:rPr>
                   </w:pPr>
@@ -4852,7 +4842,7 @@
                   <w:pPr>
                     <w:spacing w:line="400" w:lineRule="exact"/>
                     <w:rPr>
-                      <w:rFonts w:ascii="Noto Sans KR" w:eastAsia="Noto Sans KR" w:hAnsi="Noto Sans KR" w:hint="eastAsia"/>
+                      <w:rFonts w:ascii="Noto Sans KR" w:eastAsia="Noto Sans KR" w:hAnsi="Noto Sans KR"/>
                       <w:szCs w:val="22"/>
                     </w:rPr>
                   </w:pPr>
@@ -4906,7 +4896,7 @@
                   <w:pPr>
                     <w:spacing w:line="400" w:lineRule="exact"/>
                     <w:rPr>
-                      <w:rFonts w:ascii="Noto Sans KR" w:eastAsia="Noto Sans KR" w:hAnsi="Noto Sans KR" w:hint="eastAsia"/>
+                      <w:rFonts w:ascii="Noto Sans KR" w:eastAsia="Noto Sans KR" w:hAnsi="Noto Sans KR"/>
                       <w:sz w:val="28"/>
                       <w:szCs w:val="28"/>
                     </w:rPr>
@@ -4929,7 +4919,7 @@
                   <w:pPr>
                     <w:spacing w:line="400" w:lineRule="exact"/>
                     <w:rPr>
-                      <w:rFonts w:ascii="Noto Sans KR" w:eastAsia="Noto Sans KR" w:hAnsi="Noto Sans KR" w:hint="eastAsia"/>
+                      <w:rFonts w:ascii="Noto Sans KR" w:eastAsia="Noto Sans KR" w:hAnsi="Noto Sans KR"/>
                       <w:sz w:val="28"/>
                       <w:szCs w:val="28"/>
                     </w:rPr>
@@ -4952,7 +4942,7 @@
                   <w:pPr>
                     <w:spacing w:line="400" w:lineRule="exact"/>
                     <w:rPr>
-                      <w:rFonts w:ascii="Noto Sans KR" w:eastAsia="Noto Sans KR" w:hAnsi="Noto Sans KR" w:hint="eastAsia"/>
+                      <w:rFonts w:ascii="Noto Sans KR" w:eastAsia="Noto Sans KR" w:hAnsi="Noto Sans KR"/>
                       <w:sz w:val="28"/>
                       <w:szCs w:val="28"/>
                     </w:rPr>
@@ -4979,7 +4969,7 @@
                     <w:spacing w:line="400" w:lineRule="exact"/>
                     <w:jc w:val="center"/>
                     <w:rPr>
-                      <w:rFonts w:ascii="Noto Sans KR" w:eastAsia="Noto Sans KR" w:hAnsi="Noto Sans KR" w:hint="eastAsia"/>
+                      <w:rFonts w:ascii="Noto Sans KR" w:eastAsia="Noto Sans KR" w:hAnsi="Noto Sans KR"/>
                       <w:sz w:val="28"/>
                       <w:szCs w:val="28"/>
                     </w:rPr>
@@ -5002,7 +4992,7 @@
                   <w:pPr>
                     <w:spacing w:line="400" w:lineRule="exact"/>
                     <w:rPr>
-                      <w:rFonts w:ascii="Noto Sans KR" w:eastAsia="Noto Sans KR" w:hAnsi="Noto Sans KR" w:hint="eastAsia"/>
+                      <w:rFonts w:ascii="Noto Sans KR" w:eastAsia="Noto Sans KR" w:hAnsi="Noto Sans KR"/>
                       <w:sz w:val="28"/>
                       <w:szCs w:val="28"/>
                     </w:rPr>
@@ -5025,7 +5015,7 @@
                   <w:pPr>
                     <w:spacing w:line="400" w:lineRule="exact"/>
                     <w:rPr>
-                      <w:rFonts w:ascii="Noto Sans KR" w:eastAsia="Noto Sans KR" w:hAnsi="Noto Sans KR" w:hint="eastAsia"/>
+                      <w:rFonts w:ascii="Noto Sans KR" w:eastAsia="Noto Sans KR" w:hAnsi="Noto Sans KR"/>
                       <w:sz w:val="28"/>
                       <w:szCs w:val="28"/>
                     </w:rPr>
@@ -5052,7 +5042,7 @@
                     <w:spacing w:line="400" w:lineRule="exact"/>
                     <w:jc w:val="center"/>
                     <w:rPr>
-                      <w:rFonts w:ascii="Noto Sans KR" w:eastAsia="Noto Sans KR" w:hAnsi="Noto Sans KR" w:hint="eastAsia"/>
+                      <w:rFonts w:ascii="Noto Sans KR" w:eastAsia="Noto Sans KR" w:hAnsi="Noto Sans KR"/>
                       <w:sz w:val="28"/>
                       <w:szCs w:val="28"/>
                     </w:rPr>
@@ -5075,7 +5065,7 @@
                   <w:pPr>
                     <w:spacing w:line="400" w:lineRule="exact"/>
                     <w:rPr>
-                      <w:rFonts w:ascii="Noto Sans KR" w:eastAsia="Noto Sans KR" w:hAnsi="Noto Sans KR" w:hint="eastAsia"/>
+                      <w:rFonts w:ascii="Noto Sans KR" w:eastAsia="Noto Sans KR" w:hAnsi="Noto Sans KR"/>
                       <w:sz w:val="28"/>
                       <w:szCs w:val="28"/>
                     </w:rPr>
@@ -5098,7 +5088,7 @@
                   <w:pPr>
                     <w:spacing w:line="400" w:lineRule="exact"/>
                     <w:rPr>
-                      <w:rFonts w:ascii="Noto Sans KR" w:eastAsia="Noto Sans KR" w:hAnsi="Noto Sans KR" w:hint="eastAsia"/>
+                      <w:rFonts w:ascii="Noto Sans KR" w:eastAsia="Noto Sans KR" w:hAnsi="Noto Sans KR"/>
                       <w:sz w:val="28"/>
                       <w:szCs w:val="28"/>
                     </w:rPr>
@@ -5161,7 +5151,7 @@
                     <w:spacing w:line="400" w:lineRule="exact"/>
                     <w:jc w:val="center"/>
                     <w:rPr>
-                      <w:rFonts w:ascii="Noto Sans KR" w:eastAsia="Noto Sans KR" w:hAnsi="Noto Sans KR" w:hint="eastAsia"/>
+                      <w:rFonts w:ascii="Noto Sans KR" w:eastAsia="Noto Sans KR" w:hAnsi="Noto Sans KR"/>
                       <w:sz w:val="28"/>
                       <w:szCs w:val="28"/>
                     </w:rPr>
@@ -5184,7 +5174,7 @@
                   <w:pPr>
                     <w:spacing w:line="400" w:lineRule="exact"/>
                     <w:rPr>
-                      <w:rFonts w:ascii="Noto Sans KR" w:eastAsia="Noto Sans KR" w:hAnsi="Noto Sans KR" w:hint="eastAsia"/>
+                      <w:rFonts w:ascii="Noto Sans KR" w:eastAsia="Noto Sans KR" w:hAnsi="Noto Sans KR"/>
                       <w:sz w:val="28"/>
                       <w:szCs w:val="28"/>
                     </w:rPr>
@@ -5207,7 +5197,7 @@
                   <w:pPr>
                     <w:spacing w:line="400" w:lineRule="exact"/>
                     <w:rPr>
-                      <w:rFonts w:ascii="Noto Sans KR" w:eastAsia="Noto Sans KR" w:hAnsi="Noto Sans KR" w:hint="eastAsia"/>
+                      <w:rFonts w:ascii="Noto Sans KR" w:eastAsia="Noto Sans KR" w:hAnsi="Noto Sans KR"/>
                       <w:sz w:val="28"/>
                       <w:szCs w:val="28"/>
                     </w:rPr>
@@ -5244,55 +5234,7 @@
                 <w:sz w:val="28"/>
                 <w:szCs w:val="28"/>
               </w:rPr>
-              <w:t>[</w:t>
-            </w:r>
-            <w:r>
-              <w:rPr>
-                <w:rFonts w:ascii="Noto Sans KR" w:eastAsia="Noto Sans KR" w:hAnsi="Noto Sans KR" w:hint="eastAsia"/>
-                <w:sz w:val="28"/>
-                <w:szCs w:val="28"/>
-              </w:rPr>
-              <w:t>UD</w:t>
-            </w:r>
-            <w:r>
-              <w:rPr>
-                <w:rFonts w:ascii="Noto Sans KR" w:eastAsia="Noto Sans KR" w:hAnsi="Noto Sans KR" w:hint="eastAsia"/>
-                <w:sz w:val="28"/>
-                <w:szCs w:val="28"/>
-              </w:rPr>
-              <w:t xml:space="preserve">P 데이터 송수신 </w:t>
-            </w:r>
-            <w:r>
-              <w:rPr>
-                <w:rFonts w:ascii="Noto Sans KR" w:eastAsia="Noto Sans KR" w:hAnsi="Noto Sans KR" w:hint="eastAsia"/>
-                <w:sz w:val="28"/>
-                <w:szCs w:val="28"/>
-              </w:rPr>
-              <w:t>로직</w:t>
-            </w:r>
-            <w:r>
-              <w:rPr>
-                <w:rFonts w:ascii="Noto Sans KR" w:eastAsia="Noto Sans KR" w:hAnsi="Noto Sans KR" w:hint="eastAsia"/>
-                <w:sz w:val="28"/>
-                <w:szCs w:val="28"/>
-              </w:rPr>
-              <w:t xml:space="preserve"> 및 </w:t>
-            </w:r>
-            <w:r>
-              <w:rPr>
-                <w:rFonts w:ascii="Noto Sans KR" w:eastAsia="Noto Sans KR" w:hAnsi="Noto Sans KR" w:hint="eastAsia"/>
-                <w:sz w:val="28"/>
-                <w:szCs w:val="28"/>
-              </w:rPr>
-              <w:t>함수</w:t>
-            </w:r>
-            <w:r>
-              <w:rPr>
-                <w:rFonts w:ascii="Noto Sans KR" w:eastAsia="Noto Sans KR" w:hAnsi="Noto Sans KR" w:hint="eastAsia"/>
-                <w:sz w:val="28"/>
-                <w:szCs w:val="28"/>
-              </w:rPr>
-              <w:t xml:space="preserve"> 설계]</w:t>
+              <w:t>[UDP 데이터 송수신 로직 및 함수 설계]</w:t>
             </w:r>
           </w:p>
           <w:p>
@@ -5568,9 +5510,6 @@
           <w:p>
             <w:pPr>
               <w:spacing w:line="400" w:lineRule="exact"/>
-              <w:rPr>
-                <w:rFonts w:hint="eastAsia"/>
-              </w:rPr>
             </w:pPr>
           </w:p>
           <w:p>
@@ -5588,24 +5527,7 @@
                 <w:sz w:val="28"/>
                 <w:szCs w:val="28"/>
               </w:rPr>
-              <w:lastRenderedPageBreak/>
-              <w:t>[</w:t>
-            </w:r>
-            <w:r>
-              <w:rPr>
-                <w:rFonts w:ascii="Noto Sans KR" w:eastAsia="Noto Sans KR" w:hAnsi="Noto Sans KR" w:hint="eastAsia"/>
-                <w:sz w:val="28"/>
-                <w:szCs w:val="28"/>
-              </w:rPr>
-              <w:t>클라이언트가 사용하는 함수</w:t>
-            </w:r>
-            <w:r>
-              <w:rPr>
-                <w:rFonts w:ascii="Noto Sans KR" w:eastAsia="Noto Sans KR" w:hAnsi="Noto Sans KR" w:hint="eastAsia"/>
-                <w:sz w:val="28"/>
-                <w:szCs w:val="28"/>
-              </w:rPr>
-              <w:t>]</w:t>
+              <w:t>[클라이언트가 사용하는 함수]</w:t>
             </w:r>
           </w:p>
           <w:p>
@@ -5628,29 +5550,6 @@
                 <w:rFonts w:ascii="Noto Sans KR" w:eastAsia="Noto Sans KR" w:hAnsi="Noto Sans KR"/>
                 <w:sz w:val="24"/>
               </w:rPr>
-              <w:t>DetectInput</w:t>
-            </w:r>
-            <w:proofErr w:type="spellEnd"/>
-            <w:r>
-              <w:rPr>
-                <w:rFonts w:ascii="Noto Sans KR" w:eastAsia="Noto Sans KR" w:hAnsi="Noto Sans KR"/>
-                <w:sz w:val="24"/>
-              </w:rPr>
-              <w:t>()</w:t>
-            </w:r>
-            <w:r>
-              <w:rPr>
-                <w:rFonts w:ascii="Noto Sans KR" w:eastAsia="Noto Sans KR" w:hAnsi="Noto Sans KR" w:hint="eastAsia"/>
-                <w:sz w:val="24"/>
-              </w:rPr>
-              <w:t xml:space="preserve">: </w:t>
-            </w:r>
-            <w:proofErr w:type="spellStart"/>
-            <w:r>
-              <w:rPr>
-                <w:rFonts w:ascii="Noto Sans KR" w:eastAsia="Noto Sans KR" w:hAnsi="Noto Sans KR"/>
-                <w:sz w:val="24"/>
-              </w:rPr>
               <w:t>바우스</w:t>
             </w:r>
             <w:proofErr w:type="spellEnd"/>
@@ -5676,29 +5575,6 @@
               </w:rPr>
               <w:t xml:space="preserve">2. </w:t>
             </w:r>
-            <w:proofErr w:type="spellStart"/>
-            <w:r>
-              <w:rPr>
-                <w:rFonts w:ascii="Noto Sans KR" w:eastAsia="Noto Sans KR" w:hAnsi="Noto Sans KR"/>
-                <w:sz w:val="24"/>
-              </w:rPr>
-              <w:t>UpdateLocalPaddle</w:t>
-            </w:r>
-            <w:proofErr w:type="spellEnd"/>
-            <w:r>
-              <w:rPr>
-                <w:rFonts w:ascii="Noto Sans KR" w:eastAsia="Noto Sans KR" w:hAnsi="Noto Sans KR"/>
-                <w:sz w:val="24"/>
-              </w:rPr>
-              <w:t>()</w:t>
-            </w:r>
-            <w:r>
-              <w:rPr>
-                <w:rFonts w:ascii="Noto Sans KR" w:eastAsia="Noto Sans KR" w:hAnsi="Noto Sans KR" w:hint="eastAsia"/>
-                <w:sz w:val="24"/>
-              </w:rPr>
-              <w:t xml:space="preserve">: </w:t>
-            </w:r>
             <w:r>
               <w:rPr>
                 <w:rFonts w:ascii="Noto Sans KR" w:eastAsia="Noto Sans KR" w:hAnsi="Noto Sans KR"/>
@@ -5737,29 +5613,6 @@
               </w:rPr>
               <w:t xml:space="preserve">3. </w:t>
             </w:r>
-            <w:proofErr w:type="spellStart"/>
-            <w:r>
-              <w:rPr>
-                <w:rFonts w:ascii="Noto Sans KR" w:eastAsia="Noto Sans KR" w:hAnsi="Noto Sans KR"/>
-                <w:sz w:val="24"/>
-              </w:rPr>
-              <w:t>SendPaddlePosition</w:t>
-            </w:r>
-            <w:proofErr w:type="spellEnd"/>
-            <w:r>
-              <w:rPr>
-                <w:rFonts w:ascii="Noto Sans KR" w:eastAsia="Noto Sans KR" w:hAnsi="Noto Sans KR"/>
-                <w:sz w:val="24"/>
-              </w:rPr>
-              <w:t>()</w:t>
-            </w:r>
-            <w:r>
-              <w:rPr>
-                <w:rFonts w:ascii="Noto Sans KR" w:eastAsia="Noto Sans KR" w:hAnsi="Noto Sans KR" w:hint="eastAsia"/>
-                <w:sz w:val="24"/>
-              </w:rPr>
-              <w:t xml:space="preserve">: </w:t>
-            </w:r>
             <w:r>
               <w:rPr>
                 <w:rFonts w:ascii="Noto Sans KR" w:eastAsia="Noto Sans KR" w:hAnsi="Noto Sans KR"/>
@@ -5796,30 +5649,8 @@
                 <w:rFonts w:ascii="Noto Sans KR" w:eastAsia="Noto Sans KR" w:hAnsi="Noto Sans KR" w:hint="eastAsia"/>
                 <w:sz w:val="24"/>
               </w:rPr>
+              <w:lastRenderedPageBreak/>
               <w:t xml:space="preserve">4. </w:t>
-            </w:r>
-            <w:proofErr w:type="spellStart"/>
-            <w:r>
-              <w:rPr>
-                <w:rFonts w:ascii="Noto Sans KR" w:eastAsia="Noto Sans KR" w:hAnsi="Noto Sans KR"/>
-                <w:sz w:val="24"/>
-              </w:rPr>
-              <w:t>ClientReceiveLoop</w:t>
-            </w:r>
-            <w:proofErr w:type="spellEnd"/>
-            <w:r>
-              <w:rPr>
-                <w:rFonts w:ascii="Noto Sans KR" w:eastAsia="Noto Sans KR" w:hAnsi="Noto Sans KR"/>
-                <w:sz w:val="24"/>
-              </w:rPr>
-              <w:t>()</w:t>
-            </w:r>
-            <w:r>
-              <w:rPr>
-                <w:rFonts w:ascii="Noto Sans KR" w:eastAsia="Noto Sans KR" w:hAnsi="Noto Sans KR" w:hint="eastAsia"/>
-                <w:sz w:val="24"/>
-              </w:rPr>
-              <w:t xml:space="preserve">: </w:t>
             </w:r>
             <w:r>
               <w:rPr>
@@ -5843,29 +5674,6 @@
               </w:rPr>
               <w:t xml:space="preserve">5. </w:t>
             </w:r>
-            <w:proofErr w:type="spellStart"/>
-            <w:r>
-              <w:rPr>
-                <w:rFonts w:ascii="Noto Sans KR" w:eastAsia="Noto Sans KR" w:hAnsi="Noto Sans KR"/>
-                <w:sz w:val="24"/>
-              </w:rPr>
-              <w:t>ApplyObjectPosition</w:t>
-            </w:r>
-            <w:proofErr w:type="spellEnd"/>
-            <w:r>
-              <w:rPr>
-                <w:rFonts w:ascii="Noto Sans KR" w:eastAsia="Noto Sans KR" w:hAnsi="Noto Sans KR"/>
-                <w:sz w:val="24"/>
-              </w:rPr>
-              <w:t>()</w:t>
-            </w:r>
-            <w:r>
-              <w:rPr>
-                <w:rFonts w:ascii="Noto Sans KR" w:eastAsia="Noto Sans KR" w:hAnsi="Noto Sans KR" w:hint="eastAsia"/>
-                <w:sz w:val="24"/>
-              </w:rPr>
-              <w:t xml:space="preserve">: </w:t>
-            </w:r>
             <w:r>
               <w:rPr>
                 <w:rFonts w:ascii="Noto Sans KR" w:eastAsia="Noto Sans KR" w:hAnsi="Noto Sans KR"/>
@@ -5887,29 +5695,6 @@
                 <w:sz w:val="24"/>
               </w:rPr>
               <w:t xml:space="preserve">6. </w:t>
-            </w:r>
-            <w:proofErr w:type="spellStart"/>
-            <w:r>
-              <w:rPr>
-                <w:rFonts w:ascii="Noto Sans KR" w:eastAsia="Noto Sans KR" w:hAnsi="Noto Sans KR"/>
-                <w:sz w:val="24"/>
-              </w:rPr>
-              <w:t>ApplyObjectClassData</w:t>
-            </w:r>
-            <w:proofErr w:type="spellEnd"/>
-            <w:r>
-              <w:rPr>
-                <w:rFonts w:ascii="Noto Sans KR" w:eastAsia="Noto Sans KR" w:hAnsi="Noto Sans KR"/>
-                <w:sz w:val="24"/>
-              </w:rPr>
-              <w:t>()</w:t>
-            </w:r>
-            <w:r>
-              <w:rPr>
-                <w:rFonts w:ascii="Noto Sans KR" w:eastAsia="Noto Sans KR" w:hAnsi="Noto Sans KR" w:hint="eastAsia"/>
-                <w:sz w:val="24"/>
-              </w:rPr>
-              <w:t xml:space="preserve">: </w:t>
             </w:r>
             <w:r>
               <w:rPr>
@@ -5939,23 +5724,7 @@
                 <w:sz w:val="28"/>
                 <w:szCs w:val="28"/>
               </w:rPr>
-              <w:t>[</w:t>
-            </w:r>
-            <w:r>
-              <w:rPr>
-                <w:rFonts w:ascii="Noto Sans KR" w:eastAsia="Noto Sans KR" w:hAnsi="Noto Sans KR" w:hint="eastAsia"/>
-                <w:sz w:val="28"/>
-                <w:szCs w:val="28"/>
-              </w:rPr>
-              <w:t>서버</w:t>
-            </w:r>
-            <w:r>
-              <w:rPr>
-                <w:rFonts w:ascii="Noto Sans KR" w:eastAsia="Noto Sans KR" w:hAnsi="Noto Sans KR" w:hint="eastAsia"/>
-                <w:sz w:val="28"/>
-                <w:szCs w:val="28"/>
-              </w:rPr>
-              <w:t>가 사용하는 함수]</w:t>
+              <w:t>[서버가 사용하는 함수]</w:t>
             </w:r>
           </w:p>
           <w:p>
@@ -5972,29 +5741,6 @@
               </w:rPr>
               <w:t xml:space="preserve">1. </w:t>
             </w:r>
-            <w:proofErr w:type="spellStart"/>
-            <w:r>
-              <w:rPr>
-                <w:rFonts w:ascii="Noto Sans KR" w:eastAsia="Noto Sans KR" w:hAnsi="Noto Sans KR"/>
-                <w:sz w:val="24"/>
-              </w:rPr>
-              <w:t>ServerReceiveLoop</w:t>
-            </w:r>
-            <w:proofErr w:type="spellEnd"/>
-            <w:r>
-              <w:rPr>
-                <w:rFonts w:ascii="Noto Sans KR" w:eastAsia="Noto Sans KR" w:hAnsi="Noto Sans KR"/>
-                <w:sz w:val="24"/>
-              </w:rPr>
-              <w:t>()</w:t>
-            </w:r>
-            <w:r>
-              <w:rPr>
-                <w:rFonts w:ascii="Noto Sans KR" w:eastAsia="Noto Sans KR" w:hAnsi="Noto Sans KR" w:hint="eastAsia"/>
-                <w:sz w:val="24"/>
-              </w:rPr>
-              <w:t xml:space="preserve">: </w:t>
-            </w:r>
             <w:r>
               <w:rPr>
                 <w:rFonts w:ascii="Noto Sans KR" w:eastAsia="Noto Sans KR" w:hAnsi="Noto Sans KR"/>
@@ -6017,29 +5763,6 @@
               </w:rPr>
               <w:t xml:space="preserve">2. </w:t>
             </w:r>
-            <w:proofErr w:type="spellStart"/>
-            <w:r>
-              <w:rPr>
-                <w:rFonts w:ascii="Noto Sans KR" w:eastAsia="Noto Sans KR" w:hAnsi="Noto Sans KR"/>
-                <w:sz w:val="24"/>
-              </w:rPr>
-              <w:t>UpdatePaddlePosition</w:t>
-            </w:r>
-            <w:proofErr w:type="spellEnd"/>
-            <w:r>
-              <w:rPr>
-                <w:rFonts w:ascii="Noto Sans KR" w:eastAsia="Noto Sans KR" w:hAnsi="Noto Sans KR"/>
-                <w:sz w:val="24"/>
-              </w:rPr>
-              <w:t>()</w:t>
-            </w:r>
-            <w:r>
-              <w:rPr>
-                <w:rFonts w:ascii="Noto Sans KR" w:eastAsia="Noto Sans KR" w:hAnsi="Noto Sans KR" w:hint="eastAsia"/>
-                <w:sz w:val="24"/>
-              </w:rPr>
-              <w:t xml:space="preserve">: </w:t>
-            </w:r>
             <w:r>
               <w:rPr>
                 <w:rFonts w:ascii="Noto Sans KR" w:eastAsia="Noto Sans KR" w:hAnsi="Noto Sans KR"/>
@@ -6078,29 +5801,6 @@
               </w:rPr>
               <w:t xml:space="preserve">3. </w:t>
             </w:r>
-            <w:proofErr w:type="spellStart"/>
-            <w:r>
-              <w:rPr>
-                <w:rFonts w:ascii="Noto Sans KR" w:eastAsia="Noto Sans KR" w:hAnsi="Noto Sans KR"/>
-                <w:sz w:val="24"/>
-              </w:rPr>
-              <w:t>UpdateGameWorld</w:t>
-            </w:r>
-            <w:proofErr w:type="spellEnd"/>
-            <w:r>
-              <w:rPr>
-                <w:rFonts w:ascii="Noto Sans KR" w:eastAsia="Noto Sans KR" w:hAnsi="Noto Sans KR"/>
-                <w:sz w:val="24"/>
-              </w:rPr>
-              <w:t>()</w:t>
-            </w:r>
-            <w:r>
-              <w:rPr>
-                <w:rFonts w:ascii="Noto Sans KR" w:eastAsia="Noto Sans KR" w:hAnsi="Noto Sans KR" w:hint="eastAsia"/>
-                <w:sz w:val="24"/>
-              </w:rPr>
-              <w:t xml:space="preserve">: </w:t>
-            </w:r>
             <w:r>
               <w:rPr>
                 <w:rFonts w:ascii="Noto Sans KR" w:eastAsia="Noto Sans KR" w:hAnsi="Noto Sans KR"/>
@@ -6123,29 +5823,6 @@
               </w:rPr>
               <w:t xml:space="preserve">4. </w:t>
             </w:r>
-            <w:proofErr w:type="spellStart"/>
-            <w:r>
-              <w:rPr>
-                <w:rFonts w:ascii="Noto Sans KR" w:eastAsia="Noto Sans KR" w:hAnsi="Noto Sans KR"/>
-                <w:sz w:val="24"/>
-              </w:rPr>
-              <w:t>RecordChangedPosition</w:t>
-            </w:r>
-            <w:proofErr w:type="spellEnd"/>
-            <w:r>
-              <w:rPr>
-                <w:rFonts w:ascii="Noto Sans KR" w:eastAsia="Noto Sans KR" w:hAnsi="Noto Sans KR"/>
-                <w:sz w:val="24"/>
-              </w:rPr>
-              <w:t>()</w:t>
-            </w:r>
-            <w:r>
-              <w:rPr>
-                <w:rFonts w:ascii="Noto Sans KR" w:eastAsia="Noto Sans KR" w:hAnsi="Noto Sans KR" w:hint="eastAsia"/>
-                <w:sz w:val="24"/>
-              </w:rPr>
-              <w:t xml:space="preserve">: </w:t>
-            </w:r>
             <w:r>
               <w:rPr>
                 <w:rFonts w:ascii="Noto Sans KR" w:eastAsia="Noto Sans KR" w:hAnsi="Noto Sans KR"/>
@@ -6184,29 +5861,6 @@
               </w:rPr>
               <w:t xml:space="preserve">5. </w:t>
             </w:r>
-            <w:proofErr w:type="spellStart"/>
-            <w:r>
-              <w:rPr>
-                <w:rFonts w:ascii="Noto Sans KR" w:eastAsia="Noto Sans KR" w:hAnsi="Noto Sans KR"/>
-                <w:sz w:val="24"/>
-              </w:rPr>
-              <w:t>RecordChangedState</w:t>
-            </w:r>
-            <w:proofErr w:type="spellEnd"/>
-            <w:r>
-              <w:rPr>
-                <w:rFonts w:ascii="Noto Sans KR" w:eastAsia="Noto Sans KR" w:hAnsi="Noto Sans KR"/>
-                <w:sz w:val="24"/>
-              </w:rPr>
-              <w:t>()</w:t>
-            </w:r>
-            <w:r>
-              <w:rPr>
-                <w:rFonts w:ascii="Noto Sans KR" w:eastAsia="Noto Sans KR" w:hAnsi="Noto Sans KR" w:hint="eastAsia"/>
-                <w:sz w:val="24"/>
-              </w:rPr>
-              <w:t xml:space="preserve">: </w:t>
-            </w:r>
             <w:r>
               <w:rPr>
                 <w:rFonts w:ascii="Noto Sans KR" w:eastAsia="Noto Sans KR" w:hAnsi="Noto Sans KR"/>
@@ -6251,29 +5905,6 @@
                 <w:rFonts w:ascii="Noto Sans KR" w:eastAsia="Noto Sans KR" w:hAnsi="Noto Sans KR"/>
                 <w:sz w:val="24"/>
               </w:rPr>
-              <w:t>SendOnlyPosLoop</w:t>
-            </w:r>
-            <w:proofErr w:type="spellEnd"/>
-            <w:r>
-              <w:rPr>
-                <w:rFonts w:ascii="Noto Sans KR" w:eastAsia="Noto Sans KR" w:hAnsi="Noto Sans KR"/>
-                <w:sz w:val="24"/>
-              </w:rPr>
-              <w:t>()</w:t>
-            </w:r>
-            <w:r>
-              <w:rPr>
-                <w:rFonts w:ascii="Noto Sans KR" w:eastAsia="Noto Sans KR" w:hAnsi="Noto Sans KR" w:hint="eastAsia"/>
-                <w:sz w:val="24"/>
-              </w:rPr>
-              <w:t xml:space="preserve">: </w:t>
-            </w:r>
-            <w:proofErr w:type="spellStart"/>
-            <w:r>
-              <w:rPr>
-                <w:rFonts w:ascii="Noto Sans KR" w:eastAsia="Noto Sans KR" w:hAnsi="Noto Sans KR"/>
-                <w:sz w:val="24"/>
-              </w:rPr>
               <w:t>positionChangedVector</w:t>
             </w:r>
             <w:proofErr w:type="spellEnd"/>
@@ -6305,29 +5936,6 @@
                 <w:rFonts w:ascii="Noto Sans KR" w:eastAsia="Noto Sans KR" w:hAnsi="Noto Sans KR"/>
                 <w:sz w:val="24"/>
               </w:rPr>
-              <w:t>SendClassDataLoop</w:t>
-            </w:r>
-            <w:proofErr w:type="spellEnd"/>
-            <w:r>
-              <w:rPr>
-                <w:rFonts w:ascii="Noto Sans KR" w:eastAsia="Noto Sans KR" w:hAnsi="Noto Sans KR"/>
-                <w:sz w:val="24"/>
-              </w:rPr>
-              <w:t>()</w:t>
-            </w:r>
-            <w:r>
-              <w:rPr>
-                <w:rFonts w:ascii="Noto Sans KR" w:eastAsia="Noto Sans KR" w:hAnsi="Noto Sans KR" w:hint="eastAsia"/>
-                <w:sz w:val="24"/>
-              </w:rPr>
-              <w:t xml:space="preserve">: </w:t>
-            </w:r>
-            <w:proofErr w:type="spellStart"/>
-            <w:r>
-              <w:rPr>
-                <w:rFonts w:ascii="Noto Sans KR" w:eastAsia="Noto Sans KR" w:hAnsi="Noto Sans KR"/>
-                <w:sz w:val="24"/>
-              </w:rPr>
               <w:t>stateChangedVector</w:t>
             </w:r>
             <w:proofErr w:type="spellEnd"/>
@@ -6353,29 +5961,6 @@
               </w:rPr>
               <w:t xml:space="preserve">8. </w:t>
             </w:r>
-            <w:proofErr w:type="spellStart"/>
-            <w:r>
-              <w:rPr>
-                <w:rFonts w:ascii="Noto Sans KR" w:eastAsia="Noto Sans KR" w:hAnsi="Noto Sans KR"/>
-                <w:sz w:val="24"/>
-              </w:rPr>
-              <w:t>ClearChangedVectors</w:t>
-            </w:r>
-            <w:proofErr w:type="spellEnd"/>
-            <w:r>
-              <w:rPr>
-                <w:rFonts w:ascii="Noto Sans KR" w:eastAsia="Noto Sans KR" w:hAnsi="Noto Sans KR"/>
-                <w:sz w:val="24"/>
-              </w:rPr>
-              <w:t>()</w:t>
-            </w:r>
-            <w:r>
-              <w:rPr>
-                <w:rFonts w:ascii="Noto Sans KR" w:eastAsia="Noto Sans KR" w:hAnsi="Noto Sans KR" w:hint="eastAsia"/>
-                <w:sz w:val="24"/>
-              </w:rPr>
-              <w:t xml:space="preserve">: </w:t>
-            </w:r>
             <w:r>
               <w:rPr>
                 <w:rFonts w:ascii="Noto Sans KR" w:eastAsia="Noto Sans KR" w:hAnsi="Noto Sans KR"/>
@@ -6398,29 +5983,6 @@
               </w:rPr>
               <w:t xml:space="preserve">9. </w:t>
             </w:r>
-            <w:proofErr w:type="spellStart"/>
-            <w:r>
-              <w:rPr>
-                <w:rFonts w:ascii="Noto Sans KR" w:eastAsia="Noto Sans KR" w:hAnsi="Noto Sans KR"/>
-                <w:sz w:val="24"/>
-              </w:rPr>
-              <w:t>SendFullClassDataLoop</w:t>
-            </w:r>
-            <w:proofErr w:type="spellEnd"/>
-            <w:r>
-              <w:rPr>
-                <w:rFonts w:ascii="Noto Sans KR" w:eastAsia="Noto Sans KR" w:hAnsi="Noto Sans KR"/>
-                <w:sz w:val="24"/>
-              </w:rPr>
-              <w:t>()</w:t>
-            </w:r>
-            <w:r>
-              <w:rPr>
-                <w:rFonts w:ascii="Noto Sans KR" w:eastAsia="Noto Sans KR" w:hAnsi="Noto Sans KR" w:hint="eastAsia"/>
-                <w:sz w:val="24"/>
-              </w:rPr>
-              <w:t xml:space="preserve">: </w:t>
-            </w:r>
             <w:r>
               <w:rPr>
                 <w:rFonts w:ascii="Noto Sans KR" w:eastAsia="Noto Sans KR" w:hAnsi="Noto Sans KR"/>
@@ -6432,7 +5994,7 @@
           <w:p>
             <w:pPr>
               <w:rPr>
-                <w:rFonts w:ascii="Noto Sans KR" w:eastAsia="Noto Sans KR" w:hAnsi="Noto Sans KR" w:hint="eastAsia"/>
+                <w:rFonts w:ascii="Noto Sans KR" w:eastAsia="Noto Sans KR" w:hAnsi="Noto Sans KR"/>
                 <w:sz w:val="24"/>
               </w:rPr>
             </w:pPr>
@@ -6443,59 +6005,44 @@
               </w:rPr>
               <w:t xml:space="preserve">10. </w:t>
             </w:r>
+            <w:r>
+              <w:rPr>
+                <w:rFonts w:ascii="Noto Sans KR" w:eastAsia="Noto Sans KR" w:hAnsi="Noto Sans KR"/>
+                <w:sz w:val="24"/>
+              </w:rPr>
+              <w:t>게임 월드의 모든 오브젝트 상태 수집</w:t>
+            </w:r>
+            <w:r>
+              <w:rPr>
+                <w:rFonts w:ascii="Noto Sans KR" w:eastAsia="Noto Sans KR" w:hAnsi="Noto Sans KR" w:hint="eastAsia"/>
+                <w:sz w:val="24"/>
+              </w:rPr>
+              <w:t xml:space="preserve">해서 </w:t>
+            </w:r>
             <w:proofErr w:type="spellStart"/>
             <w:r>
               <w:rPr>
                 <w:rFonts w:ascii="Noto Sans KR" w:eastAsia="Noto Sans KR" w:hAnsi="Noto Sans KR"/>
                 <w:sz w:val="24"/>
               </w:rPr>
-              <w:t>GetAllObjectClassData</w:t>
+              <w:t>stateChangedVector</w:t>
             </w:r>
             <w:proofErr w:type="spellEnd"/>
             <w:r>
               <w:rPr>
+                <w:rFonts w:ascii="Noto Sans KR" w:eastAsia="Noto Sans KR" w:hAnsi="Noto Sans KR" w:hint="eastAsia"/>
+                <w:sz w:val="24"/>
+              </w:rPr>
+              <w:t>에 저장</w:t>
+            </w:r>
+          </w:p>
+          <w:p>
+            <w:pPr>
+              <w:rPr>
                 <w:rFonts w:ascii="Noto Sans KR" w:eastAsia="Noto Sans KR" w:hAnsi="Noto Sans KR"/>
                 <w:sz w:val="24"/>
               </w:rPr>
-              <w:t>()</w:t>
-            </w:r>
-            <w:r>
-              <w:rPr>
-                <w:rFonts w:ascii="Noto Sans KR" w:eastAsia="Noto Sans KR" w:hAnsi="Noto Sans KR" w:hint="eastAsia"/>
-                <w:sz w:val="24"/>
-              </w:rPr>
-              <w:t xml:space="preserve">: </w:t>
-            </w:r>
-            <w:r>
-              <w:rPr>
-                <w:rFonts w:ascii="Noto Sans KR" w:eastAsia="Noto Sans KR" w:hAnsi="Noto Sans KR"/>
-                <w:sz w:val="24"/>
-              </w:rPr>
-              <w:t>게임 월드의 모든 오브젝트 상태 수집</w:t>
-            </w:r>
-            <w:r>
-              <w:rPr>
-                <w:rFonts w:ascii="Noto Sans KR" w:eastAsia="Noto Sans KR" w:hAnsi="Noto Sans KR" w:hint="eastAsia"/>
-                <w:sz w:val="24"/>
-              </w:rPr>
-              <w:t xml:space="preserve">해서 </w:t>
-            </w:r>
-            <w:proofErr w:type="spellStart"/>
-            <w:r>
-              <w:rPr>
-                <w:rFonts w:ascii="Noto Sans KR" w:eastAsia="Noto Sans KR" w:hAnsi="Noto Sans KR"/>
-                <w:sz w:val="24"/>
-              </w:rPr>
-              <w:t>stateChangedVector</w:t>
-            </w:r>
-            <w:proofErr w:type="spellEnd"/>
-            <w:r>
-              <w:rPr>
-                <w:rFonts w:ascii="Noto Sans KR" w:eastAsia="Noto Sans KR" w:hAnsi="Noto Sans KR" w:hint="eastAsia"/>
-                <w:sz w:val="24"/>
-              </w:rPr>
-              <w:t>에 저장</w:t>
-            </w:r>
+            </w:pPr>
           </w:p>
         </w:tc>
       </w:tr>
@@ -6938,7 +6485,6 @@
                 <w:sz w:val="28"/>
                 <w:szCs w:val="28"/>
               </w:rPr>
-              <w:lastRenderedPageBreak/>
               <w:t>IDE :</w:t>
             </w:r>
             <w:proofErr w:type="gramEnd"/>
@@ -7062,7 +6608,6 @@
                 <w:sz w:val="28"/>
                 <w:szCs w:val="28"/>
               </w:rPr>
-              <w:lastRenderedPageBreak/>
               <w:t>개발일정</w:t>
             </w:r>
           </w:p>
@@ -7168,7 +6713,7 @@
                     <w:spacing w:line="400" w:lineRule="exact"/>
                     <w:jc w:val="center"/>
                     <w:rPr>
-                      <w:rFonts w:ascii="Noto Sans KR" w:eastAsia="Noto Sans KR" w:hAnsi="Noto Sans KR" w:hint="eastAsia"/>
+                      <w:rFonts w:ascii="Noto Sans KR" w:eastAsia="Noto Sans KR" w:hAnsi="Noto Sans KR"/>
                       <w:sz w:val="28"/>
                       <w:szCs w:val="28"/>
                     </w:rPr>
@@ -7192,7 +6737,7 @@
                     <w:spacing w:line="400" w:lineRule="exact"/>
                     <w:jc w:val="both"/>
                     <w:rPr>
-                      <w:rFonts w:ascii="Noto Sans KR" w:eastAsia="Noto Sans KR" w:hAnsi="Noto Sans KR" w:hint="eastAsia"/>
+                      <w:rFonts w:ascii="Noto Sans KR" w:eastAsia="Noto Sans KR" w:hAnsi="Noto Sans KR"/>
                       <w:sz w:val="28"/>
                       <w:szCs w:val="28"/>
                     </w:rPr>
@@ -7210,7 +6755,7 @@
                     <w:spacing w:line="400" w:lineRule="exact"/>
                     <w:jc w:val="center"/>
                     <w:rPr>
-                      <w:rFonts w:ascii="Noto Sans KR" w:eastAsia="Noto Sans KR" w:hAnsi="Noto Sans KR" w:hint="eastAsia"/>
+                      <w:rFonts w:ascii="Noto Sans KR" w:eastAsia="Noto Sans KR" w:hAnsi="Noto Sans KR"/>
                       <w:sz w:val="28"/>
                       <w:szCs w:val="28"/>
                     </w:rPr>
@@ -7234,7 +6779,7 @@
                     <w:spacing w:line="400" w:lineRule="exact"/>
                     <w:jc w:val="both"/>
                     <w:rPr>
-                      <w:rFonts w:ascii="Noto Sans KR" w:eastAsia="Noto Sans KR" w:hAnsi="Noto Sans KR" w:hint="eastAsia"/>
+                      <w:rFonts w:ascii="Noto Sans KR" w:eastAsia="Noto Sans KR" w:hAnsi="Noto Sans KR"/>
                       <w:sz w:val="28"/>
                       <w:szCs w:val="28"/>
                     </w:rPr>
@@ -7252,7 +6797,7 @@
                     <w:spacing w:line="400" w:lineRule="exact"/>
                     <w:jc w:val="center"/>
                     <w:rPr>
-                      <w:rFonts w:ascii="Noto Sans KR" w:eastAsia="Noto Sans KR" w:hAnsi="Noto Sans KR" w:hint="eastAsia"/>
+                      <w:rFonts w:ascii="Noto Sans KR" w:eastAsia="Noto Sans KR" w:hAnsi="Noto Sans KR"/>
                       <w:sz w:val="28"/>
                       <w:szCs w:val="28"/>
                     </w:rPr>
@@ -7276,7 +6821,7 @@
                     <w:spacing w:line="400" w:lineRule="exact"/>
                     <w:jc w:val="both"/>
                     <w:rPr>
-                      <w:rFonts w:ascii="Noto Sans KR" w:eastAsia="Noto Sans KR" w:hAnsi="Noto Sans KR" w:hint="eastAsia"/>
+                      <w:rFonts w:ascii="Noto Sans KR" w:eastAsia="Noto Sans KR" w:hAnsi="Noto Sans KR"/>
                       <w:sz w:val="28"/>
                       <w:szCs w:val="28"/>
                     </w:rPr>
@@ -7508,6 +7053,7 @@
                       <w:sz w:val="28"/>
                       <w:szCs w:val="28"/>
                     </w:rPr>
+                    <w:lastRenderedPageBreak/>
                     <w:t>11/7</w:t>
                   </w:r>
                 </w:p>
@@ -7578,7 +7124,7 @@
                     <w:spacing w:line="400" w:lineRule="exact"/>
                     <w:jc w:val="both"/>
                     <w:rPr>
-                      <w:rFonts w:ascii="Noto Sans KR" w:eastAsia="Noto Sans KR" w:hAnsi="Noto Sans KR" w:hint="eastAsia"/>
+                      <w:rFonts w:ascii="Noto Sans KR" w:eastAsia="Noto Sans KR" w:hAnsi="Noto Sans KR"/>
                       <w:sz w:val="24"/>
                     </w:rPr>
                   </w:pPr>
@@ -7634,7 +7180,7 @@
                     <w:spacing w:line="400" w:lineRule="exact"/>
                     <w:jc w:val="center"/>
                     <w:rPr>
-                      <w:rFonts w:ascii="Noto Sans KR" w:eastAsia="Noto Sans KR" w:hAnsi="Noto Sans KR" w:hint="eastAsia"/>
+                      <w:rFonts w:ascii="Noto Sans KR" w:eastAsia="Noto Sans KR" w:hAnsi="Noto Sans KR"/>
                       <w:sz w:val="28"/>
                       <w:szCs w:val="28"/>
                     </w:rPr>
@@ -7658,7 +7204,7 @@
                     <w:spacing w:line="400" w:lineRule="exact"/>
                     <w:jc w:val="both"/>
                     <w:rPr>
-                      <w:rFonts w:ascii="Noto Sans KR" w:eastAsia="Noto Sans KR" w:hAnsi="Noto Sans KR" w:hint="eastAsia"/>
+                      <w:rFonts w:ascii="Noto Sans KR" w:eastAsia="Noto Sans KR" w:hAnsi="Noto Sans KR"/>
                       <w:sz w:val="24"/>
                     </w:rPr>
                   </w:pPr>
@@ -7675,7 +7221,7 @@
                     <w:spacing w:line="400" w:lineRule="exact"/>
                     <w:jc w:val="center"/>
                     <w:rPr>
-                      <w:rFonts w:ascii="Noto Sans KR" w:eastAsia="Noto Sans KR" w:hAnsi="Noto Sans KR" w:hint="eastAsia"/>
+                      <w:rFonts w:ascii="Noto Sans KR" w:eastAsia="Noto Sans KR" w:hAnsi="Noto Sans KR"/>
                       <w:sz w:val="28"/>
                       <w:szCs w:val="28"/>
                     </w:rPr>
@@ -7699,7 +7245,7 @@
                     <w:spacing w:line="400" w:lineRule="exact"/>
                     <w:jc w:val="both"/>
                     <w:rPr>
-                      <w:rFonts w:ascii="Noto Sans KR" w:eastAsia="Noto Sans KR" w:hAnsi="Noto Sans KR" w:hint="eastAsia"/>
+                      <w:rFonts w:ascii="Noto Sans KR" w:eastAsia="Noto Sans KR" w:hAnsi="Noto Sans KR"/>
                       <w:sz w:val="24"/>
                     </w:rPr>
                   </w:pPr>
@@ -7887,7 +7433,7 @@
                     <w:spacing w:line="400" w:lineRule="exact"/>
                     <w:jc w:val="center"/>
                     <w:rPr>
-                      <w:rFonts w:ascii="Noto Sans KR" w:eastAsia="Noto Sans KR" w:hAnsi="Noto Sans KR" w:hint="eastAsia"/>
+                      <w:rFonts w:ascii="Noto Sans KR" w:eastAsia="Noto Sans KR" w:hAnsi="Noto Sans KR"/>
                       <w:sz w:val="28"/>
                       <w:szCs w:val="28"/>
                     </w:rPr>
@@ -7935,7 +7481,7 @@
                     <w:spacing w:line="400" w:lineRule="exact"/>
                     <w:jc w:val="center"/>
                     <w:rPr>
-                      <w:rFonts w:ascii="Noto Sans KR" w:eastAsia="Noto Sans KR" w:hAnsi="Noto Sans KR" w:hint="eastAsia"/>
+                      <w:rFonts w:ascii="Noto Sans KR" w:eastAsia="Noto Sans KR" w:hAnsi="Noto Sans KR"/>
                       <w:sz w:val="28"/>
                       <w:szCs w:val="28"/>
                     </w:rPr>
@@ -7983,7 +7529,7 @@
                     <w:spacing w:line="400" w:lineRule="exact"/>
                     <w:jc w:val="center"/>
                     <w:rPr>
-                      <w:rFonts w:ascii="Noto Sans KR" w:eastAsia="Noto Sans KR" w:hAnsi="Noto Sans KR" w:hint="eastAsia"/>
+                      <w:rFonts w:ascii="Noto Sans KR" w:eastAsia="Noto Sans KR" w:hAnsi="Noto Sans KR"/>
                       <w:sz w:val="28"/>
                       <w:szCs w:val="28"/>
                     </w:rPr>
@@ -8276,14 +7822,7 @@
                       <w:rFonts w:ascii="Noto Sans KR" w:eastAsia="Noto Sans KR" w:hAnsi="Noto Sans KR" w:hint="eastAsia"/>
                       <w:sz w:val="24"/>
                     </w:rPr>
-                    <w:t>방 접속</w:t>
-                  </w:r>
-                  <w:r>
-                    <w:rPr>
-                      <w:rFonts w:ascii="Noto Sans KR" w:eastAsia="Noto Sans KR" w:hAnsi="Noto Sans KR" w:hint="eastAsia"/>
-                      <w:sz w:val="24"/>
-                    </w:rPr>
-                    <w:t xml:space="preserve"> 시스템 버그 확인 및 수정</w:t>
+                    <w:t>방 접속 시스템 버그 확인 및 수정</w:t>
                   </w:r>
                 </w:p>
               </w:tc>
@@ -8596,7 +8135,6 @@
                       <w:sz w:val="28"/>
                       <w:szCs w:val="28"/>
                     </w:rPr>
-                    <w:lastRenderedPageBreak/>
                     <w:t>12/1</w:t>
                   </w:r>
                 </w:p>
@@ -8987,8 +8525,7 @@
               <w:jc w:val="both"/>
               <w:rPr>
                 <w:rFonts w:ascii="Noto Sans KR" w:eastAsia="Noto Sans KR" w:hAnsi="Noto Sans KR"/>
-                <w:sz w:val="28"/>
-                <w:szCs w:val="28"/>
+                <w:sz w:val="24"/>
               </w:rPr>
             </w:pPr>
             <w:proofErr w:type="spellStart"/>
@@ -9031,15 +8568,13 @@
                     <w:jc w:val="center"/>
                     <w:rPr>
                       <w:rFonts w:ascii="Noto Sans KR" w:eastAsia="Noto Sans KR" w:hAnsi="Noto Sans KR"/>
-                      <w:sz w:val="28"/>
-                      <w:szCs w:val="28"/>
-                    </w:rPr>
-                  </w:pPr>
-                  <w:r>
-                    <w:rPr>
-                      <w:rFonts w:ascii="Noto Sans KR" w:eastAsia="Noto Sans KR" w:hAnsi="Noto Sans KR" w:hint="eastAsia"/>
-                      <w:sz w:val="28"/>
-                      <w:szCs w:val="28"/>
+                      <w:sz w:val="24"/>
+                    </w:rPr>
+                  </w:pPr>
+                  <w:r>
+                    <w:rPr>
+                      <w:rFonts w:ascii="Noto Sans KR" w:eastAsia="Noto Sans KR" w:hAnsi="Noto Sans KR" w:hint="eastAsia"/>
+                      <w:sz w:val="24"/>
                     </w:rPr>
                     <w:t>날짜</w:t>
                   </w:r>
@@ -9055,15 +8590,13 @@
                     <w:jc w:val="both"/>
                     <w:rPr>
                       <w:rFonts w:ascii="Noto Sans KR" w:eastAsia="Noto Sans KR" w:hAnsi="Noto Sans KR"/>
-                      <w:sz w:val="28"/>
-                      <w:szCs w:val="28"/>
-                    </w:rPr>
-                  </w:pPr>
-                  <w:r>
-                    <w:rPr>
-                      <w:rFonts w:ascii="Noto Sans KR" w:eastAsia="Noto Sans KR" w:hAnsi="Noto Sans KR" w:hint="eastAsia"/>
-                      <w:sz w:val="28"/>
-                      <w:szCs w:val="28"/>
+                      <w:sz w:val="24"/>
+                    </w:rPr>
+                  </w:pPr>
+                  <w:r>
+                    <w:rPr>
+                      <w:rFonts w:ascii="Noto Sans KR" w:eastAsia="Noto Sans KR" w:hAnsi="Noto Sans KR" w:hint="eastAsia"/>
+                      <w:sz w:val="24"/>
                     </w:rPr>
                     <w:t>할 일</w:t>
                   </w:r>
@@ -9081,15 +8614,13 @@
                     <w:jc w:val="center"/>
                     <w:rPr>
                       <w:rFonts w:ascii="Noto Sans KR" w:eastAsia="Noto Sans KR" w:hAnsi="Noto Sans KR"/>
-                      <w:sz w:val="28"/>
-                      <w:szCs w:val="28"/>
-                    </w:rPr>
-                  </w:pPr>
-                  <w:r>
-                    <w:rPr>
-                      <w:rFonts w:ascii="Noto Sans KR" w:eastAsia="Noto Sans KR" w:hAnsi="Noto Sans KR" w:hint="eastAsia"/>
-                      <w:sz w:val="28"/>
-                      <w:szCs w:val="28"/>
+                      <w:sz w:val="24"/>
+                    </w:rPr>
+                  </w:pPr>
+                  <w:r>
+                    <w:rPr>
+                      <w:rFonts w:ascii="Noto Sans KR" w:eastAsia="Noto Sans KR" w:hAnsi="Noto Sans KR" w:hint="eastAsia"/>
+                      <w:sz w:val="24"/>
                     </w:rPr>
                     <w:t>11/1</w:t>
                   </w:r>
@@ -9108,13 +8639,6 @@
                       <w:sz w:val="24"/>
                     </w:rPr>
                   </w:pPr>
-                  <w:r>
-                    <w:rPr>
-                      <w:rFonts w:ascii="Noto Sans KR" w:eastAsia="Noto Sans KR" w:hAnsi="Noto Sans KR"/>
-                      <w:sz w:val="24"/>
-                    </w:rPr>
-                    <w:t>게임 중 상대에게 알려야 할 정보 목록 정리 (블록, 아이템, 점수 등)</w:t>
-                  </w:r>
                 </w:p>
               </w:tc>
             </w:tr>
@@ -9129,15 +8653,13 @@
                     <w:jc w:val="center"/>
                     <w:rPr>
                       <w:rFonts w:ascii="Noto Sans KR" w:eastAsia="Noto Sans KR" w:hAnsi="Noto Sans KR"/>
-                      <w:sz w:val="28"/>
-                      <w:szCs w:val="28"/>
-                    </w:rPr>
-                  </w:pPr>
-                  <w:r>
-                    <w:rPr>
-                      <w:rFonts w:ascii="Noto Sans KR" w:eastAsia="Noto Sans KR" w:hAnsi="Noto Sans KR" w:hint="eastAsia"/>
-                      <w:sz w:val="28"/>
-                      <w:szCs w:val="28"/>
+                      <w:sz w:val="24"/>
+                    </w:rPr>
+                  </w:pPr>
+                  <w:r>
+                    <w:rPr>
+                      <w:rFonts w:ascii="Noto Sans KR" w:eastAsia="Noto Sans KR" w:hAnsi="Noto Sans KR" w:hint="eastAsia"/>
+                      <w:sz w:val="24"/>
                     </w:rPr>
                     <w:t>11/2</w:t>
                   </w:r>
@@ -9161,7 +8683,7 @@
                       <w:rFonts w:ascii="Noto Sans KR" w:eastAsia="Noto Sans KR" w:hAnsi="Noto Sans KR"/>
                       <w:sz w:val="24"/>
                     </w:rPr>
-                    <w:t>패킷 구조 초안 작성</w:t>
+                    <w:t>게임 중 상대에게 알려야 할 정보 목록 정리</w:t>
                   </w:r>
                 </w:p>
               </w:tc>
@@ -9177,15 +8699,13 @@
                     <w:jc w:val="center"/>
                     <w:rPr>
                       <w:rFonts w:ascii="Noto Sans KR" w:eastAsia="Noto Sans KR" w:hAnsi="Noto Sans KR"/>
-                      <w:sz w:val="28"/>
-                      <w:szCs w:val="28"/>
-                    </w:rPr>
-                  </w:pPr>
-                  <w:r>
-                    <w:rPr>
-                      <w:rFonts w:ascii="Noto Sans KR" w:eastAsia="Noto Sans KR" w:hAnsi="Noto Sans KR" w:hint="eastAsia"/>
-                      <w:sz w:val="28"/>
-                      <w:szCs w:val="28"/>
+                      <w:sz w:val="24"/>
+                    </w:rPr>
+                  </w:pPr>
+                  <w:r>
+                    <w:rPr>
+                      <w:rFonts w:ascii="Noto Sans KR" w:eastAsia="Noto Sans KR" w:hAnsi="Noto Sans KR" w:hint="eastAsia"/>
+                      <w:sz w:val="24"/>
                     </w:rPr>
                     <w:t>11/3</w:t>
                   </w:r>
@@ -9209,7 +8729,7 @@
                       <w:rFonts w:ascii="Noto Sans KR" w:eastAsia="Noto Sans KR" w:hAnsi="Noto Sans KR"/>
                       <w:sz w:val="24"/>
                     </w:rPr>
-                    <w:t>팀: 패킷 번호 규칙과 공통 형식 정하기</w:t>
+                    <w:t>패킷 구조, 게임 소켓 포트, 게임 소켓 연결 절차 확정</w:t>
                   </w:r>
                 </w:p>
               </w:tc>
@@ -9225,15 +8745,13 @@
                     <w:jc w:val="center"/>
                     <w:rPr>
                       <w:rFonts w:ascii="Noto Sans KR" w:eastAsia="Noto Sans KR" w:hAnsi="Noto Sans KR"/>
-                      <w:sz w:val="28"/>
-                      <w:szCs w:val="28"/>
-                    </w:rPr>
-                  </w:pPr>
-                  <w:r>
-                    <w:rPr>
-                      <w:rFonts w:ascii="Noto Sans KR" w:eastAsia="Noto Sans KR" w:hAnsi="Noto Sans KR" w:hint="eastAsia"/>
-                      <w:sz w:val="28"/>
-                      <w:szCs w:val="28"/>
+                      <w:sz w:val="24"/>
+                    </w:rPr>
+                  </w:pPr>
+                  <w:r>
+                    <w:rPr>
+                      <w:rFonts w:ascii="Noto Sans KR" w:eastAsia="Noto Sans KR" w:hAnsi="Noto Sans KR" w:hint="eastAsia"/>
+                      <w:sz w:val="24"/>
                     </w:rPr>
                     <w:t>11/4</w:t>
                   </w:r>
@@ -9252,13 +8770,6 @@
                       <w:sz w:val="24"/>
                     </w:rPr>
                   </w:pPr>
-                  <w:r>
-                    <w:rPr>
-                      <w:rFonts w:ascii="Noto Sans KR" w:eastAsia="Noto Sans KR" w:hAnsi="Noto Sans KR"/>
-                      <w:sz w:val="24"/>
-                    </w:rPr>
-                    <w:t>정한 형식대로 패킷 코드 작성</w:t>
-                  </w:r>
                 </w:p>
               </w:tc>
             </w:tr>
@@ -9273,15 +8784,13 @@
                     <w:jc w:val="center"/>
                     <w:rPr>
                       <w:rFonts w:ascii="Noto Sans KR" w:eastAsia="Noto Sans KR" w:hAnsi="Noto Sans KR"/>
-                      <w:sz w:val="28"/>
-                      <w:szCs w:val="28"/>
-                    </w:rPr>
-                  </w:pPr>
-                  <w:r>
-                    <w:rPr>
-                      <w:rFonts w:ascii="Noto Sans KR" w:eastAsia="Noto Sans KR" w:hAnsi="Noto Sans KR" w:hint="eastAsia"/>
-                      <w:sz w:val="28"/>
-                      <w:szCs w:val="28"/>
+                      <w:sz w:val="24"/>
+                    </w:rPr>
+                  </w:pPr>
+                  <w:r>
+                    <w:rPr>
+                      <w:rFonts w:ascii="Noto Sans KR" w:eastAsia="Noto Sans KR" w:hAnsi="Noto Sans KR" w:hint="eastAsia"/>
+                      <w:sz w:val="24"/>
                     </w:rPr>
                     <w:t>11/5</w:t>
                   </w:r>
@@ -9305,7 +8814,7 @@
                       <w:rFonts w:ascii="Noto Sans KR" w:eastAsia="Noto Sans KR" w:hAnsi="Noto Sans KR"/>
                       <w:sz w:val="24"/>
                     </w:rPr>
-                    <w:t>패킷을 보내고 받는 기본 함수 만들기</w:t>
+                    <w:t>패킷 구조체와 송수신 함수 완성</w:t>
                   </w:r>
                 </w:p>
               </w:tc>
@@ -9321,15 +8830,13 @@
                     <w:jc w:val="center"/>
                     <w:rPr>
                       <w:rFonts w:ascii="Noto Sans KR" w:eastAsia="Noto Sans KR" w:hAnsi="Noto Sans KR"/>
-                      <w:sz w:val="28"/>
-                      <w:szCs w:val="28"/>
-                    </w:rPr>
-                  </w:pPr>
-                  <w:r>
-                    <w:rPr>
-                      <w:rFonts w:ascii="Noto Sans KR" w:eastAsia="Noto Sans KR" w:hAnsi="Noto Sans KR" w:hint="eastAsia"/>
-                      <w:sz w:val="28"/>
-                      <w:szCs w:val="28"/>
+                      <w:sz w:val="24"/>
+                    </w:rPr>
+                  </w:pPr>
+                  <w:r>
+                    <w:rPr>
+                      <w:rFonts w:ascii="Noto Sans KR" w:eastAsia="Noto Sans KR" w:hAnsi="Noto Sans KR" w:hint="eastAsia"/>
+                      <w:sz w:val="24"/>
                     </w:rPr>
                     <w:t>11/6</w:t>
                   </w:r>
@@ -9353,7 +8860,7 @@
                       <w:rFonts w:ascii="Noto Sans KR" w:eastAsia="Noto Sans KR" w:hAnsi="Noto Sans KR"/>
                       <w:sz w:val="24"/>
                     </w:rPr>
-                    <w:t>팀: 로비 파트에서 게임 연결을 넘겨받는 방법 정하기</w:t>
+                    <w:t>로비 파트와 게임 시작 시 방 번호, 플레이어 번호 전달 방식 확정</w:t>
                   </w:r>
                 </w:p>
               </w:tc>
@@ -9369,15 +8876,13 @@
                     <w:jc w:val="center"/>
                     <w:rPr>
                       <w:rFonts w:ascii="Noto Sans KR" w:eastAsia="Noto Sans KR" w:hAnsi="Noto Sans KR"/>
-                      <w:sz w:val="28"/>
-                      <w:szCs w:val="28"/>
-                    </w:rPr>
-                  </w:pPr>
-                  <w:r>
-                    <w:rPr>
-                      <w:rFonts w:ascii="Noto Sans KR" w:eastAsia="Noto Sans KR" w:hAnsi="Noto Sans KR" w:hint="eastAsia"/>
-                      <w:sz w:val="28"/>
-                      <w:szCs w:val="28"/>
+                      <w:sz w:val="24"/>
+                    </w:rPr>
+                  </w:pPr>
+                  <w:r>
+                    <w:rPr>
+                      <w:rFonts w:ascii="Noto Sans KR" w:eastAsia="Noto Sans KR" w:hAnsi="Noto Sans KR" w:hint="eastAsia"/>
+                      <w:sz w:val="24"/>
                     </w:rPr>
                     <w:t>11/7</w:t>
                   </w:r>
@@ -9396,13 +8901,6 @@
                       <w:sz w:val="24"/>
                     </w:rPr>
                   </w:pPr>
-                  <w:r>
-                    <w:rPr>
-                      <w:rFonts w:ascii="Noto Sans KR" w:eastAsia="Noto Sans KR" w:hAnsi="Noto Sans KR"/>
-                      <w:sz w:val="24"/>
-                    </w:rPr>
-                    <w:t>테스트용 간단한 서버 · 클라이언트 만들기</w:t>
-                  </w:r>
                 </w:p>
               </w:tc>
             </w:tr>
@@ -9417,15 +8915,13 @@
                     <w:jc w:val="center"/>
                     <w:rPr>
                       <w:rFonts w:ascii="Noto Sans KR" w:eastAsia="Noto Sans KR" w:hAnsi="Noto Sans KR"/>
-                      <w:sz w:val="28"/>
-                      <w:szCs w:val="28"/>
-                    </w:rPr>
-                  </w:pPr>
-                  <w:r>
-                    <w:rPr>
-                      <w:rFonts w:ascii="Noto Sans KR" w:eastAsia="Noto Sans KR" w:hAnsi="Noto Sans KR" w:hint="eastAsia"/>
-                      <w:sz w:val="28"/>
-                      <w:szCs w:val="28"/>
+                      <w:sz w:val="24"/>
+                    </w:rPr>
+                  </w:pPr>
+                  <w:r>
+                    <w:rPr>
+                      <w:rFonts w:ascii="Noto Sans KR" w:eastAsia="Noto Sans KR" w:hAnsi="Noto Sans KR" w:hint="eastAsia"/>
+                      <w:sz w:val="24"/>
                     </w:rPr>
                     <w:t>11/8</w:t>
                   </w:r>
@@ -9444,13 +8940,6 @@
                       <w:sz w:val="24"/>
                     </w:rPr>
                   </w:pPr>
-                  <w:r>
-                    <w:rPr>
-                      <w:rFonts w:ascii="Noto Sans KR" w:eastAsia="Noto Sans KR" w:hAnsi="Noto Sans KR"/>
-                      <w:sz w:val="24"/>
-                    </w:rPr>
-                    <w:t>테스트 프로그램으로 패킷 주고받기 확인</w:t>
-                  </w:r>
                 </w:p>
               </w:tc>
             </w:tr>
@@ -9465,15 +8954,13 @@
                     <w:jc w:val="center"/>
                     <w:rPr>
                       <w:rFonts w:ascii="Noto Sans KR" w:eastAsia="Noto Sans KR" w:hAnsi="Noto Sans KR"/>
-                      <w:sz w:val="28"/>
-                      <w:szCs w:val="28"/>
-                    </w:rPr>
-                  </w:pPr>
-                  <w:r>
-                    <w:rPr>
-                      <w:rFonts w:ascii="Noto Sans KR" w:eastAsia="Noto Sans KR" w:hAnsi="Noto Sans KR" w:hint="eastAsia"/>
-                      <w:sz w:val="28"/>
-                      <w:szCs w:val="28"/>
+                      <w:sz w:val="24"/>
+                    </w:rPr>
+                  </w:pPr>
+                  <w:r>
+                    <w:rPr>
+                      <w:rFonts w:ascii="Noto Sans KR" w:eastAsia="Noto Sans KR" w:hAnsi="Noto Sans KR" w:hint="eastAsia"/>
+                      <w:sz w:val="24"/>
                     </w:rPr>
                     <w:t>11/9</w:t>
                   </w:r>
@@ -9497,7 +8984,7 @@
                       <w:rFonts w:ascii="Noto Sans KR" w:eastAsia="Noto Sans KR" w:hAnsi="Noto Sans KR"/>
                       <w:sz w:val="24"/>
                     </w:rPr>
-                    <w:t>잘못된 패킷이 왔을 때 처리 추가</w:t>
+                    <w:t>테스트용 서버, 클라이언트 완성, 패킷 주고받기 확인</w:t>
                   </w:r>
                 </w:p>
               </w:tc>
@@ -9513,15 +9000,13 @@
                     <w:jc w:val="center"/>
                     <w:rPr>
                       <w:rFonts w:ascii="Noto Sans KR" w:eastAsia="Noto Sans KR" w:hAnsi="Noto Sans KR"/>
-                      <w:sz w:val="28"/>
-                      <w:szCs w:val="28"/>
-                    </w:rPr>
-                  </w:pPr>
-                  <w:r>
-                    <w:rPr>
-                      <w:rFonts w:ascii="Noto Sans KR" w:eastAsia="Noto Sans KR" w:hAnsi="Noto Sans KR" w:hint="eastAsia"/>
-                      <w:sz w:val="28"/>
-                      <w:szCs w:val="28"/>
+                      <w:sz w:val="24"/>
+                    </w:rPr>
+                  </w:pPr>
+                  <w:r>
+                    <w:rPr>
+                      <w:rFonts w:ascii="Noto Sans KR" w:eastAsia="Noto Sans KR" w:hAnsi="Noto Sans KR" w:hint="eastAsia"/>
+                      <w:sz w:val="24"/>
                     </w:rPr>
                     <w:t>11/10</w:t>
                   </w:r>
@@ -9540,13 +9025,6 @@
                       <w:sz w:val="24"/>
                     </w:rPr>
                   </w:pPr>
-                  <w:r>
-                    <w:rPr>
-                      <w:rFonts w:ascii="Noto Sans KR" w:eastAsia="Noto Sans KR" w:hAnsi="Noto Sans KR"/>
-                      <w:sz w:val="24"/>
-                    </w:rPr>
-                    <w:t>팀: 진행 상황 공유, 서버 구조 맞추기</w:t>
-                  </w:r>
                 </w:p>
               </w:tc>
             </w:tr>
@@ -9561,15 +9039,13 @@
                     <w:jc w:val="center"/>
                     <w:rPr>
                       <w:rFonts w:ascii="Noto Sans KR" w:eastAsia="Noto Sans KR" w:hAnsi="Noto Sans KR"/>
-                      <w:sz w:val="28"/>
-                      <w:szCs w:val="28"/>
-                    </w:rPr>
-                  </w:pPr>
-                  <w:r>
-                    <w:rPr>
-                      <w:rFonts w:ascii="Noto Sans KR" w:eastAsia="Noto Sans KR" w:hAnsi="Noto Sans KR" w:hint="eastAsia"/>
-                      <w:sz w:val="28"/>
-                      <w:szCs w:val="28"/>
+                      <w:sz w:val="24"/>
+                    </w:rPr>
+                  </w:pPr>
+                  <w:r>
+                    <w:rPr>
+                      <w:rFonts w:ascii="Noto Sans KR" w:eastAsia="Noto Sans KR" w:hAnsi="Noto Sans KR" w:hint="eastAsia"/>
+                      <w:sz w:val="24"/>
                     </w:rPr>
                     <w:t>11/11</w:t>
                   </w:r>
@@ -9588,13 +9064,6 @@
                       <w:sz w:val="24"/>
                     </w:rPr>
                   </w:pPr>
-                  <w:r>
-                    <w:rPr>
-                      <w:rFonts w:ascii="Noto Sans KR" w:eastAsia="Noto Sans KR" w:hAnsi="Noto Sans KR"/>
-                      <w:sz w:val="24"/>
-                    </w:rPr>
-                    <w:t>서버: 받은 패킷을 종류별로 나눠 처리</w:t>
-                  </w:r>
                 </w:p>
               </w:tc>
             </w:tr>
@@ -9609,15 +9078,13 @@
                     <w:jc w:val="center"/>
                     <w:rPr>
                       <w:rFonts w:ascii="Noto Sans KR" w:eastAsia="Noto Sans KR" w:hAnsi="Noto Sans KR"/>
-                      <w:sz w:val="28"/>
-                      <w:szCs w:val="28"/>
-                    </w:rPr>
-                  </w:pPr>
-                  <w:r>
-                    <w:rPr>
-                      <w:rFonts w:ascii="Noto Sans KR" w:eastAsia="Noto Sans KR" w:hAnsi="Noto Sans KR" w:hint="eastAsia"/>
-                      <w:sz w:val="28"/>
-                      <w:szCs w:val="28"/>
+                      <w:sz w:val="24"/>
+                    </w:rPr>
+                  </w:pPr>
+                  <w:r>
+                    <w:rPr>
+                      <w:rFonts w:ascii="Noto Sans KR" w:eastAsia="Noto Sans KR" w:hAnsi="Noto Sans KR" w:hint="eastAsia"/>
+                      <w:sz w:val="24"/>
                     </w:rPr>
                     <w:t>11/12</w:t>
                   </w:r>
@@ -9641,7 +9108,7 @@
                       <w:rFonts w:ascii="Noto Sans KR" w:eastAsia="Noto Sans KR" w:hAnsi="Noto Sans KR"/>
                       <w:sz w:val="24"/>
                     </w:rPr>
-                    <w:t>서버: 플레이어별 점수 · 스테이지 저장</w:t>
+                    <w:t>서버: 게임 소켓 접속과 방 매칭 완성</w:t>
                   </w:r>
                 </w:p>
               </w:tc>
@@ -9657,15 +9124,13 @@
                     <w:jc w:val="center"/>
                     <w:rPr>
                       <w:rFonts w:ascii="Noto Sans KR" w:eastAsia="Noto Sans KR" w:hAnsi="Noto Sans KR"/>
-                      <w:sz w:val="28"/>
-                      <w:szCs w:val="28"/>
-                    </w:rPr>
-                  </w:pPr>
-                  <w:r>
-                    <w:rPr>
-                      <w:rFonts w:ascii="Noto Sans KR" w:eastAsia="Noto Sans KR" w:hAnsi="Noto Sans KR" w:hint="eastAsia"/>
-                      <w:sz w:val="28"/>
-                      <w:szCs w:val="28"/>
+                      <w:sz w:val="24"/>
+                    </w:rPr>
+                  </w:pPr>
+                  <w:r>
+                    <w:rPr>
+                      <w:rFonts w:ascii="Noto Sans KR" w:eastAsia="Noto Sans KR" w:hAnsi="Noto Sans KR" w:hint="eastAsia"/>
+                      <w:sz w:val="24"/>
                     </w:rPr>
                     <w:t>11/13</w:t>
                   </w:r>
@@ -9689,7 +9154,7 @@
                       <w:rFonts w:ascii="Noto Sans KR" w:eastAsia="Noto Sans KR" w:hAnsi="Noto Sans KR"/>
                       <w:sz w:val="24"/>
                     </w:rPr>
-                    <w:t>팀: UDP 파트와 플레이어 구분 방법 정하기</w:t>
+                    <w:t>UDP 파트와 플레이어 구분 방식 합의</w:t>
                   </w:r>
                 </w:p>
               </w:tc>
@@ -9705,15 +9170,13 @@
                     <w:jc w:val="center"/>
                     <w:rPr>
                       <w:rFonts w:ascii="Noto Sans KR" w:eastAsia="Noto Sans KR" w:hAnsi="Noto Sans KR"/>
-                      <w:sz w:val="28"/>
-                      <w:szCs w:val="28"/>
-                    </w:rPr>
-                  </w:pPr>
-                  <w:r>
-                    <w:rPr>
-                      <w:rFonts w:ascii="Noto Sans KR" w:eastAsia="Noto Sans KR" w:hAnsi="Noto Sans KR" w:hint="eastAsia"/>
-                      <w:sz w:val="28"/>
-                      <w:szCs w:val="28"/>
+                      <w:sz w:val="24"/>
+                    </w:rPr>
+                  </w:pPr>
+                  <w:r>
+                    <w:rPr>
+                      <w:rFonts w:ascii="Noto Sans KR" w:eastAsia="Noto Sans KR" w:hAnsi="Noto Sans KR" w:hint="eastAsia"/>
+                      <w:sz w:val="24"/>
                     </w:rPr>
                     <w:t>11/14</w:t>
                   </w:r>
@@ -9732,13 +9195,6 @@
                       <w:sz w:val="24"/>
                     </w:rPr>
                   </w:pPr>
-                  <w:r>
-                    <w:rPr>
-                      <w:rFonts w:ascii="Noto Sans KR" w:eastAsia="Noto Sans KR" w:hAnsi="Noto Sans KR"/>
-                      <w:sz w:val="24"/>
-                    </w:rPr>
-                    <w:t>서버: 받은 정보를 상대 플레이어에게 전달</w:t>
-                  </w:r>
                 </w:p>
               </w:tc>
             </w:tr>
@@ -9753,15 +9209,13 @@
                     <w:jc w:val="center"/>
                     <w:rPr>
                       <w:rFonts w:ascii="Noto Sans KR" w:eastAsia="Noto Sans KR" w:hAnsi="Noto Sans KR"/>
-                      <w:sz w:val="28"/>
-                      <w:szCs w:val="28"/>
-                    </w:rPr>
-                  </w:pPr>
-                  <w:r>
-                    <w:rPr>
-                      <w:rFonts w:ascii="Noto Sans KR" w:eastAsia="Noto Sans KR" w:hAnsi="Noto Sans KR" w:hint="eastAsia"/>
-                      <w:sz w:val="28"/>
-                      <w:szCs w:val="28"/>
+                      <w:sz w:val="24"/>
+                    </w:rPr>
+                  </w:pPr>
+                  <w:r>
+                    <w:rPr>
+                      <w:rFonts w:ascii="Noto Sans KR" w:eastAsia="Noto Sans KR" w:hAnsi="Noto Sans KR" w:hint="eastAsia"/>
+                      <w:sz w:val="24"/>
                     </w:rPr>
                     <w:t>11/15</w:t>
                   </w:r>
@@ -9785,7 +9239,7 @@
                       <w:rFonts w:ascii="Noto Sans KR" w:eastAsia="Noto Sans KR" w:hAnsi="Noto Sans KR"/>
                       <w:sz w:val="24"/>
                     </w:rPr>
-                    <w:t>서버: 테스트 클라이언트 2개로 전달 확인</w:t>
+                    <w:t>서버: 이벤트를 받아 플레이어 상태(점수 · 스테이지) 갱신 완성</w:t>
                   </w:r>
                 </w:p>
               </w:tc>
@@ -9801,15 +9255,13 @@
                     <w:jc w:val="center"/>
                     <w:rPr>
                       <w:rFonts w:ascii="Noto Sans KR" w:eastAsia="Noto Sans KR" w:hAnsi="Noto Sans KR"/>
-                      <w:sz w:val="28"/>
-                      <w:szCs w:val="28"/>
-                    </w:rPr>
-                  </w:pPr>
-                  <w:r>
-                    <w:rPr>
-                      <w:rFonts w:ascii="Noto Sans KR" w:eastAsia="Noto Sans KR" w:hAnsi="Noto Sans KR" w:hint="eastAsia"/>
-                      <w:sz w:val="28"/>
-                      <w:szCs w:val="28"/>
+                      <w:sz w:val="24"/>
+                    </w:rPr>
+                  </w:pPr>
+                  <w:r>
+                    <w:rPr>
+                      <w:rFonts w:ascii="Noto Sans KR" w:eastAsia="Noto Sans KR" w:hAnsi="Noto Sans KR" w:hint="eastAsia"/>
+                      <w:sz w:val="24"/>
                     </w:rPr>
                     <w:t>11/16</w:t>
                   </w:r>
@@ -9828,13 +9280,6 @@
                       <w:sz w:val="24"/>
                     </w:rPr>
                   </w:pPr>
-                  <w:r>
-                    <w:rPr>
-                      <w:rFonts w:ascii="Noto Sans KR" w:eastAsia="Noto Sans KR" w:hAnsi="Noto Sans KR"/>
-                      <w:sz w:val="24"/>
-                    </w:rPr>
-                    <w:t>클라이언트: 서버에서 오는 정보 받기</w:t>
-                  </w:r>
                 </w:p>
               </w:tc>
             </w:tr>
@@ -9849,15 +9294,13 @@
                     <w:jc w:val="center"/>
                     <w:rPr>
                       <w:rFonts w:ascii="Noto Sans KR" w:eastAsia="Noto Sans KR" w:hAnsi="Noto Sans KR"/>
-                      <w:sz w:val="28"/>
-                      <w:szCs w:val="28"/>
-                    </w:rPr>
-                  </w:pPr>
-                  <w:r>
-                    <w:rPr>
-                      <w:rFonts w:ascii="Noto Sans KR" w:eastAsia="Noto Sans KR" w:hAnsi="Noto Sans KR" w:hint="eastAsia"/>
-                      <w:sz w:val="28"/>
-                      <w:szCs w:val="28"/>
+                      <w:sz w:val="24"/>
+                    </w:rPr>
+                  </w:pPr>
+                  <w:r>
+                    <w:rPr>
+                      <w:rFonts w:ascii="Noto Sans KR" w:eastAsia="Noto Sans KR" w:hAnsi="Noto Sans KR" w:hint="eastAsia"/>
+                      <w:sz w:val="24"/>
                     </w:rPr>
                     <w:t>11/17</w:t>
                   </w:r>
@@ -9881,7 +9324,7 @@
                       <w:rFonts w:ascii="Noto Sans KR" w:eastAsia="Noto Sans KR" w:hAnsi="Noto Sans KR"/>
                       <w:sz w:val="24"/>
                     </w:rPr>
-                    <w:t>팀: 게임 로직 파트와 정보를 보낼 위치 정하기</w:t>
+                    <w:t>서버: 상대에게 중계 완성, 테스트 클라이언트 2개로 확인</w:t>
                   </w:r>
                 </w:p>
               </w:tc>
@@ -9897,15 +9340,13 @@
                     <w:jc w:val="center"/>
                     <w:rPr>
                       <w:rFonts w:ascii="Noto Sans KR" w:eastAsia="Noto Sans KR" w:hAnsi="Noto Sans KR"/>
-                      <w:sz w:val="28"/>
-                      <w:szCs w:val="28"/>
-                    </w:rPr>
-                  </w:pPr>
-                  <w:r>
-                    <w:rPr>
-                      <w:rFonts w:ascii="Noto Sans KR" w:eastAsia="Noto Sans KR" w:hAnsi="Noto Sans KR" w:hint="eastAsia"/>
-                      <w:sz w:val="28"/>
-                      <w:szCs w:val="28"/>
+                      <w:sz w:val="24"/>
+                    </w:rPr>
+                  </w:pPr>
+                  <w:r>
+                    <w:rPr>
+                      <w:rFonts w:ascii="Noto Sans KR" w:eastAsia="Noto Sans KR" w:hAnsi="Noto Sans KR" w:hint="eastAsia"/>
+                      <w:sz w:val="24"/>
                     </w:rPr>
                     <w:t>11/18</w:t>
                   </w:r>
@@ -9924,13 +9365,6 @@
                       <w:sz w:val="24"/>
                     </w:rPr>
                   </w:pPr>
-                  <w:r>
-                    <w:rPr>
-                      <w:rFonts w:ascii="Noto Sans KR" w:eastAsia="Noto Sans KR" w:hAnsi="Noto Sans KR"/>
-                      <w:sz w:val="24"/>
-                    </w:rPr>
-                    <w:t>클라이언트: 게임 중 일어난 일을 서버로 보내기</w:t>
-                  </w:r>
                 </w:p>
               </w:tc>
             </w:tr>
@@ -9945,15 +9379,13 @@
                     <w:jc w:val="center"/>
                     <w:rPr>
                       <w:rFonts w:ascii="Noto Sans KR" w:eastAsia="Noto Sans KR" w:hAnsi="Noto Sans KR"/>
-                      <w:sz w:val="28"/>
-                      <w:szCs w:val="28"/>
-                    </w:rPr>
-                  </w:pPr>
-                  <w:r>
-                    <w:rPr>
-                      <w:rFonts w:ascii="Noto Sans KR" w:eastAsia="Noto Sans KR" w:hAnsi="Noto Sans KR" w:hint="eastAsia"/>
-                      <w:sz w:val="28"/>
-                      <w:szCs w:val="28"/>
+                      <w:sz w:val="24"/>
+                    </w:rPr>
+                  </w:pPr>
+                  <w:r>
+                    <w:rPr>
+                      <w:rFonts w:ascii="Noto Sans KR" w:eastAsia="Noto Sans KR" w:hAnsi="Noto Sans KR" w:hint="eastAsia"/>
+                      <w:sz w:val="24"/>
                     </w:rPr>
                     <w:t>11/19</w:t>
                   </w:r>
@@ -9977,7 +9409,7 @@
                       <w:rFonts w:ascii="Noto Sans KR" w:eastAsia="Noto Sans KR" w:hAnsi="Noto Sans KR"/>
                       <w:sz w:val="24"/>
                     </w:rPr>
-                    <w:t>클라이언트: 상대 화면에 블록 · 점수 반영</w:t>
+                    <w:t>클라이언트: 게임 소켓 연결과 이벤트 송신 완성</w:t>
                   </w:r>
                 </w:p>
               </w:tc>
@@ -9993,15 +9425,13 @@
                     <w:jc w:val="center"/>
                     <w:rPr>
                       <w:rFonts w:ascii="Noto Sans KR" w:eastAsia="Noto Sans KR" w:hAnsi="Noto Sans KR"/>
-                      <w:sz w:val="28"/>
-                      <w:szCs w:val="28"/>
-                    </w:rPr>
-                  </w:pPr>
-                  <w:r>
-                    <w:rPr>
-                      <w:rFonts w:ascii="Noto Sans KR" w:eastAsia="Noto Sans KR" w:hAnsi="Noto Sans KR" w:hint="eastAsia"/>
-                      <w:sz w:val="28"/>
-                      <w:szCs w:val="28"/>
+                      <w:sz w:val="24"/>
+                    </w:rPr>
+                  </w:pPr>
+                  <w:r>
+                    <w:rPr>
+                      <w:rFonts w:ascii="Noto Sans KR" w:eastAsia="Noto Sans KR" w:hAnsi="Noto Sans KR" w:hint="eastAsia"/>
+                      <w:sz w:val="24"/>
                     </w:rPr>
                     <w:t>11/20</w:t>
                   </w:r>
@@ -10025,7 +9455,7 @@
                       <w:rFonts w:ascii="Noto Sans KR" w:eastAsia="Noto Sans KR" w:hAnsi="Noto Sans KR"/>
                       <w:sz w:val="24"/>
                     </w:rPr>
-                    <w:t>팀: 블록 · 아이템 정보가 상대 화면에 보이는지 확인</w:t>
+                    <w:t>게임 로직 파트와 이벤트 보내는 위치 연결 확인</w:t>
                   </w:r>
                 </w:p>
               </w:tc>
@@ -10041,15 +9471,13 @@
                     <w:jc w:val="center"/>
                     <w:rPr>
                       <w:rFonts w:ascii="Noto Sans KR" w:eastAsia="Noto Sans KR" w:hAnsi="Noto Sans KR"/>
-                      <w:sz w:val="28"/>
-                      <w:szCs w:val="28"/>
-                    </w:rPr>
-                  </w:pPr>
-                  <w:r>
-                    <w:rPr>
-                      <w:rFonts w:ascii="Noto Sans KR" w:eastAsia="Noto Sans KR" w:hAnsi="Noto Sans KR" w:hint="eastAsia"/>
-                      <w:sz w:val="28"/>
-                      <w:szCs w:val="28"/>
+                      <w:sz w:val="24"/>
+                    </w:rPr>
+                  </w:pPr>
+                  <w:r>
+                    <w:rPr>
+                      <w:rFonts w:ascii="Noto Sans KR" w:eastAsia="Noto Sans KR" w:hAnsi="Noto Sans KR" w:hint="eastAsia"/>
+                      <w:sz w:val="24"/>
                     </w:rPr>
                     <w:t>11/21</w:t>
                   </w:r>
@@ -10068,12 +9496,352 @@
                       <w:sz w:val="24"/>
                     </w:rPr>
                   </w:pPr>
-                  <w:r>
-                    <w:rPr>
-                      <w:rFonts w:ascii="Noto Sans KR" w:eastAsia="Noto Sans KR" w:hAnsi="Noto Sans KR"/>
-                      <w:sz w:val="24"/>
-                    </w:rPr>
-                    <w:t xml:space="preserve">클라이언트: 아이템 · </w:t>
+                </w:p>
+              </w:tc>
+            </w:tr>
+            <w:tr>
+              <w:tc>
+                <w:tcPr>
+                  <w:tcW w:w="1306" w:type="dxa"/>
+                </w:tcPr>
+                <w:p>
+                  <w:pPr>
+                    <w:spacing w:line="400" w:lineRule="exact"/>
+                    <w:jc w:val="center"/>
+                    <w:rPr>
+                      <w:rFonts w:ascii="Noto Sans KR" w:eastAsia="Noto Sans KR" w:hAnsi="Noto Sans KR"/>
+                      <w:sz w:val="24"/>
+                    </w:rPr>
+                  </w:pPr>
+                  <w:r>
+                    <w:rPr>
+                      <w:rFonts w:ascii="Noto Sans KR" w:eastAsia="Noto Sans KR" w:hAnsi="Noto Sans KR" w:hint="eastAsia"/>
+                      <w:sz w:val="24"/>
+                    </w:rPr>
+                    <w:t>11/22</w:t>
+                  </w:r>
+                </w:p>
+              </w:tc>
+              <w:tc>
+                <w:tcPr>
+                  <w:tcW w:w="6378" w:type="dxa"/>
+                </w:tcPr>
+                <w:p>
+                  <w:pPr>
+                    <w:spacing w:line="400" w:lineRule="exact"/>
+                    <w:jc w:val="both"/>
+                    <w:rPr>
+                      <w:rFonts w:ascii="Noto Sans KR" w:eastAsia="Noto Sans KR" w:hAnsi="Noto Sans KR"/>
+                      <w:sz w:val="24"/>
+                    </w:rPr>
+                  </w:pPr>
+                  <w:r>
+                    <w:rPr>
+                      <w:rFonts w:ascii="Noto Sans KR" w:eastAsia="Noto Sans KR" w:hAnsi="Noto Sans KR"/>
+                      <w:sz w:val="24"/>
+                    </w:rPr>
+                    <w:t>클라이언트: 수신 스레드와 상대 화면 반영 완성</w:t>
+                  </w:r>
+                </w:p>
+              </w:tc>
+            </w:tr>
+            <w:tr>
+              <w:tc>
+                <w:tcPr>
+                  <w:tcW w:w="1306" w:type="dxa"/>
+                </w:tcPr>
+                <w:p>
+                  <w:pPr>
+                    <w:spacing w:line="400" w:lineRule="exact"/>
+                    <w:jc w:val="center"/>
+                    <w:rPr>
+                      <w:rFonts w:ascii="Noto Sans KR" w:eastAsia="Noto Sans KR" w:hAnsi="Noto Sans KR"/>
+                      <w:sz w:val="24"/>
+                    </w:rPr>
+                  </w:pPr>
+                  <w:r>
+                    <w:rPr>
+                      <w:rFonts w:ascii="Noto Sans KR" w:eastAsia="Noto Sans KR" w:hAnsi="Noto Sans KR" w:hint="eastAsia"/>
+                      <w:sz w:val="24"/>
+                    </w:rPr>
+                    <w:t>11/23</w:t>
+                  </w:r>
+                </w:p>
+              </w:tc>
+              <w:tc>
+                <w:tcPr>
+                  <w:tcW w:w="6378" w:type="dxa"/>
+                </w:tcPr>
+                <w:p>
+                  <w:pPr>
+                    <w:spacing w:line="400" w:lineRule="exact"/>
+                    <w:jc w:val="both"/>
+                    <w:rPr>
+                      <w:rFonts w:ascii="Noto Sans KR" w:eastAsia="Noto Sans KR" w:hAnsi="Noto Sans KR"/>
+                      <w:sz w:val="24"/>
+                    </w:rPr>
+                  </w:pPr>
+                </w:p>
+              </w:tc>
+            </w:tr>
+            <w:tr>
+              <w:tc>
+                <w:tcPr>
+                  <w:tcW w:w="1306" w:type="dxa"/>
+                </w:tcPr>
+                <w:p>
+                  <w:pPr>
+                    <w:spacing w:line="400" w:lineRule="exact"/>
+                    <w:jc w:val="center"/>
+                    <w:rPr>
+                      <w:rFonts w:ascii="Noto Sans KR" w:eastAsia="Noto Sans KR" w:hAnsi="Noto Sans KR"/>
+                      <w:sz w:val="24"/>
+                    </w:rPr>
+                  </w:pPr>
+                  <w:r>
+                    <w:rPr>
+                      <w:rFonts w:ascii="Noto Sans KR" w:eastAsia="Noto Sans KR" w:hAnsi="Noto Sans KR" w:hint="eastAsia"/>
+                      <w:sz w:val="24"/>
+                    </w:rPr>
+                    <w:t>11/24</w:t>
+                  </w:r>
+                </w:p>
+              </w:tc>
+              <w:tc>
+                <w:tcPr>
+                  <w:tcW w:w="6378" w:type="dxa"/>
+                </w:tcPr>
+                <w:p>
+                  <w:pPr>
+                    <w:spacing w:line="400" w:lineRule="exact"/>
+                    <w:jc w:val="both"/>
+                    <w:rPr>
+                      <w:rFonts w:ascii="Noto Sans KR" w:eastAsia="Noto Sans KR" w:hAnsi="Noto Sans KR"/>
+                      <w:sz w:val="24"/>
+                    </w:rPr>
+                  </w:pPr>
+                  <w:r>
+                    <w:rPr>
+                      <w:rFonts w:ascii="Noto Sans KR" w:eastAsia="Noto Sans KR" w:hAnsi="Noto Sans KR"/>
+                      <w:sz w:val="24"/>
+                    </w:rPr>
+                    <w:t>제한시간 타이머와 남은 시간 알림 완성</w:t>
+                  </w:r>
+                </w:p>
+              </w:tc>
+            </w:tr>
+            <w:tr>
+              <w:tc>
+                <w:tcPr>
+                  <w:tcW w:w="1306" w:type="dxa"/>
+                </w:tcPr>
+                <w:p>
+                  <w:pPr>
+                    <w:spacing w:line="400" w:lineRule="exact"/>
+                    <w:jc w:val="center"/>
+                    <w:rPr>
+                      <w:rFonts w:ascii="Noto Sans KR" w:eastAsia="Noto Sans KR" w:hAnsi="Noto Sans KR"/>
+                      <w:sz w:val="24"/>
+                    </w:rPr>
+                  </w:pPr>
+                  <w:r>
+                    <w:rPr>
+                      <w:rFonts w:ascii="Noto Sans KR" w:eastAsia="Noto Sans KR" w:hAnsi="Noto Sans KR" w:hint="eastAsia"/>
+                      <w:sz w:val="24"/>
+                    </w:rPr>
+                    <w:t>11/25</w:t>
+                  </w:r>
+                </w:p>
+              </w:tc>
+              <w:tc>
+                <w:tcPr>
+                  <w:tcW w:w="6378" w:type="dxa"/>
+                </w:tcPr>
+                <w:p>
+                  <w:pPr>
+                    <w:spacing w:line="400" w:lineRule="exact"/>
+                    <w:jc w:val="both"/>
+                    <w:rPr>
+                      <w:rFonts w:ascii="Noto Sans KR" w:eastAsia="Noto Sans KR" w:hAnsi="Noto Sans KR"/>
+                      <w:sz w:val="24"/>
+                    </w:rPr>
+                  </w:pPr>
+                </w:p>
+              </w:tc>
+            </w:tr>
+            <w:tr>
+              <w:tc>
+                <w:tcPr>
+                  <w:tcW w:w="1306" w:type="dxa"/>
+                </w:tcPr>
+                <w:p>
+                  <w:pPr>
+                    <w:spacing w:line="400" w:lineRule="exact"/>
+                    <w:jc w:val="center"/>
+                    <w:rPr>
+                      <w:rFonts w:ascii="Noto Sans KR" w:eastAsia="Noto Sans KR" w:hAnsi="Noto Sans KR"/>
+                      <w:sz w:val="24"/>
+                    </w:rPr>
+                  </w:pPr>
+                  <w:r>
+                    <w:rPr>
+                      <w:rFonts w:ascii="Noto Sans KR" w:eastAsia="Noto Sans KR" w:hAnsi="Noto Sans KR" w:hint="eastAsia"/>
+                      <w:sz w:val="24"/>
+                    </w:rPr>
+                    <w:t>11/26</w:t>
+                  </w:r>
+                </w:p>
+              </w:tc>
+              <w:tc>
+                <w:tcPr>
+                  <w:tcW w:w="6378" w:type="dxa"/>
+                </w:tcPr>
+                <w:p>
+                  <w:pPr>
+                    <w:spacing w:line="400" w:lineRule="exact"/>
+                    <w:jc w:val="both"/>
+                    <w:rPr>
+                      <w:rFonts w:ascii="Noto Sans KR" w:eastAsia="Noto Sans KR" w:hAnsi="Noto Sans KR"/>
+                      <w:sz w:val="24"/>
+                    </w:rPr>
+                  </w:pPr>
+                  <w:r>
+                    <w:rPr>
+                      <w:rFonts w:ascii="Noto Sans KR" w:eastAsia="Noto Sans KR" w:hAnsi="Noto Sans KR"/>
+                      <w:sz w:val="24"/>
+                    </w:rPr>
+                    <w:t>승패 판정과 결과 화면 전달 완성</w:t>
+                  </w:r>
+                </w:p>
+              </w:tc>
+            </w:tr>
+            <w:tr>
+              <w:tc>
+                <w:tcPr>
+                  <w:tcW w:w="1306" w:type="dxa"/>
+                </w:tcPr>
+                <w:p>
+                  <w:pPr>
+                    <w:spacing w:line="400" w:lineRule="exact"/>
+                    <w:jc w:val="center"/>
+                    <w:rPr>
+                      <w:rFonts w:ascii="Noto Sans KR" w:eastAsia="Noto Sans KR" w:hAnsi="Noto Sans KR"/>
+                      <w:sz w:val="24"/>
+                    </w:rPr>
+                  </w:pPr>
+                  <w:r>
+                    <w:rPr>
+                      <w:rFonts w:ascii="Noto Sans KR" w:eastAsia="Noto Sans KR" w:hAnsi="Noto Sans KR" w:hint="eastAsia"/>
+                      <w:sz w:val="24"/>
+                    </w:rPr>
+                    <w:t>11/27</w:t>
+                  </w:r>
+                </w:p>
+              </w:tc>
+              <w:tc>
+                <w:tcPr>
+                  <w:tcW w:w="6378" w:type="dxa"/>
+                </w:tcPr>
+                <w:p>
+                  <w:pPr>
+                    <w:spacing w:line="400" w:lineRule="exact"/>
+                    <w:jc w:val="both"/>
+                    <w:rPr>
+                      <w:rFonts w:ascii="Noto Sans KR" w:eastAsia="Noto Sans KR" w:hAnsi="Noto Sans KR"/>
+                      <w:sz w:val="24"/>
+                    </w:rPr>
+                  </w:pPr>
+                  <w:r>
+                    <w:rPr>
+                      <w:rFonts w:ascii="Noto Sans KR" w:eastAsia="Noto Sans KR" w:hAnsi="Noto Sans KR"/>
+                      <w:sz w:val="24"/>
+                    </w:rPr>
+                    <w:t>로비 -&gt; 게임 -&gt; 결과 통합</w:t>
+                  </w:r>
+                </w:p>
+              </w:tc>
+            </w:tr>
+            <w:tr>
+              <w:tc>
+                <w:tcPr>
+                  <w:tcW w:w="1306" w:type="dxa"/>
+                </w:tcPr>
+                <w:p>
+                  <w:pPr>
+                    <w:spacing w:line="400" w:lineRule="exact"/>
+                    <w:jc w:val="center"/>
+                    <w:rPr>
+                      <w:rFonts w:ascii="Noto Sans KR" w:eastAsia="Noto Sans KR" w:hAnsi="Noto Sans KR"/>
+                      <w:sz w:val="24"/>
+                    </w:rPr>
+                  </w:pPr>
+                  <w:r>
+                    <w:rPr>
+                      <w:rFonts w:ascii="Noto Sans KR" w:eastAsia="Noto Sans KR" w:hAnsi="Noto Sans KR" w:hint="eastAsia"/>
+                      <w:sz w:val="24"/>
+                    </w:rPr>
+                    <w:t>11/28</w:t>
+                  </w:r>
+                </w:p>
+              </w:tc>
+              <w:tc>
+                <w:tcPr>
+                  <w:tcW w:w="6378" w:type="dxa"/>
+                </w:tcPr>
+                <w:p>
+                  <w:pPr>
+                    <w:spacing w:line="400" w:lineRule="exact"/>
+                    <w:jc w:val="both"/>
+                    <w:rPr>
+                      <w:rFonts w:ascii="Noto Sans KR" w:eastAsia="Noto Sans KR" w:hAnsi="Noto Sans KR"/>
+                      <w:sz w:val="24"/>
+                    </w:rPr>
+                  </w:pPr>
+                </w:p>
+              </w:tc>
+            </w:tr>
+            <w:tr>
+              <w:tc>
+                <w:tcPr>
+                  <w:tcW w:w="1306" w:type="dxa"/>
+                </w:tcPr>
+                <w:p>
+                  <w:pPr>
+                    <w:spacing w:line="400" w:lineRule="exact"/>
+                    <w:jc w:val="center"/>
+                    <w:rPr>
+                      <w:rFonts w:ascii="Noto Sans KR" w:eastAsia="Noto Sans KR" w:hAnsi="Noto Sans KR"/>
+                      <w:sz w:val="24"/>
+                    </w:rPr>
+                  </w:pPr>
+                  <w:r>
+                    <w:rPr>
+                      <w:rFonts w:ascii="Noto Sans KR" w:eastAsia="Noto Sans KR" w:hAnsi="Noto Sans KR" w:hint="eastAsia"/>
+                      <w:sz w:val="24"/>
+                    </w:rPr>
+                    <w:t>11/29</w:t>
+                  </w:r>
+                </w:p>
+              </w:tc>
+              <w:tc>
+                <w:tcPr>
+                  <w:tcW w:w="6378" w:type="dxa"/>
+                </w:tcPr>
+                <w:p>
+                  <w:pPr>
+                    <w:spacing w:line="400" w:lineRule="exact"/>
+                    <w:jc w:val="both"/>
+                    <w:rPr>
+                      <w:rFonts w:ascii="Noto Sans KR" w:eastAsia="Noto Sans KR" w:hAnsi="Noto Sans KR"/>
+                      <w:sz w:val="24"/>
+                    </w:rPr>
+                  </w:pPr>
+                  <w:r>
+                    <w:rPr>
+                      <w:rFonts w:ascii="Noto Sans KR" w:eastAsia="Noto Sans KR" w:hAnsi="Noto Sans KR"/>
+                      <w:sz w:val="24"/>
+                    </w:rPr>
+                    <w:t xml:space="preserve">연결 끊김 · 상대 </w:t>
                   </w:r>
                   <w:proofErr w:type="spellStart"/>
                   <w:r>
@@ -10081,7 +9849,7 @@
                       <w:rFonts w:ascii="Noto Sans KR" w:eastAsia="Noto Sans KR" w:hAnsi="Noto Sans KR"/>
                       <w:sz w:val="24"/>
                     </w:rPr>
-                    <w:t>리스폰</w:t>
+                    <w:t>미접속</w:t>
                   </w:r>
                   <w:proofErr w:type="spellEnd"/>
                   <w:r>
@@ -10089,7 +9857,7 @@
                       <w:rFonts w:ascii="Noto Sans KR" w:eastAsia="Noto Sans KR" w:hAnsi="Noto Sans KR"/>
                       <w:sz w:val="24"/>
                     </w:rPr>
-                    <w:t xml:space="preserve"> · 스테이지 정보 반영</w:t>
+                    <w:t xml:space="preserve"> 처리 완성</w:t>
                   </w:r>
                 </w:p>
               </w:tc>
@@ -10105,17 +9873,15 @@
                     <w:jc w:val="center"/>
                     <w:rPr>
                       <w:rFonts w:ascii="Noto Sans KR" w:eastAsia="Noto Sans KR" w:hAnsi="Noto Sans KR"/>
-                      <w:sz w:val="28"/>
-                      <w:szCs w:val="28"/>
-                    </w:rPr>
-                  </w:pPr>
-                  <w:r>
-                    <w:rPr>
-                      <w:rFonts w:ascii="Noto Sans KR" w:eastAsia="Noto Sans KR" w:hAnsi="Noto Sans KR" w:hint="eastAsia"/>
-                      <w:sz w:val="28"/>
-                      <w:szCs w:val="28"/>
-                    </w:rPr>
-                    <w:t>11/22</w:t>
+                      <w:sz w:val="24"/>
+                    </w:rPr>
+                  </w:pPr>
+                  <w:r>
+                    <w:rPr>
+                      <w:rFonts w:ascii="Noto Sans KR" w:eastAsia="Noto Sans KR" w:hAnsi="Noto Sans KR" w:hint="eastAsia"/>
+                      <w:sz w:val="24"/>
+                    </w:rPr>
+                    <w:t>11/30</w:t>
                   </w:r>
                 </w:p>
               </w:tc>
@@ -10132,13 +9898,6 @@
                       <w:sz w:val="24"/>
                     </w:rPr>
                   </w:pPr>
-                  <w:r>
-                    <w:rPr>
-                      <w:rFonts w:ascii="Noto Sans KR" w:eastAsia="Noto Sans KR" w:hAnsi="Noto Sans KR"/>
-                      <w:sz w:val="24"/>
-                    </w:rPr>
-                    <w:t>서버: 제한시간 타이머 만들기</w:t>
-                  </w:r>
                 </w:p>
               </w:tc>
             </w:tr>
@@ -10153,17 +9912,15 @@
                     <w:jc w:val="center"/>
                     <w:rPr>
                       <w:rFonts w:ascii="Noto Sans KR" w:eastAsia="Noto Sans KR" w:hAnsi="Noto Sans KR"/>
-                      <w:sz w:val="28"/>
-                      <w:szCs w:val="28"/>
-                    </w:rPr>
-                  </w:pPr>
-                  <w:r>
-                    <w:rPr>
-                      <w:rFonts w:ascii="Noto Sans KR" w:eastAsia="Noto Sans KR" w:hAnsi="Noto Sans KR" w:hint="eastAsia"/>
-                      <w:sz w:val="28"/>
-                      <w:szCs w:val="28"/>
-                    </w:rPr>
-                    <w:t>11/23</w:t>
+                      <w:sz w:val="24"/>
+                    </w:rPr>
+                  </w:pPr>
+                  <w:r>
+                    <w:rPr>
+                      <w:rFonts w:ascii="Noto Sans KR" w:eastAsia="Noto Sans KR" w:hAnsi="Noto Sans KR" w:hint="eastAsia"/>
+                      <w:sz w:val="24"/>
+                    </w:rPr>
+                    <w:t>12/1</w:t>
                   </w:r>
                 </w:p>
               </w:tc>
@@ -10185,7 +9942,7 @@
                       <w:rFonts w:ascii="Noto Sans KR" w:eastAsia="Noto Sans KR" w:hAnsi="Noto Sans KR"/>
                       <w:sz w:val="24"/>
                     </w:rPr>
-                    <w:t>서버: 남은 시간을 클라이언트에 알리기</w:t>
+                    <w:t>UDP 파트와 합쳐 두 PC 대전 테스트</w:t>
                   </w:r>
                 </w:p>
               </w:tc>
@@ -10201,17 +9958,16 @@
                     <w:jc w:val="center"/>
                     <w:rPr>
                       <w:rFonts w:ascii="Noto Sans KR" w:eastAsia="Noto Sans KR" w:hAnsi="Noto Sans KR"/>
-                      <w:sz w:val="28"/>
-                      <w:szCs w:val="28"/>
-                    </w:rPr>
-                  </w:pPr>
-                  <w:r>
-                    <w:rPr>
-                      <w:rFonts w:ascii="Noto Sans KR" w:eastAsia="Noto Sans KR" w:hAnsi="Noto Sans KR" w:hint="eastAsia"/>
-                      <w:sz w:val="28"/>
-                      <w:szCs w:val="28"/>
-                    </w:rPr>
-                    <w:t>11/24</w:t>
+                      <w:sz w:val="24"/>
+                    </w:rPr>
+                  </w:pPr>
+                  <w:r>
+                    <w:rPr>
+                      <w:rFonts w:ascii="Noto Sans KR" w:eastAsia="Noto Sans KR" w:hAnsi="Noto Sans KR" w:hint="eastAsia"/>
+                      <w:sz w:val="24"/>
+                    </w:rPr>
+                    <w:lastRenderedPageBreak/>
+                    <w:t>12/2</w:t>
                   </w:r>
                 </w:p>
               </w:tc>
@@ -10228,29 +9984,6 @@
                       <w:sz w:val="24"/>
                     </w:rPr>
                   </w:pPr>
-                  <w:r>
-                    <w:rPr>
-                      <w:rFonts w:ascii="Noto Sans KR" w:eastAsia="Noto Sans KR" w:hAnsi="Noto Sans KR"/>
-                      <w:sz w:val="24"/>
-                    </w:rPr>
-                    <w:t xml:space="preserve">팀: </w:t>
-                  </w:r>
-                  <w:proofErr w:type="spellStart"/>
-                  <w:r>
-                    <w:rPr>
-                      <w:rFonts w:ascii="Noto Sans KR" w:eastAsia="Noto Sans KR" w:hAnsi="Noto Sans KR"/>
-                      <w:sz w:val="24"/>
-                    </w:rPr>
-                    <w:t>리스폰</w:t>
-                  </w:r>
-                  <w:proofErr w:type="spellEnd"/>
-                  <w:r>
-                    <w:rPr>
-                      <w:rFonts w:ascii="Noto Sans KR" w:eastAsia="Noto Sans KR" w:hAnsi="Noto Sans KR"/>
-                      <w:sz w:val="24"/>
-                    </w:rPr>
-                    <w:t xml:space="preserve"> · 다음 스테이지 넘어가기 연동 확인</w:t>
-                  </w:r>
                 </w:p>
               </w:tc>
             </w:tr>
@@ -10265,18 +9998,15 @@
                     <w:jc w:val="center"/>
                     <w:rPr>
                       <w:rFonts w:ascii="Noto Sans KR" w:eastAsia="Noto Sans KR" w:hAnsi="Noto Sans KR"/>
-                      <w:sz w:val="28"/>
-                      <w:szCs w:val="28"/>
-                    </w:rPr>
-                  </w:pPr>
-                  <w:r>
-                    <w:rPr>
-                      <w:rFonts w:ascii="Noto Sans KR" w:eastAsia="Noto Sans KR" w:hAnsi="Noto Sans KR" w:hint="eastAsia"/>
-                      <w:sz w:val="28"/>
-                      <w:szCs w:val="28"/>
-                    </w:rPr>
-                    <w:lastRenderedPageBreak/>
-                    <w:t>11/25</w:t>
+                      <w:sz w:val="24"/>
+                    </w:rPr>
+                  </w:pPr>
+                  <w:r>
+                    <w:rPr>
+                      <w:rFonts w:ascii="Noto Sans KR" w:eastAsia="Noto Sans KR" w:hAnsi="Noto Sans KR" w:hint="eastAsia"/>
+                      <w:sz w:val="24"/>
+                    </w:rPr>
+                    <w:t>12/3</w:t>
                   </w:r>
                 </w:p>
               </w:tc>
@@ -10298,7 +10028,7 @@
                       <w:rFonts w:ascii="Noto Sans KR" w:eastAsia="Noto Sans KR" w:hAnsi="Noto Sans KR"/>
                       <w:sz w:val="24"/>
                     </w:rPr>
-                    <w:t>서버: 승패 판정 (시간 종료, 둘 다 클리어, 동점)</w:t>
+                    <w:t>예외 상황 테스트(강제 종료, 이상한 데이터)와 버그 수정 완료</w:t>
                   </w:r>
                 </w:p>
               </w:tc>
@@ -10314,17 +10044,15 @@
                     <w:jc w:val="center"/>
                     <w:rPr>
                       <w:rFonts w:ascii="Noto Sans KR" w:eastAsia="Noto Sans KR" w:hAnsi="Noto Sans KR"/>
-                      <w:sz w:val="28"/>
-                      <w:szCs w:val="28"/>
-                    </w:rPr>
-                  </w:pPr>
-                  <w:r>
-                    <w:rPr>
-                      <w:rFonts w:ascii="Noto Sans KR" w:eastAsia="Noto Sans KR" w:hAnsi="Noto Sans KR" w:hint="eastAsia"/>
-                      <w:sz w:val="28"/>
-                      <w:szCs w:val="28"/>
-                    </w:rPr>
-                    <w:t>11/26</w:t>
+                      <w:sz w:val="24"/>
+                    </w:rPr>
+                  </w:pPr>
+                  <w:r>
+                    <w:rPr>
+                      <w:rFonts w:ascii="Noto Sans KR" w:eastAsia="Noto Sans KR" w:hAnsi="Noto Sans KR" w:hint="eastAsia"/>
+                      <w:sz w:val="24"/>
+                    </w:rPr>
+                    <w:t>12/4</w:t>
                   </w:r>
                 </w:p>
               </w:tc>
@@ -10346,7 +10074,7 @@
                       <w:rFonts w:ascii="Noto Sans KR" w:eastAsia="Noto Sans KR" w:hAnsi="Noto Sans KR"/>
                       <w:sz w:val="24"/>
                     </w:rPr>
-                    <w:t>결과 화면에 승패와 점수 전달</w:t>
+                    <w:t>서로 다른 네트워크에서 대전 테스트</w:t>
                   </w:r>
                 </w:p>
               </w:tc>
@@ -10362,17 +10090,15 @@
                     <w:jc w:val="center"/>
                     <w:rPr>
                       <w:rFonts w:ascii="Noto Sans KR" w:eastAsia="Noto Sans KR" w:hAnsi="Noto Sans KR"/>
-                      <w:sz w:val="28"/>
-                      <w:szCs w:val="28"/>
-                    </w:rPr>
-                  </w:pPr>
-                  <w:r>
-                    <w:rPr>
-                      <w:rFonts w:ascii="Noto Sans KR" w:eastAsia="Noto Sans KR" w:hAnsi="Noto Sans KR" w:hint="eastAsia"/>
-                      <w:sz w:val="28"/>
-                      <w:szCs w:val="28"/>
-                    </w:rPr>
-                    <w:t>11/27</w:t>
+                      <w:sz w:val="24"/>
+                    </w:rPr>
+                  </w:pPr>
+                  <w:r>
+                    <w:rPr>
+                      <w:rFonts w:ascii="Noto Sans KR" w:eastAsia="Noto Sans KR" w:hAnsi="Noto Sans KR" w:hint="eastAsia"/>
+                      <w:sz w:val="24"/>
+                    </w:rPr>
+                    <w:t>12/5</w:t>
                   </w:r>
                 </w:p>
               </w:tc>
@@ -10389,13 +10115,6 @@
                       <w:sz w:val="24"/>
                     </w:rPr>
                   </w:pPr>
-                  <w:r>
-                    <w:rPr>
-                      <w:rFonts w:ascii="Noto Sans KR" w:eastAsia="Noto Sans KR" w:hAnsi="Noto Sans KR"/>
-                      <w:sz w:val="24"/>
-                    </w:rPr>
-                    <w:t>팀: 로비부터 결과 화면까지 한 번에 이어서 실행</w:t>
-                  </w:r>
                 </w:p>
               </w:tc>
             </w:tr>
@@ -10410,17 +10129,15 @@
                     <w:jc w:val="center"/>
                     <w:rPr>
                       <w:rFonts w:ascii="Noto Sans KR" w:eastAsia="Noto Sans KR" w:hAnsi="Noto Sans KR"/>
-                      <w:sz w:val="28"/>
-                      <w:szCs w:val="28"/>
-                    </w:rPr>
-                  </w:pPr>
-                  <w:r>
-                    <w:rPr>
-                      <w:rFonts w:ascii="Noto Sans KR" w:eastAsia="Noto Sans KR" w:hAnsi="Noto Sans KR" w:hint="eastAsia"/>
-                      <w:sz w:val="28"/>
-                      <w:szCs w:val="28"/>
-                    </w:rPr>
-                    <w:t>11/28</w:t>
+                      <w:sz w:val="24"/>
+                    </w:rPr>
+                  </w:pPr>
+                  <w:r>
+                    <w:rPr>
+                      <w:rFonts w:ascii="Noto Sans KR" w:eastAsia="Noto Sans KR" w:hAnsi="Noto Sans KR" w:hint="eastAsia"/>
+                      <w:sz w:val="24"/>
+                    </w:rPr>
+                    <w:t>12/6</w:t>
                   </w:r>
                 </w:p>
               </w:tc>
@@ -10442,7 +10159,7 @@
                       <w:rFonts w:ascii="Noto Sans KR" w:eastAsia="Noto Sans KR" w:hAnsi="Noto Sans KR"/>
                       <w:sz w:val="24"/>
                     </w:rPr>
-                    <w:t>게임 중 연결이 끊겼을 때 처리</w:t>
+                    <w:t>버그 수정 · 코드 정리 완료</w:t>
                   </w:r>
                 </w:p>
               </w:tc>
@@ -10458,17 +10175,15 @@
                     <w:jc w:val="center"/>
                     <w:rPr>
                       <w:rFonts w:ascii="Noto Sans KR" w:eastAsia="Noto Sans KR" w:hAnsi="Noto Sans KR"/>
-                      <w:sz w:val="28"/>
-                      <w:szCs w:val="28"/>
-                    </w:rPr>
-                  </w:pPr>
-                  <w:r>
-                    <w:rPr>
-                      <w:rFonts w:ascii="Noto Sans KR" w:eastAsia="Noto Sans KR" w:hAnsi="Noto Sans KR" w:hint="eastAsia"/>
-                      <w:sz w:val="28"/>
-                      <w:szCs w:val="28"/>
-                    </w:rPr>
-                    <w:t>11/29</w:t>
+                      <w:sz w:val="24"/>
+                    </w:rPr>
+                  </w:pPr>
+                  <w:r>
+                    <w:rPr>
+                      <w:rFonts w:ascii="Noto Sans KR" w:eastAsia="Noto Sans KR" w:hAnsi="Noto Sans KR" w:hint="eastAsia"/>
+                      <w:sz w:val="24"/>
+                    </w:rPr>
+                    <w:t>12/7</w:t>
                   </w:r>
                 </w:p>
               </w:tc>
@@ -10490,7 +10205,7 @@
                       <w:rFonts w:ascii="Noto Sans KR" w:eastAsia="Noto Sans KR" w:hAnsi="Noto Sans KR"/>
                       <w:sz w:val="24"/>
                     </w:rPr>
-                    <w:t>통합 중 나온 문제 수정</w:t>
+                    <w:t>보고서 담당 파트 작성</w:t>
                   </w:r>
                 </w:p>
               </w:tc>
@@ -10506,17 +10221,15 @@
                     <w:jc w:val="center"/>
                     <w:rPr>
                       <w:rFonts w:ascii="Noto Sans KR" w:eastAsia="Noto Sans KR" w:hAnsi="Noto Sans KR"/>
-                      <w:sz w:val="28"/>
-                      <w:szCs w:val="28"/>
-                    </w:rPr>
-                  </w:pPr>
-                  <w:r>
-                    <w:rPr>
-                      <w:rFonts w:ascii="Noto Sans KR" w:eastAsia="Noto Sans KR" w:hAnsi="Noto Sans KR" w:hint="eastAsia"/>
-                      <w:sz w:val="28"/>
-                      <w:szCs w:val="28"/>
-                    </w:rPr>
-                    <w:t>11/30</w:t>
+                      <w:sz w:val="24"/>
+                    </w:rPr>
+                  </w:pPr>
+                  <w:r>
+                    <w:rPr>
+                      <w:rFonts w:ascii="Noto Sans KR" w:eastAsia="Noto Sans KR" w:hAnsi="Noto Sans KR" w:hint="eastAsia"/>
+                      <w:sz w:val="24"/>
+                    </w:rPr>
+                    <w:t>12/8</w:t>
                   </w:r>
                 </w:p>
               </w:tc>
@@ -10538,391 +10251,7 @@
                       <w:rFonts w:ascii="Noto Sans KR" w:eastAsia="Noto Sans KR" w:hAnsi="Noto Sans KR"/>
                       <w:sz w:val="24"/>
                     </w:rPr>
-                    <w:t>정보가 빠지거나 두 번 반영되지 않는지 점검</w:t>
-                  </w:r>
-                </w:p>
-              </w:tc>
-            </w:tr>
-            <w:tr>
-              <w:tc>
-                <w:tcPr>
-                  <w:tcW w:w="1306" w:type="dxa"/>
-                </w:tcPr>
-                <w:p>
-                  <w:pPr>
-                    <w:spacing w:line="400" w:lineRule="exact"/>
-                    <w:jc w:val="center"/>
-                    <w:rPr>
-                      <w:rFonts w:ascii="Noto Sans KR" w:eastAsia="Noto Sans KR" w:hAnsi="Noto Sans KR"/>
-                      <w:sz w:val="28"/>
-                      <w:szCs w:val="28"/>
-                    </w:rPr>
-                  </w:pPr>
-                  <w:r>
-                    <w:rPr>
-                      <w:rFonts w:ascii="Noto Sans KR" w:eastAsia="Noto Sans KR" w:hAnsi="Noto Sans KR" w:hint="eastAsia"/>
-                      <w:sz w:val="28"/>
-                      <w:szCs w:val="28"/>
-                    </w:rPr>
-                    <w:t>12/1</w:t>
-                  </w:r>
-                </w:p>
-              </w:tc>
-              <w:tc>
-                <w:tcPr>
-                  <w:tcW w:w="6378" w:type="dxa"/>
-                </w:tcPr>
-                <w:p>
-                  <w:pPr>
-                    <w:spacing w:line="400" w:lineRule="exact"/>
-                    <w:jc w:val="both"/>
-                    <w:rPr>
-                      <w:rFonts w:ascii="Noto Sans KR" w:eastAsia="Noto Sans KR" w:hAnsi="Noto Sans KR"/>
-                      <w:sz w:val="24"/>
-                    </w:rPr>
-                  </w:pPr>
-                  <w:r>
-                    <w:rPr>
-                      <w:rFonts w:ascii="Noto Sans KR" w:eastAsia="Noto Sans KR" w:hAnsi="Noto Sans KR"/>
-                      <w:sz w:val="24"/>
-                    </w:rPr>
-                    <w:t>팀: UDP 파트와 합쳐 두 PC로 대전 테스트</w:t>
-                  </w:r>
-                </w:p>
-              </w:tc>
-            </w:tr>
-            <w:tr>
-              <w:tc>
-                <w:tcPr>
-                  <w:tcW w:w="1306" w:type="dxa"/>
-                </w:tcPr>
-                <w:p>
-                  <w:pPr>
-                    <w:spacing w:line="400" w:lineRule="exact"/>
-                    <w:jc w:val="center"/>
-                    <w:rPr>
-                      <w:rFonts w:ascii="Noto Sans KR" w:eastAsia="Noto Sans KR" w:hAnsi="Noto Sans KR"/>
-                      <w:sz w:val="28"/>
-                      <w:szCs w:val="28"/>
-                    </w:rPr>
-                  </w:pPr>
-                  <w:r>
-                    <w:rPr>
-                      <w:rFonts w:ascii="Noto Sans KR" w:eastAsia="Noto Sans KR" w:hAnsi="Noto Sans KR" w:hint="eastAsia"/>
-                      <w:sz w:val="28"/>
-                      <w:szCs w:val="28"/>
-                    </w:rPr>
-                    <w:t>12/2</w:t>
-                  </w:r>
-                </w:p>
-              </w:tc>
-              <w:tc>
-                <w:tcPr>
-                  <w:tcW w:w="6378" w:type="dxa"/>
-                </w:tcPr>
-                <w:p>
-                  <w:pPr>
-                    <w:spacing w:line="400" w:lineRule="exact"/>
-                    <w:jc w:val="both"/>
-                    <w:rPr>
-                      <w:rFonts w:ascii="Noto Sans KR" w:eastAsia="Noto Sans KR" w:hAnsi="Noto Sans KR"/>
-                      <w:sz w:val="24"/>
-                    </w:rPr>
-                  </w:pPr>
-                  <w:r>
-                    <w:rPr>
-                      <w:rFonts w:ascii="Noto Sans KR" w:eastAsia="Noto Sans KR" w:hAnsi="Noto Sans KR"/>
-                      <w:sz w:val="24"/>
-                    </w:rPr>
-                    <w:t>테스트에서 나온 버그 수정</w:t>
-                  </w:r>
-                </w:p>
-              </w:tc>
-            </w:tr>
-            <w:tr>
-              <w:tc>
-                <w:tcPr>
-                  <w:tcW w:w="1306" w:type="dxa"/>
-                </w:tcPr>
-                <w:p>
-                  <w:pPr>
-                    <w:spacing w:line="400" w:lineRule="exact"/>
-                    <w:jc w:val="center"/>
-                    <w:rPr>
-                      <w:rFonts w:ascii="Noto Sans KR" w:eastAsia="Noto Sans KR" w:hAnsi="Noto Sans KR"/>
-                      <w:sz w:val="28"/>
-                      <w:szCs w:val="28"/>
-                    </w:rPr>
-                  </w:pPr>
-                  <w:r>
-                    <w:rPr>
-                      <w:rFonts w:ascii="Noto Sans KR" w:eastAsia="Noto Sans KR" w:hAnsi="Noto Sans KR" w:hint="eastAsia"/>
-                      <w:sz w:val="28"/>
-                      <w:szCs w:val="28"/>
-                    </w:rPr>
-                    <w:t>12/3</w:t>
-                  </w:r>
-                </w:p>
-              </w:tc>
-              <w:tc>
-                <w:tcPr>
-                  <w:tcW w:w="6378" w:type="dxa"/>
-                </w:tcPr>
-                <w:p>
-                  <w:pPr>
-                    <w:spacing w:line="400" w:lineRule="exact"/>
-                    <w:jc w:val="both"/>
-                    <w:rPr>
-                      <w:rFonts w:ascii="Noto Sans KR" w:eastAsia="Noto Sans KR" w:hAnsi="Noto Sans KR"/>
-                      <w:sz w:val="24"/>
-                    </w:rPr>
-                  </w:pPr>
-                  <w:r>
-                    <w:rPr>
-                      <w:rFonts w:ascii="Noto Sans KR" w:eastAsia="Noto Sans KR" w:hAnsi="Noto Sans KR"/>
-                      <w:sz w:val="24"/>
-                    </w:rPr>
-                    <w:t>강제 종료, 이상한 데이터 같은 예외 상황 테스트</w:t>
-                  </w:r>
-                </w:p>
-              </w:tc>
-            </w:tr>
-            <w:tr>
-              <w:tc>
-                <w:tcPr>
-                  <w:tcW w:w="1306" w:type="dxa"/>
-                </w:tcPr>
-                <w:p>
-                  <w:pPr>
-                    <w:spacing w:line="400" w:lineRule="exact"/>
-                    <w:jc w:val="center"/>
-                    <w:rPr>
-                      <w:rFonts w:ascii="Noto Sans KR" w:eastAsia="Noto Sans KR" w:hAnsi="Noto Sans KR"/>
-                      <w:sz w:val="28"/>
-                      <w:szCs w:val="28"/>
-                    </w:rPr>
-                  </w:pPr>
-                  <w:r>
-                    <w:rPr>
-                      <w:rFonts w:ascii="Noto Sans KR" w:eastAsia="Noto Sans KR" w:hAnsi="Noto Sans KR" w:hint="eastAsia"/>
-                      <w:sz w:val="28"/>
-                      <w:szCs w:val="28"/>
-                    </w:rPr>
-                    <w:t>12/4</w:t>
-                  </w:r>
-                </w:p>
-              </w:tc>
-              <w:tc>
-                <w:tcPr>
-                  <w:tcW w:w="6378" w:type="dxa"/>
-                </w:tcPr>
-                <w:p>
-                  <w:pPr>
-                    <w:spacing w:line="400" w:lineRule="exact"/>
-                    <w:jc w:val="both"/>
-                    <w:rPr>
-                      <w:rFonts w:ascii="Noto Sans KR" w:eastAsia="Noto Sans KR" w:hAnsi="Noto Sans KR"/>
-                      <w:sz w:val="24"/>
-                    </w:rPr>
-                  </w:pPr>
-                  <w:r>
-                    <w:rPr>
-                      <w:rFonts w:ascii="Noto Sans KR" w:eastAsia="Noto Sans KR" w:hAnsi="Noto Sans KR"/>
-                      <w:sz w:val="24"/>
-                    </w:rPr>
-                    <w:t>팀: 서로 다른 네트워크에서 대전 테스트</w:t>
-                  </w:r>
-                </w:p>
-              </w:tc>
-            </w:tr>
-            <w:tr>
-              <w:tc>
-                <w:tcPr>
-                  <w:tcW w:w="1306" w:type="dxa"/>
-                </w:tcPr>
-                <w:p>
-                  <w:pPr>
-                    <w:spacing w:line="400" w:lineRule="exact"/>
-                    <w:jc w:val="center"/>
-                    <w:rPr>
-                      <w:rFonts w:ascii="Noto Sans KR" w:eastAsia="Noto Sans KR" w:hAnsi="Noto Sans KR"/>
-                      <w:sz w:val="28"/>
-                      <w:szCs w:val="28"/>
-                    </w:rPr>
-                  </w:pPr>
-                  <w:r>
-                    <w:rPr>
-                      <w:rFonts w:ascii="Noto Sans KR" w:eastAsia="Noto Sans KR" w:hAnsi="Noto Sans KR" w:hint="eastAsia"/>
-                      <w:sz w:val="28"/>
-                      <w:szCs w:val="28"/>
-                    </w:rPr>
-                    <w:t>12/5</w:t>
-                  </w:r>
-                </w:p>
-              </w:tc>
-              <w:tc>
-                <w:tcPr>
-                  <w:tcW w:w="6378" w:type="dxa"/>
-                </w:tcPr>
-                <w:p>
-                  <w:pPr>
-                    <w:spacing w:line="400" w:lineRule="exact"/>
-                    <w:jc w:val="both"/>
-                    <w:rPr>
-                      <w:rFonts w:ascii="Noto Sans KR" w:eastAsia="Noto Sans KR" w:hAnsi="Noto Sans KR"/>
-                      <w:sz w:val="24"/>
-                    </w:rPr>
-                  </w:pPr>
-                  <w:r>
-                    <w:rPr>
-                      <w:rFonts w:ascii="Noto Sans KR" w:eastAsia="Noto Sans KR" w:hAnsi="Noto Sans KR"/>
-                      <w:sz w:val="24"/>
-                    </w:rPr>
-                    <w:t>버그 수정, 코드 정리</w:t>
-                  </w:r>
-                </w:p>
-              </w:tc>
-            </w:tr>
-            <w:tr>
-              <w:tc>
-                <w:tcPr>
-                  <w:tcW w:w="1306" w:type="dxa"/>
-                </w:tcPr>
-                <w:p>
-                  <w:pPr>
-                    <w:spacing w:line="400" w:lineRule="exact"/>
-                    <w:jc w:val="center"/>
-                    <w:rPr>
-                      <w:rFonts w:ascii="Noto Sans KR" w:eastAsia="Noto Sans KR" w:hAnsi="Noto Sans KR"/>
-                      <w:sz w:val="28"/>
-                      <w:szCs w:val="28"/>
-                    </w:rPr>
-                  </w:pPr>
-                  <w:r>
-                    <w:rPr>
-                      <w:rFonts w:ascii="Noto Sans KR" w:eastAsia="Noto Sans KR" w:hAnsi="Noto Sans KR" w:hint="eastAsia"/>
-                      <w:sz w:val="28"/>
-                      <w:szCs w:val="28"/>
-                    </w:rPr>
-                    <w:t>12/6</w:t>
-                  </w:r>
-                </w:p>
-              </w:tc>
-              <w:tc>
-                <w:tcPr>
-                  <w:tcW w:w="6378" w:type="dxa"/>
-                </w:tcPr>
-                <w:p>
-                  <w:pPr>
-                    <w:spacing w:line="400" w:lineRule="exact"/>
-                    <w:jc w:val="both"/>
-                    <w:rPr>
-                      <w:rFonts w:ascii="Noto Sans KR" w:eastAsia="Noto Sans KR" w:hAnsi="Noto Sans KR"/>
-                      <w:sz w:val="24"/>
-                    </w:rPr>
-                  </w:pPr>
-                  <w:r>
-                    <w:rPr>
-                      <w:rFonts w:ascii="Noto Sans KR" w:eastAsia="Noto Sans KR" w:hAnsi="Noto Sans KR"/>
-                      <w:sz w:val="24"/>
-                    </w:rPr>
-                    <w:t>보고서에 담당 파트 작성</w:t>
-                  </w:r>
-                </w:p>
-              </w:tc>
-            </w:tr>
-            <w:tr>
-              <w:tc>
-                <w:tcPr>
-                  <w:tcW w:w="1306" w:type="dxa"/>
-                </w:tcPr>
-                <w:p>
-                  <w:pPr>
-                    <w:spacing w:line="400" w:lineRule="exact"/>
-                    <w:jc w:val="center"/>
-                    <w:rPr>
-                      <w:rFonts w:ascii="Noto Sans KR" w:eastAsia="Noto Sans KR" w:hAnsi="Noto Sans KR"/>
-                      <w:sz w:val="28"/>
-                      <w:szCs w:val="28"/>
-                    </w:rPr>
-                  </w:pPr>
-                  <w:r>
-                    <w:rPr>
-                      <w:rFonts w:ascii="Noto Sans KR" w:eastAsia="Noto Sans KR" w:hAnsi="Noto Sans KR" w:hint="eastAsia"/>
-                      <w:sz w:val="28"/>
-                      <w:szCs w:val="28"/>
-                    </w:rPr>
-                    <w:t>12/7</w:t>
-                  </w:r>
-                </w:p>
-              </w:tc>
-              <w:tc>
-                <w:tcPr>
-                  <w:tcW w:w="6378" w:type="dxa"/>
-                </w:tcPr>
-                <w:p>
-                  <w:pPr>
-                    <w:spacing w:line="400" w:lineRule="exact"/>
-                    <w:jc w:val="both"/>
-                    <w:rPr>
-                      <w:rFonts w:ascii="Noto Sans KR" w:eastAsia="Noto Sans KR" w:hAnsi="Noto Sans KR"/>
-                      <w:sz w:val="24"/>
-                    </w:rPr>
-                  </w:pPr>
-                  <w:r>
-                    <w:rPr>
-                      <w:rFonts w:ascii="Noto Sans KR" w:eastAsia="Noto Sans KR" w:hAnsi="Noto Sans KR"/>
-                      <w:sz w:val="24"/>
-                    </w:rPr>
-                    <w:t>발표 자료 준비</w:t>
-                  </w:r>
-                </w:p>
-              </w:tc>
-            </w:tr>
-            <w:tr>
-              <w:tc>
-                <w:tcPr>
-                  <w:tcW w:w="1306" w:type="dxa"/>
-                </w:tcPr>
-                <w:p>
-                  <w:pPr>
-                    <w:spacing w:line="400" w:lineRule="exact"/>
-                    <w:jc w:val="center"/>
-                    <w:rPr>
-                      <w:rFonts w:ascii="Noto Sans KR" w:eastAsia="Noto Sans KR" w:hAnsi="Noto Sans KR"/>
-                      <w:sz w:val="28"/>
-                      <w:szCs w:val="28"/>
-                    </w:rPr>
-                  </w:pPr>
-                  <w:r>
-                    <w:rPr>
-                      <w:rFonts w:ascii="Noto Sans KR" w:eastAsia="Noto Sans KR" w:hAnsi="Noto Sans KR" w:hint="eastAsia"/>
-                      <w:sz w:val="28"/>
-                      <w:szCs w:val="28"/>
-                    </w:rPr>
-                    <w:t>12/8</w:t>
-                  </w:r>
-                </w:p>
-              </w:tc>
-              <w:tc>
-                <w:tcPr>
-                  <w:tcW w:w="6378" w:type="dxa"/>
-                </w:tcPr>
-                <w:p>
-                  <w:pPr>
-                    <w:spacing w:line="400" w:lineRule="exact"/>
-                    <w:jc w:val="both"/>
-                    <w:rPr>
-                      <w:rFonts w:ascii="Noto Sans KR" w:eastAsia="Noto Sans KR" w:hAnsi="Noto Sans KR"/>
-                      <w:sz w:val="24"/>
-                    </w:rPr>
-                  </w:pPr>
-                  <w:r>
-                    <w:rPr>
-                      <w:rFonts w:ascii="Noto Sans KR" w:eastAsia="Noto Sans KR" w:hAnsi="Noto Sans KR"/>
-                      <w:sz w:val="24"/>
-                    </w:rPr>
-                    <w:t>팀: 최종 점검 · 제출</w:t>
+                    <w:t>최종 점검 · 제출</w:t>
                   </w:r>
                 </w:p>
               </w:tc>
@@ -10934,8 +10263,7 @@
               <w:jc w:val="both"/>
               <w:rPr>
                 <w:rFonts w:ascii="Noto Sans KR" w:eastAsia="Noto Sans KR" w:hAnsi="Noto Sans KR"/>
-                <w:sz w:val="28"/>
-                <w:szCs w:val="28"/>
+                <w:sz w:val="24"/>
               </w:rPr>
             </w:pPr>
           </w:p>
@@ -11135,32 +10463,1574 @@
                     <w:spacing w:line="400" w:lineRule="exact"/>
                     <w:jc w:val="both"/>
                     <w:rPr>
-                      <w:rFonts w:ascii="Noto Sans KR" w:eastAsia="Noto Sans KR" w:hAnsi="Noto Sans KR"/>
-                      <w:sz w:val="24"/>
-                    </w:rPr>
-                  </w:pPr>
+                      <w:rFonts w:ascii="Noto Sans KR" w:eastAsia="Noto Sans KR" w:hAnsi="Noto Sans KR" w:hint="eastAsia"/>
+                      <w:sz w:val="28"/>
+                      <w:szCs w:val="28"/>
+                    </w:rPr>
+                  </w:pPr>
+                  <w:r>
+                    <w:rPr>
+                      <w:rFonts w:ascii="Noto Sans KR" w:eastAsia="Noto Sans KR" w:hAnsi="Noto Sans KR" w:hint="eastAsia"/>
+                      <w:sz w:val="28"/>
+                      <w:szCs w:val="28"/>
+                    </w:rPr>
+                    <w:t>키보드 입력 처리</w:t>
+                  </w:r>
+                </w:p>
+              </w:tc>
+            </w:tr>
+            <w:tr>
+              <w:tc>
+                <w:tcPr>
+                  <w:tcW w:w="1306" w:type="dxa"/>
+                </w:tcPr>
+                <w:p>
+                  <w:pPr>
+                    <w:spacing w:line="400" w:lineRule="exact"/>
+                    <w:jc w:val="center"/>
+                    <w:rPr>
+                      <w:rFonts w:ascii="Noto Sans KR" w:eastAsia="Noto Sans KR" w:hAnsi="Noto Sans KR"/>
+                      <w:sz w:val="28"/>
+                      <w:szCs w:val="28"/>
+                    </w:rPr>
+                  </w:pPr>
+                  <w:r>
+                    <w:rPr>
+                      <w:rFonts w:ascii="Noto Sans KR" w:eastAsia="Noto Sans KR" w:hAnsi="Noto Sans KR" w:hint="eastAsia"/>
+                      <w:sz w:val="28"/>
+                      <w:szCs w:val="28"/>
+                    </w:rPr>
+                    <w:t>11/3</w:t>
+                  </w:r>
+                </w:p>
+              </w:tc>
+              <w:tc>
+                <w:tcPr>
+                  <w:tcW w:w="6378" w:type="dxa"/>
+                </w:tcPr>
+                <w:p>
+                  <w:pPr>
+                    <w:spacing w:line="400" w:lineRule="exact"/>
+                    <w:jc w:val="both"/>
+                    <w:rPr>
+                      <w:rFonts w:ascii="Noto Sans KR" w:eastAsia="Noto Sans KR" w:hAnsi="Noto Sans KR"/>
+                      <w:sz w:val="24"/>
+                    </w:rPr>
+                  </w:pPr>
+                  <w:r>
+                    <w:rPr>
+                      <w:rFonts w:ascii="Noto Sans KR" w:eastAsia="Noto Sans KR" w:hAnsi="Noto Sans KR" w:hint="eastAsia"/>
+                      <w:sz w:val="28"/>
+                      <w:szCs w:val="28"/>
+                    </w:rPr>
+                    <w:t>로컬 좌표에 입력 반영</w:t>
+                  </w:r>
+                </w:p>
+              </w:tc>
+            </w:tr>
+            <w:tr>
+              <w:tc>
+                <w:tcPr>
+                  <w:tcW w:w="1306" w:type="dxa"/>
+                </w:tcPr>
+                <w:p>
+                  <w:pPr>
+                    <w:spacing w:line="400" w:lineRule="exact"/>
+                    <w:jc w:val="center"/>
+                    <w:rPr>
+                      <w:rFonts w:ascii="Noto Sans KR" w:eastAsia="Noto Sans KR" w:hAnsi="Noto Sans KR"/>
+                      <w:sz w:val="28"/>
+                      <w:szCs w:val="28"/>
+                    </w:rPr>
+                  </w:pPr>
+                  <w:r>
+                    <w:rPr>
+                      <w:rFonts w:ascii="Noto Sans KR" w:eastAsia="Noto Sans KR" w:hAnsi="Noto Sans KR" w:hint="eastAsia"/>
+                      <w:sz w:val="28"/>
+                      <w:szCs w:val="28"/>
+                    </w:rPr>
+                    <w:t>11/4</w:t>
+                  </w:r>
+                </w:p>
+              </w:tc>
+              <w:tc>
+                <w:tcPr>
+                  <w:tcW w:w="6378" w:type="dxa"/>
+                </w:tcPr>
+                <w:p>
+                  <w:pPr>
+                    <w:spacing w:line="400" w:lineRule="exact"/>
+                    <w:jc w:val="both"/>
+                    <w:rPr>
+                      <w:rFonts w:ascii="Noto Sans KR" w:eastAsia="Noto Sans KR" w:hAnsi="Noto Sans KR"/>
+                      <w:sz w:val="24"/>
+                    </w:rPr>
+                  </w:pPr>
+                  <w:r>
+                    <w:rPr>
+                      <w:rFonts w:ascii="Noto Sans KR" w:eastAsia="Noto Sans KR" w:hAnsi="Noto Sans KR" w:hint="eastAsia"/>
+                      <w:sz w:val="28"/>
+                      <w:szCs w:val="28"/>
+                    </w:rPr>
+                    <w:t xml:space="preserve">좌표 </w:t>
+                  </w:r>
                   <w:proofErr w:type="spellStart"/>
-                  <w:proofErr w:type="gramStart"/>
-                  <w:r>
-                    <w:rPr>
-                      <w:rFonts w:ascii="Noto Sans KR" w:eastAsia="Noto Sans KR" w:hAnsi="Noto Sans KR"/>
-                      <w:sz w:val="24"/>
-                    </w:rPr>
-                    <w:t>DetectInput</w:t>
+                  <w:r>
+                    <w:rPr>
+                      <w:rFonts w:ascii="Noto Sans KR" w:eastAsia="Noto Sans KR" w:hAnsi="Noto Sans KR" w:hint="eastAsia"/>
+                      <w:sz w:val="28"/>
+                      <w:szCs w:val="28"/>
+                    </w:rPr>
+                    <w:t>udp</w:t>
                   </w:r>
                   <w:proofErr w:type="spellEnd"/>
                   <w:r>
                     <w:rPr>
-                      <w:rFonts w:ascii="Noto Sans KR" w:eastAsia="Noto Sans KR" w:hAnsi="Noto Sans KR"/>
-                      <w:sz w:val="24"/>
-                    </w:rPr>
-                    <w:t>(</w:t>
-                  </w:r>
-                  <w:proofErr w:type="gramEnd"/>
-                  <w:r>
-                    <w:rPr>
-                      <w:rFonts w:ascii="Noto Sans KR" w:eastAsia="Noto Sans KR" w:hAnsi="Noto Sans KR"/>
-                      <w:sz w:val="24"/>
+                      <w:rFonts w:ascii="Noto Sans KR" w:eastAsia="Noto Sans KR" w:hAnsi="Noto Sans KR" w:hint="eastAsia"/>
+                      <w:sz w:val="28"/>
+                      <w:szCs w:val="28"/>
+                    </w:rPr>
+                    <w:t>로 전송, 서버에서 출력</w:t>
+                  </w:r>
+                </w:p>
+              </w:tc>
+            </w:tr>
+            <w:tr>
+              <w:tc>
+                <w:tcPr>
+                  <w:tcW w:w="1306" w:type="dxa"/>
+                </w:tcPr>
+                <w:p>
+                  <w:pPr>
+                    <w:spacing w:line="400" w:lineRule="exact"/>
+                    <w:jc w:val="center"/>
+                    <w:rPr>
+                      <w:rFonts w:ascii="Noto Sans KR" w:eastAsia="Noto Sans KR" w:hAnsi="Noto Sans KR"/>
+                      <w:sz w:val="28"/>
+                      <w:szCs w:val="28"/>
+                    </w:rPr>
+                  </w:pPr>
+                  <w:r>
+                    <w:rPr>
+                      <w:rFonts w:ascii="Noto Sans KR" w:eastAsia="Noto Sans KR" w:hAnsi="Noto Sans KR" w:hint="eastAsia"/>
+                      <w:sz w:val="28"/>
+                      <w:szCs w:val="28"/>
+                    </w:rPr>
+                    <w:t>11/5</w:t>
+                  </w:r>
+                </w:p>
+              </w:tc>
+              <w:tc>
+                <w:tcPr>
+                  <w:tcW w:w="6378" w:type="dxa"/>
+                </w:tcPr>
+                <w:p>
+                  <w:pPr>
+                    <w:spacing w:line="400" w:lineRule="exact"/>
+                    <w:jc w:val="both"/>
+                    <w:rPr>
+                      <w:rFonts w:ascii="Noto Sans KR" w:eastAsia="Noto Sans KR" w:hAnsi="Noto Sans KR"/>
+                      <w:sz w:val="24"/>
+                    </w:rPr>
+                  </w:pPr>
+                </w:p>
+              </w:tc>
+            </w:tr>
+            <w:tr>
+              <w:tc>
+                <w:tcPr>
+                  <w:tcW w:w="1306" w:type="dxa"/>
+                </w:tcPr>
+                <w:p>
+                  <w:pPr>
+                    <w:spacing w:line="400" w:lineRule="exact"/>
+                    <w:jc w:val="center"/>
+                    <w:rPr>
+                      <w:rFonts w:ascii="Noto Sans KR" w:eastAsia="Noto Sans KR" w:hAnsi="Noto Sans KR"/>
+                      <w:sz w:val="28"/>
+                      <w:szCs w:val="28"/>
+                    </w:rPr>
+                  </w:pPr>
+                  <w:r>
+                    <w:rPr>
+                      <w:rFonts w:ascii="Noto Sans KR" w:eastAsia="Noto Sans KR" w:hAnsi="Noto Sans KR" w:hint="eastAsia"/>
+                      <w:sz w:val="28"/>
+                      <w:szCs w:val="28"/>
+                    </w:rPr>
+                    <w:t>11/6</w:t>
+                  </w:r>
+                </w:p>
+              </w:tc>
+              <w:tc>
+                <w:tcPr>
+                  <w:tcW w:w="6378" w:type="dxa"/>
+                </w:tcPr>
+                <w:p>
+                  <w:pPr>
+                    <w:spacing w:line="400" w:lineRule="exact"/>
+                    <w:jc w:val="both"/>
+                    <w:rPr>
+                      <w:rFonts w:ascii="Noto Sans KR" w:eastAsia="Noto Sans KR" w:hAnsi="Noto Sans KR"/>
+                      <w:sz w:val="24"/>
+                    </w:rPr>
+                  </w:pPr>
+                </w:p>
+              </w:tc>
+            </w:tr>
+            <w:tr>
+              <w:tc>
+                <w:tcPr>
+                  <w:tcW w:w="1306" w:type="dxa"/>
+                </w:tcPr>
+                <w:p>
+                  <w:pPr>
+                    <w:spacing w:line="400" w:lineRule="exact"/>
+                    <w:jc w:val="center"/>
+                    <w:rPr>
+                      <w:rFonts w:ascii="Noto Sans KR" w:eastAsia="Noto Sans KR" w:hAnsi="Noto Sans KR"/>
+                      <w:sz w:val="28"/>
+                      <w:szCs w:val="28"/>
+                    </w:rPr>
+                  </w:pPr>
+                  <w:r>
+                    <w:rPr>
+                      <w:rFonts w:ascii="Noto Sans KR" w:eastAsia="Noto Sans KR" w:hAnsi="Noto Sans KR" w:hint="eastAsia"/>
+                      <w:sz w:val="28"/>
+                      <w:szCs w:val="28"/>
+                    </w:rPr>
+                    <w:t>11/7</w:t>
+                  </w:r>
+                </w:p>
+              </w:tc>
+              <w:tc>
+                <w:tcPr>
+                  <w:tcW w:w="6378" w:type="dxa"/>
+                </w:tcPr>
+                <w:p>
+                  <w:pPr>
+                    <w:spacing w:line="400" w:lineRule="exact"/>
+                    <w:jc w:val="both"/>
+                    <w:rPr>
+                      <w:rFonts w:ascii="Noto Sans KR" w:eastAsia="Noto Sans KR" w:hAnsi="Noto Sans KR"/>
+                      <w:sz w:val="24"/>
+                    </w:rPr>
+                  </w:pPr>
+                </w:p>
+              </w:tc>
+            </w:tr>
+            <w:tr>
+              <w:tc>
+                <w:tcPr>
+                  <w:tcW w:w="1306" w:type="dxa"/>
+                </w:tcPr>
+                <w:p>
+                  <w:pPr>
+                    <w:spacing w:line="400" w:lineRule="exact"/>
+                    <w:jc w:val="center"/>
+                    <w:rPr>
+                      <w:rFonts w:ascii="Noto Sans KR" w:eastAsia="Noto Sans KR" w:hAnsi="Noto Sans KR"/>
+                      <w:sz w:val="28"/>
+                      <w:szCs w:val="28"/>
+                    </w:rPr>
+                  </w:pPr>
+                  <w:r>
+                    <w:rPr>
+                      <w:rFonts w:ascii="Noto Sans KR" w:eastAsia="Noto Sans KR" w:hAnsi="Noto Sans KR" w:hint="eastAsia"/>
+                      <w:sz w:val="28"/>
+                      <w:szCs w:val="28"/>
+                    </w:rPr>
+                    <w:t>11/8</w:t>
+                  </w:r>
+                </w:p>
+              </w:tc>
+              <w:tc>
+                <w:tcPr>
+                  <w:tcW w:w="6378" w:type="dxa"/>
+                </w:tcPr>
+                <w:p>
+                  <w:pPr>
+                    <w:spacing w:line="400" w:lineRule="exact"/>
+                    <w:jc w:val="both"/>
+                    <w:rPr>
+                      <w:rFonts w:ascii="Noto Sans KR" w:eastAsia="Noto Sans KR" w:hAnsi="Noto Sans KR"/>
+                      <w:sz w:val="24"/>
+                    </w:rPr>
+                  </w:pPr>
+                  <w:r>
+                    <w:rPr>
+                      <w:rFonts w:ascii="Noto Sans KR" w:eastAsia="Noto Sans KR" w:hAnsi="Noto Sans KR" w:hint="eastAsia"/>
+                      <w:sz w:val="28"/>
+                      <w:szCs w:val="28"/>
+                    </w:rPr>
+                    <w:t xml:space="preserve">서버 내의 </w:t>
+                  </w:r>
+                  <w:proofErr w:type="spellStart"/>
+                  <w:r>
+                    <w:rPr>
+                      <w:rFonts w:ascii="Noto Sans KR" w:eastAsia="Noto Sans KR" w:hAnsi="Noto Sans KR" w:hint="eastAsia"/>
+                      <w:sz w:val="28"/>
+                      <w:szCs w:val="28"/>
+                    </w:rPr>
+                    <w:t>바우스</w:t>
+                  </w:r>
+                  <w:proofErr w:type="spellEnd"/>
+                  <w:r>
+                    <w:rPr>
+                      <w:rFonts w:ascii="Noto Sans KR" w:eastAsia="Noto Sans KR" w:hAnsi="Noto Sans KR" w:hint="eastAsia"/>
+                      <w:sz w:val="28"/>
+                      <w:szCs w:val="28"/>
+                    </w:rPr>
+                    <w:t xml:space="preserve"> 좌표에 반영</w:t>
+                  </w:r>
+                </w:p>
+              </w:tc>
+            </w:tr>
+            <w:tr>
+              <w:tc>
+                <w:tcPr>
+                  <w:tcW w:w="1306" w:type="dxa"/>
+                </w:tcPr>
+                <w:p>
+                  <w:pPr>
+                    <w:spacing w:line="400" w:lineRule="exact"/>
+                    <w:jc w:val="center"/>
+                    <w:rPr>
+                      <w:rFonts w:ascii="Noto Sans KR" w:eastAsia="Noto Sans KR" w:hAnsi="Noto Sans KR"/>
+                      <w:sz w:val="28"/>
+                      <w:szCs w:val="28"/>
+                    </w:rPr>
+                  </w:pPr>
+                  <w:r>
+                    <w:rPr>
+                      <w:rFonts w:ascii="Noto Sans KR" w:eastAsia="Noto Sans KR" w:hAnsi="Noto Sans KR" w:hint="eastAsia"/>
+                      <w:sz w:val="28"/>
+                      <w:szCs w:val="28"/>
+                    </w:rPr>
+                    <w:t>11/9</w:t>
+                  </w:r>
+                </w:p>
+              </w:tc>
+              <w:tc>
+                <w:tcPr>
+                  <w:tcW w:w="6378" w:type="dxa"/>
+                </w:tcPr>
+                <w:p>
+                  <w:pPr>
+                    <w:spacing w:line="400" w:lineRule="exact"/>
+                    <w:jc w:val="both"/>
+                    <w:rPr>
+                      <w:rFonts w:ascii="Noto Sans KR" w:eastAsia="Noto Sans KR" w:hAnsi="Noto Sans KR"/>
+                      <w:sz w:val="24"/>
+                    </w:rPr>
+                  </w:pPr>
+                </w:p>
+              </w:tc>
+            </w:tr>
+            <w:tr>
+              <w:tc>
+                <w:tcPr>
+                  <w:tcW w:w="1306" w:type="dxa"/>
+                </w:tcPr>
+                <w:p>
+                  <w:pPr>
+                    <w:spacing w:line="400" w:lineRule="exact"/>
+                    <w:jc w:val="center"/>
+                    <w:rPr>
+                      <w:rFonts w:ascii="Noto Sans KR" w:eastAsia="Noto Sans KR" w:hAnsi="Noto Sans KR"/>
+                      <w:sz w:val="28"/>
+                      <w:szCs w:val="28"/>
+                    </w:rPr>
+                  </w:pPr>
+                  <w:r>
+                    <w:rPr>
+                      <w:rFonts w:ascii="Noto Sans KR" w:eastAsia="Noto Sans KR" w:hAnsi="Noto Sans KR" w:hint="eastAsia"/>
+                      <w:sz w:val="28"/>
+                      <w:szCs w:val="28"/>
+                    </w:rPr>
+                    <w:t>11/10</w:t>
+                  </w:r>
+                </w:p>
+              </w:tc>
+              <w:tc>
+                <w:tcPr>
+                  <w:tcW w:w="6378" w:type="dxa"/>
+                </w:tcPr>
+                <w:p>
+                  <w:pPr>
+                    <w:spacing w:line="400" w:lineRule="exact"/>
+                    <w:jc w:val="both"/>
+                    <w:rPr>
+                      <w:rFonts w:ascii="Noto Sans KR" w:eastAsia="Noto Sans KR" w:hAnsi="Noto Sans KR"/>
+                      <w:sz w:val="24"/>
+                    </w:rPr>
+                  </w:pPr>
+                </w:p>
+              </w:tc>
+            </w:tr>
+            <w:tr>
+              <w:tc>
+                <w:tcPr>
+                  <w:tcW w:w="1306" w:type="dxa"/>
+                </w:tcPr>
+                <w:p>
+                  <w:pPr>
+                    <w:spacing w:line="400" w:lineRule="exact"/>
+                    <w:jc w:val="center"/>
+                    <w:rPr>
+                      <w:rFonts w:ascii="Noto Sans KR" w:eastAsia="Noto Sans KR" w:hAnsi="Noto Sans KR"/>
+                      <w:sz w:val="28"/>
+                      <w:szCs w:val="28"/>
+                    </w:rPr>
+                  </w:pPr>
+                  <w:r>
+                    <w:rPr>
+                      <w:rFonts w:ascii="Noto Sans KR" w:eastAsia="Noto Sans KR" w:hAnsi="Noto Sans KR" w:hint="eastAsia"/>
+                      <w:sz w:val="28"/>
+                      <w:szCs w:val="28"/>
+                    </w:rPr>
+                    <w:t>11/11</w:t>
+                  </w:r>
+                </w:p>
+              </w:tc>
+              <w:tc>
+                <w:tcPr>
+                  <w:tcW w:w="6378" w:type="dxa"/>
+                </w:tcPr>
+                <w:p>
+                  <w:pPr>
+                    <w:spacing w:line="400" w:lineRule="exact"/>
+                    <w:jc w:val="both"/>
+                    <w:rPr>
+                      <w:rFonts w:ascii="Noto Sans KR" w:eastAsia="Noto Sans KR" w:hAnsi="Noto Sans KR"/>
+                      <w:sz w:val="24"/>
+                    </w:rPr>
+                  </w:pPr>
+                  <w:proofErr w:type="spellStart"/>
+                  <w:r>
+                    <w:rPr>
+                      <w:sz w:val="28"/>
+                      <w:szCs w:val="28"/>
+                    </w:rPr>
+                    <w:t>positionChangedVector</w:t>
+                  </w:r>
+                  <w:proofErr w:type="spellEnd"/>
+                  <w:r>
+                    <w:rPr>
+                      <w:rFonts w:hint="eastAsia"/>
+                      <w:sz w:val="28"/>
+                      <w:szCs w:val="28"/>
+                    </w:rPr>
+                    <w:t>에 정보 삽입</w:t>
+                  </w:r>
+                </w:p>
+              </w:tc>
+            </w:tr>
+            <w:tr>
+              <w:tc>
+                <w:tcPr>
+                  <w:tcW w:w="1306" w:type="dxa"/>
+                </w:tcPr>
+                <w:p>
+                  <w:pPr>
+                    <w:spacing w:line="400" w:lineRule="exact"/>
+                    <w:jc w:val="center"/>
+                    <w:rPr>
+                      <w:rFonts w:ascii="Noto Sans KR" w:eastAsia="Noto Sans KR" w:hAnsi="Noto Sans KR"/>
+                      <w:sz w:val="28"/>
+                      <w:szCs w:val="28"/>
+                    </w:rPr>
+                  </w:pPr>
+                  <w:r>
+                    <w:rPr>
+                      <w:rFonts w:ascii="Noto Sans KR" w:eastAsia="Noto Sans KR" w:hAnsi="Noto Sans KR" w:hint="eastAsia"/>
+                      <w:sz w:val="28"/>
+                      <w:szCs w:val="28"/>
+                    </w:rPr>
+                    <w:t>11/12</w:t>
+                  </w:r>
+                </w:p>
+              </w:tc>
+              <w:tc>
+                <w:tcPr>
+                  <w:tcW w:w="6378" w:type="dxa"/>
+                </w:tcPr>
+                <w:p>
+                  <w:pPr>
+                    <w:spacing w:line="400" w:lineRule="exact"/>
+                    <w:jc w:val="both"/>
+                    <w:rPr>
+                      <w:rFonts w:ascii="Noto Sans KR" w:eastAsia="Noto Sans KR" w:hAnsi="Noto Sans KR"/>
+                      <w:sz w:val="24"/>
+                    </w:rPr>
+                  </w:pPr>
+                  <w:proofErr w:type="spellStart"/>
+                  <w:r>
+                    <w:rPr>
+                      <w:sz w:val="28"/>
+                      <w:szCs w:val="28"/>
+                    </w:rPr>
+                    <w:t>positionChangedVector</w:t>
+                  </w:r>
+                  <w:proofErr w:type="spellEnd"/>
+                  <w:r>
+                    <w:rPr>
+                      <w:rFonts w:hint="eastAsia"/>
+                      <w:sz w:val="28"/>
+                      <w:szCs w:val="28"/>
+                    </w:rPr>
+                    <w:t xml:space="preserve"> 안전하게 clear()</w:t>
+                  </w:r>
+                </w:p>
+              </w:tc>
+            </w:tr>
+            <w:tr>
+              <w:tc>
+                <w:tcPr>
+                  <w:tcW w:w="1306" w:type="dxa"/>
+                </w:tcPr>
+                <w:p>
+                  <w:pPr>
+                    <w:spacing w:line="400" w:lineRule="exact"/>
+                    <w:jc w:val="center"/>
+                    <w:rPr>
+                      <w:rFonts w:ascii="Noto Sans KR" w:eastAsia="Noto Sans KR" w:hAnsi="Noto Sans KR"/>
+                      <w:sz w:val="28"/>
+                      <w:szCs w:val="28"/>
+                    </w:rPr>
+                  </w:pPr>
+                  <w:r>
+                    <w:rPr>
+                      <w:rFonts w:ascii="Noto Sans KR" w:eastAsia="Noto Sans KR" w:hAnsi="Noto Sans KR" w:hint="eastAsia"/>
+                      <w:sz w:val="28"/>
+                      <w:szCs w:val="28"/>
+                    </w:rPr>
+                    <w:t>11/13</w:t>
+                  </w:r>
+                </w:p>
+              </w:tc>
+              <w:tc>
+                <w:tcPr>
+                  <w:tcW w:w="6378" w:type="dxa"/>
+                </w:tcPr>
+                <w:p>
+                  <w:pPr>
+                    <w:spacing w:line="400" w:lineRule="exact"/>
+                    <w:jc w:val="both"/>
+                    <w:rPr>
+                      <w:rFonts w:ascii="Noto Sans KR" w:eastAsia="Noto Sans KR" w:hAnsi="Noto Sans KR"/>
+                      <w:sz w:val="24"/>
+                    </w:rPr>
+                  </w:pPr>
+                </w:p>
+              </w:tc>
+            </w:tr>
+            <w:tr>
+              <w:tc>
+                <w:tcPr>
+                  <w:tcW w:w="1306" w:type="dxa"/>
+                </w:tcPr>
+                <w:p>
+                  <w:pPr>
+                    <w:spacing w:line="400" w:lineRule="exact"/>
+                    <w:jc w:val="center"/>
+                    <w:rPr>
+                      <w:rFonts w:ascii="Noto Sans KR" w:eastAsia="Noto Sans KR" w:hAnsi="Noto Sans KR"/>
+                      <w:sz w:val="28"/>
+                      <w:szCs w:val="28"/>
+                    </w:rPr>
+                  </w:pPr>
+                  <w:r>
+                    <w:rPr>
+                      <w:rFonts w:ascii="Noto Sans KR" w:eastAsia="Noto Sans KR" w:hAnsi="Noto Sans KR" w:hint="eastAsia"/>
+                      <w:sz w:val="28"/>
+                      <w:szCs w:val="28"/>
+                    </w:rPr>
+                    <w:t>11/14</w:t>
+                  </w:r>
+                </w:p>
+              </w:tc>
+              <w:tc>
+                <w:tcPr>
+                  <w:tcW w:w="6378" w:type="dxa"/>
+                </w:tcPr>
+                <w:p>
+                  <w:pPr>
+                    <w:spacing w:line="400" w:lineRule="exact"/>
+                    <w:jc w:val="both"/>
+                    <w:rPr>
+                      <w:rFonts w:ascii="Noto Sans KR" w:eastAsia="Noto Sans KR" w:hAnsi="Noto Sans KR"/>
+                      <w:sz w:val="24"/>
+                    </w:rPr>
+                  </w:pPr>
+                </w:p>
+              </w:tc>
+            </w:tr>
+            <w:tr>
+              <w:tc>
+                <w:tcPr>
+                  <w:tcW w:w="1306" w:type="dxa"/>
+                </w:tcPr>
+                <w:p>
+                  <w:pPr>
+                    <w:spacing w:line="400" w:lineRule="exact"/>
+                    <w:jc w:val="center"/>
+                    <w:rPr>
+                      <w:rFonts w:ascii="Noto Sans KR" w:eastAsia="Noto Sans KR" w:hAnsi="Noto Sans KR"/>
+                      <w:sz w:val="28"/>
+                      <w:szCs w:val="28"/>
+                    </w:rPr>
+                  </w:pPr>
+                  <w:r>
+                    <w:rPr>
+                      <w:rFonts w:ascii="Noto Sans KR" w:eastAsia="Noto Sans KR" w:hAnsi="Noto Sans KR" w:hint="eastAsia"/>
+                      <w:sz w:val="28"/>
+                      <w:szCs w:val="28"/>
+                    </w:rPr>
+                    <w:t>11/15</w:t>
+                  </w:r>
+                </w:p>
+              </w:tc>
+              <w:tc>
+                <w:tcPr>
+                  <w:tcW w:w="6378" w:type="dxa"/>
+                </w:tcPr>
+                <w:p>
+                  <w:pPr>
+                    <w:spacing w:line="400" w:lineRule="exact"/>
+                    <w:jc w:val="both"/>
+                    <w:rPr>
+                      <w:rFonts w:ascii="Noto Sans KR" w:eastAsia="Noto Sans KR" w:hAnsi="Noto Sans KR"/>
+                      <w:sz w:val="24"/>
+                    </w:rPr>
+                  </w:pPr>
+                </w:p>
+              </w:tc>
+            </w:tr>
+            <w:tr>
+              <w:tc>
+                <w:tcPr>
+                  <w:tcW w:w="1306" w:type="dxa"/>
+                </w:tcPr>
+                <w:p>
+                  <w:pPr>
+                    <w:spacing w:line="400" w:lineRule="exact"/>
+                    <w:jc w:val="center"/>
+                    <w:rPr>
+                      <w:rFonts w:ascii="Noto Sans KR" w:eastAsia="Noto Sans KR" w:hAnsi="Noto Sans KR"/>
+                      <w:sz w:val="28"/>
+                      <w:szCs w:val="28"/>
+                    </w:rPr>
+                  </w:pPr>
+                  <w:r>
+                    <w:rPr>
+                      <w:rFonts w:ascii="Noto Sans KR" w:eastAsia="Noto Sans KR" w:hAnsi="Noto Sans KR" w:hint="eastAsia"/>
+                      <w:sz w:val="28"/>
+                      <w:szCs w:val="28"/>
+                    </w:rPr>
+                    <w:t>11/16</w:t>
+                  </w:r>
+                </w:p>
+              </w:tc>
+              <w:tc>
+                <w:tcPr>
+                  <w:tcW w:w="6378" w:type="dxa"/>
+                </w:tcPr>
+                <w:p>
+                  <w:pPr>
+                    <w:spacing w:line="400" w:lineRule="exact"/>
+                    <w:jc w:val="both"/>
+                    <w:rPr>
+                      <w:rFonts w:ascii="Noto Sans KR" w:eastAsia="Noto Sans KR" w:hAnsi="Noto Sans KR"/>
+                      <w:sz w:val="24"/>
+                    </w:rPr>
+                  </w:pPr>
+                </w:p>
+              </w:tc>
+            </w:tr>
+            <w:tr>
+              <w:tc>
+                <w:tcPr>
+                  <w:tcW w:w="1306" w:type="dxa"/>
+                </w:tcPr>
+                <w:p>
+                  <w:pPr>
+                    <w:spacing w:line="400" w:lineRule="exact"/>
+                    <w:jc w:val="center"/>
+                    <w:rPr>
+                      <w:rFonts w:ascii="Noto Sans KR" w:eastAsia="Noto Sans KR" w:hAnsi="Noto Sans KR"/>
+                      <w:sz w:val="28"/>
+                      <w:szCs w:val="28"/>
+                    </w:rPr>
+                  </w:pPr>
+                  <w:r>
+                    <w:rPr>
+                      <w:rFonts w:ascii="Noto Sans KR" w:eastAsia="Noto Sans KR" w:hAnsi="Noto Sans KR" w:hint="eastAsia"/>
+                      <w:sz w:val="28"/>
+                      <w:szCs w:val="28"/>
+                    </w:rPr>
+                    <w:t>11/17</w:t>
+                  </w:r>
+                </w:p>
+              </w:tc>
+              <w:tc>
+                <w:tcPr>
+                  <w:tcW w:w="6378" w:type="dxa"/>
+                </w:tcPr>
+                <w:p>
+                  <w:pPr>
+                    <w:spacing w:line="400" w:lineRule="exact"/>
+                    <w:jc w:val="both"/>
+                    <w:rPr>
+                      <w:rFonts w:ascii="Noto Sans KR" w:eastAsia="Noto Sans KR" w:hAnsi="Noto Sans KR"/>
+                      <w:sz w:val="24"/>
+                    </w:rPr>
+                  </w:pPr>
+                  <w:proofErr w:type="spellStart"/>
+                  <w:r>
+                    <w:rPr>
+                      <w:sz w:val="28"/>
+                      <w:szCs w:val="28"/>
+                    </w:rPr>
+                    <w:t>positionChangedVector</w:t>
+                  </w:r>
+                  <w:proofErr w:type="spellEnd"/>
+                  <w:r>
+                    <w:rPr>
+                      <w:rFonts w:hint="eastAsia"/>
+                      <w:sz w:val="28"/>
+                      <w:szCs w:val="28"/>
+                    </w:rPr>
+                    <w:t xml:space="preserve"> 정보 송신</w:t>
+                  </w:r>
+                </w:p>
+              </w:tc>
+            </w:tr>
+            <w:tr>
+              <w:tc>
+                <w:tcPr>
+                  <w:tcW w:w="1306" w:type="dxa"/>
+                </w:tcPr>
+                <w:p>
+                  <w:pPr>
+                    <w:spacing w:line="400" w:lineRule="exact"/>
+                    <w:jc w:val="center"/>
+                    <w:rPr>
+                      <w:rFonts w:ascii="Noto Sans KR" w:eastAsia="Noto Sans KR" w:hAnsi="Noto Sans KR"/>
+                      <w:sz w:val="28"/>
+                      <w:szCs w:val="28"/>
+                    </w:rPr>
+                  </w:pPr>
+                  <w:r>
+                    <w:rPr>
+                      <w:rFonts w:ascii="Noto Sans KR" w:eastAsia="Noto Sans KR" w:hAnsi="Noto Sans KR" w:hint="eastAsia"/>
+                      <w:sz w:val="28"/>
+                      <w:szCs w:val="28"/>
+                    </w:rPr>
+                    <w:t>11/18</w:t>
+                  </w:r>
+                </w:p>
+              </w:tc>
+              <w:tc>
+                <w:tcPr>
+                  <w:tcW w:w="6378" w:type="dxa"/>
+                </w:tcPr>
+                <w:p>
+                  <w:pPr>
+                    <w:spacing w:line="400" w:lineRule="exact"/>
+                    <w:jc w:val="both"/>
+                    <w:rPr>
+                      <w:rFonts w:ascii="Noto Sans KR" w:eastAsia="Noto Sans KR" w:hAnsi="Noto Sans KR"/>
+                      <w:sz w:val="24"/>
+                    </w:rPr>
+                  </w:pPr>
+                  <w:proofErr w:type="spellStart"/>
+                  <w:r>
+                    <w:rPr>
+                      <w:sz w:val="28"/>
+                      <w:szCs w:val="28"/>
+                    </w:rPr>
+                    <w:t>positionChangedVector</w:t>
+                  </w:r>
+                  <w:proofErr w:type="spellEnd"/>
+                  <w:r>
+                    <w:rPr>
+                      <w:rFonts w:hint="eastAsia"/>
+                      <w:sz w:val="28"/>
+                      <w:szCs w:val="28"/>
+                    </w:rPr>
+                    <w:t xml:space="preserve"> 정보 수신</w:t>
+                  </w:r>
+                </w:p>
+              </w:tc>
+            </w:tr>
+            <w:tr>
+              <w:tc>
+                <w:tcPr>
+                  <w:tcW w:w="1306" w:type="dxa"/>
+                </w:tcPr>
+                <w:p>
+                  <w:pPr>
+                    <w:spacing w:line="400" w:lineRule="exact"/>
+                    <w:jc w:val="center"/>
+                    <w:rPr>
+                      <w:rFonts w:ascii="Noto Sans KR" w:eastAsia="Noto Sans KR" w:hAnsi="Noto Sans KR"/>
+                      <w:sz w:val="28"/>
+                      <w:szCs w:val="28"/>
+                    </w:rPr>
+                  </w:pPr>
+                  <w:r>
+                    <w:rPr>
+                      <w:rFonts w:ascii="Noto Sans KR" w:eastAsia="Noto Sans KR" w:hAnsi="Noto Sans KR" w:hint="eastAsia"/>
+                      <w:sz w:val="28"/>
+                      <w:szCs w:val="28"/>
+                    </w:rPr>
+                    <w:t>11/19</w:t>
+                  </w:r>
+                </w:p>
+              </w:tc>
+              <w:tc>
+                <w:tcPr>
+                  <w:tcW w:w="6378" w:type="dxa"/>
+                </w:tcPr>
+                <w:p>
+                  <w:pPr>
+                    <w:spacing w:line="400" w:lineRule="exact"/>
+                    <w:jc w:val="both"/>
+                    <w:rPr>
+                      <w:rFonts w:ascii="Noto Sans KR" w:eastAsia="Noto Sans KR" w:hAnsi="Noto Sans KR"/>
+                      <w:sz w:val="24"/>
+                    </w:rPr>
+                  </w:pPr>
+                  <w:r>
+                    <w:rPr>
+                      <w:rFonts w:ascii="Noto Sans KR" w:eastAsia="Noto Sans KR" w:hAnsi="Noto Sans KR" w:hint="eastAsia"/>
+                      <w:sz w:val="28"/>
+                      <w:szCs w:val="28"/>
+                    </w:rPr>
+                    <w:t>클라이언트 로컬 오브젝트 좌표 수정</w:t>
+                  </w:r>
+                </w:p>
+              </w:tc>
+            </w:tr>
+            <w:tr>
+              <w:tc>
+                <w:tcPr>
+                  <w:tcW w:w="1306" w:type="dxa"/>
+                </w:tcPr>
+                <w:p>
+                  <w:pPr>
+                    <w:spacing w:line="400" w:lineRule="exact"/>
+                    <w:jc w:val="center"/>
+                    <w:rPr>
+                      <w:rFonts w:ascii="Noto Sans KR" w:eastAsia="Noto Sans KR" w:hAnsi="Noto Sans KR"/>
+                      <w:sz w:val="28"/>
+                      <w:szCs w:val="28"/>
+                    </w:rPr>
+                  </w:pPr>
+                  <w:r>
+                    <w:rPr>
+                      <w:rFonts w:ascii="Noto Sans KR" w:eastAsia="Noto Sans KR" w:hAnsi="Noto Sans KR" w:hint="eastAsia"/>
+                      <w:sz w:val="28"/>
+                      <w:szCs w:val="28"/>
+                    </w:rPr>
+                    <w:t>11/20</w:t>
+                  </w:r>
+                </w:p>
+              </w:tc>
+              <w:tc>
+                <w:tcPr>
+                  <w:tcW w:w="6378" w:type="dxa"/>
+                </w:tcPr>
+                <w:p>
+                  <w:pPr>
+                    <w:spacing w:line="400" w:lineRule="exact"/>
+                    <w:jc w:val="both"/>
+                    <w:rPr>
+                      <w:rFonts w:ascii="Noto Sans KR" w:eastAsia="Noto Sans KR" w:hAnsi="Noto Sans KR"/>
+                      <w:sz w:val="24"/>
+                    </w:rPr>
+                  </w:pPr>
+                </w:p>
+              </w:tc>
+            </w:tr>
+            <w:tr>
+              <w:tc>
+                <w:tcPr>
+                  <w:tcW w:w="1306" w:type="dxa"/>
+                </w:tcPr>
+                <w:p>
+                  <w:pPr>
+                    <w:spacing w:line="400" w:lineRule="exact"/>
+                    <w:jc w:val="center"/>
+                    <w:rPr>
+                      <w:rFonts w:ascii="Noto Sans KR" w:eastAsia="Noto Sans KR" w:hAnsi="Noto Sans KR"/>
+                      <w:sz w:val="28"/>
+                      <w:szCs w:val="28"/>
+                    </w:rPr>
+                  </w:pPr>
+                  <w:r>
+                    <w:rPr>
+                      <w:rFonts w:ascii="Noto Sans KR" w:eastAsia="Noto Sans KR" w:hAnsi="Noto Sans KR" w:hint="eastAsia"/>
+                      <w:sz w:val="28"/>
+                      <w:szCs w:val="28"/>
+                    </w:rPr>
+                    <w:t>11/21</w:t>
+                  </w:r>
+                </w:p>
+              </w:tc>
+              <w:tc>
+                <w:tcPr>
+                  <w:tcW w:w="6378" w:type="dxa"/>
+                </w:tcPr>
+                <w:p>
+                  <w:pPr>
+                    <w:spacing w:line="400" w:lineRule="exact"/>
+                    <w:jc w:val="both"/>
+                    <w:rPr>
+                      <w:rFonts w:ascii="Noto Sans KR" w:eastAsia="Noto Sans KR" w:hAnsi="Noto Sans KR"/>
+                      <w:sz w:val="24"/>
+                    </w:rPr>
+                  </w:pPr>
+                </w:p>
+              </w:tc>
+            </w:tr>
+            <w:tr>
+              <w:tc>
+                <w:tcPr>
+                  <w:tcW w:w="1306" w:type="dxa"/>
+                </w:tcPr>
+                <w:p>
+                  <w:pPr>
+                    <w:spacing w:line="400" w:lineRule="exact"/>
+                    <w:jc w:val="center"/>
+                    <w:rPr>
+                      <w:rFonts w:ascii="Noto Sans KR" w:eastAsia="Noto Sans KR" w:hAnsi="Noto Sans KR"/>
+                      <w:sz w:val="28"/>
+                      <w:szCs w:val="28"/>
+                    </w:rPr>
+                  </w:pPr>
+                  <w:r>
+                    <w:rPr>
+                      <w:rFonts w:ascii="Noto Sans KR" w:eastAsia="Noto Sans KR" w:hAnsi="Noto Sans KR" w:hint="eastAsia"/>
+                      <w:sz w:val="28"/>
+                      <w:szCs w:val="28"/>
+                    </w:rPr>
+                    <w:t>11/22</w:t>
+                  </w:r>
+                </w:p>
+              </w:tc>
+              <w:tc>
+                <w:tcPr>
+                  <w:tcW w:w="6378" w:type="dxa"/>
+                </w:tcPr>
+                <w:p>
+                  <w:pPr>
+                    <w:spacing w:line="400" w:lineRule="exact"/>
+                    <w:jc w:val="both"/>
+                    <w:rPr>
+                      <w:rFonts w:ascii="Noto Sans KR" w:eastAsia="Noto Sans KR" w:hAnsi="Noto Sans KR"/>
+                      <w:sz w:val="24"/>
+                    </w:rPr>
+                  </w:pPr>
+                </w:p>
+              </w:tc>
+            </w:tr>
+            <w:tr>
+              <w:tc>
+                <w:tcPr>
+                  <w:tcW w:w="1306" w:type="dxa"/>
+                </w:tcPr>
+                <w:p>
+                  <w:pPr>
+                    <w:spacing w:line="400" w:lineRule="exact"/>
+                    <w:jc w:val="center"/>
+                    <w:rPr>
+                      <w:rFonts w:ascii="Noto Sans KR" w:eastAsia="Noto Sans KR" w:hAnsi="Noto Sans KR"/>
+                      <w:sz w:val="28"/>
+                      <w:szCs w:val="28"/>
+                    </w:rPr>
+                  </w:pPr>
+                  <w:r>
+                    <w:rPr>
+                      <w:rFonts w:ascii="Noto Sans KR" w:eastAsia="Noto Sans KR" w:hAnsi="Noto Sans KR" w:hint="eastAsia"/>
+                      <w:sz w:val="28"/>
+                      <w:szCs w:val="28"/>
+                    </w:rPr>
+                    <w:t>11/23</w:t>
+                  </w:r>
+                </w:p>
+              </w:tc>
+              <w:tc>
+                <w:tcPr>
+                  <w:tcW w:w="6378" w:type="dxa"/>
+                </w:tcPr>
+                <w:p>
+                  <w:pPr>
+                    <w:spacing w:line="400" w:lineRule="exact"/>
+                    <w:jc w:val="both"/>
+                    <w:rPr>
+                      <w:rFonts w:ascii="Noto Sans KR" w:eastAsia="Noto Sans KR" w:hAnsi="Noto Sans KR"/>
+                      <w:sz w:val="24"/>
+                    </w:rPr>
+                  </w:pPr>
+                </w:p>
+              </w:tc>
+            </w:tr>
+            <w:tr>
+              <w:tc>
+                <w:tcPr>
+                  <w:tcW w:w="1306" w:type="dxa"/>
+                </w:tcPr>
+                <w:p>
+                  <w:pPr>
+                    <w:spacing w:line="400" w:lineRule="exact"/>
+                    <w:jc w:val="center"/>
+                    <w:rPr>
+                      <w:rFonts w:ascii="Noto Sans KR" w:eastAsia="Noto Sans KR" w:hAnsi="Noto Sans KR"/>
+                      <w:sz w:val="28"/>
+                      <w:szCs w:val="28"/>
+                    </w:rPr>
+                  </w:pPr>
+                  <w:r>
+                    <w:rPr>
+                      <w:rFonts w:ascii="Noto Sans KR" w:eastAsia="Noto Sans KR" w:hAnsi="Noto Sans KR" w:hint="eastAsia"/>
+                      <w:sz w:val="28"/>
+                      <w:szCs w:val="28"/>
+                    </w:rPr>
+                    <w:t>11/24</w:t>
+                  </w:r>
+                </w:p>
+              </w:tc>
+              <w:tc>
+                <w:tcPr>
+                  <w:tcW w:w="6378" w:type="dxa"/>
+                </w:tcPr>
+                <w:p>
+                  <w:pPr>
+                    <w:spacing w:line="400" w:lineRule="exact"/>
+                    <w:jc w:val="both"/>
+                    <w:rPr>
+                      <w:rFonts w:ascii="Noto Sans KR" w:eastAsia="Noto Sans KR" w:hAnsi="Noto Sans KR"/>
+                      <w:sz w:val="24"/>
+                    </w:rPr>
+                  </w:pPr>
+                  <w:proofErr w:type="spellStart"/>
+                  <w:r>
+                    <w:rPr>
+                      <w:sz w:val="28"/>
+                      <w:szCs w:val="28"/>
+                    </w:rPr>
+                    <w:t>stateChangedVector</w:t>
+                  </w:r>
+                  <w:proofErr w:type="spellEnd"/>
+                  <w:r>
+                    <w:rPr>
+                      <w:rFonts w:hint="eastAsia"/>
+                      <w:sz w:val="28"/>
+                      <w:szCs w:val="28"/>
+                    </w:rPr>
+                    <w:t>에 정보 삽입</w:t>
+                  </w:r>
+                </w:p>
+              </w:tc>
+            </w:tr>
+            <w:tr>
+              <w:tc>
+                <w:tcPr>
+                  <w:tcW w:w="1306" w:type="dxa"/>
+                </w:tcPr>
+                <w:p>
+                  <w:pPr>
+                    <w:spacing w:line="400" w:lineRule="exact"/>
+                    <w:jc w:val="center"/>
+                    <w:rPr>
+                      <w:rFonts w:ascii="Noto Sans KR" w:eastAsia="Noto Sans KR" w:hAnsi="Noto Sans KR"/>
+                      <w:sz w:val="28"/>
+                      <w:szCs w:val="28"/>
+                    </w:rPr>
+                  </w:pPr>
+                  <w:r>
+                    <w:rPr>
+                      <w:rFonts w:ascii="Noto Sans KR" w:eastAsia="Noto Sans KR" w:hAnsi="Noto Sans KR" w:hint="eastAsia"/>
+                      <w:sz w:val="28"/>
+                      <w:szCs w:val="28"/>
+                    </w:rPr>
+                    <w:t>11/25</w:t>
+                  </w:r>
+                </w:p>
+              </w:tc>
+              <w:tc>
+                <w:tcPr>
+                  <w:tcW w:w="6378" w:type="dxa"/>
+                </w:tcPr>
+                <w:p>
+                  <w:pPr>
+                    <w:spacing w:line="400" w:lineRule="exact"/>
+                    <w:jc w:val="both"/>
+                    <w:rPr>
+                      <w:rFonts w:ascii="Noto Sans KR" w:eastAsia="Noto Sans KR" w:hAnsi="Noto Sans KR"/>
+                      <w:sz w:val="24"/>
+                    </w:rPr>
+                  </w:pPr>
+                  <w:proofErr w:type="spellStart"/>
+                  <w:r>
+                    <w:rPr>
+                      <w:sz w:val="28"/>
+                      <w:szCs w:val="28"/>
+                    </w:rPr>
+                    <w:t>stateChangedVector</w:t>
+                  </w:r>
+                  <w:proofErr w:type="spellEnd"/>
+                  <w:r>
+                    <w:rPr>
+                      <w:rFonts w:hint="eastAsia"/>
+                      <w:sz w:val="28"/>
+                      <w:szCs w:val="28"/>
+                    </w:rPr>
+                    <w:t xml:space="preserve"> 안전하게 clear()</w:t>
+                  </w:r>
+                </w:p>
+              </w:tc>
+            </w:tr>
+            <w:tr>
+              <w:tc>
+                <w:tcPr>
+                  <w:tcW w:w="1306" w:type="dxa"/>
+                </w:tcPr>
+                <w:p>
+                  <w:pPr>
+                    <w:spacing w:line="400" w:lineRule="exact"/>
+                    <w:jc w:val="center"/>
+                    <w:rPr>
+                      <w:rFonts w:ascii="Noto Sans KR" w:eastAsia="Noto Sans KR" w:hAnsi="Noto Sans KR"/>
+                      <w:sz w:val="28"/>
+                      <w:szCs w:val="28"/>
+                    </w:rPr>
+                  </w:pPr>
+                  <w:r>
+                    <w:rPr>
+                      <w:rFonts w:ascii="Noto Sans KR" w:eastAsia="Noto Sans KR" w:hAnsi="Noto Sans KR" w:hint="eastAsia"/>
+                      <w:sz w:val="28"/>
+                      <w:szCs w:val="28"/>
+                    </w:rPr>
+                    <w:lastRenderedPageBreak/>
+                    <w:t>11/26</w:t>
+                  </w:r>
+                </w:p>
+              </w:tc>
+              <w:tc>
+                <w:tcPr>
+                  <w:tcW w:w="6378" w:type="dxa"/>
+                </w:tcPr>
+                <w:p>
+                  <w:pPr>
+                    <w:spacing w:line="400" w:lineRule="exact"/>
+                    <w:jc w:val="both"/>
+                    <w:rPr>
+                      <w:rFonts w:ascii="Noto Sans KR" w:eastAsia="Noto Sans KR" w:hAnsi="Noto Sans KR"/>
+                      <w:sz w:val="24"/>
+                    </w:rPr>
+                  </w:pPr>
+                </w:p>
+              </w:tc>
+            </w:tr>
+            <w:tr>
+              <w:tc>
+                <w:tcPr>
+                  <w:tcW w:w="1306" w:type="dxa"/>
+                </w:tcPr>
+                <w:p>
+                  <w:pPr>
+                    <w:spacing w:line="400" w:lineRule="exact"/>
+                    <w:jc w:val="center"/>
+                    <w:rPr>
+                      <w:rFonts w:ascii="Noto Sans KR" w:eastAsia="Noto Sans KR" w:hAnsi="Noto Sans KR"/>
+                      <w:sz w:val="28"/>
+                      <w:szCs w:val="28"/>
+                    </w:rPr>
+                  </w:pPr>
+                  <w:r>
+                    <w:rPr>
+                      <w:rFonts w:ascii="Noto Sans KR" w:eastAsia="Noto Sans KR" w:hAnsi="Noto Sans KR" w:hint="eastAsia"/>
+                      <w:sz w:val="28"/>
+                      <w:szCs w:val="28"/>
+                    </w:rPr>
+                    <w:t>11/27</w:t>
+                  </w:r>
+                </w:p>
+              </w:tc>
+              <w:tc>
+                <w:tcPr>
+                  <w:tcW w:w="6378" w:type="dxa"/>
+                </w:tcPr>
+                <w:p>
+                  <w:pPr>
+                    <w:spacing w:line="400" w:lineRule="exact"/>
+                    <w:jc w:val="both"/>
+                    <w:rPr>
+                      <w:rFonts w:ascii="Noto Sans KR" w:eastAsia="Noto Sans KR" w:hAnsi="Noto Sans KR"/>
+                      <w:sz w:val="24"/>
+                    </w:rPr>
+                  </w:pPr>
+                </w:p>
+              </w:tc>
+            </w:tr>
+            <w:tr>
+              <w:tc>
+                <w:tcPr>
+                  <w:tcW w:w="1306" w:type="dxa"/>
+                </w:tcPr>
+                <w:p>
+                  <w:pPr>
+                    <w:spacing w:line="400" w:lineRule="exact"/>
+                    <w:jc w:val="center"/>
+                    <w:rPr>
+                      <w:rFonts w:ascii="Noto Sans KR" w:eastAsia="Noto Sans KR" w:hAnsi="Noto Sans KR"/>
+                      <w:sz w:val="28"/>
+                      <w:szCs w:val="28"/>
+                    </w:rPr>
+                  </w:pPr>
+                  <w:r>
+                    <w:rPr>
+                      <w:rFonts w:ascii="Noto Sans KR" w:eastAsia="Noto Sans KR" w:hAnsi="Noto Sans KR" w:hint="eastAsia"/>
+                      <w:sz w:val="28"/>
+                      <w:szCs w:val="28"/>
+                    </w:rPr>
+                    <w:t>11/28</w:t>
+                  </w:r>
+                </w:p>
+              </w:tc>
+              <w:tc>
+                <w:tcPr>
+                  <w:tcW w:w="6378" w:type="dxa"/>
+                </w:tcPr>
+                <w:p>
+                  <w:pPr>
+                    <w:spacing w:line="400" w:lineRule="exact"/>
+                    <w:jc w:val="both"/>
+                    <w:rPr>
+                      <w:rFonts w:ascii="Noto Sans KR" w:eastAsia="Noto Sans KR" w:hAnsi="Noto Sans KR"/>
+                      <w:sz w:val="24"/>
+                    </w:rPr>
+                  </w:pPr>
+                  <w:proofErr w:type="spellStart"/>
+                  <w:r>
+                    <w:rPr>
+                      <w:sz w:val="28"/>
+                      <w:szCs w:val="28"/>
+                    </w:rPr>
+                    <w:t>stateChangedVector</w:t>
+                  </w:r>
+                  <w:proofErr w:type="spellEnd"/>
+                  <w:r>
+                    <w:rPr>
+                      <w:rFonts w:hint="eastAsia"/>
+                      <w:sz w:val="28"/>
+                      <w:szCs w:val="28"/>
+                    </w:rPr>
+                    <w:t>정보 송신</w:t>
+                  </w:r>
+                </w:p>
+              </w:tc>
+            </w:tr>
+            <w:tr>
+              <w:tc>
+                <w:tcPr>
+                  <w:tcW w:w="1306" w:type="dxa"/>
+                </w:tcPr>
+                <w:p>
+                  <w:pPr>
+                    <w:spacing w:line="400" w:lineRule="exact"/>
+                    <w:jc w:val="center"/>
+                    <w:rPr>
+                      <w:rFonts w:ascii="Noto Sans KR" w:eastAsia="Noto Sans KR" w:hAnsi="Noto Sans KR"/>
+                      <w:sz w:val="28"/>
+                      <w:szCs w:val="28"/>
+                    </w:rPr>
+                  </w:pPr>
+                  <w:r>
+                    <w:rPr>
+                      <w:rFonts w:ascii="Noto Sans KR" w:eastAsia="Noto Sans KR" w:hAnsi="Noto Sans KR" w:hint="eastAsia"/>
+                      <w:sz w:val="28"/>
+                      <w:szCs w:val="28"/>
+                    </w:rPr>
+                    <w:t>11/29</w:t>
+                  </w:r>
+                </w:p>
+              </w:tc>
+              <w:tc>
+                <w:tcPr>
+                  <w:tcW w:w="6378" w:type="dxa"/>
+                </w:tcPr>
+                <w:p>
+                  <w:pPr>
+                    <w:spacing w:line="400" w:lineRule="exact"/>
+                    <w:jc w:val="both"/>
+                    <w:rPr>
+                      <w:rFonts w:ascii="Noto Sans KR" w:eastAsia="Noto Sans KR" w:hAnsi="Noto Sans KR"/>
+                      <w:sz w:val="24"/>
+                    </w:rPr>
+                  </w:pPr>
+                  <w:proofErr w:type="spellStart"/>
+                  <w:r>
+                    <w:rPr>
+                      <w:sz w:val="28"/>
+                      <w:szCs w:val="28"/>
+                    </w:rPr>
+                    <w:t>stateChangedVector</w:t>
+                  </w:r>
+                  <w:proofErr w:type="spellEnd"/>
+                  <w:r>
+                    <w:rPr>
+                      <w:rFonts w:hint="eastAsia"/>
+                      <w:sz w:val="28"/>
+                      <w:szCs w:val="28"/>
+                    </w:rPr>
+                    <w:t>정보 수신</w:t>
+                  </w:r>
+                </w:p>
+              </w:tc>
+            </w:tr>
+            <w:tr>
+              <w:tc>
+                <w:tcPr>
+                  <w:tcW w:w="1306" w:type="dxa"/>
+                </w:tcPr>
+                <w:p>
+                  <w:pPr>
+                    <w:spacing w:line="400" w:lineRule="exact"/>
+                    <w:jc w:val="center"/>
+                    <w:rPr>
+                      <w:rFonts w:ascii="Noto Sans KR" w:eastAsia="Noto Sans KR" w:hAnsi="Noto Sans KR"/>
+                      <w:sz w:val="28"/>
+                      <w:szCs w:val="28"/>
+                    </w:rPr>
+                  </w:pPr>
+                  <w:r>
+                    <w:rPr>
+                      <w:rFonts w:ascii="Noto Sans KR" w:eastAsia="Noto Sans KR" w:hAnsi="Noto Sans KR" w:hint="eastAsia"/>
+                      <w:sz w:val="28"/>
+                      <w:szCs w:val="28"/>
+                    </w:rPr>
+                    <w:t>11/30</w:t>
+                  </w:r>
+                </w:p>
+              </w:tc>
+              <w:tc>
+                <w:tcPr>
+                  <w:tcW w:w="6378" w:type="dxa"/>
+                </w:tcPr>
+                <w:p>
+                  <w:pPr>
+                    <w:spacing w:line="400" w:lineRule="exact"/>
+                    <w:jc w:val="both"/>
+                    <w:rPr>
+                      <w:rFonts w:ascii="Noto Sans KR" w:eastAsia="Noto Sans KR" w:hAnsi="Noto Sans KR"/>
+                      <w:sz w:val="24"/>
+                    </w:rPr>
+                  </w:pPr>
+                  <w:r>
+                    <w:rPr>
+                      <w:rFonts w:ascii="Noto Sans KR" w:eastAsia="Noto Sans KR" w:hAnsi="Noto Sans KR" w:hint="eastAsia"/>
+                      <w:sz w:val="28"/>
+                      <w:szCs w:val="28"/>
+                    </w:rPr>
+                    <w:t>클라이언트 로컬 오브젝트 좌표 수정</w:t>
+                  </w:r>
+                </w:p>
+              </w:tc>
+            </w:tr>
+            <w:tr>
+              <w:tc>
+                <w:tcPr>
+                  <w:tcW w:w="1306" w:type="dxa"/>
+                </w:tcPr>
+                <w:p>
+                  <w:pPr>
+                    <w:spacing w:line="400" w:lineRule="exact"/>
+                    <w:jc w:val="center"/>
+                    <w:rPr>
+                      <w:rFonts w:ascii="Noto Sans KR" w:eastAsia="Noto Sans KR" w:hAnsi="Noto Sans KR"/>
+                      <w:sz w:val="28"/>
+                      <w:szCs w:val="28"/>
+                    </w:rPr>
+                  </w:pPr>
+                  <w:r>
+                    <w:rPr>
+                      <w:rFonts w:ascii="Noto Sans KR" w:eastAsia="Noto Sans KR" w:hAnsi="Noto Sans KR" w:hint="eastAsia"/>
+                      <w:sz w:val="28"/>
+                      <w:szCs w:val="28"/>
+                    </w:rPr>
+                    <w:t>12/1</w:t>
+                  </w:r>
+                </w:p>
+              </w:tc>
+              <w:tc>
+                <w:tcPr>
+                  <w:tcW w:w="6378" w:type="dxa"/>
+                </w:tcPr>
+                <w:p>
+                  <w:pPr>
+                    <w:spacing w:line="400" w:lineRule="exact"/>
+                    <w:jc w:val="both"/>
+                    <w:rPr>
+                      <w:rFonts w:ascii="Noto Sans KR" w:eastAsia="Noto Sans KR" w:hAnsi="Noto Sans KR"/>
+                      <w:sz w:val="24"/>
+                    </w:rPr>
+                  </w:pPr>
+                </w:p>
+              </w:tc>
+            </w:tr>
+            <w:tr>
+              <w:tc>
+                <w:tcPr>
+                  <w:tcW w:w="1306" w:type="dxa"/>
+                </w:tcPr>
+                <w:p>
+                  <w:pPr>
+                    <w:spacing w:line="400" w:lineRule="exact"/>
+                    <w:jc w:val="center"/>
+                    <w:rPr>
+                      <w:rFonts w:ascii="Noto Sans KR" w:eastAsia="Noto Sans KR" w:hAnsi="Noto Sans KR"/>
+                      <w:sz w:val="28"/>
+                      <w:szCs w:val="28"/>
+                    </w:rPr>
+                  </w:pPr>
+                  <w:r>
+                    <w:rPr>
+                      <w:rFonts w:ascii="Noto Sans KR" w:eastAsia="Noto Sans KR" w:hAnsi="Noto Sans KR" w:hint="eastAsia"/>
+                      <w:sz w:val="28"/>
+                      <w:szCs w:val="28"/>
+                    </w:rPr>
+                    <w:t>12/2</w:t>
+                  </w:r>
+                </w:p>
+              </w:tc>
+              <w:tc>
+                <w:tcPr>
+                  <w:tcW w:w="6378" w:type="dxa"/>
+                </w:tcPr>
+                <w:p>
+                  <w:pPr>
+                    <w:spacing w:line="400" w:lineRule="exact"/>
+                    <w:jc w:val="both"/>
+                    <w:rPr>
+                      <w:rFonts w:ascii="Noto Sans KR" w:eastAsia="Noto Sans KR" w:hAnsi="Noto Sans KR"/>
+                      <w:sz w:val="24"/>
+                    </w:rPr>
+                  </w:pPr>
+                </w:p>
+              </w:tc>
+            </w:tr>
+            <w:tr>
+              <w:tc>
+                <w:tcPr>
+                  <w:tcW w:w="1306" w:type="dxa"/>
+                </w:tcPr>
+                <w:p>
+                  <w:pPr>
+                    <w:spacing w:line="400" w:lineRule="exact"/>
+                    <w:jc w:val="center"/>
+                    <w:rPr>
+                      <w:rFonts w:ascii="Noto Sans KR" w:eastAsia="Noto Sans KR" w:hAnsi="Noto Sans KR"/>
+                      <w:sz w:val="28"/>
+                      <w:szCs w:val="28"/>
+                    </w:rPr>
+                  </w:pPr>
+                  <w:r>
+                    <w:rPr>
+                      <w:rFonts w:ascii="Noto Sans KR" w:eastAsia="Noto Sans KR" w:hAnsi="Noto Sans KR" w:hint="eastAsia"/>
+                      <w:sz w:val="28"/>
+                      <w:szCs w:val="28"/>
+                    </w:rPr>
+                    <w:t>12/3</w:t>
+                  </w:r>
+                </w:p>
+              </w:tc>
+              <w:tc>
+                <w:tcPr>
+                  <w:tcW w:w="6378" w:type="dxa"/>
+                </w:tcPr>
+                <w:p>
+                  <w:pPr>
+                    <w:spacing w:line="400" w:lineRule="exact"/>
+                    <w:jc w:val="both"/>
+                    <w:rPr>
+                      <w:rFonts w:ascii="Noto Sans KR" w:eastAsia="Noto Sans KR" w:hAnsi="Noto Sans KR"/>
+                      <w:sz w:val="24"/>
+                    </w:rPr>
+                  </w:pPr>
+                </w:p>
+              </w:tc>
+            </w:tr>
+            <w:tr>
+              <w:tc>
+                <w:tcPr>
+                  <w:tcW w:w="1306" w:type="dxa"/>
+                </w:tcPr>
+                <w:p>
+                  <w:pPr>
+                    <w:spacing w:line="400" w:lineRule="exact"/>
+                    <w:jc w:val="center"/>
+                    <w:rPr>
+                      <w:rFonts w:ascii="Noto Sans KR" w:eastAsia="Noto Sans KR" w:hAnsi="Noto Sans KR"/>
+                      <w:sz w:val="28"/>
+                      <w:szCs w:val="28"/>
+                    </w:rPr>
+                  </w:pPr>
+                  <w:r>
+                    <w:rPr>
+                      <w:rFonts w:ascii="Noto Sans KR" w:eastAsia="Noto Sans KR" w:hAnsi="Noto Sans KR" w:hint="eastAsia"/>
+                      <w:sz w:val="28"/>
+                      <w:szCs w:val="28"/>
+                    </w:rPr>
+                    <w:t>12/4</w:t>
+                  </w:r>
+                </w:p>
+              </w:tc>
+              <w:tc>
+                <w:tcPr>
+                  <w:tcW w:w="6378" w:type="dxa"/>
+                </w:tcPr>
+                <w:p>
+                  <w:pPr>
+                    <w:spacing w:line="400" w:lineRule="exact"/>
+                    <w:jc w:val="both"/>
+                    <w:rPr>
+                      <w:rFonts w:ascii="Noto Sans KR" w:eastAsia="Noto Sans KR" w:hAnsi="Noto Sans KR"/>
+                      <w:sz w:val="24"/>
+                    </w:rPr>
+                  </w:pPr>
+                  <w:r>
+                    <w:rPr>
+                      <w:rFonts w:ascii="Noto Sans KR" w:eastAsia="Noto Sans KR" w:hAnsi="Noto Sans KR" w:hint="eastAsia"/>
+                      <w:sz w:val="28"/>
+                      <w:szCs w:val="28"/>
+                    </w:rPr>
+                    <w:t>전체 동기화(</w:t>
+                  </w:r>
+                  <w:proofErr w:type="spellStart"/>
+                  <w:r>
+                    <w:rPr>
+                      <w:sz w:val="28"/>
+                      <w:szCs w:val="28"/>
+                    </w:rPr>
+                    <w:t>stateChangedVector</w:t>
+                  </w:r>
+                  <w:proofErr w:type="spellEnd"/>
+                  <w:r>
+                    <w:rPr>
+                      <w:rFonts w:hint="eastAsia"/>
+                      <w:sz w:val="28"/>
+                      <w:szCs w:val="28"/>
+                    </w:rPr>
+                    <w:t>에 삽입</w:t>
+                  </w:r>
+                  <w:r>
+                    <w:rPr>
+                      <w:rFonts w:ascii="Noto Sans KR" w:eastAsia="Noto Sans KR" w:hAnsi="Noto Sans KR" w:hint="eastAsia"/>
+                      <w:sz w:val="28"/>
+                      <w:szCs w:val="28"/>
                     </w:rPr>
                     <w:t>)</w:t>
                   </w:r>
@@ -11188,7 +12058,7 @@
                       <w:sz w:val="28"/>
                       <w:szCs w:val="28"/>
                     </w:rPr>
-                    <w:t>11/3</w:t>
+                    <w:t>12/5</w:t>
                   </w:r>
                 </w:p>
               </w:tc>
@@ -11205,1694 +12075,39 @@
                       <w:sz w:val="24"/>
                     </w:rPr>
                   </w:pPr>
+                  <w:r>
+                    <w:rPr>
+                      <w:rFonts w:ascii="Noto Sans KR" w:eastAsia="Noto Sans KR" w:hAnsi="Noto Sans KR" w:hint="eastAsia"/>
+                      <w:sz w:val="28"/>
+                      <w:szCs w:val="28"/>
+                    </w:rPr>
+                    <w:t>전체 동기화(</w:t>
+                  </w:r>
                   <w:proofErr w:type="spellStart"/>
-                  <w:proofErr w:type="gramStart"/>
-                  <w:r>
-                    <w:rPr>
-                      <w:rFonts w:ascii="Noto Sans KR" w:eastAsia="Noto Sans KR" w:hAnsi="Noto Sans KR"/>
-                      <w:sz w:val="24"/>
-                    </w:rPr>
-                    <w:t>UpdateLocalPaddle</w:t>
+                  <w:r>
+                    <w:rPr>
+                      <w:sz w:val="28"/>
+                      <w:szCs w:val="28"/>
+                    </w:rPr>
+                    <w:t>stateChangedVector</w:t>
                   </w:r>
                   <w:proofErr w:type="spellEnd"/>
                   <w:r>
                     <w:rPr>
-                      <w:rFonts w:ascii="Noto Sans KR" w:eastAsia="Noto Sans KR" w:hAnsi="Noto Sans KR"/>
-                      <w:sz w:val="24"/>
-                    </w:rPr>
-                    <w:t>(</w:t>
-                  </w:r>
-                  <w:proofErr w:type="gramEnd"/>
-                  <w:r>
-                    <w:rPr>
-                      <w:rFonts w:ascii="Noto Sans KR" w:eastAsia="Noto Sans KR" w:hAnsi="Noto Sans KR"/>
-                      <w:sz w:val="24"/>
+                      <w:rFonts w:hint="eastAsia"/>
+                      <w:sz w:val="28"/>
+                      <w:szCs w:val="28"/>
+                    </w:rPr>
+                    <w:t xml:space="preserve"> 송/수신</w:t>
+                  </w:r>
+                  <w:r>
+                    <w:rPr>
+                      <w:rFonts w:ascii="Noto Sans KR" w:eastAsia="Noto Sans KR" w:hAnsi="Noto Sans KR" w:hint="eastAsia"/>
+                      <w:sz w:val="28"/>
+                      <w:szCs w:val="28"/>
                     </w:rPr>
                     <w:t>)</w:t>
                   </w:r>
-                </w:p>
-              </w:tc>
-            </w:tr>
-            <w:tr>
-              <w:tc>
-                <w:tcPr>
-                  <w:tcW w:w="1306" w:type="dxa"/>
-                </w:tcPr>
-                <w:p>
-                  <w:pPr>
-                    <w:spacing w:line="400" w:lineRule="exact"/>
-                    <w:jc w:val="center"/>
-                    <w:rPr>
-                      <w:rFonts w:ascii="Noto Sans KR" w:eastAsia="Noto Sans KR" w:hAnsi="Noto Sans KR"/>
-                      <w:sz w:val="28"/>
-                      <w:szCs w:val="28"/>
-                    </w:rPr>
-                  </w:pPr>
-                  <w:r>
-                    <w:rPr>
-                      <w:rFonts w:ascii="Noto Sans KR" w:eastAsia="Noto Sans KR" w:hAnsi="Noto Sans KR" w:hint="eastAsia"/>
-                      <w:sz w:val="28"/>
-                      <w:szCs w:val="28"/>
-                    </w:rPr>
-                    <w:t>11/4</w:t>
-                  </w:r>
-                </w:p>
-              </w:tc>
-              <w:tc>
-                <w:tcPr>
-                  <w:tcW w:w="6378" w:type="dxa"/>
-                </w:tcPr>
-                <w:p>
-                  <w:pPr>
-                    <w:spacing w:line="400" w:lineRule="exact"/>
-                    <w:jc w:val="both"/>
-                    <w:rPr>
-                      <w:rFonts w:ascii="Noto Sans KR" w:eastAsia="Noto Sans KR" w:hAnsi="Noto Sans KR"/>
-                      <w:sz w:val="24"/>
-                    </w:rPr>
-                  </w:pPr>
-                  <w:proofErr w:type="spellStart"/>
-                  <w:proofErr w:type="gramStart"/>
-                  <w:r>
-                    <w:rPr>
-                      <w:rFonts w:ascii="Noto Sans KR" w:eastAsia="Noto Sans KR" w:hAnsi="Noto Sans KR"/>
-                      <w:sz w:val="24"/>
-                    </w:rPr>
-                    <w:t>SendPaddlePosition</w:t>
-                  </w:r>
-                  <w:proofErr w:type="spellEnd"/>
-                  <w:r>
-                    <w:rPr>
-                      <w:rFonts w:ascii="Noto Sans KR" w:eastAsia="Noto Sans KR" w:hAnsi="Noto Sans KR" w:hint="eastAsia"/>
-                      <w:sz w:val="24"/>
-                    </w:rPr>
-                    <w:t>(</w:t>
-                  </w:r>
-                  <w:proofErr w:type="gramEnd"/>
-                  <w:r>
-                    <w:rPr>
-                      <w:rFonts w:ascii="Noto Sans KR" w:eastAsia="Noto Sans KR" w:hAnsi="Noto Sans KR" w:hint="eastAsia"/>
-                      <w:sz w:val="24"/>
-                    </w:rPr>
-                    <w:t>)</w:t>
-                  </w:r>
-                </w:p>
-              </w:tc>
-            </w:tr>
-            <w:tr>
-              <w:tc>
-                <w:tcPr>
-                  <w:tcW w:w="1306" w:type="dxa"/>
-                </w:tcPr>
-                <w:p>
-                  <w:pPr>
-                    <w:spacing w:line="400" w:lineRule="exact"/>
-                    <w:jc w:val="center"/>
-                    <w:rPr>
-                      <w:rFonts w:ascii="Noto Sans KR" w:eastAsia="Noto Sans KR" w:hAnsi="Noto Sans KR"/>
-                      <w:sz w:val="28"/>
-                      <w:szCs w:val="28"/>
-                    </w:rPr>
-                  </w:pPr>
-                  <w:r>
-                    <w:rPr>
-                      <w:rFonts w:ascii="Noto Sans KR" w:eastAsia="Noto Sans KR" w:hAnsi="Noto Sans KR" w:hint="eastAsia"/>
-                      <w:sz w:val="28"/>
-                      <w:szCs w:val="28"/>
-                    </w:rPr>
-                    <w:t>11/5</w:t>
-                  </w:r>
-                </w:p>
-              </w:tc>
-              <w:tc>
-                <w:tcPr>
-                  <w:tcW w:w="6378" w:type="dxa"/>
-                </w:tcPr>
-                <w:p>
-                  <w:pPr>
-                    <w:spacing w:line="400" w:lineRule="exact"/>
-                    <w:jc w:val="both"/>
-                    <w:rPr>
-                      <w:rFonts w:ascii="Noto Sans KR" w:eastAsia="Noto Sans KR" w:hAnsi="Noto Sans KR"/>
-                      <w:sz w:val="24"/>
-                    </w:rPr>
-                  </w:pPr>
-                  <w:proofErr w:type="spellStart"/>
-                  <w:proofErr w:type="gramStart"/>
-                  <w:r>
-                    <w:rPr>
-                      <w:rFonts w:ascii="Noto Sans KR" w:eastAsia="Noto Sans KR" w:hAnsi="Noto Sans KR"/>
-                      <w:sz w:val="24"/>
-                    </w:rPr>
-                    <w:t>ServerReceiveLoop</w:t>
-                  </w:r>
-                  <w:proofErr w:type="spellEnd"/>
-                  <w:r>
-                    <w:rPr>
-                      <w:rFonts w:ascii="Noto Sans KR" w:eastAsia="Noto Sans KR" w:hAnsi="Noto Sans KR"/>
-                      <w:sz w:val="24"/>
-                    </w:rPr>
-                    <w:t>(</w:t>
-                  </w:r>
-                  <w:proofErr w:type="gramEnd"/>
-                  <w:r>
-                    <w:rPr>
-                      <w:rFonts w:ascii="Noto Sans KR" w:eastAsia="Noto Sans KR" w:hAnsi="Noto Sans KR"/>
-                      <w:sz w:val="24"/>
-                    </w:rPr>
-                    <w:t>)</w:t>
-                  </w:r>
-                </w:p>
-              </w:tc>
-            </w:tr>
-            <w:tr>
-              <w:tc>
-                <w:tcPr>
-                  <w:tcW w:w="1306" w:type="dxa"/>
-                </w:tcPr>
-                <w:p>
-                  <w:pPr>
-                    <w:spacing w:line="400" w:lineRule="exact"/>
-                    <w:jc w:val="center"/>
-                    <w:rPr>
-                      <w:rFonts w:ascii="Noto Sans KR" w:eastAsia="Noto Sans KR" w:hAnsi="Noto Sans KR"/>
-                      <w:sz w:val="28"/>
-                      <w:szCs w:val="28"/>
-                    </w:rPr>
-                  </w:pPr>
-                  <w:r>
-                    <w:rPr>
-                      <w:rFonts w:ascii="Noto Sans KR" w:eastAsia="Noto Sans KR" w:hAnsi="Noto Sans KR" w:hint="eastAsia"/>
-                      <w:sz w:val="28"/>
-                      <w:szCs w:val="28"/>
-                    </w:rPr>
-                    <w:t>11/6</w:t>
-                  </w:r>
-                </w:p>
-              </w:tc>
-              <w:tc>
-                <w:tcPr>
-                  <w:tcW w:w="6378" w:type="dxa"/>
-                </w:tcPr>
-                <w:p>
-                  <w:pPr>
-                    <w:spacing w:line="400" w:lineRule="exact"/>
-                    <w:jc w:val="both"/>
-                    <w:rPr>
-                      <w:rFonts w:ascii="Noto Sans KR" w:eastAsia="Noto Sans KR" w:hAnsi="Noto Sans KR"/>
-                      <w:sz w:val="24"/>
-                    </w:rPr>
-                  </w:pPr>
-                </w:p>
-              </w:tc>
-            </w:tr>
-            <w:tr>
-              <w:tc>
-                <w:tcPr>
-                  <w:tcW w:w="1306" w:type="dxa"/>
-                </w:tcPr>
-                <w:p>
-                  <w:pPr>
-                    <w:spacing w:line="400" w:lineRule="exact"/>
-                    <w:jc w:val="center"/>
-                    <w:rPr>
-                      <w:rFonts w:ascii="Noto Sans KR" w:eastAsia="Noto Sans KR" w:hAnsi="Noto Sans KR"/>
-                      <w:sz w:val="28"/>
-                      <w:szCs w:val="28"/>
-                    </w:rPr>
-                  </w:pPr>
-                  <w:r>
-                    <w:rPr>
-                      <w:rFonts w:ascii="Noto Sans KR" w:eastAsia="Noto Sans KR" w:hAnsi="Noto Sans KR" w:hint="eastAsia"/>
-                      <w:sz w:val="28"/>
-                      <w:szCs w:val="28"/>
-                    </w:rPr>
-                    <w:t>11/7</w:t>
-                  </w:r>
-                </w:p>
-              </w:tc>
-              <w:tc>
-                <w:tcPr>
-                  <w:tcW w:w="6378" w:type="dxa"/>
-                </w:tcPr>
-                <w:p>
-                  <w:pPr>
-                    <w:spacing w:line="400" w:lineRule="exact"/>
-                    <w:jc w:val="both"/>
-                    <w:rPr>
-                      <w:rFonts w:ascii="Noto Sans KR" w:eastAsia="Noto Sans KR" w:hAnsi="Noto Sans KR"/>
-                      <w:sz w:val="24"/>
-                    </w:rPr>
-                  </w:pPr>
-                </w:p>
-              </w:tc>
-            </w:tr>
-            <w:tr>
-              <w:tc>
-                <w:tcPr>
-                  <w:tcW w:w="1306" w:type="dxa"/>
-                </w:tcPr>
-                <w:p>
-                  <w:pPr>
-                    <w:spacing w:line="400" w:lineRule="exact"/>
-                    <w:jc w:val="center"/>
-                    <w:rPr>
-                      <w:rFonts w:ascii="Noto Sans KR" w:eastAsia="Noto Sans KR" w:hAnsi="Noto Sans KR"/>
-                      <w:sz w:val="28"/>
-                      <w:szCs w:val="28"/>
-                    </w:rPr>
-                  </w:pPr>
-                  <w:r>
-                    <w:rPr>
-                      <w:rFonts w:ascii="Noto Sans KR" w:eastAsia="Noto Sans KR" w:hAnsi="Noto Sans KR" w:hint="eastAsia"/>
-                      <w:sz w:val="28"/>
-                      <w:szCs w:val="28"/>
-                    </w:rPr>
-                    <w:t>11/8</w:t>
-                  </w:r>
-                </w:p>
-              </w:tc>
-              <w:tc>
-                <w:tcPr>
-                  <w:tcW w:w="6378" w:type="dxa"/>
-                </w:tcPr>
-                <w:p>
-                  <w:pPr>
-                    <w:spacing w:line="400" w:lineRule="exact"/>
-                    <w:jc w:val="both"/>
-                    <w:rPr>
-                      <w:rFonts w:ascii="Noto Sans KR" w:eastAsia="Noto Sans KR" w:hAnsi="Noto Sans KR"/>
-                      <w:sz w:val="24"/>
-                    </w:rPr>
-                  </w:pPr>
-                  <w:proofErr w:type="spellStart"/>
-                  <w:proofErr w:type="gramStart"/>
-                  <w:r>
-                    <w:rPr>
-                      <w:rFonts w:ascii="Noto Sans KR" w:eastAsia="Noto Sans KR" w:hAnsi="Noto Sans KR"/>
-                      <w:sz w:val="24"/>
-                    </w:rPr>
-                    <w:t>UpdatePaddlePosition</w:t>
-                  </w:r>
-                  <w:proofErr w:type="spellEnd"/>
-                  <w:r>
-                    <w:rPr>
-                      <w:rFonts w:ascii="Noto Sans KR" w:eastAsia="Noto Sans KR" w:hAnsi="Noto Sans KR"/>
-                      <w:sz w:val="24"/>
-                    </w:rPr>
-                    <w:t>(</w:t>
-                  </w:r>
-                  <w:proofErr w:type="gramEnd"/>
-                  <w:r>
-                    <w:rPr>
-                      <w:rFonts w:ascii="Noto Sans KR" w:eastAsia="Noto Sans KR" w:hAnsi="Noto Sans KR"/>
-                      <w:sz w:val="24"/>
-                    </w:rPr>
-                    <w:t>)</w:t>
-                  </w:r>
-                </w:p>
-              </w:tc>
-            </w:tr>
-            <w:tr>
-              <w:tc>
-                <w:tcPr>
-                  <w:tcW w:w="1306" w:type="dxa"/>
-                </w:tcPr>
-                <w:p>
-                  <w:pPr>
-                    <w:spacing w:line="400" w:lineRule="exact"/>
-                    <w:jc w:val="center"/>
-                    <w:rPr>
-                      <w:rFonts w:ascii="Noto Sans KR" w:eastAsia="Noto Sans KR" w:hAnsi="Noto Sans KR"/>
-                      <w:sz w:val="28"/>
-                      <w:szCs w:val="28"/>
-                    </w:rPr>
-                  </w:pPr>
-                  <w:r>
-                    <w:rPr>
-                      <w:rFonts w:ascii="Noto Sans KR" w:eastAsia="Noto Sans KR" w:hAnsi="Noto Sans KR" w:hint="eastAsia"/>
-                      <w:sz w:val="28"/>
-                      <w:szCs w:val="28"/>
-                    </w:rPr>
-                    <w:t>11/9</w:t>
-                  </w:r>
-                </w:p>
-              </w:tc>
-              <w:tc>
-                <w:tcPr>
-                  <w:tcW w:w="6378" w:type="dxa"/>
-                </w:tcPr>
-                <w:p>
-                  <w:pPr>
-                    <w:spacing w:line="400" w:lineRule="exact"/>
-                    <w:jc w:val="both"/>
-                    <w:rPr>
-                      <w:rFonts w:ascii="Noto Sans KR" w:eastAsia="Noto Sans KR" w:hAnsi="Noto Sans KR"/>
-                      <w:sz w:val="24"/>
-                    </w:rPr>
-                  </w:pPr>
-                </w:p>
-              </w:tc>
-            </w:tr>
-            <w:tr>
-              <w:tc>
-                <w:tcPr>
-                  <w:tcW w:w="1306" w:type="dxa"/>
-                </w:tcPr>
-                <w:p>
-                  <w:pPr>
-                    <w:spacing w:line="400" w:lineRule="exact"/>
-                    <w:jc w:val="center"/>
-                    <w:rPr>
-                      <w:rFonts w:ascii="Noto Sans KR" w:eastAsia="Noto Sans KR" w:hAnsi="Noto Sans KR"/>
-                      <w:sz w:val="28"/>
-                      <w:szCs w:val="28"/>
-                    </w:rPr>
-                  </w:pPr>
-                  <w:r>
-                    <w:rPr>
-                      <w:rFonts w:ascii="Noto Sans KR" w:eastAsia="Noto Sans KR" w:hAnsi="Noto Sans KR" w:hint="eastAsia"/>
-                      <w:sz w:val="28"/>
-                      <w:szCs w:val="28"/>
-                    </w:rPr>
-                    <w:t>11/10</w:t>
-                  </w:r>
-                </w:p>
-              </w:tc>
-              <w:tc>
-                <w:tcPr>
-                  <w:tcW w:w="6378" w:type="dxa"/>
-                </w:tcPr>
-                <w:p>
-                  <w:pPr>
-                    <w:spacing w:line="400" w:lineRule="exact"/>
-                    <w:jc w:val="both"/>
-                    <w:rPr>
-                      <w:rFonts w:ascii="Noto Sans KR" w:eastAsia="Noto Sans KR" w:hAnsi="Noto Sans KR"/>
-                      <w:sz w:val="24"/>
-                    </w:rPr>
-                  </w:pPr>
-                  <w:proofErr w:type="spellStart"/>
-                  <w:proofErr w:type="gramStart"/>
-                  <w:r>
-                    <w:rPr>
-                      <w:rFonts w:ascii="Noto Sans KR" w:eastAsia="Noto Sans KR" w:hAnsi="Noto Sans KR"/>
-                      <w:sz w:val="24"/>
-                    </w:rPr>
-                    <w:t>UpdateGameWorld</w:t>
-                  </w:r>
-                  <w:proofErr w:type="spellEnd"/>
-                  <w:r>
-                    <w:rPr>
-                      <w:rFonts w:ascii="Noto Sans KR" w:eastAsia="Noto Sans KR" w:hAnsi="Noto Sans KR"/>
-                      <w:sz w:val="24"/>
-                    </w:rPr>
-                    <w:t>(</w:t>
-                  </w:r>
-                  <w:proofErr w:type="gramEnd"/>
-                  <w:r>
-                    <w:rPr>
-                      <w:rFonts w:ascii="Noto Sans KR" w:eastAsia="Noto Sans KR" w:hAnsi="Noto Sans KR"/>
-                      <w:sz w:val="24"/>
-                    </w:rPr>
-                    <w:t>)</w:t>
-                  </w:r>
-                </w:p>
-              </w:tc>
-            </w:tr>
-            <w:tr>
-              <w:tc>
-                <w:tcPr>
-                  <w:tcW w:w="1306" w:type="dxa"/>
-                </w:tcPr>
-                <w:p>
-                  <w:pPr>
-                    <w:spacing w:line="400" w:lineRule="exact"/>
-                    <w:jc w:val="center"/>
-                    <w:rPr>
-                      <w:rFonts w:ascii="Noto Sans KR" w:eastAsia="Noto Sans KR" w:hAnsi="Noto Sans KR"/>
-                      <w:sz w:val="28"/>
-                      <w:szCs w:val="28"/>
-                    </w:rPr>
-                  </w:pPr>
-                  <w:r>
-                    <w:rPr>
-                      <w:rFonts w:ascii="Noto Sans KR" w:eastAsia="Noto Sans KR" w:hAnsi="Noto Sans KR" w:hint="eastAsia"/>
-                      <w:sz w:val="28"/>
-                      <w:szCs w:val="28"/>
-                    </w:rPr>
-                    <w:t>11/11</w:t>
-                  </w:r>
-                </w:p>
-              </w:tc>
-              <w:tc>
-                <w:tcPr>
-                  <w:tcW w:w="6378" w:type="dxa"/>
-                </w:tcPr>
-                <w:p>
-                  <w:pPr>
-                    <w:spacing w:line="400" w:lineRule="exact"/>
-                    <w:jc w:val="both"/>
-                    <w:rPr>
-                      <w:rFonts w:ascii="Noto Sans KR" w:eastAsia="Noto Sans KR" w:hAnsi="Noto Sans KR"/>
-                      <w:sz w:val="24"/>
-                    </w:rPr>
-                  </w:pPr>
-                </w:p>
-              </w:tc>
-            </w:tr>
-            <w:tr>
-              <w:tc>
-                <w:tcPr>
-                  <w:tcW w:w="1306" w:type="dxa"/>
-                </w:tcPr>
-                <w:p>
-                  <w:pPr>
-                    <w:spacing w:line="400" w:lineRule="exact"/>
-                    <w:jc w:val="center"/>
-                    <w:rPr>
-                      <w:rFonts w:ascii="Noto Sans KR" w:eastAsia="Noto Sans KR" w:hAnsi="Noto Sans KR"/>
-                      <w:sz w:val="28"/>
-                      <w:szCs w:val="28"/>
-                    </w:rPr>
-                  </w:pPr>
-                  <w:r>
-                    <w:rPr>
-                      <w:rFonts w:ascii="Noto Sans KR" w:eastAsia="Noto Sans KR" w:hAnsi="Noto Sans KR" w:hint="eastAsia"/>
-                      <w:sz w:val="28"/>
-                      <w:szCs w:val="28"/>
-                    </w:rPr>
-                    <w:t>11/12</w:t>
-                  </w:r>
-                </w:p>
-              </w:tc>
-              <w:tc>
-                <w:tcPr>
-                  <w:tcW w:w="6378" w:type="dxa"/>
-                </w:tcPr>
-                <w:p>
-                  <w:pPr>
-                    <w:spacing w:line="400" w:lineRule="exact"/>
-                    <w:jc w:val="both"/>
-                    <w:rPr>
-                      <w:rFonts w:ascii="Noto Sans KR" w:eastAsia="Noto Sans KR" w:hAnsi="Noto Sans KR"/>
-                      <w:sz w:val="24"/>
-                    </w:rPr>
-                  </w:pPr>
-                  <w:proofErr w:type="spellStart"/>
-                  <w:proofErr w:type="gramStart"/>
-                  <w:r>
-                    <w:rPr>
-                      <w:rFonts w:ascii="Noto Sans KR" w:eastAsia="Noto Sans KR" w:hAnsi="Noto Sans KR"/>
-                      <w:sz w:val="24"/>
-                    </w:rPr>
-                    <w:t>RecordChangedPosition</w:t>
-                  </w:r>
-                  <w:proofErr w:type="spellEnd"/>
-                  <w:r>
-                    <w:rPr>
-                      <w:rFonts w:ascii="Noto Sans KR" w:eastAsia="Noto Sans KR" w:hAnsi="Noto Sans KR"/>
-                      <w:sz w:val="24"/>
-                    </w:rPr>
-                    <w:t>(</w:t>
-                  </w:r>
-                  <w:proofErr w:type="gramEnd"/>
-                  <w:r>
-                    <w:rPr>
-                      <w:rFonts w:ascii="Noto Sans KR" w:eastAsia="Noto Sans KR" w:hAnsi="Noto Sans KR"/>
-                      <w:sz w:val="24"/>
-                    </w:rPr>
-                    <w:t>)</w:t>
-                  </w:r>
-                </w:p>
-              </w:tc>
-            </w:tr>
-            <w:tr>
-              <w:tc>
-                <w:tcPr>
-                  <w:tcW w:w="1306" w:type="dxa"/>
-                </w:tcPr>
-                <w:p>
-                  <w:pPr>
-                    <w:spacing w:line="400" w:lineRule="exact"/>
-                    <w:jc w:val="center"/>
-                    <w:rPr>
-                      <w:rFonts w:ascii="Noto Sans KR" w:eastAsia="Noto Sans KR" w:hAnsi="Noto Sans KR"/>
-                      <w:sz w:val="28"/>
-                      <w:szCs w:val="28"/>
-                    </w:rPr>
-                  </w:pPr>
-                  <w:r>
-                    <w:rPr>
-                      <w:rFonts w:ascii="Noto Sans KR" w:eastAsia="Noto Sans KR" w:hAnsi="Noto Sans KR" w:hint="eastAsia"/>
-                      <w:sz w:val="28"/>
-                      <w:szCs w:val="28"/>
-                    </w:rPr>
-                    <w:t>11/13</w:t>
-                  </w:r>
-                </w:p>
-              </w:tc>
-              <w:tc>
-                <w:tcPr>
-                  <w:tcW w:w="6378" w:type="dxa"/>
-                </w:tcPr>
-                <w:p>
-                  <w:pPr>
-                    <w:spacing w:line="400" w:lineRule="exact"/>
-                    <w:jc w:val="both"/>
-                    <w:rPr>
-                      <w:rFonts w:ascii="Noto Sans KR" w:eastAsia="Noto Sans KR" w:hAnsi="Noto Sans KR"/>
-                      <w:sz w:val="24"/>
-                    </w:rPr>
-                  </w:pPr>
-                </w:p>
-              </w:tc>
-            </w:tr>
-            <w:tr>
-              <w:tc>
-                <w:tcPr>
-                  <w:tcW w:w="1306" w:type="dxa"/>
-                </w:tcPr>
-                <w:p>
-                  <w:pPr>
-                    <w:spacing w:line="400" w:lineRule="exact"/>
-                    <w:jc w:val="center"/>
-                    <w:rPr>
-                      <w:rFonts w:ascii="Noto Sans KR" w:eastAsia="Noto Sans KR" w:hAnsi="Noto Sans KR"/>
-                      <w:sz w:val="28"/>
-                      <w:szCs w:val="28"/>
-                    </w:rPr>
-                  </w:pPr>
-                  <w:r>
-                    <w:rPr>
-                      <w:rFonts w:ascii="Noto Sans KR" w:eastAsia="Noto Sans KR" w:hAnsi="Noto Sans KR" w:hint="eastAsia"/>
-                      <w:sz w:val="28"/>
-                      <w:szCs w:val="28"/>
-                    </w:rPr>
-                    <w:t>11/14</w:t>
-                  </w:r>
-                </w:p>
-              </w:tc>
-              <w:tc>
-                <w:tcPr>
-                  <w:tcW w:w="6378" w:type="dxa"/>
-                </w:tcPr>
-                <w:p>
-                  <w:pPr>
-                    <w:spacing w:line="400" w:lineRule="exact"/>
-                    <w:jc w:val="both"/>
-                    <w:rPr>
-                      <w:rFonts w:ascii="Noto Sans KR" w:eastAsia="Noto Sans KR" w:hAnsi="Noto Sans KR"/>
-                      <w:sz w:val="24"/>
-                    </w:rPr>
-                  </w:pPr>
-                </w:p>
-              </w:tc>
-            </w:tr>
-            <w:tr>
-              <w:tc>
-                <w:tcPr>
-                  <w:tcW w:w="1306" w:type="dxa"/>
-                </w:tcPr>
-                <w:p>
-                  <w:pPr>
-                    <w:spacing w:line="400" w:lineRule="exact"/>
-                    <w:jc w:val="center"/>
-                    <w:rPr>
-                      <w:rFonts w:ascii="Noto Sans KR" w:eastAsia="Noto Sans KR" w:hAnsi="Noto Sans KR"/>
-                      <w:sz w:val="28"/>
-                      <w:szCs w:val="28"/>
-                    </w:rPr>
-                  </w:pPr>
-                  <w:r>
-                    <w:rPr>
-                      <w:rFonts w:ascii="Noto Sans KR" w:eastAsia="Noto Sans KR" w:hAnsi="Noto Sans KR" w:hint="eastAsia"/>
-                      <w:sz w:val="28"/>
-                      <w:szCs w:val="28"/>
-                    </w:rPr>
-                    <w:t>11/15</w:t>
-                  </w:r>
-                </w:p>
-              </w:tc>
-              <w:tc>
-                <w:tcPr>
-                  <w:tcW w:w="6378" w:type="dxa"/>
-                </w:tcPr>
-                <w:p>
-                  <w:pPr>
-                    <w:spacing w:line="400" w:lineRule="exact"/>
-                    <w:jc w:val="both"/>
-                    <w:rPr>
-                      <w:rFonts w:ascii="Noto Sans KR" w:eastAsia="Noto Sans KR" w:hAnsi="Noto Sans KR"/>
-                      <w:sz w:val="24"/>
-                    </w:rPr>
-                  </w:pPr>
-                  <w:proofErr w:type="spellStart"/>
-                  <w:proofErr w:type="gramStart"/>
-                  <w:r>
-                    <w:rPr>
-                      <w:rFonts w:ascii="Noto Sans KR" w:eastAsia="Noto Sans KR" w:hAnsi="Noto Sans KR"/>
-                      <w:sz w:val="24"/>
-                    </w:rPr>
-                    <w:t>SendOnlyPosLoop</w:t>
-                  </w:r>
-                  <w:proofErr w:type="spellEnd"/>
-                  <w:r>
-                    <w:rPr>
-                      <w:rFonts w:ascii="Noto Sans KR" w:eastAsia="Noto Sans KR" w:hAnsi="Noto Sans KR"/>
-                      <w:sz w:val="24"/>
-                    </w:rPr>
-                    <w:t>(</w:t>
-                  </w:r>
-                  <w:proofErr w:type="gramEnd"/>
-                  <w:r>
-                    <w:rPr>
-                      <w:rFonts w:ascii="Noto Sans KR" w:eastAsia="Noto Sans KR" w:hAnsi="Noto Sans KR"/>
-                      <w:sz w:val="24"/>
-                    </w:rPr>
-                    <w:t>)</w:t>
-                  </w:r>
-                </w:p>
-              </w:tc>
-            </w:tr>
-            <w:tr>
-              <w:tc>
-                <w:tcPr>
-                  <w:tcW w:w="1306" w:type="dxa"/>
-                </w:tcPr>
-                <w:p>
-                  <w:pPr>
-                    <w:spacing w:line="400" w:lineRule="exact"/>
-                    <w:jc w:val="center"/>
-                    <w:rPr>
-                      <w:rFonts w:ascii="Noto Sans KR" w:eastAsia="Noto Sans KR" w:hAnsi="Noto Sans KR"/>
-                      <w:sz w:val="28"/>
-                      <w:szCs w:val="28"/>
-                    </w:rPr>
-                  </w:pPr>
-                  <w:r>
-                    <w:rPr>
-                      <w:rFonts w:ascii="Noto Sans KR" w:eastAsia="Noto Sans KR" w:hAnsi="Noto Sans KR" w:hint="eastAsia"/>
-                      <w:sz w:val="28"/>
-                      <w:szCs w:val="28"/>
-                    </w:rPr>
-                    <w:t>11/16</w:t>
-                  </w:r>
-                </w:p>
-              </w:tc>
-              <w:tc>
-                <w:tcPr>
-                  <w:tcW w:w="6378" w:type="dxa"/>
-                </w:tcPr>
-                <w:p>
-                  <w:pPr>
-                    <w:spacing w:line="400" w:lineRule="exact"/>
-                    <w:jc w:val="both"/>
-                    <w:rPr>
-                      <w:rFonts w:ascii="Noto Sans KR" w:eastAsia="Noto Sans KR" w:hAnsi="Noto Sans KR"/>
-                      <w:sz w:val="24"/>
-                    </w:rPr>
-                  </w:pPr>
-                  <w:proofErr w:type="spellStart"/>
-                  <w:proofErr w:type="gramStart"/>
-                  <w:r>
-                    <w:rPr>
-                      <w:rFonts w:ascii="Noto Sans KR" w:eastAsia="Noto Sans KR" w:hAnsi="Noto Sans KR"/>
-                      <w:sz w:val="24"/>
-                    </w:rPr>
-                    <w:t>ClientReceiveLoop</w:t>
-                  </w:r>
-                  <w:proofErr w:type="spellEnd"/>
-                  <w:r>
-                    <w:rPr>
-                      <w:rFonts w:ascii="Noto Sans KR" w:eastAsia="Noto Sans KR" w:hAnsi="Noto Sans KR"/>
-                      <w:sz w:val="24"/>
-                    </w:rPr>
-                    <w:t>(</w:t>
-                  </w:r>
-                  <w:proofErr w:type="gramEnd"/>
-                  <w:r>
-                    <w:rPr>
-                      <w:rFonts w:ascii="Noto Sans KR" w:eastAsia="Noto Sans KR" w:hAnsi="Noto Sans KR"/>
-                      <w:sz w:val="24"/>
-                    </w:rPr>
-                    <w:t>)</w:t>
-                  </w:r>
-                </w:p>
-              </w:tc>
-            </w:tr>
-            <w:tr>
-              <w:tc>
-                <w:tcPr>
-                  <w:tcW w:w="1306" w:type="dxa"/>
-                </w:tcPr>
-                <w:p>
-                  <w:pPr>
-                    <w:spacing w:line="400" w:lineRule="exact"/>
-                    <w:jc w:val="center"/>
-                    <w:rPr>
-                      <w:rFonts w:ascii="Noto Sans KR" w:eastAsia="Noto Sans KR" w:hAnsi="Noto Sans KR"/>
-                      <w:sz w:val="28"/>
-                      <w:szCs w:val="28"/>
-                    </w:rPr>
-                  </w:pPr>
-                  <w:r>
-                    <w:rPr>
-                      <w:rFonts w:ascii="Noto Sans KR" w:eastAsia="Noto Sans KR" w:hAnsi="Noto Sans KR" w:hint="eastAsia"/>
-                      <w:sz w:val="28"/>
-                      <w:szCs w:val="28"/>
-                    </w:rPr>
-                    <w:t>11/17</w:t>
-                  </w:r>
-                </w:p>
-              </w:tc>
-              <w:tc>
-                <w:tcPr>
-                  <w:tcW w:w="6378" w:type="dxa"/>
-                </w:tcPr>
-                <w:p>
-                  <w:pPr>
-                    <w:spacing w:line="400" w:lineRule="exact"/>
-                    <w:jc w:val="both"/>
-                    <w:rPr>
-                      <w:rFonts w:ascii="Noto Sans KR" w:eastAsia="Noto Sans KR" w:hAnsi="Noto Sans KR"/>
-                      <w:sz w:val="24"/>
-                    </w:rPr>
-                  </w:pPr>
-                  <w:proofErr w:type="spellStart"/>
-                  <w:proofErr w:type="gramStart"/>
-                  <w:r>
-                    <w:rPr>
-                      <w:rFonts w:ascii="Noto Sans KR" w:eastAsia="Noto Sans KR" w:hAnsi="Noto Sans KR"/>
-                      <w:sz w:val="24"/>
-                    </w:rPr>
-                    <w:t>ApplyObjectPosition</w:t>
-                  </w:r>
-                  <w:proofErr w:type="spellEnd"/>
-                  <w:r>
-                    <w:rPr>
-                      <w:rFonts w:ascii="Noto Sans KR" w:eastAsia="Noto Sans KR" w:hAnsi="Noto Sans KR"/>
-                      <w:sz w:val="24"/>
-                    </w:rPr>
-                    <w:t>(</w:t>
-                  </w:r>
-                  <w:proofErr w:type="gramEnd"/>
-                  <w:r>
-                    <w:rPr>
-                      <w:rFonts w:ascii="Noto Sans KR" w:eastAsia="Noto Sans KR" w:hAnsi="Noto Sans KR"/>
-                      <w:sz w:val="24"/>
-                    </w:rPr>
-                    <w:t>)</w:t>
-                  </w:r>
-                </w:p>
-              </w:tc>
-            </w:tr>
-            <w:tr>
-              <w:tc>
-                <w:tcPr>
-                  <w:tcW w:w="1306" w:type="dxa"/>
-                </w:tcPr>
-                <w:p>
-                  <w:pPr>
-                    <w:spacing w:line="400" w:lineRule="exact"/>
-                    <w:jc w:val="center"/>
-                    <w:rPr>
-                      <w:rFonts w:ascii="Noto Sans KR" w:eastAsia="Noto Sans KR" w:hAnsi="Noto Sans KR"/>
-                      <w:sz w:val="28"/>
-                      <w:szCs w:val="28"/>
-                    </w:rPr>
-                  </w:pPr>
-                  <w:r>
-                    <w:rPr>
-                      <w:rFonts w:ascii="Noto Sans KR" w:eastAsia="Noto Sans KR" w:hAnsi="Noto Sans KR" w:hint="eastAsia"/>
-                      <w:sz w:val="28"/>
-                      <w:szCs w:val="28"/>
-                    </w:rPr>
-                    <w:t>11/18</w:t>
-                  </w:r>
-                </w:p>
-              </w:tc>
-              <w:tc>
-                <w:tcPr>
-                  <w:tcW w:w="6378" w:type="dxa"/>
-                </w:tcPr>
-                <w:p>
-                  <w:pPr>
-                    <w:spacing w:line="400" w:lineRule="exact"/>
-                    <w:jc w:val="both"/>
-                    <w:rPr>
-                      <w:rFonts w:ascii="Noto Sans KR" w:eastAsia="Noto Sans KR" w:hAnsi="Noto Sans KR"/>
-                      <w:sz w:val="24"/>
-                    </w:rPr>
-                  </w:pPr>
-                </w:p>
-              </w:tc>
-            </w:tr>
-            <w:tr>
-              <w:tc>
-                <w:tcPr>
-                  <w:tcW w:w="1306" w:type="dxa"/>
-                </w:tcPr>
-                <w:p>
-                  <w:pPr>
-                    <w:spacing w:line="400" w:lineRule="exact"/>
-                    <w:jc w:val="center"/>
-                    <w:rPr>
-                      <w:rFonts w:ascii="Noto Sans KR" w:eastAsia="Noto Sans KR" w:hAnsi="Noto Sans KR"/>
-                      <w:sz w:val="28"/>
-                      <w:szCs w:val="28"/>
-                    </w:rPr>
-                  </w:pPr>
-                  <w:r>
-                    <w:rPr>
-                      <w:rFonts w:ascii="Noto Sans KR" w:eastAsia="Noto Sans KR" w:hAnsi="Noto Sans KR" w:hint="eastAsia"/>
-                      <w:sz w:val="28"/>
-                      <w:szCs w:val="28"/>
-                    </w:rPr>
-                    <w:t>11/19</w:t>
-                  </w:r>
-                </w:p>
-              </w:tc>
-              <w:tc>
-                <w:tcPr>
-                  <w:tcW w:w="6378" w:type="dxa"/>
-                </w:tcPr>
-                <w:p>
-                  <w:pPr>
-                    <w:spacing w:line="400" w:lineRule="exact"/>
-                    <w:jc w:val="both"/>
-                    <w:rPr>
-                      <w:rFonts w:ascii="Noto Sans KR" w:eastAsia="Noto Sans KR" w:hAnsi="Noto Sans KR"/>
-                      <w:sz w:val="24"/>
-                    </w:rPr>
-                  </w:pPr>
-                </w:p>
-              </w:tc>
-            </w:tr>
-            <w:tr>
-              <w:tc>
-                <w:tcPr>
-                  <w:tcW w:w="1306" w:type="dxa"/>
-                </w:tcPr>
-                <w:p>
-                  <w:pPr>
-                    <w:spacing w:line="400" w:lineRule="exact"/>
-                    <w:jc w:val="center"/>
-                    <w:rPr>
-                      <w:rFonts w:ascii="Noto Sans KR" w:eastAsia="Noto Sans KR" w:hAnsi="Noto Sans KR"/>
-                      <w:sz w:val="28"/>
-                      <w:szCs w:val="28"/>
-                    </w:rPr>
-                  </w:pPr>
-                  <w:r>
-                    <w:rPr>
-                      <w:rFonts w:ascii="Noto Sans KR" w:eastAsia="Noto Sans KR" w:hAnsi="Noto Sans KR" w:hint="eastAsia"/>
-                      <w:sz w:val="28"/>
-                      <w:szCs w:val="28"/>
-                    </w:rPr>
-                    <w:lastRenderedPageBreak/>
-                    <w:t>11/20</w:t>
-                  </w:r>
-                </w:p>
-              </w:tc>
-              <w:tc>
-                <w:tcPr>
-                  <w:tcW w:w="6378" w:type="dxa"/>
-                </w:tcPr>
-                <w:p>
-                  <w:pPr>
-                    <w:spacing w:line="400" w:lineRule="exact"/>
-                    <w:jc w:val="both"/>
-                    <w:rPr>
-                      <w:rFonts w:ascii="Noto Sans KR" w:eastAsia="Noto Sans KR" w:hAnsi="Noto Sans KR"/>
-                      <w:sz w:val="24"/>
-                    </w:rPr>
-                  </w:pPr>
-                </w:p>
-              </w:tc>
-            </w:tr>
-            <w:tr>
-              <w:tc>
-                <w:tcPr>
-                  <w:tcW w:w="1306" w:type="dxa"/>
-                </w:tcPr>
-                <w:p>
-                  <w:pPr>
-                    <w:spacing w:line="400" w:lineRule="exact"/>
-                    <w:jc w:val="center"/>
-                    <w:rPr>
-                      <w:rFonts w:ascii="Noto Sans KR" w:eastAsia="Noto Sans KR" w:hAnsi="Noto Sans KR"/>
-                      <w:sz w:val="28"/>
-                      <w:szCs w:val="28"/>
-                    </w:rPr>
-                  </w:pPr>
-                  <w:r>
-                    <w:rPr>
-                      <w:rFonts w:ascii="Noto Sans KR" w:eastAsia="Noto Sans KR" w:hAnsi="Noto Sans KR" w:hint="eastAsia"/>
-                      <w:sz w:val="28"/>
-                      <w:szCs w:val="28"/>
-                    </w:rPr>
-                    <w:t>11/21</w:t>
-                  </w:r>
-                </w:p>
-              </w:tc>
-              <w:tc>
-                <w:tcPr>
-                  <w:tcW w:w="6378" w:type="dxa"/>
-                </w:tcPr>
-                <w:p>
-                  <w:pPr>
-                    <w:spacing w:line="400" w:lineRule="exact"/>
-                    <w:jc w:val="both"/>
-                    <w:rPr>
-                      <w:rFonts w:ascii="Noto Sans KR" w:eastAsia="Noto Sans KR" w:hAnsi="Noto Sans KR"/>
-                      <w:sz w:val="24"/>
-                    </w:rPr>
-                  </w:pPr>
-                </w:p>
-              </w:tc>
-            </w:tr>
-            <w:tr>
-              <w:tc>
-                <w:tcPr>
-                  <w:tcW w:w="1306" w:type="dxa"/>
-                </w:tcPr>
-                <w:p>
-                  <w:pPr>
-                    <w:spacing w:line="400" w:lineRule="exact"/>
-                    <w:jc w:val="center"/>
-                    <w:rPr>
-                      <w:rFonts w:ascii="Noto Sans KR" w:eastAsia="Noto Sans KR" w:hAnsi="Noto Sans KR"/>
-                      <w:sz w:val="28"/>
-                      <w:szCs w:val="28"/>
-                    </w:rPr>
-                  </w:pPr>
-                  <w:r>
-                    <w:rPr>
-                      <w:rFonts w:ascii="Noto Sans KR" w:eastAsia="Noto Sans KR" w:hAnsi="Noto Sans KR" w:hint="eastAsia"/>
-                      <w:sz w:val="28"/>
-                      <w:szCs w:val="28"/>
-                    </w:rPr>
-                    <w:t>11/22</w:t>
-                  </w:r>
-                </w:p>
-              </w:tc>
-              <w:tc>
-                <w:tcPr>
-                  <w:tcW w:w="6378" w:type="dxa"/>
-                </w:tcPr>
-                <w:p>
-                  <w:pPr>
-                    <w:spacing w:line="400" w:lineRule="exact"/>
-                    <w:jc w:val="both"/>
-                    <w:rPr>
-                      <w:rFonts w:ascii="Noto Sans KR" w:eastAsia="Noto Sans KR" w:hAnsi="Noto Sans KR"/>
-                      <w:sz w:val="24"/>
-                    </w:rPr>
-                  </w:pPr>
-                  <w:proofErr w:type="spellStart"/>
-                  <w:proofErr w:type="gramStart"/>
-                  <w:r>
-                    <w:rPr>
-                      <w:rFonts w:ascii="Noto Sans KR" w:eastAsia="Noto Sans KR" w:hAnsi="Noto Sans KR"/>
-                      <w:sz w:val="24"/>
-                    </w:rPr>
-                    <w:t>RecordChangedState</w:t>
-                  </w:r>
-                  <w:proofErr w:type="spellEnd"/>
-                  <w:r>
-                    <w:rPr>
-                      <w:rFonts w:ascii="Noto Sans KR" w:eastAsia="Noto Sans KR" w:hAnsi="Noto Sans KR"/>
-                      <w:sz w:val="24"/>
-                    </w:rPr>
-                    <w:t>(</w:t>
-                  </w:r>
-                  <w:proofErr w:type="gramEnd"/>
-                  <w:r>
-                    <w:rPr>
-                      <w:rFonts w:ascii="Noto Sans KR" w:eastAsia="Noto Sans KR" w:hAnsi="Noto Sans KR"/>
-                      <w:sz w:val="24"/>
-                    </w:rPr>
-                    <w:t>)</w:t>
-                  </w:r>
-                </w:p>
-              </w:tc>
-            </w:tr>
-            <w:tr>
-              <w:tc>
-                <w:tcPr>
-                  <w:tcW w:w="1306" w:type="dxa"/>
-                </w:tcPr>
-                <w:p>
-                  <w:pPr>
-                    <w:spacing w:line="400" w:lineRule="exact"/>
-                    <w:jc w:val="center"/>
-                    <w:rPr>
-                      <w:rFonts w:ascii="Noto Sans KR" w:eastAsia="Noto Sans KR" w:hAnsi="Noto Sans KR"/>
-                      <w:sz w:val="28"/>
-                      <w:szCs w:val="28"/>
-                    </w:rPr>
-                  </w:pPr>
-                  <w:r>
-                    <w:rPr>
-                      <w:rFonts w:ascii="Noto Sans KR" w:eastAsia="Noto Sans KR" w:hAnsi="Noto Sans KR" w:hint="eastAsia"/>
-                      <w:sz w:val="28"/>
-                      <w:szCs w:val="28"/>
-                    </w:rPr>
-                    <w:t>11/23</w:t>
-                  </w:r>
-                </w:p>
-              </w:tc>
-              <w:tc>
-                <w:tcPr>
-                  <w:tcW w:w="6378" w:type="dxa"/>
-                </w:tcPr>
-                <w:p>
-                  <w:pPr>
-                    <w:spacing w:line="400" w:lineRule="exact"/>
-                    <w:jc w:val="both"/>
-                    <w:rPr>
-                      <w:rFonts w:ascii="Noto Sans KR" w:eastAsia="Noto Sans KR" w:hAnsi="Noto Sans KR"/>
-                      <w:sz w:val="24"/>
-                    </w:rPr>
-                  </w:pPr>
-                  <w:proofErr w:type="spellStart"/>
-                  <w:proofErr w:type="gramStart"/>
-                  <w:r>
-                    <w:rPr>
-                      <w:rFonts w:ascii="Noto Sans KR" w:eastAsia="Noto Sans KR" w:hAnsi="Noto Sans KR"/>
-                      <w:sz w:val="24"/>
-                    </w:rPr>
-                    <w:t>SendClassDataLoop</w:t>
-                  </w:r>
-                  <w:proofErr w:type="spellEnd"/>
-                  <w:r>
-                    <w:rPr>
-                      <w:rFonts w:ascii="Noto Sans KR" w:eastAsia="Noto Sans KR" w:hAnsi="Noto Sans KR"/>
-                      <w:sz w:val="24"/>
-                    </w:rPr>
-                    <w:t>(</w:t>
-                  </w:r>
-                  <w:proofErr w:type="gramEnd"/>
-                  <w:r>
-                    <w:rPr>
-                      <w:rFonts w:ascii="Noto Sans KR" w:eastAsia="Noto Sans KR" w:hAnsi="Noto Sans KR"/>
-                      <w:sz w:val="24"/>
-                    </w:rPr>
-                    <w:t>)</w:t>
-                  </w:r>
-                </w:p>
-              </w:tc>
-            </w:tr>
-            <w:tr>
-              <w:tc>
-                <w:tcPr>
-                  <w:tcW w:w="1306" w:type="dxa"/>
-                </w:tcPr>
-                <w:p>
-                  <w:pPr>
-                    <w:spacing w:line="400" w:lineRule="exact"/>
-                    <w:jc w:val="center"/>
-                    <w:rPr>
-                      <w:rFonts w:ascii="Noto Sans KR" w:eastAsia="Noto Sans KR" w:hAnsi="Noto Sans KR"/>
-                      <w:sz w:val="28"/>
-                      <w:szCs w:val="28"/>
-                    </w:rPr>
-                  </w:pPr>
-                  <w:r>
-                    <w:rPr>
-                      <w:rFonts w:ascii="Noto Sans KR" w:eastAsia="Noto Sans KR" w:hAnsi="Noto Sans KR" w:hint="eastAsia"/>
-                      <w:sz w:val="28"/>
-                      <w:szCs w:val="28"/>
-                    </w:rPr>
-                    <w:t>11/24</w:t>
-                  </w:r>
-                </w:p>
-              </w:tc>
-              <w:tc>
-                <w:tcPr>
-                  <w:tcW w:w="6378" w:type="dxa"/>
-                </w:tcPr>
-                <w:p>
-                  <w:pPr>
-                    <w:spacing w:line="400" w:lineRule="exact"/>
-                    <w:jc w:val="both"/>
-                    <w:rPr>
-                      <w:rFonts w:ascii="Noto Sans KR" w:eastAsia="Noto Sans KR" w:hAnsi="Noto Sans KR"/>
-                      <w:sz w:val="24"/>
-                    </w:rPr>
-                  </w:pPr>
-                </w:p>
-              </w:tc>
-            </w:tr>
-            <w:tr>
-              <w:tc>
-                <w:tcPr>
-                  <w:tcW w:w="1306" w:type="dxa"/>
-                </w:tcPr>
-                <w:p>
-                  <w:pPr>
-                    <w:spacing w:line="400" w:lineRule="exact"/>
-                    <w:jc w:val="center"/>
-                    <w:rPr>
-                      <w:rFonts w:ascii="Noto Sans KR" w:eastAsia="Noto Sans KR" w:hAnsi="Noto Sans KR"/>
-                      <w:sz w:val="28"/>
-                      <w:szCs w:val="28"/>
-                    </w:rPr>
-                  </w:pPr>
-                  <w:r>
-                    <w:rPr>
-                      <w:rFonts w:ascii="Noto Sans KR" w:eastAsia="Noto Sans KR" w:hAnsi="Noto Sans KR" w:hint="eastAsia"/>
-                      <w:sz w:val="28"/>
-                      <w:szCs w:val="28"/>
-                    </w:rPr>
-                    <w:t>11/25</w:t>
-                  </w:r>
-                </w:p>
-              </w:tc>
-              <w:tc>
-                <w:tcPr>
-                  <w:tcW w:w="6378" w:type="dxa"/>
-                </w:tcPr>
-                <w:p>
-                  <w:pPr>
-                    <w:spacing w:line="400" w:lineRule="exact"/>
-                    <w:jc w:val="both"/>
-                    <w:rPr>
-                      <w:rFonts w:ascii="Noto Sans KR" w:eastAsia="Noto Sans KR" w:hAnsi="Noto Sans KR"/>
-                      <w:sz w:val="24"/>
-                    </w:rPr>
-                  </w:pPr>
-                  <w:proofErr w:type="spellStart"/>
-                  <w:proofErr w:type="gramStart"/>
-                  <w:r>
-                    <w:rPr>
-                      <w:rFonts w:ascii="Noto Sans KR" w:eastAsia="Noto Sans KR" w:hAnsi="Noto Sans KR"/>
-                      <w:sz w:val="24"/>
-                    </w:rPr>
-                    <w:t>ApplyObjectClassData</w:t>
-                  </w:r>
-                  <w:proofErr w:type="spellEnd"/>
-                  <w:r>
-                    <w:rPr>
-                      <w:rFonts w:ascii="Noto Sans KR" w:eastAsia="Noto Sans KR" w:hAnsi="Noto Sans KR"/>
-                      <w:sz w:val="24"/>
-                    </w:rPr>
-                    <w:t>(</w:t>
-                  </w:r>
-                  <w:proofErr w:type="gramEnd"/>
-                  <w:r>
-                    <w:rPr>
-                      <w:rFonts w:ascii="Noto Sans KR" w:eastAsia="Noto Sans KR" w:hAnsi="Noto Sans KR"/>
-                      <w:sz w:val="24"/>
-                    </w:rPr>
-                    <w:t>)</w:t>
-                  </w:r>
-                </w:p>
-              </w:tc>
-            </w:tr>
-            <w:tr>
-              <w:tc>
-                <w:tcPr>
-                  <w:tcW w:w="1306" w:type="dxa"/>
-                </w:tcPr>
-                <w:p>
-                  <w:pPr>
-                    <w:spacing w:line="400" w:lineRule="exact"/>
-                    <w:jc w:val="center"/>
-                    <w:rPr>
-                      <w:rFonts w:ascii="Noto Sans KR" w:eastAsia="Noto Sans KR" w:hAnsi="Noto Sans KR"/>
-                      <w:sz w:val="28"/>
-                      <w:szCs w:val="28"/>
-                    </w:rPr>
-                  </w:pPr>
-                  <w:r>
-                    <w:rPr>
-                      <w:rFonts w:ascii="Noto Sans KR" w:eastAsia="Noto Sans KR" w:hAnsi="Noto Sans KR" w:hint="eastAsia"/>
-                      <w:sz w:val="28"/>
-                      <w:szCs w:val="28"/>
-                    </w:rPr>
-                    <w:t>11/26</w:t>
-                  </w:r>
-                </w:p>
-              </w:tc>
-              <w:tc>
-                <w:tcPr>
-                  <w:tcW w:w="6378" w:type="dxa"/>
-                </w:tcPr>
-                <w:p>
-                  <w:pPr>
-                    <w:spacing w:line="400" w:lineRule="exact"/>
-                    <w:jc w:val="both"/>
-                    <w:rPr>
-                      <w:rFonts w:ascii="Noto Sans KR" w:eastAsia="Noto Sans KR" w:hAnsi="Noto Sans KR"/>
-                      <w:sz w:val="24"/>
-                    </w:rPr>
-                  </w:pPr>
-                </w:p>
-              </w:tc>
-            </w:tr>
-            <w:tr>
-              <w:tc>
-                <w:tcPr>
-                  <w:tcW w:w="1306" w:type="dxa"/>
-                </w:tcPr>
-                <w:p>
-                  <w:pPr>
-                    <w:spacing w:line="400" w:lineRule="exact"/>
-                    <w:jc w:val="center"/>
-                    <w:rPr>
-                      <w:rFonts w:ascii="Noto Sans KR" w:eastAsia="Noto Sans KR" w:hAnsi="Noto Sans KR"/>
-                      <w:sz w:val="28"/>
-                      <w:szCs w:val="28"/>
-                    </w:rPr>
-                  </w:pPr>
-                  <w:r>
-                    <w:rPr>
-                      <w:rFonts w:ascii="Noto Sans KR" w:eastAsia="Noto Sans KR" w:hAnsi="Noto Sans KR" w:hint="eastAsia"/>
-                      <w:sz w:val="28"/>
-                      <w:szCs w:val="28"/>
-                    </w:rPr>
-                    <w:t>11/27</w:t>
-                  </w:r>
-                </w:p>
-              </w:tc>
-              <w:tc>
-                <w:tcPr>
-                  <w:tcW w:w="6378" w:type="dxa"/>
-                </w:tcPr>
-                <w:p>
-                  <w:pPr>
-                    <w:spacing w:line="400" w:lineRule="exact"/>
-                    <w:jc w:val="both"/>
-                    <w:rPr>
-                      <w:rFonts w:ascii="Noto Sans KR" w:eastAsia="Noto Sans KR" w:hAnsi="Noto Sans KR"/>
-                      <w:sz w:val="24"/>
-                    </w:rPr>
-                  </w:pPr>
-                </w:p>
-              </w:tc>
-            </w:tr>
-            <w:tr>
-              <w:tc>
-                <w:tcPr>
-                  <w:tcW w:w="1306" w:type="dxa"/>
-                </w:tcPr>
-                <w:p>
-                  <w:pPr>
-                    <w:spacing w:line="400" w:lineRule="exact"/>
-                    <w:jc w:val="center"/>
-                    <w:rPr>
-                      <w:rFonts w:ascii="Noto Sans KR" w:eastAsia="Noto Sans KR" w:hAnsi="Noto Sans KR"/>
-                      <w:sz w:val="28"/>
-                      <w:szCs w:val="28"/>
-                    </w:rPr>
-                  </w:pPr>
-                  <w:r>
-                    <w:rPr>
-                      <w:rFonts w:ascii="Noto Sans KR" w:eastAsia="Noto Sans KR" w:hAnsi="Noto Sans KR" w:hint="eastAsia"/>
-                      <w:sz w:val="28"/>
-                      <w:szCs w:val="28"/>
-                    </w:rPr>
-                    <w:t>11/28</w:t>
-                  </w:r>
-                </w:p>
-              </w:tc>
-              <w:tc>
-                <w:tcPr>
-                  <w:tcW w:w="6378" w:type="dxa"/>
-                </w:tcPr>
-                <w:p>
-                  <w:pPr>
-                    <w:spacing w:line="400" w:lineRule="exact"/>
-                    <w:jc w:val="both"/>
-                    <w:rPr>
-                      <w:rFonts w:ascii="Noto Sans KR" w:eastAsia="Noto Sans KR" w:hAnsi="Noto Sans KR"/>
-                      <w:sz w:val="24"/>
-                    </w:rPr>
-                  </w:pPr>
-                </w:p>
-              </w:tc>
-            </w:tr>
-            <w:tr>
-              <w:tc>
-                <w:tcPr>
-                  <w:tcW w:w="1306" w:type="dxa"/>
-                </w:tcPr>
-                <w:p>
-                  <w:pPr>
-                    <w:spacing w:line="400" w:lineRule="exact"/>
-                    <w:jc w:val="center"/>
-                    <w:rPr>
-                      <w:rFonts w:ascii="Noto Sans KR" w:eastAsia="Noto Sans KR" w:hAnsi="Noto Sans KR"/>
-                      <w:sz w:val="28"/>
-                      <w:szCs w:val="28"/>
-                    </w:rPr>
-                  </w:pPr>
-                  <w:r>
-                    <w:rPr>
-                      <w:rFonts w:ascii="Noto Sans KR" w:eastAsia="Noto Sans KR" w:hAnsi="Noto Sans KR" w:hint="eastAsia"/>
-                      <w:sz w:val="28"/>
-                      <w:szCs w:val="28"/>
-                    </w:rPr>
-                    <w:t>11/29</w:t>
-                  </w:r>
-                </w:p>
-              </w:tc>
-              <w:tc>
-                <w:tcPr>
-                  <w:tcW w:w="6378" w:type="dxa"/>
-                </w:tcPr>
-                <w:p>
-                  <w:pPr>
-                    <w:spacing w:line="400" w:lineRule="exact"/>
-                    <w:jc w:val="both"/>
-                    <w:rPr>
-                      <w:rFonts w:ascii="Noto Sans KR" w:eastAsia="Noto Sans KR" w:hAnsi="Noto Sans KR"/>
-                      <w:sz w:val="24"/>
-                    </w:rPr>
-                  </w:pPr>
-                  <w:proofErr w:type="spellStart"/>
-                  <w:proofErr w:type="gramStart"/>
-                  <w:r>
-                    <w:rPr>
-                      <w:rFonts w:ascii="Noto Sans KR" w:eastAsia="Noto Sans KR" w:hAnsi="Noto Sans KR"/>
-                      <w:sz w:val="24"/>
-                    </w:rPr>
-                    <w:t>SendFullClassDataLoop</w:t>
-                  </w:r>
-                  <w:proofErr w:type="spellEnd"/>
-                  <w:r>
-                    <w:rPr>
-                      <w:rFonts w:ascii="Noto Sans KR" w:eastAsia="Noto Sans KR" w:hAnsi="Noto Sans KR"/>
-                      <w:sz w:val="24"/>
-                    </w:rPr>
-                    <w:t>(</w:t>
-                  </w:r>
-                  <w:proofErr w:type="gramEnd"/>
-                  <w:r>
-                    <w:rPr>
-                      <w:rFonts w:ascii="Noto Sans KR" w:eastAsia="Noto Sans KR" w:hAnsi="Noto Sans KR"/>
-                      <w:sz w:val="24"/>
-                    </w:rPr>
-                    <w:t>)</w:t>
-                  </w:r>
-                </w:p>
-              </w:tc>
-            </w:tr>
-            <w:tr>
-              <w:tc>
-                <w:tcPr>
-                  <w:tcW w:w="1306" w:type="dxa"/>
-                </w:tcPr>
-                <w:p>
-                  <w:pPr>
-                    <w:spacing w:line="400" w:lineRule="exact"/>
-                    <w:jc w:val="center"/>
-                    <w:rPr>
-                      <w:rFonts w:ascii="Noto Sans KR" w:eastAsia="Noto Sans KR" w:hAnsi="Noto Sans KR"/>
-                      <w:sz w:val="28"/>
-                      <w:szCs w:val="28"/>
-                    </w:rPr>
-                  </w:pPr>
-                  <w:r>
-                    <w:rPr>
-                      <w:rFonts w:ascii="Noto Sans KR" w:eastAsia="Noto Sans KR" w:hAnsi="Noto Sans KR" w:hint="eastAsia"/>
-                      <w:sz w:val="28"/>
-                      <w:szCs w:val="28"/>
-                    </w:rPr>
-                    <w:t>11/30</w:t>
-                  </w:r>
-                </w:p>
-              </w:tc>
-              <w:tc>
-                <w:tcPr>
-                  <w:tcW w:w="6378" w:type="dxa"/>
-                </w:tcPr>
-                <w:p>
-                  <w:pPr>
-                    <w:spacing w:line="400" w:lineRule="exact"/>
-                    <w:jc w:val="both"/>
-                    <w:rPr>
-                      <w:rFonts w:ascii="Noto Sans KR" w:eastAsia="Noto Sans KR" w:hAnsi="Noto Sans KR"/>
-                      <w:sz w:val="24"/>
-                    </w:rPr>
-                  </w:pPr>
-                  <w:proofErr w:type="spellStart"/>
-                  <w:proofErr w:type="gramStart"/>
-                  <w:r>
-                    <w:rPr>
-                      <w:rFonts w:ascii="Noto Sans KR" w:eastAsia="Noto Sans KR" w:hAnsi="Noto Sans KR"/>
-                      <w:sz w:val="24"/>
-                    </w:rPr>
-                    <w:t>GetAllObjectClassData</w:t>
-                  </w:r>
-                  <w:proofErr w:type="spellEnd"/>
-                  <w:r>
-                    <w:rPr>
-                      <w:rFonts w:ascii="Noto Sans KR" w:eastAsia="Noto Sans KR" w:hAnsi="Noto Sans KR"/>
-                      <w:sz w:val="24"/>
-                    </w:rPr>
-                    <w:t>(</w:t>
-                  </w:r>
-                  <w:proofErr w:type="gramEnd"/>
-                  <w:r>
-                    <w:rPr>
-                      <w:rFonts w:ascii="Noto Sans KR" w:eastAsia="Noto Sans KR" w:hAnsi="Noto Sans KR"/>
-                      <w:sz w:val="24"/>
-                    </w:rPr>
-                    <w:t>)</w:t>
-                  </w:r>
-                </w:p>
-              </w:tc>
-            </w:tr>
-            <w:tr>
-              <w:tc>
-                <w:tcPr>
-                  <w:tcW w:w="1306" w:type="dxa"/>
-                </w:tcPr>
-                <w:p>
-                  <w:pPr>
-                    <w:spacing w:line="400" w:lineRule="exact"/>
-                    <w:jc w:val="center"/>
-                    <w:rPr>
-                      <w:rFonts w:ascii="Noto Sans KR" w:eastAsia="Noto Sans KR" w:hAnsi="Noto Sans KR"/>
-                      <w:sz w:val="28"/>
-                      <w:szCs w:val="28"/>
-                    </w:rPr>
-                  </w:pPr>
-                  <w:r>
-                    <w:rPr>
-                      <w:rFonts w:ascii="Noto Sans KR" w:eastAsia="Noto Sans KR" w:hAnsi="Noto Sans KR" w:hint="eastAsia"/>
-                      <w:sz w:val="28"/>
-                      <w:szCs w:val="28"/>
-                    </w:rPr>
-                    <w:t>12/1</w:t>
-                  </w:r>
-                </w:p>
-              </w:tc>
-              <w:tc>
-                <w:tcPr>
-                  <w:tcW w:w="6378" w:type="dxa"/>
-                </w:tcPr>
-                <w:p>
-                  <w:pPr>
-                    <w:spacing w:line="400" w:lineRule="exact"/>
-                    <w:jc w:val="both"/>
-                    <w:rPr>
-                      <w:rFonts w:ascii="Noto Sans KR" w:eastAsia="Noto Sans KR" w:hAnsi="Noto Sans KR"/>
-                      <w:sz w:val="24"/>
-                    </w:rPr>
-                  </w:pPr>
-                </w:p>
-              </w:tc>
-            </w:tr>
-            <w:tr>
-              <w:tc>
-                <w:tcPr>
-                  <w:tcW w:w="1306" w:type="dxa"/>
-                </w:tcPr>
-                <w:p>
-                  <w:pPr>
-                    <w:spacing w:line="400" w:lineRule="exact"/>
-                    <w:jc w:val="center"/>
-                    <w:rPr>
-                      <w:rFonts w:ascii="Noto Sans KR" w:eastAsia="Noto Sans KR" w:hAnsi="Noto Sans KR"/>
-                      <w:sz w:val="28"/>
-                      <w:szCs w:val="28"/>
-                    </w:rPr>
-                  </w:pPr>
-                  <w:r>
-                    <w:rPr>
-                      <w:rFonts w:ascii="Noto Sans KR" w:eastAsia="Noto Sans KR" w:hAnsi="Noto Sans KR" w:hint="eastAsia"/>
-                      <w:sz w:val="28"/>
-                      <w:szCs w:val="28"/>
-                    </w:rPr>
-                    <w:t>12/2</w:t>
-                  </w:r>
-                </w:p>
-              </w:tc>
-              <w:tc>
-                <w:tcPr>
-                  <w:tcW w:w="6378" w:type="dxa"/>
-                </w:tcPr>
-                <w:p>
-                  <w:pPr>
-                    <w:spacing w:line="400" w:lineRule="exact"/>
-                    <w:jc w:val="both"/>
-                    <w:rPr>
-                      <w:rFonts w:ascii="Noto Sans KR" w:eastAsia="Noto Sans KR" w:hAnsi="Noto Sans KR"/>
-                      <w:sz w:val="24"/>
-                    </w:rPr>
-                  </w:pPr>
-                </w:p>
-              </w:tc>
-            </w:tr>
-            <w:tr>
-              <w:tc>
-                <w:tcPr>
-                  <w:tcW w:w="1306" w:type="dxa"/>
-                </w:tcPr>
-                <w:p>
-                  <w:pPr>
-                    <w:spacing w:line="400" w:lineRule="exact"/>
-                    <w:jc w:val="center"/>
-                    <w:rPr>
-                      <w:rFonts w:ascii="Noto Sans KR" w:eastAsia="Noto Sans KR" w:hAnsi="Noto Sans KR"/>
-                      <w:sz w:val="28"/>
-                      <w:szCs w:val="28"/>
-                    </w:rPr>
-                  </w:pPr>
-                  <w:r>
-                    <w:rPr>
-                      <w:rFonts w:ascii="Noto Sans KR" w:eastAsia="Noto Sans KR" w:hAnsi="Noto Sans KR" w:hint="eastAsia"/>
-                      <w:sz w:val="28"/>
-                      <w:szCs w:val="28"/>
-                    </w:rPr>
-                    <w:t>12/3</w:t>
-                  </w:r>
-                </w:p>
-              </w:tc>
-              <w:tc>
-                <w:tcPr>
-                  <w:tcW w:w="6378" w:type="dxa"/>
-                </w:tcPr>
-                <w:p>
-                  <w:pPr>
-                    <w:spacing w:line="400" w:lineRule="exact"/>
-                    <w:jc w:val="both"/>
-                    <w:rPr>
-                      <w:rFonts w:ascii="Noto Sans KR" w:eastAsia="Noto Sans KR" w:hAnsi="Noto Sans KR"/>
-                      <w:sz w:val="24"/>
-                    </w:rPr>
-                  </w:pPr>
-                  <w:proofErr w:type="spellStart"/>
-                  <w:proofErr w:type="gramStart"/>
-                  <w:r>
-                    <w:rPr>
-                      <w:rFonts w:ascii="Noto Sans KR" w:eastAsia="Noto Sans KR" w:hAnsi="Noto Sans KR"/>
-                      <w:sz w:val="24"/>
-                    </w:rPr>
-                    <w:t>ClearChangedVectors</w:t>
-                  </w:r>
-                  <w:proofErr w:type="spellEnd"/>
-                  <w:r>
-                    <w:rPr>
-                      <w:rFonts w:ascii="Noto Sans KR" w:eastAsia="Noto Sans KR" w:hAnsi="Noto Sans KR"/>
-                      <w:sz w:val="24"/>
-                    </w:rPr>
-                    <w:t>(</w:t>
-                  </w:r>
-                  <w:proofErr w:type="gramEnd"/>
-                  <w:r>
-                    <w:rPr>
-                      <w:rFonts w:ascii="Noto Sans KR" w:eastAsia="Noto Sans KR" w:hAnsi="Noto Sans KR"/>
-                      <w:sz w:val="24"/>
-                    </w:rPr>
-                    <w:t>)</w:t>
-                  </w:r>
-                </w:p>
-              </w:tc>
-            </w:tr>
-            <w:tr>
-              <w:tc>
-                <w:tcPr>
-                  <w:tcW w:w="1306" w:type="dxa"/>
-                </w:tcPr>
-                <w:p>
-                  <w:pPr>
-                    <w:spacing w:line="400" w:lineRule="exact"/>
-                    <w:jc w:val="center"/>
-                    <w:rPr>
-                      <w:rFonts w:ascii="Noto Sans KR" w:eastAsia="Noto Sans KR" w:hAnsi="Noto Sans KR"/>
-                      <w:sz w:val="28"/>
-                      <w:szCs w:val="28"/>
-                    </w:rPr>
-                  </w:pPr>
-                  <w:r>
-                    <w:rPr>
-                      <w:rFonts w:ascii="Noto Sans KR" w:eastAsia="Noto Sans KR" w:hAnsi="Noto Sans KR" w:hint="eastAsia"/>
-                      <w:sz w:val="28"/>
-                      <w:szCs w:val="28"/>
-                    </w:rPr>
-                    <w:t>12/4</w:t>
-                  </w:r>
-                </w:p>
-              </w:tc>
-              <w:tc>
-                <w:tcPr>
-                  <w:tcW w:w="6378" w:type="dxa"/>
-                </w:tcPr>
-                <w:p>
-                  <w:pPr>
-                    <w:spacing w:line="400" w:lineRule="exact"/>
-                    <w:jc w:val="both"/>
-                    <w:rPr>
-                      <w:rFonts w:ascii="Noto Sans KR" w:eastAsia="Noto Sans KR" w:hAnsi="Noto Sans KR"/>
-                      <w:sz w:val="24"/>
-                    </w:rPr>
-                  </w:pPr>
-                </w:p>
-              </w:tc>
-            </w:tr>
-            <w:tr>
-              <w:tc>
-                <w:tcPr>
-                  <w:tcW w:w="1306" w:type="dxa"/>
-                </w:tcPr>
-                <w:p>
-                  <w:pPr>
-                    <w:spacing w:line="400" w:lineRule="exact"/>
-                    <w:jc w:val="center"/>
-                    <w:rPr>
-                      <w:rFonts w:ascii="Noto Sans KR" w:eastAsia="Noto Sans KR" w:hAnsi="Noto Sans KR"/>
-                      <w:sz w:val="28"/>
-                      <w:szCs w:val="28"/>
-                    </w:rPr>
-                  </w:pPr>
-                  <w:r>
-                    <w:rPr>
-                      <w:rFonts w:ascii="Noto Sans KR" w:eastAsia="Noto Sans KR" w:hAnsi="Noto Sans KR" w:hint="eastAsia"/>
-                      <w:sz w:val="28"/>
-                      <w:szCs w:val="28"/>
-                    </w:rPr>
-                    <w:t>12/5</w:t>
-                  </w:r>
-                </w:p>
-              </w:tc>
-              <w:tc>
-                <w:tcPr>
-                  <w:tcW w:w="6378" w:type="dxa"/>
-                </w:tcPr>
-                <w:p>
-                  <w:pPr>
-                    <w:spacing w:line="400" w:lineRule="exact"/>
-                    <w:jc w:val="both"/>
-                    <w:rPr>
-                      <w:rFonts w:ascii="Noto Sans KR" w:eastAsia="Noto Sans KR" w:hAnsi="Noto Sans KR"/>
-                      <w:sz w:val="24"/>
-                    </w:rPr>
-                  </w:pPr>
                 </w:p>
               </w:tc>
             </w:tr>
